--- a/zht/docx/138.content.docx
+++ b/zht/docx/138.content.docx
@@ -19,7 +19,7 @@
         <w:rPr>
           <w:lang w:val="zh_TW" w:bidi="zh_TW"/>
         </w:rPr>
-        <w:t>Resource: 聖經詞典 (Tyndale)</w:t>
+        <w:t>Resource: Tyndale Open Bible Dictionary</w:t>
       </w:r>
       <w:r>
         <w:rPr>
@@ -112,7 +112,7 @@
         <w:rPr>
           <w:lang w:val="zh_TW" w:bidi="zh_TW"/>
         </w:rPr>
-        <w:t>聖經詞典 (Tyndale)</w:t>
+        <w:t>Tyndale Open Bible Dictionary</w:t>
       </w:r>
     </w:p>
     <w:p>
@@ -149,7 +149,7 @@
         <w:rPr>
           <w:lang w:val="zh_TW" w:bidi="zh_TW"/>
         </w:rPr>
-        <w:t>tuo</w:t>
+        <w:t>tian</w:t>
       </w:r>
       <w:r>
         <w:rPr>
@@ -212,7 +212,7 @@
         <w:rPr>
           <w:lang w:val="zh_TW" w:bidi="zh_TW"/>
         </w:rPr>
-        <w:t>陀斐特</w:t>
+        <w:t>天</w:t>
       </w:r>
       <w:r>
         <w:rPr>
@@ -231,7 +231,57 @@
         <w:rPr>
           <w:lang w:val="zh_TW" w:bidi="zh_TW"/>
         </w:rPr>
-        <w:t>欣嫩谷中的一處地方。欣嫩山谷位於耶路撒冷外，是以色列人向摩洛以人獻祭，褻瀆耶和華的地方。作為宗教改革的一部分，約西亞污穢了陀斐特並拆毀了祭壇（</w:t>
+        <w:t>在聖經中，天可以有兩種不同的意思。第一，它可以指我們頭上的天空，那裡有雲彩、飛鳥和星辰。第二，它可以指神特別的居所（神所居住的屬靈之處）。</w:t>
+      </w:r>
+    </w:p>
+    <w:p>
+      <w:pPr/>
+      <w:r>
+        <w:rPr>
+          <w:lang w:val="zh_TW" w:bidi="zh_TW"/>
+        </w:rPr>
+      </w:r>
+      <w:r>
+        <w:rPr>
+          <w:lang w:val="zh_TW" w:bidi="zh_TW"/>
+        </w:rPr>
+        <w:t>原本用來描述「天」的希伯來文詞語頗有意思，因為它是雙數形式，似乎暗示有兩個天的存在。有些學者認為，這正好對應我們剛提到的兩種不同意思，就是物質的天（天空）和屬靈的天（神所在之處）。然而，也有學者認為，這種雙數形式只是古老的表達方式，用來表示不止一樣東西而已。</w:t>
+      </w:r>
+    </w:p>
+    <w:p>
+      <w:pPr>
+        <w:pStyle w:val="Heading3"/>
+      </w:pPr>
+      <w:r>
+        <w:rPr>
+          <w:lang w:val="zh_TW" w:bidi="zh_TW"/>
+        </w:rPr>
+        <w:t>舊約聖經中的天</w:t>
+      </w:r>
+    </w:p>
+    <w:p>
+      <w:pPr>
+        <w:pStyle w:val="Heading4"/>
+      </w:pPr>
+      <w:r>
+        <w:rPr>
+          <w:lang w:val="zh_TW" w:bidi="zh_TW"/>
+        </w:rPr>
+        <w:t>天空與天氣</w:t>
+      </w:r>
+    </w:p>
+    <w:p>
+      <w:pPr/>
+      <w:r>
+        <w:rPr>
+          <w:lang w:val="zh_TW" w:bidi="zh_TW"/>
+        </w:rPr>
+      </w:r>
+      <w:r>
+        <w:rPr>
+          <w:lang w:val="zh_TW" w:bidi="zh_TW"/>
+        </w:rPr>
+        <w:t>舊約聖經的作者將物理上的天（天空）視為「穹蒼」，像拱形般覆蓋在地之上，由根基和柱子支撐（</w:t>
       </w:r>
       <w:hyperlink r:id="rId13">
         <w:r>
@@ -242,14 +292,14 @@
             <w:color w:val="0000EE"/>
             <w:u w:val="single"/>
           </w:rPr>
-          <w:t>列王紀下23:10</w:t>
-        </w:r>
-      </w:hyperlink>
-      <w:r>
-        <w:rPr>
-          <w:lang w:val="zh_TW" w:bidi="zh_TW"/>
-        </w:rPr>
-        <w:t>）。這些改革推翻了他祖父瑪拿西先前所推行的習俗。在約西亞的時代，先知耶利米也曾指出並譴責這些做法的死灰復燃（</w:t>
+          <w:t>撒下22:8</w:t>
+        </w:r>
+      </w:hyperlink>
+      <w:r>
+        <w:rPr>
+          <w:lang w:val="zh_TW" w:bidi="zh_TW"/>
+        </w:rPr>
+        <w:t>）。雨水是從天上的門降下來的（</w:t>
       </w:r>
       <w:hyperlink r:id="rId14">
         <w:r>
@@ -260,7 +310,7 @@
             <w:color w:val="0000EE"/>
             <w:u w:val="single"/>
           </w:rPr>
-          <w:t>耶利米書7:31–32</w:t>
+          <w:t>詩78:23</w:t>
         </w:r>
       </w:hyperlink>
       <w:r>
@@ -277,12 +327,6 @@
           <w:lang w:val="zh_TW" w:bidi="zh_TW"/>
         </w:rPr>
       </w:r>
-      <w:r>
-        <w:rPr>
-          <w:lang w:val="zh_TW" w:bidi="zh_TW"/>
-        </w:rPr>
-        <w:t>耶利米預言這個谷將被重新命名為「屠殺谷」，因為這裡將成為巴比倫人在圍攻耶路撒冷期間擊潰猶大的地點。耶利米在陶匠的比喻中重複了這個預言，強調耶路撒冷將被徹底摧毀，以至於它會像陀斐特（</w:t>
-      </w:r>
       <w:hyperlink r:id="rId15">
         <w:r>
           <w:rPr>
@@ -292,14 +336,14 @@
             <w:color w:val="0000EE"/>
             <w:u w:val="single"/>
           </w:rPr>
-          <w:t>19:12</w:t>
-        </w:r>
-      </w:hyperlink>
-      <w:r>
-        <w:rPr>
-          <w:lang w:val="zh_TW" w:bidi="zh_TW"/>
-        </w:rPr>
-        <w:t>）一樣。那時，陀斐特顯然已經成為城市裡的垃圾場，破碎的陶器被丟棄在那裡，無法在任何城市的墓地進行的安葬，也會在那裡進行（第</w:t>
+          <w:t>詩篇八篇</w:t>
+        </w:r>
+      </w:hyperlink>
+      <w:r>
+        <w:rPr>
+          <w:lang w:val="zh_TW" w:bidi="zh_TW"/>
+        </w:rPr>
+        <w:t>和</w:t>
       </w:r>
       <w:hyperlink r:id="rId16">
         <w:r>
@@ -310,14 +354,266 @@
             <w:color w:val="0000EE"/>
             <w:u w:val="single"/>
           </w:rPr>
-          <w:t>11</w:t>
-        </w:r>
-      </w:hyperlink>
-      <w:r>
-        <w:rPr>
-          <w:lang w:val="zh_TW" w:bidi="zh_TW"/>
-        </w:rPr>
-        <w:t>節）。</w:t>
+          <w:t>十九篇1至6節</w:t>
+        </w:r>
+      </w:hyperlink>
+      <w:r>
+        <w:rPr>
+          <w:lang w:val="zh_TW" w:bidi="zh_TW"/>
+        </w:rPr>
+        <w:t>都有描述天。舊約聖經將天描述為以下自然現象的所在：</w:t>
+      </w:r>
+    </w:p>
+    <w:p>
+      <w:pPr>
+        <w:pStyle w:val="ListBullet"/>
+        <w:spacing w:line="240" w:lineRule="auto"/>
+        <w:ind w:left="720"/>
+      </w:pPr>
+      <w:r>
+        <w:rPr>
+          <w:lang w:val="zh_TW" w:bidi="zh_TW"/>
+        </w:rPr>
+      </w:r>
+      <w:r>
+        <w:rPr>
+          <w:lang w:val="zh_TW" w:bidi="zh_TW"/>
+        </w:rPr>
+        <w:t>雲（</w:t>
+      </w:r>
+      <w:hyperlink r:id="rId17">
+        <w:r>
+          <w:rPr>
+            <w:lang w:val="zh_TW" w:bidi="zh_TW"/>
+          </w:rPr>
+          <w:rPr>
+            <w:color w:val="0000EE"/>
+            <w:u w:val="single"/>
+          </w:rPr>
+          <w:t>詩147:8</w:t>
+        </w:r>
+      </w:hyperlink>
+      <w:r>
+        <w:rPr>
+          <w:lang w:val="zh_TW" w:bidi="zh_TW"/>
+        </w:rPr>
+        <w:t>）</w:t>
+      </w:r>
+    </w:p>
+    <w:p>
+      <w:pPr>
+        <w:pStyle w:val="ListBullet"/>
+        <w:spacing w:line="240" w:lineRule="auto"/>
+        <w:ind w:left="720"/>
+      </w:pPr>
+      <w:r>
+        <w:rPr>
+          <w:lang w:val="zh_TW" w:bidi="zh_TW"/>
+        </w:rPr>
+      </w:r>
+      <w:r>
+        <w:rPr>
+          <w:lang w:val="zh_TW" w:bidi="zh_TW"/>
+        </w:rPr>
+        <w:t>風（</w:t>
+      </w:r>
+      <w:hyperlink r:id="rId18">
+        <w:r>
+          <w:rPr>
+            <w:lang w:val="zh_TW" w:bidi="zh_TW"/>
+          </w:rPr>
+          <w:rPr>
+            <w:color w:val="0000EE"/>
+            <w:u w:val="single"/>
+          </w:rPr>
+          <w:t>亞2:6</w:t>
+        </w:r>
+      </w:hyperlink>
+      <w:r>
+        <w:rPr>
+          <w:lang w:val="zh_TW" w:bidi="zh_TW"/>
+        </w:rPr>
+        <w:t>，譯註：和合本譯為四方）</w:t>
+      </w:r>
+    </w:p>
+    <w:p>
+      <w:pPr>
+        <w:pStyle w:val="ListBullet"/>
+        <w:spacing w:line="240" w:lineRule="auto"/>
+        <w:ind w:left="720"/>
+      </w:pPr>
+      <w:r>
+        <w:rPr>
+          <w:lang w:val="zh_TW" w:bidi="zh_TW"/>
+        </w:rPr>
+      </w:r>
+      <w:r>
+        <w:rPr>
+          <w:lang w:val="zh_TW" w:bidi="zh_TW"/>
+        </w:rPr>
+        <w:t>雨水（</w:t>
+      </w:r>
+      <w:hyperlink r:id="rId19">
+        <w:r>
+          <w:rPr>
+            <w:lang w:val="zh_TW" w:bidi="zh_TW"/>
+          </w:rPr>
+          <w:rPr>
+            <w:color w:val="0000EE"/>
+            <w:u w:val="single"/>
+          </w:rPr>
+          <w:t>申11:11</w:t>
+        </w:r>
+      </w:hyperlink>
+      <w:r>
+        <w:rPr>
+          <w:lang w:val="zh_TW" w:bidi="zh_TW"/>
+        </w:rPr>
+        <w:t>）</w:t>
+      </w:r>
+    </w:p>
+    <w:p>
+      <w:pPr>
+        <w:pStyle w:val="ListBullet"/>
+        <w:spacing w:line="240" w:lineRule="auto"/>
+        <w:ind w:left="720"/>
+      </w:pPr>
+      <w:r>
+        <w:rPr>
+          <w:lang w:val="zh_TW" w:bidi="zh_TW"/>
+        </w:rPr>
+      </w:r>
+      <w:r>
+        <w:rPr>
+          <w:lang w:val="zh_TW" w:bidi="zh_TW"/>
+        </w:rPr>
+        <w:t>雷（</w:t>
+      </w:r>
+      <w:hyperlink r:id="rId20">
+        <w:r>
+          <w:rPr>
+            <w:lang w:val="zh_TW" w:bidi="zh_TW"/>
+          </w:rPr>
+          <w:rPr>
+            <w:color w:val="0000EE"/>
+            <w:u w:val="single"/>
+          </w:rPr>
+          <w:t>撒上2:10</w:t>
+        </w:r>
+      </w:hyperlink>
+      <w:r>
+        <w:rPr>
+          <w:lang w:val="zh_TW" w:bidi="zh_TW"/>
+        </w:rPr>
+        <w:t>）</w:t>
+      </w:r>
+    </w:p>
+    <w:p>
+      <w:pPr>
+        <w:pStyle w:val="ListBullet"/>
+        <w:spacing w:line="240" w:lineRule="auto"/>
+        <w:ind w:left="720"/>
+      </w:pPr>
+      <w:r>
+        <w:rPr>
+          <w:lang w:val="zh_TW" w:bidi="zh_TW"/>
+        </w:rPr>
+      </w:r>
+      <w:r>
+        <w:rPr>
+          <w:lang w:val="zh_TW" w:bidi="zh_TW"/>
+        </w:rPr>
+        <w:t>甘露（</w:t>
+      </w:r>
+      <w:hyperlink r:id="rId21">
+        <w:r>
+          <w:rPr>
+            <w:lang w:val="zh_TW" w:bidi="zh_TW"/>
+          </w:rPr>
+          <w:rPr>
+            <w:color w:val="0000EE"/>
+            <w:u w:val="single"/>
+          </w:rPr>
+          <w:t>申33:13</w:t>
+        </w:r>
+      </w:hyperlink>
+      <w:r>
+        <w:rPr>
+          <w:lang w:val="zh_TW" w:bidi="zh_TW"/>
+        </w:rPr>
+        <w:t>）</w:t>
+      </w:r>
+    </w:p>
+    <w:p>
+      <w:pPr>
+        <w:pStyle w:val="ListBullet"/>
+        <w:spacing w:line="240" w:lineRule="auto"/>
+        <w:ind w:left="720"/>
+      </w:pPr>
+      <w:r>
+        <w:rPr>
+          <w:lang w:val="zh_TW" w:bidi="zh_TW"/>
+        </w:rPr>
+      </w:r>
+      <w:r>
+        <w:rPr>
+          <w:lang w:val="zh_TW" w:bidi="zh_TW"/>
+        </w:rPr>
+        <w:t>霜（</w:t>
+      </w:r>
+      <w:hyperlink r:id="rId22">
+        <w:r>
+          <w:rPr>
+            <w:lang w:val="zh_TW" w:bidi="zh_TW"/>
+          </w:rPr>
+          <w:rPr>
+            <w:color w:val="0000EE"/>
+            <w:u w:val="single"/>
+          </w:rPr>
+          <w:t>伯38:29</w:t>
+        </w:r>
+      </w:hyperlink>
+      <w:r>
+        <w:rPr>
+          <w:lang w:val="zh_TW" w:bidi="zh_TW"/>
+        </w:rPr>
+        <w:t>）</w:t>
+      </w:r>
+    </w:p>
+    <w:p>
+      <w:pPr>
+        <w:pStyle w:val="ListBullet"/>
+        <w:spacing w:line="240" w:lineRule="auto"/>
+        <w:ind w:left="720"/>
+      </w:pPr>
+      <w:r>
+        <w:rPr>
+          <w:lang w:val="zh_TW" w:bidi="zh_TW"/>
+        </w:rPr>
+      </w:r>
+      <w:r>
+        <w:rPr>
+          <w:lang w:val="zh_TW" w:bidi="zh_TW"/>
+        </w:rPr>
+        <w:t>飛鳥（</w:t>
+      </w:r>
+      <w:hyperlink r:id="rId23">
+        <w:r>
+          <w:rPr>
+            <w:lang w:val="zh_TW" w:bidi="zh_TW"/>
+          </w:rPr>
+          <w:rPr>
+            <w:color w:val="0000EE"/>
+            <w:u w:val="single"/>
+          </w:rPr>
+          <w:t>創1:26、30</w:t>
+        </w:r>
+      </w:hyperlink>
+      <w:r>
+        <w:rPr>
+          <w:lang w:val="zh_TW" w:bidi="zh_TW"/>
+        </w:rPr>
+        <w:t>）</w:t>
       </w:r>
     </w:p>
     <w:p>
@@ -331,18 +627,408 @@
         <w:rPr>
           <w:lang w:val="zh_TW" w:bidi="zh_TW"/>
         </w:rPr>
-        <w:t>雖然陀斐特在新約聖經中沒有被提及，但它與磯漢拿（Gehenna ，「欣嫩谷」的亞蘭文形式）有關。磯漢拿指的是毀滅之地，通常在新約聖經中被翻譯為「地獄」（</w:t>
-      </w:r>
-      <w:hyperlink r:id="rId17">
-        <w:r>
-          <w:rPr>
-            <w:lang w:val="zh_TW" w:bidi="zh_TW"/>
-          </w:rPr>
-          <w:rPr>
-            <w:color w:val="0000EE"/>
-            <w:u w:val="single"/>
-          </w:rPr>
-          <w:t>馬太福音5:22、29–30</w:t>
+        <w:t>天也是毀滅性力量的來源：</w:t>
+      </w:r>
+    </w:p>
+    <w:p>
+      <w:pPr>
+        <w:pStyle w:val="ListBullet"/>
+        <w:spacing w:line="240" w:lineRule="auto"/>
+        <w:ind w:left="720"/>
+      </w:pPr>
+      <w:r>
+        <w:rPr>
+          <w:lang w:val="zh_TW" w:bidi="zh_TW"/>
+        </w:rPr>
+      </w:r>
+      <w:r>
+        <w:rPr>
+          <w:lang w:val="zh_TW" w:bidi="zh_TW"/>
+        </w:rPr>
+        <w:t>冰雹（</w:t>
+      </w:r>
+      <w:hyperlink r:id="rId24">
+        <w:r>
+          <w:rPr>
+            <w:lang w:val="zh_TW" w:bidi="zh_TW"/>
+          </w:rPr>
+          <w:rPr>
+            <w:color w:val="0000EE"/>
+            <w:u w:val="single"/>
+          </w:rPr>
+          <w:t>書10:11</w:t>
+        </w:r>
+      </w:hyperlink>
+      <w:r>
+        <w:rPr>
+          <w:lang w:val="zh_TW" w:bidi="zh_TW"/>
+        </w:rPr>
+        <w:t>）</w:t>
+      </w:r>
+    </w:p>
+    <w:p>
+      <w:pPr>
+        <w:pStyle w:val="ListBullet"/>
+        <w:spacing w:line="240" w:lineRule="auto"/>
+        <w:ind w:left="720"/>
+      </w:pPr>
+      <w:r>
+        <w:rPr>
+          <w:lang w:val="zh_TW" w:bidi="zh_TW"/>
+        </w:rPr>
+      </w:r>
+      <w:r>
+        <w:rPr>
+          <w:lang w:val="zh_TW" w:bidi="zh_TW"/>
+        </w:rPr>
+        <w:t>火與硫磺（</w:t>
+      </w:r>
+      <w:hyperlink r:id="rId25">
+        <w:r>
+          <w:rPr>
+            <w:lang w:val="zh_TW" w:bidi="zh_TW"/>
+          </w:rPr>
+          <w:rPr>
+            <w:color w:val="0000EE"/>
+            <w:u w:val="single"/>
+          </w:rPr>
+          <w:t>創19:24</w:t>
+        </w:r>
+      </w:hyperlink>
+      <w:r>
+        <w:rPr>
+          <w:lang w:val="zh_TW" w:bidi="zh_TW"/>
+        </w:rPr>
+        <w:t>）。</w:t>
+      </w:r>
+    </w:p>
+    <w:p>
+      <w:pPr/>
+      <w:r>
+        <w:rPr>
+          <w:lang w:val="zh_TW" w:bidi="zh_TW"/>
+        </w:rPr>
+      </w:r>
+      <w:r>
+        <w:rPr>
+          <w:lang w:val="zh_TW" w:bidi="zh_TW"/>
+        </w:rPr>
+        <w:t>新約聖經延續了這種描寫，把天空看作天氣發生之處，有雲彩與風暴（</w:t>
+      </w:r>
+      <w:hyperlink r:id="rId26">
+        <w:r>
+          <w:rPr>
+            <w:lang w:val="zh_TW" w:bidi="zh_TW"/>
+          </w:rPr>
+          <w:rPr>
+            <w:color w:val="0000EE"/>
+            <w:u w:val="single"/>
+          </w:rPr>
+          <w:t>太16:2</w:t>
+        </w:r>
+      </w:hyperlink>
+      <w:r>
+        <w:rPr>
+          <w:lang w:val="zh_TW" w:bidi="zh_TW"/>
+        </w:rPr>
+        <w:t>；</w:t>
+      </w:r>
+      <w:hyperlink r:id="rId27">
+        <w:r>
+          <w:rPr>
+            <w:lang w:val="zh_TW" w:bidi="zh_TW"/>
+          </w:rPr>
+          <w:rPr>
+            <w:color w:val="0000EE"/>
+            <w:u w:val="single"/>
+          </w:rPr>
+          <w:t>路4:25</w:t>
+        </w:r>
+      </w:hyperlink>
+      <w:r>
+        <w:rPr>
+          <w:lang w:val="zh_TW" w:bidi="zh_TW"/>
+        </w:rPr>
+        <w:t>）。天空同時也是飛鳥飛翔的地方（</w:t>
+      </w:r>
+      <w:hyperlink r:id="rId28">
+        <w:r>
+          <w:rPr>
+            <w:lang w:val="zh_TW" w:bidi="zh_TW"/>
+          </w:rPr>
+          <w:rPr>
+            <w:color w:val="0000EE"/>
+            <w:u w:val="single"/>
+          </w:rPr>
+          <w:t>路9:58</w:t>
+        </w:r>
+      </w:hyperlink>
+      <w:r>
+        <w:rPr>
+          <w:lang w:val="zh_TW" w:bidi="zh_TW"/>
+        </w:rPr>
+        <w:t>）。</w:t>
+      </w:r>
+    </w:p>
+    <w:p>
+      <w:pPr>
+        <w:pStyle w:val="Heading4"/>
+      </w:pPr>
+      <w:r>
+        <w:rPr>
+          <w:lang w:val="zh_TW" w:bidi="zh_TW"/>
+        </w:rPr>
+        <w:t>太空與天體</w:t>
+      </w:r>
+    </w:p>
+    <w:p>
+      <w:pPr/>
+      <w:r>
+        <w:rPr>
+          <w:lang w:val="zh_TW" w:bidi="zh_TW"/>
+        </w:rPr>
+      </w:r>
+      <w:r>
+        <w:rPr>
+          <w:lang w:val="zh_TW" w:bidi="zh_TW"/>
+        </w:rPr>
+        <w:t>以色列人對天的理解還包括太空，即整個宇宙。天上的星體被看作神的創造物，並不具有自主的能力。這些星體包括：</w:t>
+      </w:r>
+    </w:p>
+    <w:p>
+      <w:pPr>
+        <w:pStyle w:val="ListBullet"/>
+        <w:spacing w:line="240" w:lineRule="auto"/>
+        <w:ind w:left="720"/>
+      </w:pPr>
+      <w:r>
+        <w:rPr>
+          <w:lang w:val="zh_TW" w:bidi="zh_TW"/>
+        </w:rPr>
+      </w:r>
+      <w:r>
+        <w:rPr>
+          <w:lang w:val="zh_TW" w:bidi="zh_TW"/>
+        </w:rPr>
+        <w:t>太陽</w:t>
+      </w:r>
+    </w:p>
+    <w:p>
+      <w:pPr>
+        <w:pStyle w:val="ListBullet"/>
+        <w:spacing w:line="240" w:lineRule="auto"/>
+        <w:ind w:left="720"/>
+      </w:pPr>
+      <w:r>
+        <w:rPr>
+          <w:lang w:val="zh_TW" w:bidi="zh_TW"/>
+        </w:rPr>
+      </w:r>
+      <w:r>
+        <w:rPr>
+          <w:lang w:val="zh_TW" w:bidi="zh_TW"/>
+        </w:rPr>
+        <w:t>月亮</w:t>
+      </w:r>
+    </w:p>
+    <w:p>
+      <w:pPr>
+        <w:pStyle w:val="ListBullet"/>
+        <w:spacing w:line="240" w:lineRule="auto"/>
+        <w:ind w:left="720"/>
+      </w:pPr>
+      <w:r>
+        <w:rPr>
+          <w:lang w:val="zh_TW" w:bidi="zh_TW"/>
+        </w:rPr>
+      </w:r>
+      <w:r>
+        <w:rPr>
+          <w:lang w:val="zh_TW" w:bidi="zh_TW"/>
+        </w:rPr>
+        <w:t>行星</w:t>
+      </w:r>
+    </w:p>
+    <w:p>
+      <w:pPr>
+        <w:pStyle w:val="ListBullet"/>
+        <w:spacing w:line="240" w:lineRule="auto"/>
+        <w:ind w:left="720"/>
+      </w:pPr>
+      <w:r>
+        <w:rPr>
+          <w:lang w:val="zh_TW" w:bidi="zh_TW"/>
+        </w:rPr>
+      </w:r>
+      <w:r>
+        <w:rPr>
+          <w:lang w:val="zh_TW" w:bidi="zh_TW"/>
+        </w:rPr>
+        <w:t>星星（被視為天空穹蒼中的光體；</w:t>
+      </w:r>
+      <w:hyperlink r:id="rId29">
+        <w:r>
+          <w:rPr>
+            <w:lang w:val="zh_TW" w:bidi="zh_TW"/>
+          </w:rPr>
+          <w:rPr>
+            <w:color w:val="0000EE"/>
+            <w:u w:val="single"/>
+          </w:rPr>
+          <w:t>創1:14，</w:t>
+        </w:r>
+      </w:hyperlink>
+      <w:hyperlink r:id="rId30">
+        <w:r>
+          <w:rPr>
+            <w:lang w:val="zh_TW" w:bidi="zh_TW"/>
+          </w:rPr>
+          <w:rPr>
+            <w:color w:val="0000EE"/>
+            <w:u w:val="single"/>
+          </w:rPr>
+          <w:t>15:5</w:t>
+        </w:r>
+      </w:hyperlink>
+      <w:r>
+        <w:rPr>
+          <w:lang w:val="zh_TW" w:bidi="zh_TW"/>
+        </w:rPr>
+        <w:t>）</w:t>
+      </w:r>
+    </w:p>
+    <w:p>
+      <w:pPr/>
+      <w:r>
+        <w:rPr>
+          <w:lang w:val="zh_TW" w:bidi="zh_TW"/>
+        </w:rPr>
+      </w:r>
+      <w:r>
+        <w:rPr>
+          <w:lang w:val="zh_TW" w:bidi="zh_TW"/>
+        </w:rPr>
+        <w:t>它們不配受敬拜，因為神使人的地位超過它們。以色列人不可敬拜這些天體（</w:t>
+      </w:r>
+      <w:hyperlink r:id="rId31">
+        <w:r>
+          <w:rPr>
+            <w:lang w:val="zh_TW" w:bidi="zh_TW"/>
+          </w:rPr>
+          <w:rPr>
+            <w:color w:val="0000EE"/>
+            <w:u w:val="single"/>
+          </w:rPr>
+          <w:t>出20:4</w:t>
+        </w:r>
+      </w:hyperlink>
+      <w:r>
+        <w:rPr>
+          <w:lang w:val="zh_TW" w:bidi="zh_TW"/>
+        </w:rPr>
+        <w:t>），也不可敬拜代表這些天體的神（</w:t>
+      </w:r>
+      <w:hyperlink r:id="rId32">
+        <w:r>
+          <w:rPr>
+            <w:lang w:val="zh_TW" w:bidi="zh_TW"/>
+          </w:rPr>
+          <w:rPr>
+            <w:color w:val="0000EE"/>
+            <w:u w:val="single"/>
+          </w:rPr>
+          <w:t>耶44:17–25</w:t>
+        </w:r>
+      </w:hyperlink>
+      <w:r>
+        <w:rPr>
+          <w:lang w:val="zh_TW" w:bidi="zh_TW"/>
+        </w:rPr>
+        <w:t>）。他們也不可藉星宿來占卜未來（</w:t>
+      </w:r>
+      <w:hyperlink r:id="rId33">
+        <w:r>
+          <w:rPr>
+            <w:lang w:val="zh_TW" w:bidi="zh_TW"/>
+          </w:rPr>
+          <w:rPr>
+            <w:color w:val="0000EE"/>
+            <w:u w:val="single"/>
+          </w:rPr>
+          <w:t>賽47:13</w:t>
+        </w:r>
+      </w:hyperlink>
+      <w:r>
+        <w:rPr>
+          <w:lang w:val="zh_TW" w:bidi="zh_TW"/>
+        </w:rPr>
+        <w:t>）。這種不信奉星體的態度，使以色列人有別於其它民族。以色列人相信天體是神所造的，其它民族卻把它們當作神來敬拜。</w:t>
+      </w:r>
+    </w:p>
+    <w:p>
+      <w:pPr>
+        <w:pStyle w:val="Heading4"/>
+      </w:pPr>
+      <w:r>
+        <w:rPr>
+          <w:lang w:val="zh_TW" w:bidi="zh_TW"/>
+        </w:rPr>
+        <w:t>三層天</w:t>
+      </w:r>
+    </w:p>
+    <w:p>
+      <w:pPr/>
+      <w:r>
+        <w:rPr>
+          <w:lang w:val="zh_TW" w:bidi="zh_TW"/>
+        </w:rPr>
+      </w:r>
+      <w:r>
+        <w:rPr>
+          <w:lang w:val="zh_TW" w:bidi="zh_TW"/>
+        </w:rPr>
+        <w:t>聖經提到「天上的天」（</w:t>
+      </w:r>
+      <w:hyperlink r:id="rId34">
+        <w:r>
+          <w:rPr>
+            <w:lang w:val="zh_TW" w:bidi="zh_TW"/>
+          </w:rPr>
+          <w:rPr>
+            <w:color w:val="0000EE"/>
+            <w:u w:val="single"/>
+          </w:rPr>
+          <w:t>申10:14</w:t>
+        </w:r>
+      </w:hyperlink>
+      <w:r>
+        <w:rPr>
+          <w:lang w:val="zh_TW" w:bidi="zh_TW"/>
+        </w:rPr>
+        <w:t>；另見</w:t>
+      </w:r>
+      <w:hyperlink r:id="rId35">
+        <w:r>
+          <w:rPr>
+            <w:lang w:val="zh_TW" w:bidi="zh_TW"/>
+          </w:rPr>
+          <w:rPr>
+            <w:color w:val="0000EE"/>
+            <w:u w:val="single"/>
+          </w:rPr>
+          <w:t>王上8:27；</w:t>
+        </w:r>
+      </w:hyperlink>
+      <w:hyperlink r:id="rId36">
+        <w:r>
+          <w:rPr>
+            <w:lang w:val="zh_TW" w:bidi="zh_TW"/>
+          </w:rPr>
+          <w:rPr>
+            <w:color w:val="0000EE"/>
+            <w:u w:val="single"/>
+          </w:rPr>
+          <w:t>詩68:33</w:t>
         </w:r>
       </w:hyperlink>
       <w:r>
@@ -351,87 +1037,23 @@
         </w:rPr>
         <w:t>，</w:t>
       </w:r>
-      <w:hyperlink r:id="rId18">
-        <w:r>
-          <w:rPr>
-            <w:lang w:val="zh_TW" w:bidi="zh_TW"/>
-          </w:rPr>
-          <w:rPr>
-            <w:color w:val="0000EE"/>
-            <w:u w:val="single"/>
-          </w:rPr>
-          <w:t>10:28</w:t>
-        </w:r>
-      </w:hyperlink>
-      <w:r>
-        <w:rPr>
-          <w:lang w:val="zh_TW" w:bidi="zh_TW"/>
-        </w:rPr>
-        <w:t>，</w:t>
-      </w:r>
-      <w:hyperlink r:id="rId19">
-        <w:r>
-          <w:rPr>
-            <w:lang w:val="zh_TW" w:bidi="zh_TW"/>
-          </w:rPr>
-          <w:rPr>
-            <w:color w:val="0000EE"/>
-            <w:u w:val="single"/>
-          </w:rPr>
-          <w:t>18:9</w:t>
-        </w:r>
-      </w:hyperlink>
-      <w:r>
-        <w:rPr>
-          <w:lang w:val="zh_TW" w:bidi="zh_TW"/>
-        </w:rPr>
-        <w:t>；</w:t>
-      </w:r>
-      <w:hyperlink r:id="rId20">
-        <w:r>
-          <w:rPr>
-            <w:lang w:val="zh_TW" w:bidi="zh_TW"/>
-          </w:rPr>
-          <w:rPr>
-            <w:color w:val="0000EE"/>
-            <w:u w:val="single"/>
-          </w:rPr>
-          <w:t>馬可福音9:43–47</w:t>
-        </w:r>
-      </w:hyperlink>
-      <w:r>
-        <w:rPr>
-          <w:lang w:val="zh_TW" w:bidi="zh_TW"/>
-        </w:rPr>
-        <w:t>；</w:t>
-      </w:r>
-      <w:hyperlink r:id="rId21">
-        <w:r>
-          <w:rPr>
-            <w:lang w:val="zh_TW" w:bidi="zh_TW"/>
-          </w:rPr>
-          <w:rPr>
-            <w:color w:val="0000EE"/>
-            <w:u w:val="single"/>
-          </w:rPr>
-          <w:t>路加福音12:5</w:t>
-        </w:r>
-      </w:hyperlink>
-      <w:r>
-        <w:rPr>
-          <w:lang w:val="zh_TW" w:bidi="zh_TW"/>
-        </w:rPr>
-        <w:t>）。</w:t>
-      </w:r>
-      <w:r>
-        <w:rPr>
-          <w:lang w:val="zh_TW" w:bidi="zh_TW"/>
-        </w:rPr>
-      </w:r>
-      <w:r>
-        <w:rPr>
-          <w:lang w:val="zh_TW" w:bidi="zh_TW"/>
-        </w:rPr>
+      <w:hyperlink r:id="rId37">
+        <w:r>
+          <w:rPr>
+            <w:lang w:val="zh_TW" w:bidi="zh_TW"/>
+          </w:rPr>
+          <w:rPr>
+            <w:color w:val="0000EE"/>
+            <w:u w:val="single"/>
+          </w:rPr>
+          <w:t>148:4</w:t>
+        </w:r>
+      </w:hyperlink>
+      <w:r>
+        <w:rPr>
+          <w:lang w:val="zh_TW" w:bidi="zh_TW"/>
+        </w:rPr>
+        <w:t>）。一些較早期的英文譯本譯作「諸天之天」這個片語，這是翻譯古希伯來文的一種方式，用來強調那最重要的天，即神的居所。</w:t>
       </w:r>
     </w:p>
     <w:p>
@@ -441,344 +1063,29 @@
           <w:lang w:val="zh_TW" w:bidi="zh_TW"/>
         </w:rPr>
       </w:r>
-    </w:p>
-    <w:p>
-      <w:pPr>
-        <w:pStyle w:val="Heading2"/>
-      </w:pPr>
-      <w:r>
-        <w:rPr>
-          <w:lang w:val="zh_TW" w:bidi="zh_TW"/>
-        </w:rPr>
-        <w:t>妥拉</w:t>
-      </w:r>
-      <w:r>
-        <w:rPr>
-          <w:lang w:val="zh_TW" w:bidi="zh_TW"/>
-        </w:rPr>
-      </w:r>
-    </w:p>
-    <w:p>
-      <w:pPr/>
-      <w:r>
-        <w:rPr>
-          <w:lang w:val="zh_TW" w:bidi="zh_TW"/>
-        </w:rPr>
-      </w:r>
-      <w:r>
-        <w:rPr>
-          <w:lang w:val="zh_TW" w:bidi="zh_TW"/>
-        </w:rPr>
-        <w:t>在舊約聖經中被翻譯為「律法」的詞。「妥拉」來自希伯來語動詞根</w:t>
-      </w:r>
-      <w:r>
-        <w:rPr>
-          <w:i/>
-          <w:lang w:val="zh_TW" w:bidi="zh_TW"/>
-        </w:rPr>
-        <w:t>yarah</w:t>
-      </w:r>
-      <w:r>
-        <w:rPr>
-          <w:lang w:val="zh_TW" w:bidi="zh_TW"/>
-        </w:rPr>
-        <w:t>，意思是「投擲」或「射擊」。這個詞背後的概念是告知、指示、指導或引導。在猶太傳統中，妥拉是聖經前五卷書的經文，也稱為摩西五經。</w:t>
-      </w:r>
-    </w:p>
-    <w:p>
-      <w:pPr>
-        <w:pStyle w:val="Heading3"/>
-      </w:pPr>
-      <w:r>
-        <w:rPr>
-          <w:lang w:val="zh_TW" w:bidi="zh_TW"/>
-        </w:rPr>
-        <w:t>成文妥拉</w:t>
-      </w:r>
-    </w:p>
-    <w:p>
-      <w:pPr/>
-      <w:r>
-        <w:rPr>
-          <w:lang w:val="zh_TW" w:bidi="zh_TW"/>
-        </w:rPr>
-      </w:r>
-      <w:r>
-        <w:rPr>
-          <w:lang w:val="zh_TW" w:bidi="zh_TW"/>
-        </w:rPr>
-        <w:t>妥拉這個詞不僅僅指聖經的前五卷書。在舊約聖經中，妥拉指的是神對祂子民的所有教導和指示。新約聖經延續了妥拉的這種廣泛意義。當翻譯成希臘文時，「妥拉」變成</w:t>
-      </w:r>
-      <w:r>
-        <w:rPr>
-          <w:i/>
-          <w:lang w:val="zh_TW" w:bidi="zh_TW"/>
-        </w:rPr>
-        <w:t>nomos</w:t>
-      </w:r>
-      <w:r>
-        <w:rPr>
-          <w:lang w:val="zh_TW" w:bidi="zh_TW"/>
-        </w:rPr>
-        <w:t>，可能指摩西律法或廣泛的行為原則（</w:t>
-      </w:r>
-      <w:hyperlink r:id="rId22">
-        <w:r>
-          <w:rPr>
-            <w:lang w:val="zh_TW" w:bidi="zh_TW"/>
-          </w:rPr>
-          <w:rPr>
-            <w:color w:val="0000EE"/>
-            <w:u w:val="single"/>
-          </w:rPr>
-          <w:t>羅馬書7:14</w:t>
-        </w:r>
-      </w:hyperlink>
-      <w:r>
-        <w:rPr>
-          <w:lang w:val="zh_TW" w:bidi="zh_TW"/>
-        </w:rPr>
-        <w:t>，</w:t>
-      </w:r>
-      <w:hyperlink r:id="rId23">
-        <w:r>
-          <w:rPr>
-            <w:lang w:val="zh_TW" w:bidi="zh_TW"/>
-          </w:rPr>
-          <w:rPr>
-            <w:color w:val="0000EE"/>
-            <w:u w:val="single"/>
-          </w:rPr>
-          <w:t>9:31</w:t>
-        </w:r>
-      </w:hyperlink>
-      <w:r>
-        <w:rPr>
-          <w:lang w:val="zh_TW" w:bidi="zh_TW"/>
-        </w:rPr>
-        <w:t>）。</w:t>
-      </w:r>
-    </w:p>
-    <w:p>
-      <w:pPr>
-        <w:pStyle w:val="Heading3"/>
-      </w:pPr>
-      <w:r>
-        <w:rPr>
-          <w:b/>
-          <w:lang w:val="zh_TW" w:bidi="zh_TW"/>
-        </w:rPr>
-        <w:t>口傳妥拉</w:t>
-      </w:r>
-    </w:p>
-    <w:p>
-      <w:pPr/>
-      <w:r>
-        <w:rPr>
-          <w:lang w:val="zh_TW" w:bidi="zh_TW"/>
-        </w:rPr>
-      </w:r>
-      <w:r>
-        <w:rPr>
-          <w:lang w:val="zh_TW" w:bidi="zh_TW"/>
-        </w:rPr>
-        <w:t>猶太教師也遵循一種稱為「口傳妥拉」的東西。這是一系列來自古代猶太宗教領袖和學者的教導，通過口耳相傳下來。雖然這些教導不屬於舊約聖經的一部分，但它們有助於解釋如何在日常生活中遵循神的律法。</w:t>
-      </w:r>
-    </w:p>
-    <w:p>
-      <w:pPr/>
-      <w:r>
-        <w:rPr>
-          <w:lang w:val="zh_TW" w:bidi="zh_TW"/>
-        </w:rPr>
-      </w:r>
-      <w:r>
-        <w:rPr>
-          <w:lang w:val="zh_TW" w:bidi="zh_TW"/>
-        </w:rPr>
-        <w:t>這些口傳教導有時以新的方式解釋，使神的律法更容易遵循。這在耶路撒冷的聖殿被毀後變得尤為重要。聖殿是猶太人敬拜神、獻祭、與祭司會面的地方——這些都是神在妥拉中所命令的事情。當他們無法再做這些事情時，他們需要新的方式來遵循神的律法。</w:t>
-      </w:r>
-    </w:p>
-    <w:p>
-      <w:pPr/>
-      <w:r>
-        <w:rPr>
-          <w:lang w:val="zh_TW" w:bidi="zh_TW"/>
-        </w:rPr>
-      </w:r>
-      <w:r>
-        <w:rPr>
-          <w:lang w:val="zh_TW" w:bidi="zh_TW"/>
-        </w:rPr>
-        <w:t>到耶穌出生的時候，許多猶太人相信這些口傳教導與成文的妥拉同樣重要（參</w:t>
-      </w:r>
-      <w:hyperlink r:id="rId24">
-        <w:r>
-          <w:rPr>
-            <w:lang w:val="zh_TW" w:bidi="zh_TW"/>
-          </w:rPr>
-          <w:rPr>
-            <w:color w:val="0000EE"/>
-            <w:u w:val="single"/>
-          </w:rPr>
-          <w:t>馬可福音7:3</w:t>
-        </w:r>
-      </w:hyperlink>
-      <w:r>
-        <w:rPr>
-          <w:lang w:val="zh_TW" w:bidi="zh_TW"/>
-        </w:rPr>
-        <w:t>）。他們認為神將這些教導與成文的律法一起賜給了摩西。</w:t>
-      </w:r>
-    </w:p>
-    <w:p>
-      <w:pPr>
-        <w:pStyle w:val="Heading3"/>
-      </w:pPr>
-      <w:r>
-        <w:rPr>
-          <w:lang w:val="zh_TW" w:bidi="zh_TW"/>
-        </w:rPr>
-        <w:t>不同群體如何理解妥拉</w:t>
-      </w:r>
-    </w:p>
-    <w:p>
-      <w:pPr/>
-      <w:r>
-        <w:rPr>
-          <w:lang w:val="zh_TW" w:bidi="zh_TW"/>
-        </w:rPr>
-      </w:r>
-      <w:r>
-        <w:rPr>
-          <w:lang w:val="zh_TW" w:bidi="zh_TW"/>
-        </w:rPr>
-        <w:t>法利賽人是猶太宗教領袖中的一個重要團體。他們相信神懲罰了猶太人，在公元前七世紀讓巴比倫人俘虜他們並將他們從家園帶走。他們認為這是因為人們沒有足夠仔細地遵守神在妥拉中的律法。許多法利賽人也相信，神所應許的救主（彌賽亞）不會來，直到所有猶太人完美地遵循妥拉的規定。</w:t>
-      </w:r>
-    </w:p>
-    <w:p>
-      <w:pPr/>
-      <w:r>
-        <w:rPr>
-          <w:lang w:val="zh_TW" w:bidi="zh_TW"/>
-        </w:rPr>
-      </w:r>
-      <w:r>
-        <w:rPr>
-          <w:lang w:val="zh_TW" w:bidi="zh_TW"/>
-        </w:rPr>
-        <w:t>撒都該人是另一個重要的猶太宗教領袖群體。與其它猶太教群體不同，他們只接受妥拉為神的話語。他們不信神蹟或其他超自然事件，即使這些在妥拉中有描述。撒都該人也不相信人死後能夠再活。但耶穌用妥拉的話來顯示死後有生命（參</w:t>
-      </w:r>
-      <w:hyperlink r:id="rId25">
-        <w:r>
-          <w:rPr>
-            <w:lang w:val="zh_TW" w:bidi="zh_TW"/>
-          </w:rPr>
-          <w:rPr>
-            <w:color w:val="0000EE"/>
-            <w:u w:val="single"/>
-          </w:rPr>
-          <w:t>馬太福音22:31–32</w:t>
-        </w:r>
-      </w:hyperlink>
-      <w:r>
-        <w:rPr>
-          <w:lang w:val="zh_TW" w:bidi="zh_TW"/>
-        </w:rPr>
-        <w:t>）。</w:t>
-      </w:r>
-    </w:p>
-    <w:p>
-      <w:pPr>
-        <w:pStyle w:val="Heading3"/>
-      </w:pPr>
-      <w:r>
-        <w:rPr>
-          <w:b/>
-          <w:lang w:val="zh_TW" w:bidi="zh_TW"/>
-        </w:rPr>
-        <w:t>在崇拜和儀式中的妥拉</w:t>
-      </w:r>
-    </w:p>
-    <w:p>
-      <w:pPr/>
-      <w:r>
-        <w:rPr>
-          <w:lang w:val="zh_TW" w:bidi="zh_TW"/>
-        </w:rPr>
-      </w:r>
-      <w:r>
-        <w:rPr>
-          <w:lang w:val="zh_TW" w:bidi="zh_TW"/>
-        </w:rPr>
-        <w:t>在猶太人的禮拜場所（稱為會堂）中誦讀妥拉是一個非常特別的儀式，已經實行了數千年。被邀請誦讀妥拉被視為一種極大的榮譽。</w:t>
-      </w:r>
-    </w:p>
-    <w:p>
-      <w:pPr/>
-      <w:r>
-        <w:rPr>
-          <w:lang w:val="zh_TW" w:bidi="zh_TW"/>
-        </w:rPr>
-      </w:r>
-      <w:r>
-        <w:rPr>
-          <w:lang w:val="zh_TW" w:bidi="zh_TW"/>
-        </w:rPr>
-        <w:t>妥拉書卷是由一位經過專門訓練的書寫者，稱為抄寫員（或文士），用希伯來文仔細手寫而成。這些書卷是用根據猶太宗教規則準備的動物皮製成的。書卷被纏繞在兩根木製、銀製或象牙製的桿子上。</w:t>
-      </w:r>
-    </w:p>
-    <w:p>
-      <w:pPr/>
-      <w:r>
-        <w:rPr>
-          <w:lang w:val="zh_TW" w:bidi="zh_TW"/>
-        </w:rPr>
-      </w:r>
-      <w:r>
-        <w:rPr>
-          <w:lang w:val="zh_TW" w:bidi="zh_TW"/>
-        </w:rPr>
-        <w:t>這些杆子的末端通常用貴金屬和寶石精美地裝飾。當有人誦讀妥拉時，他們使用一種稱為雅德（yad）的特殊指針來保持在經文中的位置。這個指針有助於保護卷軸，因為用手指直接觸摸文字可能會因著時間的推移損壞脆弱的經卷。指針還幫助讀者正確地跟著文字，而不會跳過任何神的信息。</w:t>
-      </w:r>
-    </w:p>
-    <w:p>
-      <w:pPr>
-        <w:pStyle w:val="Heading3"/>
-      </w:pPr>
-      <w:r>
-        <w:rPr>
-          <w:lang w:val="zh_TW" w:bidi="zh_TW"/>
-        </w:rPr>
-        <w:t>妥拉對非猶太人的作用</w:t>
-      </w:r>
-    </w:p>
-    <w:p>
-      <w:pPr/>
-      <w:r>
-        <w:rPr>
-          <w:lang w:val="zh_TW" w:bidi="zh_TW"/>
-        </w:rPr>
-      </w:r>
-      <w:r>
-        <w:rPr>
-          <w:lang w:val="zh_TW" w:bidi="zh_TW"/>
-        </w:rPr>
-        <w:t>傳統的猶太教師說，神尤其將妥拉賜給猶太人。這意味著非猶太人不需要遵循其所有規則。</w:t>
-      </w:r>
-    </w:p>
-    <w:p>
-      <w:pPr/>
-      <w:r>
-        <w:rPr>
-          <w:lang w:val="zh_TW" w:bidi="zh_TW"/>
-        </w:rPr>
-      </w:r>
-      <w:r>
-        <w:rPr>
-          <w:lang w:val="zh_TW" w:bidi="zh_TW"/>
-        </w:rPr>
-        <w:t>然而，一位名叫邁蒙尼德的著名猶太教師在中世紀時期教導說，非猶太人可以通過遵循七條基本原則，從而在來世獲得神的祝福。根據猶太傳統，神將這些原則賜給挪亞。它們是：</w:t>
+      <w:r>
+        <w:rPr>
+          <w:lang w:val="zh_TW" w:bidi="zh_TW"/>
+        </w:rPr>
+        <w:t>保羅在一封書信中提到自己被提到「第三層天」（</w:t>
+      </w:r>
+      <w:hyperlink r:id="rId38">
+        <w:r>
+          <w:rPr>
+            <w:lang w:val="zh_TW" w:bidi="zh_TW"/>
+          </w:rPr>
+          <w:rPr>
+            <w:color w:val="0000EE"/>
+            <w:u w:val="single"/>
+          </w:rPr>
+          <w:t>林後12:2</w:t>
+        </w:r>
+      </w:hyperlink>
+      <w:r>
+        <w:rPr>
+          <w:lang w:val="zh_TW" w:bidi="zh_TW"/>
+        </w:rPr>
+        <w:t>）。有人將此聯繫到古希臘的思想，認為天分為三層。中世紀的羅馬天主教也教導過「三層天」的觀念：</w:t>
       </w:r>
     </w:p>
     <w:p>
@@ -800,7 +1107,20 @@
         <w:rPr>
           <w:lang w:val="zh_TW" w:bidi="zh_TW"/>
         </w:rPr>
-        <w:t>不要崇拜假神。</w:t>
+        <w:t>水與空氣的天（拉丁文稱為</w:t>
+      </w:r>
+      <w:r>
+        <w:rPr>
+          <w:i/>
+          <w:lang w:val="zh_TW" w:bidi="zh_TW"/>
+        </w:rPr>
+        <w:t>Coelum Aqueum</w:t>
+      </w:r>
+      <w:r>
+        <w:rPr>
+          <w:lang w:val="zh_TW" w:bidi="zh_TW"/>
+        </w:rPr>
+        <w:t>）</w:t>
       </w:r>
     </w:p>
     <w:p>
@@ -818,7 +1138,20 @@
         <w:rPr>
           <w:lang w:val="zh_TW" w:bidi="zh_TW"/>
         </w:rPr>
-        <w:t>不可犯淫亂罪。</w:t>
+        <w:t>星辰的天（拉丁文稱為</w:t>
+      </w:r>
+      <w:r>
+        <w:rPr>
+          <w:i/>
+          <w:lang w:val="zh_TW" w:bidi="zh_TW"/>
+        </w:rPr>
+        <w:t>Coelum Sidereum</w:t>
+      </w:r>
+      <w:r>
+        <w:rPr>
+          <w:lang w:val="zh_TW" w:bidi="zh_TW"/>
+        </w:rPr>
+        <w:t>）</w:t>
       </w:r>
     </w:p>
     <w:p>
@@ -836,7 +1169,56 @@
         <w:rPr>
           <w:lang w:val="zh_TW" w:bidi="zh_TW"/>
         </w:rPr>
-        <w:t>不可謀殺。</w:t>
+        <w:t>神寶座的天（拉丁文稱為</w:t>
+      </w:r>
+      <w:r>
+        <w:rPr>
+          <w:i/>
+          <w:lang w:val="zh_TW" w:bidi="zh_TW"/>
+        </w:rPr>
+        <w:t>Coelum Empyreum</w:t>
+      </w:r>
+      <w:r>
+        <w:rPr>
+          <w:lang w:val="zh_TW" w:bidi="zh_TW"/>
+        </w:rPr>
+        <w:t>）</w:t>
+      </w:r>
+    </w:p>
+    <w:p>
+      <w:pPr/>
+      <w:r>
+        <w:rPr>
+          <w:lang w:val="zh_TW" w:bidi="zh_TW"/>
+        </w:rPr>
+      </w:r>
+      <w:r>
+        <w:rPr>
+          <w:lang w:val="zh_TW" w:bidi="zh_TW"/>
+        </w:rPr>
+        <w:t>持這種看法的人一般理解「三層天」為：</w:t>
+      </w:r>
+    </w:p>
+    <w:p>
+      <w:pPr>
+        <w:pStyle w:val="ListNumber"/>
+        <w:numPr>
+          <w:ilvl w:val="0"/>
+          <w:numId w:val="15"/>
+        </w:numPr>
+        <w:spacing w:line="240" w:lineRule="auto"/>
+        <w:ind w:left="720"/>
+      </w:pPr>
+      <w:r>
+        <w:rPr>
+          <w:lang w:val="zh_TW" w:bidi="zh_TW"/>
+        </w:rPr>
+      </w:r>
+      <w:r>
+        <w:rPr>
+          <w:lang w:val="zh_TW" w:bidi="zh_TW"/>
+        </w:rPr>
+        <w:t>天空——飛鳥飛翔、雲彩聚集之處</w:t>
       </w:r>
     </w:p>
     <w:p>
@@ -854,7 +1236,7 @@
         <w:rPr>
           <w:lang w:val="zh_TW" w:bidi="zh_TW"/>
         </w:rPr>
-        <w:t>不要不尊重神的名字。</w:t>
+        <w:t>太空——太陽、月亮與星辰所在之處</w:t>
       </w:r>
     </w:p>
     <w:p>
@@ -872,7 +1254,1156 @@
         <w:rPr>
           <w:lang w:val="zh_TW" w:bidi="zh_TW"/>
         </w:rPr>
-        <w:t>不要不公正地行事。</w:t>
+        <w:t>至高的天——神的居所，並且是信徒死後歸去之處</w:t>
+      </w:r>
+    </w:p>
+    <w:p>
+      <w:pPr>
+        <w:pStyle w:val="Heading3"/>
+      </w:pPr>
+      <w:r>
+        <w:rPr>
+          <w:lang w:val="zh_TW" w:bidi="zh_TW"/>
+        </w:rPr>
+        <w:t>新約聖經中的天</w:t>
+      </w:r>
+    </w:p>
+    <w:p>
+      <w:pPr>
+        <w:pStyle w:val="Heading4"/>
+      </w:pPr>
+      <w:r>
+        <w:rPr>
+          <w:lang w:val="zh_TW" w:bidi="zh_TW"/>
+        </w:rPr>
+        <w:t>耶穌與天</w:t>
+      </w:r>
+    </w:p>
+    <w:p>
+      <w:pPr/>
+      <w:r>
+        <w:rPr>
+          <w:lang w:val="zh_TW" w:bidi="zh_TW"/>
+        </w:rPr>
+      </w:r>
+      <w:r>
+        <w:rPr>
+          <w:lang w:val="zh_TW" w:bidi="zh_TW"/>
+        </w:rPr>
+        <w:t>耶穌教導說，天是神的居所（</w:t>
+      </w:r>
+      <w:hyperlink r:id="rId39">
+        <w:r>
+          <w:rPr>
+            <w:lang w:val="zh_TW" w:bidi="zh_TW"/>
+          </w:rPr>
+          <w:rPr>
+            <w:color w:val="0000EE"/>
+            <w:u w:val="single"/>
+          </w:rPr>
+          <w:t>太6:9</w:t>
+        </w:r>
+      </w:hyperlink>
+      <w:r>
+        <w:rPr>
+          <w:lang w:val="zh_TW" w:bidi="zh_TW"/>
+        </w:rPr>
+        <w:t>）。當耶穌在地上的時候，祂常說自己是從天降下來的（</w:t>
+      </w:r>
+      <w:hyperlink r:id="rId40">
+        <w:r>
+          <w:rPr>
+            <w:lang w:val="zh_TW" w:bidi="zh_TW"/>
+          </w:rPr>
+          <w:rPr>
+            <w:color w:val="0000EE"/>
+            <w:u w:val="single"/>
+          </w:rPr>
+          <w:t>約3:13，</w:t>
+        </w:r>
+      </w:hyperlink>
+      <w:hyperlink r:id="rId41">
+        <w:r>
+          <w:rPr>
+            <w:lang w:val="zh_TW" w:bidi="zh_TW"/>
+          </w:rPr>
+          <w:rPr>
+            <w:color w:val="0000EE"/>
+            <w:u w:val="single"/>
+          </w:rPr>
+          <w:t>6:33–51</w:t>
+        </w:r>
+      </w:hyperlink>
+      <w:r>
+        <w:rPr>
+          <w:lang w:val="zh_TW" w:bidi="zh_TW"/>
+        </w:rPr>
+        <w:t>）。神曾三次從天上發出聲音，確認耶穌所說的話（</w:t>
+      </w:r>
+      <w:hyperlink r:id="rId42">
+        <w:r>
+          <w:rPr>
+            <w:lang w:val="zh_TW" w:bidi="zh_TW"/>
+          </w:rPr>
+          <w:rPr>
+            <w:color w:val="0000EE"/>
+            <w:u w:val="single"/>
+          </w:rPr>
+          <w:t>太3:16–17，</w:t>
+        </w:r>
+      </w:hyperlink>
+      <w:hyperlink r:id="rId43">
+        <w:r>
+          <w:rPr>
+            <w:lang w:val="zh_TW" w:bidi="zh_TW"/>
+          </w:rPr>
+          <w:rPr>
+            <w:color w:val="0000EE"/>
+            <w:u w:val="single"/>
+          </w:rPr>
+          <w:t>17:5</w:t>
+        </w:r>
+      </w:hyperlink>
+      <w:r>
+        <w:rPr>
+          <w:lang w:val="zh_TW" w:bidi="zh_TW"/>
+        </w:rPr>
+        <w:t>；</w:t>
+      </w:r>
+      <w:hyperlink r:id="rId44">
+        <w:r>
+          <w:rPr>
+            <w:lang w:val="zh_TW" w:bidi="zh_TW"/>
+          </w:rPr>
+          <w:rPr>
+            <w:color w:val="0000EE"/>
+            <w:u w:val="single"/>
+          </w:rPr>
+          <w:t>約12:28</w:t>
+        </w:r>
+      </w:hyperlink>
+      <w:r>
+        <w:rPr>
+          <w:lang w:val="zh_TW" w:bidi="zh_TW"/>
+        </w:rPr>
+        <w:t>）。</w:t>
+      </w:r>
+    </w:p>
+    <w:p>
+      <w:pPr>
+        <w:pStyle w:val="Heading4"/>
+      </w:pPr>
+      <w:r>
+        <w:rPr>
+          <w:lang w:val="zh_TW" w:bidi="zh_TW"/>
+        </w:rPr>
+        <w:t>天上的敬拜</w:t>
+      </w:r>
+    </w:p>
+    <w:p>
+      <w:pPr/>
+      <w:r>
+        <w:rPr>
+          <w:lang w:val="zh_TW" w:bidi="zh_TW"/>
+        </w:rPr>
+      </w:r>
+      <w:r>
+        <w:rPr>
+          <w:lang w:val="zh_TW" w:bidi="zh_TW"/>
+        </w:rPr>
+        <w:t>天堂是真正聖所的所在。地上的會幕只是那屬天聖所的影子（</w:t>
+      </w:r>
+      <w:hyperlink r:id="rId45">
+        <w:r>
+          <w:rPr>
+            <w:lang w:val="zh_TW" w:bidi="zh_TW"/>
+          </w:rPr>
+          <w:rPr>
+            <w:color w:val="0000EE"/>
+            <w:u w:val="single"/>
+          </w:rPr>
+          <w:t>來8:1–5</w:t>
+        </w:r>
+      </w:hyperlink>
+      <w:r>
+        <w:rPr>
+          <w:lang w:val="zh_TW" w:bidi="zh_TW"/>
+        </w:rPr>
+        <w:t>）。這正是保羅所提到的「第三層天」（</w:t>
+      </w:r>
+      <w:hyperlink r:id="rId38">
+        <w:r>
+          <w:rPr>
+            <w:lang w:val="zh_TW" w:bidi="zh_TW"/>
+          </w:rPr>
+          <w:rPr>
+            <w:color w:val="0000EE"/>
+            <w:u w:val="single"/>
+          </w:rPr>
+          <w:t>林後12:2</w:t>
+        </w:r>
+      </w:hyperlink>
+      <w:r>
+        <w:rPr>
+          <w:lang w:val="zh_TW" w:bidi="zh_TW"/>
+        </w:rPr>
+        <w:t>）。有時聖經使用「天」一詞，其實是指神自己（參</w:t>
+      </w:r>
+      <w:hyperlink r:id="rId46">
+        <w:r>
+          <w:rPr>
+            <w:lang w:val="zh_TW" w:bidi="zh_TW"/>
+          </w:rPr>
+          <w:rPr>
+            <w:color w:val="0000EE"/>
+            <w:u w:val="single"/>
+          </w:rPr>
+          <w:t>太23:22</w:t>
+        </w:r>
+      </w:hyperlink>
+      <w:r>
+        <w:rPr>
+          <w:lang w:val="zh_TW" w:bidi="zh_TW"/>
+        </w:rPr>
+        <w:t>；</w:t>
+      </w:r>
+      <w:hyperlink r:id="rId47">
+        <w:r>
+          <w:rPr>
+            <w:lang w:val="zh_TW" w:bidi="zh_TW"/>
+          </w:rPr>
+          <w:rPr>
+            <w:color w:val="0000EE"/>
+            <w:u w:val="single"/>
+          </w:rPr>
+          <w:t>路15:18</w:t>
+        </w:r>
+      </w:hyperlink>
+      <w:r>
+        <w:rPr>
+          <w:lang w:val="zh_TW" w:bidi="zh_TW"/>
+        </w:rPr>
+        <w:t>）。</w:t>
+      </w:r>
+    </w:p>
+    <w:p>
+      <w:pPr>
+        <w:pStyle w:val="Heading4"/>
+      </w:pPr>
+      <w:r>
+        <w:rPr>
+          <w:lang w:val="zh_TW" w:bidi="zh_TW"/>
+        </w:rPr>
+        <w:t>耶穌從天上再來</w:t>
+      </w:r>
+    </w:p>
+    <w:p>
+      <w:pPr/>
+      <w:r>
+        <w:rPr>
+          <w:lang w:val="zh_TW" w:bidi="zh_TW"/>
+        </w:rPr>
+      </w:r>
+      <w:r>
+        <w:rPr>
+          <w:lang w:val="zh_TW" w:bidi="zh_TW"/>
+        </w:rPr>
+        <w:t>耶穌升天之後，天使告訴祂的門徒，祂有一天要從天上再來（</w:t>
+      </w:r>
+      <w:hyperlink r:id="rId48">
+        <w:r>
+          <w:rPr>
+            <w:lang w:val="zh_TW" w:bidi="zh_TW"/>
+          </w:rPr>
+          <w:rPr>
+            <w:color w:val="0000EE"/>
+            <w:u w:val="single"/>
+          </w:rPr>
+          <w:t>徒1:6–11</w:t>
+        </w:r>
+      </w:hyperlink>
+      <w:r>
+        <w:rPr>
+          <w:lang w:val="zh_TW" w:bidi="zh_TW"/>
+        </w:rPr>
+        <w:t>）。後來使徒保羅在書信中也寫到這件事（</w:t>
+      </w:r>
+      <w:hyperlink r:id="rId49">
+        <w:r>
+          <w:rPr>
+            <w:lang w:val="zh_TW" w:bidi="zh_TW"/>
+          </w:rPr>
+          <w:rPr>
+            <w:color w:val="0000EE"/>
+            <w:u w:val="single"/>
+          </w:rPr>
+          <w:t>林前15:1–11</w:t>
+        </w:r>
+      </w:hyperlink>
+      <w:r>
+        <w:rPr>
+          <w:lang w:val="zh_TW" w:bidi="zh_TW"/>
+        </w:rPr>
+        <w:t>；</w:t>
+      </w:r>
+      <w:hyperlink r:id="rId50">
+        <w:r>
+          <w:rPr>
+            <w:lang w:val="zh_TW" w:bidi="zh_TW"/>
+          </w:rPr>
+          <w:rPr>
+            <w:color w:val="0000EE"/>
+            <w:u w:val="single"/>
+          </w:rPr>
+          <w:t>弗4:7–16</w:t>
+        </w:r>
+      </w:hyperlink>
+      <w:r>
+        <w:rPr>
+          <w:lang w:val="zh_TW" w:bidi="zh_TW"/>
+        </w:rPr>
+        <w:t>；</w:t>
+      </w:r>
+      <w:hyperlink r:id="rId51">
+        <w:r>
+          <w:rPr>
+            <w:lang w:val="zh_TW" w:bidi="zh_TW"/>
+          </w:rPr>
+          <w:rPr>
+            <w:color w:val="0000EE"/>
+            <w:u w:val="single"/>
+          </w:rPr>
+          <w:t>提前3:16</w:t>
+        </w:r>
+      </w:hyperlink>
+      <w:r>
+        <w:rPr>
+          <w:lang w:val="zh_TW" w:bidi="zh_TW"/>
+        </w:rPr>
+        <w:t>）。這教導成為基督徒信仰中的重要部分，如使徒信經所述（Apostles' Creed，早期的基督教認信）。</w:t>
+      </w:r>
+    </w:p>
+    <w:p>
+      <w:pPr/>
+      <w:r>
+        <w:rPr>
+          <w:lang w:val="zh_TW" w:bidi="zh_TW"/>
+        </w:rPr>
+      </w:r>
+      <w:r>
+        <w:rPr>
+          <w:lang w:val="zh_TW" w:bidi="zh_TW"/>
+        </w:rPr>
+        <w:t>新約聖經常提到耶穌與神同在天上。這是有關耶穌福音的核心之一。聖經教導說，耶穌如今坐在神的右邊（至高榮耀之處），為信靠祂的人代求（</w:t>
+      </w:r>
+      <w:hyperlink r:id="rId52">
+        <w:r>
+          <w:rPr>
+            <w:lang w:val="zh_TW" w:bidi="zh_TW"/>
+          </w:rPr>
+          <w:rPr>
+            <w:color w:val="0000EE"/>
+            <w:u w:val="single"/>
+          </w:rPr>
+          <w:t>來7:25</w:t>
+        </w:r>
+      </w:hyperlink>
+      <w:r>
+        <w:rPr>
+          <w:lang w:val="zh_TW" w:bidi="zh_TW"/>
+        </w:rPr>
+        <w:t>；參</w:t>
+      </w:r>
+      <w:hyperlink r:id="rId53">
+        <w:r>
+          <w:rPr>
+            <w:lang w:val="zh_TW" w:bidi="zh_TW"/>
+          </w:rPr>
+          <w:rPr>
+            <w:color w:val="0000EE"/>
+            <w:u w:val="single"/>
+          </w:rPr>
+          <w:t>可14:62</w:t>
+        </w:r>
+      </w:hyperlink>
+      <w:r>
+        <w:rPr>
+          <w:lang w:val="zh_TW" w:bidi="zh_TW"/>
+        </w:rPr>
+        <w:t>）。</w:t>
+      </w:r>
+    </w:p>
+    <w:p>
+      <w:pPr>
+        <w:pStyle w:val="Heading4"/>
+      </w:pPr>
+      <w:r>
+        <w:rPr>
+          <w:lang w:val="zh_TW" w:bidi="zh_TW"/>
+        </w:rPr>
+        <w:t>天上的國民</w:t>
+      </w:r>
+    </w:p>
+    <w:p>
+      <w:pPr/>
+      <w:r>
+        <w:rPr>
+          <w:lang w:val="zh_TW" w:bidi="zh_TW"/>
+        </w:rPr>
+      </w:r>
+      <w:r>
+        <w:rPr>
+          <w:lang w:val="zh_TW" w:bidi="zh_TW"/>
+        </w:rPr>
+        <w:t>保羅教導說，當耶穌從天上再來時，祂要將信徒的身體改變，與祂榮耀的身體相似（</w:t>
+      </w:r>
+      <w:hyperlink r:id="rId54">
+        <w:r>
+          <w:rPr>
+            <w:lang w:val="zh_TW" w:bidi="zh_TW"/>
+          </w:rPr>
+          <w:rPr>
+            <w:color w:val="0000EE"/>
+            <w:u w:val="single"/>
+          </w:rPr>
+          <w:t>腓3:20–21</w:t>
+        </w:r>
+      </w:hyperlink>
+      <w:r>
+        <w:rPr>
+          <w:lang w:val="zh_TW" w:bidi="zh_TW"/>
+        </w:rPr>
+        <w:t>）。信徒需要這樣屬天的身體，因為他們是天上的國民。</w:t>
+      </w:r>
+    </w:p>
+    <w:p>
+      <w:pPr/>
+      <w:r>
+        <w:rPr>
+          <w:lang w:val="zh_TW" w:bidi="zh_TW"/>
+        </w:rPr>
+      </w:r>
+      <w:r>
+        <w:rPr>
+          <w:lang w:val="zh_TW" w:bidi="zh_TW"/>
+        </w:rPr>
+        <w:t>聖經所說的「天上的國民」，意思就像一個人雖然生活在某個國度，卻遵行自己本國的律例（</w:t>
+      </w:r>
+      <w:hyperlink r:id="rId55">
+        <w:r>
+          <w:rPr>
+            <w:lang w:val="zh_TW" w:bidi="zh_TW"/>
+          </w:rPr>
+          <w:rPr>
+            <w:color w:val="0000EE"/>
+            <w:u w:val="single"/>
+          </w:rPr>
+          <w:t>徒22:28</w:t>
+        </w:r>
+      </w:hyperlink>
+      <w:r>
+        <w:rPr>
+          <w:lang w:val="zh_TW" w:bidi="zh_TW"/>
+        </w:rPr>
+        <w:t>）。這表示基督徒即使活在世上，也當遵行聖經中神的道路，不隨從世界的標準。</w:t>
+      </w:r>
+    </w:p>
+    <w:p>
+      <w:pPr>
+        <w:pStyle w:val="Heading4"/>
+      </w:pPr>
+      <w:r>
+        <w:rPr>
+          <w:lang w:val="zh_TW" w:bidi="zh_TW"/>
+        </w:rPr>
+        <w:t>屬天的福分</w:t>
+      </w:r>
+    </w:p>
+    <w:p>
+      <w:pPr/>
+      <w:r>
+        <w:rPr>
+          <w:lang w:val="zh_TW" w:bidi="zh_TW"/>
+        </w:rPr>
+      </w:r>
+      <w:r>
+        <w:rPr>
+          <w:lang w:val="zh_TW" w:bidi="zh_TW"/>
+        </w:rPr>
+        <w:t>神已經使信徒與基督聯合，並吩咐他們「就當求在上面的事；那裡有基督坐在神的右邊」（</w:t>
+      </w:r>
+      <w:hyperlink r:id="rId56">
+        <w:r>
+          <w:rPr>
+            <w:lang w:val="zh_TW" w:bidi="zh_TW"/>
+          </w:rPr>
+          <w:rPr>
+            <w:color w:val="0000EE"/>
+            <w:u w:val="single"/>
+          </w:rPr>
+          <w:t>西3:1</w:t>
+        </w:r>
+      </w:hyperlink>
+      <w:r>
+        <w:rPr>
+          <w:lang w:val="zh_TW" w:bidi="zh_TW"/>
+        </w:rPr>
+        <w:t>）。基督從天上賜給跟隨祂的人「天上各樣屬靈的福氣」（</w:t>
+      </w:r>
+      <w:hyperlink r:id="rId57">
+        <w:r>
+          <w:rPr>
+            <w:lang w:val="zh_TW" w:bidi="zh_TW"/>
+          </w:rPr>
+          <w:rPr>
+            <w:color w:val="0000EE"/>
+            <w:u w:val="single"/>
+          </w:rPr>
+          <w:t>弗1:3</w:t>
+        </w:r>
+      </w:hyperlink>
+      <w:r>
+        <w:rPr>
+          <w:lang w:val="zh_TW" w:bidi="zh_TW"/>
+        </w:rPr>
+        <w:t>）。「天上」這個表達只出現在以弗所書（</w:t>
+      </w:r>
+      <w:hyperlink r:id="rId58">
+        <w:r>
+          <w:rPr>
+            <w:lang w:val="zh_TW" w:bidi="zh_TW"/>
+          </w:rPr>
+          <w:rPr>
+            <w:color w:val="0000EE"/>
+            <w:u w:val="single"/>
+          </w:rPr>
+          <w:t>弗1:3、20，</w:t>
+        </w:r>
+      </w:hyperlink>
+      <w:hyperlink r:id="rId59">
+        <w:r>
+          <w:rPr>
+            <w:lang w:val="zh_TW" w:bidi="zh_TW"/>
+          </w:rPr>
+          <w:rPr>
+            <w:color w:val="0000EE"/>
+            <w:u w:val="single"/>
+          </w:rPr>
+          <w:t>2:6，</w:t>
+        </w:r>
+      </w:hyperlink>
+      <w:hyperlink r:id="rId60">
+        <w:r>
+          <w:rPr>
+            <w:lang w:val="zh_TW" w:bidi="zh_TW"/>
+          </w:rPr>
+          <w:rPr>
+            <w:color w:val="0000EE"/>
+            <w:u w:val="single"/>
+          </w:rPr>
+          <w:t>3:10，</w:t>
+        </w:r>
+      </w:hyperlink>
+      <w:hyperlink r:id="rId61">
+        <w:r>
+          <w:rPr>
+            <w:lang w:val="zh_TW" w:bidi="zh_TW"/>
+          </w:rPr>
+          <w:rPr>
+            <w:color w:val="0000EE"/>
+            <w:u w:val="single"/>
+          </w:rPr>
+          <w:t>6:12</w:t>
+        </w:r>
+      </w:hyperlink>
+      <w:r>
+        <w:rPr>
+          <w:lang w:val="zh_TW" w:bidi="zh_TW"/>
+        </w:rPr>
+        <w:t>）。這教導我們，屬靈的福分不僅僅屬於將來，信徒如今也能憑信心經歷。因此，聖經說信徒已經有分於「天召」（</w:t>
+      </w:r>
+      <w:hyperlink r:id="rId62">
+        <w:r>
+          <w:rPr>
+            <w:lang w:val="zh_TW" w:bidi="zh_TW"/>
+          </w:rPr>
+          <w:rPr>
+            <w:color w:val="0000EE"/>
+            <w:u w:val="single"/>
+          </w:rPr>
+          <w:t>來3:1，</w:t>
+        </w:r>
+      </w:hyperlink>
+      <w:hyperlink r:id="rId63">
+        <w:r>
+          <w:rPr>
+            <w:lang w:val="zh_TW" w:bidi="zh_TW"/>
+          </w:rPr>
+          <w:rPr>
+            <w:color w:val="0000EE"/>
+            <w:u w:val="single"/>
+          </w:rPr>
+          <w:t>6:4</w:t>
+        </w:r>
+      </w:hyperlink>
+      <w:r>
+        <w:rPr>
+          <w:lang w:val="zh_TW" w:bidi="zh_TW"/>
+        </w:rPr>
+        <w:t>）。</w:t>
+      </w:r>
+    </w:p>
+    <w:p>
+      <w:pPr>
+        <w:pStyle w:val="Heading4"/>
+      </w:pPr>
+      <w:r>
+        <w:rPr>
+          <w:lang w:val="zh_TW" w:bidi="zh_TW"/>
+        </w:rPr>
+        <w:t>天國的未來</w:t>
+      </w:r>
+    </w:p>
+    <w:p>
+      <w:pPr/>
+      <w:r>
+        <w:rPr>
+          <w:lang w:val="zh_TW" w:bidi="zh_TW"/>
+        </w:rPr>
+      </w:r>
+      <w:r>
+        <w:rPr>
+          <w:lang w:val="zh_TW" w:bidi="zh_TW"/>
+        </w:rPr>
+        <w:t>信徒等候耶穌再來的時候，會盼望有新天新地，並有新耶路撒冷。聖經說，那將是一個奇妙的地方，不再有眼淚、憂傷、痛苦、死亡或黑暗，因為神的兒子耶穌就在那裡（</w:t>
+      </w:r>
+      <w:hyperlink r:id="rId64">
+        <w:r>
+          <w:rPr>
+            <w:lang w:val="zh_TW" w:bidi="zh_TW"/>
+          </w:rPr>
+          <w:rPr>
+            <w:color w:val="0000EE"/>
+            <w:u w:val="single"/>
+          </w:rPr>
+          <w:t>啟21:1–4、27，</w:t>
+        </w:r>
+      </w:hyperlink>
+      <w:hyperlink r:id="rId65">
+        <w:r>
+          <w:rPr>
+            <w:lang w:val="zh_TW" w:bidi="zh_TW"/>
+          </w:rPr>
+          <w:rPr>
+            <w:color w:val="0000EE"/>
+            <w:u w:val="single"/>
+          </w:rPr>
+          <w:t>22:1–5</w:t>
+        </w:r>
+      </w:hyperlink>
+      <w:r>
+        <w:rPr>
+          <w:lang w:val="zh_TW" w:bidi="zh_TW"/>
+        </w:rPr>
+        <w:t>）。在那死後的新生命中，也不再有婚姻（</w:t>
+      </w:r>
+      <w:hyperlink r:id="rId66">
+        <w:r>
+          <w:rPr>
+            <w:lang w:val="zh_TW" w:bidi="zh_TW"/>
+          </w:rPr>
+          <w:rPr>
+            <w:color w:val="0000EE"/>
+            <w:u w:val="single"/>
+          </w:rPr>
+          <w:t>路20:27–38</w:t>
+        </w:r>
+      </w:hyperlink>
+      <w:r>
+        <w:rPr>
+          <w:lang w:val="zh_TW" w:bidi="zh_TW"/>
+        </w:rPr>
+        <w:t>）。</w:t>
+      </w:r>
+    </w:p>
+    <w:p>
+      <w:pPr/>
+      <w:r>
+        <w:rPr>
+          <w:lang w:val="zh_TW" w:bidi="zh_TW"/>
+        </w:rPr>
+      </w:r>
+      <w:r>
+        <w:rPr>
+          <w:lang w:val="zh_TW" w:bidi="zh_TW"/>
+        </w:rPr>
+        <w:t>在舊約聖經裡，有兩個人未經死亡便直接被接到天上：</w:t>
+      </w:r>
+    </w:p>
+    <w:p>
+      <w:pPr>
+        <w:pStyle w:val="ListBullet"/>
+        <w:spacing w:line="240" w:lineRule="auto"/>
+        <w:ind w:left="720"/>
+      </w:pPr>
+      <w:r>
+        <w:rPr>
+          <w:lang w:val="zh_TW" w:bidi="zh_TW"/>
+        </w:rPr>
+      </w:r>
+      <w:r>
+        <w:rPr>
+          <w:lang w:val="zh_TW" w:bidi="zh_TW"/>
+        </w:rPr>
+        <w:t>以諾（</w:t>
+      </w:r>
+      <w:hyperlink r:id="rId67">
+        <w:r>
+          <w:rPr>
+            <w:lang w:val="zh_TW" w:bidi="zh_TW"/>
+          </w:rPr>
+          <w:rPr>
+            <w:color w:val="0000EE"/>
+            <w:u w:val="single"/>
+          </w:rPr>
+          <w:t>創5:22–24</w:t>
+        </w:r>
+      </w:hyperlink>
+      <w:r>
+        <w:rPr>
+          <w:lang w:val="zh_TW" w:bidi="zh_TW"/>
+        </w:rPr>
+        <w:t>；</w:t>
+      </w:r>
+      <w:hyperlink r:id="rId68">
+        <w:r>
+          <w:rPr>
+            <w:lang w:val="zh_TW" w:bidi="zh_TW"/>
+          </w:rPr>
+          <w:rPr>
+            <w:color w:val="0000EE"/>
+            <w:u w:val="single"/>
+          </w:rPr>
+          <w:t>來11:5</w:t>
+        </w:r>
+      </w:hyperlink>
+      <w:r>
+        <w:rPr>
+          <w:lang w:val="zh_TW" w:bidi="zh_TW"/>
+        </w:rPr>
+        <w:t>）和</w:t>
+      </w:r>
+    </w:p>
+    <w:p>
+      <w:pPr>
+        <w:pStyle w:val="ListBullet"/>
+        <w:spacing w:line="240" w:lineRule="auto"/>
+        <w:ind w:left="720"/>
+      </w:pPr>
+      <w:r>
+        <w:rPr>
+          <w:lang w:val="zh_TW" w:bidi="zh_TW"/>
+        </w:rPr>
+      </w:r>
+      <w:r>
+        <w:rPr>
+          <w:lang w:val="zh_TW" w:bidi="zh_TW"/>
+        </w:rPr>
+        <w:t>以利亞（</w:t>
+      </w:r>
+      <w:hyperlink r:id="rId69">
+        <w:r>
+          <w:rPr>
+            <w:lang w:val="zh_TW" w:bidi="zh_TW"/>
+          </w:rPr>
+          <w:rPr>
+            <w:color w:val="0000EE"/>
+            <w:u w:val="single"/>
+          </w:rPr>
+          <w:t>王下2:11</w:t>
+        </w:r>
+      </w:hyperlink>
+      <w:r>
+        <w:rPr>
+          <w:lang w:val="zh_TW" w:bidi="zh_TW"/>
+        </w:rPr>
+        <w:t>）</w:t>
+      </w:r>
+    </w:p>
+    <w:p>
+      <w:pPr/>
+      <w:r>
+        <w:rPr>
+          <w:lang w:val="zh_TW" w:bidi="zh_TW"/>
+        </w:rPr>
+      </w:r>
+      <w:r>
+        <w:rPr>
+          <w:lang w:val="zh_TW" w:bidi="zh_TW"/>
+        </w:rPr>
+        <w:t>後來，保羅也曾提到自己被提到第三層天，約翰也曾被召上天上（</w:t>
+      </w:r>
+      <w:hyperlink r:id="rId70">
+        <w:r>
+          <w:rPr>
+            <w:lang w:val="zh_TW" w:bidi="zh_TW"/>
+          </w:rPr>
+          <w:rPr>
+            <w:color w:val="0000EE"/>
+            <w:u w:val="single"/>
+          </w:rPr>
+          <w:t>啟4:1</w:t>
+        </w:r>
+      </w:hyperlink>
+      <w:r>
+        <w:rPr>
+          <w:lang w:val="zh_TW" w:bidi="zh_TW"/>
+        </w:rPr>
+        <w:t>），而神計劃要使天上充滿祂的百姓（參</w:t>
+      </w:r>
+      <w:hyperlink r:id="rId71">
+        <w:r>
+          <w:rPr>
+            <w:lang w:val="zh_TW" w:bidi="zh_TW"/>
+          </w:rPr>
+          <w:rPr>
+            <w:color w:val="0000EE"/>
+            <w:u w:val="single"/>
+          </w:rPr>
+          <w:t>啟19:1</w:t>
+        </w:r>
+      </w:hyperlink>
+      <w:r>
+        <w:rPr>
+          <w:lang w:val="zh_TW" w:bidi="zh_TW"/>
+        </w:rPr>
+        <w:t>）。最終，所有信徒都要在天上與神同住，並且得著新的復活身體。當耶穌再來接祂的百姓時，他們就要得著這些身體（</w:t>
+      </w:r>
+      <w:hyperlink r:id="rId72">
+        <w:r>
+          <w:rPr>
+            <w:lang w:val="zh_TW" w:bidi="zh_TW"/>
+          </w:rPr>
+          <w:rPr>
+            <w:color w:val="0000EE"/>
+            <w:u w:val="single"/>
+          </w:rPr>
+          <w:t>帖前4:16–17</w:t>
+        </w:r>
+      </w:hyperlink>
+      <w:r>
+        <w:rPr>
+          <w:lang w:val="zh_TW" w:bidi="zh_TW"/>
+        </w:rPr>
+        <w:t>；</w:t>
+      </w:r>
+      <w:hyperlink r:id="rId73">
+        <w:r>
+          <w:rPr>
+            <w:lang w:val="zh_TW" w:bidi="zh_TW"/>
+          </w:rPr>
+          <w:rPr>
+            <w:color w:val="0000EE"/>
+            <w:u w:val="single"/>
+          </w:rPr>
+          <w:t>啟19:1–4</w:t>
+        </w:r>
+      </w:hyperlink>
+      <w:r>
+        <w:rPr>
+          <w:lang w:val="zh_TW" w:bidi="zh_TW"/>
+        </w:rPr>
+        <w:t>）。那時，耶穌還要賜下特別的獎賞給祂的跟隨者（</w:t>
+      </w:r>
+      <w:hyperlink r:id="rId74">
+        <w:r>
+          <w:rPr>
+            <w:lang w:val="zh_TW" w:bidi="zh_TW"/>
+          </w:rPr>
+          <w:rPr>
+            <w:color w:val="0000EE"/>
+            <w:u w:val="single"/>
+          </w:rPr>
+          <w:t>太5:12</w:t>
+        </w:r>
+      </w:hyperlink>
+      <w:r>
+        <w:rPr>
+          <w:lang w:val="zh_TW" w:bidi="zh_TW"/>
+        </w:rPr>
+        <w:t>；</w:t>
+      </w:r>
+      <w:hyperlink r:id="rId75">
+        <w:r>
+          <w:rPr>
+            <w:lang w:val="zh_TW" w:bidi="zh_TW"/>
+          </w:rPr>
+          <w:rPr>
+            <w:color w:val="0000EE"/>
+            <w:u w:val="single"/>
+          </w:rPr>
+          <w:t>林前9:25</w:t>
+        </w:r>
+      </w:hyperlink>
+      <w:r>
+        <w:rPr>
+          <w:lang w:val="zh_TW" w:bidi="zh_TW"/>
+        </w:rPr>
+        <w:t>；</w:t>
+      </w:r>
+      <w:hyperlink r:id="rId76">
+        <w:r>
+          <w:rPr>
+            <w:lang w:val="zh_TW" w:bidi="zh_TW"/>
+          </w:rPr>
+          <w:rPr>
+            <w:color w:val="0000EE"/>
+            <w:u w:val="single"/>
+          </w:rPr>
+          <w:t>林後5:1</w:t>
+        </w:r>
+      </w:hyperlink>
+      <w:r>
+        <w:rPr>
+          <w:lang w:val="zh_TW" w:bidi="zh_TW"/>
+        </w:rPr>
+        <w:t>；</w:t>
+      </w:r>
+      <w:hyperlink r:id="rId77">
+        <w:r>
+          <w:rPr>
+            <w:lang w:val="zh_TW" w:bidi="zh_TW"/>
+          </w:rPr>
+          <w:rPr>
+            <w:color w:val="0000EE"/>
+            <w:u w:val="single"/>
+          </w:rPr>
+          <w:t>提後4:8</w:t>
+        </w:r>
+      </w:hyperlink>
+      <w:r>
+        <w:rPr>
+          <w:lang w:val="zh_TW" w:bidi="zh_TW"/>
+        </w:rPr>
+        <w:t>；</w:t>
+      </w:r>
+      <w:hyperlink r:id="rId78">
+        <w:r>
+          <w:rPr>
+            <w:lang w:val="zh_TW" w:bidi="zh_TW"/>
+          </w:rPr>
+          <w:rPr>
+            <w:color w:val="0000EE"/>
+            <w:u w:val="single"/>
+          </w:rPr>
+          <w:t>雅1:12</w:t>
+        </w:r>
+      </w:hyperlink>
+      <w:r>
+        <w:rPr>
+          <w:lang w:val="zh_TW" w:bidi="zh_TW"/>
+        </w:rPr>
+        <w:t>；</w:t>
+      </w:r>
+      <w:hyperlink r:id="rId79">
+        <w:r>
+          <w:rPr>
+            <w:lang w:val="zh_TW" w:bidi="zh_TW"/>
+          </w:rPr>
+          <w:rPr>
+            <w:color w:val="0000EE"/>
+            <w:u w:val="single"/>
+          </w:rPr>
+          <w:t>彼前1:4，</w:t>
+        </w:r>
+      </w:hyperlink>
+      <w:hyperlink r:id="rId80">
+        <w:r>
+          <w:rPr>
+            <w:lang w:val="zh_TW" w:bidi="zh_TW"/>
+          </w:rPr>
+          <w:rPr>
+            <w:color w:val="0000EE"/>
+            <w:u w:val="single"/>
+          </w:rPr>
+          <w:t>5:4</w:t>
+        </w:r>
+      </w:hyperlink>
+      <w:r>
+        <w:rPr>
+          <w:lang w:val="zh_TW" w:bidi="zh_TW"/>
+        </w:rPr>
+        <w:t>；</w:t>
+      </w:r>
+      <w:hyperlink r:id="rId81">
+        <w:r>
+          <w:rPr>
+            <w:lang w:val="zh_TW" w:bidi="zh_TW"/>
+          </w:rPr>
+          <w:rPr>
+            <w:color w:val="0000EE"/>
+            <w:u w:val="single"/>
+          </w:rPr>
+          <w:t>啟2:10，</w:t>
+        </w:r>
+      </w:hyperlink>
+      <w:hyperlink r:id="rId82">
+        <w:r>
+          <w:rPr>
+            <w:lang w:val="zh_TW" w:bidi="zh_TW"/>
+          </w:rPr>
+          <w:rPr>
+            <w:color w:val="0000EE"/>
+            <w:u w:val="single"/>
+          </w:rPr>
+          <w:t>4:10</w:t>
+        </w:r>
+      </w:hyperlink>
+      <w:r>
+        <w:rPr>
+          <w:lang w:val="zh_TW" w:bidi="zh_TW"/>
+        </w:rPr>
+        <w:t>）。</w:t>
+      </w:r>
+    </w:p>
+    <w:p>
+      <w:pPr/>
+      <w:r>
+        <w:rPr>
+          <w:lang w:val="zh_TW" w:bidi="zh_TW"/>
+        </w:rPr>
+      </w:r>
+      <w:r>
+        <w:rPr>
+          <w:i/>
+          <w:lang w:val="zh_TW" w:bidi="zh_TW"/>
+        </w:rPr>
+        <w:t>另見</w:t>
+      </w:r>
+      <w:r>
+        <w:rPr>
+          <w:lang w:val="zh_TW" w:bidi="zh_TW"/>
+        </w:rPr>
+        <w:t xml:space="preserve"> </w:t>
+      </w:r>
+      <w:r>
+        <w:rPr>
+          <w:lang w:val="zh_TW" w:bidi="zh_TW"/>
+        </w:rPr>
+        <w:t>亞伯拉罕的懷抱；</w:t>
+      </w:r>
+      <w:r>
+        <w:rPr>
+          <w:lang w:val="zh_TW" w:bidi="zh_TW"/>
+        </w:rPr>
+        <w:t>新天新地；</w:t>
+      </w:r>
+      <w:r>
+        <w:rPr>
+          <w:lang w:val="zh_TW" w:bidi="zh_TW"/>
+        </w:rPr>
+        <w:t>樂園</w:t>
+      </w:r>
+      <w:r>
+        <w:rPr>
+          <w:lang w:val="zh_TW" w:bidi="zh_TW"/>
+        </w:rPr>
+        <w:t>。</w:t>
+      </w:r>
+      <w:r>
+        <w:rPr>
+          <w:lang w:val="zh_TW" w:bidi="zh_TW"/>
+        </w:rPr>
+      </w:r>
+      <w:r>
+        <w:rPr>
+          <w:lang w:val="zh_TW" w:bidi="zh_TW"/>
+        </w:rPr>
+      </w:r>
+    </w:p>
+    <w:p>
+      <w:pPr/>
+      <w:r>
+        <w:rPr>
+          <w:lang w:val="zh_TW" w:bidi="zh_TW"/>
+        </w:rPr>
+      </w:r>
+    </w:p>
+    <w:p>
+      <w:pPr>
+        <w:pStyle w:val="Heading2"/>
+      </w:pPr>
+      <w:r>
+        <w:rPr>
+          <w:lang w:val="zh_TW" w:bidi="zh_TW"/>
+        </w:rPr>
+        <w:t>天啟</w:t>
+      </w:r>
+      <w:r>
+        <w:rPr>
+          <w:lang w:val="zh_TW" w:bidi="zh_TW"/>
+        </w:rPr>
+      </w:r>
+    </w:p>
+    <w:p>
+      <w:pPr/>
+      <w:r>
+        <w:rPr>
+          <w:lang w:val="zh_TW" w:bidi="zh_TW"/>
+        </w:rPr>
+      </w:r>
+      <w:r>
+        <w:rPr>
+          <w:lang w:val="zh_TW" w:bidi="zh_TW"/>
+        </w:rPr>
+        <w:t>這個詞源自希臘文，意思是「啟示」（揭示先前隱藏的事物）。它既指一種思維方式，也指一種文學類型。這兩者都涉及未來的事情，特別是有關審判的內容（這在神學上稱為「末世論」，即對末世的研究）。</w:t>
+      </w:r>
+    </w:p>
+    <w:p>
+      <w:pPr>
+        <w:pStyle w:val="Heading3"/>
+      </w:pPr>
+      <w:r>
+        <w:rPr>
+          <w:lang w:val="zh_TW" w:bidi="zh_TW"/>
+        </w:rPr>
+        <w:t>什麼是天啟文學？</w:t>
+      </w:r>
+    </w:p>
+    <w:p>
+      <w:pPr/>
+      <w:r>
+        <w:rPr>
+          <w:lang w:val="zh_TW" w:bidi="zh_TW"/>
+        </w:rPr>
+      </w:r>
+      <w:r>
+        <w:rPr>
+          <w:lang w:val="zh_TW" w:bidi="zh_TW"/>
+        </w:rPr>
+        <w:t>「天啟」文學作品是自稱是來自神的訊息的故事。作者表示這些信息是通常是透過異象所得到的。這類文學通常有兩部分：</w:t>
+      </w:r>
+    </w:p>
+    <w:p>
+      <w:pPr>
+        <w:pStyle w:val="ListNumber"/>
+        <w:numPr>
+          <w:ilvl w:val="0"/>
+          <w:numId w:val="16"/>
+        </w:numPr>
+        <w:spacing w:line="240" w:lineRule="auto"/>
+        <w:ind w:left="720"/>
+      </w:pPr>
+      <w:r>
+        <w:rPr>
+          <w:lang w:val="zh_TW" w:bidi="zh_TW"/>
+        </w:rPr>
+      </w:r>
+      <w:r>
+        <w:rPr>
+          <w:lang w:val="zh_TW" w:bidi="zh_TW"/>
+        </w:rPr>
+        <w:t>對異象的詳細描述</w:t>
       </w:r>
     </w:p>
     <w:p>
@@ -890,7 +2421,3198 @@
         <w:rPr>
           <w:lang w:val="zh_TW" w:bidi="zh_TW"/>
         </w:rPr>
-        <w:t>不可偷竊。</w:t>
+        <w:t>有關異象意義的解釋</w:t>
+      </w:r>
+    </w:p>
+    <w:p>
+      <w:pPr/>
+      <w:r>
+        <w:rPr>
+          <w:lang w:val="zh_TW" w:bidi="zh_TW"/>
+        </w:rPr>
+      </w:r>
+      <w:r>
+        <w:rPr>
+          <w:lang w:val="zh_TW" w:bidi="zh_TW"/>
+        </w:rPr>
+        <w:t>但以理書後半部分記述了許多這類異象（</w:t>
+      </w:r>
+      <w:hyperlink r:id="rId83">
+        <w:r>
+          <w:rPr>
+            <w:lang w:val="zh_TW" w:bidi="zh_TW"/>
+          </w:rPr>
+          <w:rPr>
+            <w:color w:val="0000EE"/>
+            <w:u w:val="single"/>
+          </w:rPr>
+          <w:t>但7–12章</w:t>
+        </w:r>
+      </w:hyperlink>
+      <w:r>
+        <w:rPr>
+          <w:lang w:val="zh_TW" w:bidi="zh_TW"/>
+        </w:rPr>
+        <w:t>）。整卷啟示錄也是如此。此外，舊約先知書中也經常出現啟示性的異象（例如，</w:t>
+      </w:r>
+      <w:hyperlink r:id="rId84">
+        <w:r>
+          <w:rPr>
+            <w:lang w:val="zh_TW" w:bidi="zh_TW"/>
+          </w:rPr>
+          <w:rPr>
+            <w:color w:val="0000EE"/>
+            <w:u w:val="single"/>
+          </w:rPr>
+          <w:t>賽6章</w:t>
+        </w:r>
+      </w:hyperlink>
+      <w:r>
+        <w:rPr>
+          <w:lang w:val="zh_TW" w:bidi="zh_TW"/>
+        </w:rPr>
+        <w:t>；</w:t>
+      </w:r>
+      <w:hyperlink r:id="rId85">
+        <w:r>
+          <w:rPr>
+            <w:lang w:val="zh_TW" w:bidi="zh_TW"/>
+          </w:rPr>
+          <w:rPr>
+            <w:color w:val="0000EE"/>
+            <w:u w:val="single"/>
+          </w:rPr>
+          <w:t>摩7–9章</w:t>
+        </w:r>
+      </w:hyperlink>
+      <w:r>
+        <w:rPr>
+          <w:lang w:val="zh_TW" w:bidi="zh_TW"/>
+        </w:rPr>
+        <w:t>；</w:t>
+      </w:r>
+      <w:hyperlink r:id="rId86">
+        <w:r>
+          <w:rPr>
+            <w:lang w:val="zh_TW" w:bidi="zh_TW"/>
+          </w:rPr>
+          <w:rPr>
+            <w:color w:val="0000EE"/>
+            <w:u w:val="single"/>
+          </w:rPr>
+          <w:t>亞1–6章</w:t>
+        </w:r>
+      </w:hyperlink>
+      <w:r>
+        <w:rPr>
+          <w:lang w:val="zh_TW" w:bidi="zh_TW"/>
+        </w:rPr>
+        <w:t>）。這些異象在天啟文學中特別突出，並決定了這類文學的基本文學形式和結構。有時候，如在但以理書中記載，天啟的先知（apocalyptic seer）通過異夢領受啟示信息。</w:t>
+      </w:r>
+    </w:p>
+    <w:p>
+      <w:pPr/>
+      <w:r>
+        <w:rPr>
+          <w:lang w:val="zh_TW" w:bidi="zh_TW"/>
+        </w:rPr>
+      </w:r>
+      <w:r>
+        <w:rPr>
+          <w:lang w:val="zh_TW" w:bidi="zh_TW"/>
+        </w:rPr>
+        <w:t>而在另一類異象中，如啟示錄，天啟的先知被提到天上。在天上，作者看到並聽到了要傳達給世人的信息（參保羅在</w:t>
+      </w:r>
+      <w:hyperlink r:id="rId87">
+        <w:r>
+          <w:rPr>
+            <w:lang w:val="zh_TW" w:bidi="zh_TW"/>
+          </w:rPr>
+          <w:rPr>
+            <w:color w:val="0000EE"/>
+            <w:u w:val="single"/>
+          </w:rPr>
+          <w:t>林後12:1–4</w:t>
+        </w:r>
+      </w:hyperlink>
+      <w:r>
+        <w:rPr>
+          <w:lang w:val="zh_TW" w:bidi="zh_TW"/>
+        </w:rPr>
+        <w:t>中的經歷）。天啟先知往往無法理解所領受的異象的含義。在這種情況下，一位「解釋的天使」會闡明異象的意義（</w:t>
+      </w:r>
+      <w:hyperlink r:id="rId88">
+        <w:r>
+          <w:rPr>
+            <w:lang w:val="zh_TW" w:bidi="zh_TW"/>
+          </w:rPr>
+          <w:rPr>
+            <w:color w:val="0000EE"/>
+            <w:u w:val="single"/>
+          </w:rPr>
+          <w:t>但8:15–26，</w:t>
+        </w:r>
+      </w:hyperlink>
+      <w:hyperlink r:id="rId89">
+        <w:r>
+          <w:rPr>
+            <w:lang w:val="zh_TW" w:bidi="zh_TW"/>
+          </w:rPr>
+          <w:rPr>
+            <w:color w:val="0000EE"/>
+            <w:u w:val="single"/>
+          </w:rPr>
+          <w:t>9:20–27，</w:t>
+        </w:r>
+      </w:hyperlink>
+      <w:hyperlink r:id="rId90">
+        <w:r>
+          <w:rPr>
+            <w:lang w:val="zh_TW" w:bidi="zh_TW"/>
+          </w:rPr>
+          <w:rPr>
+            <w:color w:val="0000EE"/>
+            <w:u w:val="single"/>
+          </w:rPr>
+          <w:t>10:18–12:4</w:t>
+        </w:r>
+      </w:hyperlink>
+      <w:r>
+        <w:rPr>
+          <w:lang w:val="zh_TW" w:bidi="zh_TW"/>
+        </w:rPr>
+        <w:t>；</w:t>
+      </w:r>
+      <w:hyperlink r:id="rId91">
+        <w:r>
+          <w:rPr>
+            <w:lang w:val="zh_TW" w:bidi="zh_TW"/>
+          </w:rPr>
+          <w:rPr>
+            <w:color w:val="0000EE"/>
+            <w:u w:val="single"/>
+          </w:rPr>
+          <w:t>啟7:13–17，</w:t>
+        </w:r>
+      </w:hyperlink>
+      <w:hyperlink r:id="rId92">
+        <w:r>
+          <w:rPr>
+            <w:lang w:val="zh_TW" w:bidi="zh_TW"/>
+          </w:rPr>
+          <w:rPr>
+            <w:color w:val="0000EE"/>
+            <w:u w:val="single"/>
+          </w:rPr>
+          <w:t>17:7–18</w:t>
+        </w:r>
+      </w:hyperlink>
+      <w:r>
+        <w:rPr>
+          <w:lang w:val="zh_TW" w:bidi="zh_TW"/>
+        </w:rPr>
+        <w:t>）。</w:t>
+      </w:r>
+    </w:p>
+    <w:p>
+      <w:pPr>
+        <w:pStyle w:val="Heading3"/>
+      </w:pPr>
+      <w:r>
+        <w:rPr>
+          <w:lang w:val="zh_TW" w:bidi="zh_TW"/>
+        </w:rPr>
+        <w:t>聖經中關於末世的兩種思維方式</w:t>
+      </w:r>
+    </w:p>
+    <w:p>
+      <w:pPr/>
+      <w:r>
+        <w:rPr>
+          <w:lang w:val="zh_TW" w:bidi="zh_TW"/>
+        </w:rPr>
+      </w:r>
+      <w:r>
+        <w:rPr>
+          <w:lang w:val="zh_TW" w:bidi="zh_TW"/>
+        </w:rPr>
+        <w:t>聖經中有兩種主要的末世（末世論）思維</w:t>
+      </w:r>
+      <w:r>
+        <w:rPr>
+          <w:lang w:val="zh_TW" w:bidi="zh_TW"/>
+        </w:rPr>
+        <w:t>方式</w:t>
+      </w:r>
+      <w:r>
+        <w:rPr>
+          <w:lang w:val="zh_TW" w:bidi="zh_TW"/>
+        </w:rPr>
+        <w:t>：</w:t>
+      </w:r>
+    </w:p>
+    <w:p>
+      <w:pPr>
+        <w:pStyle w:val="ListNumber"/>
+        <w:numPr>
+          <w:ilvl w:val="0"/>
+          <w:numId w:val="17"/>
+        </w:numPr>
+        <w:spacing w:line="240" w:lineRule="auto"/>
+        <w:ind w:left="720"/>
+      </w:pPr>
+      <w:r>
+        <w:rPr>
+          <w:lang w:val="zh_TW" w:bidi="zh_TW"/>
+        </w:rPr>
+      </w:r>
+      <w:r>
+        <w:rPr>
+          <w:lang w:val="zh_TW" w:bidi="zh_TW"/>
+        </w:rPr>
+        <w:t>預言性末世論（舊約中的主要類型）認為：</w:t>
+      </w:r>
+    </w:p>
+    <w:p>
+      <w:pPr>
+        <w:pStyle w:val="ListBullet"/>
+        <w:spacing w:line="240" w:lineRule="auto"/>
+        <w:ind w:left="1440"/>
+      </w:pPr>
+      <w:r>
+        <w:rPr>
+          <w:lang w:val="zh_TW" w:bidi="zh_TW"/>
+        </w:rPr>
+      </w:r>
+      <w:r>
+        <w:rPr>
+          <w:lang w:val="zh_TW" w:bidi="zh_TW"/>
+        </w:rPr>
+        <w:t>神會在</w:t>
+      </w:r>
+      <w:r>
+        <w:rPr>
+          <w:lang w:val="zh_TW" w:bidi="zh_TW"/>
+        </w:rPr>
+        <w:t>人類</w:t>
+      </w:r>
+      <w:r>
+        <w:rPr>
+          <w:lang w:val="zh_TW" w:bidi="zh_TW"/>
+        </w:rPr>
+        <w:t>歷史中介入行動。</w:t>
+      </w:r>
+    </w:p>
+    <w:p>
+      <w:pPr>
+        <w:pStyle w:val="ListBullet"/>
+        <w:spacing w:line="240" w:lineRule="auto"/>
+        <w:ind w:left="1440"/>
+      </w:pPr>
+      <w:r>
+        <w:rPr>
+          <w:lang w:val="zh_TW" w:bidi="zh_TW"/>
+        </w:rPr>
+      </w:r>
+      <w:r>
+        <w:rPr>
+          <w:lang w:val="zh_TW" w:bidi="zh_TW"/>
+        </w:rPr>
+        <w:t>神會將人類和大自然恢復到人類首次違背神之前的完美狀態</w:t>
+      </w:r>
+      <w:r>
+        <w:rPr>
+          <w:lang w:val="zh_TW" w:bidi="zh_TW"/>
+        </w:rPr>
+        <w:t>。</w:t>
+      </w:r>
+    </w:p>
+    <w:p>
+      <w:pPr>
+        <w:pStyle w:val="ListNumber"/>
+        <w:numPr>
+          <w:ilvl w:val="0"/>
+          <w:numId w:val="18"/>
+        </w:numPr>
+        <w:spacing w:line="240" w:lineRule="auto"/>
+        <w:ind w:left="720"/>
+      </w:pPr>
+      <w:r>
+        <w:rPr>
+          <w:lang w:val="zh_TW" w:bidi="zh_TW"/>
+        </w:rPr>
+      </w:r>
+      <w:r>
+        <w:rPr>
+          <w:lang w:val="zh_TW" w:bidi="zh_TW"/>
+        </w:rPr>
+        <w:t>天啟末世論認為：</w:t>
+      </w:r>
+    </w:p>
+    <w:p>
+      <w:pPr>
+        <w:pStyle w:val="ListBullet"/>
+        <w:spacing w:line="240" w:lineRule="auto"/>
+        <w:ind w:left="1440"/>
+      </w:pPr>
+      <w:r>
+        <w:rPr>
+          <w:lang w:val="zh_TW" w:bidi="zh_TW"/>
+        </w:rPr>
+      </w:r>
+      <w:r>
+        <w:rPr>
+          <w:lang w:val="zh_TW" w:bidi="zh_TW"/>
+        </w:rPr>
+        <w:t>神將摧毀當前這個不完美的世界。</w:t>
+      </w:r>
+    </w:p>
+    <w:p>
+      <w:pPr>
+        <w:pStyle w:val="ListBullet"/>
+        <w:spacing w:line="240" w:lineRule="auto"/>
+        <w:ind w:left="1440"/>
+      </w:pPr>
+      <w:r>
+        <w:rPr>
+          <w:lang w:val="zh_TW" w:bidi="zh_TW"/>
+        </w:rPr>
+      </w:r>
+      <w:r>
+        <w:rPr>
+          <w:lang w:val="zh_TW" w:bidi="zh_TW"/>
+        </w:rPr>
+        <w:t>神將會創造一個全新的完美世界（通常稱為</w:t>
+      </w:r>
+      <w:r>
+        <w:rPr>
+          <w:lang w:val="zh_TW" w:bidi="zh_TW"/>
+        </w:rPr>
+        <w:t>樂園</w:t>
+      </w:r>
+      <w:r>
+        <w:rPr>
+          <w:lang w:val="zh_TW" w:bidi="zh_TW"/>
+        </w:rPr>
+        <w:t>）。</w:t>
+      </w:r>
+    </w:p>
+    <w:p>
+      <w:pPr/>
+      <w:r>
+        <w:rPr>
+          <w:lang w:val="zh_TW" w:bidi="zh_TW"/>
+        </w:rPr>
+      </w:r>
+      <w:r>
+        <w:rPr>
+          <w:lang w:val="zh_TW" w:bidi="zh_TW"/>
+        </w:rPr>
+        <w:t>這兩種觀點都有一個核心信念：神將很快行動，拯救祂的百姓，並懲罰那些傷害他們的人。</w:t>
+      </w:r>
+    </w:p>
+    <w:p>
+      <w:pPr/>
+      <w:r>
+        <w:rPr>
+          <w:lang w:val="zh_TW" w:bidi="zh_TW"/>
+        </w:rPr>
+      </w:r>
+      <w:r>
+        <w:rPr>
+          <w:lang w:val="zh_TW" w:bidi="zh_TW"/>
+        </w:rPr>
+        <w:t>在以色列，天啟末世思想</w:t>
+      </w:r>
+      <w:r>
+        <w:rPr>
+          <w:lang w:val="zh_TW" w:bidi="zh_TW"/>
+        </w:rPr>
+        <w:t>在外邦統治時期</w:t>
+      </w:r>
+      <w:r>
+        <w:rPr>
+          <w:lang w:val="zh_TW" w:bidi="zh_TW"/>
+        </w:rPr>
+        <w:t>變得流行。這一變化始於公元前6世紀初。在此期間，預言性的末世思想開始衰退，而天啟末世思想變得逐漸盛行。</w:t>
+      </w:r>
+    </w:p>
+    <w:p>
+      <w:pPr/>
+      <w:r>
+        <w:rPr>
+          <w:lang w:val="zh_TW" w:bidi="zh_TW"/>
+        </w:rPr>
+      </w:r>
+      <w:r>
+        <w:rPr>
+          <w:lang w:val="zh_TW" w:bidi="zh_TW"/>
+        </w:rPr>
+        <w:t>但以理書是已知最古老的天啟文學範例，寫於公元前6世紀。後來，在公元前5世紀，瑪拉基書</w:t>
+      </w:r>
+      <w:r>
+        <w:rPr>
+          <w:lang w:val="zh_TW" w:bidi="zh_TW"/>
+        </w:rPr>
+        <w:t>被寫成</w:t>
+      </w:r>
+      <w:r>
+        <w:rPr>
+          <w:lang w:val="zh_TW" w:bidi="zh_TW"/>
+        </w:rPr>
+        <w:t>，</w:t>
+      </w:r>
+      <w:r>
+        <w:rPr>
+          <w:lang w:val="zh_TW" w:bidi="zh_TW"/>
+        </w:rPr>
+        <w:t>這</w:t>
+      </w:r>
+      <w:r>
+        <w:rPr>
+          <w:lang w:val="zh_TW" w:bidi="zh_TW"/>
+        </w:rPr>
+        <w:t>是古代以色列最後一卷先知書。在瑪拉基書之後，直到基督教興起，以色列再沒有新的預言書寫成。大多數猶太天啟文學</w:t>
+      </w:r>
+      <w:r>
+        <w:rPr>
+          <w:lang w:val="zh_TW" w:bidi="zh_TW"/>
+        </w:rPr>
+        <w:t>都在但以理書之後寫成</w:t>
+      </w:r>
+      <w:r>
+        <w:rPr>
+          <w:lang w:val="zh_TW" w:bidi="zh_TW"/>
+        </w:rPr>
+        <w:t>，即公元前3世紀至公元2世紀初之間。</w:t>
+      </w:r>
+    </w:p>
+    <w:p>
+      <w:pPr>
+        <w:pStyle w:val="Heading3"/>
+      </w:pPr>
+      <w:r>
+        <w:rPr>
+          <w:lang w:val="zh_TW" w:bidi="zh_TW"/>
+        </w:rPr>
+        <w:t>天啟思維的主要特點</w:t>
+      </w:r>
+    </w:p>
+    <w:p>
+      <w:pPr/>
+      <w:r>
+        <w:rPr>
+          <w:lang w:val="zh_TW" w:bidi="zh_TW"/>
+        </w:rPr>
+      </w:r>
+      <w:r>
+        <w:rPr>
+          <w:lang w:val="zh_TW" w:bidi="zh_TW"/>
+        </w:rPr>
+        <w:t>天啟文學強調神與撒但之間的衝突，將所有人和事分為兩組：站在神這邊的和站在撒但那邊的。這包括：</w:t>
+      </w:r>
+    </w:p>
+    <w:p>
+      <w:pPr>
+        <w:pStyle w:val="ListBullet"/>
+        <w:spacing w:line="240" w:lineRule="auto"/>
+        <w:ind w:left="720"/>
+      </w:pPr>
+      <w:r>
+        <w:rPr>
+          <w:lang w:val="zh_TW" w:bidi="zh_TW"/>
+        </w:rPr>
+      </w:r>
+      <w:r>
+        <w:rPr>
+          <w:lang w:val="zh_TW" w:bidi="zh_TW"/>
+        </w:rPr>
+        <w:t>人</w:t>
+      </w:r>
+    </w:p>
+    <w:p>
+      <w:pPr>
+        <w:pStyle w:val="ListBullet"/>
+        <w:spacing w:line="240" w:lineRule="auto"/>
+        <w:ind w:left="720"/>
+      </w:pPr>
+      <w:r>
+        <w:rPr>
+          <w:lang w:val="zh_TW" w:bidi="zh_TW"/>
+        </w:rPr>
+      </w:r>
+      <w:r>
+        <w:rPr>
+          <w:lang w:val="zh_TW" w:bidi="zh_TW"/>
+        </w:rPr>
+        <w:t>民族</w:t>
+      </w:r>
+    </w:p>
+    <w:p>
+      <w:pPr>
+        <w:pStyle w:val="ListBullet"/>
+        <w:spacing w:line="240" w:lineRule="auto"/>
+        <w:ind w:left="720"/>
+      </w:pPr>
+      <w:r>
+        <w:rPr>
+          <w:lang w:val="zh_TW" w:bidi="zh_TW"/>
+        </w:rPr>
+      </w:r>
+      <w:r>
+        <w:rPr>
+          <w:lang w:val="zh_TW" w:bidi="zh_TW"/>
+        </w:rPr>
+        <w:t>超自然存在（如天使和鬼魔）</w:t>
+      </w:r>
+    </w:p>
+    <w:p>
+      <w:pPr/>
+      <w:r>
+        <w:rPr>
+          <w:lang w:val="zh_TW" w:bidi="zh_TW"/>
+        </w:rPr>
+      </w:r>
+      <w:r>
+        <w:rPr>
+          <w:lang w:val="zh_TW" w:bidi="zh_TW"/>
+        </w:rPr>
+        <w:t>聖經一直將撒但描述為神和人類的敵人。我們可以在以下故事中看到這一點：</w:t>
+      </w:r>
+    </w:p>
+    <w:p>
+      <w:pPr>
+        <w:pStyle w:val="ListBullet"/>
+        <w:spacing w:line="240" w:lineRule="auto"/>
+        <w:ind w:left="720"/>
+      </w:pPr>
+      <w:r>
+        <w:rPr>
+          <w:lang w:val="zh_TW" w:bidi="zh_TW"/>
+        </w:rPr>
+      </w:r>
+      <w:r>
+        <w:rPr>
+          <w:lang w:val="zh_TW" w:bidi="zh_TW"/>
+        </w:rPr>
+        <w:t>在園中的亞當和夏娃（</w:t>
+      </w:r>
+      <w:hyperlink r:id="rId93">
+        <w:r>
+          <w:rPr>
+            <w:lang w:val="zh_TW" w:bidi="zh_TW"/>
+          </w:rPr>
+          <w:rPr>
+            <w:color w:val="0000EE"/>
+            <w:u w:val="single"/>
+          </w:rPr>
+          <w:t>創3:1–19</w:t>
+        </w:r>
+      </w:hyperlink>
+      <w:r>
+        <w:rPr>
+          <w:lang w:val="zh_TW" w:bidi="zh_TW"/>
+        </w:rPr>
+        <w:t>）</w:t>
+      </w:r>
+    </w:p>
+    <w:p>
+      <w:pPr>
+        <w:pStyle w:val="ListBullet"/>
+        <w:spacing w:line="240" w:lineRule="auto"/>
+        <w:ind w:left="720"/>
+      </w:pPr>
+      <w:r>
+        <w:rPr>
+          <w:lang w:val="zh_TW" w:bidi="zh_TW"/>
+        </w:rPr>
+      </w:r>
+      <w:r>
+        <w:rPr>
+          <w:lang w:val="zh_TW" w:bidi="zh_TW"/>
+        </w:rPr>
+        <w:t>撒但挑戰神關於約伯的事（</w:t>
+      </w:r>
+      <w:hyperlink r:id="rId94">
+        <w:r>
+          <w:rPr>
+            <w:lang w:val="zh_TW" w:bidi="zh_TW"/>
+          </w:rPr>
+          <w:rPr>
+            <w:color w:val="0000EE"/>
+            <w:u w:val="single"/>
+          </w:rPr>
+          <w:t>伯1:6–12，</w:t>
+        </w:r>
+      </w:hyperlink>
+      <w:hyperlink r:id="rId95">
+        <w:r>
+          <w:rPr>
+            <w:lang w:val="zh_TW" w:bidi="zh_TW"/>
+          </w:rPr>
+          <w:rPr>
+            <w:color w:val="0000EE"/>
+            <w:u w:val="single"/>
+          </w:rPr>
+          <w:t>2:1–8</w:t>
+        </w:r>
+      </w:hyperlink>
+      <w:r>
+        <w:rPr>
+          <w:lang w:val="zh_TW" w:bidi="zh_TW"/>
+        </w:rPr>
+        <w:t>）</w:t>
+      </w:r>
+    </w:p>
+    <w:p>
+      <w:pPr/>
+      <w:r>
+        <w:rPr>
+          <w:lang w:val="zh_TW" w:bidi="zh_TW"/>
+        </w:rPr>
+      </w:r>
+      <w:r>
+        <w:rPr>
+          <w:lang w:val="zh_TW" w:bidi="zh_TW"/>
+        </w:rPr>
+        <w:t>然而，天啟文學的作者相信，只要以色列百姓忠實遵循神的律法，撒但的力量就會受到限制。</w:t>
+      </w:r>
+    </w:p>
+    <w:p>
+      <w:pPr/>
+      <w:r>
+        <w:rPr>
+          <w:lang w:val="zh_TW" w:bidi="zh_TW"/>
+        </w:rPr>
+      </w:r>
+      <w:r>
+        <w:rPr>
+          <w:lang w:val="zh_TW" w:bidi="zh_TW"/>
+        </w:rPr>
+        <w:t>以色列長期被外邦統治，這讓猶太人覺得撒但暫時掌控世界的想法非常真實。天啟文學的作者提到歷史上不同時期統治以色列的外邦民族。他們認為這些民族是為撒但效力，是與神和祂的百姓作對的。這些作者相信，因為這些民族敵對神，所以他們最終會被神擊敗。</w:t>
+      </w:r>
+    </w:p>
+    <w:p>
+      <w:pPr/>
+      <w:r>
+        <w:rPr>
+          <w:lang w:val="zh_TW" w:bidi="zh_TW"/>
+        </w:rPr>
+      </w:r>
+      <w:r>
+        <w:rPr>
+          <w:lang w:val="zh_TW" w:bidi="zh_TW"/>
+        </w:rPr>
+        <w:t>天啟文學中最重要的信念是：即使情況看似非常糟糕，神的百姓仍相信他們最終會得勝。這並不等於相信任何事情都無法改變。相反，他們堅信神掌管一切，並會幫助祂的百姓戰勝所有敵人，無論是地上的或是屬靈世界中的敵人。</w:t>
+      </w:r>
+    </w:p>
+    <w:p>
+      <w:pPr/>
+      <w:r>
+        <w:rPr>
+          <w:lang w:val="zh_TW" w:bidi="zh_TW"/>
+        </w:rPr>
+      </w:r>
+      <w:r>
+        <w:rPr>
+          <w:lang w:val="zh_TW" w:bidi="zh_TW"/>
+        </w:rPr>
+        <w:t>許多天啟文學描述了以色列（或基督教會）未來將發生的事情。這些故事總是以神和祂的百姓最終的偉大得勝作結。例如，在但以理書中，神向尼布甲尼撒王展示了一個夢，並由但以理解釋這個夢的含義。</w:t>
+      </w:r>
+      <w:r>
+        <w:rPr>
+          <w:lang w:val="zh_TW" w:bidi="zh_TW"/>
+        </w:rPr>
+        <w:t>夢中有一座</w:t>
+      </w:r>
+      <w:r>
+        <w:rPr>
+          <w:lang w:val="zh_TW" w:bidi="zh_TW"/>
+        </w:rPr>
+        <w:t>由不同材料組成的巨大雕像，每個部分代表不同的王國，這些王國將先後統治其它民族。最後，一塊不是人手鑿出的石頭</w:t>
+      </w:r>
+      <w:r>
+        <w:rPr>
+          <w:lang w:val="zh_TW" w:bidi="zh_TW"/>
+        </w:rPr>
+        <w:t>從山而出</w:t>
+      </w:r>
+      <w:r>
+        <w:rPr>
+          <w:lang w:val="zh_TW" w:bidi="zh_TW"/>
+        </w:rPr>
+        <w:t>，摧毀了整座雕像。這塊石頭象徵神的國度（</w:t>
+      </w:r>
+      <w:hyperlink r:id="rId96">
+        <w:r>
+          <w:rPr>
+            <w:lang w:val="zh_TW" w:bidi="zh_TW"/>
+          </w:rPr>
+          <w:rPr>
+            <w:color w:val="0000EE"/>
+            <w:u w:val="single"/>
+          </w:rPr>
+          <w:t>但2:31–45）</w:t>
+        </w:r>
+      </w:hyperlink>
+      <w:r>
+        <w:rPr>
+          <w:lang w:val="zh_TW" w:bidi="zh_TW"/>
+        </w:rPr>
+        <w:t>。</w:t>
+      </w:r>
+    </w:p>
+    <w:p>
+      <w:pPr>
+        <w:pStyle w:val="Heading3"/>
+      </w:pPr>
+      <w:r>
+        <w:rPr>
+          <w:lang w:val="zh_TW" w:bidi="zh_TW"/>
+        </w:rPr>
+        <w:t>預言性與天啟性思維之間的差異</w:t>
+      </w:r>
+    </w:p>
+    <w:p>
+      <w:pPr/>
+      <w:r>
+        <w:rPr>
+          <w:lang w:val="zh_TW" w:bidi="zh_TW"/>
+        </w:rPr>
+      </w:r>
+      <w:r>
+        <w:rPr>
+          <w:lang w:val="zh_TW" w:bidi="zh_TW"/>
+        </w:rPr>
+        <w:t>關於末日的兩種思維方式（預言性和天啟性）在</w:t>
+      </w:r>
+      <w:r>
+        <w:rPr>
+          <w:lang w:val="zh_TW" w:bidi="zh_TW"/>
+        </w:rPr>
+        <w:t>幾個方面有所不同。</w:t>
+      </w:r>
+      <w:r>
+        <w:rPr>
+          <w:lang w:val="zh_TW" w:bidi="zh_TW"/>
+        </w:rPr>
+        <w:t>其中一個主要區別是神如何實現祂最終的勝利。</w:t>
+      </w:r>
+    </w:p>
+    <w:p>
+      <w:pPr/>
+      <w:r>
+        <w:rPr>
+          <w:lang w:val="zh_TW" w:bidi="zh_TW"/>
+        </w:rPr>
+      </w:r>
+      <w:r>
+        <w:rPr>
+          <w:lang w:val="zh_TW" w:bidi="zh_TW"/>
+        </w:rPr>
+        <w:t>在天啟文學中，大多數作者認為，神會在最終得勝之前引發一場影響全世界的大災難。不同的書卷對此有不同的描述：</w:t>
+      </w:r>
+    </w:p>
+    <w:p>
+      <w:pPr>
+        <w:pStyle w:val="ListBullet"/>
+        <w:spacing w:line="240" w:lineRule="auto"/>
+        <w:ind w:left="720"/>
+      </w:pPr>
+      <w:r>
+        <w:rPr>
+          <w:lang w:val="zh_TW" w:bidi="zh_TW"/>
+        </w:rPr>
+      </w:r>
+      <w:r>
+        <w:rPr>
+          <w:lang w:val="zh_TW" w:bidi="zh_TW"/>
+        </w:rPr>
+        <w:t>在但以理書中，神將介入人類歷史，擊敗邪惡，並建立祂的國度。</w:t>
+      </w:r>
+    </w:p>
+    <w:p>
+      <w:pPr>
+        <w:pStyle w:val="ListBullet"/>
+        <w:spacing w:line="240" w:lineRule="auto"/>
+        <w:ind w:left="720"/>
+      </w:pPr>
+      <w:r>
+        <w:rPr>
+          <w:lang w:val="zh_TW" w:bidi="zh_TW"/>
+        </w:rPr>
+      </w:r>
+      <w:r>
+        <w:rPr>
+          <w:lang w:val="zh_TW" w:bidi="zh_TW"/>
+        </w:rPr>
+        <w:t>在啟示錄中，神會先徹底毀滅舊世界，然後創造一個全新的世界（</w:t>
+      </w:r>
+      <w:hyperlink r:id="rId97">
+        <w:r>
+          <w:rPr>
+            <w:lang w:val="zh_TW" w:bidi="zh_TW"/>
+          </w:rPr>
+          <w:rPr>
+            <w:color w:val="0000EE"/>
+            <w:u w:val="single"/>
+          </w:rPr>
+          <w:t>啟21:1</w:t>
+        </w:r>
+      </w:hyperlink>
+      <w:r>
+        <w:rPr>
+          <w:lang w:val="zh_TW" w:bidi="zh_TW"/>
+        </w:rPr>
+        <w:t>；參</w:t>
+      </w:r>
+      <w:hyperlink r:id="rId98">
+        <w:r>
+          <w:rPr>
+            <w:lang w:val="zh_TW" w:bidi="zh_TW"/>
+          </w:rPr>
+          <w:rPr>
+            <w:color w:val="0000EE"/>
+            <w:u w:val="single"/>
+          </w:rPr>
+          <w:t>彼後3:10</w:t>
+        </w:r>
+      </w:hyperlink>
+      <w:r>
+        <w:rPr>
+          <w:lang w:val="zh_TW" w:bidi="zh_TW"/>
+        </w:rPr>
+        <w:t>）。</w:t>
+      </w:r>
+    </w:p>
+    <w:p>
+      <w:pPr/>
+      <w:r>
+        <w:rPr>
+          <w:lang w:val="zh_TW" w:bidi="zh_TW"/>
+        </w:rPr>
+      </w:r>
+      <w:r>
+        <w:rPr>
+          <w:lang w:val="zh_TW" w:bidi="zh_TW"/>
+        </w:rPr>
+        <w:t>天啟文學的普遍觀點是：情況</w:t>
+      </w:r>
+      <w:r>
+        <w:rPr>
+          <w:lang w:val="zh_TW" w:bidi="zh_TW"/>
+        </w:rPr>
+        <w:t>在好轉</w:t>
+      </w:r>
+      <w:r>
+        <w:rPr>
+          <w:lang w:val="zh_TW" w:bidi="zh_TW"/>
+        </w:rPr>
+        <w:t>之前會變得更糟。從大約公元前1000年到600年，以色列國力強盛而獨立。在這段和平時期，百姓不太擔心未來的災難。但在公元前586年，巴比倫軍隊摧毀耶路撒冷後，</w:t>
+      </w:r>
+      <w:r>
+        <w:rPr>
+          <w:lang w:val="zh_TW" w:bidi="zh_TW"/>
+        </w:rPr>
+        <w:t>一切都改變了</w:t>
+      </w:r>
+      <w:r>
+        <w:rPr>
+          <w:lang w:val="zh_TW" w:bidi="zh_TW"/>
+        </w:rPr>
+        <w:t>。</w:t>
+      </w:r>
+    </w:p>
+    <w:p>
+      <w:pPr/>
+      <w:r>
+        <w:rPr>
+          <w:lang w:val="zh_TW" w:bidi="zh_TW"/>
+        </w:rPr>
+      </w:r>
+      <w:r>
+        <w:rPr>
+          <w:lang w:val="zh_TW" w:bidi="zh_TW"/>
+        </w:rPr>
+        <w:t>在此之後，許多猶太作家</w:t>
+      </w:r>
+      <w:r>
+        <w:rPr>
+          <w:lang w:val="zh_TW" w:bidi="zh_TW"/>
+        </w:rPr>
+        <w:t>相信</w:t>
+      </w:r>
+      <w:r>
+        <w:rPr>
+          <w:lang w:val="zh_TW" w:bidi="zh_TW"/>
+        </w:rPr>
+        <w:t>只有神才能解決他們的問題。他們</w:t>
+      </w:r>
+      <w:r>
+        <w:rPr>
+          <w:lang w:val="zh_TW" w:bidi="zh_TW"/>
+        </w:rPr>
+        <w:t>認為</w:t>
+      </w:r>
+      <w:r>
+        <w:rPr>
+          <w:lang w:val="zh_TW" w:bidi="zh_TW"/>
+        </w:rPr>
+        <w:t>神必須親自介入，並直接掌管世界，以幫助祂的百姓。</w:t>
+      </w:r>
+    </w:p>
+    <w:p>
+      <w:pPr/>
+      <w:r>
+        <w:rPr>
+          <w:lang w:val="zh_TW" w:bidi="zh_TW"/>
+        </w:rPr>
+      </w:r>
+      <w:r>
+        <w:rPr>
+          <w:lang w:val="zh_TW" w:bidi="zh_TW"/>
+        </w:rPr>
+        <w:t>預言將來的作者持有一個重要信念：</w:t>
+      </w:r>
+      <w:r>
+        <w:rPr>
+          <w:lang w:val="zh_TW" w:bidi="zh_TW"/>
+        </w:rPr>
+        <w:t>他們將世界的時間分為兩個不同的時期</w:t>
+      </w:r>
+      <w:r>
+        <w:rPr>
+          <w:lang w:val="zh_TW" w:bidi="zh_TW"/>
+        </w:rPr>
+        <w:t>。他們相信</w:t>
+      </w:r>
+      <w:r>
+        <w:rPr>
+          <w:lang w:val="zh_TW" w:bidi="zh_TW"/>
+        </w:rPr>
+        <w:t>當前</w:t>
+      </w:r>
+      <w:r>
+        <w:rPr>
+          <w:lang w:val="zh_TW" w:bidi="zh_TW"/>
+        </w:rPr>
+        <w:t>的時代是邪惡的，</w:t>
+      </w:r>
+      <w:r>
+        <w:rPr>
+          <w:lang w:val="zh_TW" w:bidi="zh_TW"/>
+        </w:rPr>
+        <w:t>但更好的時代即將到來</w:t>
+      </w:r>
+      <w:r>
+        <w:rPr>
+          <w:lang w:val="zh_TW" w:bidi="zh_TW"/>
+        </w:rPr>
+        <w:t>。「</w:t>
+      </w:r>
+      <w:r>
+        <w:rPr>
+          <w:lang w:val="zh_TW" w:bidi="zh_TW"/>
+        </w:rPr>
+        <w:t>這世代</w:t>
+      </w:r>
+      <w:r>
+        <w:rPr>
+          <w:lang w:val="zh_TW" w:bidi="zh_TW"/>
+        </w:rPr>
+        <w:t>」是</w:t>
+      </w:r>
+      <w:r>
+        <w:rPr>
+          <w:lang w:val="zh_TW" w:bidi="zh_TW"/>
+        </w:rPr>
+        <w:t>當前邪惡</w:t>
+      </w:r>
+      <w:r>
+        <w:rPr>
+          <w:lang w:val="zh_TW" w:bidi="zh_TW"/>
+        </w:rPr>
+        <w:t>的</w:t>
+      </w:r>
+      <w:r>
+        <w:rPr>
+          <w:lang w:val="zh_TW" w:bidi="zh_TW"/>
+        </w:rPr>
+        <w:t>時代</w:t>
+      </w:r>
+      <w:r>
+        <w:rPr>
+          <w:lang w:val="zh_TW" w:bidi="zh_TW"/>
+        </w:rPr>
+        <w:t>，由撒但及其爪牙所支配。「</w:t>
+      </w:r>
+      <w:r>
+        <w:rPr>
+          <w:lang w:val="zh_TW" w:bidi="zh_TW"/>
+        </w:rPr>
+        <w:t>將來的世代</w:t>
+      </w:r>
+      <w:r>
+        <w:rPr>
+          <w:lang w:val="zh_TW" w:bidi="zh_TW"/>
+        </w:rPr>
+        <w:t>」將帶來神國的祝福。</w:t>
+      </w:r>
+    </w:p>
+    <w:p>
+      <w:pPr/>
+      <w:r>
+        <w:rPr>
+          <w:lang w:val="zh_TW" w:bidi="zh_TW"/>
+        </w:rPr>
+      </w:r>
+      <w:r>
+        <w:rPr>
+          <w:lang w:val="zh_TW" w:bidi="zh_TW"/>
+        </w:rPr>
+        <w:t>在新時代開始之前，許多重要事件將會發生。這些事件將結束當前的邪惡時代，並開始神的良善新時代。當保羅在</w:t>
+      </w:r>
+      <w:hyperlink r:id="rId99">
+        <w:r>
+          <w:rPr>
+            <w:lang w:val="zh_TW" w:bidi="zh_TW"/>
+          </w:rPr>
+          <w:rPr>
+            <w:color w:val="0000EE"/>
+            <w:u w:val="single"/>
+          </w:rPr>
+          <w:t>哥林多後書四章4節</w:t>
+        </w:r>
+      </w:hyperlink>
+      <w:r>
+        <w:rPr>
+          <w:lang w:val="zh_TW" w:bidi="zh_TW"/>
+        </w:rPr>
+        <w:t>中提到「這世界的神」時，他指的是撒但對「這世界」的統治。</w:t>
+      </w:r>
+    </w:p>
+    <w:p>
+      <w:pPr/>
+      <w:r>
+        <w:rPr>
+          <w:lang w:val="zh_TW" w:bidi="zh_TW"/>
+        </w:rPr>
+      </w:r>
+      <w:r>
+        <w:rPr>
+          <w:lang w:val="zh_TW" w:bidi="zh_TW"/>
+        </w:rPr>
+        <w:t>天啟主義的另一個特徵是渴望神縮短當前的邪惡日子。撰寫天啟文學的人希望神能迅速帶來神的國。正如但以理會問：「這奇異的事到幾時才應驗呢？」（</w:t>
+      </w:r>
+      <w:hyperlink r:id="rId100">
+        <w:r>
+          <w:rPr>
+            <w:lang w:val="zh_TW" w:bidi="zh_TW"/>
+          </w:rPr>
+          <w:rPr>
+            <w:color w:val="0000EE"/>
+            <w:u w:val="single"/>
+          </w:rPr>
+          <w:t>但12:6</w:t>
+        </w:r>
+      </w:hyperlink>
+      <w:r>
+        <w:rPr>
+          <w:lang w:val="zh_TW" w:bidi="zh_TW"/>
+        </w:rPr>
+        <w:t>），約翰也會呼喊：「主耶穌啊，我願你來！」（</w:t>
+      </w:r>
+      <w:hyperlink r:id="rId101">
+        <w:r>
+          <w:rPr>
+            <w:lang w:val="zh_TW" w:bidi="zh_TW"/>
+          </w:rPr>
+          <w:rPr>
+            <w:color w:val="0000EE"/>
+            <w:u w:val="single"/>
+          </w:rPr>
+          <w:t>啟22:20</w:t>
+        </w:r>
+      </w:hyperlink>
+      <w:r>
+        <w:rPr>
+          <w:lang w:val="zh_TW" w:bidi="zh_TW"/>
+        </w:rPr>
+        <w:t>）。渴慕神的迅速介入並帶來得勝，使人在困境中仍能持守盼望，並鼓勵神的百姓以與將來國度相稱的方式生活（</w:t>
+      </w:r>
+      <w:hyperlink r:id="rId102">
+        <w:r>
+          <w:rPr>
+            <w:lang w:val="zh_TW" w:bidi="zh_TW"/>
+          </w:rPr>
+          <w:rPr>
+            <w:color w:val="0000EE"/>
+            <w:u w:val="single"/>
+          </w:rPr>
+          <w:t>彼後3:11–13</w:t>
+        </w:r>
+      </w:hyperlink>
+      <w:r>
+        <w:rPr>
+          <w:lang w:val="zh_TW" w:bidi="zh_TW"/>
+        </w:rPr>
+        <w:t>；</w:t>
+      </w:r>
+      <w:hyperlink r:id="rId103">
+        <w:r>
+          <w:rPr>
+            <w:lang w:val="zh_TW" w:bidi="zh_TW"/>
+          </w:rPr>
+          <w:rPr>
+            <w:color w:val="0000EE"/>
+            <w:u w:val="single"/>
+          </w:rPr>
+          <w:t>啟21:5–8</w:t>
+        </w:r>
+      </w:hyperlink>
+      <w:r>
+        <w:rPr>
+          <w:lang w:val="zh_TW" w:bidi="zh_TW"/>
+        </w:rPr>
+        <w:t>）。</w:t>
+      </w:r>
+    </w:p>
+    <w:p>
+      <w:pPr>
+        <w:pStyle w:val="Heading3"/>
+      </w:pPr>
+      <w:r>
+        <w:rPr>
+          <w:lang w:val="zh_TW" w:bidi="zh_TW"/>
+        </w:rPr>
+        <w:t>重要的天啟文學</w:t>
+      </w:r>
+    </w:p>
+    <w:p>
+      <w:pPr/>
+      <w:r>
+        <w:rPr>
+          <w:lang w:val="zh_TW" w:bidi="zh_TW"/>
+        </w:rPr>
+      </w:r>
+      <w:r>
+        <w:rPr>
+          <w:lang w:val="zh_TW" w:bidi="zh_TW"/>
+        </w:rPr>
+        <w:t>但以理書是舊約聖經正典中唯一的天啟文學，而啟示錄是新約聖經正典中唯一的天啟文學。猶太教和基督教還有其它關於末世異象的書卷未被納入聖經正典中。</w:t>
+        <w:br/>
+      </w:r>
+      <w:r>
+        <w:rPr>
+          <w:lang w:val="zh_TW" w:bidi="zh_TW"/>
+        </w:rPr>
+        <w:t>這些其它書卷是在不同時期寫成的：</w:t>
+      </w:r>
+    </w:p>
+    <w:p>
+      <w:pPr>
+        <w:pStyle w:val="ListBullet"/>
+        <w:spacing w:line="240" w:lineRule="auto"/>
+        <w:ind w:left="720"/>
+      </w:pPr>
+      <w:r>
+        <w:rPr>
+          <w:lang w:val="zh_TW" w:bidi="zh_TW"/>
+        </w:rPr>
+      </w:r>
+      <w:r>
+        <w:rPr>
+          <w:lang w:val="zh_TW" w:bidi="zh_TW"/>
+        </w:rPr>
+        <w:t>猶太天啟書卷寫於大約公元前300年至公元150年間。</w:t>
+      </w:r>
+    </w:p>
+    <w:p>
+      <w:pPr>
+        <w:pStyle w:val="ListBullet"/>
+        <w:spacing w:line="240" w:lineRule="auto"/>
+        <w:ind w:left="720"/>
+      </w:pPr>
+      <w:r>
+        <w:rPr>
+          <w:lang w:val="zh_TW" w:bidi="zh_TW"/>
+        </w:rPr>
+      </w:r>
+      <w:r>
+        <w:rPr>
+          <w:lang w:val="zh_TW" w:bidi="zh_TW"/>
+        </w:rPr>
+        <w:t>基督教的天啟書卷寫於大約公元100年至公元400年之間。</w:t>
+      </w:r>
+    </w:p>
+    <w:p>
+      <w:pPr/>
+      <w:r>
+        <w:rPr>
+          <w:lang w:val="zh_TW" w:bidi="zh_TW"/>
+        </w:rPr>
+      </w:r>
+      <w:r>
+        <w:rPr>
+          <w:lang w:val="zh_TW" w:bidi="zh_TW"/>
+        </w:rPr>
+        <w:t>末世文學的風格也可以在聖經的其它部分找到，而不僅限於完全關於末世的書卷。例如，耶穌在橄欖山上講述了關於未來的重要教訓。這段教訓記錄在</w:t>
+      </w:r>
+      <w:hyperlink r:id="rId104">
+        <w:r>
+          <w:rPr>
+            <w:lang w:val="zh_TW" w:bidi="zh_TW"/>
+          </w:rPr>
+          <w:rPr>
+            <w:color w:val="0000EE"/>
+            <w:u w:val="single"/>
+          </w:rPr>
+          <w:t>馬可福音第十三章</w:t>
+        </w:r>
+      </w:hyperlink>
+      <w:r>
+        <w:rPr>
+          <w:lang w:val="zh_TW" w:bidi="zh_TW"/>
+        </w:rPr>
+        <w:t>、</w:t>
+      </w:r>
+      <w:hyperlink r:id="rId105">
+        <w:r>
+          <w:rPr>
+            <w:lang w:val="zh_TW" w:bidi="zh_TW"/>
+          </w:rPr>
+          <w:rPr>
+            <w:color w:val="0000EE"/>
+            <w:u w:val="single"/>
+          </w:rPr>
+          <w:t>馬太福音第二十四章</w:t>
+        </w:r>
+      </w:hyperlink>
+      <w:r>
+        <w:rPr>
+          <w:lang w:val="zh_TW" w:bidi="zh_TW"/>
+        </w:rPr>
+        <w:t>和</w:t>
+      </w:r>
+      <w:hyperlink r:id="rId106">
+        <w:r>
+          <w:rPr>
+            <w:lang w:val="zh_TW" w:bidi="zh_TW"/>
+          </w:rPr>
+          <w:rPr>
+            <w:color w:val="0000EE"/>
+            <w:u w:val="single"/>
+          </w:rPr>
+          <w:t>路加福音第二十一章</w:t>
+        </w:r>
+      </w:hyperlink>
+      <w:r>
+        <w:rPr>
+          <w:lang w:val="zh_TW" w:bidi="zh_TW"/>
+        </w:rPr>
+        <w:t>。聖經學者常將這段教訓稱為「小啟示錄」，因為它以類似的方式談論末世。一卷書若要被視為真正的末世文學，它必須具備我們接下來要討論的大部分特徵。</w:t>
+      </w:r>
+    </w:p>
+    <w:p>
+      <w:pPr/>
+      <w:r>
+        <w:rPr>
+          <w:lang w:val="zh_TW" w:bidi="zh_TW"/>
+        </w:rPr>
+      </w:r>
+      <w:r>
+        <w:rPr>
+          <w:lang w:val="zh_TW" w:bidi="zh_TW"/>
+        </w:rPr>
+        <w:t>除了但以理書和啟示錄外，大多數關於末世的書卷都是作者假借他人之名寫成的。他們常常使用聖經中重要人物的名字來使他們的書看起來更重要。</w:t>
+      </w:r>
+    </w:p>
+    <w:p>
+      <w:pPr/>
+      <w:r>
+        <w:rPr>
+          <w:lang w:val="zh_TW" w:bidi="zh_TW"/>
+        </w:rPr>
+      </w:r>
+      <w:r>
+        <w:rPr>
+          <w:lang w:val="zh_TW" w:bidi="zh_TW"/>
+        </w:rPr>
+        <w:t>其中一個例子就是「以諾一書（1 Enoch）」。在大約公元前200年至公元100年之間，有多位</w:t>
+      </w:r>
+      <w:r>
+        <w:rPr>
+          <w:lang w:val="zh_TW" w:bidi="zh_TW"/>
+        </w:rPr>
+        <w:t>匿名</w:t>
+      </w:r>
+      <w:r>
+        <w:rPr>
+          <w:lang w:val="zh_TW" w:bidi="zh_TW"/>
+        </w:rPr>
+        <w:t>作者撰寫了這卷書。他們聲稱這卷書是由亞當的早期後裔之一——以諾——所寫（</w:t>
+      </w:r>
+      <w:hyperlink r:id="rId107">
+        <w:r>
+          <w:rPr>
+            <w:lang w:val="zh_TW" w:bidi="zh_TW"/>
+          </w:rPr>
+          <w:rPr>
+            <w:color w:val="0000EE"/>
+            <w:u w:val="single"/>
+          </w:rPr>
+          <w:t>創5:21–24</w:t>
+        </w:r>
+      </w:hyperlink>
+      <w:r>
+        <w:rPr>
+          <w:lang w:val="zh_TW" w:bidi="zh_TW"/>
+        </w:rPr>
+        <w:t>）。但以諾的生活年代遠早於這本書實際寫成的時間。由於許多這</w:t>
+      </w:r>
+      <w:r>
+        <w:rPr>
+          <w:lang w:val="zh_TW" w:bidi="zh_TW"/>
+        </w:rPr>
+        <w:t>類</w:t>
+      </w:r>
+      <w:r>
+        <w:rPr>
+          <w:lang w:val="zh_TW" w:bidi="zh_TW"/>
+        </w:rPr>
+        <w:t>書卷使用了假名，學者們通常稱之為「偽經」。</w:t>
+      </w:r>
+    </w:p>
+    <w:p>
+      <w:pPr/>
+      <w:r>
+        <w:rPr>
+          <w:lang w:val="zh_TW" w:bidi="zh_TW"/>
+        </w:rPr>
+      </w:r>
+      <w:r>
+        <w:rPr>
+          <w:lang w:val="zh_TW" w:bidi="zh_TW"/>
+        </w:rPr>
+        <w:t>其他猶太作者也使用了舊約聖經中重要人物的名字來撰寫關於末世的書卷，例如：</w:t>
+      </w:r>
+    </w:p>
+    <w:p>
+      <w:pPr>
+        <w:pStyle w:val="ListBullet"/>
+        <w:spacing w:line="240" w:lineRule="auto"/>
+        <w:ind w:left="720"/>
+      </w:pPr>
+      <w:r>
+        <w:rPr>
+          <w:lang w:val="zh_TW" w:bidi="zh_TW"/>
+        </w:rPr>
+      </w:r>
+      <w:r>
+        <w:rPr>
+          <w:lang w:val="zh_TW" w:bidi="zh_TW"/>
+        </w:rPr>
+        <w:t>亞當與夏娃</w:t>
+      </w:r>
+    </w:p>
+    <w:p>
+      <w:pPr>
+        <w:pStyle w:val="ListBullet"/>
+        <w:spacing w:line="240" w:lineRule="auto"/>
+        <w:ind w:left="720"/>
+      </w:pPr>
+      <w:r>
+        <w:rPr>
+          <w:lang w:val="zh_TW" w:bidi="zh_TW"/>
+        </w:rPr>
+      </w:r>
+      <w:r>
+        <w:rPr>
+          <w:lang w:val="zh_TW" w:bidi="zh_TW"/>
+        </w:rPr>
+        <w:t>摩西</w:t>
+      </w:r>
+    </w:p>
+    <w:p>
+      <w:pPr>
+        <w:pStyle w:val="ListBullet"/>
+        <w:spacing w:line="240" w:lineRule="auto"/>
+        <w:ind w:left="720"/>
+      </w:pPr>
+      <w:r>
+        <w:rPr>
+          <w:lang w:val="zh_TW" w:bidi="zh_TW"/>
+        </w:rPr>
+      </w:r>
+      <w:r>
+        <w:rPr>
+          <w:lang w:val="zh_TW" w:bidi="zh_TW"/>
+        </w:rPr>
+        <w:t>以賽亞</w:t>
+      </w:r>
+    </w:p>
+    <w:p>
+      <w:pPr>
+        <w:pStyle w:val="ListBullet"/>
+        <w:spacing w:line="240" w:lineRule="auto"/>
+        <w:ind w:left="720"/>
+      </w:pPr>
+      <w:r>
+        <w:rPr>
+          <w:lang w:val="zh_TW" w:bidi="zh_TW"/>
+        </w:rPr>
+      </w:r>
+      <w:r>
+        <w:rPr>
+          <w:lang w:val="zh_TW" w:bidi="zh_TW"/>
+        </w:rPr>
+        <w:t>巴錄書</w:t>
+      </w:r>
+    </w:p>
+    <w:p>
+      <w:pPr>
+        <w:pStyle w:val="ListBullet"/>
+        <w:spacing w:line="240" w:lineRule="auto"/>
+        <w:ind w:left="720"/>
+      </w:pPr>
+      <w:r>
+        <w:rPr>
+          <w:lang w:val="zh_TW" w:bidi="zh_TW"/>
+        </w:rPr>
+      </w:r>
+      <w:r>
+        <w:rPr>
+          <w:lang w:val="zh_TW" w:bidi="zh_TW"/>
+        </w:rPr>
+        <w:t>所羅門</w:t>
+      </w:r>
+    </w:p>
+    <w:p>
+      <w:pPr>
+        <w:pStyle w:val="ListBullet"/>
+        <w:spacing w:line="240" w:lineRule="auto"/>
+        <w:ind w:left="720"/>
+      </w:pPr>
+      <w:r>
+        <w:rPr>
+          <w:lang w:val="zh_TW" w:bidi="zh_TW"/>
+        </w:rPr>
+      </w:r>
+      <w:r>
+        <w:rPr>
+          <w:lang w:val="zh_TW" w:bidi="zh_TW"/>
+        </w:rPr>
+        <w:t>以斯拉</w:t>
+      </w:r>
+    </w:p>
+    <w:p>
+      <w:pPr/>
+      <w:r>
+        <w:rPr>
+          <w:lang w:val="zh_TW" w:bidi="zh_TW"/>
+        </w:rPr>
+      </w:r>
+      <w:r>
+        <w:rPr>
+          <w:lang w:val="zh_TW" w:bidi="zh_TW"/>
+        </w:rPr>
+        <w:t>這些書卷是在舊約正典完成後寫成的。作者很可能借用這些知名人物的名號，以提升作品的可信度並吸引更多讀者。</w:t>
+      </w:r>
+    </w:p>
+    <w:p>
+      <w:pPr/>
+      <w:r>
+        <w:rPr>
+          <w:lang w:val="zh_TW" w:bidi="zh_TW"/>
+        </w:rPr>
+      </w:r>
+      <w:r>
+        <w:rPr>
+          <w:lang w:val="zh_TW" w:bidi="zh_TW"/>
+        </w:rPr>
+        <w:t>基督教作家也採用了類似的做法，他們撰寫書卷，並以彼得、保羅和多馬等重要基督教領袖的名字署名，以增加作品的權威性和影響力。</w:t>
+      </w:r>
+    </w:p>
+    <w:p>
+      <w:pPr/>
+      <w:r>
+        <w:rPr>
+          <w:lang w:val="zh_TW" w:bidi="zh_TW"/>
+        </w:rPr>
+      </w:r>
+      <w:r>
+        <w:rPr>
+          <w:i/>
+          <w:lang w:val="zh_TW" w:bidi="zh_TW"/>
+        </w:rPr>
+        <w:t>另見</w:t>
+      </w:r>
+      <w:r>
+        <w:rPr>
+          <w:lang w:val="zh_TW" w:bidi="zh_TW"/>
+        </w:rPr>
+        <w:t>次經</w:t>
+      </w:r>
+      <w:r>
+        <w:rPr>
+          <w:lang w:val="zh_TW" w:bidi="zh_TW"/>
+        </w:rPr>
+        <w:t>，以了解上述提到的每卷書的討論。</w:t>
+      </w:r>
+      <w:r>
+        <w:rPr>
+          <w:lang w:val="zh_TW" w:bidi="zh_TW"/>
+        </w:rPr>
+      </w:r>
+      <w:r>
+        <w:rPr>
+          <w:lang w:val="zh_TW" w:bidi="zh_TW"/>
+        </w:rPr>
+      </w:r>
+    </w:p>
+    <w:p>
+      <w:pPr/>
+      <w:r>
+        <w:rPr>
+          <w:lang w:val="zh_TW" w:bidi="zh_TW"/>
+        </w:rPr>
+      </w:r>
+    </w:p>
+    <w:p>
+      <w:pPr>
+        <w:pStyle w:val="Heading2"/>
+      </w:pPr>
+      <w:r>
+        <w:rPr>
+          <w:lang w:val="zh_TW" w:bidi="zh_TW"/>
+        </w:rPr>
+        <w:t>天使</w:t>
+      </w:r>
+      <w:r>
+        <w:rPr>
+          <w:lang w:val="zh_TW" w:bidi="zh_TW"/>
+        </w:rPr>
+      </w:r>
+    </w:p>
+    <w:p>
+      <w:pPr/>
+      <w:r>
+        <w:rPr>
+          <w:lang w:val="zh_TW" w:bidi="zh_TW"/>
+        </w:rPr>
+      </w:r>
+      <w:r>
+        <w:rPr>
+          <w:lang w:val="zh_TW" w:bidi="zh_TW"/>
+        </w:rPr>
+        <w:t>神的使者或超自然存在，可以是善，也可以是惡。聖經中的天使比人更有能力。</w:t>
+      </w:r>
+    </w:p>
+    <w:p>
+      <w:pPr/>
+      <w:r>
+        <w:rPr>
+          <w:lang w:val="zh_TW" w:bidi="zh_TW"/>
+        </w:rPr>
+      </w:r>
+      <w:r>
+        <w:rPr>
+          <w:lang w:val="zh_TW" w:bidi="zh_TW"/>
+        </w:rPr>
+        <w:t>聖經首先提到的天使類別是基路伯（cherubim，希伯來文詞語</w:t>
+      </w:r>
+      <w:r>
+        <w:rPr>
+          <w:i/>
+          <w:lang w:val="zh_TW" w:bidi="zh_TW"/>
+        </w:rPr>
+        <w:t>cherub</w:t>
+      </w:r>
+      <w:r>
+        <w:rPr>
+          <w:lang w:val="zh_TW" w:bidi="zh_TW"/>
+        </w:rPr>
+        <w:t>的複數）。他們是神差派的天上活物，在伊甸園看守生命樹（</w:t>
+      </w:r>
+      <w:hyperlink r:id="rId108">
+        <w:r>
+          <w:rPr>
+            <w:lang w:val="zh_TW" w:bidi="zh_TW"/>
+          </w:rPr>
+          <w:rPr>
+            <w:color w:val="0000EE"/>
+            <w:u w:val="single"/>
+          </w:rPr>
+          <w:t>創3:24</w:t>
+        </w:r>
+      </w:hyperlink>
+      <w:r>
+        <w:rPr>
+          <w:lang w:val="zh_TW" w:bidi="zh_TW"/>
+        </w:rPr>
+        <w:t>）。</w:t>
+      </w:r>
+    </w:p>
+    <w:p>
+      <w:pPr/>
+      <w:r>
+        <w:rPr>
+          <w:lang w:val="zh_TW" w:bidi="zh_TW"/>
+        </w:rPr>
+      </w:r>
+      <w:r>
+        <w:rPr>
+          <w:lang w:val="zh_TW" w:bidi="zh_TW"/>
+        </w:rPr>
+        <w:t>聖經作者也會以象徵描繪天使：</w:t>
+      </w:r>
+    </w:p>
+    <w:p>
+      <w:pPr>
+        <w:pStyle w:val="ListBullet"/>
+        <w:spacing w:line="240" w:lineRule="auto"/>
+        <w:ind w:left="720"/>
+      </w:pPr>
+      <w:r>
+        <w:rPr>
+          <w:lang w:val="zh_TW" w:bidi="zh_TW"/>
+        </w:rPr>
+      </w:r>
+      <w:r>
+        <w:rPr>
+          <w:lang w:val="zh_TW" w:bidi="zh_TW"/>
+        </w:rPr>
+        <w:t>約櫃上（</w:t>
+      </w:r>
+      <w:hyperlink r:id="rId109">
+        <w:r>
+          <w:rPr>
+            <w:lang w:val="zh_TW" w:bidi="zh_TW"/>
+          </w:rPr>
+          <w:rPr>
+            <w:color w:val="0000EE"/>
+            <w:u w:val="single"/>
+          </w:rPr>
+          <w:t>出25:18–22</w:t>
+        </w:r>
+      </w:hyperlink>
+      <w:r>
+        <w:rPr>
+          <w:lang w:val="zh_TW" w:bidi="zh_TW"/>
+        </w:rPr>
+        <w:t>），</w:t>
+      </w:r>
+    </w:p>
+    <w:p>
+      <w:pPr>
+        <w:pStyle w:val="ListBullet"/>
+        <w:spacing w:line="240" w:lineRule="auto"/>
+        <w:ind w:left="720"/>
+      </w:pPr>
+      <w:r>
+        <w:rPr>
+          <w:lang w:val="zh_TW" w:bidi="zh_TW"/>
+        </w:rPr>
+      </w:r>
+      <w:r>
+        <w:rPr>
+          <w:lang w:val="zh_TW" w:bidi="zh_TW"/>
+        </w:rPr>
+        <w:t>會幕中（</w:t>
+      </w:r>
+      <w:hyperlink r:id="rId110">
+        <w:r>
+          <w:rPr>
+            <w:lang w:val="zh_TW" w:bidi="zh_TW"/>
+          </w:rPr>
+          <w:rPr>
+            <w:color w:val="0000EE"/>
+            <w:u w:val="single"/>
+          </w:rPr>
+          <w:t>出26:31</w:t>
+        </w:r>
+      </w:hyperlink>
+      <w:r>
+        <w:rPr>
+          <w:lang w:val="zh_TW" w:bidi="zh_TW"/>
+        </w:rPr>
+        <w:t>），以及</w:t>
+      </w:r>
+    </w:p>
+    <w:p>
+      <w:pPr>
+        <w:pStyle w:val="ListBullet"/>
+        <w:spacing w:line="240" w:lineRule="auto"/>
+        <w:ind w:left="720"/>
+      </w:pPr>
+      <w:r>
+        <w:rPr>
+          <w:lang w:val="zh_TW" w:bidi="zh_TW"/>
+        </w:rPr>
+      </w:r>
+      <w:r>
+        <w:rPr>
+          <w:lang w:val="zh_TW" w:bidi="zh_TW"/>
+        </w:rPr>
+        <w:t>聖殿中（</w:t>
+      </w:r>
+      <w:hyperlink r:id="rId111">
+        <w:r>
+          <w:rPr>
+            <w:lang w:val="zh_TW" w:bidi="zh_TW"/>
+          </w:rPr>
+          <w:rPr>
+            <w:color w:val="0000EE"/>
+            <w:u w:val="single"/>
+          </w:rPr>
+          <w:t>代下3:7</w:t>
+        </w:r>
+      </w:hyperlink>
+      <w:r>
+        <w:rPr>
+          <w:lang w:val="zh_TW" w:bidi="zh_TW"/>
+        </w:rPr>
+        <w:t>）。</w:t>
+      </w:r>
+    </w:p>
+    <w:p>
+      <w:pPr/>
+      <w:r>
+        <w:rPr>
+          <w:lang w:val="zh_TW" w:bidi="zh_TW"/>
+        </w:rPr>
+      </w:r>
+      <w:r>
+        <w:rPr>
+          <w:lang w:val="zh_TW" w:bidi="zh_TW"/>
+        </w:rPr>
+        <w:t>先知以西結在異象中，看見天使出現在已經復興的耶路撒冷（</w:t>
+      </w:r>
+      <w:hyperlink r:id="rId112">
+        <w:r>
+          <w:rPr>
+            <w:lang w:val="zh_TW" w:bidi="zh_TW"/>
+          </w:rPr>
+          <w:rPr>
+            <w:color w:val="0000EE"/>
+            <w:u w:val="single"/>
+          </w:rPr>
+          <w:t>結41:18–20</w:t>
+        </w:r>
+      </w:hyperlink>
+      <w:r>
+        <w:rPr>
+          <w:lang w:val="zh_TW" w:bidi="zh_TW"/>
+        </w:rPr>
+        <w:t>）。聖經中提到有名字的天使有兩位：加百列與天使長（或為「首領」）米迦勒（</w:t>
+      </w:r>
+      <w:hyperlink r:id="rId113">
+        <w:r>
+          <w:rPr>
+            <w:lang w:val="zh_TW" w:bidi="zh_TW"/>
+          </w:rPr>
+          <w:rPr>
+            <w:color w:val="0000EE"/>
+            <w:u w:val="single"/>
+          </w:rPr>
+          <w:t>但8:16，</w:t>
+        </w:r>
+      </w:hyperlink>
+      <w:hyperlink r:id="rId114">
+        <w:r>
+          <w:rPr>
+            <w:lang w:val="zh_TW" w:bidi="zh_TW"/>
+          </w:rPr>
+          <w:rPr>
+            <w:color w:val="0000EE"/>
+            <w:u w:val="single"/>
+          </w:rPr>
+          <w:t>9:21，</w:t>
+        </w:r>
+      </w:hyperlink>
+      <w:hyperlink r:id="rId115">
+        <w:r>
+          <w:rPr>
+            <w:lang w:val="zh_TW" w:bidi="zh_TW"/>
+          </w:rPr>
+          <w:rPr>
+            <w:color w:val="0000EE"/>
+            <w:u w:val="single"/>
+          </w:rPr>
+          <w:t>10:13</w:t>
+        </w:r>
+      </w:hyperlink>
+      <w:r>
+        <w:rPr>
+          <w:lang w:val="zh_TW" w:bidi="zh_TW"/>
+        </w:rPr>
+        <w:t>；</w:t>
+      </w:r>
+      <w:hyperlink r:id="rId116">
+        <w:r>
+          <w:rPr>
+            <w:lang w:val="zh_TW" w:bidi="zh_TW"/>
+          </w:rPr>
+          <w:rPr>
+            <w:color w:val="0000EE"/>
+            <w:u w:val="single"/>
+          </w:rPr>
+          <w:t>路1:19、26</w:t>
+        </w:r>
+      </w:hyperlink>
+      <w:r>
+        <w:rPr>
+          <w:lang w:val="zh_TW" w:bidi="zh_TW"/>
+        </w:rPr>
+        <w:t>；</w:t>
+      </w:r>
+      <w:hyperlink r:id="rId117">
+        <w:r>
+          <w:rPr>
+            <w:lang w:val="zh_TW" w:bidi="zh_TW"/>
+          </w:rPr>
+          <w:rPr>
+            <w:color w:val="0000EE"/>
+            <w:u w:val="single"/>
+          </w:rPr>
+          <w:t>猶1:9</w:t>
+        </w:r>
+      </w:hyperlink>
+      <w:r>
+        <w:rPr>
+          <w:lang w:val="zh_TW" w:bidi="zh_TW"/>
+        </w:rPr>
+        <w:t>；</w:t>
+      </w:r>
+      <w:hyperlink r:id="rId118">
+        <w:r>
+          <w:rPr>
+            <w:lang w:val="zh_TW" w:bidi="zh_TW"/>
+          </w:rPr>
+          <w:rPr>
+            <w:color w:val="0000EE"/>
+            <w:u w:val="single"/>
+          </w:rPr>
+          <w:t>啟12:7–9</w:t>
+        </w:r>
+      </w:hyperlink>
+      <w:r>
+        <w:rPr>
+          <w:lang w:val="zh_TW" w:bidi="zh_TW"/>
+        </w:rPr>
+        <w:t>）。</w:t>
+      </w:r>
+    </w:p>
+    <w:p>
+      <w:pPr/>
+      <w:r>
+        <w:rPr>
+          <w:lang w:val="zh_TW" w:bidi="zh_TW"/>
+        </w:rPr>
+      </w:r>
+      <w:r>
+        <w:rPr>
+          <w:lang w:val="zh_TW" w:bidi="zh_TW"/>
+        </w:rPr>
+        <w:t>在聖經中，天使是屬靈的存在，常常擔任使者的角色。英文的angel一詞直接源自希臘文，意思就是「使者」。在</w:t>
+      </w:r>
+      <w:hyperlink r:id="rId119">
+        <w:r>
+          <w:rPr>
+            <w:lang w:val="zh_TW" w:bidi="zh_TW"/>
+          </w:rPr>
+          <w:rPr>
+            <w:color w:val="0000EE"/>
+            <w:u w:val="single"/>
+          </w:rPr>
+          <w:t>路加福音九章52節</w:t>
+        </w:r>
+      </w:hyperlink>
+      <w:r>
+        <w:rPr>
+          <w:lang w:val="zh_TW" w:bidi="zh_TW"/>
+        </w:rPr>
+        <w:t>中，耶穌差遣「使者」走在前面；大多數時候，這個詞語也譯為「天使」，指神所差派的屬靈使者。</w:t>
+      </w:r>
+    </w:p>
+    <w:p>
+      <w:pPr/>
+      <w:r>
+        <w:rPr>
+          <w:lang w:val="zh_TW" w:bidi="zh_TW"/>
+        </w:rPr>
+      </w:r>
+      <w:r>
+        <w:rPr>
+          <w:lang w:val="zh_TW" w:bidi="zh_TW"/>
+        </w:rPr>
+        <w:t>在舊約聖經中，希伯來文詞語既可指人間的使者，也可指屬靈的存在；我們未必能立即分辨該詞語指的是哪一種，尤其因為天使有時會以人的面貌出現。在某些經文中，「神的使者」或類似表達，可能指神親自傳達自己的信息（見</w:t>
+      </w:r>
+      <w:hyperlink r:id="rId120">
+        <w:r>
+          <w:rPr>
+            <w:lang w:val="zh_TW" w:bidi="zh_TW"/>
+          </w:rPr>
+          <w:rPr>
+            <w:color w:val="0000EE"/>
+            <w:u w:val="single"/>
+          </w:rPr>
+          <w:t>創18:2–15</w:t>
+        </w:r>
+      </w:hyperlink>
+      <w:r>
+        <w:rPr>
+          <w:lang w:val="zh_TW" w:bidi="zh_TW"/>
+        </w:rPr>
+        <w:t>）。</w:t>
+      </w:r>
+    </w:p>
+    <w:p>
+      <w:pPr>
+        <w:pStyle w:val="Heading3"/>
+      </w:pPr>
+      <w:r>
+        <w:rPr>
+          <w:lang w:val="zh_TW" w:bidi="zh_TW"/>
+        </w:rPr>
+        <w:t>聖經中天使的角色與職分</w:t>
+      </w:r>
+    </w:p>
+    <w:p>
+      <w:pPr/>
+      <w:r>
+        <w:rPr>
+          <w:lang w:val="zh_TW" w:bidi="zh_TW"/>
+        </w:rPr>
+      </w:r>
+      <w:r>
+        <w:rPr>
+          <w:lang w:val="zh_TW" w:bidi="zh_TW"/>
+        </w:rPr>
+        <w:t>天使在聖經裡向人顯現是為了：</w:t>
+      </w:r>
+    </w:p>
+    <w:p>
+      <w:pPr>
+        <w:pStyle w:val="ListBullet"/>
+        <w:spacing w:line="240" w:lineRule="auto"/>
+        <w:ind w:left="720"/>
+      </w:pPr>
+      <w:r>
+        <w:rPr>
+          <w:lang w:val="zh_TW" w:bidi="zh_TW"/>
+        </w:rPr>
+      </w:r>
+      <w:r>
+        <w:rPr>
+          <w:lang w:val="zh_TW" w:bidi="zh_TW"/>
+        </w:rPr>
+        <w:t>宣告好消息 （</w:t>
+      </w:r>
+      <w:hyperlink r:id="rId121">
+        <w:r>
+          <w:rPr>
+            <w:lang w:val="zh_TW" w:bidi="zh_TW"/>
+          </w:rPr>
+          <w:rPr>
+            <w:color w:val="0000EE"/>
+            <w:u w:val="single"/>
+          </w:rPr>
+          <w:t>士13:3</w:t>
+        </w:r>
+      </w:hyperlink>
+      <w:r>
+        <w:rPr>
+          <w:lang w:val="zh_TW" w:bidi="zh_TW"/>
+        </w:rPr>
+        <w:t>）</w:t>
+      </w:r>
+    </w:p>
+    <w:p>
+      <w:pPr>
+        <w:pStyle w:val="ListBullet"/>
+        <w:spacing w:line="240" w:lineRule="auto"/>
+        <w:ind w:left="720"/>
+      </w:pPr>
+      <w:r>
+        <w:rPr>
+          <w:lang w:val="zh_TW" w:bidi="zh_TW"/>
+        </w:rPr>
+      </w:r>
+      <w:r>
+        <w:rPr>
+          <w:lang w:val="zh_TW" w:bidi="zh_TW"/>
+        </w:rPr>
+        <w:t>警告危險（</w:t>
+      </w:r>
+      <w:hyperlink r:id="rId122">
+        <w:r>
+          <w:rPr>
+            <w:lang w:val="zh_TW" w:bidi="zh_TW"/>
+          </w:rPr>
+          <w:rPr>
+            <w:color w:val="0000EE"/>
+            <w:u w:val="single"/>
+          </w:rPr>
+          <w:t>創19:15</w:t>
+        </w:r>
+      </w:hyperlink>
+      <w:r>
+        <w:rPr>
+          <w:lang w:val="zh_TW" w:bidi="zh_TW"/>
+        </w:rPr>
+        <w:t>）</w:t>
+      </w:r>
+    </w:p>
+    <w:p>
+      <w:pPr>
+        <w:pStyle w:val="ListBullet"/>
+        <w:spacing w:line="240" w:lineRule="auto"/>
+        <w:ind w:left="720"/>
+      </w:pPr>
+      <w:r>
+        <w:rPr>
+          <w:lang w:val="zh_TW" w:bidi="zh_TW"/>
+        </w:rPr>
+      </w:r>
+      <w:r>
+        <w:rPr>
+          <w:lang w:val="zh_TW" w:bidi="zh_TW"/>
+        </w:rPr>
+        <w:t>保護人免受邪惡所害（</w:t>
+      </w:r>
+      <w:hyperlink r:id="rId123">
+        <w:r>
+          <w:rPr>
+            <w:lang w:val="zh_TW" w:bidi="zh_TW"/>
+          </w:rPr>
+          <w:rPr>
+            <w:color w:val="0000EE"/>
+            <w:u w:val="single"/>
+          </w:rPr>
+          <w:t>但3:28，</w:t>
+        </w:r>
+      </w:hyperlink>
+      <w:hyperlink r:id="rId124">
+        <w:r>
+          <w:rPr>
+            <w:lang w:val="zh_TW" w:bidi="zh_TW"/>
+          </w:rPr>
+          <w:rPr>
+            <w:color w:val="0000EE"/>
+            <w:u w:val="single"/>
+          </w:rPr>
+          <w:t>6:22</w:t>
+        </w:r>
+      </w:hyperlink>
+      <w:r>
+        <w:rPr>
+          <w:lang w:val="zh_TW" w:bidi="zh_TW"/>
+        </w:rPr>
+        <w:t>）</w:t>
+      </w:r>
+    </w:p>
+    <w:p>
+      <w:pPr>
+        <w:pStyle w:val="ListBullet"/>
+        <w:spacing w:line="240" w:lineRule="auto"/>
+        <w:ind w:left="720"/>
+      </w:pPr>
+      <w:r>
+        <w:rPr>
+          <w:lang w:val="zh_TW" w:bidi="zh_TW"/>
+        </w:rPr>
+      </w:r>
+      <w:r>
+        <w:rPr>
+          <w:lang w:val="zh_TW" w:bidi="zh_TW"/>
+        </w:rPr>
+        <w:t>引導和保護（</w:t>
+      </w:r>
+      <w:hyperlink r:id="rId125">
+        <w:r>
+          <w:rPr>
+            <w:lang w:val="zh_TW" w:bidi="zh_TW"/>
+          </w:rPr>
+          <w:rPr>
+            <w:color w:val="0000EE"/>
+            <w:u w:val="single"/>
+          </w:rPr>
+          <w:t>出14:19</w:t>
+        </w:r>
+      </w:hyperlink>
+      <w:r>
+        <w:rPr>
+          <w:lang w:val="zh_TW" w:bidi="zh_TW"/>
+        </w:rPr>
+        <w:t>）</w:t>
+      </w:r>
+    </w:p>
+    <w:p>
+      <w:pPr>
+        <w:pStyle w:val="ListBullet"/>
+        <w:spacing w:line="240" w:lineRule="auto"/>
+        <w:ind w:left="720"/>
+      </w:pPr>
+      <w:r>
+        <w:rPr>
+          <w:lang w:val="zh_TW" w:bidi="zh_TW"/>
+        </w:rPr>
+      </w:r>
+      <w:r>
+        <w:rPr>
+          <w:lang w:val="zh_TW" w:bidi="zh_TW"/>
+        </w:rPr>
+        <w:t>供應飲食（</w:t>
+      </w:r>
+      <w:hyperlink r:id="rId126">
+        <w:r>
+          <w:rPr>
+            <w:lang w:val="zh_TW" w:bidi="zh_TW"/>
+          </w:rPr>
+          <w:rPr>
+            <w:color w:val="0000EE"/>
+            <w:u w:val="single"/>
+          </w:rPr>
+          <w:t>創21:14–20</w:t>
+        </w:r>
+      </w:hyperlink>
+      <w:r>
+        <w:rPr>
+          <w:lang w:val="zh_TW" w:bidi="zh_TW"/>
+        </w:rPr>
+        <w:t>；</w:t>
+      </w:r>
+      <w:hyperlink r:id="rId127">
+        <w:r>
+          <w:rPr>
+            <w:lang w:val="zh_TW" w:bidi="zh_TW"/>
+          </w:rPr>
+          <w:rPr>
+            <w:color w:val="0000EE"/>
+            <w:u w:val="single"/>
+          </w:rPr>
+          <w:t>王上19:4–7</w:t>
+        </w:r>
+      </w:hyperlink>
+      <w:r>
+        <w:rPr>
+          <w:lang w:val="zh_TW" w:bidi="zh_TW"/>
+        </w:rPr>
+        <w:t>）</w:t>
+      </w:r>
+    </w:p>
+    <w:p>
+      <w:pPr>
+        <w:pStyle w:val="ListBullet"/>
+        <w:spacing w:line="240" w:lineRule="auto"/>
+        <w:ind w:left="720"/>
+      </w:pPr>
+      <w:r>
+        <w:rPr>
+          <w:lang w:val="zh_TW" w:bidi="zh_TW"/>
+        </w:rPr>
+      </w:r>
+      <w:r>
+        <w:rPr>
+          <w:lang w:val="zh_TW" w:bidi="zh_TW"/>
+        </w:rPr>
+        <w:t>教導（</w:t>
+      </w:r>
+      <w:hyperlink r:id="rId128">
+        <w:r>
+          <w:rPr>
+            <w:lang w:val="zh_TW" w:bidi="zh_TW"/>
+          </w:rPr>
+          <w:rPr>
+            <w:color w:val="0000EE"/>
+            <w:u w:val="single"/>
+          </w:rPr>
+          <w:t>徒7:38</w:t>
+        </w:r>
+      </w:hyperlink>
+      <w:r>
+        <w:rPr>
+          <w:lang w:val="zh_TW" w:bidi="zh_TW"/>
+        </w:rPr>
+        <w:t>；</w:t>
+      </w:r>
+      <w:hyperlink r:id="rId129">
+        <w:r>
+          <w:rPr>
+            <w:lang w:val="zh_TW" w:bidi="zh_TW"/>
+          </w:rPr>
+          <w:rPr>
+            <w:color w:val="0000EE"/>
+            <w:u w:val="single"/>
+          </w:rPr>
+          <w:t>加3:19</w:t>
+        </w:r>
+      </w:hyperlink>
+      <w:r>
+        <w:rPr>
+          <w:lang w:val="zh_TW" w:bidi="zh_TW"/>
+        </w:rPr>
+        <w:t>）</w:t>
+      </w:r>
+    </w:p>
+    <w:p>
+      <w:pPr/>
+      <w:r>
+        <w:rPr>
+          <w:lang w:val="zh_TW" w:bidi="zh_TW"/>
+        </w:rPr>
+      </w:r>
+      <w:r>
+        <w:rPr>
+          <w:lang w:val="zh_TW" w:bidi="zh_TW"/>
+        </w:rPr>
+        <w:t>當基督以救主的身分降生時，天使：</w:t>
+      </w:r>
+    </w:p>
+    <w:p>
+      <w:pPr>
+        <w:pStyle w:val="ListBullet"/>
+        <w:spacing w:line="240" w:lineRule="auto"/>
+        <w:ind w:left="720"/>
+      </w:pPr>
+      <w:r>
+        <w:rPr>
+          <w:lang w:val="zh_TW" w:bidi="zh_TW"/>
+        </w:rPr>
+      </w:r>
+      <w:r>
+        <w:rPr>
+          <w:lang w:val="zh_TW" w:bidi="zh_TW"/>
+        </w:rPr>
+        <w:t>宣告祂的降生（</w:t>
+      </w:r>
+      <w:hyperlink r:id="rId130">
+        <w:r>
+          <w:rPr>
+            <w:lang w:val="zh_TW" w:bidi="zh_TW"/>
+          </w:rPr>
+          <w:rPr>
+            <w:color w:val="0000EE"/>
+            <w:u w:val="single"/>
+          </w:rPr>
+          <w:t>路2:8–15</w:t>
+        </w:r>
+      </w:hyperlink>
+      <w:r>
+        <w:rPr>
+          <w:lang w:val="zh_TW" w:bidi="zh_TW"/>
+        </w:rPr>
+        <w:t>）</w:t>
+      </w:r>
+    </w:p>
+    <w:p>
+      <w:pPr>
+        <w:pStyle w:val="ListBullet"/>
+        <w:spacing w:line="240" w:lineRule="auto"/>
+        <w:ind w:left="720"/>
+      </w:pPr>
+      <w:r>
+        <w:rPr>
+          <w:lang w:val="zh_TW" w:bidi="zh_TW"/>
+        </w:rPr>
+      </w:r>
+      <w:r>
+        <w:rPr>
+          <w:lang w:val="zh_TW" w:bidi="zh_TW"/>
+        </w:rPr>
+        <w:t>引導並警告祂的父母（</w:t>
+      </w:r>
+      <w:hyperlink r:id="rId131">
+        <w:r>
+          <w:rPr>
+            <w:lang w:val="zh_TW" w:bidi="zh_TW"/>
+          </w:rPr>
+          <w:rPr>
+            <w:color w:val="0000EE"/>
+            <w:u w:val="single"/>
+          </w:rPr>
+          <w:t>太2:13</w:t>
+        </w:r>
+      </w:hyperlink>
+      <w:r>
+        <w:rPr>
+          <w:lang w:val="zh_TW" w:bidi="zh_TW"/>
+        </w:rPr>
+        <w:t>）</w:t>
+      </w:r>
+    </w:p>
+    <w:p>
+      <w:pPr>
+        <w:pStyle w:val="ListBullet"/>
+        <w:spacing w:line="240" w:lineRule="auto"/>
+        <w:ind w:left="720"/>
+      </w:pPr>
+      <w:r>
+        <w:rPr>
+          <w:lang w:val="zh_TW" w:bidi="zh_TW"/>
+        </w:rPr>
+      </w:r>
+      <w:r>
+        <w:rPr>
+          <w:lang w:val="zh_TW" w:bidi="zh_TW"/>
+        </w:rPr>
+        <w:t>當祂受到試探時為祂加力（</w:t>
+      </w:r>
+      <w:hyperlink r:id="rId132">
+        <w:r>
+          <w:rPr>
+            <w:lang w:val="zh_TW" w:bidi="zh_TW"/>
+          </w:rPr>
+          <w:rPr>
+            <w:color w:val="0000EE"/>
+            <w:u w:val="single"/>
+          </w:rPr>
+          <w:t>太4:11</w:t>
+        </w:r>
+      </w:hyperlink>
+      <w:r>
+        <w:rPr>
+          <w:lang w:val="zh_TW" w:bidi="zh_TW"/>
+        </w:rPr>
+        <w:t>）</w:t>
+      </w:r>
+    </w:p>
+    <w:p>
+      <w:pPr>
+        <w:pStyle w:val="ListBullet"/>
+        <w:spacing w:line="240" w:lineRule="auto"/>
+        <w:ind w:left="720"/>
+      </w:pPr>
+      <w:r>
+        <w:rPr>
+          <w:lang w:val="zh_TW" w:bidi="zh_TW"/>
+        </w:rPr>
+      </w:r>
+      <w:r>
+        <w:rPr>
+          <w:lang w:val="zh_TW" w:bidi="zh_TW"/>
+        </w:rPr>
+        <w:t>在祂最後的痛苦時刻中加添祂的力量（</w:t>
+      </w:r>
+      <w:hyperlink r:id="rId133">
+        <w:r>
+          <w:rPr>
+            <w:lang w:val="zh_TW" w:bidi="zh_TW"/>
+          </w:rPr>
+          <w:rPr>
+            <w:color w:val="0000EE"/>
+            <w:u w:val="single"/>
+          </w:rPr>
+          <w:t>路22:43–44</w:t>
+        </w:r>
+      </w:hyperlink>
+      <w:r>
+        <w:rPr>
+          <w:lang w:val="zh_TW" w:bidi="zh_TW"/>
+        </w:rPr>
+        <w:t>，見部分抄本）</w:t>
+      </w:r>
+    </w:p>
+    <w:p>
+      <w:pPr>
+        <w:pStyle w:val="ListBullet"/>
+        <w:spacing w:line="240" w:lineRule="auto"/>
+        <w:ind w:left="720"/>
+      </w:pPr>
+      <w:r>
+        <w:rPr>
+          <w:lang w:val="zh_TW" w:bidi="zh_TW"/>
+        </w:rPr>
+      </w:r>
+      <w:r>
+        <w:rPr>
+          <w:lang w:val="zh_TW" w:bidi="zh_TW"/>
+        </w:rPr>
+        <w:t>見證祂復活 （</w:t>
+      </w:r>
+      <w:hyperlink r:id="rId134">
+        <w:r>
+          <w:rPr>
+            <w:lang w:val="zh_TW" w:bidi="zh_TW"/>
+          </w:rPr>
+          <w:rPr>
+            <w:color w:val="0000EE"/>
+            <w:u w:val="single"/>
+          </w:rPr>
+          <w:t>太28:1–6</w:t>
+        </w:r>
+      </w:hyperlink>
+      <w:r>
+        <w:rPr>
+          <w:lang w:val="zh_TW" w:bidi="zh_TW"/>
+        </w:rPr>
+        <w:t>）</w:t>
+      </w:r>
+    </w:p>
+    <w:p>
+      <w:pPr/>
+      <w:r>
+        <w:rPr>
+          <w:lang w:val="zh_TW" w:bidi="zh_TW"/>
+        </w:rPr>
+      </w:r>
+      <w:r>
+        <w:rPr>
+          <w:lang w:val="zh_TW" w:bidi="zh_TW"/>
+        </w:rPr>
+        <w:t>新約聖經裡有幾個天使與人接觸的例子：</w:t>
+      </w:r>
+    </w:p>
+    <w:p>
+      <w:pPr>
+        <w:pStyle w:val="ListBullet"/>
+        <w:spacing w:line="240" w:lineRule="auto"/>
+        <w:ind w:left="720"/>
+      </w:pPr>
+      <w:r>
+        <w:rPr>
+          <w:lang w:val="zh_TW" w:bidi="zh_TW"/>
+        </w:rPr>
+      </w:r>
+      <w:r>
+        <w:rPr>
+          <w:lang w:val="zh_TW" w:bidi="zh_TW"/>
+        </w:rPr>
+        <w:t>耶穌談到孩子有天上的使者看顧他們（</w:t>
+      </w:r>
+      <w:hyperlink r:id="rId135">
+        <w:r>
+          <w:rPr>
+            <w:lang w:val="zh_TW" w:bidi="zh_TW"/>
+          </w:rPr>
+          <w:rPr>
+            <w:color w:val="0000EE"/>
+            <w:u w:val="single"/>
+          </w:rPr>
+          <w:t>太18:10</w:t>
+        </w:r>
+      </w:hyperlink>
+      <w:r>
+        <w:rPr>
+          <w:lang w:val="zh_TW" w:bidi="zh_TW"/>
+        </w:rPr>
+        <w:t>）。</w:t>
+      </w:r>
+    </w:p>
+    <w:p>
+      <w:pPr>
+        <w:pStyle w:val="ListBullet"/>
+        <w:spacing w:line="240" w:lineRule="auto"/>
+        <w:ind w:left="720"/>
+      </w:pPr>
+      <w:r>
+        <w:rPr>
+          <w:lang w:val="zh_TW" w:bidi="zh_TW"/>
+        </w:rPr>
+      </w:r>
+      <w:r>
+        <w:rPr>
+          <w:lang w:val="zh_TW" w:bidi="zh_TW"/>
+        </w:rPr>
+        <w:t>有天使引導腓利（</w:t>
+      </w:r>
+      <w:hyperlink r:id="rId136">
+        <w:r>
+          <w:rPr>
+            <w:lang w:val="zh_TW" w:bidi="zh_TW"/>
+          </w:rPr>
+          <w:rPr>
+            <w:color w:val="0000EE"/>
+            <w:u w:val="single"/>
+          </w:rPr>
+          <w:t>徒8:26</w:t>
+        </w:r>
+      </w:hyperlink>
+      <w:r>
+        <w:rPr>
+          <w:lang w:val="zh_TW" w:bidi="zh_TW"/>
+        </w:rPr>
+        <w:t>）。</w:t>
+      </w:r>
+    </w:p>
+    <w:p>
+      <w:pPr>
+        <w:pStyle w:val="ListBullet"/>
+        <w:spacing w:line="240" w:lineRule="auto"/>
+        <w:ind w:left="720"/>
+      </w:pPr>
+      <w:r>
+        <w:rPr>
+          <w:lang w:val="zh_TW" w:bidi="zh_TW"/>
+        </w:rPr>
+      </w:r>
+      <w:r>
+        <w:rPr>
+          <w:lang w:val="zh_TW" w:bidi="zh_TW"/>
+        </w:rPr>
+        <w:t>有天使把使徒從監裡救出來（</w:t>
+      </w:r>
+      <w:hyperlink r:id="rId137">
+        <w:r>
+          <w:rPr>
+            <w:lang w:val="zh_TW" w:bidi="zh_TW"/>
+          </w:rPr>
+          <w:rPr>
+            <w:color w:val="0000EE"/>
+            <w:u w:val="single"/>
+          </w:rPr>
+          <w:t>徒5:19，</w:t>
+        </w:r>
+      </w:hyperlink>
+      <w:hyperlink r:id="rId138">
+        <w:r>
+          <w:rPr>
+            <w:lang w:val="zh_TW" w:bidi="zh_TW"/>
+          </w:rPr>
+          <w:rPr>
+            <w:color w:val="0000EE"/>
+            <w:u w:val="single"/>
+          </w:rPr>
+          <w:t>12:7–11</w:t>
+        </w:r>
+      </w:hyperlink>
+      <w:r>
+        <w:rPr>
+          <w:lang w:val="zh_TW" w:bidi="zh_TW"/>
+        </w:rPr>
+        <w:t>）。</w:t>
+      </w:r>
+    </w:p>
+    <w:p>
+      <w:pPr>
+        <w:pStyle w:val="ListBullet"/>
+        <w:spacing w:line="240" w:lineRule="auto"/>
+        <w:ind w:left="720"/>
+      </w:pPr>
+      <w:r>
+        <w:rPr>
+          <w:lang w:val="zh_TW" w:bidi="zh_TW"/>
+        </w:rPr>
+      </w:r>
+      <w:r>
+        <w:rPr>
+          <w:lang w:val="zh_TW" w:bidi="zh_TW"/>
+        </w:rPr>
+        <w:t>保羅在可怕的處境中得到天使鼓勵（</w:t>
+      </w:r>
+      <w:hyperlink r:id="rId139">
+        <w:r>
+          <w:rPr>
+            <w:lang w:val="zh_TW" w:bidi="zh_TW"/>
+          </w:rPr>
+          <w:rPr>
+            <w:color w:val="0000EE"/>
+            <w:u w:val="single"/>
+          </w:rPr>
+          <w:t>徒27:21–25</w:t>
+        </w:r>
+      </w:hyperlink>
+      <w:r>
+        <w:rPr>
+          <w:lang w:val="zh_TW" w:bidi="zh_TW"/>
+        </w:rPr>
+        <w:t>）。</w:t>
+      </w:r>
+    </w:p>
+    <w:p>
+      <w:pPr>
+        <w:pStyle w:val="Heading3"/>
+      </w:pPr>
+      <w:r>
+        <w:rPr>
+          <w:lang w:val="zh_TW" w:bidi="zh_TW"/>
+        </w:rPr>
+        <w:t>天使的外貌與異象</w:t>
+      </w:r>
+    </w:p>
+    <w:p>
+      <w:pPr/>
+      <w:r>
+        <w:rPr>
+          <w:lang w:val="zh_TW" w:bidi="zh_TW"/>
+        </w:rPr>
+      </w:r>
+      <w:r>
+        <w:rPr>
+          <w:lang w:val="zh_TW" w:bidi="zh_TW"/>
+        </w:rPr>
+        <w:t>聖經對於天使外貌的描述，往往是指他們有別於常人。例如，把石頭從耶穌墳墓入口挪開的天使，相貌好像閃電，衣服潔白如雪（</w:t>
+      </w:r>
+      <w:hyperlink r:id="rId140">
+        <w:r>
+          <w:rPr>
+            <w:lang w:val="zh_TW" w:bidi="zh_TW"/>
+          </w:rPr>
+          <w:rPr>
+            <w:color w:val="0000EE"/>
+            <w:u w:val="single"/>
+          </w:rPr>
+          <w:t>太28:3</w:t>
+        </w:r>
+      </w:hyperlink>
+      <w:r>
+        <w:rPr>
+          <w:lang w:val="zh_TW" w:bidi="zh_TW"/>
+        </w:rPr>
+        <w:t>）。</w:t>
+      </w:r>
+    </w:p>
+    <w:p>
+      <w:pPr/>
+      <w:r>
+        <w:rPr>
+          <w:lang w:val="zh_TW" w:bidi="zh_TW"/>
+        </w:rPr>
+      </w:r>
+      <w:r>
+        <w:rPr>
+          <w:lang w:val="zh_TW" w:bidi="zh_TW"/>
+        </w:rPr>
+        <w:t>許多關於天使的經文，都是夢境或異象的描述。「雅各的梯子」上有天使上去下來（</w:t>
+      </w:r>
+      <w:hyperlink r:id="rId141">
+        <w:r>
+          <w:rPr>
+            <w:lang w:val="zh_TW" w:bidi="zh_TW"/>
+          </w:rPr>
+          <w:rPr>
+            <w:color w:val="0000EE"/>
+            <w:u w:val="single"/>
+          </w:rPr>
+          <w:t>創28:12</w:t>
+        </w:r>
+      </w:hyperlink>
+      <w:r>
+        <w:rPr>
+          <w:lang w:val="zh_TW" w:bidi="zh_TW"/>
+        </w:rPr>
+        <w:t>）便是一例。在另一個夢裡，天使對雅各說話（</w:t>
+      </w:r>
+      <w:hyperlink r:id="rId142">
+        <w:r>
+          <w:rPr>
+            <w:lang w:val="zh_TW" w:bidi="zh_TW"/>
+          </w:rPr>
+          <w:rPr>
+            <w:color w:val="0000EE"/>
+            <w:u w:val="single"/>
+          </w:rPr>
+          <w:t>創31:11</w:t>
+        </w:r>
+      </w:hyperlink>
+      <w:r>
+        <w:rPr>
+          <w:lang w:val="zh_TW" w:bidi="zh_TW"/>
+        </w:rPr>
+        <w:t>）。哥尼流在異象裡看見天使（</w:t>
+      </w:r>
+      <w:hyperlink r:id="rId143">
+        <w:r>
+          <w:rPr>
+            <w:lang w:val="zh_TW" w:bidi="zh_TW"/>
+          </w:rPr>
+          <w:rPr>
+            <w:color w:val="0000EE"/>
+            <w:u w:val="single"/>
+          </w:rPr>
+          <w:t>徒10:1–3</w:t>
+        </w:r>
+      </w:hyperlink>
+      <w:r>
+        <w:rPr>
+          <w:lang w:val="zh_TW" w:bidi="zh_TW"/>
+        </w:rPr>
+        <w:t>）。較重要的經文包括</w:t>
+      </w:r>
+      <w:hyperlink r:id="rId84">
+        <w:r>
+          <w:rPr>
+            <w:lang w:val="zh_TW" w:bidi="zh_TW"/>
+          </w:rPr>
+          <w:rPr>
+            <w:color w:val="0000EE"/>
+            <w:u w:val="single"/>
+          </w:rPr>
+          <w:t>以賽亞書六章</w:t>
+        </w:r>
+      </w:hyperlink>
+      <w:r>
+        <w:rPr>
+          <w:lang w:val="zh_TW" w:bidi="zh_TW"/>
+        </w:rPr>
+        <w:t>（撒拉弗），以西結書的大部分（基路伯），以及但以理書和撒迦利亞書的許多部分。</w:t>
+      </w:r>
+    </w:p>
+    <w:p>
+      <w:pPr/>
+      <w:r>
+        <w:rPr>
+          <w:lang w:val="zh_TW" w:bidi="zh_TW"/>
+        </w:rPr>
+      </w:r>
+      <w:r>
+        <w:rPr>
+          <w:lang w:val="zh_TW" w:bidi="zh_TW"/>
+        </w:rPr>
+        <w:t>在新約聖經中，三分之一以上提到天使的內容出現在啟示錄。大多數情況下，這些天使是在異象裡出現的榮耀或可畏的形象，不能誤以為他們是人。描述這些異象的語言往往帶著奧祕與隱喻的特質，也因此不容易解釋。</w:t>
+      </w:r>
+    </w:p>
+    <w:p>
+      <w:pPr>
+        <w:pStyle w:val="Heading3"/>
+      </w:pPr>
+      <w:r>
+        <w:rPr>
+          <w:lang w:val="zh_TW" w:bidi="zh_TW"/>
+        </w:rPr>
+        <w:t>基督教神學中的天使</w:t>
+      </w:r>
+    </w:p>
+    <w:p>
+      <w:pPr/>
+      <w:r>
+        <w:rPr>
+          <w:lang w:val="zh_TW" w:bidi="zh_TW"/>
+        </w:rPr>
+      </w:r>
+      <w:r>
+        <w:rPr>
+          <w:lang w:val="zh_TW" w:bidi="zh_TW"/>
+        </w:rPr>
+        <w:t>天使論（angelology）指對天使的教義研究，雖然聖經多次提到天使，但天使論在基督教神學中並不是主要主題。聖經把天使算在神的創造之中（</w:t>
+      </w:r>
+      <w:hyperlink r:id="rId144">
+        <w:r>
+          <w:rPr>
+            <w:lang w:val="zh_TW" w:bidi="zh_TW"/>
+          </w:rPr>
+          <w:rPr>
+            <w:color w:val="0000EE"/>
+            <w:u w:val="single"/>
+          </w:rPr>
+          <w:t>詩148:2</w:t>
+        </w:r>
+      </w:hyperlink>
+      <w:r>
+        <w:rPr>
+          <w:lang w:val="zh_TW" w:bidi="zh_TW"/>
+        </w:rPr>
+        <w:t>；</w:t>
+      </w:r>
+      <w:hyperlink r:id="rId145">
+        <w:r>
+          <w:rPr>
+            <w:lang w:val="zh_TW" w:bidi="zh_TW"/>
+          </w:rPr>
+          <w:rPr>
+            <w:color w:val="0000EE"/>
+            <w:u w:val="single"/>
+          </w:rPr>
+          <w:t>西1:16</w:t>
+        </w:r>
+      </w:hyperlink>
+      <w:r>
+        <w:rPr>
+          <w:lang w:val="zh_TW" w:bidi="zh_TW"/>
+        </w:rPr>
+        <w:t>），經文亦暗示他們見證神創造世界（</w:t>
+      </w:r>
+      <w:hyperlink r:id="rId146">
+        <w:r>
+          <w:rPr>
+            <w:lang w:val="zh_TW" w:bidi="zh_TW"/>
+          </w:rPr>
+          <w:rPr>
+            <w:color w:val="0000EE"/>
+            <w:u w:val="single"/>
+          </w:rPr>
+          <w:t>伯38:7</w:t>
+        </w:r>
+      </w:hyperlink>
+      <w:r>
+        <w:rPr>
+          <w:lang w:val="zh_TW" w:bidi="zh_TW"/>
+        </w:rPr>
+        <w:t>）。無論天使與神的關係多親近，他們和人類一樣，都是受造之物。</w:t>
+      </w:r>
+    </w:p>
+    <w:p>
+      <w:pPr/>
+      <w:r>
+        <w:rPr>
+          <w:lang w:val="zh_TW" w:bidi="zh_TW"/>
+        </w:rPr>
+      </w:r>
+      <w:r>
+        <w:rPr>
+          <w:lang w:val="zh_TW" w:bidi="zh_TW"/>
+        </w:rPr>
+        <w:t>天使是完全屬靈的存在，因此他們不受人類限制所限。他們不會死（</w:t>
+      </w:r>
+      <w:hyperlink r:id="rId147">
+        <w:r>
+          <w:rPr>
+            <w:lang w:val="zh_TW" w:bidi="zh_TW"/>
+          </w:rPr>
+          <w:rPr>
+            <w:color w:val="0000EE"/>
+            <w:u w:val="single"/>
+          </w:rPr>
+          <w:t>路20:36</w:t>
+        </w:r>
+      </w:hyperlink>
+      <w:r>
+        <w:rPr>
+          <w:lang w:val="zh_TW" w:bidi="zh_TW"/>
+        </w:rPr>
+        <w:t>），又不嫁不娶，因此可視為沒有性別（</w:t>
+      </w:r>
+      <w:hyperlink r:id="rId148">
+        <w:r>
+          <w:rPr>
+            <w:lang w:val="zh_TW" w:bidi="zh_TW"/>
+          </w:rPr>
+          <w:rPr>
+            <w:color w:val="0000EE"/>
+            <w:u w:val="single"/>
+          </w:rPr>
+          <w:t>太22:30</w:t>
+        </w:r>
+      </w:hyperlink>
+      <w:r>
+        <w:rPr>
+          <w:lang w:val="zh_TW" w:bidi="zh_TW"/>
+        </w:rPr>
+        <w:t>）。天使向人顯現，若以人的形象出現，人們都把他看作男人，而不是女人或孩子。天使可以用人的語言說話，也能以其它方式影響人的生命，而這能力正是他們在聖經中的基本角色。</w:t>
+      </w:r>
+    </w:p>
+    <w:p>
+      <w:pPr/>
+      <w:r>
+        <w:rPr>
+          <w:lang w:val="zh_TW" w:bidi="zh_TW"/>
+        </w:rPr>
+      </w:r>
+      <w:r>
+        <w:rPr>
+          <w:lang w:val="zh_TW" w:bidi="zh_TW"/>
+        </w:rPr>
+        <w:t>天使的能力與令人敬畏的外貌，有時令人感到害怕，甚至想敬拜他們（</w:t>
+      </w:r>
+      <w:hyperlink r:id="rId149">
+        <w:r>
+          <w:rPr>
+            <w:lang w:val="zh_TW" w:bidi="zh_TW"/>
+          </w:rPr>
+          <w:rPr>
+            <w:color w:val="0000EE"/>
+            <w:u w:val="single"/>
+          </w:rPr>
+          <w:t>太28:2–4</w:t>
+        </w:r>
+      </w:hyperlink>
+      <w:r>
+        <w:rPr>
+          <w:lang w:val="zh_TW" w:bidi="zh_TW"/>
+        </w:rPr>
+        <w:t>）。新約聖經並不認可敬拜天使（</w:t>
+      </w:r>
+      <w:hyperlink r:id="rId150">
+        <w:r>
+          <w:rPr>
+            <w:lang w:val="zh_TW" w:bidi="zh_TW"/>
+          </w:rPr>
+          <w:rPr>
+            <w:color w:val="0000EE"/>
+            <w:u w:val="single"/>
+          </w:rPr>
+          <w:t>西2:18</w:t>
+        </w:r>
+      </w:hyperlink>
+      <w:r>
+        <w:rPr>
+          <w:lang w:val="zh_TW" w:bidi="zh_TW"/>
+        </w:rPr>
+        <w:t>；</w:t>
+      </w:r>
+      <w:hyperlink r:id="rId151">
+        <w:r>
+          <w:rPr>
+            <w:lang w:val="zh_TW" w:bidi="zh_TW"/>
+          </w:rPr>
+          <w:rPr>
+            <w:color w:val="0000EE"/>
+            <w:u w:val="single"/>
+          </w:rPr>
+          <w:t>啟22:8–9</w:t>
+        </w:r>
+      </w:hyperlink>
+      <w:r>
+        <w:rPr>
+          <w:lang w:val="zh_TW" w:bidi="zh_TW"/>
+        </w:rPr>
+        <w:t>）。雖然天使比人強壯並且更有智慧，但他們的能力與知識都受神的限制（</w:t>
+      </w:r>
+      <w:hyperlink r:id="rId152">
+        <w:r>
+          <w:rPr>
+            <w:lang w:val="zh_TW" w:bidi="zh_TW"/>
+          </w:rPr>
+          <w:rPr>
+            <w:color w:val="0000EE"/>
+            <w:u w:val="single"/>
+          </w:rPr>
+          <w:t>詩103:20</w:t>
+        </w:r>
+      </w:hyperlink>
+      <w:r>
+        <w:rPr>
+          <w:lang w:val="zh_TW" w:bidi="zh_TW"/>
+        </w:rPr>
+        <w:t>；</w:t>
+      </w:r>
+      <w:hyperlink r:id="rId153">
+        <w:r>
+          <w:rPr>
+            <w:lang w:val="zh_TW" w:bidi="zh_TW"/>
+          </w:rPr>
+          <w:rPr>
+            <w:color w:val="0000EE"/>
+            <w:u w:val="single"/>
+          </w:rPr>
+          <w:t>太24:36</w:t>
+        </w:r>
+      </w:hyperlink>
+      <w:r>
+        <w:rPr>
+          <w:lang w:val="zh_TW" w:bidi="zh_TW"/>
+        </w:rPr>
+        <w:t>；</w:t>
+      </w:r>
+      <w:hyperlink r:id="rId154">
+        <w:r>
+          <w:rPr>
+            <w:lang w:val="zh_TW" w:bidi="zh_TW"/>
+          </w:rPr>
+          <w:rPr>
+            <w:color w:val="0000EE"/>
+            <w:u w:val="single"/>
+          </w:rPr>
+          <w:t>彼前1:11–12</w:t>
+        </w:r>
+      </w:hyperlink>
+      <w:r>
+        <w:rPr>
+          <w:lang w:val="zh_TW" w:bidi="zh_TW"/>
+        </w:rPr>
+        <w:t>；</w:t>
+      </w:r>
+      <w:hyperlink r:id="rId155">
+        <w:r>
+          <w:rPr>
+            <w:lang w:val="zh_TW" w:bidi="zh_TW"/>
+          </w:rPr>
+          <w:rPr>
+            <w:color w:val="0000EE"/>
+            <w:u w:val="single"/>
+          </w:rPr>
+          <w:t>彼後2:11</w:t>
+        </w:r>
+      </w:hyperlink>
+      <w:r>
+        <w:rPr>
+          <w:lang w:val="zh_TW" w:bidi="zh_TW"/>
+        </w:rPr>
+        <w:t>）。</w:t>
+      </w:r>
+      <w:r>
+        <w:rPr>
+          <w:i/>
+          <w:lang w:val="zh_TW" w:bidi="zh_TW"/>
+        </w:rPr>
+        <w:t>見</w:t>
+      </w:r>
+      <w:r>
+        <w:rPr>
+          <w:lang w:val="zh_TW" w:bidi="zh_TW"/>
+        </w:rPr>
+        <w:t>基路伯，基路伯們</w:t>
+      </w:r>
+      <w:r>
+        <w:rPr>
+          <w:lang w:val="zh_TW" w:bidi="zh_TW"/>
+        </w:rPr>
+        <w:t>;；</w:t>
+      </w:r>
+      <w:r>
+        <w:rPr>
+          <w:lang w:val="zh_TW" w:bidi="zh_TW"/>
+        </w:rPr>
+        <w:t>撒拉弗， 撒拉弗們</w:t>
+      </w:r>
+      <w:r>
+        <w:rPr>
+          <w:lang w:val="zh_TW" w:bidi="zh_TW"/>
+        </w:rPr>
+        <w:t>；</w:t>
+      </w:r>
+      <w:r>
+        <w:rPr>
+          <w:lang w:val="zh_TW" w:bidi="zh_TW"/>
+        </w:rPr>
+        <w:t>鬼魔</w:t>
+      </w:r>
+      <w:r>
+        <w:rPr>
+          <w:lang w:val="zh_TW" w:bidi="zh_TW"/>
+        </w:rPr>
+        <w:t>；</w:t>
+      </w:r>
+      <w:r>
+        <w:rPr>
+          <w:lang w:val="zh_TW" w:bidi="zh_TW"/>
+        </w:rPr>
+        <w:t>鬼附</w:t>
+      </w:r>
+      <w:r>
+        <w:rPr>
+          <w:lang w:val="zh_TW" w:bidi="zh_TW"/>
+        </w:rPr>
+        <w:t>；</w:t>
+      </w:r>
+      <w:r>
+        <w:rPr>
+          <w:lang w:val="zh_TW" w:bidi="zh_TW"/>
+        </w:rPr>
+        <w:t>撒但</w:t>
+      </w:r>
+      <w:r>
+        <w:rPr>
+          <w:lang w:val="zh_TW" w:bidi="zh_TW"/>
+        </w:rPr>
+        <w:t>。</w:t>
+      </w:r>
+      <w:r>
+        <w:rPr>
+          <w:lang w:val="zh_TW" w:bidi="zh_TW"/>
+        </w:rPr>
+      </w:r>
+      <w:r>
+        <w:rPr>
+          <w:lang w:val="zh_TW" w:bidi="zh_TW"/>
+        </w:rPr>
+      </w:r>
+    </w:p>
+    <w:p>
+      <w:pPr/>
+      <w:r>
+        <w:rPr>
+          <w:lang w:val="zh_TW" w:bidi="zh_TW"/>
+        </w:rPr>
+      </w:r>
+    </w:p>
+    <w:p>
+      <w:pPr>
+        <w:pStyle w:val="Heading2"/>
+      </w:pPr>
+      <w:r>
+        <w:rPr>
+          <w:lang w:val="zh_TW" w:bidi="zh_TW"/>
+        </w:rPr>
+        <w:t>天文學</w:t>
+      </w:r>
+      <w:r>
+        <w:rPr>
+          <w:lang w:val="zh_TW" w:bidi="zh_TW"/>
+        </w:rPr>
+      </w:r>
+    </w:p>
+    <w:p>
+      <w:pPr/>
+      <w:r>
+        <w:rPr>
+          <w:lang w:val="zh_TW" w:bidi="zh_TW"/>
+        </w:rPr>
+      </w:r>
+      <w:r>
+        <w:rPr>
+          <w:lang w:val="zh_TW" w:bidi="zh_TW"/>
+        </w:rPr>
+        <w:t>天文學（astronomy）是研究地球大氣層以外事物的學科，專注於天體在太空中的位置、運行以及特徵。「天文學」一詞來源自希臘文，意為「星辰的法則」。</w:t>
+      </w:r>
+    </w:p>
+    <w:p>
+      <w:pPr/>
+      <w:r>
+        <w:rPr>
+          <w:lang w:val="zh_TW" w:bidi="zh_TW"/>
+        </w:rPr>
+      </w:r>
+      <w:r>
+        <w:rPr>
+          <w:lang w:val="zh_TW" w:bidi="zh_TW"/>
+        </w:rPr>
+        <w:t>天文學並非現代科學的產物。自古以來，人類就對天空充滿好奇。早期文明夜觀天象，用於預知未來，即占星術（astrology），以及輔助航海導航。</w:t>
+      </w:r>
+    </w:p>
+    <w:p>
+      <w:pPr/>
+      <w:r>
+        <w:rPr>
+          <w:lang w:val="zh_TW" w:bidi="zh_TW"/>
+        </w:rPr>
+      </w:r>
+      <w:r>
+        <w:rPr>
+          <w:lang w:val="zh_TW" w:bidi="zh_TW"/>
+        </w:rPr>
+        <w:t>聖經對天文學也有一些有趣的記載。根據</w:t>
+      </w:r>
+      <w:hyperlink r:id="rId156">
+        <w:r>
+          <w:rPr>
+            <w:lang w:val="zh_TW" w:bidi="zh_TW"/>
+          </w:rPr>
+          <w:rPr>
+            <w:color w:val="0000EE"/>
+            <w:u w:val="single"/>
+          </w:rPr>
+          <w:t>創世記一章14至19節</w:t>
+        </w:r>
+      </w:hyperlink>
+      <w:r>
+        <w:rPr>
+          <w:lang w:val="zh_TW" w:bidi="zh_TW"/>
+        </w:rPr>
+        <w:t>，神創造了日月星辰以：</w:t>
+      </w:r>
+    </w:p>
+    <w:p>
+      <w:pPr>
+        <w:pStyle w:val="ListNumber"/>
+        <w:numPr>
+          <w:ilvl w:val="0"/>
+          <w:numId w:val="19"/>
+        </w:numPr>
+        <w:spacing w:line="240" w:lineRule="auto"/>
+        <w:ind w:left="720"/>
+      </w:pPr>
+      <w:r>
+        <w:rPr>
+          <w:lang w:val="zh_TW" w:bidi="zh_TW"/>
+        </w:rPr>
+      </w:r>
+      <w:r>
+        <w:rPr>
+          <w:lang w:val="zh_TW" w:bidi="zh_TW"/>
+        </w:rPr>
+        <w:t>照亮大地；</w:t>
       </w:r>
     </w:p>
     <w:p>
@@ -908,18 +5630,25 @@
         <w:rPr>
           <w:lang w:val="zh_TW" w:bidi="zh_TW"/>
         </w:rPr>
-        <w:t>不可吃活著的動物的肉。</w:t>
-      </w:r>
-    </w:p>
-    <w:p>
-      <w:pPr>
-        <w:pStyle w:val="Heading3"/>
-      </w:pPr>
-      <w:r>
-        <w:rPr>
-          <w:lang w:val="zh_TW" w:bidi="zh_TW"/>
-        </w:rPr>
-        <w:t>新約聖經中的妥拉</w:t>
+        <w:t>訂立節令與節期；</w:t>
+      </w:r>
+    </w:p>
+    <w:p>
+      <w:pPr>
+        <w:pStyle w:val="ListNumber"/>
+        <w:spacing w:line="240" w:lineRule="auto"/>
+        <w:ind w:left="720"/>
+      </w:pPr>
+      <w:r>
+        <w:rPr>
+          <w:lang w:val="zh_TW" w:bidi="zh_TW"/>
+        </w:rPr>
+      </w:r>
+      <w:r>
+        <w:rPr>
+          <w:lang w:val="zh_TW" w:bidi="zh_TW"/>
+        </w:rPr>
+        <w:t>作為「記號」，助人辨識方向。</w:t>
       </w:r>
     </w:p>
     <w:p>
@@ -933,18 +5662,68 @@
         <w:rPr>
           <w:lang w:val="zh_TW" w:bidi="zh_TW"/>
         </w:rPr>
-        <w:t>新約聖經教導了關於妥拉的重要內容。雖然神在妥拉中的律法在當時是必要的，但它們並不是人們可以通過完美遵守來獲得救恩的方式。即使有一節經文似乎暗示人們可以通過遵守神的律法來與神和好，但沒有一個人能夠完美地遵守神的律法（</w:t>
-      </w:r>
-      <w:hyperlink r:id="rId26">
-        <w:r>
-          <w:rPr>
-            <w:lang w:val="zh_TW" w:bidi="zh_TW"/>
-          </w:rPr>
-          <w:rPr>
-            <w:color w:val="0000EE"/>
-            <w:u w:val="single"/>
-          </w:rPr>
-          <w:t>利未記18:5</w:t>
+        <w:t>「節令」一詞可能是指宗教節期或一年的季節。與巴比倫曆法類似，希伯來曆法是以陰曆為基礎。陰曆利用月亮環繞地球的週期來訂立宗教節期。恆星和行星作為記號的功能，則似乎有關它們如何勾勒天空的輪廓，使人在地上能辨識方向、航行與定位。</w:t>
+      </w:r>
+    </w:p>
+    <w:p>
+      <w:pPr/>
+      <w:r>
+        <w:rPr>
+          <w:lang w:val="zh_TW" w:bidi="zh_TW"/>
+        </w:rPr>
+      </w:r>
+      <w:r>
+        <w:rPr>
+          <w:lang w:val="zh_TW" w:bidi="zh_TW"/>
+        </w:rPr>
+        <w:t>聖經沒有直接提到日蝕或月蝕，但有些經文描述日月變暗，可能是在談論日蝕或月蝕（</w:t>
+      </w:r>
+      <w:hyperlink r:id="rId157">
+        <w:r>
+          <w:rPr>
+            <w:lang w:val="zh_TW" w:bidi="zh_TW"/>
+          </w:rPr>
+          <w:rPr>
+            <w:color w:val="0000EE"/>
+            <w:u w:val="single"/>
+          </w:rPr>
+          <w:t>珥2:31</w:t>
+        </w:r>
+      </w:hyperlink>
+      <w:r>
+        <w:rPr>
+          <w:lang w:val="zh_TW" w:bidi="zh_TW"/>
+        </w:rPr>
+        <w:t>；</w:t>
+      </w:r>
+      <w:hyperlink r:id="rId158">
+        <w:r>
+          <w:rPr>
+            <w:lang w:val="zh_TW" w:bidi="zh_TW"/>
+          </w:rPr>
+          <w:rPr>
+            <w:color w:val="0000EE"/>
+            <w:u w:val="single"/>
+          </w:rPr>
+          <w:t>摩8:9</w:t>
+        </w:r>
+      </w:hyperlink>
+      <w:r>
+        <w:rPr>
+          <w:lang w:val="zh_TW" w:bidi="zh_TW"/>
+        </w:rPr>
+        <w:t>；</w:t>
+      </w:r>
+      <w:hyperlink r:id="rId159">
+        <w:r>
+          <w:rPr>
+            <w:lang w:val="zh_TW" w:bidi="zh_TW"/>
+          </w:rPr>
+          <w:rPr>
+            <w:color w:val="0000EE"/>
+            <w:u w:val="single"/>
+          </w:rPr>
+          <w:t>太24:29</w:t>
         </w:r>
       </w:hyperlink>
       <w:r>
@@ -965,25 +5744,133 @@
         <w:rPr>
           <w:lang w:val="zh_TW" w:bidi="zh_TW"/>
         </w:rPr>
-        <w:t>舊約聖經顯示，神一直以祂的恩慈拯救人，而不是藉著他們的完全行為。例如，神接受亞伯拉罕是因為他的信心，而不是因為他完美地遵循了所有規條（</w:t>
-      </w:r>
-      <w:hyperlink r:id="rId27">
-        <w:r>
-          <w:rPr>
-            <w:lang w:val="zh_TW" w:bidi="zh_TW"/>
-          </w:rPr>
-          <w:rPr>
-            <w:color w:val="0000EE"/>
-            <w:u w:val="single"/>
-          </w:rPr>
-          <w:t>創世記15</w:t>
-        </w:r>
-      </w:hyperlink>
-      <w:r>
-        <w:rPr>
-          <w:lang w:val="zh_TW" w:bidi="zh_TW"/>
-        </w:rPr>
-        <w:t>）。這發生在神賜給摩西妥拉的400年前。這向我們展示了神一直喜悅信靠他的人。</w:t>
+        <w:t>舊約也有提及一些星座。然而，實在難以具體對應希伯來文與現今的星座名稱。翻譯為「</w:t>
+      </w:r>
+      <w:r>
+        <w:rPr>
+          <w:lang w:val="zh_TW" w:bidi="zh_TW"/>
+        </w:rPr>
+        <w:t>昴星</w:t>
+      </w:r>
+      <w:r>
+        <w:rPr>
+          <w:lang w:val="zh_TW" w:bidi="zh_TW"/>
+        </w:rPr>
+        <w:t>」（一些英文譯本為Pleiades）一詞意指「一團」或「一堆」，很可能指的是金牛座中最明顯的星團（</w:t>
+      </w:r>
+      <w:hyperlink r:id="rId160">
+        <w:r>
+          <w:rPr>
+            <w:lang w:val="zh_TW" w:bidi="zh_TW"/>
+          </w:rPr>
+          <w:rPr>
+            <w:color w:val="0000EE"/>
+            <w:u w:val="single"/>
+          </w:rPr>
+          <w:t>伯9:9</w:t>
+        </w:r>
+      </w:hyperlink>
+      <w:r>
+        <w:rPr>
+          <w:lang w:val="zh_TW" w:bidi="zh_TW"/>
+        </w:rPr>
+        <w:t>，</w:t>
+      </w:r>
+      <w:hyperlink r:id="rId161">
+        <w:r>
+          <w:rPr>
+            <w:lang w:val="zh_TW" w:bidi="zh_TW"/>
+          </w:rPr>
+          <w:rPr>
+            <w:color w:val="0000EE"/>
+            <w:u w:val="single"/>
+          </w:rPr>
+          <w:t>38:31</w:t>
+        </w:r>
+      </w:hyperlink>
+      <w:r>
+        <w:rPr>
+          <w:lang w:val="zh_TW" w:bidi="zh_TW"/>
+        </w:rPr>
+        <w:t>；</w:t>
+      </w:r>
+      <w:hyperlink r:id="rId162">
+        <w:r>
+          <w:rPr>
+            <w:lang w:val="zh_TW" w:bidi="zh_TW"/>
+          </w:rPr>
+          <w:rPr>
+            <w:color w:val="0000EE"/>
+            <w:u w:val="single"/>
+          </w:rPr>
+          <w:t>摩5:8</w:t>
+        </w:r>
+      </w:hyperlink>
+      <w:r>
+        <w:rPr>
+          <w:lang w:val="zh_TW" w:bidi="zh_TW"/>
+        </w:rPr>
+        <w:t>）。另一個希伯來文詞語可能與「愚頑人」相關，通常被理解為獵戶座（Orion；譯註：和合本譯為「參星」），但這詞與獵戶座的關聯原因不明。其他星座為「南方的</w:t>
+      </w:r>
+      <w:r>
+        <w:rPr>
+          <w:lang w:val="zh_TW" w:bidi="zh_TW"/>
+        </w:rPr>
+        <w:t>密宮</w:t>
+      </w:r>
+      <w:r>
+        <w:rPr>
+          <w:lang w:val="zh_TW" w:bidi="zh_TW"/>
+        </w:rPr>
+        <w:t>」和「大熊座（譯註：和合本譯為「</w:t>
+      </w:r>
+      <w:r>
+        <w:rPr>
+          <w:lang w:val="zh_TW" w:bidi="zh_TW"/>
+        </w:rPr>
+        <w:t>北斗</w:t>
+      </w:r>
+      <w:r>
+        <w:rPr>
+          <w:lang w:val="zh_TW" w:bidi="zh_TW"/>
+        </w:rPr>
+        <w:t>」）」（</w:t>
+      </w:r>
+      <w:hyperlink r:id="rId160">
+        <w:r>
+          <w:rPr>
+            <w:lang w:val="zh_TW" w:bidi="zh_TW"/>
+          </w:rPr>
+          <w:rPr>
+            <w:color w:val="0000EE"/>
+            <w:u w:val="single"/>
+          </w:rPr>
+          <w:t>伯9:9</w:t>
+        </w:r>
+      </w:hyperlink>
+      <w:r>
+        <w:rPr>
+          <w:lang w:val="zh_TW" w:bidi="zh_TW"/>
+        </w:rPr>
+        <w:t>，</w:t>
+      </w:r>
+      <w:hyperlink r:id="rId163">
+        <w:r>
+          <w:rPr>
+            <w:lang w:val="zh_TW" w:bidi="zh_TW"/>
+          </w:rPr>
+          <w:rPr>
+            <w:color w:val="0000EE"/>
+            <w:u w:val="single"/>
+          </w:rPr>
+          <w:t>38:32</w:t>
+        </w:r>
+      </w:hyperlink>
+      <w:r>
+        <w:rPr>
+          <w:lang w:val="zh_TW" w:bidi="zh_TW"/>
+        </w:rPr>
+        <w:t>），北斗可在北方天際出現。</w:t>
       </w:r>
     </w:p>
     <w:p>
@@ -997,43 +5884,55 @@
         <w:rPr>
           <w:lang w:val="zh_TW" w:bidi="zh_TW"/>
         </w:rPr>
-        <w:t>神律法的一個主要目的是幫助人們看到他們無法靠自己達到完全（</w:t>
-      </w:r>
-      <w:hyperlink r:id="rId28">
-        <w:r>
-          <w:rPr>
-            <w:lang w:val="zh_TW" w:bidi="zh_TW"/>
-          </w:rPr>
-          <w:rPr>
-            <w:color w:val="0000EE"/>
-            <w:u w:val="single"/>
-          </w:rPr>
-          <w:t>加拉太書3:24</w:t>
-        </w:r>
-      </w:hyperlink>
-      <w:r>
-        <w:rPr>
-          <w:lang w:val="zh_TW" w:bidi="zh_TW"/>
-        </w:rPr>
-        <w:t>）。當人們試圖遵循所有的神的律法時，他們會意識到自己多麼需要神的幫助和寬恕（</w:t>
-      </w:r>
-      <w:hyperlink r:id="rId29">
-        <w:r>
-          <w:rPr>
-            <w:lang w:val="zh_TW" w:bidi="zh_TW"/>
-          </w:rPr>
-          <w:rPr>
-            <w:color w:val="0000EE"/>
-            <w:u w:val="single"/>
-          </w:rPr>
-          <w:t>羅馬書7:7</w:t>
-        </w:r>
-      </w:hyperlink>
-      <w:r>
-        <w:rPr>
-          <w:lang w:val="zh_TW" w:bidi="zh_TW"/>
-        </w:rPr>
-        <w:t>）。這引導他們信靠耶穌。</w:t>
+        <w:t>聖經常提到星辰。神曾應許亞伯拉罕，他的後裔將如天上的星那樣繁多（</w:t>
+      </w:r>
+      <w:hyperlink r:id="rId30">
+        <w:r>
+          <w:rPr>
+            <w:lang w:val="zh_TW" w:bidi="zh_TW"/>
+          </w:rPr>
+          <w:rPr>
+            <w:color w:val="0000EE"/>
+            <w:u w:val="single"/>
+          </w:rPr>
+          <w:t>創15:5</w:t>
+        </w:r>
+      </w:hyperlink>
+      <w:r>
+        <w:rPr>
+          <w:lang w:val="zh_TW" w:bidi="zh_TW"/>
+        </w:rPr>
+        <w:t>）。保羅也曾寫道，</w:t>
+      </w:r>
+      <w:r>
+        <w:rPr>
+          <w:lang w:val="zh_TW" w:bidi="zh_TW"/>
+        </w:rPr>
+        <w:t>這星和那星的榮光</w:t>
+      </w:r>
+      <w:r>
+        <w:rPr>
+          <w:lang w:val="zh_TW" w:bidi="zh_TW"/>
+        </w:rPr>
+        <w:t>各有不同（</w:t>
+      </w:r>
+      <w:hyperlink r:id="rId164">
+        <w:r>
+          <w:rPr>
+            <w:lang w:val="zh_TW" w:bidi="zh_TW"/>
+          </w:rPr>
+          <w:rPr>
+            <w:color w:val="0000EE"/>
+            <w:u w:val="single"/>
+          </w:rPr>
+          <w:t>林前15:41</w:t>
+        </w:r>
+      </w:hyperlink>
+      <w:r>
+        <w:rPr>
+          <w:lang w:val="zh_TW" w:bidi="zh_TW"/>
+        </w:rPr>
+        <w:t>）。</w:t>
       </w:r>
     </w:p>
     <w:p>
@@ -1043,29 +5942,35 @@
           <w:lang w:val="zh_TW" w:bidi="zh_TW"/>
         </w:rPr>
       </w:r>
-      <w:r>
-        <w:rPr>
-          <w:lang w:val="zh_TW" w:bidi="zh_TW"/>
-        </w:rPr>
-        <w:t>耶穌非常尊重妥拉。祂生命的目的是要成就妥拉所要求的一切。當人們信靠耶穌時，他們就能享受祂對神律法的完全順服所帶來的益處。耶穌是律法的終結，使所有在祂裡面有信心的人都可以被稱義（</w:t>
-      </w:r>
-      <w:hyperlink r:id="rId30">
-        <w:r>
-          <w:rPr>
-            <w:lang w:val="zh_TW" w:bidi="zh_TW"/>
-          </w:rPr>
-          <w:rPr>
-            <w:color w:val="0000EE"/>
-            <w:u w:val="single"/>
-          </w:rPr>
-          <w:t>羅馬書10:4</w:t>
-        </w:r>
-      </w:hyperlink>
-      <w:r>
-        <w:rPr>
-          <w:lang w:val="zh_TW" w:bidi="zh_TW"/>
-        </w:rPr>
-        <w:t>）。</w:t>
+      <w:hyperlink r:id="rId165">
+        <w:r>
+          <w:rPr>
+            <w:lang w:val="zh_TW" w:bidi="zh_TW"/>
+          </w:rPr>
+          <w:rPr>
+            <w:color w:val="0000EE"/>
+            <w:u w:val="single"/>
+          </w:rPr>
+          <w:t>猶大書13節</w:t>
+        </w:r>
+      </w:hyperlink>
+      <w:r>
+        <w:rPr>
+          <w:lang w:val="zh_TW" w:bidi="zh_TW"/>
+        </w:rPr>
+        <w:t>將假教師比作「</w:t>
+      </w:r>
+      <w:r>
+        <w:rPr>
+          <w:lang w:val="zh_TW" w:bidi="zh_TW"/>
+        </w:rPr>
+        <w:t>流蕩的星</w:t>
+      </w:r>
+      <w:r>
+        <w:rPr>
+          <w:lang w:val="zh_TW" w:bidi="zh_TW"/>
+        </w:rPr>
+        <w:t>」。有人認為這個比喻來自星辰繞著極星（polestar，距離地極最近的恆星，看似固定不動）運行的觀察。極星因固定而成為航行定位的基準，而移動的星則是不可靠的嚮導，就如同假教師一樣。</w:t>
       </w:r>
     </w:p>
     <w:p>
@@ -1077,6 +5982,20 @@
       </w:r>
       <w:r>
         <w:rPr>
+          <w:lang w:val="zh_TW" w:bidi="zh_TW"/>
+        </w:rPr>
+        <w:t>然而，更可能的解釋是，猶大所指的「流蕩的星」其實是行星。因為當時的人已知道星辰是規律地繞著極星而運行，所以不會把所有星辰（除了極星）都視為「流蕩的」。相反地，行星的運行軌跡看似不規則，與恆星的固定運轉不同。另一些註解者則認為，「流蕩的星」也可能指的是彗星（comet）。</w:t>
+      </w:r>
+    </w:p>
+    <w:p>
+      <w:pPr/>
+      <w:r>
+        <w:rPr>
+          <w:lang w:val="zh_TW" w:bidi="zh_TW"/>
+        </w:rPr>
+      </w:r>
+      <w:r>
+        <w:rPr>
           <w:i/>
           <w:lang w:val="zh_TW" w:bidi="zh_TW"/>
         </w:rPr>
@@ -1092,31 +6011,7 @@
         <w:rPr>
           <w:lang w:val="zh_TW" w:bidi="zh_TW"/>
         </w:rPr>
-        <w:t>猶太教</w:t>
-      </w:r>
-      <w:r>
-        <w:rPr>
-          <w:lang w:val="zh_TW" w:bidi="zh_TW"/>
-        </w:rPr>
-        <w:t>、</w:t>
-      </w:r>
-      <w:r>
-        <w:rPr>
-          <w:lang w:val="zh_TW" w:bidi="zh_TW"/>
-        </w:rPr>
-        <w:t>聖經中的律法概念</w:t>
-      </w:r>
-      <w:r>
-        <w:rPr>
-          <w:lang w:val="zh_TW" w:bidi="zh_TW"/>
-        </w:rPr>
-        <w:t>、</w:t>
-      </w:r>
-      <w:r>
-        <w:rPr>
-          <w:lang w:val="zh_TW" w:bidi="zh_TW"/>
-        </w:rPr>
-        <w:t>塔木德</w:t>
+        <w:t>占星術</w:t>
       </w:r>
       <w:r>
         <w:rPr>
@@ -3031,6 +7926,36 @@
       <w:startOverride w:val="1"/>
     </w:lvlOverride>
   </w:num>
+  <w:num w:numId="15">
+    <w:abstractNumId w:val="3"/>
+    <w:lvlOverride w:ilvl="0">
+      <w:startOverride w:val="1"/>
+    </w:lvlOverride>
+  </w:num>
+  <w:num w:numId="16">
+    <w:abstractNumId w:val="3"/>
+    <w:lvlOverride w:ilvl="0">
+      <w:startOverride w:val="1"/>
+    </w:lvlOverride>
+  </w:num>
+  <w:num w:numId="17">
+    <w:abstractNumId w:val="3"/>
+    <w:lvlOverride w:ilvl="0">
+      <w:startOverride w:val="1"/>
+    </w:lvlOverride>
+  </w:num>
+  <w:num w:numId="18">
+    <w:abstractNumId w:val="3"/>
+    <w:lvlOverride w:ilvl="0">
+      <w:startOverride w:val="1"/>
+    </w:lvlOverride>
+  </w:num>
+  <w:num w:numId="19">
+    <w:abstractNumId w:val="3"/>
+    <w:lvlOverride w:ilvl="0">
+      <w:startOverride w:val="1"/>
+    </w:lvlOverride>
+  </w:num>
   <w:numIdMacAtCleanup w:val="10"/>
 </w:numbering>
 </file>

--- a/zht/docx/138.content.docx
+++ b/zht/docx/138.content.docx
@@ -149,7 +149,7 @@
         <w:rPr>
           <w:lang w:val="zh_TW" w:bidi="zh_TW"/>
         </w:rPr>
-        <w:t>tan</w:t>
+        <w:t>she</w:t>
       </w:r>
       <w:r>
         <w:rPr>
@@ -212,7 +212,7 @@
         <w:rPr>
           <w:lang w:val="zh_TW" w:bidi="zh_TW"/>
         </w:rPr>
-        <w:t>癱瘓、癱子、癱瘓的</w:t>
+        <w:t>蛇</w:t>
       </w:r>
       <w:r>
         <w:rPr>
@@ -231,7 +231,97 @@
         <w:rPr>
           <w:lang w:val="zh_TW" w:bidi="zh_TW"/>
         </w:rPr>
-        <w:t>中樞神經系統器質性疾病引起的症狀，造成暫時或永久的知覺喪失和/或自主肌肉控制。這種退化性疾病通常無法根治。新約中提到了一些癱瘓（或稱麻痺）的病例，所有這些病例都與基督的醫治事工有關。</w:t>
+        <w:t>蛇或海怪。聖經中使用不同的詞語來描述蛇或蛇類。蛇或蛇類是爬行動物，是以牠們能夠咬人並注射毒液而為人熟知。聖經提及的特定蛇類包括虺蛇（</w:t>
+      </w:r>
+      <w:hyperlink r:id="rId13">
+        <w:r>
+          <w:rPr>
+            <w:lang w:val="zh_TW" w:bidi="zh_TW"/>
+          </w:rPr>
+          <w:rPr>
+            <w:color w:val="0000EE"/>
+            <w:u w:val="single"/>
+          </w:rPr>
+          <w:t>賽11:8</w:t>
+        </w:r>
+      </w:hyperlink>
+      <w:r>
+        <w:rPr>
+          <w:lang w:val="zh_TW" w:bidi="zh_TW"/>
+        </w:rPr>
+        <w:t>）和毒蛇（</w:t>
+      </w:r>
+      <w:hyperlink r:id="rId14">
+        <w:r>
+          <w:rPr>
+            <w:lang w:val="zh_TW" w:bidi="zh_TW"/>
+          </w:rPr>
+          <w:rPr>
+            <w:color w:val="0000EE"/>
+            <w:u w:val="single"/>
+          </w:rPr>
+          <w:t>徒28:3</w:t>
+        </w:r>
+      </w:hyperlink>
+      <w:r>
+        <w:rPr>
+          <w:lang w:val="zh_TW" w:bidi="zh_TW"/>
+        </w:rPr>
+        <w:t>）。「蛇」這個術語也可以用來描述在</w:t>
+      </w:r>
+      <w:hyperlink r:id="rId15">
+        <w:r>
+          <w:rPr>
+            <w:lang w:val="zh_TW" w:bidi="zh_TW"/>
+          </w:rPr>
+          <w:rPr>
+            <w:color w:val="0000EE"/>
+            <w:u w:val="single"/>
+          </w:rPr>
+          <w:t>約伯記二十六章13節</w:t>
+        </w:r>
+      </w:hyperlink>
+      <w:r>
+        <w:rPr>
+          <w:lang w:val="zh_TW" w:bidi="zh_TW"/>
+        </w:rPr>
+        <w:t>、</w:t>
+      </w:r>
+      <w:hyperlink r:id="rId16">
+        <w:r>
+          <w:rPr>
+            <w:lang w:val="zh_TW" w:bidi="zh_TW"/>
+          </w:rPr>
+          <w:rPr>
+            <w:color w:val="0000EE"/>
+            <w:u w:val="single"/>
+          </w:rPr>
+          <w:t>以賽亞書二十七章1節</w:t>
+        </w:r>
+      </w:hyperlink>
+      <w:r>
+        <w:rPr>
+          <w:lang w:val="zh_TW" w:bidi="zh_TW"/>
+        </w:rPr>
+        <w:t>和</w:t>
+      </w:r>
+      <w:hyperlink r:id="rId17">
+        <w:r>
+          <w:rPr>
+            <w:lang w:val="zh_TW" w:bidi="zh_TW"/>
+          </w:rPr>
+          <w:rPr>
+            <w:color w:val="0000EE"/>
+            <w:u w:val="single"/>
+          </w:rPr>
+          <w:t>阿摩司書九章3節</w:t>
+        </w:r>
+      </w:hyperlink>
+      <w:r>
+        <w:rPr>
+          <w:lang w:val="zh_TW" w:bidi="zh_TW"/>
+        </w:rPr>
+        <w:t>中提到的巨大海蛇。</w:t>
       </w:r>
     </w:p>
     <w:p>
@@ -245,97 +335,7 @@
         <w:rPr>
           <w:lang w:val="zh_TW" w:bidi="zh_TW"/>
         </w:rPr>
-        <w:t>在加利利尋求耶穌醫治的病人中就有癱子，如加利利地區的病人（</w:t>
-      </w:r>
-      <w:hyperlink r:id="rId13">
-        <w:r>
-          <w:rPr>
-            <w:lang w:val="zh_TW" w:bidi="zh_TW"/>
-          </w:rPr>
-          <w:rPr>
-            <w:color w:val="0000EE"/>
-            <w:u w:val="single"/>
-          </w:rPr>
-          <w:t>太4:24</w:t>
-        </w:r>
-      </w:hyperlink>
-      <w:r>
-        <w:rPr>
-          <w:lang w:val="zh_TW" w:bidi="zh_TW"/>
-        </w:rPr>
-        <w:t>）、耶路撒冷畢士大池邊的病人（</w:t>
-      </w:r>
-      <w:hyperlink r:id="rId14">
-        <w:r>
-          <w:rPr>
-            <w:lang w:val="zh_TW" w:bidi="zh_TW"/>
-          </w:rPr>
-          <w:rPr>
-            <w:color w:val="0000EE"/>
-            <w:u w:val="single"/>
-          </w:rPr>
-          <w:t>約5:3</w:t>
-        </w:r>
-      </w:hyperlink>
-      <w:r>
-        <w:rPr>
-          <w:lang w:val="zh_TW" w:bidi="zh_TW"/>
-        </w:rPr>
-        <w:t>），以及在撒馬利亞由腓利所醫治的病人之中也有癱子（</w:t>
-      </w:r>
-      <w:hyperlink r:id="rId15">
-        <w:r>
-          <w:rPr>
-            <w:lang w:val="zh_TW" w:bidi="zh_TW"/>
-          </w:rPr>
-          <w:rPr>
-            <w:color w:val="0000EE"/>
-            <w:u w:val="single"/>
-          </w:rPr>
-          <w:t>徒8:7</w:t>
-        </w:r>
-      </w:hyperlink>
-      <w:r>
-        <w:rPr>
-          <w:lang w:val="zh_TW" w:bidi="zh_TW"/>
-        </w:rPr>
-        <w:t>）。百夫長的癱瘓僕人被路加描述為病得很重，幾乎要死（</w:t>
-      </w:r>
-      <w:hyperlink r:id="rId16">
-        <w:r>
-          <w:rPr>
-            <w:lang w:val="zh_TW" w:bidi="zh_TW"/>
-          </w:rPr>
-          <w:rPr>
-            <w:color w:val="0000EE"/>
-            <w:u w:val="single"/>
-          </w:rPr>
-          <w:t>路7:2</w:t>
-        </w:r>
-      </w:hyperlink>
-      <w:r>
-        <w:rPr>
-          <w:lang w:val="zh_TW" w:bidi="zh_TW"/>
-        </w:rPr>
-        <w:t>）。這人可能罹患了一種通常會致命的癱瘓症，起初從雙腿開始癱瘓，並迅速向上蔓延到全身。迦百農的癱子很可能是患有截癱，即下半身癱瘓的症狀（</w:t>
-      </w:r>
-      <w:hyperlink r:id="rId17">
-        <w:r>
-          <w:rPr>
-            <w:lang w:val="zh_TW" w:bidi="zh_TW"/>
-          </w:rPr>
-          <w:rPr>
-            <w:color w:val="0000EE"/>
-            <w:u w:val="single"/>
-          </w:rPr>
-          <w:t>太9:2、6</w:t>
-        </w:r>
-      </w:hyperlink>
-      <w:r>
-        <w:rPr>
-          <w:lang w:val="zh_TW" w:bidi="zh_TW"/>
-        </w:rPr>
-        <w:t>；</w:t>
+        <w:t>在</w:t>
       </w:r>
       <w:hyperlink r:id="rId18">
         <w:r>
@@ -346,14 +346,14 @@
             <w:color w:val="0000EE"/>
             <w:u w:val="single"/>
           </w:rPr>
-          <w:t>可2:3–10</w:t>
-        </w:r>
-      </w:hyperlink>
-      <w:r>
-        <w:rPr>
-          <w:lang w:val="zh_TW" w:bidi="zh_TW"/>
-        </w:rPr>
-        <w:t>；</w:t>
+          <w:t>創世記三章1節</w:t>
+        </w:r>
+      </w:hyperlink>
+      <w:r>
+        <w:rPr>
+          <w:lang w:val="zh_TW" w:bidi="zh_TW"/>
+        </w:rPr>
+        <w:t>，蛇引誘亞當和夏娃。牠是「耶和華神所造的，惟有蛇比田野一切的活物更狡猾」，因此，蛇被詛咒：「你必用肚子行走， 終身吃土」（</w:t>
       </w:r>
       <w:hyperlink r:id="rId19">
         <w:r>
@@ -364,14 +364,14 @@
             <w:color w:val="0000EE"/>
             <w:u w:val="single"/>
           </w:rPr>
-          <w:t>路5:18、24</w:t>
-        </w:r>
-      </w:hyperlink>
-      <w:r>
-        <w:rPr>
-          <w:lang w:val="zh_TW" w:bidi="zh_TW"/>
-        </w:rPr>
-        <w:t>）。這種疾病可能是由於出生時受傷或脊髓損傷引起的。也許彼得在呂大的醫治事件中，癱子以尼雅也患有半身不遂的癱瘓（</w:t>
+          <w:t>創3:14</w:t>
+        </w:r>
+      </w:hyperlink>
+      <w:r>
+        <w:rPr>
+          <w:lang w:val="zh_TW" w:bidi="zh_TW"/>
+        </w:rPr>
+        <w:t>）。</w:t>
       </w:r>
       <w:hyperlink r:id="rId20">
         <w:r>
@@ -382,7 +382,61 @@
             <w:color w:val="0000EE"/>
             <w:u w:val="single"/>
           </w:rPr>
-          <w:t>徒9:33</w:t>
+          <w:t>哥林多後書十一章3節</w:t>
+        </w:r>
+      </w:hyperlink>
+      <w:r>
+        <w:rPr>
+          <w:lang w:val="zh_TW" w:bidi="zh_TW"/>
+        </w:rPr>
+        <w:t>說蛇用詭詐欺騙了夏娃。</w:t>
+      </w:r>
+      <w:hyperlink r:id="rId21">
+        <w:r>
+          <w:rPr>
+            <w:lang w:val="zh_TW" w:bidi="zh_TW"/>
+          </w:rPr>
+          <w:rPr>
+            <w:color w:val="0000EE"/>
+            <w:u w:val="single"/>
+          </w:rPr>
+          <w:t>啟示錄十二章9節</w:t>
+        </w:r>
+      </w:hyperlink>
+      <w:r>
+        <w:rPr>
+          <w:lang w:val="zh_TW" w:bidi="zh_TW"/>
+        </w:rPr>
+        <w:t>稱蛇為：「名叫魔鬼，又叫撒但，是迷惑普天下的」（另見</w:t>
+      </w:r>
+      <w:hyperlink r:id="rId22">
+        <w:r>
+          <w:rPr>
+            <w:lang w:val="zh_TW" w:bidi="zh_TW"/>
+          </w:rPr>
+          <w:rPr>
+            <w:color w:val="0000EE"/>
+            <w:u w:val="single"/>
+          </w:rPr>
+          <w:t>啟12:14–15</w:t>
+        </w:r>
+      </w:hyperlink>
+      <w:r>
+        <w:rPr>
+          <w:lang w:val="zh_TW" w:bidi="zh_TW"/>
+        </w:rPr>
+        <w:t>，</w:t>
+      </w:r>
+      <w:hyperlink r:id="rId23">
+        <w:r>
+          <w:rPr>
+            <w:lang w:val="zh_TW" w:bidi="zh_TW"/>
+          </w:rPr>
+          <w:rPr>
+            <w:color w:val="0000EE"/>
+            <w:u w:val="single"/>
+          </w:rPr>
+          <w:t>20:2</w:t>
         </w:r>
       </w:hyperlink>
       <w:r>
@@ -401,9 +455,1850 @@
       </w:r>
       <w:r>
         <w:rPr>
+          <w:lang w:val="zh_TW" w:bidi="zh_TW"/>
+        </w:rPr>
+        <w:t>聖經中對蛇的描述通常是比喻性的。牠們代表能以毒害人的能力（例如，</w:t>
+      </w:r>
+      <w:hyperlink r:id="rId24">
+        <w:r>
+          <w:rPr>
+            <w:lang w:val="zh_TW" w:bidi="zh_TW"/>
+          </w:rPr>
+          <w:rPr>
+            <w:color w:val="0000EE"/>
+            <w:u w:val="single"/>
+          </w:rPr>
+          <w:t>創49:17</w:t>
+        </w:r>
+      </w:hyperlink>
+      <w:r>
+        <w:rPr>
+          <w:lang w:val="zh_TW" w:bidi="zh_TW"/>
+        </w:rPr>
+        <w:t>；</w:t>
+      </w:r>
+      <w:hyperlink r:id="rId25">
+        <w:r>
+          <w:rPr>
+            <w:lang w:val="zh_TW" w:bidi="zh_TW"/>
+          </w:rPr>
+          <w:rPr>
+            <w:color w:val="0000EE"/>
+            <w:u w:val="single"/>
+          </w:rPr>
+          <w:t>傳10:8</w:t>
+        </w:r>
+      </w:hyperlink>
+      <w:r>
+        <w:rPr>
+          <w:lang w:val="zh_TW" w:bidi="zh_TW"/>
+        </w:rPr>
+        <w:t>、</w:t>
+      </w:r>
+      <w:hyperlink r:id="rId25">
+        <w:r>
+          <w:rPr>
+            <w:lang w:val="zh_TW" w:bidi="zh_TW"/>
+          </w:rPr>
+          <w:rPr>
+            <w:color w:val="0000EE"/>
+            <w:u w:val="single"/>
+          </w:rPr>
+          <w:t>11</w:t>
+        </w:r>
+      </w:hyperlink>
+      <w:r>
+        <w:rPr>
+          <w:lang w:val="zh_TW" w:bidi="zh_TW"/>
+        </w:rPr>
+        <w:t>；</w:t>
+      </w:r>
+      <w:hyperlink r:id="rId26">
+        <w:r>
+          <w:rPr>
+            <w:lang w:val="zh_TW" w:bidi="zh_TW"/>
+          </w:rPr>
+          <w:rPr>
+            <w:color w:val="0000EE"/>
+            <w:u w:val="single"/>
+          </w:rPr>
+          <w:t>賽14:29</w:t>
+        </w:r>
+      </w:hyperlink>
+      <w:r>
+        <w:rPr>
+          <w:lang w:val="zh_TW" w:bidi="zh_TW"/>
+        </w:rPr>
+        <w:t>；</w:t>
+      </w:r>
+      <w:hyperlink r:id="rId27">
+        <w:r>
+          <w:rPr>
+            <w:lang w:val="zh_TW" w:bidi="zh_TW"/>
+          </w:rPr>
+          <w:rPr>
+            <w:color w:val="0000EE"/>
+            <w:u w:val="single"/>
+          </w:rPr>
+          <w:t>摩5:19</w:t>
+        </w:r>
+      </w:hyperlink>
+      <w:r>
+        <w:rPr>
+          <w:lang w:val="zh_TW" w:bidi="zh_TW"/>
+        </w:rPr>
+        <w:t>；</w:t>
+      </w:r>
+      <w:hyperlink r:id="rId28">
+        <w:r>
+          <w:rPr>
+            <w:lang w:val="zh_TW" w:bidi="zh_TW"/>
+          </w:rPr>
+          <w:rPr>
+            <w:color w:val="0000EE"/>
+            <w:u w:val="single"/>
+          </w:rPr>
+          <w:t>啟9:19</w:t>
+        </w:r>
+      </w:hyperlink>
+      <w:r>
+        <w:rPr>
+          <w:lang w:val="zh_TW" w:bidi="zh_TW"/>
+        </w:rPr>
+        <w:t>）。在</w:t>
+      </w:r>
+      <w:hyperlink r:id="rId29">
+        <w:r>
+          <w:rPr>
+            <w:lang w:val="zh_TW" w:bidi="zh_TW"/>
+          </w:rPr>
+          <w:rPr>
+            <w:color w:val="0000EE"/>
+            <w:u w:val="single"/>
+          </w:rPr>
+          <w:t>詩篇五十八篇4至5節</w:t>
+        </w:r>
+      </w:hyperlink>
+      <w:r>
+        <w:rPr>
+          <w:lang w:val="zh_TW" w:bidi="zh_TW"/>
+        </w:rPr>
+        <w:t>中，惡人被比作蛇。</w:t>
+      </w:r>
+      <w:hyperlink r:id="rId30">
+        <w:r>
+          <w:rPr>
+            <w:lang w:val="zh_TW" w:bidi="zh_TW"/>
+          </w:rPr>
+          <w:rPr>
+            <w:color w:val="0000EE"/>
+            <w:u w:val="single"/>
+          </w:rPr>
+          <w:t>詩篇一四〇篇3節</w:t>
+        </w:r>
+      </w:hyperlink>
+      <w:r>
+        <w:rPr>
+          <w:lang w:val="zh_TW" w:bidi="zh_TW"/>
+        </w:rPr>
+        <w:t>描述人們的舌頭像蛇一樣尖利，他們的嘴唇有虺蛇的毒氣。</w:t>
+      </w:r>
+      <w:hyperlink r:id="rId31">
+        <w:r>
+          <w:rPr>
+            <w:lang w:val="zh_TW" w:bidi="zh_TW"/>
+          </w:rPr>
+          <w:rPr>
+            <w:color w:val="0000EE"/>
+            <w:u w:val="single"/>
+          </w:rPr>
+          <w:t>箴言二十三章32節</w:t>
+        </w:r>
+      </w:hyperlink>
+      <w:r>
+        <w:rPr>
+          <w:lang w:val="zh_TW" w:bidi="zh_TW"/>
+        </w:rPr>
+        <w:t>將烈酒比作蛇的咬傷，說它「咬你如蛇，刺你如毒蛇」。</w:t>
+      </w:r>
+      <w:hyperlink r:id="rId32">
+        <w:r>
+          <w:rPr>
+            <w:lang w:val="zh_TW" w:bidi="zh_TW"/>
+          </w:rPr>
+          <w:rPr>
+            <w:color w:val="0000EE"/>
+            <w:u w:val="single"/>
+          </w:rPr>
+          <w:t>耶利米書八章17節</w:t>
+        </w:r>
+      </w:hyperlink>
+      <w:r>
+        <w:rPr>
+          <w:lang w:val="zh_TW" w:bidi="zh_TW"/>
+        </w:rPr>
+        <w:t>描述以色列的敵人為「不服法術的， 必咬你們」。</w:t>
+      </w:r>
+    </w:p>
+    <w:p>
+      <w:pPr/>
+      <w:r>
+        <w:rPr>
+          <w:lang w:val="zh_TW" w:bidi="zh_TW"/>
+        </w:rPr>
+      </w:r>
+      <w:r>
+        <w:rPr>
+          <w:lang w:val="zh_TW" w:bidi="zh_TW"/>
+        </w:rPr>
+        <w:t>正面來說，蛇以其智慧著稱。耶穌勸告祂的門徒：「靈巧像蛇，馴良像鴿子」（</w:t>
+      </w:r>
+      <w:hyperlink r:id="rId33">
+        <w:r>
+          <w:rPr>
+            <w:lang w:val="zh_TW" w:bidi="zh_TW"/>
+          </w:rPr>
+          <w:rPr>
+            <w:color w:val="0000EE"/>
+            <w:u w:val="single"/>
+          </w:rPr>
+          <w:t>太10:16</w:t>
+        </w:r>
+      </w:hyperlink>
+      <w:r>
+        <w:rPr>
+          <w:lang w:val="zh_TW" w:bidi="zh_TW"/>
+        </w:rPr>
+        <w:t>）。然而，蛇的主要意象是負面的。它象徵欺騙。耶穌稱文士和法利賽人為：「蛇類、毒蛇之種」（</w:t>
+      </w:r>
+      <w:hyperlink r:id="rId34">
+        <w:r>
+          <w:rPr>
+            <w:lang w:val="zh_TW" w:bidi="zh_TW"/>
+          </w:rPr>
+          <w:rPr>
+            <w:color w:val="0000EE"/>
+            <w:u w:val="single"/>
+          </w:rPr>
+          <w:t>太23:33</w:t>
+        </w:r>
+      </w:hyperlink>
+      <w:r>
+        <w:rPr>
+          <w:lang w:val="zh_TW" w:bidi="zh_TW"/>
+        </w:rPr>
+        <w:t>）。施洗約翰也稱法利賽人和撒都該人為「毒蛇的種類」（</w:t>
+      </w:r>
+      <w:hyperlink r:id="rId35">
+        <w:r>
+          <w:rPr>
+            <w:lang w:val="zh_TW" w:bidi="zh_TW"/>
+          </w:rPr>
+          <w:rPr>
+            <w:color w:val="0000EE"/>
+            <w:u w:val="single"/>
+          </w:rPr>
+          <w:t>太3:7</w:t>
+        </w:r>
+      </w:hyperlink>
+      <w:r>
+        <w:rPr>
+          <w:lang w:val="zh_TW" w:bidi="zh_TW"/>
+        </w:rPr>
+        <w:t>）。</w:t>
+      </w:r>
+    </w:p>
+    <w:p>
+      <w:pPr/>
+      <w:r>
+        <w:rPr>
+          <w:lang w:val="zh_TW" w:bidi="zh_TW"/>
+        </w:rPr>
+      </w:r>
+      <w:r>
+        <w:rPr>
           <w:i/>
           <w:lang w:val="zh_TW" w:bidi="zh_TW"/>
         </w:rPr>
+        <w:t>見</w:t>
+      </w:r>
+      <w:r>
+        <w:rPr>
+          <w:lang w:val="zh_TW" w:bidi="zh_TW"/>
+        </w:rPr>
+        <w:t>動物</w:t>
+      </w:r>
+      <w:r>
+        <w:rPr>
+          <w:lang w:val="zh_TW" w:bidi="zh_TW"/>
+        </w:rPr>
+        <w:t>。</w:t>
+      </w:r>
+      <w:r>
+        <w:rPr>
+          <w:lang w:val="zh_TW" w:bidi="zh_TW"/>
+        </w:rPr>
+      </w:r>
+      <w:r>
+        <w:rPr>
+          <w:lang w:val="zh_TW" w:bidi="zh_TW"/>
+        </w:rPr>
+      </w:r>
+    </w:p>
+    <w:p>
+      <w:pPr/>
+      <w:r>
+        <w:rPr>
+          <w:lang w:val="zh_TW" w:bidi="zh_TW"/>
+        </w:rPr>
+      </w:r>
+    </w:p>
+    <w:p>
+      <w:pPr>
+        <w:pStyle w:val="Heading2"/>
+      </w:pPr>
+      <w:r>
+        <w:rPr>
+          <w:lang w:val="zh_TW" w:bidi="zh_TW"/>
+        </w:rPr>
+        <w:t>舍吉拿</w:t>
+      </w:r>
+      <w:r>
+        <w:rPr>
+          <w:lang w:val="zh_TW" w:bidi="zh_TW"/>
+        </w:rPr>
+      </w:r>
+    </w:p>
+    <w:p>
+      <w:pPr>
+        <w:pStyle w:val="Heading2"/>
+      </w:pPr>
+      <w:r>
+        <w:rPr>
+          <w:lang w:val="zh_TW" w:bidi="zh_TW"/>
+        </w:rPr>
+        <w:t>舍吉拿（</w:t>
+      </w:r>
+      <w:r>
+        <w:rPr>
+          <w:i/>
+          <w:lang w:val="zh_TW" w:bidi="zh_TW"/>
+        </w:rPr>
+        <w:t>Shekinah）</w:t>
+      </w:r>
+    </w:p>
+    <w:p>
+      <w:pPr/>
+      <w:r>
+        <w:rPr>
+          <w:lang w:val="zh_TW" w:bidi="zh_TW"/>
+        </w:rPr>
+      </w:r>
+      <w:r>
+        <w:rPr>
+          <w:lang w:val="zh_TW" w:bidi="zh_TW"/>
+        </w:rPr>
+        <w:t>這個詞的意思是「那同在的」或「那會同在的」。</w:t>
+      </w:r>
+      <w:r>
+        <w:rPr>
+          <w:i/>
+          <w:lang w:val="zh_TW" w:bidi="zh_TW"/>
+        </w:rPr>
+        <w:t>舍吉拿</w:t>
+      </w:r>
+      <w:r>
+        <w:rPr>
+          <w:lang w:val="zh_TW" w:bidi="zh_TW"/>
+        </w:rPr>
+        <w:t>是一個希伯來文詞語的音譯。這個詞透過名為「他爾根（Targums）」的古代猶太文獻以及拉比文獻的古代猶太著作，成為基督教教義的一部分。這些文本使用</w:t>
+      </w:r>
+      <w:r>
+        <w:rPr>
+          <w:i/>
+          <w:lang w:val="zh_TW" w:bidi="zh_TW"/>
+        </w:rPr>
+        <w:t>舍吉拿</w:t>
+      </w:r>
+      <w:r>
+        <w:rPr>
+          <w:lang w:val="zh_TW" w:bidi="zh_TW"/>
+        </w:rPr>
+        <w:t>來描述那位超越世界的神，是如何在世界之中同在的。</w:t>
+      </w:r>
+    </w:p>
+    <w:p>
+      <w:pPr>
+        <w:pStyle w:val="Heading3"/>
+      </w:pPr>
+      <w:r>
+        <w:rPr>
+          <w:lang w:val="zh_TW" w:bidi="zh_TW"/>
+        </w:rPr>
+        <w:t>舊約聖經中的舍吉拿</w:t>
+      </w:r>
+    </w:p>
+    <w:p>
+      <w:pPr/>
+      <w:r>
+        <w:rPr>
+          <w:lang w:val="zh_TW" w:bidi="zh_TW"/>
+        </w:rPr>
+      </w:r>
+      <w:r>
+        <w:rPr>
+          <w:lang w:val="zh_TW" w:bidi="zh_TW"/>
+        </w:rPr>
+        <w:t>「</w:t>
+      </w:r>
+      <w:r>
+        <w:rPr>
+          <w:i/>
+          <w:lang w:val="zh_TW" w:bidi="zh_TW"/>
+        </w:rPr>
+        <w:t>舍吉拿</w:t>
+      </w:r>
+      <w:r>
+        <w:rPr>
+          <w:lang w:val="zh_TW" w:bidi="zh_TW"/>
+        </w:rPr>
+        <w:t>」這個詞本身並沒有在聖經中出現，但這個概念源於舊約聖經中許多描述神住在祂子民中間的地方（</w:t>
+      </w:r>
+      <w:hyperlink r:id="rId36">
+        <w:r>
+          <w:rPr>
+            <w:lang w:val="zh_TW" w:bidi="zh_TW"/>
+          </w:rPr>
+          <w:rPr>
+            <w:color w:val="0000EE"/>
+            <w:u w:val="single"/>
+          </w:rPr>
+          <w:t>創9:27</w:t>
+        </w:r>
+      </w:hyperlink>
+      <w:r>
+        <w:rPr>
+          <w:lang w:val="zh_TW" w:bidi="zh_TW"/>
+        </w:rPr>
+        <w:t>；</w:t>
+      </w:r>
+      <w:hyperlink r:id="rId37">
+        <w:r>
+          <w:rPr>
+            <w:lang w:val="zh_TW" w:bidi="zh_TW"/>
+          </w:rPr>
+          <w:rPr>
+            <w:color w:val="0000EE"/>
+            <w:u w:val="single"/>
+          </w:rPr>
+          <w:t>出25:8</w:t>
+        </w:r>
+      </w:hyperlink>
+      <w:r>
+        <w:rPr>
+          <w:lang w:val="zh_TW" w:bidi="zh_TW"/>
+        </w:rPr>
+        <w:t>，</w:t>
+      </w:r>
+      <w:hyperlink r:id="rId38">
+        <w:r>
+          <w:rPr>
+            <w:lang w:val="zh_TW" w:bidi="zh_TW"/>
+          </w:rPr>
+          <w:rPr>
+            <w:color w:val="0000EE"/>
+            <w:u w:val="single"/>
+          </w:rPr>
+          <w:t>29:45–46</w:t>
+        </w:r>
+      </w:hyperlink>
+      <w:r>
+        <w:rPr>
+          <w:lang w:val="zh_TW" w:bidi="zh_TW"/>
+        </w:rPr>
+        <w:t>；</w:t>
+      </w:r>
+      <w:hyperlink r:id="rId39">
+        <w:r>
+          <w:rPr>
+            <w:lang w:val="zh_TW" w:bidi="zh_TW"/>
+          </w:rPr>
+          <w:rPr>
+            <w:color w:val="0000EE"/>
+            <w:u w:val="single"/>
+          </w:rPr>
+          <w:t>民5:3</w:t>
+        </w:r>
+      </w:hyperlink>
+      <w:r>
+        <w:rPr>
+          <w:lang w:val="zh_TW" w:bidi="zh_TW"/>
+        </w:rPr>
+        <w:t>；</w:t>
+      </w:r>
+      <w:hyperlink r:id="rId40">
+        <w:r>
+          <w:rPr>
+            <w:lang w:val="zh_TW" w:bidi="zh_TW"/>
+          </w:rPr>
+          <w:rPr>
+            <w:color w:val="0000EE"/>
+            <w:u w:val="single"/>
+          </w:rPr>
+          <w:t>王上6:13</w:t>
+        </w:r>
+      </w:hyperlink>
+      <w:r>
+        <w:rPr>
+          <w:lang w:val="zh_TW" w:bidi="zh_TW"/>
+        </w:rPr>
+        <w:t>；</w:t>
+      </w:r>
+      <w:hyperlink r:id="rId41">
+        <w:r>
+          <w:rPr>
+            <w:lang w:val="zh_TW" w:bidi="zh_TW"/>
+          </w:rPr>
+          <w:rPr>
+            <w:color w:val="0000EE"/>
+            <w:u w:val="single"/>
+          </w:rPr>
+          <w:t>詩68:16–18</w:t>
+        </w:r>
+      </w:hyperlink>
+      <w:r>
+        <w:rPr>
+          <w:lang w:val="zh_TW" w:bidi="zh_TW"/>
+        </w:rPr>
+        <w:t>，</w:t>
+      </w:r>
+      <w:hyperlink r:id="rId42">
+        <w:r>
+          <w:rPr>
+            <w:lang w:val="zh_TW" w:bidi="zh_TW"/>
+          </w:rPr>
+          <w:rPr>
+            <w:color w:val="0000EE"/>
+            <w:u w:val="single"/>
+          </w:rPr>
+          <w:t>74:2</w:t>
+        </w:r>
+      </w:hyperlink>
+      <w:r>
+        <w:rPr>
+          <w:lang w:val="zh_TW" w:bidi="zh_TW"/>
+        </w:rPr>
+        <w:t>；</w:t>
+      </w:r>
+      <w:hyperlink r:id="rId43">
+        <w:r>
+          <w:rPr>
+            <w:lang w:val="zh_TW" w:bidi="zh_TW"/>
+          </w:rPr>
+          <w:rPr>
+            <w:color w:val="0000EE"/>
+            <w:u w:val="single"/>
+          </w:rPr>
+          <w:t>賽8:18</w:t>
+        </w:r>
+      </w:hyperlink>
+      <w:r>
+        <w:rPr>
+          <w:lang w:val="zh_TW" w:bidi="zh_TW"/>
+        </w:rPr>
+        <w:t>；</w:t>
+      </w:r>
+      <w:hyperlink r:id="rId44">
+        <w:r>
+          <w:rPr>
+            <w:lang w:val="zh_TW" w:bidi="zh_TW"/>
+          </w:rPr>
+          <w:rPr>
+            <w:color w:val="0000EE"/>
+            <w:u w:val="single"/>
+          </w:rPr>
+          <w:t>結43:7–9</w:t>
+        </w:r>
+      </w:hyperlink>
+      <w:r>
+        <w:rPr>
+          <w:lang w:val="zh_TW" w:bidi="zh_TW"/>
+        </w:rPr>
+        <w:t>；</w:t>
+      </w:r>
+      <w:hyperlink r:id="rId45">
+        <w:r>
+          <w:rPr>
+            <w:lang w:val="zh_TW" w:bidi="zh_TW"/>
+          </w:rPr>
+          <w:rPr>
+            <w:color w:val="0000EE"/>
+            <w:u w:val="single"/>
+          </w:rPr>
+          <w:t>珥3:17</w:t>
+        </w:r>
+      </w:hyperlink>
+      <w:r>
+        <w:rPr>
+          <w:lang w:val="zh_TW" w:bidi="zh_TW"/>
+        </w:rPr>
+        <w:t>、</w:t>
+      </w:r>
+      <w:hyperlink r:id="rId45">
+        <w:r>
+          <w:rPr>
+            <w:lang w:val="zh_TW" w:bidi="zh_TW"/>
+          </w:rPr>
+          <w:rPr>
+            <w:color w:val="0000EE"/>
+            <w:u w:val="single"/>
+          </w:rPr>
+          <w:t>21</w:t>
+        </w:r>
+      </w:hyperlink>
+      <w:r>
+        <w:rPr>
+          <w:lang w:val="zh_TW" w:bidi="zh_TW"/>
+        </w:rPr>
+        <w:t>；</w:t>
+      </w:r>
+      <w:hyperlink r:id="rId46">
+        <w:r>
+          <w:rPr>
+            <w:lang w:val="zh_TW" w:bidi="zh_TW"/>
+          </w:rPr>
+          <w:rPr>
+            <w:color w:val="0000EE"/>
+            <w:u w:val="single"/>
+          </w:rPr>
+          <w:t>亞2:10–11</w:t>
+        </w:r>
+      </w:hyperlink>
+      <w:r>
+        <w:rPr>
+          <w:lang w:val="zh_TW" w:bidi="zh_TW"/>
+        </w:rPr>
+        <w:t>）。這些經文顯示，雖然神住在天上，但祂也與祂的子民一起住在地上。</w:t>
+      </w:r>
+    </w:p>
+    <w:p>
+      <w:pPr/>
+      <w:r>
+        <w:rPr>
+          <w:lang w:val="zh_TW" w:bidi="zh_TW"/>
+        </w:rPr>
+      </w:r>
+      <w:r>
+        <w:rPr>
+          <w:lang w:val="zh_TW" w:bidi="zh_TW"/>
+        </w:rPr>
+        <w:t>人們也使用「</w:t>
+      </w:r>
+      <w:r>
+        <w:rPr>
+          <w:i/>
+          <w:lang w:val="zh_TW" w:bidi="zh_TW"/>
+        </w:rPr>
+        <w:t>舍吉拿榮耀</w:t>
+      </w:r>
+      <w:r>
+        <w:rPr>
+          <w:lang w:val="zh_TW" w:bidi="zh_TW"/>
+        </w:rPr>
+        <w:t>（</w:t>
+      </w:r>
+      <w:r>
+        <w:rPr>
+          <w:i/>
+          <w:lang w:val="zh_TW" w:bidi="zh_TW"/>
+        </w:rPr>
+        <w:t>shekinah glory</w:t>
+      </w:r>
+      <w:r>
+        <w:rPr>
+          <w:lang w:val="zh_TW" w:bidi="zh_TW"/>
+        </w:rPr>
+        <w:t>）」這個詞來描述神是如何向以色列人顯現。那是神以肉眼可見的形式</w:t>
+      </w:r>
+      <w:r>
+        <w:rPr>
+          <w:lang w:val="zh_TW" w:bidi="zh_TW"/>
+        </w:rPr>
+        <w:t>——</w:t>
+      </w:r>
+      <w:r>
+        <w:rPr>
+          <w:lang w:val="zh_TW" w:bidi="zh_TW"/>
+        </w:rPr>
+        <w:t>火柱和雲柱</w:t>
+      </w:r>
+      <w:r>
+        <w:rPr>
+          <w:lang w:val="zh_TW" w:bidi="zh_TW"/>
+        </w:rPr>
+        <w:t>——</w:t>
+      </w:r>
+      <w:r>
+        <w:rPr>
+          <w:lang w:val="zh_TW" w:bidi="zh_TW"/>
+        </w:rPr>
+        <w:t>顯現，而這種同在在以下地方發生：</w:t>
+      </w:r>
+    </w:p>
+    <w:p>
+      <w:pPr>
+        <w:pStyle w:val="ListBullet"/>
+        <w:spacing w:line="240" w:lineRule="auto"/>
+        <w:ind w:left="720"/>
+      </w:pPr>
+      <w:r>
+        <w:rPr>
+          <w:lang w:val="zh_TW" w:bidi="zh_TW"/>
+        </w:rPr>
+      </w:r>
+      <w:r>
+        <w:rPr>
+          <w:lang w:val="zh_TW" w:bidi="zh_TW"/>
+        </w:rPr>
+        <w:t>在西奈山（</w:t>
+      </w:r>
+      <w:hyperlink r:id="rId47">
+        <w:r>
+          <w:rPr>
+            <w:lang w:val="zh_TW" w:bidi="zh_TW"/>
+          </w:rPr>
+          <w:rPr>
+            <w:color w:val="0000EE"/>
+            <w:u w:val="single"/>
+          </w:rPr>
+          <w:t>出19:16–18</w:t>
+        </w:r>
+      </w:hyperlink>
+      <w:r>
+        <w:rPr>
+          <w:lang w:val="zh_TW" w:bidi="zh_TW"/>
+        </w:rPr>
+        <w:t>），</w:t>
+      </w:r>
+    </w:p>
+    <w:p>
+      <w:pPr>
+        <w:pStyle w:val="ListBullet"/>
+        <w:spacing w:line="240" w:lineRule="auto"/>
+        <w:ind w:left="720"/>
+      </w:pPr>
+      <w:r>
+        <w:rPr>
+          <w:lang w:val="zh_TW" w:bidi="zh_TW"/>
+        </w:rPr>
+      </w:r>
+      <w:r>
+        <w:rPr>
+          <w:lang w:val="zh_TW" w:bidi="zh_TW"/>
+        </w:rPr>
+        <w:t>在曠野（</w:t>
+      </w:r>
+      <w:hyperlink r:id="rId48">
+        <w:r>
+          <w:rPr>
+            <w:lang w:val="zh_TW" w:bidi="zh_TW"/>
+          </w:rPr>
+          <w:rPr>
+            <w:color w:val="0000EE"/>
+            <w:u w:val="single"/>
+          </w:rPr>
+          <w:t>出40:34–38</w:t>
+        </w:r>
+      </w:hyperlink>
+      <w:r>
+        <w:rPr>
+          <w:lang w:val="zh_TW" w:bidi="zh_TW"/>
+        </w:rPr>
+        <w:t>），和</w:t>
+      </w:r>
+    </w:p>
+    <w:p>
+      <w:pPr>
+        <w:pStyle w:val="ListBullet"/>
+        <w:spacing w:line="240" w:lineRule="auto"/>
+        <w:ind w:left="720"/>
+      </w:pPr>
+      <w:r>
+        <w:rPr>
+          <w:lang w:val="zh_TW" w:bidi="zh_TW"/>
+        </w:rPr>
+      </w:r>
+      <w:r>
+        <w:rPr>
+          <w:lang w:val="zh_TW" w:bidi="zh_TW"/>
+        </w:rPr>
+        <w:t>在聖殿中（</w:t>
+      </w:r>
+      <w:hyperlink r:id="rId40">
+        <w:r>
+          <w:rPr>
+            <w:lang w:val="zh_TW" w:bidi="zh_TW"/>
+          </w:rPr>
+          <w:rPr>
+            <w:color w:val="0000EE"/>
+            <w:u w:val="single"/>
+          </w:rPr>
+          <w:t>王上6:13</w:t>
+        </w:r>
+      </w:hyperlink>
+      <w:r>
+        <w:rPr>
+          <w:lang w:val="zh_TW" w:bidi="zh_TW"/>
+        </w:rPr>
+        <w:t>，</w:t>
+      </w:r>
+      <w:hyperlink r:id="rId49">
+        <w:r>
+          <w:rPr>
+            <w:lang w:val="zh_TW" w:bidi="zh_TW"/>
+          </w:rPr>
+          <w:rPr>
+            <w:color w:val="0000EE"/>
+            <w:u w:val="single"/>
+          </w:rPr>
+          <w:t>8:10–13</w:t>
+        </w:r>
+      </w:hyperlink>
+      <w:r>
+        <w:rPr>
+          <w:lang w:val="zh_TW" w:bidi="zh_TW"/>
+        </w:rPr>
+        <w:t>；</w:t>
+      </w:r>
+      <w:hyperlink r:id="rId50">
+        <w:r>
+          <w:rPr>
+            <w:lang w:val="zh_TW" w:bidi="zh_TW"/>
+          </w:rPr>
+          <w:rPr>
+            <w:color w:val="0000EE"/>
+            <w:u w:val="single"/>
+          </w:rPr>
+          <w:t>代下6:1–2</w:t>
+        </w:r>
+      </w:hyperlink>
+      <w:r>
+        <w:rPr>
+          <w:lang w:val="zh_TW" w:bidi="zh_TW"/>
+        </w:rPr>
+        <w:t>）。</w:t>
+      </w:r>
+    </w:p>
+    <w:p>
+      <w:pPr>
+        <w:pStyle w:val="Heading3"/>
+      </w:pPr>
+      <w:r>
+        <w:rPr>
+          <w:lang w:val="zh_TW" w:bidi="zh_TW"/>
+        </w:rPr>
+        <w:t>新約聖經中的舍吉拿</w:t>
+      </w:r>
+    </w:p>
+    <w:p>
+      <w:pPr/>
+      <w:r>
+        <w:rPr>
+          <w:lang w:val="zh_TW" w:bidi="zh_TW"/>
+        </w:rPr>
+      </w:r>
+      <w:r>
+        <w:rPr>
+          <w:lang w:val="zh_TW" w:bidi="zh_TW"/>
+        </w:rPr>
+        <w:t>新約聖經中雖然沒有使用</w:t>
+      </w:r>
+      <w:r>
+        <w:rPr>
+          <w:i/>
+          <w:lang w:val="zh_TW" w:bidi="zh_TW"/>
+        </w:rPr>
+        <w:t>舍吉拿</w:t>
+      </w:r>
+      <w:r>
+        <w:rPr>
+          <w:lang w:val="zh_TW" w:bidi="zh_TW"/>
+        </w:rPr>
+        <w:t>這個詞，但它有提到神在人們中間的同在。在新約聖經中，當神同在時，通常會伴隨著光與榮耀（</w:t>
+      </w:r>
+      <w:hyperlink r:id="rId51">
+        <w:r>
+          <w:rPr>
+            <w:lang w:val="zh_TW" w:bidi="zh_TW"/>
+          </w:rPr>
+          <w:rPr>
+            <w:color w:val="0000EE"/>
+            <w:u w:val="single"/>
+          </w:rPr>
+          <w:t>路2:9</w:t>
+        </w:r>
+      </w:hyperlink>
+      <w:r>
+        <w:rPr>
+          <w:lang w:val="zh_TW" w:bidi="zh_TW"/>
+        </w:rPr>
+        <w:t>，</w:t>
+      </w:r>
+      <w:hyperlink r:id="rId52">
+        <w:r>
+          <w:rPr>
+            <w:lang w:val="zh_TW" w:bidi="zh_TW"/>
+          </w:rPr>
+          <w:rPr>
+            <w:color w:val="0000EE"/>
+            <w:u w:val="single"/>
+          </w:rPr>
+          <w:t>9:29</w:t>
+        </w:r>
+      </w:hyperlink>
+      <w:r>
+        <w:rPr>
+          <w:lang w:val="zh_TW" w:bidi="zh_TW"/>
+        </w:rPr>
+        <w:t>；</w:t>
+      </w:r>
+      <w:hyperlink r:id="rId53">
+        <w:r>
+          <w:rPr>
+            <w:lang w:val="zh_TW" w:bidi="zh_TW"/>
+          </w:rPr>
+          <w:rPr>
+            <w:color w:val="0000EE"/>
+            <w:u w:val="single"/>
+          </w:rPr>
+          <w:t>徒9:3–6</w:t>
+        </w:r>
+      </w:hyperlink>
+      <w:r>
+        <w:rPr>
+          <w:lang w:val="zh_TW" w:bidi="zh_TW"/>
+        </w:rPr>
+        <w:t>，</w:t>
+      </w:r>
+      <w:hyperlink r:id="rId54">
+        <w:r>
+          <w:rPr>
+            <w:lang w:val="zh_TW" w:bidi="zh_TW"/>
+          </w:rPr>
+          <w:rPr>
+            <w:color w:val="0000EE"/>
+            <w:u w:val="single"/>
+          </w:rPr>
+          <w:t>22:6–11</w:t>
+        </w:r>
+      </w:hyperlink>
+      <w:r>
+        <w:rPr>
+          <w:lang w:val="zh_TW" w:bidi="zh_TW"/>
+        </w:rPr>
+        <w:t>，</w:t>
+      </w:r>
+      <w:hyperlink r:id="rId55">
+        <w:r>
+          <w:rPr>
+            <w:lang w:val="zh_TW" w:bidi="zh_TW"/>
+          </w:rPr>
+          <w:rPr>
+            <w:color w:val="0000EE"/>
+            <w:u w:val="single"/>
+          </w:rPr>
+          <w:t>26:12–16</w:t>
+        </w:r>
+      </w:hyperlink>
+      <w:r>
+        <w:rPr>
+          <w:lang w:val="zh_TW" w:bidi="zh_TW"/>
+        </w:rPr>
+        <w:t>；</w:t>
+      </w:r>
+      <w:hyperlink r:id="rId56">
+        <w:r>
+          <w:rPr>
+            <w:lang w:val="zh_TW" w:bidi="zh_TW"/>
+          </w:rPr>
+          <w:rPr>
+            <w:color w:val="0000EE"/>
+            <w:u w:val="single"/>
+          </w:rPr>
+          <w:t>彼後1:16–18</w:t>
+        </w:r>
+      </w:hyperlink>
+      <w:r>
+        <w:rPr>
+          <w:lang w:val="zh_TW" w:bidi="zh_TW"/>
+        </w:rPr>
+        <w:t>）。</w:t>
+      </w:r>
+    </w:p>
+    <w:p>
+      <w:pPr/>
+      <w:r>
+        <w:rPr>
+          <w:lang w:val="zh_TW" w:bidi="zh_TW"/>
+        </w:rPr>
+      </w:r>
+      <w:r>
+        <w:rPr>
+          <w:lang w:val="zh_TW" w:bidi="zh_TW"/>
+        </w:rPr>
+        <w:t>約翰福音特別強調榮耀以及神與人同住。經文告訴我們，當耶穌（稱為「道」）成為人時，祂住在看見祂榮耀的人中間（</w:t>
+      </w:r>
+      <w:hyperlink r:id="rId57">
+        <w:r>
+          <w:rPr>
+            <w:lang w:val="zh_TW" w:bidi="zh_TW"/>
+          </w:rPr>
+          <w:rPr>
+            <w:color w:val="0000EE"/>
+            <w:u w:val="single"/>
+          </w:rPr>
+          <w:t>約1:14</w:t>
+        </w:r>
+      </w:hyperlink>
+      <w:r>
+        <w:rPr>
+          <w:lang w:val="zh_TW" w:bidi="zh_TW"/>
+        </w:rPr>
+        <w:t>）。神的靈在祂身上（</w:t>
+      </w:r>
+      <w:hyperlink r:id="rId58">
+        <w:r>
+          <w:rPr>
+            <w:lang w:val="zh_TW" w:bidi="zh_TW"/>
+          </w:rPr>
+          <w:rPr>
+            <w:color w:val="0000EE"/>
+            <w:u w:val="single"/>
+          </w:rPr>
+          <w:t>約1:32</w:t>
+        </w:r>
+      </w:hyperlink>
+      <w:r>
+        <w:rPr>
+          <w:lang w:val="zh_TW" w:bidi="zh_TW"/>
+        </w:rPr>
+        <w:t>），並且會永遠與跟隨祂的人同在（</w:t>
+      </w:r>
+      <w:hyperlink r:id="rId59">
+        <w:r>
+          <w:rPr>
+            <w:lang w:val="zh_TW" w:bidi="zh_TW"/>
+          </w:rPr>
+          <w:rPr>
+            <w:color w:val="0000EE"/>
+            <w:u w:val="single"/>
+          </w:rPr>
+          <w:t>約14:16</w:t>
+        </w:r>
+      </w:hyperlink>
+      <w:r>
+        <w:rPr>
+          <w:lang w:val="zh_TW" w:bidi="zh_TW"/>
+        </w:rPr>
+        <w:t>）。祂會住在那些住在耶穌裡面的人裡面（</w:t>
+      </w:r>
+      <w:hyperlink r:id="rId60">
+        <w:r>
+          <w:rPr>
+            <w:lang w:val="zh_TW" w:bidi="zh_TW"/>
+          </w:rPr>
+          <w:rPr>
+            <w:color w:val="0000EE"/>
+            <w:u w:val="single"/>
+          </w:rPr>
+          <w:t>約15:4–10</w:t>
+        </w:r>
+      </w:hyperlink>
+      <w:r>
+        <w:rPr>
+          <w:lang w:val="zh_TW" w:bidi="zh_TW"/>
+        </w:rPr>
+        <w:t>）。約翰在他的書信中也有提及這些概念：他經常談論信徒如何住在基督裡，以及基督如何住在他們裡面（</w:t>
+      </w:r>
+      <w:hyperlink r:id="rId61">
+        <w:r>
+          <w:rPr>
+            <w:lang w:val="zh_TW" w:bidi="zh_TW"/>
+          </w:rPr>
+          <w:rPr>
+            <w:color w:val="0000EE"/>
+            <w:u w:val="single"/>
+          </w:rPr>
+          <w:t>約一2:6</w:t>
+        </w:r>
+      </w:hyperlink>
+      <w:r>
+        <w:rPr>
+          <w:lang w:val="zh_TW" w:bidi="zh_TW"/>
+        </w:rPr>
+        <w:t>、</w:t>
+      </w:r>
+      <w:hyperlink r:id="rId61">
+        <w:r>
+          <w:rPr>
+            <w:lang w:val="zh_TW" w:bidi="zh_TW"/>
+          </w:rPr>
+          <w:rPr>
+            <w:color w:val="0000EE"/>
+            <w:u w:val="single"/>
+          </w:rPr>
+          <w:t>14</w:t>
+        </w:r>
+      </w:hyperlink>
+      <w:r>
+        <w:rPr>
+          <w:lang w:val="zh_TW" w:bidi="zh_TW"/>
+        </w:rPr>
+        <w:t>、</w:t>
+      </w:r>
+      <w:hyperlink r:id="rId61">
+        <w:r>
+          <w:rPr>
+            <w:lang w:val="zh_TW" w:bidi="zh_TW"/>
+          </w:rPr>
+          <w:rPr>
+            <w:color w:val="0000EE"/>
+            <w:u w:val="single"/>
+          </w:rPr>
+          <w:t>24</w:t>
+        </w:r>
+      </w:hyperlink>
+      <w:r>
+        <w:rPr>
+          <w:lang w:val="zh_TW" w:bidi="zh_TW"/>
+        </w:rPr>
+        <w:t>、</w:t>
+      </w:r>
+      <w:hyperlink r:id="rId61">
+        <w:r>
+          <w:rPr>
+            <w:lang w:val="zh_TW" w:bidi="zh_TW"/>
+          </w:rPr>
+          <w:rPr>
+            <w:color w:val="0000EE"/>
+            <w:u w:val="single"/>
+          </w:rPr>
+          <w:t>27–28</w:t>
+        </w:r>
+      </w:hyperlink>
+      <w:r>
+        <w:rPr>
+          <w:lang w:val="zh_TW" w:bidi="zh_TW"/>
+        </w:rPr>
+        <w:t>，</w:t>
+      </w:r>
+      <w:hyperlink r:id="rId62">
+        <w:r>
+          <w:rPr>
+            <w:lang w:val="zh_TW" w:bidi="zh_TW"/>
+          </w:rPr>
+          <w:rPr>
+            <w:color w:val="0000EE"/>
+            <w:u w:val="single"/>
+          </w:rPr>
+          <w:t>3:6</w:t>
+        </w:r>
+      </w:hyperlink>
+      <w:r>
+        <w:rPr>
+          <w:lang w:val="zh_TW" w:bidi="zh_TW"/>
+        </w:rPr>
+        <w:t>、</w:t>
+      </w:r>
+      <w:hyperlink r:id="rId62">
+        <w:r>
+          <w:rPr>
+            <w:lang w:val="zh_TW" w:bidi="zh_TW"/>
+          </w:rPr>
+          <w:rPr>
+            <w:color w:val="0000EE"/>
+            <w:u w:val="single"/>
+          </w:rPr>
+          <w:t>14–15</w:t>
+        </w:r>
+      </w:hyperlink>
+      <w:r>
+        <w:rPr>
+          <w:lang w:val="zh_TW" w:bidi="zh_TW"/>
+        </w:rPr>
+        <w:t>、</w:t>
+      </w:r>
+      <w:hyperlink r:id="rId62">
+        <w:r>
+          <w:rPr>
+            <w:lang w:val="zh_TW" w:bidi="zh_TW"/>
+          </w:rPr>
+          <w:rPr>
+            <w:color w:val="0000EE"/>
+            <w:u w:val="single"/>
+          </w:rPr>
+          <w:t>24</w:t>
+        </w:r>
+      </w:hyperlink>
+      <w:r>
+        <w:rPr>
+          <w:lang w:val="zh_TW" w:bidi="zh_TW"/>
+        </w:rPr>
+        <w:t>；</w:t>
+      </w:r>
+      <w:hyperlink r:id="rId63">
+        <w:r>
+          <w:rPr>
+            <w:lang w:val="zh_TW" w:bidi="zh_TW"/>
+          </w:rPr>
+          <w:rPr>
+            <w:color w:val="0000EE"/>
+            <w:u w:val="single"/>
+          </w:rPr>
+          <w:t>約二1:9</w:t>
+        </w:r>
+      </w:hyperlink>
+      <w:r>
+        <w:rPr>
+          <w:lang w:val="zh_TW" w:bidi="zh_TW"/>
+        </w:rPr>
+        <w:t>）。</w:t>
+      </w:r>
+    </w:p>
+    <w:p>
+      <w:pPr/>
+      <w:r>
+        <w:rPr>
+          <w:lang w:val="zh_TW" w:bidi="zh_TW"/>
+        </w:rPr>
+      </w:r>
+      <w:r>
+        <w:rPr>
+          <w:lang w:val="zh_TW" w:bidi="zh_TW"/>
+        </w:rPr>
+        <w:t>保羅也將耶穌認定為神的</w:t>
+      </w:r>
+      <w:r>
+        <w:rPr>
+          <w:i/>
+          <w:lang w:val="zh_TW" w:bidi="zh_TW"/>
+        </w:rPr>
+        <w:t>舍吉拿</w:t>
+      </w:r>
+      <w:r>
+        <w:rPr>
+          <w:lang w:val="zh_TW" w:bidi="zh_TW"/>
+        </w:rPr>
+        <w:t>。神所有的本質和屬性都以肉身的形式完整地居住在耶穌裡面（</w:t>
+      </w:r>
+      <w:hyperlink r:id="rId64">
+        <w:r>
+          <w:rPr>
+            <w:lang w:val="zh_TW" w:bidi="zh_TW"/>
+          </w:rPr>
+          <w:rPr>
+            <w:color w:val="0000EE"/>
+            <w:u w:val="single"/>
+          </w:rPr>
+          <w:t>西1:19</w:t>
+        </w:r>
+      </w:hyperlink>
+      <w:r>
+        <w:rPr>
+          <w:lang w:val="zh_TW" w:bidi="zh_TW"/>
+        </w:rPr>
+        <w:t>，</w:t>
+      </w:r>
+      <w:hyperlink r:id="rId65">
+        <w:r>
+          <w:rPr>
+            <w:lang w:val="zh_TW" w:bidi="zh_TW"/>
+          </w:rPr>
+          <w:rPr>
+            <w:color w:val="0000EE"/>
+            <w:u w:val="single"/>
+          </w:rPr>
+          <w:t>2:9</w:t>
+        </w:r>
+      </w:hyperlink>
+      <w:r>
+        <w:rPr>
+          <w:lang w:val="zh_TW" w:bidi="zh_TW"/>
+        </w:rPr>
+        <w:t>）。當基督住在祂的教會中，這使跟隨祂的人成為神的子民（</w:t>
+      </w:r>
+      <w:hyperlink r:id="rId66">
+        <w:r>
+          <w:rPr>
+            <w:lang w:val="zh_TW" w:bidi="zh_TW"/>
+          </w:rPr>
+          <w:rPr>
+            <w:color w:val="0000EE"/>
+            <w:u w:val="single"/>
+          </w:rPr>
+          <w:t>西1:15–23</w:t>
+        </w:r>
+      </w:hyperlink>
+      <w:r>
+        <w:rPr>
+          <w:lang w:val="zh_TW" w:bidi="zh_TW"/>
+        </w:rPr>
+        <w:t>）。保羅將他的信息描述為「基督榮耀福音」。他解釋說，神使光照耀，是為了幫助人們理解「</w:t>
+      </w:r>
+      <w:r>
+        <w:rPr>
+          <w:lang w:val="zh_TW" w:bidi="zh_TW"/>
+        </w:rPr>
+        <w:t>神榮耀的光顯在耶穌基督的面上</w:t>
+      </w:r>
+      <w:r>
+        <w:rPr>
+          <w:lang w:val="zh_TW" w:bidi="zh_TW"/>
+        </w:rPr>
+        <w:t>」（</w:t>
+      </w:r>
+      <w:hyperlink r:id="rId67">
+        <w:r>
+          <w:rPr>
+            <w:lang w:val="zh_TW" w:bidi="zh_TW"/>
+          </w:rPr>
+          <w:rPr>
+            <w:color w:val="0000EE"/>
+            <w:u w:val="single"/>
+          </w:rPr>
+          <w:t>林後4:4–6</w:t>
+        </w:r>
+      </w:hyperlink>
+      <w:r>
+        <w:rPr>
+          <w:lang w:val="zh_TW" w:bidi="zh_TW"/>
+        </w:rPr>
+        <w:t>）。</w:t>
+      </w:r>
+    </w:p>
+    <w:p>
+      <w:pPr/>
+      <w:r>
+        <w:rPr>
+          <w:lang w:val="zh_TW" w:bidi="zh_TW"/>
+        </w:rPr>
+      </w:r>
+      <w:r>
+        <w:rPr>
+          <w:lang w:val="zh_TW" w:bidi="zh_TW"/>
+        </w:rPr>
+        <w:t>最後，希伯來書提到耶穌是「</w:t>
+      </w:r>
+      <w:r>
+        <w:rPr>
+          <w:lang w:val="zh_TW" w:bidi="zh_TW"/>
+        </w:rPr>
+        <w:t>神榮耀所發的光輝，是神本體的真像</w:t>
+      </w:r>
+      <w:r>
+        <w:rPr>
+          <w:lang w:val="zh_TW" w:bidi="zh_TW"/>
+        </w:rPr>
+        <w:t>」（</w:t>
+      </w:r>
+      <w:hyperlink r:id="rId68">
+        <w:r>
+          <w:rPr>
+            <w:lang w:val="zh_TW" w:bidi="zh_TW"/>
+          </w:rPr>
+          <w:rPr>
+            <w:color w:val="0000EE"/>
+            <w:u w:val="single"/>
+          </w:rPr>
+          <w:t>來1:3</w:t>
+        </w:r>
+      </w:hyperlink>
+      <w:r>
+        <w:rPr>
+          <w:lang w:val="zh_TW" w:bidi="zh_TW"/>
+        </w:rPr>
+        <w:t>）。</w:t>
+      </w:r>
+    </w:p>
+    <w:p>
+      <w:pPr/>
+      <w:r>
+        <w:rPr>
+          <w:lang w:val="zh_TW" w:bidi="zh_TW"/>
+        </w:rPr>
+      </w:r>
+      <w:r>
+        <w:rPr>
+          <w:i/>
+          <w:lang w:val="zh_TW" w:bidi="zh_TW"/>
+        </w:rPr>
+        <w:t>見</w:t>
+      </w:r>
+      <w:r>
+        <w:rPr>
+          <w:lang w:val="zh_TW" w:bidi="zh_TW"/>
+        </w:rPr>
+        <w:t>榮耀</w:t>
+      </w:r>
+      <w:r>
+        <w:rPr>
+          <w:lang w:val="zh_TW" w:bidi="zh_TW"/>
+        </w:rPr>
+        <w:t>，</w:t>
+      </w:r>
+      <w:r>
+        <w:rPr>
+          <w:lang w:val="zh_TW" w:bidi="zh_TW"/>
+        </w:rPr>
+        <w:t>火柱和雲柱</w:t>
+      </w:r>
+      <w:r>
+        <w:rPr>
+          <w:lang w:val="zh_TW" w:bidi="zh_TW"/>
+        </w:rPr>
+        <w:t>，</w:t>
+      </w:r>
+      <w:r>
+        <w:rPr>
+          <w:lang w:val="zh_TW" w:bidi="zh_TW"/>
+        </w:rPr>
+        <w:t>神顯現</w:t>
+      </w:r>
+      <w:r>
+        <w:rPr>
+          <w:lang w:val="zh_TW" w:bidi="zh_TW"/>
+        </w:rPr>
+        <w:t>。</w:t>
+      </w:r>
+      <w:r>
+        <w:rPr>
+          <w:lang w:val="zh_TW" w:bidi="zh_TW"/>
+        </w:rPr>
+      </w:r>
+      <w:r>
+        <w:rPr>
+          <w:lang w:val="zh_TW" w:bidi="zh_TW"/>
+        </w:rPr>
+      </w:r>
+    </w:p>
+    <w:p>
+      <w:pPr/>
+      <w:r>
+        <w:rPr>
+          <w:lang w:val="zh_TW" w:bidi="zh_TW"/>
+        </w:rPr>
+      </w:r>
+    </w:p>
+    <w:p>
+      <w:pPr>
+        <w:pStyle w:val="Heading2"/>
+      </w:pPr>
+      <w:r>
+        <w:rPr>
+          <w:lang w:val="zh_TW" w:bidi="zh_TW"/>
+        </w:rPr>
+        <w:t>赦罪</w:t>
+      </w:r>
+      <w:r>
+        <w:rPr>
+          <w:lang w:val="zh_TW" w:bidi="zh_TW"/>
+        </w:rPr>
+      </w:r>
+    </w:p>
+    <w:p>
+      <w:pPr/>
+      <w:r>
+        <w:rPr>
+          <w:lang w:val="zh_TW" w:bidi="zh_TW"/>
+        </w:rPr>
+      </w:r>
+      <w:r>
+        <w:rPr>
+          <w:lang w:val="zh_TW" w:bidi="zh_TW"/>
+        </w:rPr>
+        <w:t>此短語在一些英譯本中與「罪得赦免（forgiveness of sins）」同義。新約中使用多種詞語來表達同一個真理。對於罪得赦免的概念，有多種表達方式（「寬容（passing over）」，</w:t>
+      </w:r>
+      <w:hyperlink r:id="rId69">
+        <w:r>
+          <w:rPr>
+            <w:lang w:val="zh_TW" w:bidi="zh_TW"/>
+          </w:rPr>
+          <w:rPr>
+            <w:color w:val="0000EE"/>
+            <w:u w:val="single"/>
+          </w:rPr>
+          <w:t>羅3:25</w:t>
+        </w:r>
+      </w:hyperlink>
+      <w:r>
+        <w:rPr>
+          <w:lang w:val="zh_TW" w:bidi="zh_TW"/>
+        </w:rPr>
+        <w:t>；「遮蓋」，</w:t>
+      </w:r>
+      <w:hyperlink r:id="rId70">
+        <w:r>
+          <w:rPr>
+            <w:lang w:val="zh_TW" w:bidi="zh_TW"/>
+          </w:rPr>
+          <w:rPr>
+            <w:color w:val="0000EE"/>
+            <w:u w:val="single"/>
+          </w:rPr>
+          <w:t>羅4:7</w:t>
+        </w:r>
+      </w:hyperlink>
+      <w:r>
+        <w:rPr>
+          <w:lang w:val="zh_TW" w:bidi="zh_TW"/>
+        </w:rPr>
+        <w:t>；「不算為有罪」，</w:t>
+      </w:r>
+      <w:hyperlink r:id="rId71">
+        <w:r>
+          <w:rPr>
+            <w:lang w:val="zh_TW" w:bidi="zh_TW"/>
+          </w:rPr>
+          <w:rPr>
+            <w:color w:val="0000EE"/>
+            <w:u w:val="single"/>
+          </w:rPr>
+          <w:t>羅4:8</w:t>
+        </w:r>
+      </w:hyperlink>
+      <w:r>
+        <w:rPr>
+          <w:lang w:val="zh_TW" w:bidi="zh_TW"/>
+        </w:rPr>
+        <w:t>；「不再記念」，</w:t>
+      </w:r>
+      <w:hyperlink r:id="rId72">
+        <w:r>
+          <w:rPr>
+            <w:lang w:val="zh_TW" w:bidi="zh_TW"/>
+          </w:rPr>
+          <w:rPr>
+            <w:color w:val="0000EE"/>
+            <w:u w:val="single"/>
+          </w:rPr>
+          <w:t>來10:17</w:t>
+        </w:r>
+      </w:hyperlink>
+      <w:r>
+        <w:rPr>
+          <w:lang w:val="zh_TW" w:bidi="zh_TW"/>
+        </w:rPr>
+        <w:t>）。其中一個最重要的是譯為「赦免（remission）」的詞（</w:t>
+      </w:r>
+      <w:hyperlink r:id="rId73">
+        <w:r>
+          <w:rPr>
+            <w:lang w:val="zh_TW" w:bidi="zh_TW"/>
+          </w:rPr>
+          <w:rPr>
+            <w:color w:val="0000EE"/>
+            <w:u w:val="single"/>
+          </w:rPr>
+          <w:t>太26:28</w:t>
+        </w:r>
+      </w:hyperlink>
+      <w:r>
+        <w:rPr>
+          <w:lang w:val="zh_TW" w:bidi="zh_TW"/>
+        </w:rPr>
+        <w:t>；</w:t>
+      </w:r>
+      <w:hyperlink r:id="rId74">
+        <w:r>
+          <w:rPr>
+            <w:lang w:val="zh_TW" w:bidi="zh_TW"/>
+          </w:rPr>
+          <w:rPr>
+            <w:color w:val="0000EE"/>
+            <w:u w:val="single"/>
+          </w:rPr>
+          <w:t>可1:4</w:t>
+        </w:r>
+      </w:hyperlink>
+      <w:r>
+        <w:rPr>
+          <w:lang w:val="zh_TW" w:bidi="zh_TW"/>
+        </w:rPr>
+        <w:t>；</w:t>
+      </w:r>
+      <w:hyperlink r:id="rId75">
+        <w:r>
+          <w:rPr>
+            <w:lang w:val="zh_TW" w:bidi="zh_TW"/>
+          </w:rPr>
+          <w:rPr>
+            <w:color w:val="0000EE"/>
+            <w:u w:val="single"/>
+          </w:rPr>
+          <w:t>路1:77</w:t>
+        </w:r>
+      </w:hyperlink>
+      <w:r>
+        <w:rPr>
+          <w:lang w:val="zh_TW" w:bidi="zh_TW"/>
+        </w:rPr>
+        <w:t>，</w:t>
+      </w:r>
+      <w:hyperlink r:id="rId76">
+        <w:r>
+          <w:rPr>
+            <w:lang w:val="zh_TW" w:bidi="zh_TW"/>
+          </w:rPr>
+          <w:rPr>
+            <w:color w:val="0000EE"/>
+            <w:u w:val="single"/>
+          </w:rPr>
+          <w:t>3:3</w:t>
+        </w:r>
+      </w:hyperlink>
+      <w:r>
+        <w:rPr>
+          <w:lang w:val="zh_TW" w:bidi="zh_TW"/>
+        </w:rPr>
+        <w:t>，</w:t>
+      </w:r>
+      <w:hyperlink r:id="rId77">
+        <w:r>
+          <w:rPr>
+            <w:lang w:val="zh_TW" w:bidi="zh_TW"/>
+          </w:rPr>
+          <w:rPr>
+            <w:color w:val="0000EE"/>
+            <w:u w:val="single"/>
+          </w:rPr>
+          <w:t>24:47</w:t>
+        </w:r>
+      </w:hyperlink>
+      <w:r>
+        <w:rPr>
+          <w:lang w:val="zh_TW" w:bidi="zh_TW"/>
+        </w:rPr>
+        <w:t>；</w:t>
+      </w:r>
+      <w:hyperlink r:id="rId78">
+        <w:r>
+          <w:rPr>
+            <w:lang w:val="zh_TW" w:bidi="zh_TW"/>
+          </w:rPr>
+          <w:rPr>
+            <w:color w:val="0000EE"/>
+            <w:u w:val="single"/>
+          </w:rPr>
+          <w:t>徒2:38，</w:t>
+        </w:r>
+      </w:hyperlink>
+      <w:hyperlink r:id="rId79">
+        <w:r>
+          <w:rPr>
+            <w:lang w:val="zh_TW" w:bidi="zh_TW"/>
+          </w:rPr>
+          <w:rPr>
+            <w:color w:val="0000EE"/>
+            <w:u w:val="single"/>
+          </w:rPr>
+          <w:t>10:43</w:t>
+        </w:r>
+      </w:hyperlink>
+      <w:r>
+        <w:rPr>
+          <w:lang w:val="zh_TW" w:bidi="zh_TW"/>
+        </w:rPr>
+        <w:t>；</w:t>
+      </w:r>
+      <w:hyperlink r:id="rId80">
+        <w:r>
+          <w:rPr>
+            <w:lang w:val="zh_TW" w:bidi="zh_TW"/>
+          </w:rPr>
+          <w:rPr>
+            <w:color w:val="0000EE"/>
+            <w:u w:val="single"/>
+          </w:rPr>
+          <w:t>來9:22</w:t>
+        </w:r>
+      </w:hyperlink>
+      <w:r>
+        <w:rPr>
+          <w:lang w:val="zh_TW" w:bidi="zh_TW"/>
+        </w:rPr>
+        <w:t>，</w:t>
+      </w:r>
+      <w:hyperlink r:id="rId81">
+        <w:r>
+          <w:rPr>
+            <w:lang w:val="zh_TW" w:bidi="zh_TW"/>
+          </w:rPr>
+          <w:rPr>
+            <w:color w:val="0000EE"/>
+            <w:u w:val="single"/>
+          </w:rPr>
+          <w:t>10:18</w:t>
+        </w:r>
+      </w:hyperlink>
+      <w:r>
+        <w:rPr>
+          <w:lang w:val="zh_TW" w:bidi="zh_TW"/>
+        </w:rPr>
+        <w:t>）。</w:t>
+      </w:r>
+    </w:p>
+    <w:p>
+      <w:pPr/>
+      <w:r>
+        <w:rPr>
+          <w:lang w:val="zh_TW" w:bidi="zh_TW"/>
+        </w:rPr>
+      </w:r>
+      <w:r>
+        <w:rPr>
+          <w:lang w:val="zh_TW" w:bidi="zh_TW"/>
+        </w:rPr>
+        <w:t>這個詞在希臘文中有一個有趣的傳統。在法律上，它被用來表示解除職務、免除責任、豁免債務或懲罰。後來，它也指特赦或免稅。在新約的用法中，該動詞意為「釋放」、「留下」或「送走」。因此，這個名詞可以（而且經常）被翻譯為「饒恕」以及「赦免」（</w:t>
+      </w:r>
+      <w:hyperlink r:id="rId82">
+        <w:r>
+          <w:rPr>
+            <w:lang w:val="zh_TW" w:bidi="zh_TW"/>
+          </w:rPr>
+          <w:rPr>
+            <w:color w:val="0000EE"/>
+            <w:u w:val="single"/>
+          </w:rPr>
+          <w:t>徒5:31</w:t>
+        </w:r>
+      </w:hyperlink>
+      <w:r>
+        <w:rPr>
+          <w:lang w:val="zh_TW" w:bidi="zh_TW"/>
+        </w:rPr>
+        <w:t>，</w:t>
+      </w:r>
+      <w:hyperlink r:id="rId83">
+        <w:r>
+          <w:rPr>
+            <w:lang w:val="zh_TW" w:bidi="zh_TW"/>
+          </w:rPr>
+          <w:rPr>
+            <w:color w:val="0000EE"/>
+            <w:u w:val="single"/>
+          </w:rPr>
+          <w:t>13:38</w:t>
+        </w:r>
+      </w:hyperlink>
+      <w:r>
+        <w:rPr>
+          <w:lang w:val="zh_TW" w:bidi="zh_TW"/>
+        </w:rPr>
+        <w:t>，</w:t>
+      </w:r>
+      <w:hyperlink r:id="rId84">
+        <w:r>
+          <w:rPr>
+            <w:lang w:val="zh_TW" w:bidi="zh_TW"/>
+          </w:rPr>
+          <w:rPr>
+            <w:color w:val="0000EE"/>
+            <w:u w:val="single"/>
+          </w:rPr>
+          <w:t>26:18</w:t>
+        </w:r>
+      </w:hyperlink>
+      <w:r>
+        <w:rPr>
+          <w:lang w:val="zh_TW" w:bidi="zh_TW"/>
+        </w:rPr>
+        <w:t>；</w:t>
+      </w:r>
+      <w:hyperlink r:id="rId85">
+        <w:r>
+          <w:rPr>
+            <w:lang w:val="zh_TW" w:bidi="zh_TW"/>
+          </w:rPr>
+          <w:rPr>
+            <w:color w:val="0000EE"/>
+            <w:u w:val="single"/>
+          </w:rPr>
+          <w:t>弗1:7</w:t>
+        </w:r>
+      </w:hyperlink>
+      <w:r>
+        <w:rPr>
+          <w:lang w:val="zh_TW" w:bidi="zh_TW"/>
+        </w:rPr>
+        <w:t>；</w:t>
+      </w:r>
+      <w:hyperlink r:id="rId86">
+        <w:r>
+          <w:rPr>
+            <w:lang w:val="zh_TW" w:bidi="zh_TW"/>
+          </w:rPr>
+          <w:rPr>
+            <w:color w:val="0000EE"/>
+            <w:u w:val="single"/>
+          </w:rPr>
+          <w:t>西1:14</w:t>
+        </w:r>
+      </w:hyperlink>
+      <w:r>
+        <w:rPr>
+          <w:lang w:val="zh_TW" w:bidi="zh_TW"/>
+        </w:rPr>
+        <w:t>）。雖然饒恕可以在人與人之間以及神與人之間發生，但「赦免」這個詞所指的饒恕幾乎總是指神的赦免（</w:t>
+      </w:r>
+      <w:hyperlink r:id="rId73">
+        <w:r>
+          <w:rPr>
+            <w:lang w:val="zh_TW" w:bidi="zh_TW"/>
+          </w:rPr>
+          <w:rPr>
+            <w:color w:val="0000EE"/>
+            <w:u w:val="single"/>
+          </w:rPr>
+          <w:t>太26:28</w:t>
+        </w:r>
+      </w:hyperlink>
+      <w:r>
+        <w:rPr>
+          <w:lang w:val="zh_TW" w:bidi="zh_TW"/>
+        </w:rPr>
+        <w:t>；</w:t>
+      </w:r>
+      <w:hyperlink r:id="rId79">
+        <w:r>
+          <w:rPr>
+            <w:lang w:val="zh_TW" w:bidi="zh_TW"/>
+          </w:rPr>
+          <w:rPr>
+            <w:color w:val="0000EE"/>
+            <w:u w:val="single"/>
+          </w:rPr>
+          <w:t>徒10:43</w:t>
+        </w:r>
+      </w:hyperlink>
+      <w:r>
+        <w:rPr>
+          <w:lang w:val="zh_TW" w:bidi="zh_TW"/>
+        </w:rPr>
+        <w:t>）。</w:t>
+      </w:r>
+    </w:p>
+    <w:p>
+      <w:pPr/>
+      <w:r>
+        <w:rPr>
+          <w:lang w:val="zh_TW" w:bidi="zh_TW"/>
+        </w:rPr>
+      </w:r>
+      <w:r>
+        <w:rPr>
+          <w:i/>
+          <w:lang w:val="zh_TW" w:bidi="zh_TW"/>
+        </w:rPr>
         <w:t>另見</w:t>
       </w:r>
       <w:r>
@@ -416,7 +2311,560 @@
         <w:rPr>
           <w:lang w:val="zh_TW" w:bidi="zh_TW"/>
         </w:rPr>
-        <w:t>疾病</w:t>
+        <w:t>饒恕</w:t>
+      </w:r>
+      <w:r>
+        <w:rPr>
+          <w:lang w:val="zh_TW" w:bidi="zh_TW"/>
+        </w:rPr>
+        <w:t>。</w:t>
+      </w:r>
+      <w:r>
+        <w:rPr>
+          <w:lang w:val="zh_TW" w:bidi="zh_TW"/>
+        </w:rPr>
+      </w:r>
+      <w:r>
+        <w:rPr>
+          <w:lang w:val="zh_TW" w:bidi="zh_TW"/>
+        </w:rPr>
+      </w:r>
+    </w:p>
+    <w:p>
+      <w:pPr/>
+      <w:r>
+        <w:rPr>
+          <w:lang w:val="zh_TW" w:bidi="zh_TW"/>
+        </w:rPr>
+      </w:r>
+    </w:p>
+    <w:p>
+      <w:pPr>
+        <w:pStyle w:val="Heading2"/>
+      </w:pPr>
+      <w:r>
+        <w:rPr>
+          <w:lang w:val="zh_TW" w:bidi="zh_TW"/>
+        </w:rPr>
+        <w:t>攝理</w:t>
+      </w:r>
+      <w:r>
+        <w:rPr>
+          <w:lang w:val="zh_TW" w:bidi="zh_TW"/>
+        </w:rPr>
+      </w:r>
+    </w:p>
+    <w:p>
+      <w:pPr/>
+      <w:r>
+        <w:rPr>
+          <w:lang w:val="zh_TW" w:bidi="zh_TW"/>
+        </w:rPr>
+      </w:r>
+      <w:r>
+        <w:rPr>
+          <w:lang w:val="zh_TW" w:bidi="zh_TW"/>
+        </w:rPr>
+        <w:t>神在歷史中扶助人類的作為，特別是扶助那些信靠祂的人。</w:t>
+      </w:r>
+    </w:p>
+    <w:p>
+      <w:pPr>
+        <w:pStyle w:val="Heading3"/>
+      </w:pPr>
+      <w:r>
+        <w:rPr>
+          <w:lang w:val="zh_TW" w:bidi="zh_TW"/>
+        </w:rPr>
+        <w:t>攝理的重要性</w:t>
+      </w:r>
+    </w:p>
+    <w:p>
+      <w:pPr/>
+      <w:r>
+        <w:rPr>
+          <w:lang w:val="zh_TW" w:bidi="zh_TW"/>
+        </w:rPr>
+      </w:r>
+      <w:r>
+        <w:rPr>
+          <w:lang w:val="zh_TW" w:bidi="zh_TW"/>
+        </w:rPr>
+        <w:t>歷世歷代，許多人都在神的看顧裡得著安慰。神沒有將地球留在宇宙中自生自滅，也沒有片刻忘記人。神臨到人當中、與人相交、掌權管理，也介入我們的生命、供應我們的需要。神攝理我們，因此我們要感謝祂。</w:t>
+      </w:r>
+    </w:p>
+    <w:p>
+      <w:pPr>
+        <w:pStyle w:val="Heading3"/>
+      </w:pPr>
+      <w:r>
+        <w:rPr>
+          <w:lang w:val="zh_TW" w:bidi="zh_TW"/>
+        </w:rPr>
+        <w:t>關於攝理的錯誤觀念</w:t>
+      </w:r>
+    </w:p>
+    <w:p>
+      <w:pPr/>
+      <w:r>
+        <w:rPr>
+          <w:lang w:val="zh_TW" w:bidi="zh_TW"/>
+        </w:rPr>
+      </w:r>
+      <w:r>
+        <w:rPr>
+          <w:lang w:val="zh_TW" w:bidi="zh_TW"/>
+        </w:rPr>
+        <w:t>關於攝理有許多錯誤觀念，這顯出它是一個重要的議題。當人否認神有位格，而他們對攝理的理解又不根據聖經的教導時，就會產生錯誤。如此一來，人只能將萬事看作有一股不相宜的力量在支配。在這些錯誤觀念中存在許多矛盾，包括：</w:t>
+      </w:r>
+    </w:p>
+    <w:p>
+      <w:pPr>
+        <w:pStyle w:val="ListNumber"/>
+        <w:numPr>
+          <w:ilvl w:val="0"/>
+          <w:numId w:val="14"/>
+        </w:numPr>
+        <w:spacing w:line="240" w:lineRule="auto"/>
+        <w:ind w:left="720"/>
+      </w:pPr>
+      <w:r>
+        <w:rPr>
+          <w:lang w:val="zh_TW" w:bidi="zh_TW"/>
+        </w:rPr>
+      </w:r>
+      <w:r>
+        <w:rPr>
+          <w:b/>
+          <w:lang w:val="zh_TW" w:bidi="zh_TW"/>
+        </w:rPr>
+        <w:t>命運</w:t>
+      </w:r>
+      <w:r>
+        <w:rPr>
+          <w:lang w:val="zh_TW" w:bidi="zh_TW"/>
+        </w:rPr>
+        <w:t>：有些人認為人生受一種不可預測的命運控制，他們會說像「命運使然」這類的話。</w:t>
+      </w:r>
+    </w:p>
+    <w:p>
+      <w:pPr>
+        <w:pStyle w:val="ListNumber"/>
+        <w:spacing w:line="240" w:lineRule="auto"/>
+        <w:ind w:left="720"/>
+      </w:pPr>
+      <w:r>
+        <w:rPr>
+          <w:lang w:val="zh_TW" w:bidi="zh_TW"/>
+        </w:rPr>
+      </w:r>
+      <w:r>
+        <w:rPr>
+          <w:b/>
+          <w:lang w:val="zh_TW" w:bidi="zh_TW"/>
+        </w:rPr>
+        <w:t>運氣</w:t>
+      </w:r>
+      <w:r>
+        <w:rPr>
+          <w:lang w:val="zh_TW" w:bidi="zh_TW"/>
+        </w:rPr>
+        <w:t>：也有人相信有「福氣」或「運氣」。但運氣不是一個有位格的存有，所以算命的人試圖去理解它，有些人甚至造出「幸運女神（lady luck）」之類的觀念（把運氣想成一位用法術掌控事件的女子）。</w:t>
+      </w:r>
+    </w:p>
+    <w:p>
+      <w:pPr>
+        <w:pStyle w:val="ListNumber"/>
+        <w:spacing w:line="240" w:lineRule="auto"/>
+        <w:ind w:left="720"/>
+      </w:pPr>
+      <w:r>
+        <w:rPr>
+          <w:lang w:val="zh_TW" w:bidi="zh_TW"/>
+        </w:rPr>
+      </w:r>
+      <w:r>
+        <w:rPr>
+          <w:b/>
+          <w:lang w:val="zh_TW" w:bidi="zh_TW"/>
+        </w:rPr>
+        <w:t>巧合</w:t>
+      </w:r>
+      <w:r>
+        <w:rPr>
+          <w:lang w:val="zh_TW" w:bidi="zh_TW"/>
+        </w:rPr>
+        <w:t>：有人把偶然發現好事的功勞歸給自己。這忽略了神的作為，也沒有獻上感謝。</w:t>
+      </w:r>
+    </w:p>
+    <w:p>
+      <w:pPr>
+        <w:pStyle w:val="ListNumber"/>
+        <w:spacing w:line="240" w:lineRule="auto"/>
+        <w:ind w:left="720"/>
+      </w:pPr>
+      <w:r>
+        <w:rPr>
+          <w:lang w:val="zh_TW" w:bidi="zh_TW"/>
+        </w:rPr>
+      </w:r>
+      <w:r>
+        <w:rPr>
+          <w:b/>
+          <w:lang w:val="zh_TW" w:bidi="zh_TW"/>
+        </w:rPr>
+        <w:t>歷史</w:t>
+      </w:r>
+      <w:r>
+        <w:rPr>
+          <w:lang w:val="zh_TW" w:bidi="zh_TW"/>
+        </w:rPr>
+        <w:t>：有些群體相信歷史支持他們的觀念。例如：</w:t>
+      </w:r>
+    </w:p>
+    <w:p>
+      <w:pPr>
+        <w:pStyle w:val="ListBullet"/>
+        <w:spacing w:line="240" w:lineRule="auto"/>
+        <w:ind w:left="1440"/>
+      </w:pPr>
+      <w:r>
+        <w:rPr>
+          <w:lang w:val="zh_TW" w:bidi="zh_TW"/>
+        </w:rPr>
+      </w:r>
+      <w:r>
+        <w:rPr>
+          <w:lang w:val="zh_TW" w:bidi="zh_TW"/>
+        </w:rPr>
+        <w:t>馬克思主義的支持者（跟從馬克思〔Karl Marx〕思想的人）曾說：「歷史站在我們這邊。」他們相信未來的事件必然會導向一個由共產主義統治的世界。</w:t>
+      </w:r>
+    </w:p>
+    <w:p>
+      <w:pPr>
+        <w:pStyle w:val="ListBullet"/>
+        <w:spacing w:line="240" w:lineRule="auto"/>
+        <w:ind w:left="1440"/>
+      </w:pPr>
+      <w:r>
+        <w:rPr>
+          <w:lang w:val="zh_TW" w:bidi="zh_TW"/>
+        </w:rPr>
+      </w:r>
+      <w:r>
+        <w:rPr>
+          <w:lang w:val="zh_TW" w:bidi="zh_TW"/>
+        </w:rPr>
+        <w:t>一些美國領袖相信「昭昭天命（Manifest Destiny）」。這種觀念宣稱，美國注定要在其所在的地區，甚至在全世界成為最強大的國家。</w:t>
+      </w:r>
+    </w:p>
+    <w:p>
+      <w:pPr>
+        <w:pStyle w:val="ListNumber"/>
+        <w:numPr>
+          <w:ilvl w:val="0"/>
+          <w:numId w:val="15"/>
+        </w:numPr>
+        <w:spacing w:line="240" w:lineRule="auto"/>
+        <w:ind w:left="720"/>
+      </w:pPr>
+      <w:r>
+        <w:rPr>
+          <w:lang w:val="zh_TW" w:bidi="zh_TW"/>
+        </w:rPr>
+      </w:r>
+      <w:r>
+        <w:rPr>
+          <w:b/>
+          <w:lang w:val="zh_TW" w:bidi="zh_TW"/>
+        </w:rPr>
+        <w:t>進步</w:t>
+      </w:r>
+      <w:r>
+        <w:rPr>
+          <w:lang w:val="zh_TW" w:bidi="zh_TW"/>
+        </w:rPr>
+        <w:t>：科學、技術、教育、社會的發展，使有些人將「進步」看作一股偉大的力量。某種程度上，這等於將攝理看成進步本身，卻把榮耀從神那裡奪去。</w:t>
+      </w:r>
+    </w:p>
+    <w:p>
+      <w:pPr>
+        <w:pStyle w:val="ListNumber"/>
+        <w:spacing w:line="240" w:lineRule="auto"/>
+        <w:ind w:left="720"/>
+      </w:pPr>
+      <w:r>
+        <w:rPr>
+          <w:lang w:val="zh_TW" w:bidi="zh_TW"/>
+        </w:rPr>
+      </w:r>
+      <w:r>
+        <w:rPr>
+          <w:b/>
+          <w:lang w:val="zh_TW" w:bidi="zh_TW"/>
+        </w:rPr>
+        <w:t>自然</w:t>
+      </w:r>
+      <w:r>
+        <w:rPr>
+          <w:lang w:val="zh_TW" w:bidi="zh_TW"/>
+        </w:rPr>
+        <w:t>：有些人物，例如愛默生（Ralph Waldo Emerson）和梭羅（Henry David Thoreau），將攝理歸於自然。但自然本身並不看顧人。</w:t>
+      </w:r>
+    </w:p>
+    <w:p>
+      <w:pPr>
+        <w:pStyle w:val="ListNumber"/>
+        <w:spacing w:line="240" w:lineRule="auto"/>
+        <w:ind w:left="720"/>
+      </w:pPr>
+      <w:r>
+        <w:rPr>
+          <w:lang w:val="zh_TW" w:bidi="zh_TW"/>
+        </w:rPr>
+      </w:r>
+      <w:r>
+        <w:rPr>
+          <w:b/>
+          <w:lang w:val="zh_TW" w:bidi="zh_TW"/>
+        </w:rPr>
+        <w:t>自然選擇</w:t>
+      </w:r>
+      <w:r>
+        <w:rPr>
+          <w:lang w:val="zh_TW" w:bidi="zh_TW"/>
+        </w:rPr>
+        <w:t>：達爾文那本關於生物進化的經典著作</w:t>
+      </w:r>
+      <w:r>
+        <w:rPr>
+          <w:i/>
+          <w:lang w:val="zh_TW" w:bidi="zh_TW"/>
+        </w:rPr>
+        <w:t>物種起源（The Origin of the Species）</w:t>
+      </w:r>
+      <w:r>
+        <w:rPr>
+          <w:lang w:val="zh_TW" w:bidi="zh_TW"/>
+        </w:rPr>
+        <w:t>，使「自然選擇」這個觀念普及起來。有些人認為，「自然選擇」背後的那股力量變得比神的攝理更重要。「適者生存」的想法使人變得不再需要攝理。</w:t>
+      </w:r>
+    </w:p>
+    <w:p>
+      <w:pPr/>
+      <w:r>
+        <w:rPr>
+          <w:lang w:val="zh_TW" w:bidi="zh_TW"/>
+        </w:rPr>
+      </w:r>
+      <w:r>
+        <w:rPr>
+          <w:lang w:val="zh_TW" w:bidi="zh_TW"/>
+        </w:rPr>
+        <w:t>這些觀點不可能同時都是真的。它們也不能滿足那些尋求一種能回應自己獨特需要之攝理的人。只有基督教關於攝理的教義能做到這一點。</w:t>
+      </w:r>
+    </w:p>
+    <w:p>
+      <w:pPr>
+        <w:pStyle w:val="Heading3"/>
+      </w:pPr>
+      <w:r>
+        <w:rPr>
+          <w:lang w:val="zh_TW" w:bidi="zh_TW"/>
+        </w:rPr>
+        <w:t>攝理的聖經意義</w:t>
+      </w:r>
+    </w:p>
+    <w:p>
+      <w:pPr/>
+      <w:r>
+        <w:rPr>
+          <w:lang w:val="zh_TW" w:bidi="zh_TW"/>
+        </w:rPr>
+      </w:r>
+      <w:r>
+        <w:rPr>
+          <w:lang w:val="zh_TW" w:bidi="zh_TW"/>
+        </w:rPr>
+        <w:t>攝理是神為人的需要所施行的幫助。</w:t>
+      </w:r>
+    </w:p>
+    <w:p>
+      <w:pPr/>
+      <w:r>
+        <w:rPr>
+          <w:lang w:val="zh_TW" w:bidi="zh_TW"/>
+        </w:rPr>
+      </w:r>
+      <w:r>
+        <w:rPr>
+          <w:lang w:val="zh_TW" w:bidi="zh_TW"/>
+        </w:rPr>
+        <w:t>亞伯拉罕在信心上的考驗是一個經典例子。神吩咐他將兒子獻上為祭——但那是他不能失去的禮物。亞伯拉罕十分掙扎去做這個決定，他不想失去兒子，也不想失去與神的情誼。當以撒問到獻祭的羊羔在哪裡時，亞伯拉罕回答說：「我兒，神必自己預備作燔祭的羊羔。」（</w:t>
+      </w:r>
+      <w:hyperlink r:id="rId87">
+        <w:r>
+          <w:rPr>
+            <w:lang w:val="zh_TW" w:bidi="zh_TW"/>
+          </w:rPr>
+          <w:rPr>
+            <w:color w:val="0000EE"/>
+            <w:u w:val="single"/>
+          </w:rPr>
+          <w:t>創22:8</w:t>
+        </w:r>
+      </w:hyperlink>
+      <w:r>
+        <w:rPr>
+          <w:lang w:val="zh_TW" w:bidi="zh_TW"/>
+        </w:rPr>
+        <w:t>）。神果然預備了合宜的祭物，就是「兩角扣在稠密的小樹中」的一隻公羊（</w:t>
+      </w:r>
+      <w:hyperlink r:id="rId88">
+        <w:r>
+          <w:rPr>
+            <w:lang w:val="zh_TW" w:bidi="zh_TW"/>
+          </w:rPr>
+          <w:rPr>
+            <w:color w:val="0000EE"/>
+            <w:u w:val="single"/>
+          </w:rPr>
+          <w:t>創22:13</w:t>
+        </w:r>
+      </w:hyperlink>
+      <w:r>
+        <w:rPr>
+          <w:lang w:val="zh_TW" w:bidi="zh_TW"/>
+        </w:rPr>
+        <w:t>）。</w:t>
+      </w:r>
+    </w:p>
+    <w:p>
+      <w:pPr/>
+      <w:r>
+        <w:rPr>
+          <w:lang w:val="zh_TW" w:bidi="zh_TW"/>
+        </w:rPr>
+      </w:r>
+      <w:r>
+        <w:rPr>
+          <w:lang w:val="zh_TW" w:bidi="zh_TW"/>
+        </w:rPr>
+        <w:t>「攝理」這個詞語的意思是「預先看見」，並且為那處境採取行動。所以亞伯拉罕相信，神特意在獻祭的地方預備了那隻公羊，讓他可以拿來獻上。「供應」和「攝理」都與「預備」這個詞語有關。不過，「攝理」後來就用來表示神的供應。</w:t>
+      </w:r>
+    </w:p>
+    <w:p>
+      <w:pPr/>
+      <w:r>
+        <w:rPr>
+          <w:lang w:val="zh_TW" w:bidi="zh_TW"/>
+        </w:rPr>
+      </w:r>
+      <w:r>
+        <w:rPr>
+          <w:lang w:val="zh_TW" w:bidi="zh_TW"/>
+        </w:rPr>
+        <w:t>在新約聖經裡，保羅稱讚腓立比信徒支持他的宣教工作。他深信神的攝理也必扶助他們：「我的神必照他榮耀的豐富，在基督耶穌裡，使你們一切所需用的都充足。」（</w:t>
+      </w:r>
+      <w:hyperlink r:id="rId89">
+        <w:r>
+          <w:rPr>
+            <w:lang w:val="zh_TW" w:bidi="zh_TW"/>
+          </w:rPr>
+          <w:rPr>
+            <w:color w:val="0000EE"/>
+            <w:u w:val="single"/>
+          </w:rPr>
+          <w:t>腓4:19</w:t>
+        </w:r>
+      </w:hyperlink>
+      <w:r>
+        <w:rPr>
+          <w:lang w:val="zh_TW" w:bidi="zh_TW"/>
+        </w:rPr>
+        <w:t>）。耶穌的獻祭也證實神的攝理。神曾要亞伯拉罕獻上兒子，卻沒有收下那祭。二千年之後，祂將自己的兒子獻為祭。神的性情就是預先看見人的需要，並且為人預備。</w:t>
+      </w:r>
+    </w:p>
+    <w:p>
+      <w:pPr>
+        <w:pStyle w:val="Heading3"/>
+      </w:pPr>
+      <w:r>
+        <w:rPr>
+          <w:lang w:val="zh_TW" w:bidi="zh_TW"/>
+        </w:rPr>
+        <w:t>攝理與神的本質</w:t>
+      </w:r>
+    </w:p>
+    <w:p>
+      <w:pPr/>
+      <w:r>
+        <w:rPr>
+          <w:lang w:val="zh_TW" w:bidi="zh_TW"/>
+        </w:rPr>
+      </w:r>
+      <w:r>
+        <w:rPr>
+          <w:lang w:val="zh_TW" w:bidi="zh_TW"/>
+        </w:rPr>
+        <w:t>保羅對腓立比信徒說完那句話之後（「我的神必照他榮耀的豐富」——</w:t>
+      </w:r>
+      <w:hyperlink r:id="rId89">
+        <w:r>
+          <w:rPr>
+            <w:lang w:val="zh_TW" w:bidi="zh_TW"/>
+          </w:rPr>
+          <w:rPr>
+            <w:color w:val="0000EE"/>
+            <w:u w:val="single"/>
+          </w:rPr>
+          <w:t>腓4:19</w:t>
+        </w:r>
+      </w:hyperlink>
+      <w:r>
+        <w:rPr>
+          <w:lang w:val="zh_TW" w:bidi="zh_TW"/>
+        </w:rPr>
+        <w:t>），他就向「我們的父神」獻上頌讚（</w:t>
+      </w:r>
+      <w:hyperlink r:id="rId90">
+        <w:r>
+          <w:rPr>
+            <w:lang w:val="zh_TW" w:bidi="zh_TW"/>
+          </w:rPr>
+          <w:rPr>
+            <w:color w:val="0000EE"/>
+            <w:u w:val="single"/>
+          </w:rPr>
+          <w:t>20</w:t>
+        </w:r>
+      </w:hyperlink>
+      <w:r>
+        <w:rPr>
+          <w:lang w:val="zh_TW" w:bidi="zh_TW"/>
+        </w:rPr>
+        <w:t>節）。攝理就像是父親的供應與引導。神是我們的父，而祂的攝理就是這父親身分的表現。父親會給兒女機會，卻不奪去他們的自由；父親也藉著看顧來帶領兒女。攝理自然地出於神慈父的性情。</w:t>
+      </w:r>
+    </w:p>
+    <w:p>
+      <w:pPr/>
+      <w:r>
+        <w:rPr>
+          <w:lang w:val="zh_TW" w:bidi="zh_TW"/>
+        </w:rPr>
+      </w:r>
+      <w:r>
+        <w:rPr>
+          <w:i/>
+          <w:lang w:val="zh_TW" w:bidi="zh_TW"/>
+        </w:rPr>
+        <w:t xml:space="preserve">另見 </w:t>
+      </w:r>
+      <w:r>
+        <w:rPr>
+          <w:lang w:val="zh_TW" w:bidi="zh_TW"/>
+        </w:rPr>
+        <w:t>預定</w:t>
       </w:r>
       <w:r>
         <w:rPr>
@@ -428,7 +2876,7 @@
         <w:rPr>
           <w:lang w:val="zh_TW" w:bidi="zh_TW"/>
         </w:rPr>
-        <w:t>藥物和醫療實踐</w:t>
+        <w:t>神的存在與屬性</w:t>
       </w:r>
       <w:r>
         <w:rPr>
@@ -2336,6 +4784,18 @@
   </w:num>
   <w:num w:numId="13" w16cid:durableId="592781308">
     <w:abstractNumId w:val="11"/>
+  </w:num>
+  <w:num w:numId="14">
+    <w:abstractNumId w:val="3"/>
+    <w:lvlOverride w:ilvl="0">
+      <w:startOverride w:val="1"/>
+    </w:lvlOverride>
+  </w:num>
+  <w:num w:numId="15">
+    <w:abstractNumId w:val="3"/>
+    <w:lvlOverride w:ilvl="0">
+      <w:startOverride w:val="1"/>
+    </w:lvlOverride>
   </w:num>
   <w:numIdMacAtCleanup w:val="10"/>
 </w:numbering>

--- a/zht/docx/138.content.docx
+++ b/zht/docx/138.content.docx
@@ -19,7 +19,7 @@
         <w:rPr>
           <w:lang w:val="zh_TW" w:bidi="zh_TW"/>
         </w:rPr>
-        <w:t>Resource: Tyndale Open Bible Dictionary</w:t>
+        <w:t>Resource: Aquifer Open Bible Dictionary</w:t>
       </w:r>
       <w:r>
         <w:rPr>
@@ -112,7 +112,7 @@
         <w:rPr>
           <w:lang w:val="zh_TW" w:bidi="zh_TW"/>
         </w:rPr>
-        <w:t>Tyndale Open Bible Dictionary</w:t>
+        <w:t>Aquifer Open Bible Dictionary</w:t>
       </w:r>
     </w:p>
     <w:p>
@@ -149,7 +149,7 @@
         <w:rPr>
           <w:lang w:val="zh_TW" w:bidi="zh_TW"/>
         </w:rPr>
-        <w:t>she</w:t>
+        <w:t>shang</w:t>
       </w:r>
       <w:r>
         <w:rPr>
@@ -212,7 +212,7 @@
         <w:rPr>
           <w:lang w:val="zh_TW" w:bidi="zh_TW"/>
         </w:rPr>
-        <w:t>蛇</w:t>
+        <w:t>商人</w:t>
       </w:r>
       <w:r>
         <w:rPr>
@@ -231,7 +231,7 @@
         <w:rPr>
           <w:lang w:val="zh_TW" w:bidi="zh_TW"/>
         </w:rPr>
-        <w:t>蛇或海怪。聖經中使用不同的詞語來描述蛇或蛇類。蛇或蛇類是爬行動物，是以牠們能夠咬人並注射毒液而為人熟知。聖經提及的特定蛇類包括虺蛇（</w:t>
+        <w:t>為了獲利而從事貨物買賣的人。人們早期使用以物易物的貿易制度，後來逐漸演變成由專業商人促成貨物的交換。起初，人們以銀子作為支付方式（</w:t>
       </w:r>
       <w:hyperlink r:id="rId13">
         <w:r>
@@ -242,14 +242,14 @@
             <w:color w:val="0000EE"/>
             <w:u w:val="single"/>
           </w:rPr>
-          <w:t>賽11:8</w:t>
+          <w:t>創23:16</w:t>
         </w:r>
       </w:hyperlink>
       <w:r>
         <w:rPr>
           <w:lang w:val="zh_TW" w:bidi="zh_TW"/>
         </w:rPr>
-        <w:t>）和毒蛇（</w:t>
+        <w:t>），之後又發展為使用錢幣或其它交換媒介。商人既在本地交易，也跟列邦貿易往來，他們與亞蘭人（</w:t>
       </w:r>
       <w:hyperlink r:id="rId14">
         <w:r>
@@ -260,14 +260,14 @@
             <w:color w:val="0000EE"/>
             <w:u w:val="single"/>
           </w:rPr>
-          <w:t>徒28:3</w:t>
+          <w:t>王上20:34</w:t>
         </w:r>
       </w:hyperlink>
       <w:r>
         <w:rPr>
           <w:lang w:val="zh_TW" w:bidi="zh_TW"/>
         </w:rPr>
-        <w:t>）。「蛇」這個術語也可以用來描述在</w:t>
+        <w:t>；</w:t>
       </w:r>
       <w:hyperlink r:id="rId15">
         <w:r>
@@ -278,7 +278,25 @@
             <w:color w:val="0000EE"/>
             <w:u w:val="single"/>
           </w:rPr>
-          <w:t>約伯記二十六章13節</w:t>
+          <w:t>結27:16–18</w:t>
+        </w:r>
+      </w:hyperlink>
+      <w:r>
+        <w:rPr>
+          <w:lang w:val="zh_TW" w:bidi="zh_TW"/>
+        </w:rPr>
+        <w:t>）、迦南人和腓尼基人（</w:t>
+      </w:r>
+      <w:hyperlink r:id="rId16">
+        <w:r>
+          <w:rPr>
+            <w:lang w:val="zh_TW" w:bidi="zh_TW"/>
+          </w:rPr>
+          <w:rPr>
+            <w:color w:val="0000EE"/>
+            <w:u w:val="single"/>
+          </w:rPr>
+          <w:t>賽23:2</w:t>
         </w:r>
       </w:hyperlink>
       <w:r>
@@ -296,14 +314,14 @@
             <w:color w:val="0000EE"/>
             <w:u w:val="single"/>
           </w:rPr>
-          <w:t>以賽亞書二十七章1節</w:t>
+          <w:t>8</w:t>
         </w:r>
       </w:hyperlink>
       <w:r>
         <w:rPr>
           <w:lang w:val="zh_TW" w:bidi="zh_TW"/>
         </w:rPr>
-        <w:t>和</w:t>
+        <w:t>）、亞述人（</w:t>
       </w:r>
       <w:hyperlink r:id="rId17">
         <w:r>
@@ -314,28 +332,14 @@
             <w:color w:val="0000EE"/>
             <w:u w:val="single"/>
           </w:rPr>
-          <w:t>阿摩司書九章3節</w:t>
+          <w:t>鴻3:16</w:t>
         </w:r>
       </w:hyperlink>
       <w:r>
         <w:rPr>
           <w:lang w:val="zh_TW" w:bidi="zh_TW"/>
         </w:rPr>
-        <w:t>中提到的巨大海蛇。</w:t>
-      </w:r>
-    </w:p>
-    <w:p>
-      <w:pPr/>
-      <w:r>
-        <w:rPr>
-          <w:lang w:val="zh_TW" w:bidi="zh_TW"/>
-        </w:rPr>
-      </w:r>
-      <w:r>
-        <w:rPr>
-          <w:lang w:val="zh_TW" w:bidi="zh_TW"/>
-        </w:rPr>
-        <w:t>在</w:t>
+        <w:t>）、巴比倫人、波斯人、希臘人和羅馬人交易。有些商人會遠行各地營商（</w:t>
       </w:r>
       <w:hyperlink r:id="rId18">
         <w:r>
@@ -346,14 +350,14 @@
             <w:color w:val="0000EE"/>
             <w:u w:val="single"/>
           </w:rPr>
-          <w:t>創世記三章1節</w:t>
+          <w:t>尼13:16–20</w:t>
         </w:r>
       </w:hyperlink>
       <w:r>
         <w:rPr>
           <w:lang w:val="zh_TW" w:bidi="zh_TW"/>
         </w:rPr>
-        <w:t>，蛇引誘亞當和夏娃。牠是「耶和華神所造的，惟有蛇比田野一切的活物更狡猾」，因此，蛇被詛咒：「你必用肚子行走， 終身吃土」（</w:t>
+        <w:t>）。居於曠野的族群則以商隊形式，在多處地方販賣他們的貨物（</w:t>
       </w:r>
       <w:hyperlink r:id="rId19">
         <w:r>
@@ -364,14 +368,32 @@
             <w:color w:val="0000EE"/>
             <w:u w:val="single"/>
           </w:rPr>
-          <w:t>創3:14</w:t>
+          <w:t>結27:15</w:t>
         </w:r>
       </w:hyperlink>
       <w:r>
         <w:rPr>
           <w:lang w:val="zh_TW" w:bidi="zh_TW"/>
         </w:rPr>
-        <w:t>）。</w:t>
+        <w:t>、</w:t>
+      </w:r>
+      <w:hyperlink r:id="rId19">
+        <w:r>
+          <w:rPr>
+            <w:lang w:val="zh_TW" w:bidi="zh_TW"/>
+          </w:rPr>
+          <w:rPr>
+            <w:color w:val="0000EE"/>
+            <w:u w:val="single"/>
+          </w:rPr>
+          <w:t>20–23</w:t>
+        </w:r>
+      </w:hyperlink>
+      <w:r>
+        <w:rPr>
+          <w:lang w:val="zh_TW" w:bidi="zh_TW"/>
+        </w:rPr>
+        <w:t>，</w:t>
       </w:r>
       <w:hyperlink r:id="rId20">
         <w:r>
@@ -382,14 +404,32 @@
             <w:color w:val="0000EE"/>
             <w:u w:val="single"/>
           </w:rPr>
-          <w:t>哥林多後書十一章3節</w:t>
+          <w:t>38:13</w:t>
         </w:r>
       </w:hyperlink>
       <w:r>
         <w:rPr>
           <w:lang w:val="zh_TW" w:bidi="zh_TW"/>
         </w:rPr>
-        <w:t>說蛇用詭詐欺騙了夏娃。</w:t>
+        <w:t>）。商人通常在市集進行買賣，也會設立店鋪經營交易（</w:t>
+      </w:r>
+      <w:hyperlink r:id="rId14">
+        <w:r>
+          <w:rPr>
+            <w:lang w:val="zh_TW" w:bidi="zh_TW"/>
+          </w:rPr>
+          <w:rPr>
+            <w:color w:val="0000EE"/>
+            <w:u w:val="single"/>
+          </w:rPr>
+          <w:t>王上20:34</w:t>
+        </w:r>
+      </w:hyperlink>
+      <w:r>
+        <w:rPr>
+          <w:lang w:val="zh_TW" w:bidi="zh_TW"/>
+        </w:rPr>
+        <w:t>；</w:t>
       </w:r>
       <w:hyperlink r:id="rId21">
         <w:r>
@@ -400,14 +440,14 @@
             <w:color w:val="0000EE"/>
             <w:u w:val="single"/>
           </w:rPr>
-          <w:t>啟示錄十二章9節</w:t>
+          <w:t>尼3:31</w:t>
         </w:r>
       </w:hyperlink>
       <w:r>
         <w:rPr>
           <w:lang w:val="zh_TW" w:bidi="zh_TW"/>
         </w:rPr>
-        <w:t>稱蛇為：「名叫魔鬼，又叫撒但，是迷惑普天下的」（另見</w:t>
+        <w:t>，</w:t>
       </w:r>
       <w:hyperlink r:id="rId22">
         <w:r>
@@ -418,14 +458,14 @@
             <w:color w:val="0000EE"/>
             <w:u w:val="single"/>
           </w:rPr>
-          <w:t>啟12:14–15</w:t>
+          <w:t>13:19–20</w:t>
         </w:r>
       </w:hyperlink>
       <w:r>
         <w:rPr>
           <w:lang w:val="zh_TW" w:bidi="zh_TW"/>
         </w:rPr>
-        <w:t>，</w:t>
+        <w:t>）。貨物則會存放在庫房中（</w:t>
       </w:r>
       <w:hyperlink r:id="rId23">
         <w:r>
@@ -436,28 +476,14 @@
             <w:color w:val="0000EE"/>
             <w:u w:val="single"/>
           </w:rPr>
-          <w:t>20:2</w:t>
+          <w:t>創41:49</w:t>
         </w:r>
       </w:hyperlink>
       <w:r>
         <w:rPr>
           <w:lang w:val="zh_TW" w:bidi="zh_TW"/>
         </w:rPr>
-        <w:t>）。</w:t>
-      </w:r>
-    </w:p>
-    <w:p>
-      <w:pPr/>
-      <w:r>
-        <w:rPr>
-          <w:lang w:val="zh_TW" w:bidi="zh_TW"/>
-        </w:rPr>
-      </w:r>
-      <w:r>
-        <w:rPr>
-          <w:lang w:val="zh_TW" w:bidi="zh_TW"/>
-        </w:rPr>
-        <w:t>聖經中對蛇的描述通常是比喻性的。牠們代表能以毒害人的能力（例如，</w:t>
+        <w:t>；</w:t>
       </w:r>
       <w:hyperlink r:id="rId24">
         <w:r>
@@ -468,14 +494,14 @@
             <w:color w:val="0000EE"/>
             <w:u w:val="single"/>
           </w:rPr>
-          <w:t>創49:17</w:t>
+          <w:t>王上9:19</w:t>
         </w:r>
       </w:hyperlink>
       <w:r>
         <w:rPr>
           <w:lang w:val="zh_TW" w:bidi="zh_TW"/>
         </w:rPr>
-        <w:t>；</w:t>
+        <w:t>）。雅各的眾子曾在埃及通商（</w:t>
       </w:r>
       <w:hyperlink r:id="rId25">
         <w:r>
@@ -486,32 +512,14 @@
             <w:color w:val="0000EE"/>
             <w:u w:val="single"/>
           </w:rPr>
-          <w:t>傳10:8</w:t>
+          <w:t>創43:11</w:t>
         </w:r>
       </w:hyperlink>
       <w:r>
         <w:rPr>
           <w:lang w:val="zh_TW" w:bidi="zh_TW"/>
         </w:rPr>
-        <w:t>、</w:t>
-      </w:r>
-      <w:hyperlink r:id="rId25">
-        <w:r>
-          <w:rPr>
-            <w:lang w:val="zh_TW" w:bidi="zh_TW"/>
-          </w:rPr>
-          <w:rPr>
-            <w:color w:val="0000EE"/>
-            <w:u w:val="single"/>
-          </w:rPr>
-          <w:t>11</w:t>
-        </w:r>
-      </w:hyperlink>
-      <w:r>
-        <w:rPr>
-          <w:lang w:val="zh_TW" w:bidi="zh_TW"/>
-        </w:rPr>
-        <w:t>；</w:t>
+        <w:t>）。所羅門作王的時代，貿易活動大大擴展（</w:t>
       </w:r>
       <w:hyperlink r:id="rId26">
         <w:r>
@@ -522,14 +530,14 @@
             <w:color w:val="0000EE"/>
             <w:u w:val="single"/>
           </w:rPr>
-          <w:t>賽14:29</w:t>
+          <w:t>王上9:26–27</w:t>
         </w:r>
       </w:hyperlink>
       <w:r>
         <w:rPr>
           <w:lang w:val="zh_TW" w:bidi="zh_TW"/>
         </w:rPr>
-        <w:t>；</w:t>
+        <w:t>，</w:t>
       </w:r>
       <w:hyperlink r:id="rId27">
         <w:r>
@@ -540,14 +548,14 @@
             <w:color w:val="0000EE"/>
             <w:u w:val="single"/>
           </w:rPr>
-          <w:t>摩5:19</w:t>
+          <w:t>10:28</w:t>
         </w:r>
       </w:hyperlink>
       <w:r>
         <w:rPr>
           <w:lang w:val="zh_TW" w:bidi="zh_TW"/>
         </w:rPr>
-        <w:t>；</w:t>
+        <w:t>）。猶大人在被擄期間，於巴比倫地參與貿易活動，並且有許多人後來沒有歸回巴勒斯坦。商人也在耶路撒冷協助尼希米重建城牆（</w:t>
       </w:r>
       <w:hyperlink r:id="rId28">
         <w:r>
@@ -558,147 +566,7 @@
             <w:color w:val="0000EE"/>
             <w:u w:val="single"/>
           </w:rPr>
-          <w:t>啟9:19</w:t>
-        </w:r>
-      </w:hyperlink>
-      <w:r>
-        <w:rPr>
-          <w:lang w:val="zh_TW" w:bidi="zh_TW"/>
-        </w:rPr>
-        <w:t>）。在</w:t>
-      </w:r>
-      <w:hyperlink r:id="rId29">
-        <w:r>
-          <w:rPr>
-            <w:lang w:val="zh_TW" w:bidi="zh_TW"/>
-          </w:rPr>
-          <w:rPr>
-            <w:color w:val="0000EE"/>
-            <w:u w:val="single"/>
-          </w:rPr>
-          <w:t>詩篇五十八篇4至5節</w:t>
-        </w:r>
-      </w:hyperlink>
-      <w:r>
-        <w:rPr>
-          <w:lang w:val="zh_TW" w:bidi="zh_TW"/>
-        </w:rPr>
-        <w:t>中，惡人被比作蛇。</w:t>
-      </w:r>
-      <w:hyperlink r:id="rId30">
-        <w:r>
-          <w:rPr>
-            <w:lang w:val="zh_TW" w:bidi="zh_TW"/>
-          </w:rPr>
-          <w:rPr>
-            <w:color w:val="0000EE"/>
-            <w:u w:val="single"/>
-          </w:rPr>
-          <w:t>詩篇一四〇篇3節</w:t>
-        </w:r>
-      </w:hyperlink>
-      <w:r>
-        <w:rPr>
-          <w:lang w:val="zh_TW" w:bidi="zh_TW"/>
-        </w:rPr>
-        <w:t>描述人們的舌頭像蛇一樣尖利，他們的嘴唇有虺蛇的毒氣。</w:t>
-      </w:r>
-      <w:hyperlink r:id="rId31">
-        <w:r>
-          <w:rPr>
-            <w:lang w:val="zh_TW" w:bidi="zh_TW"/>
-          </w:rPr>
-          <w:rPr>
-            <w:color w:val="0000EE"/>
-            <w:u w:val="single"/>
-          </w:rPr>
-          <w:t>箴言二十三章32節</w:t>
-        </w:r>
-      </w:hyperlink>
-      <w:r>
-        <w:rPr>
-          <w:lang w:val="zh_TW" w:bidi="zh_TW"/>
-        </w:rPr>
-        <w:t>將烈酒比作蛇的咬傷，說它「咬你如蛇，刺你如毒蛇」。</w:t>
-      </w:r>
-      <w:hyperlink r:id="rId32">
-        <w:r>
-          <w:rPr>
-            <w:lang w:val="zh_TW" w:bidi="zh_TW"/>
-          </w:rPr>
-          <w:rPr>
-            <w:color w:val="0000EE"/>
-            <w:u w:val="single"/>
-          </w:rPr>
-          <w:t>耶利米書八章17節</w:t>
-        </w:r>
-      </w:hyperlink>
-      <w:r>
-        <w:rPr>
-          <w:lang w:val="zh_TW" w:bidi="zh_TW"/>
-        </w:rPr>
-        <w:t>描述以色列的敵人為「不服法術的， 必咬你們」。</w:t>
-      </w:r>
-    </w:p>
-    <w:p>
-      <w:pPr/>
-      <w:r>
-        <w:rPr>
-          <w:lang w:val="zh_TW" w:bidi="zh_TW"/>
-        </w:rPr>
-      </w:r>
-      <w:r>
-        <w:rPr>
-          <w:lang w:val="zh_TW" w:bidi="zh_TW"/>
-        </w:rPr>
-        <w:t>正面來說，蛇以其智慧著稱。耶穌勸告祂的門徒：「靈巧像蛇，馴良像鴿子」（</w:t>
-      </w:r>
-      <w:hyperlink r:id="rId33">
-        <w:r>
-          <w:rPr>
-            <w:lang w:val="zh_TW" w:bidi="zh_TW"/>
-          </w:rPr>
-          <w:rPr>
-            <w:color w:val="0000EE"/>
-            <w:u w:val="single"/>
-          </w:rPr>
-          <w:t>太10:16</w:t>
-        </w:r>
-      </w:hyperlink>
-      <w:r>
-        <w:rPr>
-          <w:lang w:val="zh_TW" w:bidi="zh_TW"/>
-        </w:rPr>
-        <w:t>）。然而，蛇的主要意象是負面的。它象徵欺騙。耶穌稱文士和法利賽人為：「蛇類、毒蛇之種」（</w:t>
-      </w:r>
-      <w:hyperlink r:id="rId34">
-        <w:r>
-          <w:rPr>
-            <w:lang w:val="zh_TW" w:bidi="zh_TW"/>
-          </w:rPr>
-          <w:rPr>
-            <w:color w:val="0000EE"/>
-            <w:u w:val="single"/>
-          </w:rPr>
-          <w:t>太23:33</w:t>
-        </w:r>
-      </w:hyperlink>
-      <w:r>
-        <w:rPr>
-          <w:lang w:val="zh_TW" w:bidi="zh_TW"/>
-        </w:rPr>
-        <w:t>）。施洗約翰也稱法利賽人和撒都該人為「毒蛇的種類」（</w:t>
-      </w:r>
-      <w:hyperlink r:id="rId35">
-        <w:r>
-          <w:rPr>
-            <w:lang w:val="zh_TW" w:bidi="zh_TW"/>
-          </w:rPr>
-          <w:rPr>
-            <w:color w:val="0000EE"/>
-            <w:u w:val="single"/>
-          </w:rPr>
-          <w:t>太3:7</w:t>
+          <w:t>尼3:31–32</w:t>
         </w:r>
       </w:hyperlink>
       <w:r>
@@ -706,2183 +574,6 @@
           <w:lang w:val="zh_TW" w:bidi="zh_TW"/>
         </w:rPr>
         <w:t>）。</w:t>
-      </w:r>
-    </w:p>
-    <w:p>
-      <w:pPr/>
-      <w:r>
-        <w:rPr>
-          <w:lang w:val="zh_TW" w:bidi="zh_TW"/>
-        </w:rPr>
-      </w:r>
-      <w:r>
-        <w:rPr>
-          <w:i/>
-          <w:lang w:val="zh_TW" w:bidi="zh_TW"/>
-        </w:rPr>
-        <w:t>見</w:t>
-      </w:r>
-      <w:r>
-        <w:rPr>
-          <w:lang w:val="zh_TW" w:bidi="zh_TW"/>
-        </w:rPr>
-        <w:t>動物</w:t>
-      </w:r>
-      <w:r>
-        <w:rPr>
-          <w:lang w:val="zh_TW" w:bidi="zh_TW"/>
-        </w:rPr>
-        <w:t>。</w:t>
-      </w:r>
-      <w:r>
-        <w:rPr>
-          <w:lang w:val="zh_TW" w:bidi="zh_TW"/>
-        </w:rPr>
-      </w:r>
-      <w:r>
-        <w:rPr>
-          <w:lang w:val="zh_TW" w:bidi="zh_TW"/>
-        </w:rPr>
-      </w:r>
-    </w:p>
-    <w:p>
-      <w:pPr/>
-      <w:r>
-        <w:rPr>
-          <w:lang w:val="zh_TW" w:bidi="zh_TW"/>
-        </w:rPr>
-      </w:r>
-    </w:p>
-    <w:p>
-      <w:pPr>
-        <w:pStyle w:val="Heading2"/>
-      </w:pPr>
-      <w:r>
-        <w:rPr>
-          <w:lang w:val="zh_TW" w:bidi="zh_TW"/>
-        </w:rPr>
-        <w:t>舍吉拿</w:t>
-      </w:r>
-      <w:r>
-        <w:rPr>
-          <w:lang w:val="zh_TW" w:bidi="zh_TW"/>
-        </w:rPr>
-      </w:r>
-    </w:p>
-    <w:p>
-      <w:pPr>
-        <w:pStyle w:val="Heading2"/>
-      </w:pPr>
-      <w:r>
-        <w:rPr>
-          <w:lang w:val="zh_TW" w:bidi="zh_TW"/>
-        </w:rPr>
-        <w:t>舍吉拿（</w:t>
-      </w:r>
-      <w:r>
-        <w:rPr>
-          <w:i/>
-          <w:lang w:val="zh_TW" w:bidi="zh_TW"/>
-        </w:rPr>
-        <w:t>Shekinah）</w:t>
-      </w:r>
-    </w:p>
-    <w:p>
-      <w:pPr/>
-      <w:r>
-        <w:rPr>
-          <w:lang w:val="zh_TW" w:bidi="zh_TW"/>
-        </w:rPr>
-      </w:r>
-      <w:r>
-        <w:rPr>
-          <w:lang w:val="zh_TW" w:bidi="zh_TW"/>
-        </w:rPr>
-        <w:t>這個詞的意思是「那同在的」或「那會同在的」。</w:t>
-      </w:r>
-      <w:r>
-        <w:rPr>
-          <w:i/>
-          <w:lang w:val="zh_TW" w:bidi="zh_TW"/>
-        </w:rPr>
-        <w:t>舍吉拿</w:t>
-      </w:r>
-      <w:r>
-        <w:rPr>
-          <w:lang w:val="zh_TW" w:bidi="zh_TW"/>
-        </w:rPr>
-        <w:t>是一個希伯來文詞語的音譯。這個詞透過名為「他爾根（Targums）」的古代猶太文獻以及拉比文獻的古代猶太著作，成為基督教教義的一部分。這些文本使用</w:t>
-      </w:r>
-      <w:r>
-        <w:rPr>
-          <w:i/>
-          <w:lang w:val="zh_TW" w:bidi="zh_TW"/>
-        </w:rPr>
-        <w:t>舍吉拿</w:t>
-      </w:r>
-      <w:r>
-        <w:rPr>
-          <w:lang w:val="zh_TW" w:bidi="zh_TW"/>
-        </w:rPr>
-        <w:t>來描述那位超越世界的神，是如何在世界之中同在的。</w:t>
-      </w:r>
-    </w:p>
-    <w:p>
-      <w:pPr>
-        <w:pStyle w:val="Heading3"/>
-      </w:pPr>
-      <w:r>
-        <w:rPr>
-          <w:lang w:val="zh_TW" w:bidi="zh_TW"/>
-        </w:rPr>
-        <w:t>舊約聖經中的舍吉拿</w:t>
-      </w:r>
-    </w:p>
-    <w:p>
-      <w:pPr/>
-      <w:r>
-        <w:rPr>
-          <w:lang w:val="zh_TW" w:bidi="zh_TW"/>
-        </w:rPr>
-      </w:r>
-      <w:r>
-        <w:rPr>
-          <w:lang w:val="zh_TW" w:bidi="zh_TW"/>
-        </w:rPr>
-        <w:t>「</w:t>
-      </w:r>
-      <w:r>
-        <w:rPr>
-          <w:i/>
-          <w:lang w:val="zh_TW" w:bidi="zh_TW"/>
-        </w:rPr>
-        <w:t>舍吉拿</w:t>
-      </w:r>
-      <w:r>
-        <w:rPr>
-          <w:lang w:val="zh_TW" w:bidi="zh_TW"/>
-        </w:rPr>
-        <w:t>」這個詞本身並沒有在聖經中出現，但這個概念源於舊約聖經中許多描述神住在祂子民中間的地方（</w:t>
-      </w:r>
-      <w:hyperlink r:id="rId36">
-        <w:r>
-          <w:rPr>
-            <w:lang w:val="zh_TW" w:bidi="zh_TW"/>
-          </w:rPr>
-          <w:rPr>
-            <w:color w:val="0000EE"/>
-            <w:u w:val="single"/>
-          </w:rPr>
-          <w:t>創9:27</w:t>
-        </w:r>
-      </w:hyperlink>
-      <w:r>
-        <w:rPr>
-          <w:lang w:val="zh_TW" w:bidi="zh_TW"/>
-        </w:rPr>
-        <w:t>；</w:t>
-      </w:r>
-      <w:hyperlink r:id="rId37">
-        <w:r>
-          <w:rPr>
-            <w:lang w:val="zh_TW" w:bidi="zh_TW"/>
-          </w:rPr>
-          <w:rPr>
-            <w:color w:val="0000EE"/>
-            <w:u w:val="single"/>
-          </w:rPr>
-          <w:t>出25:8</w:t>
-        </w:r>
-      </w:hyperlink>
-      <w:r>
-        <w:rPr>
-          <w:lang w:val="zh_TW" w:bidi="zh_TW"/>
-        </w:rPr>
-        <w:t>，</w:t>
-      </w:r>
-      <w:hyperlink r:id="rId38">
-        <w:r>
-          <w:rPr>
-            <w:lang w:val="zh_TW" w:bidi="zh_TW"/>
-          </w:rPr>
-          <w:rPr>
-            <w:color w:val="0000EE"/>
-            <w:u w:val="single"/>
-          </w:rPr>
-          <w:t>29:45–46</w:t>
-        </w:r>
-      </w:hyperlink>
-      <w:r>
-        <w:rPr>
-          <w:lang w:val="zh_TW" w:bidi="zh_TW"/>
-        </w:rPr>
-        <w:t>；</w:t>
-      </w:r>
-      <w:hyperlink r:id="rId39">
-        <w:r>
-          <w:rPr>
-            <w:lang w:val="zh_TW" w:bidi="zh_TW"/>
-          </w:rPr>
-          <w:rPr>
-            <w:color w:val="0000EE"/>
-            <w:u w:val="single"/>
-          </w:rPr>
-          <w:t>民5:3</w:t>
-        </w:r>
-      </w:hyperlink>
-      <w:r>
-        <w:rPr>
-          <w:lang w:val="zh_TW" w:bidi="zh_TW"/>
-        </w:rPr>
-        <w:t>；</w:t>
-      </w:r>
-      <w:hyperlink r:id="rId40">
-        <w:r>
-          <w:rPr>
-            <w:lang w:val="zh_TW" w:bidi="zh_TW"/>
-          </w:rPr>
-          <w:rPr>
-            <w:color w:val="0000EE"/>
-            <w:u w:val="single"/>
-          </w:rPr>
-          <w:t>王上6:13</w:t>
-        </w:r>
-      </w:hyperlink>
-      <w:r>
-        <w:rPr>
-          <w:lang w:val="zh_TW" w:bidi="zh_TW"/>
-        </w:rPr>
-        <w:t>；</w:t>
-      </w:r>
-      <w:hyperlink r:id="rId41">
-        <w:r>
-          <w:rPr>
-            <w:lang w:val="zh_TW" w:bidi="zh_TW"/>
-          </w:rPr>
-          <w:rPr>
-            <w:color w:val="0000EE"/>
-            <w:u w:val="single"/>
-          </w:rPr>
-          <w:t>詩68:16–18</w:t>
-        </w:r>
-      </w:hyperlink>
-      <w:r>
-        <w:rPr>
-          <w:lang w:val="zh_TW" w:bidi="zh_TW"/>
-        </w:rPr>
-        <w:t>，</w:t>
-      </w:r>
-      <w:hyperlink r:id="rId42">
-        <w:r>
-          <w:rPr>
-            <w:lang w:val="zh_TW" w:bidi="zh_TW"/>
-          </w:rPr>
-          <w:rPr>
-            <w:color w:val="0000EE"/>
-            <w:u w:val="single"/>
-          </w:rPr>
-          <w:t>74:2</w:t>
-        </w:r>
-      </w:hyperlink>
-      <w:r>
-        <w:rPr>
-          <w:lang w:val="zh_TW" w:bidi="zh_TW"/>
-        </w:rPr>
-        <w:t>；</w:t>
-      </w:r>
-      <w:hyperlink r:id="rId43">
-        <w:r>
-          <w:rPr>
-            <w:lang w:val="zh_TW" w:bidi="zh_TW"/>
-          </w:rPr>
-          <w:rPr>
-            <w:color w:val="0000EE"/>
-            <w:u w:val="single"/>
-          </w:rPr>
-          <w:t>賽8:18</w:t>
-        </w:r>
-      </w:hyperlink>
-      <w:r>
-        <w:rPr>
-          <w:lang w:val="zh_TW" w:bidi="zh_TW"/>
-        </w:rPr>
-        <w:t>；</w:t>
-      </w:r>
-      <w:hyperlink r:id="rId44">
-        <w:r>
-          <w:rPr>
-            <w:lang w:val="zh_TW" w:bidi="zh_TW"/>
-          </w:rPr>
-          <w:rPr>
-            <w:color w:val="0000EE"/>
-            <w:u w:val="single"/>
-          </w:rPr>
-          <w:t>結43:7–9</w:t>
-        </w:r>
-      </w:hyperlink>
-      <w:r>
-        <w:rPr>
-          <w:lang w:val="zh_TW" w:bidi="zh_TW"/>
-        </w:rPr>
-        <w:t>；</w:t>
-      </w:r>
-      <w:hyperlink r:id="rId45">
-        <w:r>
-          <w:rPr>
-            <w:lang w:val="zh_TW" w:bidi="zh_TW"/>
-          </w:rPr>
-          <w:rPr>
-            <w:color w:val="0000EE"/>
-            <w:u w:val="single"/>
-          </w:rPr>
-          <w:t>珥3:17</w:t>
-        </w:r>
-      </w:hyperlink>
-      <w:r>
-        <w:rPr>
-          <w:lang w:val="zh_TW" w:bidi="zh_TW"/>
-        </w:rPr>
-        <w:t>、</w:t>
-      </w:r>
-      <w:hyperlink r:id="rId45">
-        <w:r>
-          <w:rPr>
-            <w:lang w:val="zh_TW" w:bidi="zh_TW"/>
-          </w:rPr>
-          <w:rPr>
-            <w:color w:val="0000EE"/>
-            <w:u w:val="single"/>
-          </w:rPr>
-          <w:t>21</w:t>
-        </w:r>
-      </w:hyperlink>
-      <w:r>
-        <w:rPr>
-          <w:lang w:val="zh_TW" w:bidi="zh_TW"/>
-        </w:rPr>
-        <w:t>；</w:t>
-      </w:r>
-      <w:hyperlink r:id="rId46">
-        <w:r>
-          <w:rPr>
-            <w:lang w:val="zh_TW" w:bidi="zh_TW"/>
-          </w:rPr>
-          <w:rPr>
-            <w:color w:val="0000EE"/>
-            <w:u w:val="single"/>
-          </w:rPr>
-          <w:t>亞2:10–11</w:t>
-        </w:r>
-      </w:hyperlink>
-      <w:r>
-        <w:rPr>
-          <w:lang w:val="zh_TW" w:bidi="zh_TW"/>
-        </w:rPr>
-        <w:t>）。這些經文顯示，雖然神住在天上，但祂也與祂的子民一起住在地上。</w:t>
-      </w:r>
-    </w:p>
-    <w:p>
-      <w:pPr/>
-      <w:r>
-        <w:rPr>
-          <w:lang w:val="zh_TW" w:bidi="zh_TW"/>
-        </w:rPr>
-      </w:r>
-      <w:r>
-        <w:rPr>
-          <w:lang w:val="zh_TW" w:bidi="zh_TW"/>
-        </w:rPr>
-        <w:t>人們也使用「</w:t>
-      </w:r>
-      <w:r>
-        <w:rPr>
-          <w:i/>
-          <w:lang w:val="zh_TW" w:bidi="zh_TW"/>
-        </w:rPr>
-        <w:t>舍吉拿榮耀</w:t>
-      </w:r>
-      <w:r>
-        <w:rPr>
-          <w:lang w:val="zh_TW" w:bidi="zh_TW"/>
-        </w:rPr>
-        <w:t>（</w:t>
-      </w:r>
-      <w:r>
-        <w:rPr>
-          <w:i/>
-          <w:lang w:val="zh_TW" w:bidi="zh_TW"/>
-        </w:rPr>
-        <w:t>shekinah glory</w:t>
-      </w:r>
-      <w:r>
-        <w:rPr>
-          <w:lang w:val="zh_TW" w:bidi="zh_TW"/>
-        </w:rPr>
-        <w:t>）」這個詞來描述神是如何向以色列人顯現。那是神以肉眼可見的形式</w:t>
-      </w:r>
-      <w:r>
-        <w:rPr>
-          <w:lang w:val="zh_TW" w:bidi="zh_TW"/>
-        </w:rPr>
-        <w:t>——</w:t>
-      </w:r>
-      <w:r>
-        <w:rPr>
-          <w:lang w:val="zh_TW" w:bidi="zh_TW"/>
-        </w:rPr>
-        <w:t>火柱和雲柱</w:t>
-      </w:r>
-      <w:r>
-        <w:rPr>
-          <w:lang w:val="zh_TW" w:bidi="zh_TW"/>
-        </w:rPr>
-        <w:t>——</w:t>
-      </w:r>
-      <w:r>
-        <w:rPr>
-          <w:lang w:val="zh_TW" w:bidi="zh_TW"/>
-        </w:rPr>
-        <w:t>顯現，而這種同在在以下地方發生：</w:t>
-      </w:r>
-    </w:p>
-    <w:p>
-      <w:pPr>
-        <w:pStyle w:val="ListBullet"/>
-        <w:spacing w:line="240" w:lineRule="auto"/>
-        <w:ind w:left="720"/>
-      </w:pPr>
-      <w:r>
-        <w:rPr>
-          <w:lang w:val="zh_TW" w:bidi="zh_TW"/>
-        </w:rPr>
-      </w:r>
-      <w:r>
-        <w:rPr>
-          <w:lang w:val="zh_TW" w:bidi="zh_TW"/>
-        </w:rPr>
-        <w:t>在西奈山（</w:t>
-      </w:r>
-      <w:hyperlink r:id="rId47">
-        <w:r>
-          <w:rPr>
-            <w:lang w:val="zh_TW" w:bidi="zh_TW"/>
-          </w:rPr>
-          <w:rPr>
-            <w:color w:val="0000EE"/>
-            <w:u w:val="single"/>
-          </w:rPr>
-          <w:t>出19:16–18</w:t>
-        </w:r>
-      </w:hyperlink>
-      <w:r>
-        <w:rPr>
-          <w:lang w:val="zh_TW" w:bidi="zh_TW"/>
-        </w:rPr>
-        <w:t>），</w:t>
-      </w:r>
-    </w:p>
-    <w:p>
-      <w:pPr>
-        <w:pStyle w:val="ListBullet"/>
-        <w:spacing w:line="240" w:lineRule="auto"/>
-        <w:ind w:left="720"/>
-      </w:pPr>
-      <w:r>
-        <w:rPr>
-          <w:lang w:val="zh_TW" w:bidi="zh_TW"/>
-        </w:rPr>
-      </w:r>
-      <w:r>
-        <w:rPr>
-          <w:lang w:val="zh_TW" w:bidi="zh_TW"/>
-        </w:rPr>
-        <w:t>在曠野（</w:t>
-      </w:r>
-      <w:hyperlink r:id="rId48">
-        <w:r>
-          <w:rPr>
-            <w:lang w:val="zh_TW" w:bidi="zh_TW"/>
-          </w:rPr>
-          <w:rPr>
-            <w:color w:val="0000EE"/>
-            <w:u w:val="single"/>
-          </w:rPr>
-          <w:t>出40:34–38</w:t>
-        </w:r>
-      </w:hyperlink>
-      <w:r>
-        <w:rPr>
-          <w:lang w:val="zh_TW" w:bidi="zh_TW"/>
-        </w:rPr>
-        <w:t>），和</w:t>
-      </w:r>
-    </w:p>
-    <w:p>
-      <w:pPr>
-        <w:pStyle w:val="ListBullet"/>
-        <w:spacing w:line="240" w:lineRule="auto"/>
-        <w:ind w:left="720"/>
-      </w:pPr>
-      <w:r>
-        <w:rPr>
-          <w:lang w:val="zh_TW" w:bidi="zh_TW"/>
-        </w:rPr>
-      </w:r>
-      <w:r>
-        <w:rPr>
-          <w:lang w:val="zh_TW" w:bidi="zh_TW"/>
-        </w:rPr>
-        <w:t>在聖殿中（</w:t>
-      </w:r>
-      <w:hyperlink r:id="rId40">
-        <w:r>
-          <w:rPr>
-            <w:lang w:val="zh_TW" w:bidi="zh_TW"/>
-          </w:rPr>
-          <w:rPr>
-            <w:color w:val="0000EE"/>
-            <w:u w:val="single"/>
-          </w:rPr>
-          <w:t>王上6:13</w:t>
-        </w:r>
-      </w:hyperlink>
-      <w:r>
-        <w:rPr>
-          <w:lang w:val="zh_TW" w:bidi="zh_TW"/>
-        </w:rPr>
-        <w:t>，</w:t>
-      </w:r>
-      <w:hyperlink r:id="rId49">
-        <w:r>
-          <w:rPr>
-            <w:lang w:val="zh_TW" w:bidi="zh_TW"/>
-          </w:rPr>
-          <w:rPr>
-            <w:color w:val="0000EE"/>
-            <w:u w:val="single"/>
-          </w:rPr>
-          <w:t>8:10–13</w:t>
-        </w:r>
-      </w:hyperlink>
-      <w:r>
-        <w:rPr>
-          <w:lang w:val="zh_TW" w:bidi="zh_TW"/>
-        </w:rPr>
-        <w:t>；</w:t>
-      </w:r>
-      <w:hyperlink r:id="rId50">
-        <w:r>
-          <w:rPr>
-            <w:lang w:val="zh_TW" w:bidi="zh_TW"/>
-          </w:rPr>
-          <w:rPr>
-            <w:color w:val="0000EE"/>
-            <w:u w:val="single"/>
-          </w:rPr>
-          <w:t>代下6:1–2</w:t>
-        </w:r>
-      </w:hyperlink>
-      <w:r>
-        <w:rPr>
-          <w:lang w:val="zh_TW" w:bidi="zh_TW"/>
-        </w:rPr>
-        <w:t>）。</w:t>
-      </w:r>
-    </w:p>
-    <w:p>
-      <w:pPr>
-        <w:pStyle w:val="Heading3"/>
-      </w:pPr>
-      <w:r>
-        <w:rPr>
-          <w:lang w:val="zh_TW" w:bidi="zh_TW"/>
-        </w:rPr>
-        <w:t>新約聖經中的舍吉拿</w:t>
-      </w:r>
-    </w:p>
-    <w:p>
-      <w:pPr/>
-      <w:r>
-        <w:rPr>
-          <w:lang w:val="zh_TW" w:bidi="zh_TW"/>
-        </w:rPr>
-      </w:r>
-      <w:r>
-        <w:rPr>
-          <w:lang w:val="zh_TW" w:bidi="zh_TW"/>
-        </w:rPr>
-        <w:t>新約聖經中雖然沒有使用</w:t>
-      </w:r>
-      <w:r>
-        <w:rPr>
-          <w:i/>
-          <w:lang w:val="zh_TW" w:bidi="zh_TW"/>
-        </w:rPr>
-        <w:t>舍吉拿</w:t>
-      </w:r>
-      <w:r>
-        <w:rPr>
-          <w:lang w:val="zh_TW" w:bidi="zh_TW"/>
-        </w:rPr>
-        <w:t>這個詞，但它有提到神在人們中間的同在。在新約聖經中，當神同在時，通常會伴隨著光與榮耀（</w:t>
-      </w:r>
-      <w:hyperlink r:id="rId51">
-        <w:r>
-          <w:rPr>
-            <w:lang w:val="zh_TW" w:bidi="zh_TW"/>
-          </w:rPr>
-          <w:rPr>
-            <w:color w:val="0000EE"/>
-            <w:u w:val="single"/>
-          </w:rPr>
-          <w:t>路2:9</w:t>
-        </w:r>
-      </w:hyperlink>
-      <w:r>
-        <w:rPr>
-          <w:lang w:val="zh_TW" w:bidi="zh_TW"/>
-        </w:rPr>
-        <w:t>，</w:t>
-      </w:r>
-      <w:hyperlink r:id="rId52">
-        <w:r>
-          <w:rPr>
-            <w:lang w:val="zh_TW" w:bidi="zh_TW"/>
-          </w:rPr>
-          <w:rPr>
-            <w:color w:val="0000EE"/>
-            <w:u w:val="single"/>
-          </w:rPr>
-          <w:t>9:29</w:t>
-        </w:r>
-      </w:hyperlink>
-      <w:r>
-        <w:rPr>
-          <w:lang w:val="zh_TW" w:bidi="zh_TW"/>
-        </w:rPr>
-        <w:t>；</w:t>
-      </w:r>
-      <w:hyperlink r:id="rId53">
-        <w:r>
-          <w:rPr>
-            <w:lang w:val="zh_TW" w:bidi="zh_TW"/>
-          </w:rPr>
-          <w:rPr>
-            <w:color w:val="0000EE"/>
-            <w:u w:val="single"/>
-          </w:rPr>
-          <w:t>徒9:3–6</w:t>
-        </w:r>
-      </w:hyperlink>
-      <w:r>
-        <w:rPr>
-          <w:lang w:val="zh_TW" w:bidi="zh_TW"/>
-        </w:rPr>
-        <w:t>，</w:t>
-      </w:r>
-      <w:hyperlink r:id="rId54">
-        <w:r>
-          <w:rPr>
-            <w:lang w:val="zh_TW" w:bidi="zh_TW"/>
-          </w:rPr>
-          <w:rPr>
-            <w:color w:val="0000EE"/>
-            <w:u w:val="single"/>
-          </w:rPr>
-          <w:t>22:6–11</w:t>
-        </w:r>
-      </w:hyperlink>
-      <w:r>
-        <w:rPr>
-          <w:lang w:val="zh_TW" w:bidi="zh_TW"/>
-        </w:rPr>
-        <w:t>，</w:t>
-      </w:r>
-      <w:hyperlink r:id="rId55">
-        <w:r>
-          <w:rPr>
-            <w:lang w:val="zh_TW" w:bidi="zh_TW"/>
-          </w:rPr>
-          <w:rPr>
-            <w:color w:val="0000EE"/>
-            <w:u w:val="single"/>
-          </w:rPr>
-          <w:t>26:12–16</w:t>
-        </w:r>
-      </w:hyperlink>
-      <w:r>
-        <w:rPr>
-          <w:lang w:val="zh_TW" w:bidi="zh_TW"/>
-        </w:rPr>
-        <w:t>；</w:t>
-      </w:r>
-      <w:hyperlink r:id="rId56">
-        <w:r>
-          <w:rPr>
-            <w:lang w:val="zh_TW" w:bidi="zh_TW"/>
-          </w:rPr>
-          <w:rPr>
-            <w:color w:val="0000EE"/>
-            <w:u w:val="single"/>
-          </w:rPr>
-          <w:t>彼後1:16–18</w:t>
-        </w:r>
-      </w:hyperlink>
-      <w:r>
-        <w:rPr>
-          <w:lang w:val="zh_TW" w:bidi="zh_TW"/>
-        </w:rPr>
-        <w:t>）。</w:t>
-      </w:r>
-    </w:p>
-    <w:p>
-      <w:pPr/>
-      <w:r>
-        <w:rPr>
-          <w:lang w:val="zh_TW" w:bidi="zh_TW"/>
-        </w:rPr>
-      </w:r>
-      <w:r>
-        <w:rPr>
-          <w:lang w:val="zh_TW" w:bidi="zh_TW"/>
-        </w:rPr>
-        <w:t>約翰福音特別強調榮耀以及神與人同住。經文告訴我們，當耶穌（稱為「道」）成為人時，祂住在看見祂榮耀的人中間（</w:t>
-      </w:r>
-      <w:hyperlink r:id="rId57">
-        <w:r>
-          <w:rPr>
-            <w:lang w:val="zh_TW" w:bidi="zh_TW"/>
-          </w:rPr>
-          <w:rPr>
-            <w:color w:val="0000EE"/>
-            <w:u w:val="single"/>
-          </w:rPr>
-          <w:t>約1:14</w:t>
-        </w:r>
-      </w:hyperlink>
-      <w:r>
-        <w:rPr>
-          <w:lang w:val="zh_TW" w:bidi="zh_TW"/>
-        </w:rPr>
-        <w:t>）。神的靈在祂身上（</w:t>
-      </w:r>
-      <w:hyperlink r:id="rId58">
-        <w:r>
-          <w:rPr>
-            <w:lang w:val="zh_TW" w:bidi="zh_TW"/>
-          </w:rPr>
-          <w:rPr>
-            <w:color w:val="0000EE"/>
-            <w:u w:val="single"/>
-          </w:rPr>
-          <w:t>約1:32</w:t>
-        </w:r>
-      </w:hyperlink>
-      <w:r>
-        <w:rPr>
-          <w:lang w:val="zh_TW" w:bidi="zh_TW"/>
-        </w:rPr>
-        <w:t>），並且會永遠與跟隨祂的人同在（</w:t>
-      </w:r>
-      <w:hyperlink r:id="rId59">
-        <w:r>
-          <w:rPr>
-            <w:lang w:val="zh_TW" w:bidi="zh_TW"/>
-          </w:rPr>
-          <w:rPr>
-            <w:color w:val="0000EE"/>
-            <w:u w:val="single"/>
-          </w:rPr>
-          <w:t>約14:16</w:t>
-        </w:r>
-      </w:hyperlink>
-      <w:r>
-        <w:rPr>
-          <w:lang w:val="zh_TW" w:bidi="zh_TW"/>
-        </w:rPr>
-        <w:t>）。祂會住在那些住在耶穌裡面的人裡面（</w:t>
-      </w:r>
-      <w:hyperlink r:id="rId60">
-        <w:r>
-          <w:rPr>
-            <w:lang w:val="zh_TW" w:bidi="zh_TW"/>
-          </w:rPr>
-          <w:rPr>
-            <w:color w:val="0000EE"/>
-            <w:u w:val="single"/>
-          </w:rPr>
-          <w:t>約15:4–10</w:t>
-        </w:r>
-      </w:hyperlink>
-      <w:r>
-        <w:rPr>
-          <w:lang w:val="zh_TW" w:bidi="zh_TW"/>
-        </w:rPr>
-        <w:t>）。約翰在他的書信中也有提及這些概念：他經常談論信徒如何住在基督裡，以及基督如何住在他們裡面（</w:t>
-      </w:r>
-      <w:hyperlink r:id="rId61">
-        <w:r>
-          <w:rPr>
-            <w:lang w:val="zh_TW" w:bidi="zh_TW"/>
-          </w:rPr>
-          <w:rPr>
-            <w:color w:val="0000EE"/>
-            <w:u w:val="single"/>
-          </w:rPr>
-          <w:t>約一2:6</w:t>
-        </w:r>
-      </w:hyperlink>
-      <w:r>
-        <w:rPr>
-          <w:lang w:val="zh_TW" w:bidi="zh_TW"/>
-        </w:rPr>
-        <w:t>、</w:t>
-      </w:r>
-      <w:hyperlink r:id="rId61">
-        <w:r>
-          <w:rPr>
-            <w:lang w:val="zh_TW" w:bidi="zh_TW"/>
-          </w:rPr>
-          <w:rPr>
-            <w:color w:val="0000EE"/>
-            <w:u w:val="single"/>
-          </w:rPr>
-          <w:t>14</w:t>
-        </w:r>
-      </w:hyperlink>
-      <w:r>
-        <w:rPr>
-          <w:lang w:val="zh_TW" w:bidi="zh_TW"/>
-        </w:rPr>
-        <w:t>、</w:t>
-      </w:r>
-      <w:hyperlink r:id="rId61">
-        <w:r>
-          <w:rPr>
-            <w:lang w:val="zh_TW" w:bidi="zh_TW"/>
-          </w:rPr>
-          <w:rPr>
-            <w:color w:val="0000EE"/>
-            <w:u w:val="single"/>
-          </w:rPr>
-          <w:t>24</w:t>
-        </w:r>
-      </w:hyperlink>
-      <w:r>
-        <w:rPr>
-          <w:lang w:val="zh_TW" w:bidi="zh_TW"/>
-        </w:rPr>
-        <w:t>、</w:t>
-      </w:r>
-      <w:hyperlink r:id="rId61">
-        <w:r>
-          <w:rPr>
-            <w:lang w:val="zh_TW" w:bidi="zh_TW"/>
-          </w:rPr>
-          <w:rPr>
-            <w:color w:val="0000EE"/>
-            <w:u w:val="single"/>
-          </w:rPr>
-          <w:t>27–28</w:t>
-        </w:r>
-      </w:hyperlink>
-      <w:r>
-        <w:rPr>
-          <w:lang w:val="zh_TW" w:bidi="zh_TW"/>
-        </w:rPr>
-        <w:t>，</w:t>
-      </w:r>
-      <w:hyperlink r:id="rId62">
-        <w:r>
-          <w:rPr>
-            <w:lang w:val="zh_TW" w:bidi="zh_TW"/>
-          </w:rPr>
-          <w:rPr>
-            <w:color w:val="0000EE"/>
-            <w:u w:val="single"/>
-          </w:rPr>
-          <w:t>3:6</w:t>
-        </w:r>
-      </w:hyperlink>
-      <w:r>
-        <w:rPr>
-          <w:lang w:val="zh_TW" w:bidi="zh_TW"/>
-        </w:rPr>
-        <w:t>、</w:t>
-      </w:r>
-      <w:hyperlink r:id="rId62">
-        <w:r>
-          <w:rPr>
-            <w:lang w:val="zh_TW" w:bidi="zh_TW"/>
-          </w:rPr>
-          <w:rPr>
-            <w:color w:val="0000EE"/>
-            <w:u w:val="single"/>
-          </w:rPr>
-          <w:t>14–15</w:t>
-        </w:r>
-      </w:hyperlink>
-      <w:r>
-        <w:rPr>
-          <w:lang w:val="zh_TW" w:bidi="zh_TW"/>
-        </w:rPr>
-        <w:t>、</w:t>
-      </w:r>
-      <w:hyperlink r:id="rId62">
-        <w:r>
-          <w:rPr>
-            <w:lang w:val="zh_TW" w:bidi="zh_TW"/>
-          </w:rPr>
-          <w:rPr>
-            <w:color w:val="0000EE"/>
-            <w:u w:val="single"/>
-          </w:rPr>
-          <w:t>24</w:t>
-        </w:r>
-      </w:hyperlink>
-      <w:r>
-        <w:rPr>
-          <w:lang w:val="zh_TW" w:bidi="zh_TW"/>
-        </w:rPr>
-        <w:t>；</w:t>
-      </w:r>
-      <w:hyperlink r:id="rId63">
-        <w:r>
-          <w:rPr>
-            <w:lang w:val="zh_TW" w:bidi="zh_TW"/>
-          </w:rPr>
-          <w:rPr>
-            <w:color w:val="0000EE"/>
-            <w:u w:val="single"/>
-          </w:rPr>
-          <w:t>約二1:9</w:t>
-        </w:r>
-      </w:hyperlink>
-      <w:r>
-        <w:rPr>
-          <w:lang w:val="zh_TW" w:bidi="zh_TW"/>
-        </w:rPr>
-        <w:t>）。</w:t>
-      </w:r>
-    </w:p>
-    <w:p>
-      <w:pPr/>
-      <w:r>
-        <w:rPr>
-          <w:lang w:val="zh_TW" w:bidi="zh_TW"/>
-        </w:rPr>
-      </w:r>
-      <w:r>
-        <w:rPr>
-          <w:lang w:val="zh_TW" w:bidi="zh_TW"/>
-        </w:rPr>
-        <w:t>保羅也將耶穌認定為神的</w:t>
-      </w:r>
-      <w:r>
-        <w:rPr>
-          <w:i/>
-          <w:lang w:val="zh_TW" w:bidi="zh_TW"/>
-        </w:rPr>
-        <w:t>舍吉拿</w:t>
-      </w:r>
-      <w:r>
-        <w:rPr>
-          <w:lang w:val="zh_TW" w:bidi="zh_TW"/>
-        </w:rPr>
-        <w:t>。神所有的本質和屬性都以肉身的形式完整地居住在耶穌裡面（</w:t>
-      </w:r>
-      <w:hyperlink r:id="rId64">
-        <w:r>
-          <w:rPr>
-            <w:lang w:val="zh_TW" w:bidi="zh_TW"/>
-          </w:rPr>
-          <w:rPr>
-            <w:color w:val="0000EE"/>
-            <w:u w:val="single"/>
-          </w:rPr>
-          <w:t>西1:19</w:t>
-        </w:r>
-      </w:hyperlink>
-      <w:r>
-        <w:rPr>
-          <w:lang w:val="zh_TW" w:bidi="zh_TW"/>
-        </w:rPr>
-        <w:t>，</w:t>
-      </w:r>
-      <w:hyperlink r:id="rId65">
-        <w:r>
-          <w:rPr>
-            <w:lang w:val="zh_TW" w:bidi="zh_TW"/>
-          </w:rPr>
-          <w:rPr>
-            <w:color w:val="0000EE"/>
-            <w:u w:val="single"/>
-          </w:rPr>
-          <w:t>2:9</w:t>
-        </w:r>
-      </w:hyperlink>
-      <w:r>
-        <w:rPr>
-          <w:lang w:val="zh_TW" w:bidi="zh_TW"/>
-        </w:rPr>
-        <w:t>）。當基督住在祂的教會中，這使跟隨祂的人成為神的子民（</w:t>
-      </w:r>
-      <w:hyperlink r:id="rId66">
-        <w:r>
-          <w:rPr>
-            <w:lang w:val="zh_TW" w:bidi="zh_TW"/>
-          </w:rPr>
-          <w:rPr>
-            <w:color w:val="0000EE"/>
-            <w:u w:val="single"/>
-          </w:rPr>
-          <w:t>西1:15–23</w:t>
-        </w:r>
-      </w:hyperlink>
-      <w:r>
-        <w:rPr>
-          <w:lang w:val="zh_TW" w:bidi="zh_TW"/>
-        </w:rPr>
-        <w:t>）。保羅將他的信息描述為「基督榮耀福音」。他解釋說，神使光照耀，是為了幫助人們理解「</w:t>
-      </w:r>
-      <w:r>
-        <w:rPr>
-          <w:lang w:val="zh_TW" w:bidi="zh_TW"/>
-        </w:rPr>
-        <w:t>神榮耀的光顯在耶穌基督的面上</w:t>
-      </w:r>
-      <w:r>
-        <w:rPr>
-          <w:lang w:val="zh_TW" w:bidi="zh_TW"/>
-        </w:rPr>
-        <w:t>」（</w:t>
-      </w:r>
-      <w:hyperlink r:id="rId67">
-        <w:r>
-          <w:rPr>
-            <w:lang w:val="zh_TW" w:bidi="zh_TW"/>
-          </w:rPr>
-          <w:rPr>
-            <w:color w:val="0000EE"/>
-            <w:u w:val="single"/>
-          </w:rPr>
-          <w:t>林後4:4–6</w:t>
-        </w:r>
-      </w:hyperlink>
-      <w:r>
-        <w:rPr>
-          <w:lang w:val="zh_TW" w:bidi="zh_TW"/>
-        </w:rPr>
-        <w:t>）。</w:t>
-      </w:r>
-    </w:p>
-    <w:p>
-      <w:pPr/>
-      <w:r>
-        <w:rPr>
-          <w:lang w:val="zh_TW" w:bidi="zh_TW"/>
-        </w:rPr>
-      </w:r>
-      <w:r>
-        <w:rPr>
-          <w:lang w:val="zh_TW" w:bidi="zh_TW"/>
-        </w:rPr>
-        <w:t>最後，希伯來書提到耶穌是「</w:t>
-      </w:r>
-      <w:r>
-        <w:rPr>
-          <w:lang w:val="zh_TW" w:bidi="zh_TW"/>
-        </w:rPr>
-        <w:t>神榮耀所發的光輝，是神本體的真像</w:t>
-      </w:r>
-      <w:r>
-        <w:rPr>
-          <w:lang w:val="zh_TW" w:bidi="zh_TW"/>
-        </w:rPr>
-        <w:t>」（</w:t>
-      </w:r>
-      <w:hyperlink r:id="rId68">
-        <w:r>
-          <w:rPr>
-            <w:lang w:val="zh_TW" w:bidi="zh_TW"/>
-          </w:rPr>
-          <w:rPr>
-            <w:color w:val="0000EE"/>
-            <w:u w:val="single"/>
-          </w:rPr>
-          <w:t>來1:3</w:t>
-        </w:r>
-      </w:hyperlink>
-      <w:r>
-        <w:rPr>
-          <w:lang w:val="zh_TW" w:bidi="zh_TW"/>
-        </w:rPr>
-        <w:t>）。</w:t>
-      </w:r>
-    </w:p>
-    <w:p>
-      <w:pPr/>
-      <w:r>
-        <w:rPr>
-          <w:lang w:val="zh_TW" w:bidi="zh_TW"/>
-        </w:rPr>
-      </w:r>
-      <w:r>
-        <w:rPr>
-          <w:i/>
-          <w:lang w:val="zh_TW" w:bidi="zh_TW"/>
-        </w:rPr>
-        <w:t>見</w:t>
-      </w:r>
-      <w:r>
-        <w:rPr>
-          <w:lang w:val="zh_TW" w:bidi="zh_TW"/>
-        </w:rPr>
-        <w:t>榮耀</w:t>
-      </w:r>
-      <w:r>
-        <w:rPr>
-          <w:lang w:val="zh_TW" w:bidi="zh_TW"/>
-        </w:rPr>
-        <w:t>，</w:t>
-      </w:r>
-      <w:r>
-        <w:rPr>
-          <w:lang w:val="zh_TW" w:bidi="zh_TW"/>
-        </w:rPr>
-        <w:t>火柱和雲柱</w:t>
-      </w:r>
-      <w:r>
-        <w:rPr>
-          <w:lang w:val="zh_TW" w:bidi="zh_TW"/>
-        </w:rPr>
-        <w:t>，</w:t>
-      </w:r>
-      <w:r>
-        <w:rPr>
-          <w:lang w:val="zh_TW" w:bidi="zh_TW"/>
-        </w:rPr>
-        <w:t>神顯現</w:t>
-      </w:r>
-      <w:r>
-        <w:rPr>
-          <w:lang w:val="zh_TW" w:bidi="zh_TW"/>
-        </w:rPr>
-        <w:t>。</w:t>
-      </w:r>
-      <w:r>
-        <w:rPr>
-          <w:lang w:val="zh_TW" w:bidi="zh_TW"/>
-        </w:rPr>
-      </w:r>
-      <w:r>
-        <w:rPr>
-          <w:lang w:val="zh_TW" w:bidi="zh_TW"/>
-        </w:rPr>
-      </w:r>
-    </w:p>
-    <w:p>
-      <w:pPr/>
-      <w:r>
-        <w:rPr>
-          <w:lang w:val="zh_TW" w:bidi="zh_TW"/>
-        </w:rPr>
-      </w:r>
-    </w:p>
-    <w:p>
-      <w:pPr>
-        <w:pStyle w:val="Heading2"/>
-      </w:pPr>
-      <w:r>
-        <w:rPr>
-          <w:lang w:val="zh_TW" w:bidi="zh_TW"/>
-        </w:rPr>
-        <w:t>赦罪</w:t>
-      </w:r>
-      <w:r>
-        <w:rPr>
-          <w:lang w:val="zh_TW" w:bidi="zh_TW"/>
-        </w:rPr>
-      </w:r>
-    </w:p>
-    <w:p>
-      <w:pPr/>
-      <w:r>
-        <w:rPr>
-          <w:lang w:val="zh_TW" w:bidi="zh_TW"/>
-        </w:rPr>
-      </w:r>
-      <w:r>
-        <w:rPr>
-          <w:lang w:val="zh_TW" w:bidi="zh_TW"/>
-        </w:rPr>
-        <w:t>此短語在一些英譯本中與「罪得赦免（forgiveness of sins）」同義。新約中使用多種詞語來表達同一個真理。對於罪得赦免的概念，有多種表達方式（「寬容（passing over）」，</w:t>
-      </w:r>
-      <w:hyperlink r:id="rId69">
-        <w:r>
-          <w:rPr>
-            <w:lang w:val="zh_TW" w:bidi="zh_TW"/>
-          </w:rPr>
-          <w:rPr>
-            <w:color w:val="0000EE"/>
-            <w:u w:val="single"/>
-          </w:rPr>
-          <w:t>羅3:25</w:t>
-        </w:r>
-      </w:hyperlink>
-      <w:r>
-        <w:rPr>
-          <w:lang w:val="zh_TW" w:bidi="zh_TW"/>
-        </w:rPr>
-        <w:t>；「遮蓋」，</w:t>
-      </w:r>
-      <w:hyperlink r:id="rId70">
-        <w:r>
-          <w:rPr>
-            <w:lang w:val="zh_TW" w:bidi="zh_TW"/>
-          </w:rPr>
-          <w:rPr>
-            <w:color w:val="0000EE"/>
-            <w:u w:val="single"/>
-          </w:rPr>
-          <w:t>羅4:7</w:t>
-        </w:r>
-      </w:hyperlink>
-      <w:r>
-        <w:rPr>
-          <w:lang w:val="zh_TW" w:bidi="zh_TW"/>
-        </w:rPr>
-        <w:t>；「不算為有罪」，</w:t>
-      </w:r>
-      <w:hyperlink r:id="rId71">
-        <w:r>
-          <w:rPr>
-            <w:lang w:val="zh_TW" w:bidi="zh_TW"/>
-          </w:rPr>
-          <w:rPr>
-            <w:color w:val="0000EE"/>
-            <w:u w:val="single"/>
-          </w:rPr>
-          <w:t>羅4:8</w:t>
-        </w:r>
-      </w:hyperlink>
-      <w:r>
-        <w:rPr>
-          <w:lang w:val="zh_TW" w:bidi="zh_TW"/>
-        </w:rPr>
-        <w:t>；「不再記念」，</w:t>
-      </w:r>
-      <w:hyperlink r:id="rId72">
-        <w:r>
-          <w:rPr>
-            <w:lang w:val="zh_TW" w:bidi="zh_TW"/>
-          </w:rPr>
-          <w:rPr>
-            <w:color w:val="0000EE"/>
-            <w:u w:val="single"/>
-          </w:rPr>
-          <w:t>來10:17</w:t>
-        </w:r>
-      </w:hyperlink>
-      <w:r>
-        <w:rPr>
-          <w:lang w:val="zh_TW" w:bidi="zh_TW"/>
-        </w:rPr>
-        <w:t>）。其中一個最重要的是譯為「赦免（remission）」的詞（</w:t>
-      </w:r>
-      <w:hyperlink r:id="rId73">
-        <w:r>
-          <w:rPr>
-            <w:lang w:val="zh_TW" w:bidi="zh_TW"/>
-          </w:rPr>
-          <w:rPr>
-            <w:color w:val="0000EE"/>
-            <w:u w:val="single"/>
-          </w:rPr>
-          <w:t>太26:28</w:t>
-        </w:r>
-      </w:hyperlink>
-      <w:r>
-        <w:rPr>
-          <w:lang w:val="zh_TW" w:bidi="zh_TW"/>
-        </w:rPr>
-        <w:t>；</w:t>
-      </w:r>
-      <w:hyperlink r:id="rId74">
-        <w:r>
-          <w:rPr>
-            <w:lang w:val="zh_TW" w:bidi="zh_TW"/>
-          </w:rPr>
-          <w:rPr>
-            <w:color w:val="0000EE"/>
-            <w:u w:val="single"/>
-          </w:rPr>
-          <w:t>可1:4</w:t>
-        </w:r>
-      </w:hyperlink>
-      <w:r>
-        <w:rPr>
-          <w:lang w:val="zh_TW" w:bidi="zh_TW"/>
-        </w:rPr>
-        <w:t>；</w:t>
-      </w:r>
-      <w:hyperlink r:id="rId75">
-        <w:r>
-          <w:rPr>
-            <w:lang w:val="zh_TW" w:bidi="zh_TW"/>
-          </w:rPr>
-          <w:rPr>
-            <w:color w:val="0000EE"/>
-            <w:u w:val="single"/>
-          </w:rPr>
-          <w:t>路1:77</w:t>
-        </w:r>
-      </w:hyperlink>
-      <w:r>
-        <w:rPr>
-          <w:lang w:val="zh_TW" w:bidi="zh_TW"/>
-        </w:rPr>
-        <w:t>，</w:t>
-      </w:r>
-      <w:hyperlink r:id="rId76">
-        <w:r>
-          <w:rPr>
-            <w:lang w:val="zh_TW" w:bidi="zh_TW"/>
-          </w:rPr>
-          <w:rPr>
-            <w:color w:val="0000EE"/>
-            <w:u w:val="single"/>
-          </w:rPr>
-          <w:t>3:3</w:t>
-        </w:r>
-      </w:hyperlink>
-      <w:r>
-        <w:rPr>
-          <w:lang w:val="zh_TW" w:bidi="zh_TW"/>
-        </w:rPr>
-        <w:t>，</w:t>
-      </w:r>
-      <w:hyperlink r:id="rId77">
-        <w:r>
-          <w:rPr>
-            <w:lang w:val="zh_TW" w:bidi="zh_TW"/>
-          </w:rPr>
-          <w:rPr>
-            <w:color w:val="0000EE"/>
-            <w:u w:val="single"/>
-          </w:rPr>
-          <w:t>24:47</w:t>
-        </w:r>
-      </w:hyperlink>
-      <w:r>
-        <w:rPr>
-          <w:lang w:val="zh_TW" w:bidi="zh_TW"/>
-        </w:rPr>
-        <w:t>；</w:t>
-      </w:r>
-      <w:hyperlink r:id="rId78">
-        <w:r>
-          <w:rPr>
-            <w:lang w:val="zh_TW" w:bidi="zh_TW"/>
-          </w:rPr>
-          <w:rPr>
-            <w:color w:val="0000EE"/>
-            <w:u w:val="single"/>
-          </w:rPr>
-          <w:t>徒2:38，</w:t>
-        </w:r>
-      </w:hyperlink>
-      <w:hyperlink r:id="rId79">
-        <w:r>
-          <w:rPr>
-            <w:lang w:val="zh_TW" w:bidi="zh_TW"/>
-          </w:rPr>
-          <w:rPr>
-            <w:color w:val="0000EE"/>
-            <w:u w:val="single"/>
-          </w:rPr>
-          <w:t>10:43</w:t>
-        </w:r>
-      </w:hyperlink>
-      <w:r>
-        <w:rPr>
-          <w:lang w:val="zh_TW" w:bidi="zh_TW"/>
-        </w:rPr>
-        <w:t>；</w:t>
-      </w:r>
-      <w:hyperlink r:id="rId80">
-        <w:r>
-          <w:rPr>
-            <w:lang w:val="zh_TW" w:bidi="zh_TW"/>
-          </w:rPr>
-          <w:rPr>
-            <w:color w:val="0000EE"/>
-            <w:u w:val="single"/>
-          </w:rPr>
-          <w:t>來9:22</w:t>
-        </w:r>
-      </w:hyperlink>
-      <w:r>
-        <w:rPr>
-          <w:lang w:val="zh_TW" w:bidi="zh_TW"/>
-        </w:rPr>
-        <w:t>，</w:t>
-      </w:r>
-      <w:hyperlink r:id="rId81">
-        <w:r>
-          <w:rPr>
-            <w:lang w:val="zh_TW" w:bidi="zh_TW"/>
-          </w:rPr>
-          <w:rPr>
-            <w:color w:val="0000EE"/>
-            <w:u w:val="single"/>
-          </w:rPr>
-          <w:t>10:18</w:t>
-        </w:r>
-      </w:hyperlink>
-      <w:r>
-        <w:rPr>
-          <w:lang w:val="zh_TW" w:bidi="zh_TW"/>
-        </w:rPr>
-        <w:t>）。</w:t>
-      </w:r>
-    </w:p>
-    <w:p>
-      <w:pPr/>
-      <w:r>
-        <w:rPr>
-          <w:lang w:val="zh_TW" w:bidi="zh_TW"/>
-        </w:rPr>
-      </w:r>
-      <w:r>
-        <w:rPr>
-          <w:lang w:val="zh_TW" w:bidi="zh_TW"/>
-        </w:rPr>
-        <w:t>這個詞在希臘文中有一個有趣的傳統。在法律上，它被用來表示解除職務、免除責任、豁免債務或懲罰。後來，它也指特赦或免稅。在新約的用法中，該動詞意為「釋放」、「留下」或「送走」。因此，這個名詞可以（而且經常）被翻譯為「饒恕」以及「赦免」（</w:t>
-      </w:r>
-      <w:hyperlink r:id="rId82">
-        <w:r>
-          <w:rPr>
-            <w:lang w:val="zh_TW" w:bidi="zh_TW"/>
-          </w:rPr>
-          <w:rPr>
-            <w:color w:val="0000EE"/>
-            <w:u w:val="single"/>
-          </w:rPr>
-          <w:t>徒5:31</w:t>
-        </w:r>
-      </w:hyperlink>
-      <w:r>
-        <w:rPr>
-          <w:lang w:val="zh_TW" w:bidi="zh_TW"/>
-        </w:rPr>
-        <w:t>，</w:t>
-      </w:r>
-      <w:hyperlink r:id="rId83">
-        <w:r>
-          <w:rPr>
-            <w:lang w:val="zh_TW" w:bidi="zh_TW"/>
-          </w:rPr>
-          <w:rPr>
-            <w:color w:val="0000EE"/>
-            <w:u w:val="single"/>
-          </w:rPr>
-          <w:t>13:38</w:t>
-        </w:r>
-      </w:hyperlink>
-      <w:r>
-        <w:rPr>
-          <w:lang w:val="zh_TW" w:bidi="zh_TW"/>
-        </w:rPr>
-        <w:t>，</w:t>
-      </w:r>
-      <w:hyperlink r:id="rId84">
-        <w:r>
-          <w:rPr>
-            <w:lang w:val="zh_TW" w:bidi="zh_TW"/>
-          </w:rPr>
-          <w:rPr>
-            <w:color w:val="0000EE"/>
-            <w:u w:val="single"/>
-          </w:rPr>
-          <w:t>26:18</w:t>
-        </w:r>
-      </w:hyperlink>
-      <w:r>
-        <w:rPr>
-          <w:lang w:val="zh_TW" w:bidi="zh_TW"/>
-        </w:rPr>
-        <w:t>；</w:t>
-      </w:r>
-      <w:hyperlink r:id="rId85">
-        <w:r>
-          <w:rPr>
-            <w:lang w:val="zh_TW" w:bidi="zh_TW"/>
-          </w:rPr>
-          <w:rPr>
-            <w:color w:val="0000EE"/>
-            <w:u w:val="single"/>
-          </w:rPr>
-          <w:t>弗1:7</w:t>
-        </w:r>
-      </w:hyperlink>
-      <w:r>
-        <w:rPr>
-          <w:lang w:val="zh_TW" w:bidi="zh_TW"/>
-        </w:rPr>
-        <w:t>；</w:t>
-      </w:r>
-      <w:hyperlink r:id="rId86">
-        <w:r>
-          <w:rPr>
-            <w:lang w:val="zh_TW" w:bidi="zh_TW"/>
-          </w:rPr>
-          <w:rPr>
-            <w:color w:val="0000EE"/>
-            <w:u w:val="single"/>
-          </w:rPr>
-          <w:t>西1:14</w:t>
-        </w:r>
-      </w:hyperlink>
-      <w:r>
-        <w:rPr>
-          <w:lang w:val="zh_TW" w:bidi="zh_TW"/>
-        </w:rPr>
-        <w:t>）。雖然饒恕可以在人與人之間以及神與人之間發生，但「赦免」這個詞所指的饒恕幾乎總是指神的赦免（</w:t>
-      </w:r>
-      <w:hyperlink r:id="rId73">
-        <w:r>
-          <w:rPr>
-            <w:lang w:val="zh_TW" w:bidi="zh_TW"/>
-          </w:rPr>
-          <w:rPr>
-            <w:color w:val="0000EE"/>
-            <w:u w:val="single"/>
-          </w:rPr>
-          <w:t>太26:28</w:t>
-        </w:r>
-      </w:hyperlink>
-      <w:r>
-        <w:rPr>
-          <w:lang w:val="zh_TW" w:bidi="zh_TW"/>
-        </w:rPr>
-        <w:t>；</w:t>
-      </w:r>
-      <w:hyperlink r:id="rId79">
-        <w:r>
-          <w:rPr>
-            <w:lang w:val="zh_TW" w:bidi="zh_TW"/>
-          </w:rPr>
-          <w:rPr>
-            <w:color w:val="0000EE"/>
-            <w:u w:val="single"/>
-          </w:rPr>
-          <w:t>徒10:43</w:t>
-        </w:r>
-      </w:hyperlink>
-      <w:r>
-        <w:rPr>
-          <w:lang w:val="zh_TW" w:bidi="zh_TW"/>
-        </w:rPr>
-        <w:t>）。</w:t>
-      </w:r>
-    </w:p>
-    <w:p>
-      <w:pPr/>
-      <w:r>
-        <w:rPr>
-          <w:lang w:val="zh_TW" w:bidi="zh_TW"/>
-        </w:rPr>
-      </w:r>
-      <w:r>
-        <w:rPr>
-          <w:i/>
-          <w:lang w:val="zh_TW" w:bidi="zh_TW"/>
-        </w:rPr>
-        <w:t>另見</w:t>
-      </w:r>
-      <w:r>
-        <w:rPr>
-          <w:lang w:val="zh_TW" w:bidi="zh_TW"/>
-        </w:rPr>
-        <w:t xml:space="preserve"> </w:t>
-      </w:r>
-      <w:r>
-        <w:rPr>
-          <w:lang w:val="zh_TW" w:bidi="zh_TW"/>
-        </w:rPr>
-        <w:t>饒恕</w:t>
-      </w:r>
-      <w:r>
-        <w:rPr>
-          <w:lang w:val="zh_TW" w:bidi="zh_TW"/>
-        </w:rPr>
-        <w:t>。</w:t>
-      </w:r>
-      <w:r>
-        <w:rPr>
-          <w:lang w:val="zh_TW" w:bidi="zh_TW"/>
-        </w:rPr>
-      </w:r>
-      <w:r>
-        <w:rPr>
-          <w:lang w:val="zh_TW" w:bidi="zh_TW"/>
-        </w:rPr>
-      </w:r>
-    </w:p>
-    <w:p>
-      <w:pPr/>
-      <w:r>
-        <w:rPr>
-          <w:lang w:val="zh_TW" w:bidi="zh_TW"/>
-        </w:rPr>
-      </w:r>
-    </w:p>
-    <w:p>
-      <w:pPr>
-        <w:pStyle w:val="Heading2"/>
-      </w:pPr>
-      <w:r>
-        <w:rPr>
-          <w:lang w:val="zh_TW" w:bidi="zh_TW"/>
-        </w:rPr>
-        <w:t>攝理</w:t>
-      </w:r>
-      <w:r>
-        <w:rPr>
-          <w:lang w:val="zh_TW" w:bidi="zh_TW"/>
-        </w:rPr>
-      </w:r>
-    </w:p>
-    <w:p>
-      <w:pPr/>
-      <w:r>
-        <w:rPr>
-          <w:lang w:val="zh_TW" w:bidi="zh_TW"/>
-        </w:rPr>
-      </w:r>
-      <w:r>
-        <w:rPr>
-          <w:lang w:val="zh_TW" w:bidi="zh_TW"/>
-        </w:rPr>
-        <w:t>神在歷史中扶助人類的作為，特別是扶助那些信靠祂的人。</w:t>
-      </w:r>
-    </w:p>
-    <w:p>
-      <w:pPr>
-        <w:pStyle w:val="Heading3"/>
-      </w:pPr>
-      <w:r>
-        <w:rPr>
-          <w:lang w:val="zh_TW" w:bidi="zh_TW"/>
-        </w:rPr>
-        <w:t>攝理的重要性</w:t>
-      </w:r>
-    </w:p>
-    <w:p>
-      <w:pPr/>
-      <w:r>
-        <w:rPr>
-          <w:lang w:val="zh_TW" w:bidi="zh_TW"/>
-        </w:rPr>
-      </w:r>
-      <w:r>
-        <w:rPr>
-          <w:lang w:val="zh_TW" w:bidi="zh_TW"/>
-        </w:rPr>
-        <w:t>歷世歷代，許多人都在神的看顧裡得著安慰。神沒有將地球留在宇宙中自生自滅，也沒有片刻忘記人。神臨到人當中、與人相交、掌權管理，也介入我們的生命、供應我們的需要。神攝理我們，因此我們要感謝祂。</w:t>
-      </w:r>
-    </w:p>
-    <w:p>
-      <w:pPr>
-        <w:pStyle w:val="Heading3"/>
-      </w:pPr>
-      <w:r>
-        <w:rPr>
-          <w:lang w:val="zh_TW" w:bidi="zh_TW"/>
-        </w:rPr>
-        <w:t>關於攝理的錯誤觀念</w:t>
-      </w:r>
-    </w:p>
-    <w:p>
-      <w:pPr/>
-      <w:r>
-        <w:rPr>
-          <w:lang w:val="zh_TW" w:bidi="zh_TW"/>
-        </w:rPr>
-      </w:r>
-      <w:r>
-        <w:rPr>
-          <w:lang w:val="zh_TW" w:bidi="zh_TW"/>
-        </w:rPr>
-        <w:t>關於攝理有許多錯誤觀念，這顯出它是一個重要的議題。當人否認神有位格，而他們對攝理的理解又不根據聖經的教導時，就會產生錯誤。如此一來，人只能將萬事看作有一股不相宜的力量在支配。在這些錯誤觀念中存在許多矛盾，包括：</w:t>
-      </w:r>
-    </w:p>
-    <w:p>
-      <w:pPr>
-        <w:pStyle w:val="ListNumber"/>
-        <w:numPr>
-          <w:ilvl w:val="0"/>
-          <w:numId w:val="14"/>
-        </w:numPr>
-        <w:spacing w:line="240" w:lineRule="auto"/>
-        <w:ind w:left="720"/>
-      </w:pPr>
-      <w:r>
-        <w:rPr>
-          <w:lang w:val="zh_TW" w:bidi="zh_TW"/>
-        </w:rPr>
-      </w:r>
-      <w:r>
-        <w:rPr>
-          <w:b/>
-          <w:lang w:val="zh_TW" w:bidi="zh_TW"/>
-        </w:rPr>
-        <w:t>命運</w:t>
-      </w:r>
-      <w:r>
-        <w:rPr>
-          <w:lang w:val="zh_TW" w:bidi="zh_TW"/>
-        </w:rPr>
-        <w:t>：有些人認為人生受一種不可預測的命運控制，他們會說像「命運使然」這類的話。</w:t>
-      </w:r>
-    </w:p>
-    <w:p>
-      <w:pPr>
-        <w:pStyle w:val="ListNumber"/>
-        <w:spacing w:line="240" w:lineRule="auto"/>
-        <w:ind w:left="720"/>
-      </w:pPr>
-      <w:r>
-        <w:rPr>
-          <w:lang w:val="zh_TW" w:bidi="zh_TW"/>
-        </w:rPr>
-      </w:r>
-      <w:r>
-        <w:rPr>
-          <w:b/>
-          <w:lang w:val="zh_TW" w:bidi="zh_TW"/>
-        </w:rPr>
-        <w:t>運氣</w:t>
-      </w:r>
-      <w:r>
-        <w:rPr>
-          <w:lang w:val="zh_TW" w:bidi="zh_TW"/>
-        </w:rPr>
-        <w:t>：也有人相信有「福氣」或「運氣」。但運氣不是一個有位格的存有，所以算命的人試圖去理解它，有些人甚至造出「幸運女神（lady luck）」之類的觀念（把運氣想成一位用法術掌控事件的女子）。</w:t>
-      </w:r>
-    </w:p>
-    <w:p>
-      <w:pPr>
-        <w:pStyle w:val="ListNumber"/>
-        <w:spacing w:line="240" w:lineRule="auto"/>
-        <w:ind w:left="720"/>
-      </w:pPr>
-      <w:r>
-        <w:rPr>
-          <w:lang w:val="zh_TW" w:bidi="zh_TW"/>
-        </w:rPr>
-      </w:r>
-      <w:r>
-        <w:rPr>
-          <w:b/>
-          <w:lang w:val="zh_TW" w:bidi="zh_TW"/>
-        </w:rPr>
-        <w:t>巧合</w:t>
-      </w:r>
-      <w:r>
-        <w:rPr>
-          <w:lang w:val="zh_TW" w:bidi="zh_TW"/>
-        </w:rPr>
-        <w:t>：有人把偶然發現好事的功勞歸給自己。這忽略了神的作為，也沒有獻上感謝。</w:t>
-      </w:r>
-    </w:p>
-    <w:p>
-      <w:pPr>
-        <w:pStyle w:val="ListNumber"/>
-        <w:spacing w:line="240" w:lineRule="auto"/>
-        <w:ind w:left="720"/>
-      </w:pPr>
-      <w:r>
-        <w:rPr>
-          <w:lang w:val="zh_TW" w:bidi="zh_TW"/>
-        </w:rPr>
-      </w:r>
-      <w:r>
-        <w:rPr>
-          <w:b/>
-          <w:lang w:val="zh_TW" w:bidi="zh_TW"/>
-        </w:rPr>
-        <w:t>歷史</w:t>
-      </w:r>
-      <w:r>
-        <w:rPr>
-          <w:lang w:val="zh_TW" w:bidi="zh_TW"/>
-        </w:rPr>
-        <w:t>：有些群體相信歷史支持他們的觀念。例如：</w:t>
-      </w:r>
-    </w:p>
-    <w:p>
-      <w:pPr>
-        <w:pStyle w:val="ListBullet"/>
-        <w:spacing w:line="240" w:lineRule="auto"/>
-        <w:ind w:left="1440"/>
-      </w:pPr>
-      <w:r>
-        <w:rPr>
-          <w:lang w:val="zh_TW" w:bidi="zh_TW"/>
-        </w:rPr>
-      </w:r>
-      <w:r>
-        <w:rPr>
-          <w:lang w:val="zh_TW" w:bidi="zh_TW"/>
-        </w:rPr>
-        <w:t>馬克思主義的支持者（跟從馬克思〔Karl Marx〕思想的人）曾說：「歷史站在我們這邊。」他們相信未來的事件必然會導向一個由共產主義統治的世界。</w:t>
-      </w:r>
-    </w:p>
-    <w:p>
-      <w:pPr>
-        <w:pStyle w:val="ListBullet"/>
-        <w:spacing w:line="240" w:lineRule="auto"/>
-        <w:ind w:left="1440"/>
-      </w:pPr>
-      <w:r>
-        <w:rPr>
-          <w:lang w:val="zh_TW" w:bidi="zh_TW"/>
-        </w:rPr>
-      </w:r>
-      <w:r>
-        <w:rPr>
-          <w:lang w:val="zh_TW" w:bidi="zh_TW"/>
-        </w:rPr>
-        <w:t>一些美國領袖相信「昭昭天命（Manifest Destiny）」。這種觀念宣稱，美國注定要在其所在的地區，甚至在全世界成為最強大的國家。</w:t>
-      </w:r>
-    </w:p>
-    <w:p>
-      <w:pPr>
-        <w:pStyle w:val="ListNumber"/>
-        <w:numPr>
-          <w:ilvl w:val="0"/>
-          <w:numId w:val="15"/>
-        </w:numPr>
-        <w:spacing w:line="240" w:lineRule="auto"/>
-        <w:ind w:left="720"/>
-      </w:pPr>
-      <w:r>
-        <w:rPr>
-          <w:lang w:val="zh_TW" w:bidi="zh_TW"/>
-        </w:rPr>
-      </w:r>
-      <w:r>
-        <w:rPr>
-          <w:b/>
-          <w:lang w:val="zh_TW" w:bidi="zh_TW"/>
-        </w:rPr>
-        <w:t>進步</w:t>
-      </w:r>
-      <w:r>
-        <w:rPr>
-          <w:lang w:val="zh_TW" w:bidi="zh_TW"/>
-        </w:rPr>
-        <w:t>：科學、技術、教育、社會的發展，使有些人將「進步」看作一股偉大的力量。某種程度上，這等於將攝理看成進步本身，卻把榮耀從神那裡奪去。</w:t>
-      </w:r>
-    </w:p>
-    <w:p>
-      <w:pPr>
-        <w:pStyle w:val="ListNumber"/>
-        <w:spacing w:line="240" w:lineRule="auto"/>
-        <w:ind w:left="720"/>
-      </w:pPr>
-      <w:r>
-        <w:rPr>
-          <w:lang w:val="zh_TW" w:bidi="zh_TW"/>
-        </w:rPr>
-      </w:r>
-      <w:r>
-        <w:rPr>
-          <w:b/>
-          <w:lang w:val="zh_TW" w:bidi="zh_TW"/>
-        </w:rPr>
-        <w:t>自然</w:t>
-      </w:r>
-      <w:r>
-        <w:rPr>
-          <w:lang w:val="zh_TW" w:bidi="zh_TW"/>
-        </w:rPr>
-        <w:t>：有些人物，例如愛默生（Ralph Waldo Emerson）和梭羅（Henry David Thoreau），將攝理歸於自然。但自然本身並不看顧人。</w:t>
-      </w:r>
-    </w:p>
-    <w:p>
-      <w:pPr>
-        <w:pStyle w:val="ListNumber"/>
-        <w:spacing w:line="240" w:lineRule="auto"/>
-        <w:ind w:left="720"/>
-      </w:pPr>
-      <w:r>
-        <w:rPr>
-          <w:lang w:val="zh_TW" w:bidi="zh_TW"/>
-        </w:rPr>
-      </w:r>
-      <w:r>
-        <w:rPr>
-          <w:b/>
-          <w:lang w:val="zh_TW" w:bidi="zh_TW"/>
-        </w:rPr>
-        <w:t>自然選擇</w:t>
-      </w:r>
-      <w:r>
-        <w:rPr>
-          <w:lang w:val="zh_TW" w:bidi="zh_TW"/>
-        </w:rPr>
-        <w:t>：達爾文那本關於生物進化的經典著作</w:t>
-      </w:r>
-      <w:r>
-        <w:rPr>
-          <w:i/>
-          <w:lang w:val="zh_TW" w:bidi="zh_TW"/>
-        </w:rPr>
-        <w:t>物種起源（The Origin of the Species）</w:t>
-      </w:r>
-      <w:r>
-        <w:rPr>
-          <w:lang w:val="zh_TW" w:bidi="zh_TW"/>
-        </w:rPr>
-        <w:t>，使「自然選擇」這個觀念普及起來。有些人認為，「自然選擇」背後的那股力量變得比神的攝理更重要。「適者生存」的想法使人變得不再需要攝理。</w:t>
-      </w:r>
-    </w:p>
-    <w:p>
-      <w:pPr/>
-      <w:r>
-        <w:rPr>
-          <w:lang w:val="zh_TW" w:bidi="zh_TW"/>
-        </w:rPr>
-      </w:r>
-      <w:r>
-        <w:rPr>
-          <w:lang w:val="zh_TW" w:bidi="zh_TW"/>
-        </w:rPr>
-        <w:t>這些觀點不可能同時都是真的。它們也不能滿足那些尋求一種能回應自己獨特需要之攝理的人。只有基督教關於攝理的教義能做到這一點。</w:t>
-      </w:r>
-    </w:p>
-    <w:p>
-      <w:pPr>
-        <w:pStyle w:val="Heading3"/>
-      </w:pPr>
-      <w:r>
-        <w:rPr>
-          <w:lang w:val="zh_TW" w:bidi="zh_TW"/>
-        </w:rPr>
-        <w:t>攝理的聖經意義</w:t>
-      </w:r>
-    </w:p>
-    <w:p>
-      <w:pPr/>
-      <w:r>
-        <w:rPr>
-          <w:lang w:val="zh_TW" w:bidi="zh_TW"/>
-        </w:rPr>
-      </w:r>
-      <w:r>
-        <w:rPr>
-          <w:lang w:val="zh_TW" w:bidi="zh_TW"/>
-        </w:rPr>
-        <w:t>攝理是神為人的需要所施行的幫助。</w:t>
-      </w:r>
-    </w:p>
-    <w:p>
-      <w:pPr/>
-      <w:r>
-        <w:rPr>
-          <w:lang w:val="zh_TW" w:bidi="zh_TW"/>
-        </w:rPr>
-      </w:r>
-      <w:r>
-        <w:rPr>
-          <w:lang w:val="zh_TW" w:bidi="zh_TW"/>
-        </w:rPr>
-        <w:t>亞伯拉罕在信心上的考驗是一個經典例子。神吩咐他將兒子獻上為祭——但那是他不能失去的禮物。亞伯拉罕十分掙扎去做這個決定，他不想失去兒子，也不想失去與神的情誼。當以撒問到獻祭的羊羔在哪裡時，亞伯拉罕回答說：「我兒，神必自己預備作燔祭的羊羔。」（</w:t>
-      </w:r>
-      <w:hyperlink r:id="rId87">
-        <w:r>
-          <w:rPr>
-            <w:lang w:val="zh_TW" w:bidi="zh_TW"/>
-          </w:rPr>
-          <w:rPr>
-            <w:color w:val="0000EE"/>
-            <w:u w:val="single"/>
-          </w:rPr>
-          <w:t>創22:8</w:t>
-        </w:r>
-      </w:hyperlink>
-      <w:r>
-        <w:rPr>
-          <w:lang w:val="zh_TW" w:bidi="zh_TW"/>
-        </w:rPr>
-        <w:t>）。神果然預備了合宜的祭物，就是「兩角扣在稠密的小樹中」的一隻公羊（</w:t>
-      </w:r>
-      <w:hyperlink r:id="rId88">
-        <w:r>
-          <w:rPr>
-            <w:lang w:val="zh_TW" w:bidi="zh_TW"/>
-          </w:rPr>
-          <w:rPr>
-            <w:color w:val="0000EE"/>
-            <w:u w:val="single"/>
-          </w:rPr>
-          <w:t>創22:13</w:t>
-        </w:r>
-      </w:hyperlink>
-      <w:r>
-        <w:rPr>
-          <w:lang w:val="zh_TW" w:bidi="zh_TW"/>
-        </w:rPr>
-        <w:t>）。</w:t>
-      </w:r>
-    </w:p>
-    <w:p>
-      <w:pPr/>
-      <w:r>
-        <w:rPr>
-          <w:lang w:val="zh_TW" w:bidi="zh_TW"/>
-        </w:rPr>
-      </w:r>
-      <w:r>
-        <w:rPr>
-          <w:lang w:val="zh_TW" w:bidi="zh_TW"/>
-        </w:rPr>
-        <w:t>「攝理」這個詞語的意思是「預先看見」，並且為那處境採取行動。所以亞伯拉罕相信，神特意在獻祭的地方預備了那隻公羊，讓他可以拿來獻上。「供應」和「攝理」都與「預備」這個詞語有關。不過，「攝理」後來就用來表示神的供應。</w:t>
-      </w:r>
-    </w:p>
-    <w:p>
-      <w:pPr/>
-      <w:r>
-        <w:rPr>
-          <w:lang w:val="zh_TW" w:bidi="zh_TW"/>
-        </w:rPr>
-      </w:r>
-      <w:r>
-        <w:rPr>
-          <w:lang w:val="zh_TW" w:bidi="zh_TW"/>
-        </w:rPr>
-        <w:t>在新約聖經裡，保羅稱讚腓立比信徒支持他的宣教工作。他深信神的攝理也必扶助他們：「我的神必照他榮耀的豐富，在基督耶穌裡，使你們一切所需用的都充足。」（</w:t>
-      </w:r>
-      <w:hyperlink r:id="rId89">
-        <w:r>
-          <w:rPr>
-            <w:lang w:val="zh_TW" w:bidi="zh_TW"/>
-          </w:rPr>
-          <w:rPr>
-            <w:color w:val="0000EE"/>
-            <w:u w:val="single"/>
-          </w:rPr>
-          <w:t>腓4:19</w:t>
-        </w:r>
-      </w:hyperlink>
-      <w:r>
-        <w:rPr>
-          <w:lang w:val="zh_TW" w:bidi="zh_TW"/>
-        </w:rPr>
-        <w:t>）。耶穌的獻祭也證實神的攝理。神曾要亞伯拉罕獻上兒子，卻沒有收下那祭。二千年之後，祂將自己的兒子獻為祭。神的性情就是預先看見人的需要，並且為人預備。</w:t>
-      </w:r>
-    </w:p>
-    <w:p>
-      <w:pPr>
-        <w:pStyle w:val="Heading3"/>
-      </w:pPr>
-      <w:r>
-        <w:rPr>
-          <w:lang w:val="zh_TW" w:bidi="zh_TW"/>
-        </w:rPr>
-        <w:t>攝理與神的本質</w:t>
-      </w:r>
-    </w:p>
-    <w:p>
-      <w:pPr/>
-      <w:r>
-        <w:rPr>
-          <w:lang w:val="zh_TW" w:bidi="zh_TW"/>
-        </w:rPr>
-      </w:r>
-      <w:r>
-        <w:rPr>
-          <w:lang w:val="zh_TW" w:bidi="zh_TW"/>
-        </w:rPr>
-        <w:t>保羅對腓立比信徒說完那句話之後（「我的神必照他榮耀的豐富」——</w:t>
-      </w:r>
-      <w:hyperlink r:id="rId89">
-        <w:r>
-          <w:rPr>
-            <w:lang w:val="zh_TW" w:bidi="zh_TW"/>
-          </w:rPr>
-          <w:rPr>
-            <w:color w:val="0000EE"/>
-            <w:u w:val="single"/>
-          </w:rPr>
-          <w:t>腓4:19</w:t>
-        </w:r>
-      </w:hyperlink>
-      <w:r>
-        <w:rPr>
-          <w:lang w:val="zh_TW" w:bidi="zh_TW"/>
-        </w:rPr>
-        <w:t>），他就向「我們的父神」獻上頌讚（</w:t>
-      </w:r>
-      <w:hyperlink r:id="rId90">
-        <w:r>
-          <w:rPr>
-            <w:lang w:val="zh_TW" w:bidi="zh_TW"/>
-          </w:rPr>
-          <w:rPr>
-            <w:color w:val="0000EE"/>
-            <w:u w:val="single"/>
-          </w:rPr>
-          <w:t>20</w:t>
-        </w:r>
-      </w:hyperlink>
-      <w:r>
-        <w:rPr>
-          <w:lang w:val="zh_TW" w:bidi="zh_TW"/>
-        </w:rPr>
-        <w:t>節）。攝理就像是父親的供應與引導。神是我們的父，而祂的攝理就是這父親身分的表現。父親會給兒女機會，卻不奪去他們的自由；父親也藉著看顧來帶領兒女。攝理自然地出於神慈父的性情。</w:t>
-      </w:r>
-    </w:p>
-    <w:p>
-      <w:pPr/>
-      <w:r>
-        <w:rPr>
-          <w:lang w:val="zh_TW" w:bidi="zh_TW"/>
-        </w:rPr>
-      </w:r>
-      <w:r>
-        <w:rPr>
-          <w:i/>
-          <w:lang w:val="zh_TW" w:bidi="zh_TW"/>
-        </w:rPr>
-        <w:t xml:space="preserve">另見 </w:t>
-      </w:r>
-      <w:r>
-        <w:rPr>
-          <w:lang w:val="zh_TW" w:bidi="zh_TW"/>
-        </w:rPr>
-        <w:t>預定</w:t>
-      </w:r>
-      <w:r>
-        <w:rPr>
-          <w:lang w:val="zh_TW" w:bidi="zh_TW"/>
-        </w:rPr>
-        <w:t>；</w:t>
-      </w:r>
-      <w:r>
-        <w:rPr>
-          <w:lang w:val="zh_TW" w:bidi="zh_TW"/>
-        </w:rPr>
-        <w:t>神的存在與屬性</w:t>
-      </w:r>
-      <w:r>
-        <w:rPr>
-          <w:lang w:val="zh_TW" w:bidi="zh_TW"/>
-        </w:rPr>
-        <w:t>。</w:t>
       </w:r>
       <w:r>
         <w:rPr>
@@ -4784,18 +2475,6 @@
   </w:num>
   <w:num w:numId="13" w16cid:durableId="592781308">
     <w:abstractNumId w:val="11"/>
-  </w:num>
-  <w:num w:numId="14">
-    <w:abstractNumId w:val="3"/>
-    <w:lvlOverride w:ilvl="0">
-      <w:startOverride w:val="1"/>
-    </w:lvlOverride>
-  </w:num>
-  <w:num w:numId="15">
-    <w:abstractNumId w:val="3"/>
-    <w:lvlOverride w:ilvl="0">
-      <w:startOverride w:val="1"/>
-    </w:lvlOverride>
   </w:num>
   <w:numIdMacAtCleanup w:val="10"/>
 </w:numbering>

--- a/zht/docx/138.content.docx
+++ b/zht/docx/138.content.docx
@@ -149,7 +149,7 @@
         <w:rPr>
           <w:lang w:val="zh_TW" w:bidi="zh_TW"/>
         </w:rPr>
-        <w:t>shang</w:t>
+        <w:t>sa</w:t>
       </w:r>
       <w:r>
         <w:rPr>
@@ -212,7 +212,7 @@
         <w:rPr>
           <w:lang w:val="zh_TW" w:bidi="zh_TW"/>
         </w:rPr>
-        <w:t>商人</w:t>
+        <w:t>撒但</w:t>
       </w:r>
       <w:r>
         <w:rPr>
@@ -231,7 +231,32 @@
         <w:rPr>
           <w:lang w:val="zh_TW" w:bidi="zh_TW"/>
         </w:rPr>
-        <w:t>為了獲利而從事貨物買賣的人。人們早期使用以物易物的貿易制度，後來逐漸演變成由專業商人促成貨物的交換。起初，人們以銀子作為支付方式（</w:t>
+        <w:t>一個與神為敵的靈體。撒但試圖阻止神的計劃，並引誘神的子民叛逆神。</w:t>
+      </w:r>
+    </w:p>
+    <w:p>
+      <w:pPr>
+        <w:pStyle w:val="Heading3"/>
+      </w:pPr>
+      <w:r>
+        <w:rPr>
+          <w:lang w:val="zh_TW" w:bidi="zh_TW"/>
+        </w:rPr>
+        <w:t>舊約中的撒但</w:t>
+      </w:r>
+    </w:p>
+    <w:p>
+      <w:pPr/>
+      <w:r>
+        <w:rPr>
+          <w:lang w:val="zh_TW" w:bidi="zh_TW"/>
+        </w:rPr>
+      </w:r>
+      <w:r>
+        <w:rPr>
+          <w:lang w:val="zh_TW" w:bidi="zh_TW"/>
+        </w:rPr>
+        <w:t>舊約很少提及撒但。牠被描述為一個天使，扮演天上控告者的角色（指控他人的人；</w:t>
       </w:r>
       <w:hyperlink r:id="rId13">
         <w:r>
@@ -242,15 +267,9 @@
             <w:color w:val="0000EE"/>
             <w:u w:val="single"/>
           </w:rPr>
-          <w:t>創23:16</w:t>
-        </w:r>
-      </w:hyperlink>
-      <w:r>
-        <w:rPr>
-          <w:lang w:val="zh_TW" w:bidi="zh_TW"/>
-        </w:rPr>
-        <w:t>），之後又發展為使用錢幣或其它交換媒介。商人既在本地交易，也跟列邦貿易往來，他們與亞蘭人（</w:t>
-      </w:r>
+          <w:t>伯1:6–12，</w:t>
+        </w:r>
+      </w:hyperlink>
       <w:hyperlink r:id="rId14">
         <w:r>
           <w:rPr>
@@ -260,7 +279,611 @@
             <w:color w:val="0000EE"/>
             <w:u w:val="single"/>
           </w:rPr>
-          <w:t>王上20:34</w:t>
+          <w:t>2:1–7；</w:t>
+        </w:r>
+      </w:hyperlink>
+      <w:hyperlink r:id="rId15">
+        <w:r>
+          <w:rPr>
+            <w:lang w:val="zh_TW" w:bidi="zh_TW"/>
+          </w:rPr>
+          <w:rPr>
+            <w:color w:val="0000EE"/>
+            <w:u w:val="single"/>
+          </w:rPr>
+          <w:t>亞3:1–2</w:t>
+        </w:r>
+      </w:hyperlink>
+      <w:r>
+        <w:rPr>
+          <w:lang w:val="zh_TW" w:bidi="zh_TW"/>
+        </w:rPr>
+        <w:t>）。在這裡，撒但被稱為「撒但」或「控告者」，並無跡象顯示此天使是邪惡的。</w:t>
+      </w:r>
+    </w:p>
+    <w:p>
+      <w:pPr/>
+      <w:r>
+        <w:rPr>
+          <w:lang w:val="zh_TW" w:bidi="zh_TW"/>
+        </w:rPr>
+      </w:r>
+      <w:r>
+        <w:rPr>
+          <w:lang w:val="zh_TW" w:bidi="zh_TW"/>
+        </w:rPr>
+        <w:t>在舊約的後期，「撒但」的形象開始轉變為試探者。在</w:t>
+      </w:r>
+      <w:hyperlink r:id="rId16">
+        <w:r>
+          <w:rPr>
+            <w:lang w:val="zh_TW" w:bidi="zh_TW"/>
+          </w:rPr>
+          <w:rPr>
+            <w:color w:val="0000EE"/>
+            <w:u w:val="single"/>
+          </w:rPr>
+          <w:t>歷代志上二十一章1節</w:t>
+        </w:r>
+      </w:hyperlink>
+      <w:r>
+        <w:rPr>
+          <w:lang w:val="zh_TW" w:bidi="zh_TW"/>
+        </w:rPr>
+        <w:t>中，撒但首次以名字出現，並被描繪為一位邪惡的角色，重新敘述了</w:t>
+      </w:r>
+      <w:hyperlink r:id="rId17">
+        <w:r>
+          <w:rPr>
+            <w:lang w:val="zh_TW" w:bidi="zh_TW"/>
+          </w:rPr>
+          <w:rPr>
+            <w:color w:val="0000EE"/>
+            <w:u w:val="single"/>
+          </w:rPr>
+          <w:t>撒母耳記下二十四章1節</w:t>
+        </w:r>
+      </w:hyperlink>
+      <w:r>
+        <w:rPr>
+          <w:lang w:val="zh_TW" w:bidi="zh_TW"/>
+        </w:rPr>
+        <w:t>的故事。然而，舊約本身並未完整建立撒但的概念，而是為後來的教義奠定了基礎。有人認為</w:t>
+      </w:r>
+      <w:hyperlink r:id="rId18">
+        <w:r>
+          <w:rPr>
+            <w:lang w:val="zh_TW" w:bidi="zh_TW"/>
+          </w:rPr>
+          <w:rPr>
+            <w:color w:val="0000EE"/>
+            <w:u w:val="single"/>
+          </w:rPr>
+          <w:t>以賽亞書十四章12節</w:t>
+        </w:r>
+      </w:hyperlink>
+      <w:r>
+        <w:rPr>
+          <w:lang w:val="zh_TW" w:bidi="zh_TW"/>
+        </w:rPr>
+        <w:t>中的「明亮之星」指的是撒但，但實際上是指巴比倫王。</w:t>
+      </w:r>
+    </w:p>
+    <w:p>
+      <w:pPr>
+        <w:pStyle w:val="Heading3"/>
+      </w:pPr>
+      <w:r>
+        <w:rPr>
+          <w:lang w:val="zh_TW" w:bidi="zh_TW"/>
+        </w:rPr>
+        <w:t>撒但在猶太思想中的發展</w:t>
+      </w:r>
+    </w:p>
+    <w:p>
+      <w:pPr/>
+      <w:r>
+        <w:rPr>
+          <w:lang w:val="zh_TW" w:bidi="zh_TW"/>
+        </w:rPr>
+      </w:r>
+      <w:r>
+        <w:rPr>
+          <w:lang w:val="zh_TW" w:bidi="zh_TW"/>
+        </w:rPr>
+        <w:t>在舊約和新約之間的時期，猶太思想進一步發展了撒但的概念。牠被稱為彼列、</w:t>
+      </w:r>
+      <w:r>
+        <w:rPr>
+          <w:lang w:val="zh_TW" w:bidi="zh_TW"/>
+        </w:rPr>
+        <w:t>馬斯泰瑪（</w:t>
+      </w:r>
+      <w:r>
+        <w:rPr>
+          <w:lang w:val="zh_TW" w:bidi="zh_TW"/>
+        </w:rPr>
+        <w:t>Mastema</w:t>
+      </w:r>
+      <w:r>
+        <w:rPr>
+          <w:lang w:val="zh_TW" w:bidi="zh_TW"/>
+        </w:rPr>
+        <w:t>）</w:t>
+      </w:r>
+      <w:r>
+        <w:rPr>
+          <w:lang w:val="zh_TW" w:bidi="zh_TW"/>
+        </w:rPr>
+        <w:t>和撒瑪爾（Sammael），並以三種不同的方式被描述：</w:t>
+      </w:r>
+    </w:p>
+    <w:p>
+      <w:pPr>
+        <w:pStyle w:val="ListNumber"/>
+        <w:numPr>
+          <w:ilvl w:val="0"/>
+          <w:numId w:val="14"/>
+        </w:numPr>
+        <w:spacing w:line="240" w:lineRule="auto"/>
+        <w:ind w:left="720"/>
+      </w:pPr>
+      <w:r>
+        <w:rPr>
+          <w:lang w:val="zh_TW" w:bidi="zh_TW"/>
+        </w:rPr>
+      </w:r>
+      <w:r>
+        <w:rPr>
+          <w:lang w:val="zh_TW" w:bidi="zh_TW"/>
+        </w:rPr>
+        <w:t>舊約中的撒但重新以試探者的形象出現，在神面前控告人，並阻礙神的救贖計劃（</w:t>
+      </w:r>
+      <w:r>
+        <w:rPr>
+          <w:lang w:val="zh_TW" w:bidi="zh_TW"/>
+        </w:rPr>
+        <w:t>禧年集</w:t>
+      </w:r>
+      <w:r>
+        <w:rPr>
+          <w:lang w:val="zh_TW" w:bidi="zh_TW"/>
+        </w:rPr>
+        <w:t>11:5，17:16；摩西升天記17章；以諾一書40:7）。</w:t>
+      </w:r>
+    </w:p>
+    <w:p>
+      <w:pPr>
+        <w:pStyle w:val="ListNumber"/>
+        <w:spacing w:line="240" w:lineRule="auto"/>
+        <w:ind w:left="720"/>
+      </w:pPr>
+      <w:r>
+        <w:rPr>
+          <w:lang w:val="zh_TW" w:bidi="zh_TW"/>
+        </w:rPr>
+      </w:r>
+      <w:r>
+        <w:rPr>
+          <w:lang w:val="zh_TW" w:bidi="zh_TW"/>
+        </w:rPr>
+        <w:t>死海古卷中，撒但（彼列）被描繪為邪惡勢力的首領。這可能受到</w:t>
+      </w:r>
+      <w:r>
+        <w:rPr>
+          <w:lang w:val="zh_TW" w:bidi="zh_TW"/>
+        </w:rPr>
+        <w:t>拜火教</w:t>
+      </w:r>
+      <w:r>
+        <w:rPr>
+          <w:lang w:val="zh_TW" w:bidi="zh_TW"/>
+        </w:rPr>
+        <w:t>（Zoroastrianism，古波斯宗教）的影響，但它仍然保持了一神論的觀點，即一位創造了彼列和光明之子的神。</w:t>
+      </w:r>
+    </w:p>
+    <w:p>
+      <w:pPr>
+        <w:pStyle w:val="ListNumber"/>
+        <w:spacing w:line="240" w:lineRule="auto"/>
+        <w:ind w:left="720"/>
+      </w:pPr>
+      <w:r>
+        <w:rPr>
+          <w:lang w:val="zh_TW" w:bidi="zh_TW"/>
+        </w:rPr>
+      </w:r>
+      <w:r>
+        <w:rPr>
+          <w:lang w:val="zh_TW" w:bidi="zh_TW"/>
+        </w:rPr>
+        <w:t>撒但被加入到一些原本並未提及牠的舊約故事中：</w:t>
+      </w:r>
+    </w:p>
+    <w:p>
+      <w:pPr>
+        <w:pStyle w:val="ListBullet"/>
+        <w:spacing w:line="240" w:lineRule="auto"/>
+        <w:ind w:left="1440"/>
+      </w:pPr>
+      <w:r>
+        <w:rPr>
+          <w:lang w:val="zh_TW" w:bidi="zh_TW"/>
+        </w:rPr>
+      </w:r>
+      <w:r>
+        <w:rPr>
+          <w:lang w:val="zh_TW" w:bidi="zh_TW"/>
+        </w:rPr>
+        <w:t>牠貪戀夏娃，導致人的墮落（</w:t>
+      </w:r>
+      <w:hyperlink r:id="rId19">
+        <w:r>
+          <w:rPr>
+            <w:lang w:val="zh_TW" w:bidi="zh_TW"/>
+          </w:rPr>
+          <w:rPr>
+            <w:color w:val="0000EE"/>
+            <w:u w:val="single"/>
+          </w:rPr>
+          <w:t>所羅門智訓2:24</w:t>
+        </w:r>
+      </w:hyperlink>
+      <w:r>
+        <w:rPr>
+          <w:lang w:val="zh_TW" w:bidi="zh_TW"/>
+        </w:rPr>
+        <w:t>）</w:t>
+      </w:r>
+    </w:p>
+    <w:p>
+      <w:pPr>
+        <w:pStyle w:val="ListBullet"/>
+        <w:spacing w:line="240" w:lineRule="auto"/>
+        <w:ind w:left="1440"/>
+      </w:pPr>
+      <w:r>
+        <w:rPr>
+          <w:lang w:val="zh_TW" w:bidi="zh_TW"/>
+        </w:rPr>
+      </w:r>
+      <w:r>
+        <w:rPr>
+          <w:lang w:val="zh_TW" w:bidi="zh_TW"/>
+        </w:rPr>
+        <w:t>牠控制在</w:t>
+      </w:r>
+      <w:hyperlink r:id="rId20">
+        <w:r>
+          <w:rPr>
+            <w:lang w:val="zh_TW" w:bidi="zh_TW"/>
+          </w:rPr>
+          <w:rPr>
+            <w:color w:val="0000EE"/>
+            <w:u w:val="single"/>
+          </w:rPr>
+          <w:t>創世記六章1至4節</w:t>
+        </w:r>
+      </w:hyperlink>
+      <w:r>
+        <w:rPr>
+          <w:lang w:val="zh_TW" w:bidi="zh_TW"/>
+        </w:rPr>
+        <w:t>（</w:t>
+      </w:r>
+      <w:r>
+        <w:rPr>
+          <w:lang w:val="zh_TW" w:bidi="zh_TW"/>
+        </w:rPr>
+        <w:t>禧年集</w:t>
+      </w:r>
+      <w:r>
+        <w:rPr>
+          <w:lang w:val="zh_TW" w:bidi="zh_TW"/>
+        </w:rPr>
+        <w:t>10:5–8，19:28）中墮落的天使，或</w:t>
+      </w:r>
+    </w:p>
+    <w:p>
+      <w:pPr>
+        <w:pStyle w:val="ListBullet"/>
+        <w:spacing w:line="240" w:lineRule="auto"/>
+        <w:ind w:left="1440"/>
+      </w:pPr>
+      <w:r>
+        <w:rPr>
+          <w:lang w:val="zh_TW" w:bidi="zh_TW"/>
+        </w:rPr>
+      </w:r>
+      <w:r>
+        <w:rPr>
+          <w:lang w:val="zh_TW" w:bidi="zh_TW"/>
+        </w:rPr>
+        <w:t>牠本身就是墮落的天使（以諾二書29:4）。</w:t>
+      </w:r>
+    </w:p>
+    <w:p>
+      <w:pPr>
+        <w:pStyle w:val="Heading3"/>
+      </w:pPr>
+      <w:r>
+        <w:rPr>
+          <w:lang w:val="zh_TW" w:bidi="zh_TW"/>
+        </w:rPr>
+        <w:t>新約中的撒但</w:t>
+      </w:r>
+    </w:p>
+    <w:p>
+      <w:pPr/>
+      <w:r>
+        <w:rPr>
+          <w:lang w:val="zh_TW" w:bidi="zh_TW"/>
+        </w:rPr>
+      </w:r>
+      <w:r>
+        <w:rPr>
+          <w:lang w:val="zh_TW" w:bidi="zh_TW"/>
+        </w:rPr>
+        <w:t>在新約中，撒但的形象更為完整，並有多種稱呼：</w:t>
+      </w:r>
+    </w:p>
+    <w:p>
+      <w:pPr>
+        <w:pStyle w:val="ListBullet"/>
+        <w:spacing w:line="240" w:lineRule="auto"/>
+        <w:ind w:left="720"/>
+      </w:pPr>
+      <w:r>
+        <w:rPr>
+          <w:lang w:val="zh_TW" w:bidi="zh_TW"/>
+        </w:rPr>
+      </w:r>
+      <w:r>
+        <w:rPr>
+          <w:lang w:val="zh_TW" w:bidi="zh_TW"/>
+        </w:rPr>
+        <w:t>撒但（希伯來文意為「控告者」）</w:t>
+      </w:r>
+    </w:p>
+    <w:p>
+      <w:pPr>
+        <w:pStyle w:val="ListBullet"/>
+        <w:spacing w:line="240" w:lineRule="auto"/>
+        <w:ind w:left="720"/>
+      </w:pPr>
+      <w:r>
+        <w:rPr>
+          <w:lang w:val="zh_TW" w:bidi="zh_TW"/>
+        </w:rPr>
+      </w:r>
+      <w:r>
+        <w:rPr>
+          <w:lang w:val="zh_TW" w:bidi="zh_TW"/>
+        </w:rPr>
+        <w:t>魔鬼（撒但的希臘文譯名）</w:t>
+      </w:r>
+    </w:p>
+    <w:p>
+      <w:pPr>
+        <w:pStyle w:val="ListBullet"/>
+        <w:spacing w:line="240" w:lineRule="auto"/>
+        <w:ind w:left="720"/>
+      </w:pPr>
+      <w:r>
+        <w:rPr>
+          <w:lang w:val="zh_TW" w:bidi="zh_TW"/>
+        </w:rPr>
+      </w:r>
+      <w:r>
+        <w:rPr>
+          <w:lang w:val="zh_TW" w:bidi="zh_TW"/>
+        </w:rPr>
+        <w:t>彼列</w:t>
+      </w:r>
+    </w:p>
+    <w:p>
+      <w:pPr>
+        <w:pStyle w:val="ListBullet"/>
+        <w:spacing w:line="240" w:lineRule="auto"/>
+        <w:ind w:left="720"/>
+      </w:pPr>
+      <w:r>
+        <w:rPr>
+          <w:lang w:val="zh_TW" w:bidi="zh_TW"/>
+        </w:rPr>
+      </w:r>
+      <w:r>
+        <w:rPr>
+          <w:lang w:val="zh_TW" w:bidi="zh_TW"/>
+        </w:rPr>
+        <w:t>別西卜</w:t>
+      </w:r>
+    </w:p>
+    <w:p>
+      <w:pPr>
+        <w:pStyle w:val="ListBullet"/>
+        <w:spacing w:line="240" w:lineRule="auto"/>
+        <w:ind w:left="720"/>
+      </w:pPr>
+      <w:r>
+        <w:rPr>
+          <w:lang w:val="zh_TW" w:bidi="zh_TW"/>
+        </w:rPr>
+      </w:r>
+      <w:r>
+        <w:rPr>
+          <w:lang w:val="zh_TW" w:bidi="zh_TW"/>
+        </w:rPr>
+        <w:t>對頭</w:t>
+      </w:r>
+    </w:p>
+    <w:p>
+      <w:pPr>
+        <w:pStyle w:val="ListBullet"/>
+        <w:spacing w:line="240" w:lineRule="auto"/>
+        <w:ind w:left="720"/>
+      </w:pPr>
+      <w:r>
+        <w:rPr>
+          <w:lang w:val="zh_TW" w:bidi="zh_TW"/>
+        </w:rPr>
+      </w:r>
+      <w:r>
+        <w:rPr>
+          <w:lang w:val="zh_TW" w:bidi="zh_TW"/>
+        </w:rPr>
+        <w:t>大龍</w:t>
+      </w:r>
+    </w:p>
+    <w:p>
+      <w:pPr>
+        <w:pStyle w:val="ListBullet"/>
+        <w:spacing w:line="240" w:lineRule="auto"/>
+        <w:ind w:left="720"/>
+      </w:pPr>
+      <w:r>
+        <w:rPr>
+          <w:lang w:val="zh_TW" w:bidi="zh_TW"/>
+        </w:rPr>
+      </w:r>
+      <w:r>
+        <w:rPr>
+          <w:lang w:val="zh_TW" w:bidi="zh_TW"/>
+        </w:rPr>
+        <w:t>仇敵</w:t>
+      </w:r>
+    </w:p>
+    <w:p>
+      <w:pPr>
+        <w:pStyle w:val="ListBullet"/>
+        <w:spacing w:line="240" w:lineRule="auto"/>
+        <w:ind w:left="720"/>
+      </w:pPr>
+      <w:r>
+        <w:rPr>
+          <w:lang w:val="zh_TW" w:bidi="zh_TW"/>
+        </w:rPr>
+      </w:r>
+      <w:r>
+        <w:rPr>
+          <w:lang w:val="zh_TW" w:bidi="zh_TW"/>
+        </w:rPr>
+        <w:t>那條蛇</w:t>
+      </w:r>
+    </w:p>
+    <w:p>
+      <w:pPr>
+        <w:pStyle w:val="ListBullet"/>
+        <w:spacing w:line="240" w:lineRule="auto"/>
+        <w:ind w:left="720"/>
+      </w:pPr>
+      <w:r>
+        <w:rPr>
+          <w:lang w:val="zh_TW" w:bidi="zh_TW"/>
+        </w:rPr>
+      </w:r>
+      <w:r>
+        <w:rPr>
+          <w:lang w:val="zh_TW" w:bidi="zh_TW"/>
+        </w:rPr>
+        <w:t>那試探人的</w:t>
+      </w:r>
+    </w:p>
+    <w:p>
+      <w:pPr>
+        <w:pStyle w:val="ListBullet"/>
+        <w:spacing w:line="240" w:lineRule="auto"/>
+        <w:ind w:left="720"/>
+      </w:pPr>
+      <w:r>
+        <w:rPr>
+          <w:lang w:val="zh_TW" w:bidi="zh_TW"/>
+        </w:rPr>
+      </w:r>
+      <w:r>
+        <w:rPr>
+          <w:lang w:val="zh_TW" w:bidi="zh_TW"/>
+        </w:rPr>
+        <w:t>那惡者</w:t>
+      </w:r>
+    </w:p>
+    <w:p>
+      <w:pPr/>
+      <w:r>
+        <w:rPr>
+          <w:lang w:val="zh_TW" w:bidi="zh_TW"/>
+        </w:rPr>
+      </w:r>
+      <w:r>
+        <w:rPr>
+          <w:lang w:val="zh_TW" w:bidi="zh_TW"/>
+        </w:rPr>
+        <w:t>牠被視為：</w:t>
+      </w:r>
+    </w:p>
+    <w:p>
+      <w:pPr>
+        <w:pStyle w:val="ListBullet"/>
+        <w:spacing w:line="240" w:lineRule="auto"/>
+        <w:ind w:left="720"/>
+      </w:pPr>
+      <w:r>
+        <w:rPr>
+          <w:lang w:val="zh_TW" w:bidi="zh_TW"/>
+        </w:rPr>
+      </w:r>
+      <w:r>
+        <w:rPr>
+          <w:lang w:val="zh_TW" w:bidi="zh_TW"/>
+        </w:rPr>
+        <w:t>一群天使的統領（</w:t>
+      </w:r>
+      <w:hyperlink r:id="rId21">
+        <w:r>
+          <w:rPr>
+            <w:lang w:val="zh_TW" w:bidi="zh_TW"/>
+          </w:rPr>
+          <w:rPr>
+            <w:color w:val="0000EE"/>
+            <w:u w:val="single"/>
+          </w:rPr>
+          <w:t>太25:41</w:t>
+        </w:r>
+      </w:hyperlink>
+      <w:r>
+        <w:rPr>
+          <w:lang w:val="zh_TW" w:bidi="zh_TW"/>
+        </w:rPr>
+        <w:t>）</w:t>
+      </w:r>
+    </w:p>
+    <w:p>
+      <w:pPr>
+        <w:pStyle w:val="ListBullet"/>
+        <w:spacing w:line="240" w:lineRule="auto"/>
+        <w:ind w:left="720"/>
+      </w:pPr>
+      <w:r>
+        <w:rPr>
+          <w:lang w:val="zh_TW" w:bidi="zh_TW"/>
+        </w:rPr>
+      </w:r>
+      <w:r>
+        <w:rPr>
+          <w:lang w:val="zh_TW" w:bidi="zh_TW"/>
+        </w:rPr>
+        <w:t>世界的掌控者（</w:t>
+      </w:r>
+      <w:hyperlink r:id="rId22">
+        <w:r>
+          <w:rPr>
+            <w:lang w:val="zh_TW" w:bidi="zh_TW"/>
+          </w:rPr>
+          <w:rPr>
+            <w:color w:val="0000EE"/>
+            <w:u w:val="single"/>
+          </w:rPr>
+          <w:t>路4:6</w:t>
         </w:r>
       </w:hyperlink>
       <w:r>
@@ -269,34 +892,2791 @@
         </w:rPr>
         <w:t>；</w:t>
       </w:r>
-      <w:hyperlink r:id="rId15">
-        <w:r>
-          <w:rPr>
-            <w:lang w:val="zh_TW" w:bidi="zh_TW"/>
-          </w:rPr>
-          <w:rPr>
-            <w:color w:val="0000EE"/>
-            <w:u w:val="single"/>
-          </w:rPr>
-          <w:t>結27:16–18</w:t>
-        </w:r>
-      </w:hyperlink>
-      <w:r>
-        <w:rPr>
-          <w:lang w:val="zh_TW" w:bidi="zh_TW"/>
-        </w:rPr>
-        <w:t>）、迦南人和腓尼基人（</w:t>
-      </w:r>
-      <w:hyperlink r:id="rId16">
-        <w:r>
-          <w:rPr>
-            <w:lang w:val="zh_TW" w:bidi="zh_TW"/>
-          </w:rPr>
-          <w:rPr>
-            <w:color w:val="0000EE"/>
-            <w:u w:val="single"/>
-          </w:rPr>
-          <w:t>賽23:2</w:t>
+      <w:hyperlink r:id="rId23">
+        <w:r>
+          <w:rPr>
+            <w:lang w:val="zh_TW" w:bidi="zh_TW"/>
+          </w:rPr>
+          <w:rPr>
+            <w:color w:val="0000EE"/>
+            <w:u w:val="single"/>
+          </w:rPr>
+          <w:t>徒26:18</w:t>
+        </w:r>
+      </w:hyperlink>
+      <w:r>
+        <w:rPr>
+          <w:lang w:val="zh_TW" w:bidi="zh_TW"/>
+        </w:rPr>
+        <w:t>；</w:t>
+      </w:r>
+      <w:hyperlink r:id="rId24">
+        <w:r>
+          <w:rPr>
+            <w:lang w:val="zh_TW" w:bidi="zh_TW"/>
+          </w:rPr>
+          <w:rPr>
+            <w:color w:val="0000EE"/>
+            <w:u w:val="single"/>
+          </w:rPr>
+          <w:t>林後4:4</w:t>
+        </w:r>
+      </w:hyperlink>
+      <w:r>
+        <w:rPr>
+          <w:lang w:val="zh_TW" w:bidi="zh_TW"/>
+        </w:rPr>
+        <w:t>）</w:t>
+      </w:r>
+    </w:p>
+    <w:p>
+      <w:pPr>
+        <w:pStyle w:val="ListBullet"/>
+        <w:spacing w:line="240" w:lineRule="auto"/>
+        <w:ind w:left="720"/>
+      </w:pPr>
+      <w:r>
+        <w:rPr>
+          <w:lang w:val="zh_TW" w:bidi="zh_TW"/>
+        </w:rPr>
+      </w:r>
+      <w:r>
+        <w:rPr>
+          <w:lang w:val="zh_TW" w:bidi="zh_TW"/>
+        </w:rPr>
+        <w:t>所有非基督徒的掌控者（</w:t>
+      </w:r>
+      <w:hyperlink r:id="rId25">
+        <w:r>
+          <w:rPr>
+            <w:lang w:val="zh_TW" w:bidi="zh_TW"/>
+          </w:rPr>
+          <w:rPr>
+            <w:color w:val="0000EE"/>
+            <w:u w:val="single"/>
+          </w:rPr>
+          <w:t>可4:15</w:t>
+        </w:r>
+      </w:hyperlink>
+      <w:r>
+        <w:rPr>
+          <w:lang w:val="zh_TW" w:bidi="zh_TW"/>
+        </w:rPr>
+        <w:t>；</w:t>
+      </w:r>
+      <w:hyperlink r:id="rId26">
+        <w:r>
+          <w:rPr>
+            <w:lang w:val="zh_TW" w:bidi="zh_TW"/>
+          </w:rPr>
+          <w:rPr>
+            <w:color w:val="0000EE"/>
+            <w:u w:val="single"/>
+          </w:rPr>
+          <w:t>約8:44</w:t>
+        </w:r>
+      </w:hyperlink>
+      <w:r>
+        <w:rPr>
+          <w:lang w:val="zh_TW" w:bidi="zh_TW"/>
+        </w:rPr>
+        <w:t>；</w:t>
+      </w:r>
+      <w:hyperlink r:id="rId27">
+        <w:r>
+          <w:rPr>
+            <w:lang w:val="zh_TW" w:bidi="zh_TW"/>
+          </w:rPr>
+          <w:rPr>
+            <w:color w:val="0000EE"/>
+            <w:u w:val="single"/>
+          </w:rPr>
+          <w:t>徒13:10</w:t>
+        </w:r>
+      </w:hyperlink>
+      <w:r>
+        <w:rPr>
+          <w:lang w:val="zh_TW" w:bidi="zh_TW"/>
+        </w:rPr>
+        <w:t>；</w:t>
+      </w:r>
+      <w:hyperlink r:id="rId28">
+        <w:r>
+          <w:rPr>
+            <w:lang w:val="zh_TW" w:bidi="zh_TW"/>
+          </w:rPr>
+          <w:rPr>
+            <w:color w:val="0000EE"/>
+            <w:u w:val="single"/>
+          </w:rPr>
+          <w:t>西1:13</w:t>
+        </w:r>
+      </w:hyperlink>
+      <w:r>
+        <w:rPr>
+          <w:lang w:val="zh_TW" w:bidi="zh_TW"/>
+        </w:rPr>
+        <w:t>）</w:t>
+      </w:r>
+    </w:p>
+    <w:p>
+      <w:pPr/>
+      <w:r>
+        <w:rPr>
+          <w:lang w:val="zh_TW" w:bidi="zh_TW"/>
+        </w:rPr>
+      </w:r>
+      <w:r>
+        <w:rPr>
+          <w:lang w:val="zh_TW" w:bidi="zh_TW"/>
+        </w:rPr>
+        <w:t>撒但是神的仇敵，想要將所有人與神分開。特別是基督徒的危險敵人（</w:t>
+      </w:r>
+      <w:hyperlink r:id="rId29">
+        <w:r>
+          <w:rPr>
+            <w:lang w:val="zh_TW" w:bidi="zh_TW"/>
+          </w:rPr>
+          <w:rPr>
+            <w:color w:val="0000EE"/>
+            <w:u w:val="single"/>
+          </w:rPr>
+          <w:t>路8:33</w:t>
+        </w:r>
+      </w:hyperlink>
+      <w:r>
+        <w:rPr>
+          <w:lang w:val="zh_TW" w:bidi="zh_TW"/>
+        </w:rPr>
+        <w:t>；</w:t>
+      </w:r>
+      <w:hyperlink r:id="rId30">
+        <w:r>
+          <w:rPr>
+            <w:lang w:val="zh_TW" w:bidi="zh_TW"/>
+          </w:rPr>
+          <w:rPr>
+            <w:color w:val="0000EE"/>
+            <w:u w:val="single"/>
+          </w:rPr>
+          <w:t>林前7:5</w:t>
+        </w:r>
+      </w:hyperlink>
+      <w:r>
+        <w:rPr>
+          <w:lang w:val="zh_TW" w:bidi="zh_TW"/>
+        </w:rPr>
+        <w:t>；</w:t>
+      </w:r>
+      <w:hyperlink r:id="rId31">
+        <w:r>
+          <w:rPr>
+            <w:lang w:val="zh_TW" w:bidi="zh_TW"/>
+          </w:rPr>
+          <w:rPr>
+            <w:color w:val="0000EE"/>
+            <w:u w:val="single"/>
+          </w:rPr>
+          <w:t>彼前5:8</w:t>
+        </w:r>
+      </w:hyperlink>
+      <w:r>
+        <w:rPr>
+          <w:lang w:val="zh_TW" w:bidi="zh_TW"/>
+        </w:rPr>
+        <w:t>），基督徒必須抵擋牠，不被牠的詭計所迷惑（</w:t>
+      </w:r>
+      <w:hyperlink r:id="rId32">
+        <w:r>
+          <w:rPr>
+            <w:lang w:val="zh_TW" w:bidi="zh_TW"/>
+          </w:rPr>
+          <w:rPr>
+            <w:color w:val="0000EE"/>
+            <w:u w:val="single"/>
+          </w:rPr>
+          <w:t>林後2:11</w:t>
+        </w:r>
+      </w:hyperlink>
+      <w:r>
+        <w:rPr>
+          <w:lang w:val="zh_TW" w:bidi="zh_TW"/>
+        </w:rPr>
+        <w:t>；</w:t>
+      </w:r>
+      <w:hyperlink r:id="rId33">
+        <w:r>
+          <w:rPr>
+            <w:lang w:val="zh_TW" w:bidi="zh_TW"/>
+          </w:rPr>
+          <w:rPr>
+            <w:color w:val="0000EE"/>
+            <w:u w:val="single"/>
+          </w:rPr>
+          <w:t>弗6:11</w:t>
+        </w:r>
+      </w:hyperlink>
+      <w:r>
+        <w:rPr>
+          <w:lang w:val="zh_TW" w:bidi="zh_TW"/>
+        </w:rPr>
+        <w:t>；</w:t>
+      </w:r>
+      <w:hyperlink r:id="rId34">
+        <w:r>
+          <w:rPr>
+            <w:lang w:val="zh_TW" w:bidi="zh_TW"/>
+          </w:rPr>
+          <w:rPr>
+            <w:color w:val="0000EE"/>
+            <w:u w:val="single"/>
+          </w:rPr>
+          <w:t>雅4:7</w:t>
+        </w:r>
+      </w:hyperlink>
+      <w:r>
+        <w:rPr>
+          <w:lang w:val="zh_TW" w:bidi="zh_TW"/>
+        </w:rPr>
+        <w:t>）。</w:t>
+      </w:r>
+    </w:p>
+    <w:p>
+      <w:pPr/>
+      <w:r>
+        <w:rPr>
+          <w:lang w:val="zh_TW" w:bidi="zh_TW"/>
+        </w:rPr>
+      </w:r>
+      <w:r>
+        <w:rPr>
+          <w:lang w:val="zh_TW" w:bidi="zh_TW"/>
+        </w:rPr>
+        <w:t>撒但透過以下方式執行牠的邪惡計劃：</w:t>
+      </w:r>
+    </w:p>
+    <w:p>
+      <w:pPr>
+        <w:pStyle w:val="ListBullet"/>
+        <w:spacing w:line="240" w:lineRule="auto"/>
+        <w:ind w:left="720"/>
+      </w:pPr>
+      <w:r>
+        <w:rPr>
+          <w:lang w:val="zh_TW" w:bidi="zh_TW"/>
+        </w:rPr>
+      </w:r>
+      <w:r>
+        <w:rPr>
+          <w:lang w:val="zh_TW" w:bidi="zh_TW"/>
+        </w:rPr>
+        <w:t>試探人（</w:t>
+      </w:r>
+      <w:hyperlink r:id="rId35">
+        <w:r>
+          <w:rPr>
+            <w:lang w:val="zh_TW" w:bidi="zh_TW"/>
+          </w:rPr>
+          <w:rPr>
+            <w:color w:val="0000EE"/>
+            <w:u w:val="single"/>
+          </w:rPr>
+          <w:t>約13:2</w:t>
+        </w:r>
+      </w:hyperlink>
+      <w:r>
+        <w:rPr>
+          <w:lang w:val="zh_TW" w:bidi="zh_TW"/>
+        </w:rPr>
+        <w:t>；</w:t>
+      </w:r>
+      <w:hyperlink r:id="rId36">
+        <w:r>
+          <w:rPr>
+            <w:lang w:val="zh_TW" w:bidi="zh_TW"/>
+          </w:rPr>
+          <w:rPr>
+            <w:color w:val="0000EE"/>
+            <w:u w:val="single"/>
+          </w:rPr>
+          <w:t>徒5:3</w:t>
+        </w:r>
+      </w:hyperlink>
+      <w:r>
+        <w:rPr>
+          <w:lang w:val="zh_TW" w:bidi="zh_TW"/>
+        </w:rPr>
+        <w:t>）</w:t>
+      </w:r>
+    </w:p>
+    <w:p>
+      <w:pPr>
+        <w:pStyle w:val="ListBullet"/>
+        <w:spacing w:line="240" w:lineRule="auto"/>
+        <w:ind w:left="720"/>
+      </w:pPr>
+      <w:r>
+        <w:rPr>
+          <w:lang w:val="zh_TW" w:bidi="zh_TW"/>
+        </w:rPr>
+      </w:r>
+      <w:r>
+        <w:rPr>
+          <w:lang w:val="zh_TW" w:bidi="zh_TW"/>
+        </w:rPr>
+        <w:t>阻礙神的工人（</w:t>
+      </w:r>
+      <w:hyperlink r:id="rId37">
+        <w:r>
+          <w:rPr>
+            <w:lang w:val="zh_TW" w:bidi="zh_TW"/>
+          </w:rPr>
+          <w:rPr>
+            <w:color w:val="0000EE"/>
+            <w:u w:val="single"/>
+          </w:rPr>
+          <w:t>帖前2:18</w:t>
+        </w:r>
+      </w:hyperlink>
+      <w:r>
+        <w:rPr>
+          <w:lang w:val="zh_TW" w:bidi="zh_TW"/>
+        </w:rPr>
+        <w:t>）</w:t>
+      </w:r>
+    </w:p>
+    <w:p>
+      <w:pPr>
+        <w:pStyle w:val="ListBullet"/>
+        <w:spacing w:line="240" w:lineRule="auto"/>
+        <w:ind w:left="720"/>
+      </w:pPr>
+      <w:r>
+        <w:rPr>
+          <w:lang w:val="zh_TW" w:bidi="zh_TW"/>
+        </w:rPr>
+      </w:r>
+      <w:r>
+        <w:rPr>
+          <w:lang w:val="zh_TW" w:bidi="zh_TW"/>
+        </w:rPr>
+        <w:t>在神面前控告基督徒（</w:t>
+      </w:r>
+      <w:hyperlink r:id="rId38">
+        <w:r>
+          <w:rPr>
+            <w:lang w:val="zh_TW" w:bidi="zh_TW"/>
+          </w:rPr>
+          <w:rPr>
+            <w:color w:val="0000EE"/>
+            <w:u w:val="single"/>
+          </w:rPr>
+          <w:t>啟12:10</w:t>
+        </w:r>
+      </w:hyperlink>
+      <w:r>
+        <w:rPr>
+          <w:lang w:val="zh_TW" w:bidi="zh_TW"/>
+        </w:rPr>
+        <w:t>）</w:t>
+      </w:r>
+    </w:p>
+    <w:p>
+      <w:pPr>
+        <w:pStyle w:val="ListBullet"/>
+        <w:spacing w:line="240" w:lineRule="auto"/>
+        <w:ind w:left="720"/>
+      </w:pPr>
+      <w:r>
+        <w:rPr>
+          <w:lang w:val="zh_TW" w:bidi="zh_TW"/>
+        </w:rPr>
+      </w:r>
+      <w:r>
+        <w:rPr>
+          <w:lang w:val="zh_TW" w:bidi="zh_TW"/>
+        </w:rPr>
+        <w:t>控制那些棄絕福音的惡人（</w:t>
+      </w:r>
+      <w:hyperlink r:id="rId39">
+        <w:r>
+          <w:rPr>
+            <w:lang w:val="zh_TW" w:bidi="zh_TW"/>
+          </w:rPr>
+          <w:rPr>
+            <w:color w:val="0000EE"/>
+            <w:u w:val="single"/>
+          </w:rPr>
+          <w:t>帖後2:9</w:t>
+        </w:r>
+      </w:hyperlink>
+      <w:r>
+        <w:rPr>
+          <w:lang w:val="zh_TW" w:bidi="zh_TW"/>
+        </w:rPr>
+        <w:t>；</w:t>
+      </w:r>
+      <w:hyperlink r:id="rId40">
+        <w:r>
+          <w:rPr>
+            <w:lang w:val="zh_TW" w:bidi="zh_TW"/>
+          </w:rPr>
+          <w:rPr>
+            <w:color w:val="0000EE"/>
+            <w:u w:val="single"/>
+          </w:rPr>
+          <w:t>啟2:9、13，</w:t>
+        </w:r>
+      </w:hyperlink>
+      <w:hyperlink r:id="rId41">
+        <w:r>
+          <w:rPr>
+            <w:lang w:val="zh_TW" w:bidi="zh_TW"/>
+          </w:rPr>
+          <w:rPr>
+            <w:color w:val="0000EE"/>
+            <w:u w:val="single"/>
+          </w:rPr>
+          <w:t>13:2</w:t>
+        </w:r>
+      </w:hyperlink>
+      <w:r>
+        <w:rPr>
+          <w:lang w:val="zh_TW" w:bidi="zh_TW"/>
+        </w:rPr>
+        <w:t>）。</w:t>
+      </w:r>
+    </w:p>
+    <w:p>
+      <w:pPr/>
+      <w:r>
+        <w:rPr>
+          <w:lang w:val="zh_TW" w:bidi="zh_TW"/>
+        </w:rPr>
+      </w:r>
+      <w:r>
+        <w:rPr>
+          <w:lang w:val="zh_TW" w:bidi="zh_TW"/>
+        </w:rPr>
+        <w:t>然而，最重要的是，新約教導魔鬼自起初就是邪惡的（</w:t>
+      </w:r>
+      <w:hyperlink r:id="rId42">
+        <w:r>
+          <w:rPr>
+            <w:lang w:val="zh_TW" w:bidi="zh_TW"/>
+          </w:rPr>
+          <w:rPr>
+            <w:color w:val="0000EE"/>
+            <w:u w:val="single"/>
+          </w:rPr>
+          <w:t>約一3:8</w:t>
+        </w:r>
+      </w:hyperlink>
+      <w:r>
+        <w:rPr>
+          <w:lang w:val="zh_TW" w:bidi="zh_TW"/>
+        </w:rPr>
+        <w:t>），但藉著耶穌的服事，撒但已被擊敗，並被驅逐出天上（</w:t>
+      </w:r>
+      <w:hyperlink r:id="rId43">
+        <w:r>
+          <w:rPr>
+            <w:lang w:val="zh_TW" w:bidi="zh_TW"/>
+          </w:rPr>
+          <w:rPr>
+            <w:color w:val="0000EE"/>
+            <w:u w:val="single"/>
+          </w:rPr>
+          <w:t>路10:18</w:t>
+        </w:r>
+      </w:hyperlink>
+      <w:r>
+        <w:rPr>
+          <w:lang w:val="zh_TW" w:bidi="zh_TW"/>
+        </w:rPr>
+        <w:t>；</w:t>
+      </w:r>
+      <w:hyperlink r:id="rId44">
+        <w:r>
+          <w:rPr>
+            <w:lang w:val="zh_TW" w:bidi="zh_TW"/>
+          </w:rPr>
+          <w:rPr>
+            <w:color w:val="0000EE"/>
+            <w:u w:val="single"/>
+          </w:rPr>
+          <w:t>啟12</w:t>
+        </w:r>
+      </w:hyperlink>
+      <w:r>
+        <w:rPr>
+          <w:lang w:val="zh_TW" w:bidi="zh_TW"/>
+        </w:rPr>
+        <w:t>）。儘管牠是一個危險的仇敵，基督徒擁有強大的武器——禱告、信心以及耶穌之血的果效。撒但若獲准，仍可引發身體疾病（</w:t>
+      </w:r>
+      <w:hyperlink r:id="rId45">
+        <w:r>
+          <w:rPr>
+            <w:lang w:val="zh_TW" w:bidi="zh_TW"/>
+          </w:rPr>
+          <w:rPr>
+            <w:color w:val="0000EE"/>
+            <w:u w:val="single"/>
+          </w:rPr>
+          <w:t>林後12:7</w:t>
+        </w:r>
+      </w:hyperlink>
+      <w:r>
+        <w:rPr>
+          <w:lang w:val="zh_TW" w:bidi="zh_TW"/>
+        </w:rPr>
+        <w:t>），而人也可能被交給撒但受懲罰（</w:t>
+      </w:r>
+      <w:hyperlink r:id="rId46">
+        <w:r>
+          <w:rPr>
+            <w:lang w:val="zh_TW" w:bidi="zh_TW"/>
+          </w:rPr>
+          <w:rPr>
+            <w:color w:val="0000EE"/>
+            <w:u w:val="single"/>
+          </w:rPr>
+          <w:t>林前5:5</w:t>
+        </w:r>
+      </w:hyperlink>
+      <w:r>
+        <w:rPr>
+          <w:lang w:val="zh_TW" w:bidi="zh_TW"/>
+        </w:rPr>
+        <w:t>；</w:t>
+      </w:r>
+      <w:hyperlink r:id="rId47">
+        <w:r>
+          <w:rPr>
+            <w:lang w:val="zh_TW" w:bidi="zh_TW"/>
+          </w:rPr>
+          <w:rPr>
+            <w:color w:val="0000EE"/>
+            <w:u w:val="single"/>
+          </w:rPr>
+          <w:t>提前1:20</w:t>
+        </w:r>
+      </w:hyperlink>
+      <w:r>
+        <w:rPr>
+          <w:lang w:val="zh_TW" w:bidi="zh_TW"/>
+        </w:rPr>
+        <w:t>）。最終，神掌控撒但，並將徹底毀滅牠（</w:t>
+      </w:r>
+      <w:hyperlink r:id="rId48">
+        <w:r>
+          <w:rPr>
+            <w:lang w:val="zh_TW" w:bidi="zh_TW"/>
+          </w:rPr>
+          <w:rPr>
+            <w:color w:val="0000EE"/>
+            <w:u w:val="single"/>
+          </w:rPr>
+          <w:t>羅16:20</w:t>
+        </w:r>
+      </w:hyperlink>
+      <w:r>
+        <w:rPr>
+          <w:lang w:val="zh_TW" w:bidi="zh_TW"/>
+        </w:rPr>
+        <w:t>；</w:t>
+      </w:r>
+      <w:hyperlink r:id="rId49">
+        <w:r>
+          <w:rPr>
+            <w:lang w:val="zh_TW" w:bidi="zh_TW"/>
+          </w:rPr>
+          <w:rPr>
+            <w:color w:val="0000EE"/>
+            <w:u w:val="single"/>
+          </w:rPr>
+          <w:t>啟20:10</w:t>
+        </w:r>
+      </w:hyperlink>
+      <w:r>
+        <w:rPr>
+          <w:lang w:val="zh_TW" w:bidi="zh_TW"/>
+        </w:rPr>
+        <w:t>）。</w:t>
+      </w:r>
+    </w:p>
+    <w:p>
+      <w:pPr/>
+      <w:r>
+        <w:rPr>
+          <w:lang w:val="zh_TW" w:bidi="zh_TW"/>
+        </w:rPr>
+      </w:r>
+      <w:r>
+        <w:rPr>
+          <w:i/>
+          <w:lang w:val="zh_TW" w:bidi="zh_TW"/>
+        </w:rPr>
+        <w:t>另見</w:t>
+      </w:r>
+      <w:r>
+        <w:rPr>
+          <w:lang w:val="zh_TW" w:bidi="zh_TW"/>
+        </w:rPr>
+        <w:t xml:space="preserve"> </w:t>
+      </w:r>
+      <w:r>
+        <w:rPr>
+          <w:lang w:val="zh_TW" w:bidi="zh_TW"/>
+        </w:rPr>
+        <w:t>天使，</w:t>
+      </w:r>
+      <w:r>
+        <w:rPr>
+          <w:lang w:val="zh_TW" w:bidi="zh_TW"/>
+        </w:rPr>
+        <w:t>鬼魔，</w:t>
+      </w:r>
+      <w:r>
+        <w:rPr>
+          <w:lang w:val="zh_TW" w:bidi="zh_TW"/>
+        </w:rPr>
+        <w:t>鬼附，</w:t>
+      </w:r>
+      <w:r>
+        <w:rPr>
+          <w:lang w:val="zh_TW" w:bidi="zh_TW"/>
+        </w:rPr>
+        <w:t>路西弗</w:t>
+      </w:r>
+      <w:r>
+        <w:rPr>
+          <w:lang w:val="zh_TW" w:bidi="zh_TW"/>
+        </w:rPr>
+        <w:t>。</w:t>
+      </w:r>
+      <w:r>
+        <w:rPr>
+          <w:lang w:val="zh_TW" w:bidi="zh_TW"/>
+        </w:rPr>
+      </w:r>
+      <w:r>
+        <w:rPr>
+          <w:lang w:val="zh_TW" w:bidi="zh_TW"/>
+        </w:rPr>
+      </w:r>
+    </w:p>
+    <w:p>
+      <w:pPr/>
+      <w:r>
+        <w:rPr>
+          <w:lang w:val="zh_TW" w:bidi="zh_TW"/>
+        </w:rPr>
+      </w:r>
+    </w:p>
+    <w:p>
+      <w:pPr>
+        <w:pStyle w:val="Heading2"/>
+      </w:pPr>
+      <w:r>
+        <w:rPr>
+          <w:lang w:val="zh_TW" w:bidi="zh_TW"/>
+        </w:rPr>
+        <w:t>撒都該人</w:t>
+      </w:r>
+      <w:r>
+        <w:rPr>
+          <w:lang w:val="zh_TW" w:bidi="zh_TW"/>
+        </w:rPr>
+      </w:r>
+    </w:p>
+    <w:p>
+      <w:pPr/>
+      <w:r>
+        <w:rPr>
+          <w:lang w:val="zh_TW" w:bidi="zh_TW"/>
+        </w:rPr>
+      </w:r>
+      <w:r>
+        <w:rPr>
+          <w:lang w:val="zh_TW" w:bidi="zh_TW"/>
+        </w:rPr>
+        <w:t>在新約中提到14次的猶太教派，在舊約中並未提及。</w:t>
+      </w:r>
+    </w:p>
+    <w:p>
+      <w:pPr>
+        <w:pStyle w:val="Heading3"/>
+      </w:pPr>
+      <w:r>
+        <w:rPr>
+          <w:lang w:val="zh_TW" w:bidi="zh_TW"/>
+        </w:rPr>
+        <w:t>他們的歷史</w:t>
+      </w:r>
+    </w:p>
+    <w:p>
+      <w:pPr/>
+      <w:r>
+        <w:rPr>
+          <w:lang w:val="zh_TW" w:bidi="zh_TW"/>
+        </w:rPr>
+      </w:r>
+      <w:r>
+        <w:rPr>
+          <w:lang w:val="zh_TW" w:bidi="zh_TW"/>
+        </w:rPr>
+        <w:t>關於該名稱的起源，學者提出了幾種可能的解釋。首先，有人認為撒都該人（Sadducees）</w:t>
+      </w:r>
+      <w:r>
+        <w:rPr>
+          <w:lang w:val="zh_TW" w:bidi="zh_TW"/>
+        </w:rPr>
+        <w:t>這個</w:t>
+      </w:r>
+      <w:r>
+        <w:rPr>
+          <w:lang w:val="zh_TW" w:bidi="zh_TW"/>
+        </w:rPr>
+        <w:t>名稱與希伯來文中的「公義」（saddik）有關。然而，從語源學的角度來看，這種解釋並不穩妥，因為</w:t>
+      </w:r>
+      <w:r>
+        <w:rPr>
+          <w:lang w:val="zh_TW" w:bidi="zh_TW"/>
+        </w:rPr>
+        <w:t>這個</w:t>
+      </w:r>
+      <w:r>
+        <w:rPr>
+          <w:lang w:val="zh_TW" w:bidi="zh_TW"/>
+        </w:rPr>
+        <w:t>詞中的</w:t>
+      </w:r>
+      <w:r>
+        <w:rPr>
+          <w:i/>
+          <w:lang w:val="zh_TW" w:bidi="zh_TW"/>
+        </w:rPr>
+        <w:t>i</w:t>
+      </w:r>
+      <w:r>
+        <w:rPr>
+          <w:lang w:val="zh_TW" w:bidi="zh_TW"/>
+        </w:rPr>
+        <w:t>會變成</w:t>
+      </w:r>
+      <w:r>
+        <w:rPr>
+          <w:i/>
+          <w:lang w:val="zh_TW" w:bidi="zh_TW"/>
+        </w:rPr>
+        <w:t>u</w:t>
+      </w:r>
+      <w:r>
+        <w:rPr>
+          <w:lang w:val="zh_TW" w:bidi="zh_TW"/>
+        </w:rPr>
+        <w:t>，而且沒有明確的證據表明他們自稱為「義人」。其次，有人認為</w:t>
+      </w:r>
+      <w:r>
+        <w:rPr>
+          <w:lang w:val="zh_TW" w:bidi="zh_TW"/>
+        </w:rPr>
+        <w:t>這個</w:t>
+      </w:r>
+      <w:r>
+        <w:rPr>
+          <w:lang w:val="zh_TW" w:bidi="zh_TW"/>
+        </w:rPr>
+        <w:t>名稱源於撒督（Zadok，有時在希臘文中寫作Saddouk），即大衛時代的一位祭司（</w:t>
+      </w:r>
+      <w:hyperlink r:id="rId50">
+        <w:r>
+          <w:rPr>
+            <w:lang w:val="zh_TW" w:bidi="zh_TW"/>
+          </w:rPr>
+          <w:rPr>
+            <w:color w:val="0000EE"/>
+            <w:u w:val="single"/>
+          </w:rPr>
+          <w:t>撒下8:17</w:t>
+        </w:r>
+      </w:hyperlink>
+      <w:r>
+        <w:rPr>
+          <w:lang w:val="zh_TW" w:bidi="zh_TW"/>
+        </w:rPr>
+        <w:t>，</w:t>
+      </w:r>
+      <w:hyperlink r:id="rId51">
+        <w:r>
+          <w:rPr>
+            <w:lang w:val="zh_TW" w:bidi="zh_TW"/>
+          </w:rPr>
+          <w:rPr>
+            <w:color w:val="0000EE"/>
+            <w:u w:val="single"/>
+          </w:rPr>
+          <w:t>15:24–29</w:t>
+        </w:r>
+      </w:hyperlink>
+      <w:r>
+        <w:rPr>
+          <w:lang w:val="zh_TW" w:bidi="zh_TW"/>
+        </w:rPr>
+        <w:t>），他</w:t>
+      </w:r>
+      <w:r>
+        <w:rPr>
+          <w:lang w:val="zh_TW" w:bidi="zh_TW"/>
+        </w:rPr>
+        <w:t>用膏</w:t>
+      </w:r>
+      <w:r>
+        <w:rPr>
+          <w:lang w:val="zh_TW" w:bidi="zh_TW"/>
+        </w:rPr>
+        <w:t>膏</w:t>
+      </w:r>
+      <w:r>
+        <w:rPr>
+          <w:lang w:val="zh_TW" w:bidi="zh_TW"/>
+        </w:rPr>
+        <w:t>所羅門</w:t>
+      </w:r>
+      <w:r>
+        <w:rPr>
+          <w:lang w:val="zh_TW" w:bidi="zh_TW"/>
+        </w:rPr>
+        <w:t>（</w:t>
+      </w:r>
+      <w:hyperlink r:id="rId52">
+        <w:r>
+          <w:rPr>
+            <w:lang w:val="zh_TW" w:bidi="zh_TW"/>
+          </w:rPr>
+          <w:rPr>
+            <w:color w:val="0000EE"/>
+            <w:u w:val="single"/>
+          </w:rPr>
+          <w:t>王上1:32–39</w:t>
+        </w:r>
+      </w:hyperlink>
+      <w:r>
+        <w:rPr>
+          <w:lang w:val="zh_TW" w:bidi="zh_TW"/>
+        </w:rPr>
+        <w:t>），並在所羅門統治期間成為大祭司（</w:t>
+      </w:r>
+      <w:hyperlink r:id="rId53">
+        <w:r>
+          <w:rPr>
+            <w:lang w:val="zh_TW" w:bidi="zh_TW"/>
+          </w:rPr>
+          <w:rPr>
+            <w:color w:val="0000EE"/>
+            <w:u w:val="single"/>
+          </w:rPr>
+          <w:t>2:35</w:t>
+        </w:r>
+      </w:hyperlink>
+      <w:r>
+        <w:rPr>
+          <w:lang w:val="zh_TW" w:bidi="zh_TW"/>
+        </w:rPr>
+        <w:t>）。據記載，他是亞倫的兒子以利亞撒的後裔（</w:t>
+      </w:r>
+      <w:hyperlink r:id="rId54">
+        <w:r>
+          <w:rPr>
+            <w:lang w:val="zh_TW" w:bidi="zh_TW"/>
+          </w:rPr>
+          <w:rPr>
+            <w:color w:val="0000EE"/>
+            <w:u w:val="single"/>
+          </w:rPr>
+          <w:t>代上6:3–8</w:t>
+        </w:r>
+      </w:hyperlink>
+      <w:r>
+        <w:rPr>
+          <w:lang w:val="zh_TW" w:bidi="zh_TW"/>
+        </w:rPr>
+        <w:t>），撒督家族的祭司（Zadokite priests）應該一直在聖殿事奉，直到被擄時期。在關於聖殿崇拜恢復的藍圖中（</w:t>
+      </w:r>
+      <w:hyperlink r:id="rId55">
+        <w:r>
+          <w:rPr>
+            <w:lang w:val="zh_TW" w:bidi="zh_TW"/>
+          </w:rPr>
+          <w:rPr>
+            <w:color w:val="0000EE"/>
+            <w:u w:val="single"/>
+          </w:rPr>
+          <w:t>結40–48</w:t>
+        </w:r>
+      </w:hyperlink>
+      <w:r>
+        <w:rPr>
+          <w:lang w:val="zh_TW" w:bidi="zh_TW"/>
+        </w:rPr>
+        <w:t>），撒督家族的祭司再次被指派為「利未祭司」來事奉（</w:t>
+      </w:r>
+      <w:hyperlink r:id="rId56">
+        <w:r>
+          <w:rPr>
+            <w:lang w:val="zh_TW" w:bidi="zh_TW"/>
+          </w:rPr>
+          <w:rPr>
+            <w:color w:val="0000EE"/>
+            <w:u w:val="single"/>
+          </w:rPr>
+          <w:t>44:15–16</w:t>
+        </w:r>
+      </w:hyperlink>
+      <w:r>
+        <w:rPr>
+          <w:lang w:val="zh_TW" w:bidi="zh_TW"/>
+        </w:rPr>
+        <w:t>，</w:t>
+      </w:r>
+      <w:hyperlink r:id="rId57">
+        <w:r>
+          <w:rPr>
+            <w:lang w:val="zh_TW" w:bidi="zh_TW"/>
+          </w:rPr>
+          <w:rPr>
+            <w:color w:val="0000EE"/>
+            <w:u w:val="single"/>
+          </w:rPr>
+          <w:t>48:11–12</w:t>
+        </w:r>
+      </w:hyperlink>
+      <w:r>
+        <w:rPr>
+          <w:lang w:val="zh_TW" w:bidi="zh_TW"/>
+        </w:rPr>
+        <w:t>）。被擄歸回之後，我們讀到約薩答的兒子約書亞擔任大祭司（</w:t>
+      </w:r>
+      <w:hyperlink r:id="rId58">
+        <w:r>
+          <w:rPr>
+            <w:lang w:val="zh_TW" w:bidi="zh_TW"/>
+          </w:rPr>
+          <w:rPr>
+            <w:color w:val="0000EE"/>
+            <w:u w:val="single"/>
+          </w:rPr>
+          <w:t>該1:1</w:t>
+        </w:r>
+      </w:hyperlink>
+      <w:r>
+        <w:rPr>
+          <w:lang w:val="zh_TW" w:bidi="zh_TW"/>
+        </w:rPr>
+        <w:t>），他的家譜可追溯至撒督（</w:t>
+      </w:r>
+      <w:hyperlink r:id="rId59">
+        <w:r>
+          <w:rPr>
+            <w:lang w:val="zh_TW" w:bidi="zh_TW"/>
+          </w:rPr>
+          <w:rPr>
+            <w:color w:val="0000EE"/>
+            <w:u w:val="single"/>
+          </w:rPr>
+          <w:t>代上6:8–15</w:t>
+        </w:r>
+      </w:hyperlink>
+      <w:r>
+        <w:rPr>
+          <w:lang w:val="zh_TW" w:bidi="zh_TW"/>
+        </w:rPr>
+        <w:t>）。公元前二世紀初的文獻顯示，撒督家族的祭司地位仍然受到重視，但並不確定撒都該人是否支持撒督祭司的職</w:t>
+      </w:r>
+      <w:r>
+        <w:rPr>
+          <w:lang w:val="zh_TW" w:bidi="zh_TW"/>
+        </w:rPr>
+        <w:t>分</w:t>
+      </w:r>
+      <w:r>
+        <w:rPr>
+          <w:lang w:val="zh_TW" w:bidi="zh_TW"/>
+        </w:rPr>
+        <w:t>。此外，這種關於撒都該人名稱起源的解釋，無法合理</w:t>
+      </w:r>
+      <w:r>
+        <w:rPr>
+          <w:lang w:val="zh_TW" w:bidi="zh_TW"/>
+        </w:rPr>
+        <w:t>解釋</w:t>
+      </w:r>
+      <w:r>
+        <w:rPr>
+          <w:lang w:val="zh_TW" w:bidi="zh_TW"/>
+        </w:rPr>
+        <w:t>該詞中的雙</w:t>
+      </w:r>
+      <w:r>
+        <w:rPr>
+          <w:i/>
+          <w:lang w:val="zh_TW" w:bidi="zh_TW"/>
+        </w:rPr>
+        <w:t>d</w:t>
+      </w:r>
+      <w:r>
+        <w:rPr>
+          <w:lang w:val="zh_TW" w:bidi="zh_TW"/>
+        </w:rPr>
+        <w:t>。</w:t>
+      </w:r>
+    </w:p>
+    <w:p>
+      <w:pPr/>
+      <w:r>
+        <w:rPr>
+          <w:lang w:val="zh_TW" w:bidi="zh_TW"/>
+        </w:rPr>
+      </w:r>
+      <w:r>
+        <w:rPr>
+          <w:lang w:val="zh_TW" w:bidi="zh_TW"/>
+        </w:rPr>
+        <w:t>第三，根據一個</w:t>
+      </w:r>
+      <w:r>
+        <w:rPr>
+          <w:lang w:val="zh_TW" w:bidi="zh_TW"/>
+        </w:rPr>
+        <w:t>晚期</w:t>
+      </w:r>
+      <w:r>
+        <w:rPr>
+          <w:lang w:val="zh_TW" w:bidi="zh_TW"/>
+        </w:rPr>
+        <w:t>的拉比傳統，撒都該人</w:t>
+      </w:r>
+      <w:r>
+        <w:rPr>
+          <w:lang w:val="zh_TW" w:bidi="zh_TW"/>
+        </w:rPr>
+        <w:t>的名稱</w:t>
+      </w:r>
+      <w:r>
+        <w:rPr>
+          <w:lang w:val="zh_TW" w:bidi="zh_TW"/>
+        </w:rPr>
+        <w:t>源於公元前二世紀一位名為撒督的人。然而，這種觀點缺乏足夠的支持。</w:t>
+      </w:r>
+    </w:p>
+    <w:p>
+      <w:pPr/>
+      <w:r>
+        <w:rPr>
+          <w:lang w:val="zh_TW" w:bidi="zh_TW"/>
+        </w:rPr>
+      </w:r>
+      <w:r>
+        <w:rPr>
+          <w:lang w:val="zh_TW" w:bidi="zh_TW"/>
+        </w:rPr>
+        <w:t>最後，英國新約學者文信（T. W. Manson）</w:t>
+      </w:r>
+      <w:r>
+        <w:rPr>
+          <w:lang w:val="zh_TW" w:bidi="zh_TW"/>
+        </w:rPr>
+        <w:t>提出</w:t>
+      </w:r>
+      <w:r>
+        <w:rPr>
+          <w:lang w:val="zh_TW" w:bidi="zh_TW"/>
+        </w:rPr>
+        <w:t>，他們的名稱可能與希臘文詞語sundikoi有關，意思是「議會成員」，</w:t>
+      </w:r>
+      <w:r>
+        <w:rPr>
+          <w:lang w:val="zh_TW" w:bidi="zh_TW"/>
+        </w:rPr>
+        <w:t>因此</w:t>
+      </w:r>
+      <w:r>
+        <w:rPr>
+          <w:lang w:val="zh_TW" w:bidi="zh_TW"/>
+        </w:rPr>
+        <w:t>視</w:t>
+      </w:r>
+      <w:r>
+        <w:rPr>
+          <w:lang w:val="zh_TW" w:bidi="zh_TW"/>
+        </w:rPr>
+        <w:t>撒都該人為哈斯蒙尼家族統治者下的議員</w:t>
+      </w:r>
+      <w:r>
+        <w:rPr>
+          <w:lang w:val="zh_TW" w:bidi="zh_TW"/>
+        </w:rPr>
+        <w:t>。</w:t>
+      </w:r>
+    </w:p>
+    <w:p>
+      <w:pPr/>
+      <w:r>
+        <w:rPr>
+          <w:lang w:val="zh_TW" w:bidi="zh_TW"/>
+        </w:rPr>
+      </w:r>
+      <w:r>
+        <w:rPr>
+          <w:lang w:val="zh_TW" w:bidi="zh_TW"/>
+        </w:rPr>
+        <w:t>撒都該人最早的歷史記載，可追溯至約拿單‧馬加比（Jonathan Maccabeus）</w:t>
+      </w:r>
+      <w:r>
+        <w:rPr>
+          <w:lang w:val="zh_TW" w:bidi="zh_TW"/>
+        </w:rPr>
+        <w:t>的</w:t>
+      </w:r>
+      <w:r>
+        <w:rPr>
+          <w:lang w:val="zh_TW" w:bidi="zh_TW"/>
+        </w:rPr>
+        <w:t>時代，他在公元前160年至143年期間領導猶太人對抗西流古（Seleucids）。約瑟夫（Josephus，猶太古史記 13.5.9）提到，撒都該人</w:t>
+      </w:r>
+      <w:r>
+        <w:rPr>
+          <w:lang w:val="zh_TW" w:bidi="zh_TW"/>
+        </w:rPr>
+        <w:t>在此時已是一個派別</w:t>
+      </w:r>
+      <w:r>
+        <w:rPr>
+          <w:lang w:val="zh_TW" w:bidi="zh_TW"/>
+        </w:rPr>
+        <w:t>，並且在</w:t>
+      </w:r>
+      <w:r>
+        <w:rPr>
+          <w:lang w:val="zh_TW" w:bidi="zh_TW"/>
+        </w:rPr>
+        <w:t>約翰‧許爾堪</w:t>
+      </w:r>
+      <w:r>
+        <w:rPr>
+          <w:lang w:val="zh_TW" w:bidi="zh_TW"/>
+        </w:rPr>
+        <w:t>（John Hyrcanus）擔任猶太國的領袖（公元前135–104年）時，與法利賽人發生衝突（猶太古史記 13.10.6）。撒都該人可能在某種意義上支持撒督祭司的傳統，或聲稱當時耶路撒冷的祭司職分源自撒督的後裔，但這一點並不</w:t>
+      </w:r>
+      <w:r>
+        <w:rPr>
+          <w:lang w:val="zh_TW" w:bidi="zh_TW"/>
+        </w:rPr>
+        <w:t>清楚</w:t>
+      </w:r>
+      <w:r>
+        <w:rPr>
+          <w:b/>
+          <w:lang w:val="zh_TW" w:bidi="zh_TW"/>
+        </w:rPr>
+        <w:t>。</w:t>
+      </w:r>
+      <w:r>
+        <w:rPr>
+          <w:lang w:val="zh_TW" w:bidi="zh_TW"/>
+        </w:rPr>
+        <w:t>約瑟夫</w:t>
+      </w:r>
+      <w:r>
+        <w:rPr>
+          <w:lang w:val="zh_TW" w:bidi="zh_TW"/>
+        </w:rPr>
+        <w:t>指出，</w:t>
+      </w:r>
+      <w:r>
+        <w:rPr>
+          <w:lang w:val="zh_TW" w:bidi="zh_TW"/>
+        </w:rPr>
+        <w:t>撒都該人</w:t>
+      </w:r>
+      <w:r>
+        <w:rPr>
+          <w:lang w:val="zh_TW" w:bidi="zh_TW"/>
+        </w:rPr>
+        <w:t>得到富人的支持</w:t>
+      </w:r>
+      <w:r>
+        <w:rPr>
+          <w:lang w:val="zh_TW" w:bidi="zh_TW"/>
+        </w:rPr>
+        <w:t>，</w:t>
+      </w:r>
+      <w:r>
+        <w:rPr>
+          <w:lang w:val="zh_TW" w:bidi="zh_TW"/>
+        </w:rPr>
+        <w:t>而法利賽人則在普通民眾中擁有影響力</w:t>
+      </w:r>
+      <w:r>
+        <w:rPr>
+          <w:lang w:val="zh_TW" w:bidi="zh_TW"/>
+        </w:rPr>
+        <w:t>。在莎樂美·亞歷山德拉（Salome Alexandra，公元前76–67年）</w:t>
+      </w:r>
+      <w:r>
+        <w:rPr>
+          <w:lang w:val="zh_TW" w:bidi="zh_TW"/>
+        </w:rPr>
+        <w:t>統治時期</w:t>
+      </w:r>
+      <w:r>
+        <w:rPr>
+          <w:lang w:val="zh_TW" w:bidi="zh_TW"/>
+        </w:rPr>
+        <w:t>，法利賽人</w:t>
+      </w:r>
+      <w:r>
+        <w:rPr>
+          <w:lang w:val="zh_TW" w:bidi="zh_TW"/>
+        </w:rPr>
+        <w:t>佔據上風</w:t>
+      </w:r>
+      <w:r>
+        <w:rPr>
+          <w:lang w:val="zh_TW" w:bidi="zh_TW"/>
+        </w:rPr>
+        <w:t>。然而，但當猶太成為羅馬省份後，羅馬總督開始頻繁更換大祭司，而大多數大祭司似乎都來自撒都該人的貴族家庭。這些撒都該人的家族雖然能與羅馬人妥協，但在當地仍擁有權力和影響力。隨著猶太人與羅馬統治者之間的敵意加劇，撒都該人的影響力逐漸</w:t>
+      </w:r>
+      <w:r>
+        <w:rPr>
+          <w:lang w:val="zh_TW" w:bidi="zh_TW"/>
+        </w:rPr>
+        <w:t>下降</w:t>
+      </w:r>
+      <w:r>
+        <w:rPr>
+          <w:lang w:val="zh_TW" w:bidi="zh_TW"/>
+        </w:rPr>
+        <w:t>。公元70年，耶路撒冷被羅馬人攻陷後，撒都該人便從歷史中消失。</w:t>
+      </w:r>
+    </w:p>
+    <w:p>
+      <w:pPr>
+        <w:pStyle w:val="Heading3"/>
+      </w:pPr>
+      <w:r>
+        <w:rPr>
+          <w:lang w:val="zh_TW" w:bidi="zh_TW"/>
+        </w:rPr>
+        <w:t>在新約聖經中</w:t>
+      </w:r>
+    </w:p>
+    <w:p>
+      <w:pPr/>
+      <w:r>
+        <w:rPr>
+          <w:lang w:val="zh_TW" w:bidi="zh_TW"/>
+        </w:rPr>
+      </w:r>
+      <w:r>
+        <w:rPr>
+          <w:lang w:val="zh_TW" w:bidi="zh_TW"/>
+        </w:rPr>
+        <w:t>在福音書的敘述中，撒都該人的首次出現是在約翰的洗禮現場，當時跟與法利賽人在</w:t>
+      </w:r>
+      <w:r>
+        <w:rPr>
+          <w:lang w:val="zh_TW" w:bidi="zh_TW"/>
+        </w:rPr>
+        <w:t>一起</w:t>
+      </w:r>
+      <w:r>
+        <w:rPr>
+          <w:lang w:val="zh_TW" w:bidi="zh_TW"/>
+        </w:rPr>
+        <w:t>。施洗約翰稱他們為「</w:t>
+      </w:r>
+      <w:r>
+        <w:rPr>
+          <w:lang w:val="zh_TW" w:bidi="zh_TW"/>
+        </w:rPr>
+        <w:t>毒蛇的種類</w:t>
+      </w:r>
+      <w:r>
+        <w:rPr>
+          <w:lang w:val="zh_TW" w:bidi="zh_TW"/>
+        </w:rPr>
+        <w:t>」，並挑戰他們在生活中悔改（</w:t>
+      </w:r>
+      <w:hyperlink r:id="rId60">
+        <w:r>
+          <w:rPr>
+            <w:lang w:val="zh_TW" w:bidi="zh_TW"/>
+          </w:rPr>
+          <w:rPr>
+            <w:color w:val="0000EE"/>
+            <w:u w:val="single"/>
+          </w:rPr>
+          <w:t>太3:7–10</w:t>
+        </w:r>
+      </w:hyperlink>
+      <w:r>
+        <w:rPr>
+          <w:lang w:val="zh_TW" w:bidi="zh_TW"/>
+        </w:rPr>
+        <w:t>）。後來，撒都該人與一些法利賽人一起來試探耶穌，要求祂</w:t>
+      </w:r>
+      <w:r>
+        <w:rPr>
+          <w:lang w:val="zh_TW" w:bidi="zh_TW"/>
+        </w:rPr>
+        <w:t>從天上顯個神蹟給他們看</w:t>
+      </w:r>
+      <w:r>
+        <w:rPr>
+          <w:lang w:val="zh_TW" w:bidi="zh_TW"/>
+        </w:rPr>
+        <w:t>（</w:t>
+      </w:r>
+      <w:hyperlink r:id="rId61">
+        <w:r>
+          <w:rPr>
+            <w:lang w:val="zh_TW" w:bidi="zh_TW"/>
+          </w:rPr>
+          <w:rPr>
+            <w:color w:val="0000EE"/>
+            <w:u w:val="single"/>
+          </w:rPr>
+          <w:t>16:1</w:t>
+        </w:r>
+      </w:hyperlink>
+      <w:r>
+        <w:rPr>
+          <w:lang w:val="zh_TW" w:bidi="zh_TW"/>
+        </w:rPr>
+        <w:t>）。耶穌告訴門徒要提防撒都該人（</w:t>
+      </w:r>
+      <w:hyperlink r:id="rId62">
+        <w:r>
+          <w:rPr>
+            <w:lang w:val="zh_TW" w:bidi="zh_TW"/>
+          </w:rPr>
+          <w:rPr>
+            <w:color w:val="0000EE"/>
+            <w:u w:val="single"/>
+          </w:rPr>
+          <w:t>6、11–12</w:t>
+        </w:r>
+      </w:hyperlink>
+      <w:r>
+        <w:rPr>
+          <w:lang w:val="zh_TW" w:bidi="zh_TW"/>
+        </w:rPr>
+        <w:t>）。</w:t>
+      </w:r>
+    </w:p>
+    <w:p>
+      <w:pPr/>
+      <w:r>
+        <w:rPr>
+          <w:lang w:val="zh_TW" w:bidi="zh_TW"/>
+        </w:rPr>
+      </w:r>
+      <w:r>
+        <w:rPr>
+          <w:lang w:val="zh_TW" w:bidi="zh_TW"/>
+        </w:rPr>
+        <w:t>在</w:t>
+      </w:r>
+      <w:hyperlink r:id="rId63">
+        <w:r>
+          <w:rPr>
+            <w:lang w:val="zh_TW" w:bidi="zh_TW"/>
+          </w:rPr>
+          <w:rPr>
+            <w:color w:val="0000EE"/>
+            <w:u w:val="single"/>
+          </w:rPr>
+          <w:t>馬太福音二十二章23至33節</w:t>
+        </w:r>
+      </w:hyperlink>
+      <w:r>
+        <w:rPr>
+          <w:lang w:val="zh_TW" w:bidi="zh_TW"/>
+        </w:rPr>
+        <w:t>中（參</w:t>
+      </w:r>
+      <w:hyperlink r:id="rId64">
+        <w:r>
+          <w:rPr>
+            <w:lang w:val="zh_TW" w:bidi="zh_TW"/>
+          </w:rPr>
+          <w:rPr>
+            <w:color w:val="0000EE"/>
+            <w:u w:val="single"/>
+          </w:rPr>
+          <w:t>可12:18–27</w:t>
+        </w:r>
+      </w:hyperlink>
+      <w:r>
+        <w:rPr>
+          <w:lang w:val="zh_TW" w:bidi="zh_TW"/>
+        </w:rPr>
+        <w:t>；</w:t>
+      </w:r>
+      <w:hyperlink r:id="rId65">
+        <w:r>
+          <w:rPr>
+            <w:lang w:val="zh_TW" w:bidi="zh_TW"/>
+          </w:rPr>
+          <w:rPr>
+            <w:color w:val="0000EE"/>
+            <w:u w:val="single"/>
+          </w:rPr>
+          <w:t>路20:27–38</w:t>
+        </w:r>
+      </w:hyperlink>
+      <w:r>
+        <w:rPr>
+          <w:lang w:val="zh_TW" w:bidi="zh_TW"/>
+        </w:rPr>
+        <w:t>），法利賽人和撒都該人之間開始出現巨大</w:t>
+      </w:r>
+      <w:r>
+        <w:rPr>
+          <w:lang w:val="zh_TW" w:bidi="zh_TW"/>
+        </w:rPr>
+        <w:t>分歧</w:t>
+      </w:r>
+      <w:r>
+        <w:rPr>
+          <w:lang w:val="zh_TW" w:bidi="zh_TW"/>
+        </w:rPr>
+        <w:t>。撒都該人和其他人一樣，想用問題讓刁難耶穌，於是提出了一個詭辯的問題，顯示他們對死人復活的懷疑</w:t>
+      </w:r>
+      <w:r>
+        <w:rPr>
+          <w:lang w:val="zh_TW" w:bidi="zh_TW"/>
+        </w:rPr>
+        <w:t>。</w:t>
+      </w:r>
+      <w:r>
+        <w:rPr>
+          <w:lang w:val="zh_TW" w:bidi="zh_TW"/>
+        </w:rPr>
+        <w:t>在這段經文中，撒都該人被描述為否認死後有復活的人。他們引用了一個</w:t>
+      </w:r>
+      <w:r>
+        <w:rPr>
+          <w:lang w:val="zh_TW" w:bidi="zh_TW"/>
+        </w:rPr>
+        <w:t>婦人</w:t>
+      </w:r>
+      <w:r>
+        <w:rPr>
+          <w:lang w:val="zh_TW" w:bidi="zh_TW"/>
+        </w:rPr>
+        <w:t>先後嫁給七個兄弟的例子，問道：「</w:t>
+      </w:r>
+      <w:r>
+        <w:rPr>
+          <w:lang w:val="zh_TW" w:bidi="zh_TW"/>
+        </w:rPr>
+        <w:t>當復活的時候，她是七個人中哪一個的妻子呢？</w:t>
+      </w:r>
+      <w:r>
+        <w:rPr>
+          <w:lang w:val="zh_TW" w:bidi="zh_TW"/>
+        </w:rPr>
+        <w:t>」這暗示了復活不可能是真實的，因為存在這樣的問題。</w:t>
+      </w:r>
+      <w:r>
+        <w:rPr>
+          <w:lang w:val="zh_TW" w:bidi="zh_TW"/>
+        </w:rPr>
+        <w:t>耶穌指出他們的錯誤在於不明白聖經和神的大能</w:t>
+      </w:r>
+      <w:r>
+        <w:rPr>
+          <w:lang w:val="zh_TW" w:bidi="zh_TW"/>
+        </w:rPr>
+        <w:t>。</w:t>
+      </w:r>
+    </w:p>
+    <w:p>
+      <w:pPr/>
+      <w:r>
+        <w:rPr>
+          <w:lang w:val="zh_TW" w:bidi="zh_TW"/>
+        </w:rPr>
+      </w:r>
+      <w:r>
+        <w:rPr>
+          <w:lang w:val="zh_TW" w:bidi="zh_TW"/>
+        </w:rPr>
+        <w:t>在耶路撒冷教會的初期，祭司、</w:t>
+      </w:r>
+      <w:r>
+        <w:rPr>
+          <w:lang w:val="zh_TW" w:bidi="zh_TW"/>
+        </w:rPr>
+        <w:t>守殿官</w:t>
+      </w:r>
+      <w:r>
+        <w:rPr>
+          <w:lang w:val="zh_TW" w:bidi="zh_TW"/>
+        </w:rPr>
+        <w:t>以及撒都該人</w:t>
+      </w:r>
+      <w:r>
+        <w:rPr>
+          <w:lang w:val="zh_TW" w:bidi="zh_TW"/>
+        </w:rPr>
+        <w:t>因使徒傳講死人復活而感到煩惱</w:t>
+      </w:r>
+      <w:r>
+        <w:rPr>
+          <w:lang w:val="zh_TW" w:bidi="zh_TW"/>
+        </w:rPr>
+        <w:t>（</w:t>
+      </w:r>
+      <w:hyperlink r:id="rId66">
+        <w:r>
+          <w:rPr>
+            <w:lang w:val="zh_TW" w:bidi="zh_TW"/>
+          </w:rPr>
+          <w:rPr>
+            <w:color w:val="0000EE"/>
+            <w:u w:val="single"/>
+          </w:rPr>
+          <w:t>徒4:1–2</w:t>
+        </w:r>
+      </w:hyperlink>
+      <w:r>
+        <w:rPr>
+          <w:lang w:val="zh_TW" w:bidi="zh_TW"/>
+        </w:rPr>
+        <w:t>）。撒都該人似乎主導了對使徒和他們</w:t>
+      </w:r>
+      <w:r>
+        <w:rPr>
+          <w:lang w:val="zh_TW" w:bidi="zh_TW"/>
+        </w:rPr>
+        <w:t>傳道</w:t>
+      </w:r>
+      <w:r>
+        <w:rPr>
+          <w:lang w:val="zh_TW" w:bidi="zh_TW"/>
+        </w:rPr>
+        <w:t>的反對聲音。後來，大祭司和撒都該人決定逮捕使徒並將他們關在監獄中（</w:t>
+      </w:r>
+      <w:hyperlink r:id="rId67">
+        <w:r>
+          <w:rPr>
+            <w:lang w:val="zh_TW" w:bidi="zh_TW"/>
+          </w:rPr>
+          <w:rPr>
+            <w:color w:val="0000EE"/>
+            <w:u w:val="single"/>
+          </w:rPr>
+          <w:t>5:17</w:t>
+        </w:r>
+      </w:hyperlink>
+      <w:r>
+        <w:rPr>
+          <w:lang w:val="zh_TW" w:bidi="zh_TW"/>
+        </w:rPr>
+        <w:t>）。</w:t>
+      </w:r>
+      <w:r>
+        <w:rPr>
+          <w:lang w:val="zh_TW" w:bidi="zh_TW"/>
+        </w:rPr>
+        <w:t>新約中唯一提到撒都該人的另一處，是</w:t>
+      </w:r>
+      <w:hyperlink r:id="rId68">
+        <w:r>
+          <w:rPr>
+            <w:lang w:val="zh_TW" w:bidi="zh_TW"/>
+          </w:rPr>
+          <w:rPr>
+            <w:color w:val="0000EE"/>
+            <w:u w:val="single"/>
+          </w:rPr>
+          <w:t>使徒行傳二十三章6至8節</w:t>
+        </w:r>
+      </w:hyperlink>
+      <w:r>
+        <w:rPr>
+          <w:lang w:val="zh_TW" w:bidi="zh_TW"/>
+        </w:rPr>
+        <w:t>，</w:t>
+      </w:r>
+      <w:r>
+        <w:rPr>
+          <w:lang w:val="zh_TW" w:bidi="zh_TW"/>
+        </w:rPr>
+        <w:t>記載</w:t>
+      </w:r>
+      <w:r>
+        <w:rPr>
+          <w:lang w:val="zh_TW" w:bidi="zh_TW"/>
+        </w:rPr>
+        <w:t>了保羅在猶太公會前的審訊。在那次場合中，保羅故意談到他對復活的信心，</w:t>
+      </w:r>
+      <w:r>
+        <w:rPr>
+          <w:lang w:val="zh_TW" w:bidi="zh_TW"/>
+        </w:rPr>
+        <w:t>以</w:t>
+      </w:r>
+      <w:r>
+        <w:rPr>
+          <w:lang w:val="zh_TW" w:bidi="zh_TW"/>
+        </w:rPr>
+        <w:t>引</w:t>
+      </w:r>
+      <w:r>
+        <w:rPr>
+          <w:lang w:val="zh_TW" w:bidi="zh_TW"/>
+        </w:rPr>
+        <w:t>起</w:t>
+      </w:r>
+      <w:r>
+        <w:rPr>
+          <w:lang w:val="zh_TW" w:bidi="zh_TW"/>
+        </w:rPr>
+        <w:t>法利賽人和不信復活的撒都該人之間的分歧。</w:t>
+      </w:r>
+    </w:p>
+    <w:p>
+      <w:pPr/>
+      <w:r>
+        <w:rPr>
+          <w:lang w:val="zh_TW" w:bidi="zh_TW"/>
+        </w:rPr>
+      </w:r>
+      <w:r>
+        <w:rPr>
+          <w:lang w:val="zh_TW" w:bidi="zh_TW"/>
+        </w:rPr>
+        <w:t>因此，從這些新約經文中，我們了解到撒都該人的基本信條、他們在大祭司家族中的顯赫地位，以及</w:t>
+      </w:r>
+      <w:r>
+        <w:rPr>
+          <w:lang w:val="zh_TW" w:bidi="zh_TW"/>
+        </w:rPr>
+        <w:t>他們與</w:t>
+      </w:r>
+      <w:r>
+        <w:rPr>
+          <w:lang w:val="zh_TW" w:bidi="zh_TW"/>
+        </w:rPr>
+        <w:t>法利賽人之間的</w:t>
+      </w:r>
+      <w:r>
+        <w:rPr>
+          <w:lang w:val="zh_TW" w:bidi="zh_TW"/>
+        </w:rPr>
+        <w:t>分歧。</w:t>
+      </w:r>
+    </w:p>
+    <w:p>
+      <w:pPr/>
+      <w:r>
+        <w:rPr>
+          <w:lang w:val="zh_TW" w:bidi="zh_TW"/>
+        </w:rPr>
+      </w:r>
+      <w:r>
+        <w:rPr>
+          <w:lang w:val="zh_TW" w:bidi="zh_TW"/>
+        </w:rPr>
+        <w:t>約瑟夫是公元一世紀末的猶太歷史學家，</w:t>
+      </w:r>
+      <w:r>
+        <w:rPr>
+          <w:lang w:val="zh_TW" w:bidi="zh_TW"/>
+        </w:rPr>
+        <w:t>他</w:t>
+      </w:r>
+      <w:r>
+        <w:rPr>
+          <w:lang w:val="zh_TW" w:bidi="zh_TW"/>
+        </w:rPr>
+        <w:t>補充了新約中關於這個派別的一些</w:t>
+      </w:r>
+      <w:r>
+        <w:rPr>
+          <w:lang w:val="zh_TW" w:bidi="zh_TW"/>
+        </w:rPr>
+        <w:t>信息</w:t>
+      </w:r>
+      <w:r>
+        <w:rPr>
+          <w:lang w:val="zh_TW" w:bidi="zh_TW"/>
+        </w:rPr>
+        <w:t>。他指出，與法利賽人和愛色尼派（Essenes）不同，</w:t>
+      </w:r>
+      <w:r>
+        <w:rPr>
+          <w:lang w:val="zh_TW" w:bidi="zh_TW"/>
+        </w:rPr>
+        <w:t>撒都該人</w:t>
+      </w:r>
+      <w:r>
+        <w:rPr>
+          <w:lang w:val="zh_TW" w:bidi="zh_TW"/>
+        </w:rPr>
+        <w:t>不承認神的主權護理，而強調我們所遭遇的一切都是我們所做的善或惡的結果（猶太古史記 13.5.9；猶太戰史</w:t>
+      </w:r>
+      <w:r>
+        <w:rPr>
+          <w:i/>
+          <w:lang w:val="zh_TW" w:bidi="zh_TW"/>
+        </w:rPr>
+        <w:t xml:space="preserve"> </w:t>
+      </w:r>
+      <w:r>
+        <w:rPr>
+          <w:lang w:val="zh_TW" w:bidi="zh_TW"/>
+        </w:rPr>
+        <w:t>2.8.14）。約瑟夫以類似新約的方式提到，撒都該人拒絕「靈魂的不朽持續性，以及在陰間的懲罰和獎賞」（猶太戰史 2.8.14）。他們宣稱「靈魂隨著身體一起死去」（</w:t>
+      </w:r>
+      <w:r>
+        <w:rPr>
+          <w:i/>
+          <w:lang w:val="zh_TW" w:bidi="zh_TW"/>
+        </w:rPr>
+        <w:t xml:space="preserve">猶太古史記 </w:t>
+      </w:r>
+      <w:r>
+        <w:rPr>
+          <w:lang w:val="zh_TW" w:bidi="zh_TW"/>
+        </w:rPr>
+        <w:t>18.1.4）。早期基督教作家——希坡律陀（Hippolytus）、俄利根（</w:t>
+      </w:r>
+      <w:r>
+        <w:rPr>
+          <w:lang w:val="zh_TW" w:bidi="zh_TW"/>
+        </w:rPr>
+        <w:t>Origen</w:t>
+      </w:r>
+      <w:r>
+        <w:rPr>
+          <w:lang w:val="zh_TW" w:bidi="zh_TW"/>
+        </w:rPr>
+        <w:t>）和耶柔米（</w:t>
+      </w:r>
+      <w:r>
+        <w:rPr>
+          <w:lang w:val="zh_TW" w:bidi="zh_TW"/>
+        </w:rPr>
+        <w:t>Jerome</w:t>
+      </w:r>
+      <w:r>
+        <w:rPr>
+          <w:lang w:val="zh_TW" w:bidi="zh_TW"/>
+        </w:rPr>
+        <w:t>）——表示撒都該人只接受摩西五經，而不接受其它舊約</w:t>
+      </w:r>
+      <w:r>
+        <w:rPr>
+          <w:lang w:val="zh_TW" w:bidi="zh_TW"/>
+        </w:rPr>
+        <w:t>書卷</w:t>
+      </w:r>
+      <w:r>
+        <w:rPr>
+          <w:lang w:val="zh_TW" w:bidi="zh_TW"/>
+        </w:rPr>
+        <w:t>。然而，他們似乎並不反對其它舊約書卷整體（不過我們可能懷疑，他們是否接受像但以理書這樣明確提到死人復活的書卷），而是反對法利賽人引入的律法規條，並主張只有舊約律法應被視為強制性的。在這一點上，</w:t>
+      </w:r>
+      <w:r>
+        <w:rPr>
+          <w:lang w:val="zh_TW" w:bidi="zh_TW"/>
+        </w:rPr>
+        <w:t>以及他們對天使和死後生命的否定上</w:t>
+      </w:r>
+      <w:r>
+        <w:rPr>
+          <w:lang w:val="zh_TW" w:bidi="zh_TW"/>
+        </w:rPr>
+        <w:t>，他們似乎</w:t>
+      </w:r>
+      <w:r>
+        <w:rPr>
+          <w:lang w:val="zh_TW" w:bidi="zh_TW"/>
+        </w:rPr>
+        <w:t>視法利賽人為革新者</w:t>
+      </w:r>
+      <w:r>
+        <w:rPr>
+          <w:lang w:val="zh_TW" w:bidi="zh_TW"/>
+        </w:rPr>
+        <w:t>，</w:t>
+      </w:r>
+      <w:r>
+        <w:rPr>
+          <w:lang w:val="zh_TW" w:bidi="zh_TW"/>
+        </w:rPr>
+        <w:t>而自視為保守派</w:t>
+      </w:r>
+      <w:r>
+        <w:rPr>
+          <w:lang w:val="zh_TW" w:bidi="zh_TW"/>
+        </w:rPr>
+        <w:t>。</w:t>
+      </w:r>
+    </w:p>
+    <w:p>
+      <w:pPr/>
+      <w:r>
+        <w:rPr>
+          <w:lang w:val="zh_TW" w:bidi="zh_TW"/>
+        </w:rPr>
+      </w:r>
+      <w:r>
+        <w:rPr>
+          <w:lang w:val="zh_TW" w:bidi="zh_TW"/>
+        </w:rPr>
+        <w:t>另一個</w:t>
+      </w:r>
+      <w:r>
+        <w:rPr>
+          <w:lang w:val="zh_TW" w:bidi="zh_TW"/>
+        </w:rPr>
+        <w:t>關於撒都該人的主要</w:t>
+      </w:r>
+      <w:r>
+        <w:rPr>
+          <w:lang w:val="zh_TW" w:bidi="zh_TW"/>
+        </w:rPr>
+        <w:t>資料</w:t>
+      </w:r>
+      <w:r>
+        <w:rPr>
+          <w:lang w:val="zh_TW" w:bidi="zh_TW"/>
+        </w:rPr>
+        <w:t>來源是米示拿（Mishnah），這是拉比教導的彙編，在公元二世紀成書。撒都該人反對法利賽人試圖強加於民眾的許多詳細規條（巴拉 3.3、7）。此外，它也表明，撒都該人比其它猶太派別，更傾向妥協接受外邦人的方式（拿達</w:t>
+      </w:r>
+      <w:r>
+        <w:rPr>
+          <w:i/>
+          <w:lang w:val="zh_TW" w:bidi="zh_TW"/>
+        </w:rPr>
+        <w:t xml:space="preserve"> </w:t>
+      </w:r>
+      <w:r>
+        <w:rPr>
+          <w:lang w:val="zh_TW" w:bidi="zh_TW"/>
+        </w:rPr>
+        <w:t>4.2）。</w:t>
+      </w:r>
+    </w:p>
+    <w:p>
+      <w:pPr/>
+      <w:r>
+        <w:rPr>
+          <w:lang w:val="zh_TW" w:bidi="zh_TW"/>
+        </w:rPr>
+      </w:r>
+      <w:r>
+        <w:rPr>
+          <w:i/>
+          <w:lang w:val="zh_TW" w:bidi="zh_TW"/>
+        </w:rPr>
+        <w:t>參見</w:t>
+      </w:r>
+      <w:r>
+        <w:rPr>
+          <w:lang w:val="zh_TW" w:bidi="zh_TW"/>
+        </w:rPr>
+        <w:t xml:space="preserve"> </w:t>
+      </w:r>
+      <w:r>
+        <w:rPr>
+          <w:lang w:val="zh_TW" w:bidi="zh_TW"/>
+        </w:rPr>
+        <w:t>愛色尼派</w:t>
+      </w:r>
+      <w:r>
+        <w:rPr>
+          <w:lang w:val="zh_TW" w:bidi="zh_TW"/>
+        </w:rPr>
+        <w:t>，</w:t>
+      </w:r>
+      <w:r>
+        <w:rPr>
+          <w:lang w:val="zh_TW" w:bidi="zh_TW"/>
+        </w:rPr>
+        <w:t>猶太教</w:t>
+      </w:r>
+      <w:r>
+        <w:rPr>
+          <w:lang w:val="zh_TW" w:bidi="zh_TW"/>
+        </w:rPr>
+        <w:t>，</w:t>
+      </w:r>
+      <w:r>
+        <w:rPr>
+          <w:lang w:val="zh_TW" w:bidi="zh_TW"/>
+        </w:rPr>
+        <w:t>法利賽人</w:t>
+      </w:r>
+      <w:r>
+        <w:rPr>
+          <w:lang w:val="zh_TW" w:bidi="zh_TW"/>
+        </w:rPr>
+        <w:t>。</w:t>
+      </w:r>
+      <w:r>
+        <w:rPr>
+          <w:lang w:val="zh_TW" w:bidi="zh_TW"/>
+        </w:rPr>
+      </w:r>
+      <w:r>
+        <w:rPr>
+          <w:lang w:val="zh_TW" w:bidi="zh_TW"/>
+        </w:rPr>
+      </w:r>
+    </w:p>
+    <w:p>
+      <w:pPr/>
+      <w:r>
+        <w:rPr>
+          <w:lang w:val="zh_TW" w:bidi="zh_TW"/>
+        </w:rPr>
+      </w:r>
+    </w:p>
+    <w:p>
+      <w:pPr>
+        <w:pStyle w:val="Heading2"/>
+      </w:pPr>
+      <w:r>
+        <w:rPr>
+          <w:lang w:val="zh_TW" w:bidi="zh_TW"/>
+        </w:rPr>
+        <w:t>撒發那忒‧巴內亞</w:t>
+      </w:r>
+      <w:r>
+        <w:rPr>
+          <w:lang w:val="zh_TW" w:bidi="zh_TW"/>
+        </w:rPr>
+      </w:r>
+    </w:p>
+    <w:p>
+      <w:pPr/>
+      <w:r>
+        <w:rPr>
+          <w:lang w:val="zh_TW" w:bidi="zh_TW"/>
+        </w:rPr>
+      </w:r>
+      <w:r>
+        <w:rPr>
+          <w:lang w:val="zh_TW" w:bidi="zh_TW"/>
+        </w:rPr>
+        <w:t>約瑟開始治理埃及時，法老賜給他的名字（</w:t>
+      </w:r>
+      <w:hyperlink r:id="rId69">
+        <w:r>
+          <w:rPr>
+            <w:lang w:val="zh_TW" w:bidi="zh_TW"/>
+          </w:rPr>
+          <w:rPr>
+            <w:color w:val="0000EE"/>
+            <w:u w:val="single"/>
+          </w:rPr>
+          <w:t>創41:45</w:t>
+        </w:r>
+      </w:hyperlink>
+      <w:r>
+        <w:rPr>
+          <w:lang w:val="zh_TW" w:bidi="zh_TW"/>
+        </w:rPr>
+        <w:t>）。這個名字最可能的意思是「神說：他必存活」。</w:t>
+      </w:r>
+      <w:r>
+        <w:rPr>
+          <w:i/>
+          <w:lang w:val="zh_TW" w:bidi="zh_TW"/>
+        </w:rPr>
+        <w:t>見</w:t>
+      </w:r>
+      <w:r>
+        <w:rPr>
+          <w:lang w:val="zh_TW" w:bidi="zh_TW"/>
+        </w:rPr>
+        <w:t xml:space="preserve"> </w:t>
+      </w:r>
+      <w:r>
+        <w:rPr>
+          <w:lang w:val="zh_TW" w:bidi="zh_TW"/>
+        </w:rPr>
+        <w:t>約瑟 #1</w:t>
+      </w:r>
+      <w:r>
+        <w:rPr>
+          <w:lang w:val="zh_TW" w:bidi="zh_TW"/>
+        </w:rPr>
+        <w:t>。</w:t>
+      </w:r>
+      <w:r>
+        <w:rPr>
+          <w:lang w:val="zh_TW" w:bidi="zh_TW"/>
+        </w:rPr>
+      </w:r>
+      <w:r>
+        <w:rPr>
+          <w:lang w:val="zh_TW" w:bidi="zh_TW"/>
+        </w:rPr>
+      </w:r>
+    </w:p>
+    <w:p>
+      <w:pPr/>
+      <w:r>
+        <w:rPr>
+          <w:lang w:val="zh_TW" w:bidi="zh_TW"/>
+        </w:rPr>
+      </w:r>
+    </w:p>
+    <w:p>
+      <w:pPr>
+        <w:pStyle w:val="Heading2"/>
+      </w:pPr>
+      <w:r>
+        <w:rPr>
+          <w:lang w:val="zh_TW" w:bidi="zh_TW"/>
+        </w:rPr>
+        <w:t>撒番</w:t>
+      </w:r>
+      <w:r>
+        <w:rPr>
+          <w:lang w:val="zh_TW" w:bidi="zh_TW"/>
+        </w:rPr>
+      </w:r>
+    </w:p>
+    <w:p>
+      <w:pPr/>
+      <w:r>
+        <w:rPr>
+          <w:lang w:val="zh_TW" w:bidi="zh_TW"/>
+        </w:rPr>
+      </w:r>
+      <w:r>
+        <w:rPr>
+          <w:lang w:val="zh_TW" w:bidi="zh_TW"/>
+        </w:rPr>
+        <w:t>以察的次子，也是何利人的族長（</w:t>
+      </w:r>
+      <w:hyperlink r:id="rId70">
+        <w:r>
+          <w:rPr>
+            <w:lang w:val="zh_TW" w:bidi="zh_TW"/>
+          </w:rPr>
+          <w:rPr>
+            <w:color w:val="0000EE"/>
+            <w:u w:val="single"/>
+          </w:rPr>
+          <w:t>創36:27</w:t>
+        </w:r>
+      </w:hyperlink>
+      <w:r>
+        <w:rPr>
+          <w:lang w:val="zh_TW" w:bidi="zh_TW"/>
+        </w:rPr>
+        <w:t>；</w:t>
+      </w:r>
+      <w:hyperlink r:id="rId71">
+        <w:r>
+          <w:rPr>
+            <w:lang w:val="zh_TW" w:bidi="zh_TW"/>
+          </w:rPr>
+          <w:rPr>
+            <w:color w:val="0000EE"/>
+            <w:u w:val="single"/>
+          </w:rPr>
+          <w:t>代上1:42</w:t>
+        </w:r>
+      </w:hyperlink>
+      <w:r>
+        <w:rPr>
+          <w:lang w:val="zh_TW" w:bidi="zh_TW"/>
+        </w:rPr>
+        <w:t>）。</w:t>
+      </w:r>
+      <w:r>
+        <w:rPr>
+          <w:lang w:val="zh_TW" w:bidi="zh_TW"/>
+        </w:rPr>
+      </w:r>
+      <w:r>
+        <w:rPr>
+          <w:lang w:val="zh_TW" w:bidi="zh_TW"/>
+        </w:rPr>
+      </w:r>
+    </w:p>
+    <w:p>
+      <w:pPr/>
+      <w:r>
+        <w:rPr>
+          <w:lang w:val="zh_TW" w:bidi="zh_TW"/>
+        </w:rPr>
+      </w:r>
+    </w:p>
+    <w:p>
+      <w:pPr>
+        <w:pStyle w:val="Heading2"/>
+      </w:pPr>
+      <w:r>
+        <w:rPr>
+          <w:lang w:val="zh_TW" w:bidi="zh_TW"/>
+        </w:rPr>
+        <w:t>撒弗他</w:t>
+      </w:r>
+      <w:r>
+        <w:rPr>
+          <w:lang w:val="zh_TW" w:bidi="zh_TW"/>
+        </w:rPr>
+      </w:r>
+    </w:p>
+    <w:p>
+      <w:pPr/>
+      <w:r>
+        <w:rPr>
+          <w:lang w:val="zh_TW" w:bidi="zh_TW"/>
+        </w:rPr>
+      </w:r>
+      <w:r>
+        <w:rPr>
+          <w:lang w:val="zh_TW" w:bidi="zh_TW"/>
+        </w:rPr>
+        <w:t>古實的五個兒子之一，是</w:t>
+      </w:r>
+      <w:r>
+        <w:rPr>
+          <w:lang w:val="zh_TW" w:bidi="zh_TW"/>
+        </w:rPr>
+        <w:t>挪亞經由含這一支系的後裔</w:t>
+      </w:r>
+      <w:r>
+        <w:rPr>
+          <w:lang w:val="zh_TW" w:bidi="zh_TW"/>
+        </w:rPr>
+        <w:t>（</w:t>
+      </w:r>
+      <w:hyperlink r:id="rId72">
+        <w:r>
+          <w:rPr>
+            <w:lang w:val="zh_TW" w:bidi="zh_TW"/>
+          </w:rPr>
+          <w:rPr>
+            <w:color w:val="0000EE"/>
+            <w:u w:val="single"/>
+          </w:rPr>
+          <w:t>創10:7</w:t>
+        </w:r>
+      </w:hyperlink>
+      <w:r>
+        <w:rPr>
+          <w:lang w:val="zh_TW" w:bidi="zh_TW"/>
+        </w:rPr>
+        <w:t>；</w:t>
+      </w:r>
+      <w:hyperlink r:id="rId73">
+        <w:r>
+          <w:rPr>
+            <w:lang w:val="zh_TW" w:bidi="zh_TW"/>
+          </w:rPr>
+          <w:rPr>
+            <w:color w:val="0000EE"/>
+            <w:u w:val="single"/>
+          </w:rPr>
+          <w:t>代上1:9</w:t>
+        </w:r>
+      </w:hyperlink>
+      <w:r>
+        <w:rPr>
+          <w:lang w:val="zh_TW" w:bidi="zh_TW"/>
+        </w:rPr>
+        <w:t>）。據推測，撒弗他定居在阿拉伯南岸，那裡有幾座城市就是以他的名字命名的。</w:t>
+      </w:r>
+      <w:r>
+        <w:rPr>
+          <w:lang w:val="zh_TW" w:bidi="zh_TW"/>
+        </w:rPr>
+      </w:r>
+      <w:r>
+        <w:rPr>
+          <w:lang w:val="zh_TW" w:bidi="zh_TW"/>
+        </w:rPr>
+      </w:r>
+    </w:p>
+    <w:p>
+      <w:pPr/>
+      <w:r>
+        <w:rPr>
+          <w:lang w:val="zh_TW" w:bidi="zh_TW"/>
+        </w:rPr>
+      </w:r>
+    </w:p>
+    <w:p>
+      <w:pPr>
+        <w:pStyle w:val="Heading2"/>
+      </w:pPr>
+      <w:r>
+        <w:rPr>
+          <w:lang w:val="zh_TW" w:bidi="zh_TW"/>
+        </w:rPr>
+        <w:t>撒弗提迦</w:t>
+      </w:r>
+      <w:r>
+        <w:rPr>
+          <w:lang w:val="zh_TW" w:bidi="zh_TW"/>
+        </w:rPr>
+      </w:r>
+    </w:p>
+    <w:p>
+      <w:pPr/>
+      <w:r>
+        <w:rPr>
+          <w:lang w:val="zh_TW" w:bidi="zh_TW"/>
+        </w:rPr>
+      </w:r>
+      <w:r>
+        <w:rPr>
+          <w:lang w:val="zh_TW" w:bidi="zh_TW"/>
+        </w:rPr>
+        <w:t>古實的五個兒子之一，是</w:t>
+      </w:r>
+      <w:r>
+        <w:rPr>
+          <w:lang w:val="zh_TW" w:bidi="zh_TW"/>
+        </w:rPr>
+        <w:t>挪亞的後裔含的家系</w:t>
+      </w:r>
+      <w:r>
+        <w:rPr>
+          <w:lang w:val="zh_TW" w:bidi="zh_TW"/>
+        </w:rPr>
+        <w:t>（</w:t>
+      </w:r>
+      <w:hyperlink r:id="rId72">
+        <w:r>
+          <w:rPr>
+            <w:lang w:val="zh_TW" w:bidi="zh_TW"/>
+          </w:rPr>
+          <w:rPr>
+            <w:color w:val="0000EE"/>
+            <w:u w:val="single"/>
+          </w:rPr>
+          <w:t>創10:7</w:t>
+        </w:r>
+      </w:hyperlink>
+      <w:r>
+        <w:rPr>
+          <w:lang w:val="zh_TW" w:bidi="zh_TW"/>
+        </w:rPr>
+        <w:t>；</w:t>
+      </w:r>
+      <w:hyperlink r:id="rId73">
+        <w:r>
+          <w:rPr>
+            <w:lang w:val="zh_TW" w:bidi="zh_TW"/>
+          </w:rPr>
+          <w:rPr>
+            <w:color w:val="0000EE"/>
+            <w:u w:val="single"/>
+          </w:rPr>
+          <w:t>代上1:9</w:t>
+        </w:r>
+      </w:hyperlink>
+      <w:r>
+        <w:rPr>
+          <w:lang w:val="zh_TW" w:bidi="zh_TW"/>
+        </w:rPr>
+        <w:t>）。撒弗提迦定居在阿拉伯地區。</w:t>
+      </w:r>
+      <w:r>
+        <w:rPr>
+          <w:lang w:val="zh_TW" w:bidi="zh_TW"/>
+        </w:rPr>
+      </w:r>
+      <w:r>
+        <w:rPr>
+          <w:lang w:val="zh_TW" w:bidi="zh_TW"/>
+        </w:rPr>
+      </w:r>
+    </w:p>
+    <w:p>
+      <w:pPr/>
+      <w:r>
+        <w:rPr>
+          <w:lang w:val="zh_TW" w:bidi="zh_TW"/>
+        </w:rPr>
+      </w:r>
+    </w:p>
+    <w:p>
+      <w:pPr>
+        <w:pStyle w:val="Heading2"/>
+      </w:pPr>
+      <w:r>
+        <w:rPr>
+          <w:lang w:val="zh_TW" w:bidi="zh_TW"/>
+        </w:rPr>
+        <w:t>撒拉</w:t>
+      </w:r>
+      <w:r>
+        <w:rPr>
+          <w:lang w:val="zh_TW" w:bidi="zh_TW"/>
+        </w:rPr>
+      </w:r>
+    </w:p>
+    <w:p>
+      <w:pPr>
+        <w:pStyle w:val="ListNumber"/>
+        <w:numPr>
+          <w:ilvl w:val="0"/>
+          <w:numId w:val="15"/>
+        </w:numPr>
+        <w:spacing w:line="240" w:lineRule="auto"/>
+        <w:ind w:left="720"/>
+      </w:pPr>
+      <w:r>
+        <w:rPr>
+          <w:lang w:val="zh_TW" w:bidi="zh_TW"/>
+        </w:rPr>
+      </w:r>
+      <w:r>
+        <w:rPr>
+          <w:lang w:val="zh_TW" w:bidi="zh_TW"/>
+        </w:rPr>
+        <w:t>亞伯拉罕的妻子。撒拉原本的名字叫「撒萊」 （</w:t>
+      </w:r>
+      <w:hyperlink r:id="rId74">
+        <w:r>
+          <w:rPr>
+            <w:lang w:val="zh_TW" w:bidi="zh_TW"/>
+          </w:rPr>
+          <w:rPr>
+            <w:color w:val="0000EE"/>
+            <w:u w:val="single"/>
+          </w:rPr>
+          <w:t>創11:29</w:t>
+        </w:r>
+      </w:hyperlink>
+      <w:r>
+        <w:rPr>
+          <w:lang w:val="zh_TW" w:bidi="zh_TW"/>
+        </w:rPr>
+        <w:t>）。當神應許她會生一個兒子，並成為多國、多王的母親時，神就把她的名字改成了撒拉（意思是「公主」)（</w:t>
+      </w:r>
+      <w:hyperlink r:id="rId75">
+        <w:r>
+          <w:rPr>
+            <w:lang w:val="zh_TW" w:bidi="zh_TW"/>
+          </w:rPr>
+          <w:rPr>
+            <w:color w:val="0000EE"/>
+            <w:u w:val="single"/>
+          </w:rPr>
+          <w:t>17:15–16</w:t>
+        </w:r>
+      </w:hyperlink>
+      <w:r>
+        <w:rPr>
+          <w:lang w:val="zh_TW" w:bidi="zh_TW"/>
+        </w:rPr>
+        <w:t>）。撒拉既是亞伯拉罕的妻子，也是他同父異母的妹妹（</w:t>
+      </w:r>
+      <w:hyperlink r:id="rId76">
+        <w:r>
+          <w:rPr>
+            <w:lang w:val="zh_TW" w:bidi="zh_TW"/>
+          </w:rPr>
+          <w:rPr>
+            <w:color w:val="0000EE"/>
+            <w:u w:val="single"/>
+          </w:rPr>
+          <w:t>20:12</w:t>
+        </w:r>
+      </w:hyperlink>
+      <w:r>
+        <w:rPr>
+          <w:lang w:val="zh_TW" w:bidi="zh_TW"/>
+        </w:rPr>
+        <w:t>）。</w:t>
+        <w:br/>
+      </w:r>
+      <w:r>
+        <w:rPr>
+          <w:lang w:val="zh_TW" w:bidi="zh_TW"/>
+        </w:rPr>
+        <w:t>撒拉一路跟隨亞伯拉罕，從迦勒底的吾珥搬到哈蘭，最後進入了迦南地（</w:t>
+      </w:r>
+      <w:hyperlink r:id="rId77">
+        <w:r>
+          <w:rPr>
+            <w:lang w:val="zh_TW" w:bidi="zh_TW"/>
+          </w:rPr>
+          <w:rPr>
+            <w:color w:val="0000EE"/>
+            <w:u w:val="single"/>
+          </w:rPr>
+          <w:t>創11:31</w:t>
+        </w:r>
+      </w:hyperlink>
+      <w:r>
+        <w:rPr>
+          <w:lang w:val="zh_TW" w:bidi="zh_TW"/>
+        </w:rPr>
+        <w:t>，</w:t>
+      </w:r>
+      <w:hyperlink r:id="rId78">
+        <w:r>
+          <w:rPr>
+            <w:lang w:val="zh_TW" w:bidi="zh_TW"/>
+          </w:rPr>
+          <w:rPr>
+            <w:color w:val="0000EE"/>
+            <w:u w:val="single"/>
+          </w:rPr>
+          <w:t>12:5</w:t>
+        </w:r>
+      </w:hyperlink>
+      <w:r>
+        <w:rPr>
+          <w:lang w:val="zh_TW" w:bidi="zh_TW"/>
+        </w:rPr>
+        <w:t>）。有很長一段時間，她都無法生育。儘管神曾應許亞伯拉罕，說要讓他成為大國（在</w:t>
+      </w:r>
+      <w:hyperlink r:id="rId79">
+        <w:r>
+          <w:rPr>
+            <w:lang w:val="zh_TW" w:bidi="zh_TW"/>
+          </w:rPr>
+          <w:rPr>
+            <w:color w:val="0000EE"/>
+            <w:u w:val="single"/>
+          </w:rPr>
+          <w:t>12:2</w:t>
+        </w:r>
+      </w:hyperlink>
+      <w:r>
+        <w:rPr>
+          <w:lang w:val="zh_TW" w:bidi="zh_TW"/>
+        </w:rPr>
+        <w:t>中），並要把迦南地賜給他的後裔（</w:t>
+      </w:r>
+      <w:hyperlink r:id="rId80">
+        <w:r>
+          <w:rPr>
+            <w:lang w:val="zh_TW" w:bidi="zh_TW"/>
+          </w:rPr>
+          <w:rPr>
+            <w:color w:val="0000EE"/>
+            <w:u w:val="single"/>
+          </w:rPr>
+          <w:t>7</w:t>
+        </w:r>
+      </w:hyperlink>
+      <w:r>
+        <w:rPr>
+          <w:lang w:val="zh_TW" w:bidi="zh_TW"/>
+        </w:rPr>
+        <w:t>節），但撒拉依然一直沒有孩子。</w:t>
+        <w:br/>
+      </w:r>
+      <w:r>
+        <w:rPr>
+          <w:lang w:val="zh_TW" w:bidi="zh_TW"/>
+        </w:rPr>
+        <w:t>十年過去了，撒拉還是沒有懷孕（參</w:t>
+      </w:r>
+      <w:hyperlink r:id="rId81">
+        <w:r>
+          <w:rPr>
+            <w:lang w:val="zh_TW" w:bidi="zh_TW"/>
+          </w:rPr>
+          <w:rPr>
+            <w:color w:val="0000EE"/>
+            <w:u w:val="single"/>
+          </w:rPr>
+          <w:t>創12:4</w:t>
+        </w:r>
+      </w:hyperlink>
+      <w:r>
+        <w:rPr>
+          <w:lang w:val="zh_TW" w:bidi="zh_TW"/>
+        </w:rPr>
+        <w:t>，</w:t>
+      </w:r>
+      <w:hyperlink r:id="rId82">
+        <w:r>
+          <w:rPr>
+            <w:lang w:val="zh_TW" w:bidi="zh_TW"/>
+          </w:rPr>
+          <w:rPr>
+            <w:color w:val="0000EE"/>
+            <w:u w:val="single"/>
+          </w:rPr>
+          <w:t>16:16</w:t>
+        </w:r>
+      </w:hyperlink>
+      <w:r>
+        <w:rPr>
+          <w:lang w:val="zh_TW" w:bidi="zh_TW"/>
+        </w:rPr>
+        <w:t>）。於是，她把自己的埃及使女夏甲送給亞伯拉罕當妾，夏甲隨後生下一個兒子，名叫以實瑪利（</w:t>
+      </w:r>
+      <w:hyperlink r:id="rId83">
+        <w:r>
+          <w:rPr>
+            <w:lang w:val="zh_TW" w:bidi="zh_TW"/>
+          </w:rPr>
+          <w:rPr>
+            <w:color w:val="0000EE"/>
+            <w:u w:val="single"/>
+          </w:rPr>
+          <w:t>16:3–4</w:t>
+        </w:r>
+      </w:hyperlink>
+      <w:r>
+        <w:rPr>
+          <w:lang w:val="zh_TW" w:bidi="zh_TW"/>
+        </w:rPr>
+        <w:t>）。雖然神應許以實瑪利也會成為大國（</w:t>
+      </w:r>
+      <w:hyperlink r:id="rId84">
+        <w:r>
+          <w:rPr>
+            <w:lang w:val="zh_TW" w:bidi="zh_TW"/>
+          </w:rPr>
+          <w:rPr>
+            <w:color w:val="0000EE"/>
+            <w:u w:val="single"/>
+          </w:rPr>
+          <w:t>17:20</w:t>
+        </w:r>
+      </w:hyperlink>
+      <w:r>
+        <w:rPr>
+          <w:lang w:val="zh_TW" w:bidi="zh_TW"/>
+        </w:rPr>
+        <w:t>），但神說，以實瑪利並不是那個應許的孩子。神指明撒拉才是那個孩子的母親，儘管撒拉在聽到這個預言時還笑了一下。最後，隨著以撒的出生，這個預言實現了（</w:t>
+      </w:r>
+      <w:hyperlink r:id="rId85">
+        <w:r>
+          <w:rPr>
+            <w:lang w:val="zh_TW" w:bidi="zh_TW"/>
+          </w:rPr>
+          <w:rPr>
+            <w:color w:val="0000EE"/>
+            <w:u w:val="single"/>
+          </w:rPr>
+          <w:t>21:2–3</w:t>
+        </w:r>
+      </w:hyperlink>
+      <w:r>
+        <w:rPr>
+          <w:lang w:val="zh_TW" w:bidi="zh_TW"/>
+        </w:rPr>
+        <w:t>）。那時撒拉已經90歲了，這距離神第一次應許亞伯拉罕會有孩子已經過了25年（</w:t>
+      </w:r>
+      <w:hyperlink r:id="rId86">
+        <w:r>
+          <w:rPr>
+            <w:lang w:val="zh_TW" w:bidi="zh_TW"/>
+          </w:rPr>
+          <w:rPr>
+            <w:color w:val="0000EE"/>
+            <w:u w:val="single"/>
+          </w:rPr>
+          <w:t>17:17</w:t>
+        </w:r>
+      </w:hyperlink>
+      <w:r>
+        <w:rPr>
+          <w:lang w:val="zh_TW" w:bidi="zh_TW"/>
+        </w:rPr>
+        <w:t>，</w:t>
+      </w:r>
+      <w:hyperlink r:id="rId87">
+        <w:r>
+          <w:rPr>
+            <w:lang w:val="zh_TW" w:bidi="zh_TW"/>
+          </w:rPr>
+          <w:rPr>
+            <w:color w:val="0000EE"/>
+            <w:u w:val="single"/>
+          </w:rPr>
+          <w:t>21:5</w:t>
+        </w:r>
+      </w:hyperlink>
+      <w:r>
+        <w:rPr>
+          <w:lang w:val="zh_TW" w:bidi="zh_TW"/>
+        </w:rPr>
+        <w:t>）。</w:t>
+        <w:br/>
+      </w:r>
+      <w:r>
+        <w:rPr>
+          <w:lang w:val="zh_TW" w:bidi="zh_TW"/>
+        </w:rPr>
+        <w:t>在亞伯拉罕和撒拉剛到迦南時，因為當地發生饑荒，他們不得不去埃及避難。亞伯拉罕告訴埃及人說，撒拉只是他的妹妹而不是妻子。因為撒拉非常漂亮，所以法老（埃及的王）就把她接進了宮裡（</w:t>
+      </w:r>
+      <w:hyperlink r:id="rId88">
+        <w:r>
+          <w:rPr>
+            <w:lang w:val="zh_TW" w:bidi="zh_TW"/>
+          </w:rPr>
+          <w:rPr>
+            <w:color w:val="0000EE"/>
+            <w:u w:val="single"/>
+          </w:rPr>
+          <w:t>創12:11–15</w:t>
+        </w:r>
+      </w:hyperlink>
+      <w:r>
+        <w:rPr>
+          <w:lang w:val="zh_TW" w:bidi="zh_TW"/>
+        </w:rPr>
+        <w:t>）。埃及人因此對亞伯拉罕很好，沒有殺他。神為了保護撒拉和亞伯拉罕的婚姻，降下災禍給法老全家，直到法老放走撒拉為止。</w:t>
+        <w:br/>
+      </w:r>
+      <w:r>
+        <w:rPr>
+          <w:lang w:val="zh_TW" w:bidi="zh_TW"/>
+        </w:rPr>
+        <w:t>類似的事情後來在基拉耳也發生過，當時的王亞比米勒也把撒拉接進了家門（第</w:t>
+      </w:r>
+      <w:hyperlink r:id="rId89">
+        <w:r>
+          <w:rPr>
+            <w:lang w:val="zh_TW" w:bidi="zh_TW"/>
+          </w:rPr>
+          <w:rPr>
+            <w:color w:val="0000EE"/>
+            <w:u w:val="single"/>
+          </w:rPr>
+          <w:t>20</w:t>
+        </w:r>
+      </w:hyperlink>
+      <w:r>
+        <w:rPr>
+          <w:lang w:val="zh_TW" w:bidi="zh_TW"/>
+        </w:rPr>
+        <w:t>章）。神再次保護了撒拉，保住她作為應許之子母親的身分。神確保了以撒就是亞伯拉罕和撒拉親生兒子的事實，不會有任何疑慮。這件事發生後不久，以撒就出生了（</w:t>
+      </w:r>
+      <w:hyperlink r:id="rId90">
+        <w:r>
+          <w:rPr>
+            <w:lang w:val="zh_TW" w:bidi="zh_TW"/>
+          </w:rPr>
+          <w:rPr>
+            <w:color w:val="0000EE"/>
+            <w:u w:val="single"/>
+          </w:rPr>
+          <w:t>21:1–5</w:t>
+        </w:r>
+      </w:hyperlink>
+      <w:r>
+        <w:rPr>
+          <w:lang w:val="zh_TW" w:bidi="zh_TW"/>
+        </w:rPr>
+        <w:t>），其出生大約是在神應許的一年後（</w:t>
+      </w:r>
+      <w:hyperlink r:id="rId91">
+        <w:r>
+          <w:rPr>
+            <w:lang w:val="zh_TW" w:bidi="zh_TW"/>
+          </w:rPr>
+          <w:rPr>
+            <w:color w:val="0000EE"/>
+            <w:u w:val="single"/>
+          </w:rPr>
+          <w:t>17:21</w:t>
+        </w:r>
+      </w:hyperlink>
+      <w:r>
+        <w:rPr>
+          <w:lang w:val="zh_TW" w:bidi="zh_TW"/>
+        </w:rPr>
+        <w:t>；</w:t>
+      </w:r>
+      <w:hyperlink r:id="rId92">
+        <w:r>
+          <w:rPr>
+            <w:lang w:val="zh_TW" w:bidi="zh_TW"/>
+          </w:rPr>
+          <w:rPr>
+            <w:color w:val="0000EE"/>
+            <w:u w:val="single"/>
+          </w:rPr>
+          <w:t>18:10–14</w:t>
+        </w:r>
+      </w:hyperlink>
+      <w:r>
+        <w:rPr>
+          <w:lang w:val="zh_TW" w:bidi="zh_TW"/>
+        </w:rPr>
+        <w:t>）。撒拉去世時享年127歲，安葬在麥比拉的洞，那是亞伯拉罕向赫人以弗崙買下的地方（第</w:t>
+      </w:r>
+      <w:hyperlink r:id="rId93">
+        <w:r>
+          <w:rPr>
+            <w:lang w:val="zh_TW" w:bidi="zh_TW"/>
+          </w:rPr>
+          <w:rPr>
+            <w:color w:val="0000EE"/>
+            <w:u w:val="single"/>
+          </w:rPr>
+          <w:t>23</w:t>
+        </w:r>
+      </w:hyperlink>
+      <w:r>
+        <w:rPr>
+          <w:lang w:val="zh_TW" w:bidi="zh_TW"/>
+        </w:rPr>
+        <w:t>章）。</w:t>
+        <w:br/>
+      </w:r>
+      <w:r>
+        <w:rPr>
+          <w:lang w:val="zh_TW" w:bidi="zh_TW"/>
+        </w:rPr>
+        <w:t>除了創世記，舊約聖經只在</w:t>
+      </w:r>
+      <w:hyperlink r:id="rId94">
+        <w:r>
+          <w:rPr>
+            <w:lang w:val="zh_TW" w:bidi="zh_TW"/>
+          </w:rPr>
+          <w:rPr>
+            <w:color w:val="0000EE"/>
+            <w:u w:val="single"/>
+          </w:rPr>
+          <w:t>以賽亞書五十一章2節</w:t>
+        </w:r>
+      </w:hyperlink>
+      <w:r>
+        <w:rPr>
+          <w:lang w:val="zh_TW" w:bidi="zh_TW"/>
+        </w:rPr>
+        <w:t>提到過撒拉。新約聖經則在</w:t>
+      </w:r>
+      <w:hyperlink r:id="rId95">
+        <w:r>
+          <w:rPr>
+            <w:lang w:val="zh_TW" w:bidi="zh_TW"/>
+          </w:rPr>
+          <w:rPr>
+            <w:color w:val="0000EE"/>
+            <w:u w:val="single"/>
+          </w:rPr>
+          <w:t>羅馬書四章19節</w:t>
         </w:r>
       </w:hyperlink>
       <w:r>
@@ -305,70 +3685,16 @@
         </w:rPr>
         <w:t>、</w:t>
       </w:r>
-      <w:hyperlink r:id="rId16">
-        <w:r>
-          <w:rPr>
-            <w:lang w:val="zh_TW" w:bidi="zh_TW"/>
-          </w:rPr>
-          <w:rPr>
-            <w:color w:val="0000EE"/>
-            <w:u w:val="single"/>
-          </w:rPr>
-          <w:t>8</w:t>
-        </w:r>
-      </w:hyperlink>
-      <w:r>
-        <w:rPr>
-          <w:lang w:val="zh_TW" w:bidi="zh_TW"/>
-        </w:rPr>
-        <w:t>）、亞述人（</w:t>
-      </w:r>
-      <w:hyperlink r:id="rId17">
-        <w:r>
-          <w:rPr>
-            <w:lang w:val="zh_TW" w:bidi="zh_TW"/>
-          </w:rPr>
-          <w:rPr>
-            <w:color w:val="0000EE"/>
-            <w:u w:val="single"/>
-          </w:rPr>
-          <w:t>鴻3:16</w:t>
-        </w:r>
-      </w:hyperlink>
-      <w:r>
-        <w:rPr>
-          <w:lang w:val="zh_TW" w:bidi="zh_TW"/>
-        </w:rPr>
-        <w:t>）、巴比倫人、波斯人、希臘人和羅馬人交易。有些商人會遠行各地營商（</w:t>
-      </w:r>
-      <w:hyperlink r:id="rId18">
-        <w:r>
-          <w:rPr>
-            <w:lang w:val="zh_TW" w:bidi="zh_TW"/>
-          </w:rPr>
-          <w:rPr>
-            <w:color w:val="0000EE"/>
-            <w:u w:val="single"/>
-          </w:rPr>
-          <w:t>尼13:16–20</w:t>
-        </w:r>
-      </w:hyperlink>
-      <w:r>
-        <w:rPr>
-          <w:lang w:val="zh_TW" w:bidi="zh_TW"/>
-        </w:rPr>
-        <w:t>）。居於曠野的族群則以商隊形式，在多處地方販賣他們的貨物（</w:t>
-      </w:r>
-      <w:hyperlink r:id="rId19">
-        <w:r>
-          <w:rPr>
-            <w:lang w:val="zh_TW" w:bidi="zh_TW"/>
-          </w:rPr>
-          <w:rPr>
-            <w:color w:val="0000EE"/>
-            <w:u w:val="single"/>
-          </w:rPr>
-          <w:t>結27:15</w:t>
+      <w:hyperlink r:id="rId96">
+        <w:r>
+          <w:rPr>
+            <w:lang w:val="zh_TW" w:bidi="zh_TW"/>
+          </w:rPr>
+          <w:rPr>
+            <w:color w:val="0000EE"/>
+            <w:u w:val="single"/>
+          </w:rPr>
+          <w:t>九章9節</w:t>
         </w:r>
       </w:hyperlink>
       <w:r>
@@ -377,106 +3703,368 @@
         </w:rPr>
         <w:t>、</w:t>
       </w:r>
-      <w:hyperlink r:id="rId19">
-        <w:r>
-          <w:rPr>
-            <w:lang w:val="zh_TW" w:bidi="zh_TW"/>
-          </w:rPr>
-          <w:rPr>
-            <w:color w:val="0000EE"/>
-            <w:u w:val="single"/>
-          </w:rPr>
-          <w:t>20–23</w:t>
-        </w:r>
-      </w:hyperlink>
-      <w:r>
-        <w:rPr>
-          <w:lang w:val="zh_TW" w:bidi="zh_TW"/>
-        </w:rPr>
-        <w:t>，</w:t>
-      </w:r>
-      <w:hyperlink r:id="rId20">
-        <w:r>
-          <w:rPr>
-            <w:lang w:val="zh_TW" w:bidi="zh_TW"/>
-          </w:rPr>
-          <w:rPr>
-            <w:color w:val="0000EE"/>
-            <w:u w:val="single"/>
-          </w:rPr>
-          <w:t>38:13</w:t>
-        </w:r>
-      </w:hyperlink>
-      <w:r>
-        <w:rPr>
-          <w:lang w:val="zh_TW" w:bidi="zh_TW"/>
-        </w:rPr>
-        <w:t>）。商人通常在市集進行買賣，也會設立店鋪經營交易（</w:t>
-      </w:r>
-      <w:hyperlink r:id="rId14">
-        <w:r>
-          <w:rPr>
-            <w:lang w:val="zh_TW" w:bidi="zh_TW"/>
-          </w:rPr>
-          <w:rPr>
-            <w:color w:val="0000EE"/>
-            <w:u w:val="single"/>
-          </w:rPr>
-          <w:t>王上20:34</w:t>
-        </w:r>
-      </w:hyperlink>
+      <w:hyperlink r:id="rId97">
+        <w:r>
+          <w:rPr>
+            <w:lang w:val="zh_TW" w:bidi="zh_TW"/>
+          </w:rPr>
+          <w:rPr>
+            <w:color w:val="0000EE"/>
+            <w:u w:val="single"/>
+          </w:rPr>
+          <w:t>希伯來書十一章11節</w:t>
+        </w:r>
+      </w:hyperlink>
+      <w:r>
+        <w:rPr>
+          <w:lang w:val="zh_TW" w:bidi="zh_TW"/>
+        </w:rPr>
+        <w:t>、</w:t>
+      </w:r>
+      <w:hyperlink r:id="rId98">
+        <w:r>
+          <w:rPr>
+            <w:lang w:val="zh_TW" w:bidi="zh_TW"/>
+          </w:rPr>
+          <w:rPr>
+            <w:color w:val="0000EE"/>
+            <w:u w:val="single"/>
+          </w:rPr>
+          <w:t>彼得前書三章6節</w:t>
+        </w:r>
+      </w:hyperlink>
+      <w:r>
+        <w:rPr>
+          <w:lang w:val="zh_TW" w:bidi="zh_TW"/>
+        </w:rPr>
+        <w:t>和</w:t>
+      </w:r>
+      <w:hyperlink r:id="rId99">
+        <w:r>
+          <w:rPr>
+            <w:lang w:val="zh_TW" w:bidi="zh_TW"/>
+          </w:rPr>
+          <w:rPr>
+            <w:color w:val="0000EE"/>
+            <w:u w:val="single"/>
+          </w:rPr>
+          <w:t>加拉太書四章21至31節</w:t>
+        </w:r>
+      </w:hyperlink>
+      <w:r>
+        <w:rPr>
+          <w:lang w:val="zh_TW" w:bidi="zh_TW"/>
+        </w:rPr>
+        <w:t>提到了她（儘管在加拉太書的經文中沒有直接說出她的名字）。</w:t>
+        <w:br/>
+      </w:r>
+      <w:r>
+        <w:rPr>
+          <w:i/>
+          <w:lang w:val="zh_TW" w:bidi="zh_TW"/>
+        </w:rPr>
+        <w:t>另見</w:t>
+      </w:r>
+      <w:r>
+        <w:rPr>
+          <w:lang w:val="zh_TW" w:bidi="zh_TW"/>
+        </w:rPr>
+        <w:t xml:space="preserve"> </w:t>
+      </w:r>
+      <w:r>
+        <w:rPr>
+          <w:lang w:val="zh_TW" w:bidi="zh_TW"/>
+        </w:rPr>
+        <w:t>亞伯拉罕</w:t>
+      </w:r>
       <w:r>
         <w:rPr>
           <w:lang w:val="zh_TW" w:bidi="zh_TW"/>
         </w:rPr>
         <w:t>；</w:t>
       </w:r>
-      <w:hyperlink r:id="rId21">
-        <w:r>
-          <w:rPr>
-            <w:lang w:val="zh_TW" w:bidi="zh_TW"/>
-          </w:rPr>
-          <w:rPr>
-            <w:color w:val="0000EE"/>
-            <w:u w:val="single"/>
-          </w:rPr>
-          <w:t>尼3:31</w:t>
-        </w:r>
-      </w:hyperlink>
-      <w:r>
-        <w:rPr>
-          <w:lang w:val="zh_TW" w:bidi="zh_TW"/>
-        </w:rPr>
-        <w:t>，</w:t>
-      </w:r>
-      <w:hyperlink r:id="rId22">
-        <w:r>
-          <w:rPr>
-            <w:lang w:val="zh_TW" w:bidi="zh_TW"/>
-          </w:rPr>
-          <w:rPr>
-            <w:color w:val="0000EE"/>
-            <w:u w:val="single"/>
-          </w:rPr>
-          <w:t>13:19–20</w:t>
-        </w:r>
-      </w:hyperlink>
-      <w:r>
-        <w:rPr>
-          <w:lang w:val="zh_TW" w:bidi="zh_TW"/>
-        </w:rPr>
-        <w:t>）。貨物則會存放在庫房中（</w:t>
-      </w:r>
-      <w:hyperlink r:id="rId23">
-        <w:r>
-          <w:rPr>
-            <w:lang w:val="zh_TW" w:bidi="zh_TW"/>
-          </w:rPr>
-          <w:rPr>
-            <w:color w:val="0000EE"/>
-            <w:u w:val="single"/>
-          </w:rPr>
-          <w:t>創41:49</w:t>
+      <w:r>
+        <w:rPr>
+          <w:lang w:val="zh_TW" w:bidi="zh_TW"/>
+        </w:rPr>
+        <w:t>不能生育</w:t>
+      </w:r>
+      <w:r>
+        <w:rPr>
+          <w:lang w:val="zh_TW" w:bidi="zh_TW"/>
+        </w:rPr>
+        <w:t>。</w:t>
+      </w:r>
+    </w:p>
+    <w:p>
+      <w:pPr>
+        <w:pStyle w:val="ListNumber"/>
+        <w:spacing w:line="240" w:lineRule="auto"/>
+        <w:ind w:left="720"/>
+      </w:pPr>
+      <w:r>
+        <w:rPr>
+          <w:lang w:val="zh_TW" w:bidi="zh_TW"/>
+        </w:rPr>
+      </w:r>
+      <w:r>
+        <w:rPr>
+          <w:lang w:val="zh_TW" w:bidi="zh_TW"/>
+        </w:rPr>
+        <w:t>這是一些譯本在</w:t>
+      </w:r>
+      <w:hyperlink r:id="rId100">
+        <w:r>
+          <w:rPr>
+            <w:lang w:val="zh_TW" w:bidi="zh_TW"/>
+          </w:rPr>
+          <w:rPr>
+            <w:color w:val="0000EE"/>
+            <w:u w:val="single"/>
+          </w:rPr>
+          <w:t>民數記二十六章46節</w:t>
+        </w:r>
+      </w:hyperlink>
+      <w:r>
+        <w:rPr>
+          <w:lang w:val="zh_TW" w:bidi="zh_TW"/>
+        </w:rPr>
+        <w:t>中對亞設的女兒西拉 (Serah) 的拼寫方式。</w:t>
+      </w:r>
+      <w:r>
+        <w:rPr>
+          <w:i/>
+          <w:lang w:val="zh_TW" w:bidi="zh_TW"/>
+        </w:rPr>
+        <w:t>見</w:t>
+      </w:r>
+      <w:r>
+        <w:rPr>
+          <w:lang w:val="zh_TW" w:bidi="zh_TW"/>
+        </w:rPr>
+        <w:t>西拉</w:t>
+      </w:r>
+      <w:r>
+        <w:rPr>
+          <w:lang w:val="zh_TW" w:bidi="zh_TW"/>
+        </w:rPr>
+        <w:t>。</w:t>
+      </w:r>
+    </w:p>
+    <w:p>
+      <w:pPr>
+        <w:pStyle w:val="ListNumber"/>
+        <w:spacing w:line="240" w:lineRule="auto"/>
+        <w:ind w:left="720"/>
+      </w:pPr>
+      <w:r>
+        <w:rPr>
+          <w:lang w:val="zh_TW" w:bidi="zh_TW"/>
+        </w:rPr>
+      </w:r>
+      <w:r>
+        <w:rPr>
+          <w:lang w:val="zh_TW" w:bidi="zh_TW"/>
+        </w:rPr>
+        <w:t>多比傳（the book of Tobit）的女主角是撒拉。撒拉在痛苦中的祈禱得到了神的垂聽，神差遣天使拉斐爾（Raphael）充當媒人，安排她嫁給多比亞（</w:t>
+      </w:r>
+      <w:hyperlink r:id="rId101">
+        <w:r>
+          <w:rPr>
+            <w:lang w:val="zh_TW" w:bidi="zh_TW"/>
+          </w:rPr>
+          <w:rPr>
+            <w:color w:val="0000EE"/>
+            <w:u w:val="single"/>
+          </w:rPr>
+          <w:t>多比傳6:9及之後</w:t>
+        </w:r>
+      </w:hyperlink>
+      <w:r>
+        <w:rPr>
+          <w:lang w:val="zh_TW" w:bidi="zh_TW"/>
+        </w:rPr>
+        <w:t>）。撒拉先前一直被惡魔折磨，導致她之前的七任丈夫都在婚禮當晚去世。後來多比亞按照天使拉斐爾給他的配方，使用魚的心臟和肝臟趕走了惡魔（</w:t>
+      </w:r>
+      <w:hyperlink r:id="rId102">
+        <w:r>
+          <w:rPr>
+            <w:lang w:val="zh_TW" w:bidi="zh_TW"/>
+          </w:rPr>
+          <w:rPr>
+            <w:color w:val="0000EE"/>
+            <w:u w:val="single"/>
+          </w:rPr>
+          <w:t>8:2</w:t>
+        </w:r>
+      </w:hyperlink>
+      <w:r>
+        <w:rPr>
+          <w:lang w:val="zh_TW" w:bidi="zh_TW"/>
+        </w:rPr>
+        <w:t>）。多比和妻子安娜在尼尼微去世後，多比亞和撒拉帶著孩子們回到了撒拉在埃克巴坦那 (Ecbatana) 的家（</w:t>
+      </w:r>
+      <w:hyperlink r:id="rId103">
+        <w:r>
+          <w:rPr>
+            <w:lang w:val="zh_TW" w:bidi="zh_TW"/>
+          </w:rPr>
+          <w:rPr>
+            <w:color w:val="0000EE"/>
+            <w:u w:val="single"/>
+          </w:rPr>
+          <w:t>14:12及之後</w:t>
+        </w:r>
+      </w:hyperlink>
+      <w:r>
+        <w:rPr>
+          <w:lang w:val="zh_TW" w:bidi="zh_TW"/>
+        </w:rPr>
+        <w:t>）。</w:t>
+      </w:r>
+      <w:r>
+        <w:rPr>
+          <w:lang w:val="zh_TW" w:bidi="zh_TW"/>
+        </w:rPr>
+      </w:r>
+      <w:r>
+        <w:rPr>
+          <w:lang w:val="zh_TW" w:bidi="zh_TW"/>
+        </w:rPr>
+      </w:r>
+    </w:p>
+    <w:p>
+      <w:pPr/>
+      <w:r>
+        <w:rPr>
+          <w:lang w:val="zh_TW" w:bidi="zh_TW"/>
+        </w:rPr>
+      </w:r>
+    </w:p>
+    <w:p>
+      <w:pPr>
+        <w:pStyle w:val="Heading2"/>
+      </w:pPr>
+      <w:r>
+        <w:rPr>
+          <w:lang w:val="zh_TW" w:bidi="zh_TW"/>
+        </w:rPr>
+        <w:t>撒萊</w:t>
+      </w:r>
+      <w:r>
+        <w:rPr>
+          <w:lang w:val="zh_TW" w:bidi="zh_TW"/>
+        </w:rPr>
+      </w:r>
+    </w:p>
+    <w:p>
+      <w:pPr/>
+      <w:r>
+        <w:rPr>
+          <w:lang w:val="zh_TW" w:bidi="zh_TW"/>
+        </w:rPr>
+      </w:r>
+      <w:r>
+        <w:rPr>
+          <w:lang w:val="zh_TW" w:bidi="zh_TW"/>
+        </w:rPr>
+        <w:t>這是亞伯拉罕的妻子撒拉原來的名字（</w:t>
+      </w:r>
+      <w:hyperlink r:id="rId74">
+        <w:r>
+          <w:rPr>
+            <w:lang w:val="zh_TW" w:bidi="zh_TW"/>
+          </w:rPr>
+          <w:rPr>
+            <w:color w:val="0000EE"/>
+            <w:u w:val="single"/>
+          </w:rPr>
+          <w:t>創11:29</w:t>
+        </w:r>
+      </w:hyperlink>
+      <w:r>
+        <w:rPr>
+          <w:lang w:val="zh_TW" w:bidi="zh_TW"/>
+        </w:rPr>
+        <w:t>）。</w:t>
+      </w:r>
+      <w:r>
+        <w:rPr>
+          <w:i/>
+          <w:lang w:val="zh_TW" w:bidi="zh_TW"/>
+        </w:rPr>
+        <w:t>見</w:t>
+      </w:r>
+      <w:r>
+        <w:rPr>
+          <w:lang w:val="zh_TW" w:bidi="zh_TW"/>
+        </w:rPr>
+        <w:t>撒拉 #1</w:t>
+      </w:r>
+      <w:r>
+        <w:rPr>
+          <w:lang w:val="zh_TW" w:bidi="zh_TW"/>
+        </w:rPr>
+        <w:t>。</w:t>
+      </w:r>
+      <w:r>
+        <w:rPr>
+          <w:lang w:val="zh_TW" w:bidi="zh_TW"/>
+        </w:rPr>
+      </w:r>
+      <w:r>
+        <w:rPr>
+          <w:lang w:val="zh_TW" w:bidi="zh_TW"/>
+        </w:rPr>
+      </w:r>
+    </w:p>
+    <w:p>
+      <w:pPr/>
+      <w:r>
+        <w:rPr>
+          <w:lang w:val="zh_TW" w:bidi="zh_TW"/>
+        </w:rPr>
+      </w:r>
+    </w:p>
+    <w:p>
+      <w:pPr>
+        <w:pStyle w:val="Heading2"/>
+      </w:pPr>
+      <w:r>
+        <w:rPr>
+          <w:lang w:val="zh_TW" w:bidi="zh_TW"/>
+        </w:rPr>
+        <w:t>撒冷</w:t>
+      </w:r>
+      <w:r>
+        <w:rPr>
+          <w:lang w:val="zh_TW" w:bidi="zh_TW"/>
+        </w:rPr>
+      </w:r>
+    </w:p>
+    <w:p>
+      <w:pPr/>
+      <w:r>
+        <w:rPr>
+          <w:lang w:val="zh_TW" w:bidi="zh_TW"/>
+        </w:rPr>
+      </w:r>
+      <w:r>
+        <w:rPr>
+          <w:lang w:val="zh_TW" w:bidi="zh_TW"/>
+        </w:rPr>
+        <w:t>這是祭司—王麥基洗德的故鄉（</w:t>
+      </w:r>
+      <w:hyperlink r:id="rId104">
+        <w:r>
+          <w:rPr>
+            <w:lang w:val="zh_TW" w:bidi="zh_TW"/>
+          </w:rPr>
+          <w:rPr>
+            <w:color w:val="0000EE"/>
+            <w:u w:val="single"/>
+          </w:rPr>
+          <w:t>創14:18</w:t>
         </w:r>
       </w:hyperlink>
       <w:r>
@@ -485,88 +4073,179 @@
         </w:rPr>
         <w:t>；</w:t>
       </w:r>
-      <w:hyperlink r:id="rId24">
-        <w:r>
-          <w:rPr>
-            <w:lang w:val="zh_TW" w:bidi="zh_TW"/>
-          </w:rPr>
-          <w:rPr>
-            <w:color w:val="0000EE"/>
-            <w:u w:val="single"/>
-          </w:rPr>
-          <w:t>王上9:19</w:t>
-        </w:r>
-      </w:hyperlink>
-      <w:r>
-        <w:rPr>
-          <w:lang w:val="zh_TW" w:bidi="zh_TW"/>
-        </w:rPr>
-        <w:t>）。雅各的眾子曾在埃及通商（</w:t>
-      </w:r>
-      <w:hyperlink r:id="rId25">
-        <w:r>
-          <w:rPr>
-            <w:lang w:val="zh_TW" w:bidi="zh_TW"/>
-          </w:rPr>
-          <w:rPr>
-            <w:color w:val="0000EE"/>
-            <w:u w:val="single"/>
-          </w:rPr>
-          <w:t>創43:11</w:t>
-        </w:r>
-      </w:hyperlink>
-      <w:r>
-        <w:rPr>
-          <w:lang w:val="zh_TW" w:bidi="zh_TW"/>
-        </w:rPr>
-        <w:t>）。所羅門作王的時代，貿易活動大大擴展（</w:t>
-      </w:r>
-      <w:hyperlink r:id="rId26">
-        <w:r>
-          <w:rPr>
-            <w:lang w:val="zh_TW" w:bidi="zh_TW"/>
-          </w:rPr>
-          <w:rPr>
-            <w:color w:val="0000EE"/>
-            <w:u w:val="single"/>
-          </w:rPr>
-          <w:t>王上9:26–27</w:t>
-        </w:r>
-      </w:hyperlink>
-      <w:r>
-        <w:rPr>
-          <w:lang w:val="zh_TW" w:bidi="zh_TW"/>
-        </w:rPr>
-        <w:t>，</w:t>
-      </w:r>
-      <w:hyperlink r:id="rId27">
-        <w:r>
-          <w:rPr>
-            <w:lang w:val="zh_TW" w:bidi="zh_TW"/>
-          </w:rPr>
-          <w:rPr>
-            <w:color w:val="0000EE"/>
-            <w:u w:val="single"/>
-          </w:rPr>
-          <w:t>10:28</w:t>
-        </w:r>
-      </w:hyperlink>
-      <w:r>
-        <w:rPr>
-          <w:lang w:val="zh_TW" w:bidi="zh_TW"/>
-        </w:rPr>
-        <w:t>）。猶大人在被擄期間，於巴比倫地參與貿易活動，並且有許多人後來沒有歸回巴勒斯坦。商人也在耶路撒冷協助尼希米重建城牆（</w:t>
-      </w:r>
-      <w:hyperlink r:id="rId28">
-        <w:r>
-          <w:rPr>
-            <w:lang w:val="zh_TW" w:bidi="zh_TW"/>
-          </w:rPr>
-          <w:rPr>
-            <w:color w:val="0000EE"/>
-            <w:u w:val="single"/>
-          </w:rPr>
-          <w:t>尼3:31–32</w:t>
+      <w:hyperlink r:id="rId105">
+        <w:r>
+          <w:rPr>
+            <w:lang w:val="zh_TW" w:bidi="zh_TW"/>
+          </w:rPr>
+          <w:rPr>
+            <w:color w:val="0000EE"/>
+            <w:u w:val="single"/>
+          </w:rPr>
+          <w:t>詩76:2</w:t>
+        </w:r>
+      </w:hyperlink>
+      <w:r>
+        <w:rPr>
+          <w:lang w:val="zh_TW" w:bidi="zh_TW"/>
+        </w:rPr>
+        <w:t>；</w:t>
+      </w:r>
+      <w:hyperlink r:id="rId106">
+        <w:r>
+          <w:rPr>
+            <w:lang w:val="zh_TW" w:bidi="zh_TW"/>
+          </w:rPr>
+          <w:rPr>
+            <w:color w:val="0000EE"/>
+            <w:u w:val="single"/>
+          </w:rPr>
+          <w:t>來7:1–2</w:t>
+        </w:r>
+      </w:hyperlink>
+      <w:r>
+        <w:rPr>
+          <w:lang w:val="zh_TW" w:bidi="zh_TW"/>
+        </w:rPr>
+        <w:t>）。一般認為撒冷就是耶路撒冷的古稱。</w:t>
+      </w:r>
+      <w:r>
+        <w:rPr>
+          <w:i/>
+          <w:lang w:val="zh_TW" w:bidi="zh_TW"/>
+        </w:rPr>
+        <w:t>見</w:t>
+      </w:r>
+      <w:r>
+        <w:rPr>
+          <w:lang w:val="zh_TW" w:bidi="zh_TW"/>
+        </w:rPr>
+        <w:t>耶路撒冷</w:t>
+      </w:r>
+      <w:r>
+        <w:rPr>
+          <w:lang w:val="zh_TW" w:bidi="zh_TW"/>
+        </w:rPr>
+        <w:t>。</w:t>
+      </w:r>
+      <w:r>
+        <w:rPr>
+          <w:lang w:val="zh_TW" w:bidi="zh_TW"/>
+        </w:rPr>
+      </w:r>
+      <w:r>
+        <w:rPr>
+          <w:lang w:val="zh_TW" w:bidi="zh_TW"/>
+        </w:rPr>
+      </w:r>
+    </w:p>
+    <w:p>
+      <w:pPr/>
+      <w:r>
+        <w:rPr>
+          <w:lang w:val="zh_TW" w:bidi="zh_TW"/>
+        </w:rPr>
+      </w:r>
+    </w:p>
+    <w:p>
+      <w:pPr>
+        <w:pStyle w:val="Heading2"/>
+      </w:pPr>
+      <w:r>
+        <w:rPr>
+          <w:lang w:val="zh_TW" w:bidi="zh_TW"/>
+        </w:rPr>
+        <w:t>撒羅米</w:t>
+      </w:r>
+      <w:r>
+        <w:rPr>
+          <w:lang w:val="zh_TW" w:bidi="zh_TW"/>
+        </w:rPr>
+      </w:r>
+    </w:p>
+    <w:p>
+      <w:pPr/>
+      <w:r>
+        <w:rPr>
+          <w:lang w:val="zh_TW" w:bidi="zh_TW"/>
+        </w:rPr>
+      </w:r>
+      <w:r>
+        <w:rPr>
+          <w:lang w:val="zh_TW" w:bidi="zh_TW"/>
+        </w:rPr>
+        <w:t>撒羅米這個名字來自希伯來的問候語</w:t>
+      </w:r>
+      <w:r>
+        <w:rPr>
+          <w:i/>
+          <w:lang w:val="zh_TW" w:bidi="zh_TW"/>
+        </w:rPr>
+        <w:t>shalom，</w:t>
+      </w:r>
+      <w:r>
+        <w:rPr>
+          <w:lang w:val="zh_TW" w:bidi="zh_TW"/>
+        </w:rPr>
+        <w:t>意思是平安。這個名字在結尾加上字母「e」是希臘式的風格。</w:t>
+      </w:r>
+    </w:p>
+    <w:p>
+      <w:pPr>
+        <w:pStyle w:val="ListNumber"/>
+        <w:numPr>
+          <w:ilvl w:val="0"/>
+          <w:numId w:val="16"/>
+        </w:numPr>
+        <w:spacing w:line="240" w:lineRule="auto"/>
+        <w:ind w:left="720"/>
+      </w:pPr>
+      <w:r>
+        <w:rPr>
+          <w:lang w:val="zh_TW" w:bidi="zh_TW"/>
+        </w:rPr>
+      </w:r>
+      <w:r>
+        <w:rPr>
+          <w:lang w:val="zh_TW" w:bidi="zh_TW"/>
+        </w:rPr>
+        <w:t>一位名叫撒羅米的婦人是耶穌的追隨者。她可能是馬利亞的姐妹，雅各和約翰的母親。在</w:t>
+      </w:r>
+      <w:hyperlink r:id="rId107">
+        <w:r>
+          <w:rPr>
+            <w:lang w:val="zh_TW" w:bidi="zh_TW"/>
+          </w:rPr>
+          <w:rPr>
+            <w:color w:val="0000EE"/>
+            <w:u w:val="single"/>
+          </w:rPr>
+          <w:t>馬可福音十五章40節</w:t>
+        </w:r>
+      </w:hyperlink>
+      <w:r>
+        <w:rPr>
+          <w:lang w:val="zh_TW" w:bidi="zh_TW"/>
+        </w:rPr>
+        <w:t>中，福音書作者描述了站在十字架下的婦人。有三位的名字被提及：抹大拉的馬利亞、小雅各和約西的母親馬利亞，以及撒羅米。</w:t>
+        <w:br/>
+      </w:r>
+      <w:r>
+        <w:rPr>
+          <w:lang w:val="zh_TW" w:bidi="zh_TW"/>
+        </w:rPr>
+        <w:t>馬可後來描述了天未亮之前來到墳墓的婦人。馬可記載抹大拉的馬利亞、雅各的母親馬利亞和撒羅米帶了香料來膏抹屍體（</w:t>
+      </w:r>
+      <w:hyperlink r:id="rId108">
+        <w:r>
+          <w:rPr>
+            <w:lang w:val="zh_TW" w:bidi="zh_TW"/>
+          </w:rPr>
+          <w:rPr>
+            <w:color w:val="0000EE"/>
+            <w:u w:val="single"/>
+          </w:rPr>
+          <w:t>馬可福音16:1</w:t>
         </w:r>
       </w:hyperlink>
       <w:r>
@@ -574,6 +4253,1384 @@
           <w:lang w:val="zh_TW" w:bidi="zh_TW"/>
         </w:rPr>
         <w:t>）。</w:t>
+        <w:br/>
+      </w:r>
+      <w:r>
+        <w:rPr>
+          <w:lang w:val="zh_TW" w:bidi="zh_TW"/>
+        </w:rPr>
+        <w:t>馬太提到兩位名叫馬利亞的女人，以及西庇太兒子的母親，她可能是撒羅米（</w:t>
+      </w:r>
+      <w:hyperlink r:id="rId109">
+        <w:r>
+          <w:rPr>
+            <w:lang w:val="zh_TW" w:bidi="zh_TW"/>
+          </w:rPr>
+          <w:rPr>
+            <w:color w:val="0000EE"/>
+            <w:u w:val="single"/>
+          </w:rPr>
+          <w:t>馬太福音27:56</w:t>
+        </w:r>
+      </w:hyperlink>
+      <w:r>
+        <w:rPr>
+          <w:lang w:val="zh_TW" w:bidi="zh_TW"/>
+        </w:rPr>
+        <w:t>）。</w:t>
+        <w:br/>
+      </w:r>
+      <w:r>
+        <w:rPr>
+          <w:lang w:val="zh_TW" w:bidi="zh_TW"/>
+        </w:rPr>
+        <w:t>約翰提到四位女性：</w:t>
+      </w:r>
+    </w:p>
+    <w:p>
+      <w:pPr>
+        <w:pStyle w:val="ListNumber"/>
+        <w:spacing w:line="240" w:lineRule="auto"/>
+        <w:ind w:left="1440"/>
+      </w:pPr>
+      <w:r>
+        <w:rPr>
+          <w:lang w:val="zh_TW" w:bidi="zh_TW"/>
+        </w:rPr>
+      </w:r>
+      <w:r>
+        <w:rPr>
+          <w:lang w:val="zh_TW" w:bidi="zh_TW"/>
+        </w:rPr>
+        <w:t>耶穌的母親馬利亞；</w:t>
+      </w:r>
+    </w:p>
+    <w:p>
+      <w:pPr>
+        <w:pStyle w:val="ListNumber"/>
+        <w:spacing w:line="240" w:lineRule="auto"/>
+        <w:ind w:left="1440"/>
+      </w:pPr>
+      <w:r>
+        <w:rPr>
+          <w:lang w:val="zh_TW" w:bidi="zh_TW"/>
+        </w:rPr>
+      </w:r>
+      <w:r>
+        <w:rPr>
+          <w:lang w:val="zh_TW" w:bidi="zh_TW"/>
+        </w:rPr>
+        <w:t>革羅罷</w:t>
+      </w:r>
+      <w:r>
+        <w:rPr>
+          <w:lang w:val="zh_TW" w:bidi="zh_TW"/>
+        </w:rPr>
+        <w:t>的妻子馬利亞；</w:t>
+      </w:r>
+    </w:p>
+    <w:p>
+      <w:pPr>
+        <w:pStyle w:val="ListNumber"/>
+        <w:spacing w:line="240" w:lineRule="auto"/>
+        <w:ind w:left="1440"/>
+      </w:pPr>
+      <w:r>
+        <w:rPr>
+          <w:lang w:val="zh_TW" w:bidi="zh_TW"/>
+        </w:rPr>
+      </w:r>
+      <w:r>
+        <w:rPr>
+          <w:lang w:val="zh_TW" w:bidi="zh_TW"/>
+        </w:rPr>
+        <w:t>抹大拉的馬利亞；以及</w:t>
+      </w:r>
+    </w:p>
+    <w:p>
+      <w:pPr>
+        <w:pStyle w:val="ListNumber"/>
+        <w:spacing w:line="240" w:lineRule="auto"/>
+        <w:ind w:left="1440"/>
+      </w:pPr>
+      <w:r>
+        <w:rPr>
+          <w:lang w:val="zh_TW" w:bidi="zh_TW"/>
+        </w:rPr>
+      </w:r>
+      <w:r>
+        <w:rPr>
+          <w:lang w:val="zh_TW" w:bidi="zh_TW"/>
+        </w:rPr>
+        <w:t>馬利亞的</w:t>
+      </w:r>
+      <w:r>
+        <w:rPr>
+          <w:lang w:val="zh_TW" w:bidi="zh_TW"/>
+        </w:rPr>
+        <w:t>姊妹</w:t>
+      </w:r>
+      <w:r>
+        <w:rPr>
+          <w:lang w:val="zh_TW" w:bidi="zh_TW"/>
+        </w:rPr>
+        <w:t>（在</w:t>
+      </w:r>
+      <w:hyperlink r:id="rId110">
+        <w:r>
+          <w:rPr>
+            <w:lang w:val="zh_TW" w:bidi="zh_TW"/>
+          </w:rPr>
+          <w:rPr>
+            <w:color w:val="0000EE"/>
+            <w:u w:val="single"/>
+          </w:rPr>
+          <w:t>約翰福音19:25</w:t>
+        </w:r>
+      </w:hyperlink>
+      <w:r>
+        <w:rPr>
+          <w:lang w:val="zh_TW" w:bidi="zh_TW"/>
+        </w:rPr>
+        <w:t>中未提及名字）。</w:t>
+      </w:r>
+    </w:p>
+    <w:p>
+      <w:pPr/>
+      <w:r>
+        <w:rPr>
+          <w:lang w:val="zh_TW" w:bidi="zh_TW"/>
+        </w:rPr>
+      </w:r>
+      <w:r>
+        <w:rPr>
+          <w:lang w:val="zh_TW" w:bidi="zh_TW"/>
+        </w:rPr>
+        <w:t>如果馬利亞的</w:t>
+      </w:r>
+      <w:r>
+        <w:rPr>
+          <w:lang w:val="zh_TW" w:bidi="zh_TW"/>
+        </w:rPr>
+        <w:t>姊妹</w:t>
+      </w:r>
+      <w:r>
+        <w:rPr>
+          <w:lang w:val="zh_TW" w:bidi="zh_TW"/>
+        </w:rPr>
+        <w:t>是撒羅米，那麼她和西庇太兒子的母親很可能是同一個人。這就使雅各和約翰，即西庇太的兒子，是耶穌的表兄弟。</w:t>
+      </w:r>
+    </w:p>
+    <w:p>
+      <w:pPr>
+        <w:pStyle w:val="ListNumber"/>
+        <w:numPr>
+          <w:ilvl w:val="0"/>
+          <w:numId w:val="17"/>
+        </w:numPr>
+        <w:spacing w:line="240" w:lineRule="auto"/>
+        <w:ind w:left="720"/>
+      </w:pPr>
+      <w:r>
+        <w:rPr>
+          <w:lang w:val="zh_TW" w:bidi="zh_TW"/>
+        </w:rPr>
+      </w:r>
+      <w:r>
+        <w:rPr>
+          <w:lang w:val="zh_TW" w:bidi="zh_TW"/>
+        </w:rPr>
+        <w:t>希羅底的女兒，來自希羅底與希律腓力的第一次婚姻。</w:t>
+      </w:r>
+      <w:hyperlink r:id="rId111">
+        <w:r>
+          <w:rPr>
+            <w:lang w:val="zh_TW" w:bidi="zh_TW"/>
+          </w:rPr>
+          <w:rPr>
+            <w:color w:val="0000EE"/>
+            <w:u w:val="single"/>
+          </w:rPr>
+          <w:t>馬太福音十四章6節</w:t>
+        </w:r>
+      </w:hyperlink>
+      <w:r>
+        <w:rPr>
+          <w:lang w:val="zh_TW" w:bidi="zh_TW"/>
+        </w:rPr>
+        <w:t>和</w:t>
+      </w:r>
+      <w:hyperlink r:id="rId112">
+        <w:r>
+          <w:rPr>
+            <w:lang w:val="zh_TW" w:bidi="zh_TW"/>
+          </w:rPr>
+          <w:rPr>
+            <w:color w:val="0000EE"/>
+            <w:u w:val="single"/>
+          </w:rPr>
+          <w:t>馬可福音六章22節</w:t>
+        </w:r>
+      </w:hyperlink>
+      <w:r>
+        <w:rPr>
+          <w:lang w:val="zh_TW" w:bidi="zh_TW"/>
+        </w:rPr>
+        <w:t>都沒有提到她的名字，但根據傳統，撒羅米是那位以舞蹈取悅希律的女孩。作為獎賞，希律發誓答應她任何要求，甚至他國的一半。在她母親的指使下，她要施洗約翰的頭。</w:t>
+      </w:r>
+      <w:r>
+        <w:rPr>
+          <w:lang w:val="zh_TW" w:bidi="zh_TW"/>
+        </w:rPr>
+      </w:r>
+      <w:r>
+        <w:rPr>
+          <w:lang w:val="zh_TW" w:bidi="zh_TW"/>
+        </w:rPr>
+      </w:r>
+    </w:p>
+    <w:p>
+      <w:pPr/>
+      <w:r>
+        <w:rPr>
+          <w:lang w:val="zh_TW" w:bidi="zh_TW"/>
+        </w:rPr>
+      </w:r>
+    </w:p>
+    <w:p>
+      <w:pPr>
+        <w:pStyle w:val="Heading2"/>
+      </w:pPr>
+      <w:r>
+        <w:rPr>
+          <w:lang w:val="zh_TW" w:bidi="zh_TW"/>
+        </w:rPr>
+        <w:t>撒馬利亞人</w:t>
+      </w:r>
+      <w:r>
+        <w:rPr>
+          <w:lang w:val="zh_TW" w:bidi="zh_TW"/>
+        </w:rPr>
+      </w:r>
+    </w:p>
+    <w:p>
+      <w:pPr/>
+      <w:r>
+        <w:rPr>
+          <w:lang w:val="zh_TW" w:bidi="zh_TW"/>
+        </w:rPr>
+      </w:r>
+      <w:r>
+        <w:rPr>
+          <w:lang w:val="zh_TW" w:bidi="zh_TW"/>
+        </w:rPr>
+        <w:t>從猶太人中分裂出來的群體。這個群體居住在猶太地的北方、加利利的南方，並且與其猶太鄰居之間處於敵對緊張的狀態。耶穌對這個備受鄙視的群體所表現的態度，與當時人們的普遍態度形成強烈對比。</w:t>
+      </w:r>
+    </w:p>
+    <w:p>
+      <w:pPr/>
+      <w:r>
+        <w:rPr>
+          <w:lang w:val="zh_TW" w:bidi="zh_TW"/>
+        </w:rPr>
+      </w:r>
+      <w:r>
+        <w:rPr>
+          <w:lang w:val="zh_TW" w:bidi="zh_TW"/>
+        </w:rPr>
+        <w:t>概述</w:t>
+      </w:r>
+    </w:p>
+    <w:p>
+      <w:pPr>
+        <w:pStyle w:val="ListBullet"/>
+        <w:spacing w:line="240" w:lineRule="auto"/>
+        <w:ind w:left="720"/>
+      </w:pPr>
+      <w:r>
+        <w:rPr>
+          <w:lang w:val="zh_TW" w:bidi="zh_TW"/>
+        </w:rPr>
+      </w:r>
+      <w:r>
+        <w:rPr>
+          <w:b/>
+          <w:u w:val="single"/>
+          <w:lang w:val="zh_TW" w:bidi="zh_TW"/>
+        </w:rPr>
+        <w:t>教派的起源</w:t>
+      </w:r>
+    </w:p>
+    <w:p>
+      <w:pPr>
+        <w:pStyle w:val="ListBullet"/>
+        <w:spacing w:line="240" w:lineRule="auto"/>
+        <w:ind w:left="720"/>
+      </w:pPr>
+      <w:r>
+        <w:rPr>
+          <w:lang w:val="zh_TW" w:bidi="zh_TW"/>
+        </w:rPr>
+      </w:r>
+      <w:r>
+        <w:rPr>
+          <w:b/>
+          <w:u w:val="single"/>
+          <w:lang w:val="zh_TW" w:bidi="zh_TW"/>
+        </w:rPr>
+        <w:t>撒馬利亞人與猶太人的關係</w:t>
+      </w:r>
+    </w:p>
+    <w:p>
+      <w:pPr>
+        <w:pStyle w:val="ListBullet"/>
+        <w:spacing w:line="240" w:lineRule="auto"/>
+        <w:ind w:left="720"/>
+      </w:pPr>
+      <w:r>
+        <w:rPr>
+          <w:lang w:val="zh_TW" w:bidi="zh_TW"/>
+        </w:rPr>
+      </w:r>
+      <w:r>
+        <w:rPr>
+          <w:b/>
+          <w:u w:val="single"/>
+          <w:lang w:val="zh_TW" w:bidi="zh_TW"/>
+        </w:rPr>
+        <w:t>撒馬利亞人的信仰</w:t>
+      </w:r>
+    </w:p>
+    <w:p>
+      <w:pPr>
+        <w:pStyle w:val="ListBullet"/>
+        <w:spacing w:line="240" w:lineRule="auto"/>
+        <w:ind w:left="720"/>
+      </w:pPr>
+      <w:r>
+        <w:rPr>
+          <w:lang w:val="zh_TW" w:bidi="zh_TW"/>
+        </w:rPr>
+      </w:r>
+      <w:r>
+        <w:rPr>
+          <w:b/>
+          <w:u w:val="single"/>
+          <w:lang w:val="zh_TW" w:bidi="zh_TW"/>
+        </w:rPr>
+        <w:t>耶穌與撒馬利亞人</w:t>
+      </w:r>
+    </w:p>
+    <w:p>
+      <w:pPr>
+        <w:pStyle w:val="ListBullet"/>
+        <w:spacing w:line="240" w:lineRule="auto"/>
+        <w:ind w:left="720"/>
+      </w:pPr>
+      <w:r>
+        <w:rPr>
+          <w:lang w:val="zh_TW" w:bidi="zh_TW"/>
+        </w:rPr>
+      </w:r>
+      <w:r>
+        <w:rPr>
+          <w:b/>
+          <w:u w:val="single"/>
+          <w:lang w:val="zh_TW" w:bidi="zh_TW"/>
+        </w:rPr>
+        <w:t>撒馬利亞在初代教會使命中的地位</w:t>
+      </w:r>
+    </w:p>
+    <w:p>
+      <w:pPr>
+        <w:pStyle w:val="Heading3"/>
+      </w:pPr>
+      <w:r>
+        <w:rPr>
+          <w:lang w:val="zh_TW" w:bidi="zh_TW"/>
+        </w:rPr>
+        <w:t>教派的起源</w:t>
+      </w:r>
+    </w:p>
+    <w:p>
+      <w:pPr/>
+      <w:r>
+        <w:rPr>
+          <w:lang w:val="zh_TW" w:bidi="zh_TW"/>
+        </w:rPr>
+      </w:r>
+      <w:r>
+        <w:rPr>
+          <w:lang w:val="zh_TW" w:bidi="zh_TW"/>
+        </w:rPr>
+        <w:t>我們難以確切判定撒馬利亞教派何時形成，以及與猶太教最終決裂的時間。舊約聖經對撒馬利亞人教派起源的看法是，他們源自被重新安置於該地的外邦民族，他們對神的敬拜只屬表面，其內在仍然是偶像崇拜。根據</w:t>
+      </w:r>
+      <w:hyperlink r:id="rId113">
+        <w:r>
+          <w:rPr>
+            <w:lang w:val="zh_TW" w:bidi="zh_TW"/>
+          </w:rPr>
+          <w:rPr>
+            <w:color w:val="0000EE"/>
+            <w:u w:val="single"/>
+          </w:rPr>
+          <w:t>列王紀下十七章</w:t>
+        </w:r>
+      </w:hyperlink>
+      <w:r>
+        <w:rPr>
+          <w:lang w:val="zh_TW" w:bidi="zh_TW"/>
+        </w:rPr>
+        <w:t>，撒馬利亞人教派起源於公元前722年，以色列被亞述擊敗後的人口安排。亞述王將以色列人逐出該地，並重新在該地安置巴比倫、古他和其它各國的被征服人民。</w:t>
+      </w:r>
+    </w:p>
+    <w:p>
+      <w:pPr/>
+      <w:r>
+        <w:rPr>
+          <w:lang w:val="zh_TW" w:bidi="zh_TW"/>
+        </w:rPr>
+      </w:r>
+      <w:r>
+        <w:rPr>
+          <w:lang w:val="zh_TW" w:bidi="zh_TW"/>
+        </w:rPr>
+        <w:t>撒馬利亞人對其起源提出了截然不同的見解。他們聲稱自己是以法蓮和瑪拿西兩個猶太支派的後裔（見</w:t>
+      </w:r>
+      <w:hyperlink r:id="rId114">
+        <w:r>
+          <w:rPr>
+            <w:lang w:val="zh_TW" w:bidi="zh_TW"/>
+          </w:rPr>
+          <w:rPr>
+            <w:color w:val="0000EE"/>
+            <w:u w:val="single"/>
+          </w:rPr>
+          <w:t>約4:12</w:t>
+        </w:r>
+      </w:hyperlink>
+      <w:r>
+        <w:rPr>
+          <w:lang w:val="zh_TW" w:bidi="zh_TW"/>
+        </w:rPr>
+        <w:t>），並認為以色列人在公元前722年被亞述擄掠，並非全面或永久性的。為了解釋他們群體與猶太人之間的敵意，撒馬利亞人的說法認為，猶太人有叛教之罪，他們在以利時代設立異教的敬拜聖所，而不是持守在基利心山上的唯一聖地。因此，撒馬利亞人認為自己在血統和敬拜上，都是真正的以色列人。</w:t>
+      </w:r>
+    </w:p>
+    <w:p>
+      <w:pPr/>
+      <w:r>
+        <w:rPr>
+          <w:lang w:val="zh_TW" w:bidi="zh_TW"/>
+        </w:rPr>
+      </w:r>
+      <w:r>
+        <w:rPr>
+          <w:lang w:val="zh_TW" w:bidi="zh_TW"/>
+        </w:rPr>
+        <w:t>根據該時期的亞述文獻記載，確實證明對北國的人口安排，但亞述王顯然未有全面驅逐（見</w:t>
+      </w:r>
+      <w:hyperlink r:id="rId115">
+        <w:r>
+          <w:rPr>
+            <w:lang w:val="zh_TW" w:bidi="zh_TW"/>
+          </w:rPr>
+          <w:rPr>
+            <w:color w:val="0000EE"/>
+            <w:u w:val="single"/>
+          </w:rPr>
+          <w:t>代下34:9</w:t>
+        </w:r>
+      </w:hyperlink>
+      <w:r>
+        <w:rPr>
+          <w:lang w:val="zh_TW" w:bidi="zh_TW"/>
+        </w:rPr>
+        <w:t>）。這表明該地可能存在兩個族群：第一是未被擄走的本地以色列餘民，第二是外來的被擄族群，他們逐漸被本地居民的信仰所吸引，然而在早期的融合過程中，無疑存在宗教混合的情況。</w:t>
+      </w:r>
+    </w:p>
+    <w:p>
+      <w:pPr>
+        <w:pStyle w:val="Heading3"/>
+      </w:pPr>
+      <w:r>
+        <w:rPr>
+          <w:lang w:val="zh_TW" w:bidi="zh_TW"/>
+        </w:rPr>
+        <w:t>撒馬利亞人與猶太人的關係</w:t>
+      </w:r>
+    </w:p>
+    <w:p>
+      <w:pPr/>
+      <w:r>
+        <w:rPr>
+          <w:lang w:val="zh_TW" w:bidi="zh_TW"/>
+        </w:rPr>
+      </w:r>
+      <w:r>
+        <w:rPr>
+          <w:lang w:val="zh_TW" w:bidi="zh_TW"/>
+        </w:rPr>
+        <w:t>住在北方的基利心山（他們的聖山）、示劍與撒馬利亞地區的撒馬利亞人，與曾住在猶太地、後來住到加利利的猶太人，他們的關係歷史實在充滿變化張力。被擄之民於波斯統治者賽魯士的詔令下（約公元前538年），返回耶路撒冷時，北方與南方王國之間古老的緊張關係再次出現。當時整個南部地區由北方撒馬利亞的參巴拉統治，他是波斯權下巴勒斯坦的本地統治者。被擄之民渴望返回耶路撒冷，特別是他們重建耶路撒冷聖殿的心願，對他在北方的領導地位構成實質的政治威脅（</w:t>
+      </w:r>
+      <w:hyperlink r:id="rId116">
+        <w:r>
+          <w:rPr>
+            <w:lang w:val="zh_TW" w:bidi="zh_TW"/>
+          </w:rPr>
+          <w:rPr>
+            <w:color w:val="0000EE"/>
+            <w:u w:val="single"/>
+          </w:rPr>
+          <w:t>拉4:7–24</w:t>
+        </w:r>
+      </w:hyperlink>
+      <w:r>
+        <w:rPr>
+          <w:lang w:val="zh_TW" w:bidi="zh_TW"/>
+        </w:rPr>
+        <w:t>；</w:t>
+      </w:r>
+      <w:hyperlink r:id="rId117">
+        <w:r>
+          <w:rPr>
+            <w:lang w:val="zh_TW" w:bidi="zh_TW"/>
+          </w:rPr>
+          <w:rPr>
+            <w:color w:val="0000EE"/>
+            <w:u w:val="single"/>
+          </w:rPr>
+          <w:t>尼4:1–9</w:t>
+        </w:r>
+      </w:hyperlink>
+      <w:r>
+        <w:rPr>
+          <w:lang w:val="zh_TW" w:bidi="zh_TW"/>
+        </w:rPr>
+        <w:t>）。</w:t>
+      </w:r>
+    </w:p>
+    <w:p>
+      <w:pPr/>
+      <w:r>
+        <w:rPr>
+          <w:lang w:val="zh_TW" w:bidi="zh_TW"/>
+        </w:rPr>
+      </w:r>
+      <w:r>
+        <w:rPr>
+          <w:lang w:val="zh_TW" w:bidi="zh_TW"/>
+        </w:rPr>
+        <w:t>最初的反對是出於政治動機，但在之後某個時期，可能是在主前五世紀，另有一座聖殿在基利心山上建立時，反對便轉變為宗教層面之事。這段時間猶太人對撒馬利亞人的敵意，可參考另一個例子，來自</w:t>
+      </w:r>
+      <w:hyperlink r:id="rId118">
+        <w:r>
+          <w:rPr>
+            <w:lang w:val="zh_TW" w:bidi="zh_TW"/>
+          </w:rPr>
+          <w:rPr>
+            <w:color w:val="0000EE"/>
+            <w:u w:val="single"/>
+          </w:rPr>
+          <w:t>便西拉智訓五十篇25至26節</w:t>
+        </w:r>
+      </w:hyperlink>
+      <w:r>
+        <w:rPr>
+          <w:lang w:val="zh_TW" w:bidi="zh_TW"/>
+        </w:rPr>
+        <w:t>（約寫於公元前200年），其中將撒馬利亞人的地位置於以東人和非利士人之下，並稱他們為「愚蠢的民族」（參利未遺訓7:2）。</w:t>
+      </w:r>
+    </w:p>
+    <w:p>
+      <w:pPr/>
+      <w:r>
+        <w:rPr>
+          <w:lang w:val="zh_TW" w:bidi="zh_TW"/>
+        </w:rPr>
+      </w:r>
+      <w:r>
+        <w:rPr>
+          <w:lang w:val="zh_TW" w:bidi="zh_TW"/>
+        </w:rPr>
+        <w:t>猶太人對撒馬利亞人的輕視加深，因為撒馬利亞人未有對抗安提阿古·伊皮法尼（約公元前167年）在該區推行的希臘化敬拜的行動。部分猶太群體反對將耶路撒冷聖殿尹為宙斯的聖殿（</w:t>
+      </w:r>
+      <w:hyperlink r:id="rId119">
+        <w:r>
+          <w:rPr>
+            <w:lang w:val="zh_TW" w:bidi="zh_TW"/>
+          </w:rPr>
+          <w:rPr>
+            <w:color w:val="0000EE"/>
+            <w:u w:val="single"/>
+          </w:rPr>
+          <w:t>馬加比一書1:62–64</w:t>
+        </w:r>
+      </w:hyperlink>
+      <w:r>
+        <w:rPr>
+          <w:lang w:val="zh_TW" w:bidi="zh_TW"/>
+        </w:rPr>
+        <w:t>），並最終跟隨馬加比起義（</w:t>
+      </w:r>
+      <w:hyperlink r:id="rId120">
+        <w:r>
+          <w:rPr>
+            <w:lang w:val="zh_TW" w:bidi="zh_TW"/>
+          </w:rPr>
+          <w:rPr>
+            <w:color w:val="0000EE"/>
+            <w:u w:val="single"/>
+          </w:rPr>
+          <w:t>馬加比一書2:42–43</w:t>
+        </w:r>
+      </w:hyperlink>
+      <w:r>
+        <w:rPr>
+          <w:lang w:val="zh_TW" w:bidi="zh_TW"/>
+        </w:rPr>
+        <w:t>），但資料顯示撒馬利亞人並未有同樣表態（見</w:t>
+      </w:r>
+      <w:hyperlink r:id="rId121">
+        <w:r>
+          <w:rPr>
+            <w:lang w:val="zh_TW" w:bidi="zh_TW"/>
+          </w:rPr>
+          <w:rPr>
+            <w:color w:val="0000EE"/>
+            <w:u w:val="single"/>
+          </w:rPr>
+          <w:t>馬加比一書6:2</w:t>
+        </w:r>
+      </w:hyperlink>
+      <w:r>
+        <w:rPr>
+          <w:lang w:val="zh_TW" w:bidi="zh_TW"/>
+        </w:rPr>
+        <w:t>）。</w:t>
+      </w:r>
+    </w:p>
+    <w:p>
+      <w:pPr/>
+      <w:r>
+        <w:rPr>
+          <w:lang w:val="zh_TW" w:bidi="zh_TW"/>
+        </w:rPr>
+      </w:r>
+      <w:r>
+        <w:rPr>
+          <w:lang w:val="zh_TW" w:bidi="zh_TW"/>
+        </w:rPr>
+        <w:t>這種惡劣的關係，在哈斯蒙尼家族帶來短暫的猶太獨立時期，達到高峰。當時，猶太統治者約翰‧許爾堪率軍攻擊示劍，征服並摧毀撒馬利亞人位於基利心山上的聖殿（約公元前128年）。</w:t>
+      </w:r>
+    </w:p>
+    <w:p>
+      <w:pPr/>
+      <w:r>
+        <w:rPr>
+          <w:lang w:val="zh_TW" w:bidi="zh_TW"/>
+        </w:rPr>
+      </w:r>
+      <w:r>
+        <w:rPr>
+          <w:lang w:val="zh_TW" w:bidi="zh_TW"/>
+        </w:rPr>
+        <w:t>在大希律王統治之下，撒馬利亞的處境有所改善，然而撒馬利亞人與猶太地及加利利猶太人之間的敵意仍然持續。撒馬利亞人認為耶路撒冷聖殿是虛假的宗教中心，並被耶路撒冷當局排除在內院之外。大約在公元6年，一群撒馬利亞人在逾越節期間，將人骨撒在聖殿的門廊和聖所內，褻瀆耶路撒冷聖殿。當加利利猶太人在各種節期期間前往耶路撒冷，而必須穿越撒馬利亞時，他們遭遇敵意的情況亦屢見不鮮（</w:t>
+      </w:r>
+      <w:hyperlink r:id="rId122">
+        <w:r>
+          <w:rPr>
+            <w:lang w:val="zh_TW" w:bidi="zh_TW"/>
+          </w:rPr>
+          <w:rPr>
+            <w:color w:val="0000EE"/>
+            <w:u w:val="single"/>
+          </w:rPr>
+          <w:t>路9:51–53</w:t>
+        </w:r>
+      </w:hyperlink>
+      <w:r>
+        <w:rPr>
+          <w:lang w:val="zh_TW" w:bidi="zh_TW"/>
+        </w:rPr>
+        <w:t>）。</w:t>
+      </w:r>
+    </w:p>
+    <w:p>
+      <w:pPr/>
+      <w:r>
+        <w:rPr>
+          <w:lang w:val="zh_TW" w:bidi="zh_TW"/>
+        </w:rPr>
+      </w:r>
+      <w:r>
+        <w:rPr>
+          <w:lang w:val="zh_TW" w:bidi="zh_TW"/>
+        </w:rPr>
+        <w:t>這種敵對在耶穌時代仍然持續，兩個群體將對方排除在各自的敬拜中心之外，即耶路撒冷聖殿和位於基利心山的撒馬利亞人聖殿。例如，撒馬利亞人被禁止進入聖殿內院，他們所獻的祭物都被視為外邦人的獻祭。因此，若將撒馬利亞人稱為「分裂者」會更為準確，但實際上他們被當作外邦人對待。兩個群體之間不可通婚，人際關係也受到極大限制（</w:t>
+      </w:r>
+      <w:hyperlink r:id="rId123">
+        <w:r>
+          <w:rPr>
+            <w:lang w:val="zh_TW" w:bidi="zh_TW"/>
+          </w:rPr>
+          <w:rPr>
+            <w:color w:val="0000EE"/>
+            <w:u w:val="single"/>
+          </w:rPr>
+          <w:t>約4:9</w:t>
+        </w:r>
+      </w:hyperlink>
+      <w:r>
+        <w:rPr>
+          <w:lang w:val="zh_TW" w:bidi="zh_TW"/>
+        </w:rPr>
+        <w:t>）。在這種強制隔離下，兩個群體之間的互動難免有限。僅僅是「撒馬利亞人」這個詞，在猶太人口中就已是蔑視（</w:t>
+      </w:r>
+      <w:hyperlink r:id="rId124">
+        <w:r>
+          <w:rPr>
+            <w:lang w:val="zh_TW" w:bidi="zh_TW"/>
+          </w:rPr>
+          <w:rPr>
+            <w:color w:val="0000EE"/>
+            <w:u w:val="single"/>
+          </w:rPr>
+          <w:t>約8:48</w:t>
+        </w:r>
+      </w:hyperlink>
+      <w:r>
+        <w:rPr>
+          <w:lang w:val="zh_TW" w:bidi="zh_TW"/>
+        </w:rPr>
+        <w:t>），一些文士甚至不願直接說出這個稱呼（參</w:t>
+      </w:r>
+      <w:hyperlink r:id="rId125">
+        <w:r>
+          <w:rPr>
+            <w:lang w:val="zh_TW" w:bidi="zh_TW"/>
+          </w:rPr>
+          <w:rPr>
+            <w:color w:val="0000EE"/>
+            <w:u w:val="single"/>
+          </w:rPr>
+          <w:t>路10:37</w:t>
+        </w:r>
+      </w:hyperlink>
+      <w:r>
+        <w:rPr>
+          <w:lang w:val="zh_TW" w:bidi="zh_TW"/>
+        </w:rPr>
+        <w:t>中明顯的委婉說法）。門徒對撒馬利亞人拒絕提供住宿的反應（</w:t>
+      </w:r>
+      <w:hyperlink r:id="rId126">
+        <w:r>
+          <w:rPr>
+            <w:lang w:val="zh_TW" w:bidi="zh_TW"/>
+          </w:rPr>
+          <w:rPr>
+            <w:color w:val="0000EE"/>
+            <w:u w:val="single"/>
+          </w:rPr>
+          <w:t>路9:51–55</w:t>
+        </w:r>
+      </w:hyperlink>
+      <w:r>
+        <w:rPr>
+          <w:lang w:val="zh_TW" w:bidi="zh_TW"/>
+        </w:rPr>
+        <w:t>），即是當時猶太人對撒馬利亞人敵意的典型例子。</w:t>
+      </w:r>
+    </w:p>
+    <w:p>
+      <w:pPr/>
+      <w:r>
+        <w:rPr>
+          <w:lang w:val="zh_TW" w:bidi="zh_TW"/>
+        </w:rPr>
+      </w:r>
+      <w:r>
+        <w:rPr>
+          <w:lang w:val="zh_TW" w:bidi="zh_TW"/>
+        </w:rPr>
+        <w:t>目前證據雖然不足以顯示撒馬利亞人的態度相同，但我們可推測這種情況存在，亦相當合理。因此，在</w:t>
+      </w:r>
+      <w:hyperlink r:id="rId126">
+        <w:r>
+          <w:rPr>
+            <w:lang w:val="zh_TW" w:bidi="zh_TW"/>
+          </w:rPr>
+          <w:rPr>
+            <w:color w:val="0000EE"/>
+            <w:u w:val="single"/>
+          </w:rPr>
+          <w:t>路加福音九章51至55節</w:t>
+        </w:r>
+      </w:hyperlink>
+      <w:r>
+        <w:rPr>
+          <w:lang w:val="zh_TW" w:bidi="zh_TW"/>
+        </w:rPr>
+        <w:t>所記載的情況中，撒馬利亞人拒絕款待其他「定意向耶路撒冷去」的猶太人，很可能並非罕見。</w:t>
+      </w:r>
+    </w:p>
+    <w:p>
+      <w:pPr>
+        <w:pStyle w:val="Heading3"/>
+      </w:pPr>
+      <w:r>
+        <w:rPr>
+          <w:lang w:val="zh_TW" w:bidi="zh_TW"/>
+        </w:rPr>
+        <w:t>撒馬利亞人的信仰</w:t>
+      </w:r>
+    </w:p>
+    <w:p>
+      <w:pPr/>
+      <w:r>
+        <w:rPr>
+          <w:lang w:val="zh_TW" w:bidi="zh_TW"/>
+        </w:rPr>
+      </w:r>
+      <w:r>
+        <w:rPr>
+          <w:lang w:val="zh_TW" w:bidi="zh_TW"/>
+        </w:rPr>
+        <w:t>撒馬利亞人的主要信仰，同時展現了他們與主流猶太教之間的共通之處與明顯差異。他們與猶太教共同持守對亞伯拉罕、以撒、雅各之神的一神信仰。然而，相較之下，北方基利心山作為唯一獻祭聖地的地位則有所提升，這主張是基於撒馬利亞文本中，數處與申命記和出埃及記不同的段落。基利心山因此被認定為亞伯第一次獻祭的地點（</w:t>
+      </w:r>
+      <w:hyperlink r:id="rId127">
+        <w:r>
+          <w:rPr>
+            <w:lang w:val="zh_TW" w:bidi="zh_TW"/>
+          </w:rPr>
+          <w:rPr>
+            <w:color w:val="0000EE"/>
+            <w:u w:val="single"/>
+          </w:rPr>
+          <w:t>創4:4</w:t>
+        </w:r>
+      </w:hyperlink>
+      <w:r>
+        <w:rPr>
+          <w:lang w:val="zh_TW" w:bidi="zh_TW"/>
+        </w:rPr>
+        <w:t>）、挪亞在洪水後獻祭的地方（</w:t>
+      </w:r>
+      <w:hyperlink r:id="rId128">
+        <w:r>
+          <w:rPr>
+            <w:lang w:val="zh_TW" w:bidi="zh_TW"/>
+          </w:rPr>
+          <w:rPr>
+            <w:color w:val="0000EE"/>
+            <w:u w:val="single"/>
+          </w:rPr>
+          <w:t>8:20</w:t>
+        </w:r>
+      </w:hyperlink>
+      <w:r>
+        <w:rPr>
+          <w:lang w:val="zh_TW" w:bidi="zh_TW"/>
+        </w:rPr>
+        <w:t>）、亞伯拉罕與麥基洗德相會之處（</w:t>
+      </w:r>
+      <w:hyperlink r:id="rId104">
+        <w:r>
+          <w:rPr>
+            <w:lang w:val="zh_TW" w:bidi="zh_TW"/>
+          </w:rPr>
+          <w:rPr>
+            <w:color w:val="0000EE"/>
+            <w:u w:val="single"/>
+          </w:rPr>
+          <w:t>14:18</w:t>
+        </w:r>
+      </w:hyperlink>
+      <w:r>
+        <w:rPr>
+          <w:lang w:val="zh_TW" w:bidi="zh_TW"/>
+        </w:rPr>
+        <w:t>）、以撒獻祭預備之地（第</w:t>
+      </w:r>
+      <w:hyperlink r:id="rId129">
+        <w:r>
+          <w:rPr>
+            <w:lang w:val="zh_TW" w:bidi="zh_TW"/>
+          </w:rPr>
+          <w:rPr>
+            <w:color w:val="0000EE"/>
+            <w:u w:val="single"/>
+          </w:rPr>
+          <w:t>22</w:t>
+        </w:r>
+      </w:hyperlink>
+      <w:r>
+        <w:rPr>
+          <w:lang w:val="zh_TW" w:bidi="zh_TW"/>
+        </w:rPr>
+        <w:t>章），以及許多其它相關的地方。</w:t>
+      </w:r>
+    </w:p>
+    <w:p>
+      <w:pPr/>
+      <w:r>
+        <w:rPr>
+          <w:lang w:val="zh_TW" w:bidi="zh_TW"/>
+        </w:rPr>
+      </w:r>
+      <w:r>
+        <w:rPr>
+          <w:lang w:val="zh_TW" w:bidi="zh_TW"/>
+        </w:rPr>
+        <w:t>撒馬利亞人僅承認聖經的前五卷書（摩西五經）為神的啟示，其教義和實踐完全基於這些書卷。如此狹窄的正典範圍，不僅決定了撒馬利亞神學的方向，也使他們與當時的猶太思想進一步分離。例如，在撒馬利亞人的思想中，摩西的地位比猶太人所理解的更為崇高；他不僅被視為最主要的先知，更在後來的思想中，被描述為最卓越的人，在創造世之時便已存在，為以色列向神代求，並且被認為是人類的「世界之光」。撒馬利亞神學中的彌賽亞盼望，也反映了這種狹窄的正典觀。由於在五經中找不到任何關於大衛家彌賽亞的證據，因此撒馬利亞人不會期待出自大衛家的彌賽亞。相反，根據</w:t>
+      </w:r>
+      <w:hyperlink r:id="rId130">
+        <w:r>
+          <w:rPr>
+            <w:lang w:val="zh_TW" w:bidi="zh_TW"/>
+          </w:rPr>
+          <w:rPr>
+            <w:color w:val="0000EE"/>
+            <w:u w:val="single"/>
+          </w:rPr>
+          <w:t>申命記十八章15至18節</w:t>
+        </w:r>
+      </w:hyperlink>
+      <w:r>
+        <w:rPr>
+          <w:lang w:val="zh_TW" w:bidi="zh_TW"/>
+        </w:rPr>
+        <w:t>的內容，他們期待著一位「像摩西的先知」。這位期盼的先知也被稱為「塔合伯」（Taheb），即復興者，因為他在末後的日子，要在基利心山恢復正確的敬拜秩序，並使異教的敬拜歸向此處。</w:t>
+      </w:r>
+    </w:p>
+    <w:p>
+      <w:pPr/>
+      <w:r>
+        <w:rPr>
+          <w:lang w:val="zh_TW" w:bidi="zh_TW"/>
+        </w:rPr>
+      </w:r>
+      <w:r>
+        <w:rPr>
+          <w:lang w:val="zh_TW" w:bidi="zh_TW"/>
+        </w:rPr>
+        <w:t>因此明顯的是，正是這個群體高舉基利心山的主張，使他們在神學和文化上與猶太鄰居區分開來。</w:t>
+      </w:r>
+    </w:p>
+    <w:p>
+      <w:pPr>
+        <w:pStyle w:val="Heading3"/>
+      </w:pPr>
+      <w:r>
+        <w:rPr>
+          <w:lang w:val="zh_TW" w:bidi="zh_TW"/>
+        </w:rPr>
+        <w:t>耶穌與撒馬利亞人</w:t>
+      </w:r>
+    </w:p>
+    <w:p>
+      <w:pPr/>
+      <w:r>
+        <w:rPr>
+          <w:lang w:val="zh_TW" w:bidi="zh_TW"/>
+        </w:rPr>
+      </w:r>
+      <w:r>
+        <w:rPr>
+          <w:lang w:val="zh_TW" w:bidi="zh_TW"/>
+        </w:rPr>
+        <w:t>猶太人普遍認為撒馬利亞人幾乎等同外邦人，而耶穌在某種程度上也有這樣的看法。耶穌稱那位撒馬利亞痲瘋病人為「這外族人」（</w:t>
+      </w:r>
+      <w:hyperlink r:id="rId131">
+        <w:r>
+          <w:rPr>
+            <w:lang w:val="zh_TW" w:bidi="zh_TW"/>
+          </w:rPr>
+          <w:rPr>
+            <w:color w:val="0000EE"/>
+            <w:u w:val="single"/>
+          </w:rPr>
+          <w:t>路17:18</w:t>
+        </w:r>
+      </w:hyperlink>
+      <w:r>
+        <w:rPr>
+          <w:lang w:val="zh_TW" w:bidi="zh_TW"/>
+        </w:rPr>
+        <w:t>），並在差遣門徒時禁止他們將國度的信息傳給撒馬利亞人或外邦人（</w:t>
+      </w:r>
+      <w:hyperlink r:id="rId132">
+        <w:r>
+          <w:rPr>
+            <w:lang w:val="zh_TW" w:bidi="zh_TW"/>
+          </w:rPr>
+          <w:rPr>
+            <w:color w:val="0000EE"/>
+            <w:u w:val="single"/>
+          </w:rPr>
+          <w:t>太10:5</w:t>
+        </w:r>
+      </w:hyperlink>
+      <w:r>
+        <w:rPr>
+          <w:lang w:val="zh_TW" w:bidi="zh_TW"/>
+        </w:rPr>
+        <w:t>）。</w:t>
+      </w:r>
+    </w:p>
+    <w:p>
+      <w:pPr/>
+      <w:r>
+        <w:rPr>
+          <w:lang w:val="zh_TW" w:bidi="zh_TW"/>
+        </w:rPr>
+      </w:r>
+      <w:r>
+        <w:rPr>
+          <w:lang w:val="zh_TW" w:bidi="zh_TW"/>
+        </w:rPr>
+        <w:t>然而，福音書確鑿的證據顯示，耶穌對撒馬利亞人的態度與祂同時代的猶太人南轅北轍。當門徒表現出猶太人的敵意，並要求降下「審判之火」，懲罰拒絕接待的撒馬利亞人時，耶穌「責備了他們」（</w:t>
+      </w:r>
+      <w:hyperlink r:id="rId133">
+        <w:r>
+          <w:rPr>
+            <w:lang w:val="zh_TW" w:bidi="zh_TW"/>
+          </w:rPr>
+          <w:rPr>
+            <w:color w:val="0000EE"/>
+            <w:u w:val="single"/>
+          </w:rPr>
+          <w:t>路9:55</w:t>
+        </w:r>
+      </w:hyperlink>
+      <w:r>
+        <w:rPr>
+          <w:lang w:val="zh_TW" w:bidi="zh_TW"/>
+        </w:rPr>
+        <w:t>）。此外，祂不僅沒有拒絕醫治那位撒馬利亞痲瘋病人，反而肯定他是十人中唯一記得歸榮耀給神的（</w:t>
+      </w:r>
+      <w:hyperlink r:id="rId134">
+        <w:r>
+          <w:rPr>
+            <w:lang w:val="zh_TW" w:bidi="zh_TW"/>
+          </w:rPr>
+          <w:rPr>
+            <w:color w:val="0000EE"/>
+            <w:u w:val="single"/>
+          </w:rPr>
+          <w:t>17:11–19</w:t>
+        </w:r>
+      </w:hyperlink>
+      <w:r>
+        <w:rPr>
+          <w:lang w:val="zh_TW" w:bidi="zh_TW"/>
+        </w:rPr>
+        <w:t>）。同樣在好撒馬利亞人的比喻中（</w:t>
+      </w:r>
+      <w:hyperlink r:id="rId135">
+        <w:r>
+          <w:rPr>
+            <w:lang w:val="zh_TW" w:bidi="zh_TW"/>
+          </w:rPr>
+          <w:rPr>
+            <w:color w:val="0000EE"/>
+            <w:u w:val="single"/>
+          </w:rPr>
+          <w:t>10:30–37</w:t>
+        </w:r>
+      </w:hyperlink>
+      <w:r>
+        <w:rPr>
+          <w:lang w:val="zh_TW" w:bidi="zh_TW"/>
+        </w:rPr>
+        <w:t>），耶穌明顯突破了傳統的偏見，將被鄙視的撒馬利亞人（而非受尊敬的猶太祭司或利未人），描繪為真正幫助有需要者的鄰舍。在此處及其它地方，耶穌以神的要求挑戰聽眾，突破傳統對「義人」與「被排斥者」的界定。</w:t>
+      </w:r>
+    </w:p>
+    <w:p>
+      <w:pPr/>
+      <w:r>
+        <w:rPr>
+          <w:lang w:val="zh_TW" w:bidi="zh_TW"/>
+        </w:rPr>
+      </w:r>
+      <w:hyperlink r:id="rId136">
+        <w:r>
+          <w:rPr>
+            <w:lang w:val="zh_TW" w:bidi="zh_TW"/>
+          </w:rPr>
+          <w:rPr>
+            <w:color w:val="0000EE"/>
+            <w:u w:val="single"/>
+          </w:rPr>
+          <w:t>約翰福音四章4至43節</w:t>
+        </w:r>
+      </w:hyperlink>
+      <w:r>
+        <w:rPr>
+          <w:lang w:val="zh_TW" w:bidi="zh_TW"/>
+        </w:rPr>
+        <w:t>不僅記錄了耶穌與撒馬利亞婦人之間引人入勝的對話，還記錄了耶穌隨後在敘加這個撒馬利亞城市停留兩日的事蹟。在此，我們看見耶穌不僅冒著風險，與井邊的撒馬利亞婦人接觸，不介意被視為禮儀上不潔淨（</w:t>
+      </w:r>
+      <w:hyperlink r:id="rId137">
+        <w:r>
+          <w:rPr>
+            <w:lang w:val="zh_TW" w:bidi="zh_TW"/>
+          </w:rPr>
+          <w:rPr>
+            <w:color w:val="0000EE"/>
+            <w:u w:val="single"/>
+          </w:rPr>
+          <w:t>7–9</w:t>
+        </w:r>
+      </w:hyperlink>
+      <w:r>
+        <w:rPr>
+          <w:lang w:val="zh_TW" w:bidi="zh_TW"/>
+        </w:rPr>
+        <w:t>節），還給予她救贖的恩賜（</w:t>
+      </w:r>
+      <w:hyperlink r:id="rId138">
+        <w:r>
+          <w:rPr>
+            <w:lang w:val="zh_TW" w:bidi="zh_TW"/>
+          </w:rPr>
+          <w:rPr>
+            <w:color w:val="0000EE"/>
+            <w:u w:val="single"/>
+          </w:rPr>
+          <w:t>10</w:t>
+        </w:r>
+      </w:hyperlink>
+      <w:r>
+        <w:rPr>
+          <w:lang w:val="zh_TW" w:bidi="zh_TW"/>
+        </w:rPr>
+        <w:t>節），甚至涵蓋整個撒馬利亞城鎮（</w:t>
+      </w:r>
+      <w:hyperlink r:id="rId139">
+        <w:r>
+          <w:rPr>
+            <w:lang w:val="zh_TW" w:bidi="zh_TW"/>
+          </w:rPr>
+          <w:rPr>
+            <w:color w:val="0000EE"/>
+            <w:u w:val="single"/>
+          </w:rPr>
+          <w:t>39–41</w:t>
+        </w:r>
+      </w:hyperlink>
+      <w:r>
+        <w:rPr>
+          <w:lang w:val="zh_TW" w:bidi="zh_TW"/>
+        </w:rPr>
+        <w:t>節）。婦人聽見耶穌了解她的婚姻生活（</w:t>
+      </w:r>
+      <w:hyperlink r:id="rId140">
+        <w:r>
+          <w:rPr>
+            <w:lang w:val="zh_TW" w:bidi="zh_TW"/>
+          </w:rPr>
+          <w:rPr>
+            <w:color w:val="0000EE"/>
+            <w:u w:val="single"/>
+          </w:rPr>
+          <w:t>16–18</w:t>
+        </w:r>
+      </w:hyperlink>
+      <w:r>
+        <w:rPr>
+          <w:lang w:val="zh_TW" w:bidi="zh_TW"/>
+        </w:rPr>
+        <w:t>節），知道他必定是一位「先知」。呼應撒馬利亞人期盼，在末後的日子會有一位「像摩西的先知」，可能婦人會想到，耶穌就是他們期待已久的先知彌賽亞（</w:t>
+      </w:r>
+      <w:hyperlink r:id="rId141">
+        <w:r>
+          <w:rPr>
+            <w:lang w:val="zh_TW" w:bidi="zh_TW"/>
+          </w:rPr>
+          <w:rPr>
+            <w:color w:val="0000EE"/>
+            <w:u w:val="single"/>
+          </w:rPr>
+          <w:t>19</w:t>
+        </w:r>
+      </w:hyperlink>
+      <w:r>
+        <w:rPr>
+          <w:lang w:val="zh_TW" w:bidi="zh_TW"/>
+        </w:rPr>
+        <w:t>、</w:t>
+      </w:r>
+      <w:hyperlink r:id="rId141">
+        <w:r>
+          <w:rPr>
+            <w:lang w:val="zh_TW" w:bidi="zh_TW"/>
+          </w:rPr>
+          <w:rPr>
+            <w:color w:val="0000EE"/>
+            <w:u w:val="single"/>
+          </w:rPr>
+          <w:t>25–26</w:t>
+        </w:r>
+      </w:hyperlink>
+      <w:r>
+        <w:rPr>
+          <w:lang w:val="zh_TW" w:bidi="zh_TW"/>
+        </w:rPr>
+        <w:t>節）。耶穌停留在這個受鄙視的群體中，藉此突破猶太人對撒馬利亞人根深蒂固的敵意，也接受他們對自己作為「彌賽亞」（</w:t>
+      </w:r>
+      <w:hyperlink r:id="rId142">
+        <w:r>
+          <w:rPr>
+            <w:lang w:val="zh_TW" w:bidi="zh_TW"/>
+          </w:rPr>
+          <w:rPr>
+            <w:color w:val="0000EE"/>
+            <w:u w:val="single"/>
+          </w:rPr>
+          <w:t>26</w:t>
+        </w:r>
+      </w:hyperlink>
+      <w:r>
+        <w:rPr>
+          <w:lang w:val="zh_TW" w:bidi="zh_TW"/>
+        </w:rPr>
+        <w:t>節）和「世界的救主」（</w:t>
+      </w:r>
+      <w:hyperlink r:id="rId143">
+        <w:r>
+          <w:rPr>
+            <w:lang w:val="zh_TW" w:bidi="zh_TW"/>
+          </w:rPr>
+          <w:rPr>
+            <w:color w:val="0000EE"/>
+            <w:u w:val="single"/>
+          </w:rPr>
+          <w:t>42</w:t>
+        </w:r>
+      </w:hyperlink>
+      <w:r>
+        <w:rPr>
+          <w:lang w:val="zh_TW" w:bidi="zh_TW"/>
+        </w:rPr>
+        <w:t>節）的信仰。在此，正如耶穌與猶太社會中被排斥者的互動一般，祂重新定義公義，肯定其意思不是根據血統或宗教實踐，而是根據他們對祂的信心。如此，祂打破了當時種族與文化的界線，為福音進入整個外邦世界奠定基礎。</w:t>
+      </w:r>
+    </w:p>
+    <w:p>
+      <w:pPr>
+        <w:pStyle w:val="Heading3"/>
+      </w:pPr>
+      <w:r>
+        <w:rPr>
+          <w:lang w:val="zh_TW" w:bidi="zh_TW"/>
+        </w:rPr>
+        <w:t>撒馬利亞在初代教會使命中的地位</w:t>
+      </w:r>
+    </w:p>
+    <w:p>
+      <w:pPr/>
+      <w:r>
+        <w:rPr>
+          <w:lang w:val="zh_TW" w:bidi="zh_TW"/>
+        </w:rPr>
+      </w:r>
+      <w:r>
+        <w:rPr>
+          <w:lang w:val="zh_TW" w:bidi="zh_TW"/>
+        </w:rPr>
+        <w:t>耶穌升天前頒布大使命，吩咐門徒將福音傳到撒馬利亞（</w:t>
+      </w:r>
+      <w:hyperlink r:id="rId144">
+        <w:r>
+          <w:rPr>
+            <w:lang w:val="zh_TW" w:bidi="zh_TW"/>
+          </w:rPr>
+          <w:rPr>
+            <w:color w:val="0000EE"/>
+            <w:u w:val="single"/>
+          </w:rPr>
+          <w:t>徒1:8</w:t>
+        </w:r>
+      </w:hyperlink>
+      <w:r>
+        <w:rPr>
+          <w:lang w:val="zh_TW" w:bidi="zh_TW"/>
+        </w:rPr>
+        <w:t>）。初代教會的宣教行動確實包含這個地區。司提反殉道之後，許多基督徒被迫離開耶路撒冷（</w:t>
+      </w:r>
+      <w:hyperlink r:id="rId145">
+        <w:r>
+          <w:rPr>
+            <w:lang w:val="zh_TW" w:bidi="zh_TW"/>
+          </w:rPr>
+          <w:rPr>
+            <w:color w:val="0000EE"/>
+            <w:u w:val="single"/>
+          </w:rPr>
+          <w:t>8:1</w:t>
+        </w:r>
+      </w:hyperlink>
+      <w:r>
+        <w:rPr>
+          <w:lang w:val="zh_TW" w:bidi="zh_TW"/>
+        </w:rPr>
+        <w:t>），其中一位名叫腓利的基督徒，在撒馬利亞的城市傳揚福音（</w:t>
+      </w:r>
+      <w:hyperlink r:id="rId146">
+        <w:r>
+          <w:rPr>
+            <w:lang w:val="zh_TW" w:bidi="zh_TW"/>
+          </w:rPr>
+          <w:rPr>
+            <w:color w:val="0000EE"/>
+            <w:u w:val="single"/>
+          </w:rPr>
+          <w:t>5</w:t>
+        </w:r>
+      </w:hyperlink>
+      <w:r>
+        <w:rPr>
+          <w:lang w:val="zh_TW" w:bidi="zh_TW"/>
+        </w:rPr>
+        <w:t>節）。他所行神蹟引發強烈回應，因此彼得與約翰（代表耶路撒冷的使徒）被差派前往，調查並確認聖靈在他們中間。然而，主後第二世紀的證據顯示，基督教並未在撒馬利亞人當中建立穩固基礎。大多數撒馬利亞人仍維持自身的宗教傳統。至今，撒馬利亞人的小型餘民仍然存在，居住在基利心山（示劍）附近，以及以色列境內的若干城市。</w:t>
+      </w:r>
+    </w:p>
+    <w:p>
+      <w:pPr/>
+      <w:r>
+        <w:rPr>
+          <w:lang w:val="zh_TW" w:bidi="zh_TW"/>
+        </w:rPr>
+      </w:r>
+      <w:r>
+        <w:rPr>
+          <w:i/>
+          <w:lang w:val="zh_TW" w:bidi="zh_TW"/>
+        </w:rPr>
+        <w:t>另見</w:t>
+      </w:r>
+      <w:r>
+        <w:rPr>
+          <w:lang w:val="zh_TW" w:bidi="zh_TW"/>
+        </w:rPr>
+        <w:t>聖經聖經抄本與文本（舊約）</w:t>
+      </w:r>
+      <w:r>
+        <w:rPr>
+          <w:lang w:val="zh_TW" w:bidi="zh_TW"/>
+        </w:rPr>
+        <w:t>；</w:t>
+      </w:r>
+      <w:r>
+        <w:rPr>
+          <w:lang w:val="zh_TW" w:bidi="zh_TW"/>
+        </w:rPr>
+        <w:t>撒馬利亞</w:t>
+      </w:r>
+      <w:r>
+        <w:rPr>
+          <w:lang w:val="zh_TW" w:bidi="zh_TW"/>
+        </w:rPr>
+        <w:t>。</w:t>
       </w:r>
       <w:r>
         <w:rPr>
@@ -2476,6 +7533,30 @@
   <w:num w:numId="13" w16cid:durableId="592781308">
     <w:abstractNumId w:val="11"/>
   </w:num>
+  <w:num w:numId="14">
+    <w:abstractNumId w:val="3"/>
+    <w:lvlOverride w:ilvl="0">
+      <w:startOverride w:val="1"/>
+    </w:lvlOverride>
+  </w:num>
+  <w:num w:numId="15">
+    <w:abstractNumId w:val="3"/>
+    <w:lvlOverride w:ilvl="0">
+      <w:startOverride w:val="1"/>
+    </w:lvlOverride>
+  </w:num>
+  <w:num w:numId="16">
+    <w:abstractNumId w:val="3"/>
+    <w:lvlOverride w:ilvl="0">
+      <w:startOverride w:val="1"/>
+    </w:lvlOverride>
+  </w:num>
+  <w:num w:numId="17">
+    <w:abstractNumId w:val="3"/>
+    <w:lvlOverride w:ilvl="0">
+      <w:startOverride w:val="1"/>
+    </w:lvlOverride>
+  </w:num>
   <w:numIdMacAtCleanup w:val="10"/>
 </w:numbering>
 </file>

--- a/zht/docx/138.content.docx
+++ b/zht/docx/138.content.docx
@@ -149,7 +149,7 @@
         <w:rPr>
           <w:lang w:val="zh_TW" w:bidi="zh_TW"/>
         </w:rPr>
-        <w:t>sa</w:t>
+        <w:t>ri</w:t>
       </w:r>
       <w:r>
         <w:rPr>
@@ -212,7 +212,7 @@
         <w:rPr>
           <w:lang w:val="zh_TW" w:bidi="zh_TW"/>
         </w:rPr>
-        <w:t>撒但</w:t>
+        <w:t>日</w:t>
       </w:r>
       <w:r>
         <w:rPr>
@@ -231,7 +231,25 @@
         <w:rPr>
           <w:lang w:val="zh_TW" w:bidi="zh_TW"/>
         </w:rPr>
-        <w:t>一個與神為敵的靈體。撒但試圖阻止神的計劃，並引誘神的子民叛逆神。</w:t>
+        <w:t>最直接的意義，是指地球繞著自轉軸旋轉的一段時間，例如兩次日出之間的時間；也可以指這段時間裡太陽可見的部份，即「早晨」，另一部份則稱為「晚上」。「日子」這個字在舊約中出現超過二千次，在新約中出現超過三百五十次。希伯來文中「日」一詞多義，不僅僅是字面上的意思。希伯來人的一天是由晚上開始，直到第二天的晚上，這種算法大概是基於妥拉（參</w:t>
+      </w:r>
+      <w:hyperlink r:id="rId13">
+        <w:r>
+          <w:rPr>
+            <w:lang w:val="zh_TW" w:bidi="zh_TW"/>
+          </w:rPr>
+          <w:rPr>
+            <w:color w:val="0000EE"/>
+            <w:u w:val="single"/>
+          </w:rPr>
+          <w:t>創1:14、19</w:t>
+        </w:r>
+      </w:hyperlink>
+      <w:r>
+        <w:rPr>
+          <w:lang w:val="zh_TW" w:bidi="zh_TW"/>
+        </w:rPr>
+        <w:t>）。這種字面上按太陽運行的二十四小時週期稱為「公曆日」（civil day）。在其他古代近東的民族中，「公曆日」的起點各有不同。希臘的習慣與希伯來人相同；巴比倫人由日出開始一天；埃及人和羅馬人則以午夜到次日午夜為一日。</w:t>
       </w:r>
     </w:p>
     <w:p>
@@ -242,7 +260,7 @@
         <w:rPr>
           <w:lang w:val="zh_TW" w:bidi="zh_TW"/>
         </w:rPr>
-        <w:t>舊約中的撒但</w:t>
+        <w:t>聖經中的日子與星期</w:t>
       </w:r>
     </w:p>
     <w:p>
@@ -256,9 +274,9 @@
         <w:rPr>
           <w:lang w:val="zh_TW" w:bidi="zh_TW"/>
         </w:rPr>
-        <w:t>舊約很少提及撒但。牠被描述為一個天使，扮演天上控告者的角色（指控他人的人；</w:t>
-      </w:r>
-      <w:hyperlink r:id="rId13">
+        <w:t>希伯來人一般認知白天（十二小時）分為早晨、正午與晚上（</w:t>
+      </w:r>
+      <w:hyperlink r:id="rId14">
         <w:r>
           <w:rPr>
             <w:lang w:val="zh_TW" w:bidi="zh_TW"/>
@@ -267,10 +285,16 @@
             <w:color w:val="0000EE"/>
             <w:u w:val="single"/>
           </w:rPr>
-          <w:t>伯1:6–12，</w:t>
+          <w:t>詩55:17</w:t>
         </w:r>
       </w:hyperlink>
-      <w:hyperlink r:id="rId14">
+      <w:r>
+        <w:rPr>
+          <w:lang w:val="zh_TW" w:bidi="zh_TW"/>
+        </w:rPr>
+        <w:t>）。這些時段有時以不同詞語表達，如黎明（</w:t>
+      </w:r>
+      <w:hyperlink r:id="rId15">
         <w:r>
           <w:rPr>
             <w:lang w:val="zh_TW" w:bidi="zh_TW"/>
@@ -279,10 +303,28 @@
             <w:color w:val="0000EE"/>
             <w:u w:val="single"/>
           </w:rPr>
-          <w:t>2:1–7；</w:t>
+          <w:t>伯3:9</w:t>
         </w:r>
       </w:hyperlink>
-      <w:hyperlink r:id="rId15">
+      <w:r>
+        <w:rPr>
+          <w:lang w:val="zh_TW" w:bidi="zh_TW"/>
+        </w:rPr>
+        <w:t>）、</w:t>
+      </w:r>
+      <w:r>
+        <w:rPr>
+          <w:lang w:val="zh_TW" w:bidi="zh_TW"/>
+        </w:rPr>
+        <w:t>太陽近午</w:t>
+      </w:r>
+      <w:r>
+        <w:rPr>
+          <w:lang w:val="zh_TW" w:bidi="zh_TW"/>
+        </w:rPr>
+        <w:t>（</w:t>
+      </w:r>
+      <w:hyperlink r:id="rId16">
         <w:r>
           <w:rPr>
             <w:lang w:val="zh_TW" w:bidi="zh_TW"/>
@@ -291,14 +333,146 @@
             <w:color w:val="0000EE"/>
             <w:u w:val="single"/>
           </w:rPr>
-          <w:t>亞3:1–2</w:t>
+          <w:t>撒上11:11</w:t>
         </w:r>
       </w:hyperlink>
       <w:r>
         <w:rPr>
           <w:lang w:val="zh_TW" w:bidi="zh_TW"/>
         </w:rPr>
-        <w:t>）。在這裡，撒但被稱為「撒但」或「控告者」，並無跡象顯示此天使是邪惡的。</w:t>
+        <w:t>）、</w:t>
+      </w:r>
+      <w:r>
+        <w:rPr>
+          <w:lang w:val="zh_TW" w:bidi="zh_TW"/>
+        </w:rPr>
+        <w:t>晌午</w:t>
+      </w:r>
+      <w:r>
+        <w:rPr>
+          <w:lang w:val="zh_TW" w:bidi="zh_TW"/>
+        </w:rPr>
+        <w:t>（</w:t>
+      </w:r>
+      <w:hyperlink r:id="rId17">
+        <w:r>
+          <w:rPr>
+            <w:lang w:val="zh_TW" w:bidi="zh_TW"/>
+          </w:rPr>
+          <w:rPr>
+            <w:color w:val="0000EE"/>
+            <w:u w:val="single"/>
+          </w:rPr>
+          <w:t>創43:16</w:t>
+        </w:r>
+      </w:hyperlink>
+      <w:r>
+        <w:rPr>
+          <w:lang w:val="zh_TW" w:bidi="zh_TW"/>
+        </w:rPr>
+        <w:t>）、一天起</w:t>
+      </w:r>
+      <w:r>
+        <w:rPr>
+          <w:lang w:val="zh_TW" w:bidi="zh_TW"/>
+        </w:rPr>
+        <w:t>涼風的</w:t>
+      </w:r>
+      <w:r>
+        <w:rPr>
+          <w:lang w:val="zh_TW" w:bidi="zh_TW"/>
+        </w:rPr>
+        <w:t>時間（</w:t>
+      </w:r>
+      <w:hyperlink r:id="rId18">
+        <w:r>
+          <w:rPr>
+            <w:lang w:val="zh_TW" w:bidi="zh_TW"/>
+          </w:rPr>
+          <w:rPr>
+            <w:color w:val="0000EE"/>
+            <w:u w:val="single"/>
+          </w:rPr>
+          <w:t>3:8</w:t>
+        </w:r>
+      </w:hyperlink>
+      <w:r>
+        <w:rPr>
+          <w:lang w:val="zh_TW" w:bidi="zh_TW"/>
+        </w:rPr>
+        <w:t>）和晚上（</w:t>
+      </w:r>
+      <w:hyperlink r:id="rId19">
+        <w:r>
+          <w:rPr>
+            <w:lang w:val="zh_TW" w:bidi="zh_TW"/>
+          </w:rPr>
+          <w:rPr>
+            <w:color w:val="0000EE"/>
+            <w:u w:val="single"/>
+          </w:rPr>
+          <w:t>得2:17</w:t>
+        </w:r>
+      </w:hyperlink>
+      <w:r>
+        <w:rPr>
+          <w:lang w:val="zh_TW" w:bidi="zh_TW"/>
+        </w:rPr>
+        <w:t>）。希伯來文「兩個晚上之間」（</w:t>
+      </w:r>
+      <w:hyperlink r:id="rId20">
+        <w:r>
+          <w:rPr>
+            <w:lang w:val="zh_TW" w:bidi="zh_TW"/>
+          </w:rPr>
+          <w:rPr>
+            <w:color w:val="0000EE"/>
+            <w:u w:val="single"/>
+          </w:rPr>
+          <w:t>出12:6</w:t>
+        </w:r>
+      </w:hyperlink>
+      <w:r>
+        <w:rPr>
+          <w:lang w:val="zh_TW" w:bidi="zh_TW"/>
+        </w:rPr>
+        <w:t>；譯註：和合本譯作黃昏）大概是指黃昏、入夜的時候（</w:t>
+      </w:r>
+      <w:hyperlink r:id="rId21">
+        <w:r>
+          <w:rPr>
+            <w:lang w:val="zh_TW" w:bidi="zh_TW"/>
+          </w:rPr>
+          <w:rPr>
+            <w:color w:val="0000EE"/>
+            <w:u w:val="single"/>
+          </w:rPr>
+          <w:t>出16:12</w:t>
+        </w:r>
+      </w:hyperlink>
+      <w:r>
+        <w:rPr>
+          <w:lang w:val="zh_TW" w:bidi="zh_TW"/>
+        </w:rPr>
+        <w:t>）。按小時來劃分日子，是直到基督時代才開始的。在舊約中最接近的劃分是將白天分為四等份（</w:t>
+      </w:r>
+      <w:hyperlink r:id="rId22">
+        <w:r>
+          <w:rPr>
+            <w:lang w:val="zh_TW" w:bidi="zh_TW"/>
+          </w:rPr>
+          <w:rPr>
+            <w:color w:val="0000EE"/>
+            <w:u w:val="single"/>
+          </w:rPr>
+          <w:t>尼9:3</w:t>
+        </w:r>
+      </w:hyperlink>
+      <w:r>
+        <w:rPr>
+          <w:lang w:val="zh_TW" w:bidi="zh_TW"/>
+        </w:rPr>
+        <w:t>），或是對應了被擄前時期的夜晚，會被分為幾更。</w:t>
       </w:r>
     </w:p>
     <w:p>
@@ -312,9 +486,9 @@
         <w:rPr>
           <w:lang w:val="zh_TW" w:bidi="zh_TW"/>
         </w:rPr>
-        <w:t>在舊約的後期，「撒但」的形象開始轉變為試探者。在</w:t>
-      </w:r>
-      <w:hyperlink r:id="rId16">
+        <w:t>除了安息日外，古希伯來人並沒有為一週中的日子命名，而是以數字來稱呼這些日子，這種做法延續到新約時代（</w:t>
+      </w:r>
+      <w:hyperlink r:id="rId23">
         <w:r>
           <w:rPr>
             <w:lang w:val="zh_TW" w:bidi="zh_TW"/>
@@ -323,50 +497,14 @@
             <w:color w:val="0000EE"/>
             <w:u w:val="single"/>
           </w:rPr>
-          <w:t>歷代志上二十一章1節</w:t>
+          <w:t>路24:1</w:t>
         </w:r>
       </w:hyperlink>
       <w:r>
         <w:rPr>
           <w:lang w:val="zh_TW" w:bidi="zh_TW"/>
         </w:rPr>
-        <w:t>中，撒但首次以名字出現，並被描繪為一位邪惡的角色，重新敘述了</w:t>
-      </w:r>
-      <w:hyperlink r:id="rId17">
-        <w:r>
-          <w:rPr>
-            <w:lang w:val="zh_TW" w:bidi="zh_TW"/>
-          </w:rPr>
-          <w:rPr>
-            <w:color w:val="0000EE"/>
-            <w:u w:val="single"/>
-          </w:rPr>
-          <w:t>撒母耳記下二十四章1節</w:t>
-        </w:r>
-      </w:hyperlink>
-      <w:r>
-        <w:rPr>
-          <w:lang w:val="zh_TW" w:bidi="zh_TW"/>
-        </w:rPr>
-        <w:t>的故事。然而，舊約本身並未完整建立撒但的概念，而是為後來的教義奠定了基礎。有人認為</w:t>
-      </w:r>
-      <w:hyperlink r:id="rId18">
-        <w:r>
-          <w:rPr>
-            <w:lang w:val="zh_TW" w:bidi="zh_TW"/>
-          </w:rPr>
-          <w:rPr>
-            <w:color w:val="0000EE"/>
-            <w:u w:val="single"/>
-          </w:rPr>
-          <w:t>以賽亞書十四章12節</w:t>
-        </w:r>
-      </w:hyperlink>
-      <w:r>
-        <w:rPr>
-          <w:lang w:val="zh_TW" w:bidi="zh_TW"/>
-        </w:rPr>
-        <w:t>中的「明亮之星」指的是撒但，但實際上是指巴比倫王。</w:t>
+        <w:t>）。由於希伯來人傳統上重視安息日，對猶太人來說，知道安息日何時開始尤其重要。因此，法利賽人規定：日落後天上出現三顆星星時，就算進入安息日。</w:t>
       </w:r>
     </w:p>
     <w:p>
@@ -377,7 +515,7 @@
         <w:rPr>
           <w:lang w:val="zh_TW" w:bidi="zh_TW"/>
         </w:rPr>
-        <w:t>撒但在猶太思想中的發展</w:t>
+        <w:t>創造的日子</w:t>
       </w:r>
     </w:p>
     <w:p>
@@ -391,226 +529,7 @@
         <w:rPr>
           <w:lang w:val="zh_TW" w:bidi="zh_TW"/>
         </w:rPr>
-        <w:t>在舊約和新約之間的時期，猶太思想進一步發展了撒但的概念。牠被稱為彼列、</w:t>
-      </w:r>
-      <w:r>
-        <w:rPr>
-          <w:lang w:val="zh_TW" w:bidi="zh_TW"/>
-        </w:rPr>
-        <w:t>馬斯泰瑪（</w:t>
-      </w:r>
-      <w:r>
-        <w:rPr>
-          <w:lang w:val="zh_TW" w:bidi="zh_TW"/>
-        </w:rPr>
-        <w:t>Mastema</w:t>
-      </w:r>
-      <w:r>
-        <w:rPr>
-          <w:lang w:val="zh_TW" w:bidi="zh_TW"/>
-        </w:rPr>
-        <w:t>）</w:t>
-      </w:r>
-      <w:r>
-        <w:rPr>
-          <w:lang w:val="zh_TW" w:bidi="zh_TW"/>
-        </w:rPr>
-        <w:t>和撒瑪爾（Sammael），並以三種不同的方式被描述：</w:t>
-      </w:r>
-    </w:p>
-    <w:p>
-      <w:pPr>
-        <w:pStyle w:val="ListNumber"/>
-        <w:numPr>
-          <w:ilvl w:val="0"/>
-          <w:numId w:val="14"/>
-        </w:numPr>
-        <w:spacing w:line="240" w:lineRule="auto"/>
-        <w:ind w:left="720"/>
-      </w:pPr>
-      <w:r>
-        <w:rPr>
-          <w:lang w:val="zh_TW" w:bidi="zh_TW"/>
-        </w:rPr>
-      </w:r>
-      <w:r>
-        <w:rPr>
-          <w:lang w:val="zh_TW" w:bidi="zh_TW"/>
-        </w:rPr>
-        <w:t>舊約中的撒但重新以試探者的形象出現，在神面前控告人，並阻礙神的救贖計劃（</w:t>
-      </w:r>
-      <w:r>
-        <w:rPr>
-          <w:lang w:val="zh_TW" w:bidi="zh_TW"/>
-        </w:rPr>
-        <w:t>禧年集</w:t>
-      </w:r>
-      <w:r>
-        <w:rPr>
-          <w:lang w:val="zh_TW" w:bidi="zh_TW"/>
-        </w:rPr>
-        <w:t>11:5，17:16；摩西升天記17章；以諾一書40:7）。</w:t>
-      </w:r>
-    </w:p>
-    <w:p>
-      <w:pPr>
-        <w:pStyle w:val="ListNumber"/>
-        <w:spacing w:line="240" w:lineRule="auto"/>
-        <w:ind w:left="720"/>
-      </w:pPr>
-      <w:r>
-        <w:rPr>
-          <w:lang w:val="zh_TW" w:bidi="zh_TW"/>
-        </w:rPr>
-      </w:r>
-      <w:r>
-        <w:rPr>
-          <w:lang w:val="zh_TW" w:bidi="zh_TW"/>
-        </w:rPr>
-        <w:t>死海古卷中，撒但（彼列）被描繪為邪惡勢力的首領。這可能受到</w:t>
-      </w:r>
-      <w:r>
-        <w:rPr>
-          <w:lang w:val="zh_TW" w:bidi="zh_TW"/>
-        </w:rPr>
-        <w:t>拜火教</w:t>
-      </w:r>
-      <w:r>
-        <w:rPr>
-          <w:lang w:val="zh_TW" w:bidi="zh_TW"/>
-        </w:rPr>
-        <w:t>（Zoroastrianism，古波斯宗教）的影響，但它仍然保持了一神論的觀點，即一位創造了彼列和光明之子的神。</w:t>
-      </w:r>
-    </w:p>
-    <w:p>
-      <w:pPr>
-        <w:pStyle w:val="ListNumber"/>
-        <w:spacing w:line="240" w:lineRule="auto"/>
-        <w:ind w:left="720"/>
-      </w:pPr>
-      <w:r>
-        <w:rPr>
-          <w:lang w:val="zh_TW" w:bidi="zh_TW"/>
-        </w:rPr>
-      </w:r>
-      <w:r>
-        <w:rPr>
-          <w:lang w:val="zh_TW" w:bidi="zh_TW"/>
-        </w:rPr>
-        <w:t>撒但被加入到一些原本並未提及牠的舊約故事中：</w:t>
-      </w:r>
-    </w:p>
-    <w:p>
-      <w:pPr>
-        <w:pStyle w:val="ListBullet"/>
-        <w:spacing w:line="240" w:lineRule="auto"/>
-        <w:ind w:left="1440"/>
-      </w:pPr>
-      <w:r>
-        <w:rPr>
-          <w:lang w:val="zh_TW" w:bidi="zh_TW"/>
-        </w:rPr>
-      </w:r>
-      <w:r>
-        <w:rPr>
-          <w:lang w:val="zh_TW" w:bidi="zh_TW"/>
-        </w:rPr>
-        <w:t>牠貪戀夏娃，導致人的墮落（</w:t>
-      </w:r>
-      <w:hyperlink r:id="rId19">
-        <w:r>
-          <w:rPr>
-            <w:lang w:val="zh_TW" w:bidi="zh_TW"/>
-          </w:rPr>
-          <w:rPr>
-            <w:color w:val="0000EE"/>
-            <w:u w:val="single"/>
-          </w:rPr>
-          <w:t>所羅門智訓2:24</w:t>
-        </w:r>
-      </w:hyperlink>
-      <w:r>
-        <w:rPr>
-          <w:lang w:val="zh_TW" w:bidi="zh_TW"/>
-        </w:rPr>
-        <w:t>）</w:t>
-      </w:r>
-    </w:p>
-    <w:p>
-      <w:pPr>
-        <w:pStyle w:val="ListBullet"/>
-        <w:spacing w:line="240" w:lineRule="auto"/>
-        <w:ind w:left="1440"/>
-      </w:pPr>
-      <w:r>
-        <w:rPr>
-          <w:lang w:val="zh_TW" w:bidi="zh_TW"/>
-        </w:rPr>
-      </w:r>
-      <w:r>
-        <w:rPr>
-          <w:lang w:val="zh_TW" w:bidi="zh_TW"/>
-        </w:rPr>
-        <w:t>牠控制在</w:t>
-      </w:r>
-      <w:hyperlink r:id="rId20">
-        <w:r>
-          <w:rPr>
-            <w:lang w:val="zh_TW" w:bidi="zh_TW"/>
-          </w:rPr>
-          <w:rPr>
-            <w:color w:val="0000EE"/>
-            <w:u w:val="single"/>
-          </w:rPr>
-          <w:t>創世記六章1至4節</w:t>
-        </w:r>
-      </w:hyperlink>
-      <w:r>
-        <w:rPr>
-          <w:lang w:val="zh_TW" w:bidi="zh_TW"/>
-        </w:rPr>
-        <w:t>（</w:t>
-      </w:r>
-      <w:r>
-        <w:rPr>
-          <w:lang w:val="zh_TW" w:bidi="zh_TW"/>
-        </w:rPr>
-        <w:t>禧年集</w:t>
-      </w:r>
-      <w:r>
-        <w:rPr>
-          <w:lang w:val="zh_TW" w:bidi="zh_TW"/>
-        </w:rPr>
-        <w:t>10:5–8，19:28）中墮落的天使，或</w:t>
-      </w:r>
-    </w:p>
-    <w:p>
-      <w:pPr>
-        <w:pStyle w:val="ListBullet"/>
-        <w:spacing w:line="240" w:lineRule="auto"/>
-        <w:ind w:left="1440"/>
-      </w:pPr>
-      <w:r>
-        <w:rPr>
-          <w:lang w:val="zh_TW" w:bidi="zh_TW"/>
-        </w:rPr>
-      </w:r>
-      <w:r>
-        <w:rPr>
-          <w:lang w:val="zh_TW" w:bidi="zh_TW"/>
-        </w:rPr>
-        <w:t>牠本身就是墮落的天使（以諾二書29:4）。</w:t>
-      </w:r>
-    </w:p>
-    <w:p>
-      <w:pPr>
-        <w:pStyle w:val="Heading3"/>
-      </w:pPr>
-      <w:r>
-        <w:rPr>
-          <w:lang w:val="zh_TW" w:bidi="zh_TW"/>
-        </w:rPr>
-        <w:t>新約中的撒但</w:t>
+        <w:t>許多人認為，創世記中提到的「日子」是二十四小時。其支持理由是經文中的短語「有晚上，有早晨」。然而，這實際上是一種蘇美（Sumerian）文學的修辭方式，以相對的兩極組合來表達「整體」。因此「晚上—早晨」並非強調精確的時間單位，而是表達整個創造循環中一個完整的階段，重點在於「完整性」而非具體時間的長度。創造的完整性是由一個又一個的階段來達成，所以，創世記的描述不一定指一段特定的時間。</w:t>
       </w:r>
     </w:p>
     <w:p>
@@ -624,187 +543,18 @@
         <w:rPr>
           <w:lang w:val="zh_TW" w:bidi="zh_TW"/>
         </w:rPr>
-        <w:t>在新約中，撒但的形象更為完整，並有多種稱呼：</w:t>
+        <w:t>蘇美人所謂的「公曆日」只包括太陽可見的十二小時，因此其他國家的「法律日」則是「雙倍日」（二十四小時）。若早期的創世敘述反映了蘇美文化，那麼「晚上—早晨」就不應被理解為現代意義上的公曆日，而是指一個階段或大概的時段。</w:t>
       </w:r>
     </w:p>
     <w:p>
       <w:pPr>
-        <w:pStyle w:val="ListBullet"/>
-        <w:spacing w:line="240" w:lineRule="auto"/>
-        <w:ind w:left="720"/>
-      </w:pPr>
-      <w:r>
-        <w:rPr>
-          <w:lang w:val="zh_TW" w:bidi="zh_TW"/>
-        </w:rPr>
-      </w:r>
-      <w:r>
-        <w:rPr>
-          <w:lang w:val="zh_TW" w:bidi="zh_TW"/>
-        </w:rPr>
-        <w:t>撒但（希伯來文意為「控告者」）</w:t>
-      </w:r>
-    </w:p>
-    <w:p>
-      <w:pPr>
-        <w:pStyle w:val="ListBullet"/>
-        <w:spacing w:line="240" w:lineRule="auto"/>
-        <w:ind w:left="720"/>
-      </w:pPr>
-      <w:r>
-        <w:rPr>
-          <w:lang w:val="zh_TW" w:bidi="zh_TW"/>
-        </w:rPr>
-      </w:r>
-      <w:r>
-        <w:rPr>
-          <w:lang w:val="zh_TW" w:bidi="zh_TW"/>
-        </w:rPr>
-        <w:t>魔鬼（撒但的希臘文譯名）</w:t>
-      </w:r>
-    </w:p>
-    <w:p>
-      <w:pPr>
-        <w:pStyle w:val="ListBullet"/>
-        <w:spacing w:line="240" w:lineRule="auto"/>
-        <w:ind w:left="720"/>
-      </w:pPr>
-      <w:r>
-        <w:rPr>
-          <w:lang w:val="zh_TW" w:bidi="zh_TW"/>
-        </w:rPr>
-      </w:r>
-      <w:r>
-        <w:rPr>
-          <w:lang w:val="zh_TW" w:bidi="zh_TW"/>
-        </w:rPr>
-        <w:t>彼列</w:t>
-      </w:r>
-    </w:p>
-    <w:p>
-      <w:pPr>
-        <w:pStyle w:val="ListBullet"/>
-        <w:spacing w:line="240" w:lineRule="auto"/>
-        <w:ind w:left="720"/>
-      </w:pPr>
-      <w:r>
-        <w:rPr>
-          <w:lang w:val="zh_TW" w:bidi="zh_TW"/>
-        </w:rPr>
-      </w:r>
-      <w:r>
-        <w:rPr>
-          <w:lang w:val="zh_TW" w:bidi="zh_TW"/>
-        </w:rPr>
-        <w:t>別西卜</w:t>
-      </w:r>
-    </w:p>
-    <w:p>
-      <w:pPr>
-        <w:pStyle w:val="ListBullet"/>
-        <w:spacing w:line="240" w:lineRule="auto"/>
-        <w:ind w:left="720"/>
-      </w:pPr>
-      <w:r>
-        <w:rPr>
-          <w:lang w:val="zh_TW" w:bidi="zh_TW"/>
-        </w:rPr>
-      </w:r>
-      <w:r>
-        <w:rPr>
-          <w:lang w:val="zh_TW" w:bidi="zh_TW"/>
-        </w:rPr>
-        <w:t>對頭</w:t>
-      </w:r>
-    </w:p>
-    <w:p>
-      <w:pPr>
-        <w:pStyle w:val="ListBullet"/>
-        <w:spacing w:line="240" w:lineRule="auto"/>
-        <w:ind w:left="720"/>
-      </w:pPr>
-      <w:r>
-        <w:rPr>
-          <w:lang w:val="zh_TW" w:bidi="zh_TW"/>
-        </w:rPr>
-      </w:r>
-      <w:r>
-        <w:rPr>
-          <w:lang w:val="zh_TW" w:bidi="zh_TW"/>
-        </w:rPr>
-        <w:t>大龍</w:t>
-      </w:r>
-    </w:p>
-    <w:p>
-      <w:pPr>
-        <w:pStyle w:val="ListBullet"/>
-        <w:spacing w:line="240" w:lineRule="auto"/>
-        <w:ind w:left="720"/>
-      </w:pPr>
-      <w:r>
-        <w:rPr>
-          <w:lang w:val="zh_TW" w:bidi="zh_TW"/>
-        </w:rPr>
-      </w:r>
-      <w:r>
-        <w:rPr>
-          <w:lang w:val="zh_TW" w:bidi="zh_TW"/>
-        </w:rPr>
-        <w:t>仇敵</w:t>
-      </w:r>
-    </w:p>
-    <w:p>
-      <w:pPr>
-        <w:pStyle w:val="ListBullet"/>
-        <w:spacing w:line="240" w:lineRule="auto"/>
-        <w:ind w:left="720"/>
-      </w:pPr>
-      <w:r>
-        <w:rPr>
-          <w:lang w:val="zh_TW" w:bidi="zh_TW"/>
-        </w:rPr>
-      </w:r>
-      <w:r>
-        <w:rPr>
-          <w:lang w:val="zh_TW" w:bidi="zh_TW"/>
-        </w:rPr>
-        <w:t>那條蛇</w:t>
-      </w:r>
-    </w:p>
-    <w:p>
-      <w:pPr>
-        <w:pStyle w:val="ListBullet"/>
-        <w:spacing w:line="240" w:lineRule="auto"/>
-        <w:ind w:left="720"/>
-      </w:pPr>
-      <w:r>
-        <w:rPr>
-          <w:lang w:val="zh_TW" w:bidi="zh_TW"/>
-        </w:rPr>
-      </w:r>
-      <w:r>
-        <w:rPr>
-          <w:lang w:val="zh_TW" w:bidi="zh_TW"/>
-        </w:rPr>
-        <w:t>那試探人的</w:t>
-      </w:r>
-    </w:p>
-    <w:p>
-      <w:pPr>
-        <w:pStyle w:val="ListBullet"/>
-        <w:spacing w:line="240" w:lineRule="auto"/>
-        <w:ind w:left="720"/>
-      </w:pPr>
-      <w:r>
-        <w:rPr>
-          <w:lang w:val="zh_TW" w:bidi="zh_TW"/>
-        </w:rPr>
-      </w:r>
-      <w:r>
-        <w:rPr>
-          <w:lang w:val="zh_TW" w:bidi="zh_TW"/>
-        </w:rPr>
-        <w:t>那惡者</w:t>
+        <w:pStyle w:val="Heading3"/>
+      </w:pPr>
+      <w:r>
+        <w:rPr>
+          <w:lang w:val="zh_TW" w:bidi="zh_TW"/>
+        </w:rPr>
+        <w:t>舊約</w:t>
       </w:r>
     </w:p>
     <w:p>
@@ -818,27 +568,9 @@
         <w:rPr>
           <w:lang w:val="zh_TW" w:bidi="zh_TW"/>
         </w:rPr>
-        <w:t>牠被視為：</w:t>
-      </w:r>
-    </w:p>
-    <w:p>
-      <w:pPr>
-        <w:pStyle w:val="ListBullet"/>
-        <w:spacing w:line="240" w:lineRule="auto"/>
-        <w:ind w:left="720"/>
-      </w:pPr>
-      <w:r>
-        <w:rPr>
-          <w:lang w:val="zh_TW" w:bidi="zh_TW"/>
-        </w:rPr>
-      </w:r>
-      <w:r>
-        <w:rPr>
-          <w:lang w:val="zh_TW" w:bidi="zh_TW"/>
-        </w:rPr>
-        <w:t>一群天使的統領（</w:t>
-      </w:r>
-      <w:hyperlink r:id="rId21">
+        <w:t>在舊約中，「日子」常常有比喻的意思，例如「耶和華的日子」（</w:t>
+      </w:r>
+      <w:hyperlink r:id="rId24">
         <w:r>
           <w:rPr>
             <w:lang w:val="zh_TW" w:bidi="zh_TW"/>
@@ -847,34 +579,16 @@
             <w:color w:val="0000EE"/>
             <w:u w:val="single"/>
           </w:rPr>
-          <w:t>太25:41</w:t>
+          <w:t>珥1:15</w:t>
         </w:r>
       </w:hyperlink>
       <w:r>
         <w:rPr>
           <w:lang w:val="zh_TW" w:bidi="zh_TW"/>
         </w:rPr>
-        <w:t>）</w:t>
-      </w:r>
-    </w:p>
-    <w:p>
-      <w:pPr>
-        <w:pStyle w:val="ListBullet"/>
-        <w:spacing w:line="240" w:lineRule="auto"/>
-        <w:ind w:left="720"/>
-      </w:pPr>
-      <w:r>
-        <w:rPr>
-          <w:lang w:val="zh_TW" w:bidi="zh_TW"/>
-        </w:rPr>
-      </w:r>
-      <w:r>
-        <w:rPr>
-          <w:lang w:val="zh_TW" w:bidi="zh_TW"/>
-        </w:rPr>
-        <w:t>世界的掌控者（</w:t>
-      </w:r>
-      <w:hyperlink r:id="rId22">
+        <w:t>；</w:t>
+      </w:r>
+      <w:hyperlink r:id="rId25">
         <w:r>
           <w:rPr>
             <w:lang w:val="zh_TW" w:bidi="zh_TW"/>
@@ -883,16 +597,28 @@
             <w:color w:val="0000EE"/>
             <w:u w:val="single"/>
           </w:rPr>
-          <w:t>路4:6</w:t>
+          <w:t>摩5:18</w:t>
         </w:r>
       </w:hyperlink>
       <w:r>
         <w:rPr>
           <w:lang w:val="zh_TW" w:bidi="zh_TW"/>
         </w:rPr>
-        <w:t>；</w:t>
-      </w:r>
-      <w:hyperlink r:id="rId23">
+        <w:t>）、「</w:t>
+      </w:r>
+      <w:r>
+        <w:rPr>
+          <w:lang w:val="zh_TW" w:bidi="zh_TW"/>
+        </w:rPr>
+        <w:t>遭</w:t>
+      </w:r>
+      <w:r>
+        <w:rPr>
+          <w:lang w:val="zh_TW" w:bidi="zh_TW"/>
+        </w:rPr>
+        <w:t>難的日子」（</w:t>
+      </w:r>
+      <w:hyperlink r:id="rId26">
         <w:r>
           <w:rPr>
             <w:lang w:val="zh_TW" w:bidi="zh_TW"/>
@@ -901,16 +627,28 @@
             <w:color w:val="0000EE"/>
             <w:u w:val="single"/>
           </w:rPr>
-          <w:t>徒26:18</w:t>
+          <w:t>詩20:1</w:t>
         </w:r>
       </w:hyperlink>
       <w:r>
         <w:rPr>
           <w:lang w:val="zh_TW" w:bidi="zh_TW"/>
         </w:rPr>
-        <w:t>；</w:t>
-      </w:r>
-      <w:hyperlink r:id="rId24">
+        <w:t>）和「</w:t>
+      </w:r>
+      <w:r>
+        <w:rPr>
+          <w:lang w:val="zh_TW" w:bidi="zh_TW"/>
+        </w:rPr>
+        <w:t>神發怒的</w:t>
+      </w:r>
+      <w:r>
+        <w:rPr>
+          <w:lang w:val="zh_TW" w:bidi="zh_TW"/>
+        </w:rPr>
+        <w:t>日子」（</w:t>
+      </w:r>
+      <w:hyperlink r:id="rId27">
         <w:r>
           <w:rPr>
             <w:lang w:val="zh_TW" w:bidi="zh_TW"/>
@@ -919,34 +657,16 @@
             <w:color w:val="0000EE"/>
             <w:u w:val="single"/>
           </w:rPr>
-          <w:t>林後4:4</w:t>
+          <w:t>伯20:28</w:t>
         </w:r>
       </w:hyperlink>
       <w:r>
         <w:rPr>
           <w:lang w:val="zh_TW" w:bidi="zh_TW"/>
         </w:rPr>
-        <w:t>）</w:t>
-      </w:r>
-    </w:p>
-    <w:p>
-      <w:pPr>
-        <w:pStyle w:val="ListBullet"/>
-        <w:spacing w:line="240" w:lineRule="auto"/>
-        <w:ind w:left="720"/>
-      </w:pPr>
-      <w:r>
-        <w:rPr>
-          <w:lang w:val="zh_TW" w:bidi="zh_TW"/>
-        </w:rPr>
-      </w:r>
-      <w:r>
-        <w:rPr>
-          <w:lang w:val="zh_TW" w:bidi="zh_TW"/>
-        </w:rPr>
-        <w:t>所有非基督徒的掌控者（</w:t>
-      </w:r>
-      <w:hyperlink r:id="rId25">
+        <w:t>）。複數的「日子」（譯註：如「年日」、「年間」）有時用來指一位君王的統治時期（</w:t>
+      </w:r>
+      <w:hyperlink r:id="rId28">
         <w:r>
           <w:rPr>
             <w:lang w:val="zh_TW" w:bidi="zh_TW"/>
@@ -955,16 +675,16 @@
             <w:color w:val="0000EE"/>
             <w:u w:val="single"/>
           </w:rPr>
-          <w:t>可4:15</w:t>
+          <w:t>王上10:21</w:t>
         </w:r>
       </w:hyperlink>
       <w:r>
         <w:rPr>
           <w:lang w:val="zh_TW" w:bidi="zh_TW"/>
         </w:rPr>
-        <w:t>；</w:t>
-      </w:r>
-      <w:hyperlink r:id="rId26">
+        <w:t>）、或人的一生（</w:t>
+      </w:r>
+      <w:hyperlink r:id="rId29">
         <w:r>
           <w:rPr>
             <w:lang w:val="zh_TW" w:bidi="zh_TW"/>
@@ -973,7 +693,7 @@
             <w:color w:val="0000EE"/>
             <w:u w:val="single"/>
           </w:rPr>
-          <w:t>約8:44</w:t>
+          <w:t>創5:4</w:t>
         </w:r>
       </w:hyperlink>
       <w:r>
@@ -982,7 +702,7 @@
         </w:rPr>
         <w:t>；</w:t>
       </w:r>
-      <w:hyperlink r:id="rId27">
+      <w:hyperlink r:id="rId30">
         <w:r>
           <w:rPr>
             <w:lang w:val="zh_TW" w:bidi="zh_TW"/>
@@ -991,7 +711,7 @@
             <w:color w:val="0000EE"/>
             <w:u w:val="single"/>
           </w:rPr>
-          <w:t>徒13:10</w:t>
+          <w:t>王上3:14</w:t>
         </w:r>
       </w:hyperlink>
       <w:r>
@@ -1000,7 +720,7 @@
         </w:rPr>
         <w:t>；</w:t>
       </w:r>
-      <w:hyperlink r:id="rId28">
+      <w:hyperlink r:id="rId31">
         <w:r>
           <w:rPr>
             <w:lang w:val="zh_TW" w:bidi="zh_TW"/>
@@ -1009,14 +729,32 @@
             <w:color w:val="0000EE"/>
             <w:u w:val="single"/>
           </w:rPr>
-          <w:t>西1:13</w:t>
+          <w:t>詩90:12</w:t>
         </w:r>
       </w:hyperlink>
       <w:r>
         <w:rPr>
           <w:lang w:val="zh_TW" w:bidi="zh_TW"/>
         </w:rPr>
-        <w:t>）</w:t>
+        <w:t>）。在但以理書中，神被描述為「亙古常在者」（Ancient of Days，</w:t>
+      </w:r>
+      <w:hyperlink r:id="rId32">
+        <w:r>
+          <w:rPr>
+            <w:lang w:val="zh_TW" w:bidi="zh_TW"/>
+          </w:rPr>
+          <w:rPr>
+            <w:color w:val="0000EE"/>
+            <w:u w:val="single"/>
+          </w:rPr>
+          <w:t>但7:9、13</w:t>
+        </w:r>
+      </w:hyperlink>
+      <w:r>
+        <w:rPr>
+          <w:lang w:val="zh_TW" w:bidi="zh_TW"/>
+        </w:rPr>
+        <w:t>）。</w:t>
       </w:r>
     </w:p>
     <w:p>
@@ -1030,9 +768,9 @@
         <w:rPr>
           <w:lang w:val="zh_TW" w:bidi="zh_TW"/>
         </w:rPr>
-        <w:t>撒但是神的仇敵，想要將所有人與神分開。特別是基督徒的危險敵人（</w:t>
-      </w:r>
-      <w:hyperlink r:id="rId29">
+        <w:t>除了為了休息和敬拜而保留的安息日之外（</w:t>
+      </w:r>
+      <w:hyperlink r:id="rId33">
         <w:r>
           <w:rPr>
             <w:lang w:val="zh_TW" w:bidi="zh_TW"/>
@@ -1041,7 +779,7 @@
             <w:color w:val="0000EE"/>
             <w:u w:val="single"/>
           </w:rPr>
-          <w:t>路8:33</w:t>
+          <w:t>創2:3</w:t>
         </w:r>
       </w:hyperlink>
       <w:r>
@@ -1050,7 +788,7 @@
         </w:rPr>
         <w:t>；</w:t>
       </w:r>
-      <w:hyperlink r:id="rId30">
+      <w:hyperlink r:id="rId34">
         <w:r>
           <w:rPr>
             <w:lang w:val="zh_TW" w:bidi="zh_TW"/>
@@ -1059,16 +797,16 @@
             <w:color w:val="0000EE"/>
             <w:u w:val="single"/>
           </w:rPr>
-          <w:t>林前7:5</w:t>
+          <w:t>出20:8–11</w:t>
         </w:r>
       </w:hyperlink>
       <w:r>
         <w:rPr>
           <w:lang w:val="zh_TW" w:bidi="zh_TW"/>
         </w:rPr>
-        <w:t>；</w:t>
-      </w:r>
-      <w:hyperlink r:id="rId31">
+        <w:t>），「日」一詞還指春天的逾越節（</w:t>
+      </w:r>
+      <w:hyperlink r:id="rId35">
         <w:r>
           <w:rPr>
             <w:lang w:val="zh_TW" w:bidi="zh_TW"/>
@@ -1077,16 +815,16 @@
             <w:color w:val="0000EE"/>
             <w:u w:val="single"/>
           </w:rPr>
-          <w:t>彼前5:8</w:t>
+          <w:t>出12:14</w:t>
         </w:r>
       </w:hyperlink>
       <w:r>
         <w:rPr>
           <w:lang w:val="zh_TW" w:bidi="zh_TW"/>
         </w:rPr>
-        <w:t>），基督徒必須抵擋牠，不被牠的詭計所迷惑（</w:t>
-      </w:r>
-      <w:hyperlink r:id="rId32">
+        <w:t>；</w:t>
+      </w:r>
+      <w:hyperlink r:id="rId36">
         <w:r>
           <w:rPr>
             <w:lang w:val="zh_TW" w:bidi="zh_TW"/>
@@ -1095,16 +833,16 @@
             <w:color w:val="0000EE"/>
             <w:u w:val="single"/>
           </w:rPr>
-          <w:t>林後2:11</w:t>
+          <w:t>利23:5</w:t>
         </w:r>
       </w:hyperlink>
       <w:r>
         <w:rPr>
           <w:lang w:val="zh_TW" w:bidi="zh_TW"/>
         </w:rPr>
-        <w:t>；</w:t>
-      </w:r>
-      <w:hyperlink r:id="rId33">
+        <w:t>）和每年秋天的贖罪日（</w:t>
+      </w:r>
+      <w:hyperlink r:id="rId37">
         <w:r>
           <w:rPr>
             <w:lang w:val="zh_TW" w:bidi="zh_TW"/>
@@ -1113,32 +851,25 @@
             <w:color w:val="0000EE"/>
             <w:u w:val="single"/>
           </w:rPr>
-          <w:t>弗6:11</w:t>
+          <w:t>利16:29–31</w:t>
         </w:r>
       </w:hyperlink>
       <w:r>
         <w:rPr>
           <w:lang w:val="zh_TW" w:bidi="zh_TW"/>
         </w:rPr>
-        <w:t>；</w:t>
-      </w:r>
-      <w:hyperlink r:id="rId34">
-        <w:r>
-          <w:rPr>
-            <w:lang w:val="zh_TW" w:bidi="zh_TW"/>
-          </w:rPr>
-          <w:rPr>
-            <w:color w:val="0000EE"/>
-            <w:u w:val="single"/>
-          </w:rPr>
-          <w:t>雅4:7</w:t>
-        </w:r>
-      </w:hyperlink>
-      <w:r>
-        <w:rPr>
-          <w:lang w:val="zh_TW" w:bidi="zh_TW"/>
-        </w:rPr>
-        <w:t>）。</w:t>
+        <w:t>）。與安息日一樣，在這些日子人不可工作，而是遵守指定的宗教禮儀。</w:t>
+      </w:r>
+    </w:p>
+    <w:p>
+      <w:pPr>
+        <w:pStyle w:val="Heading3"/>
+      </w:pPr>
+      <w:r>
+        <w:rPr>
+          <w:lang w:val="zh_TW" w:bidi="zh_TW"/>
+        </w:rPr>
+        <w:t>新約</w:t>
       </w:r>
     </w:p>
     <w:p>
@@ -1152,27 +883,9 @@
         <w:rPr>
           <w:lang w:val="zh_TW" w:bidi="zh_TW"/>
         </w:rPr>
-        <w:t>撒但透過以下方式執行牠的邪惡計劃：</w:t>
-      </w:r>
-    </w:p>
-    <w:p>
-      <w:pPr>
-        <w:pStyle w:val="ListBullet"/>
-        <w:spacing w:line="240" w:lineRule="auto"/>
-        <w:ind w:left="720"/>
-      </w:pPr>
-      <w:r>
-        <w:rPr>
-          <w:lang w:val="zh_TW" w:bidi="zh_TW"/>
-        </w:rPr>
-      </w:r>
-      <w:r>
-        <w:rPr>
-          <w:lang w:val="zh_TW" w:bidi="zh_TW"/>
-        </w:rPr>
-        <w:t>試探人（</w:t>
-      </w:r>
-      <w:hyperlink r:id="rId35">
+        <w:t>在新約中，「日子」的用法部分延續了閃族的傳統，不過四更夜更的制度則源於希臘和羅馬。新約時期的十二小時白天則承襲自巴比倫的天文學（參</w:t>
+      </w:r>
+      <w:hyperlink r:id="rId38">
         <w:r>
           <w:rPr>
             <w:lang w:val="zh_TW" w:bidi="zh_TW"/>
@@ -1181,163 +894,7 @@
             <w:color w:val="0000EE"/>
             <w:u w:val="single"/>
           </w:rPr>
-          <w:t>約13:2</w:t>
-        </w:r>
-      </w:hyperlink>
-      <w:r>
-        <w:rPr>
-          <w:lang w:val="zh_TW" w:bidi="zh_TW"/>
-        </w:rPr>
-        <w:t>；</w:t>
-      </w:r>
-      <w:hyperlink r:id="rId36">
-        <w:r>
-          <w:rPr>
-            <w:lang w:val="zh_TW" w:bidi="zh_TW"/>
-          </w:rPr>
-          <w:rPr>
-            <w:color w:val="0000EE"/>
-            <w:u w:val="single"/>
-          </w:rPr>
-          <w:t>徒5:3</w:t>
-        </w:r>
-      </w:hyperlink>
-      <w:r>
-        <w:rPr>
-          <w:lang w:val="zh_TW" w:bidi="zh_TW"/>
-        </w:rPr>
-        <w:t>）</w:t>
-      </w:r>
-    </w:p>
-    <w:p>
-      <w:pPr>
-        <w:pStyle w:val="ListBullet"/>
-        <w:spacing w:line="240" w:lineRule="auto"/>
-        <w:ind w:left="720"/>
-      </w:pPr>
-      <w:r>
-        <w:rPr>
-          <w:lang w:val="zh_TW" w:bidi="zh_TW"/>
-        </w:rPr>
-      </w:r>
-      <w:r>
-        <w:rPr>
-          <w:lang w:val="zh_TW" w:bidi="zh_TW"/>
-        </w:rPr>
-        <w:t>阻礙神的工人（</w:t>
-      </w:r>
-      <w:hyperlink r:id="rId37">
-        <w:r>
-          <w:rPr>
-            <w:lang w:val="zh_TW" w:bidi="zh_TW"/>
-          </w:rPr>
-          <w:rPr>
-            <w:color w:val="0000EE"/>
-            <w:u w:val="single"/>
-          </w:rPr>
-          <w:t>帖前2:18</w:t>
-        </w:r>
-      </w:hyperlink>
-      <w:r>
-        <w:rPr>
-          <w:lang w:val="zh_TW" w:bidi="zh_TW"/>
-        </w:rPr>
-        <w:t>）</w:t>
-      </w:r>
-    </w:p>
-    <w:p>
-      <w:pPr>
-        <w:pStyle w:val="ListBullet"/>
-        <w:spacing w:line="240" w:lineRule="auto"/>
-        <w:ind w:left="720"/>
-      </w:pPr>
-      <w:r>
-        <w:rPr>
-          <w:lang w:val="zh_TW" w:bidi="zh_TW"/>
-        </w:rPr>
-      </w:r>
-      <w:r>
-        <w:rPr>
-          <w:lang w:val="zh_TW" w:bidi="zh_TW"/>
-        </w:rPr>
-        <w:t>在神面前控告基督徒（</w:t>
-      </w:r>
-      <w:hyperlink r:id="rId38">
-        <w:r>
-          <w:rPr>
-            <w:lang w:val="zh_TW" w:bidi="zh_TW"/>
-          </w:rPr>
-          <w:rPr>
-            <w:color w:val="0000EE"/>
-            <w:u w:val="single"/>
-          </w:rPr>
-          <w:t>啟12:10</w:t>
-        </w:r>
-      </w:hyperlink>
-      <w:r>
-        <w:rPr>
-          <w:lang w:val="zh_TW" w:bidi="zh_TW"/>
-        </w:rPr>
-        <w:t>）</w:t>
-      </w:r>
-    </w:p>
-    <w:p>
-      <w:pPr>
-        <w:pStyle w:val="ListBullet"/>
-        <w:spacing w:line="240" w:lineRule="auto"/>
-        <w:ind w:left="720"/>
-      </w:pPr>
-      <w:r>
-        <w:rPr>
-          <w:lang w:val="zh_TW" w:bidi="zh_TW"/>
-        </w:rPr>
-      </w:r>
-      <w:r>
-        <w:rPr>
-          <w:lang w:val="zh_TW" w:bidi="zh_TW"/>
-        </w:rPr>
-        <w:t>控制那些棄絕福音的惡人（</w:t>
-      </w:r>
-      <w:hyperlink r:id="rId39">
-        <w:r>
-          <w:rPr>
-            <w:lang w:val="zh_TW" w:bidi="zh_TW"/>
-          </w:rPr>
-          <w:rPr>
-            <w:color w:val="0000EE"/>
-            <w:u w:val="single"/>
-          </w:rPr>
-          <w:t>帖後2:9</w:t>
-        </w:r>
-      </w:hyperlink>
-      <w:r>
-        <w:rPr>
-          <w:lang w:val="zh_TW" w:bidi="zh_TW"/>
-        </w:rPr>
-        <w:t>；</w:t>
-      </w:r>
-      <w:hyperlink r:id="rId40">
-        <w:r>
-          <w:rPr>
-            <w:lang w:val="zh_TW" w:bidi="zh_TW"/>
-          </w:rPr>
-          <w:rPr>
-            <w:color w:val="0000EE"/>
-            <w:u w:val="single"/>
-          </w:rPr>
-          <w:t>啟2:9、13，</w:t>
-        </w:r>
-      </w:hyperlink>
-      <w:hyperlink r:id="rId41">
-        <w:r>
-          <w:rPr>
-            <w:lang w:val="zh_TW" w:bidi="zh_TW"/>
-          </w:rPr>
-          <w:rPr>
-            <w:color w:val="0000EE"/>
-            <w:u w:val="single"/>
-          </w:rPr>
-          <w:t>13:2</w:t>
+          <w:t>約11:9</w:t>
         </w:r>
       </w:hyperlink>
       <w:r>
@@ -1358,7 +915,61 @@
         <w:rPr>
           <w:lang w:val="zh_TW" w:bidi="zh_TW"/>
         </w:rPr>
-        <w:t>然而，最重要的是，新約教導魔鬼自起初就是邪惡的（</w:t>
+        <w:t>除了字面意義上的日子，新約作者也使用比喻的說法，例如「拯救的日子」（</w:t>
+      </w:r>
+      <w:hyperlink r:id="rId39">
+        <w:r>
+          <w:rPr>
+            <w:lang w:val="zh_TW" w:bidi="zh_TW"/>
+          </w:rPr>
+          <w:rPr>
+            <w:color w:val="0000EE"/>
+            <w:u w:val="single"/>
+          </w:rPr>
+          <w:t>林後6:2</w:t>
+        </w:r>
+      </w:hyperlink>
+      <w:r>
+        <w:rPr>
+          <w:lang w:val="zh_TW" w:bidi="zh_TW"/>
+        </w:rPr>
+        <w:t>） 和「耶穌基督的日子」（</w:t>
+      </w:r>
+      <w:hyperlink r:id="rId40">
+        <w:r>
+          <w:rPr>
+            <w:lang w:val="zh_TW" w:bidi="zh_TW"/>
+          </w:rPr>
+          <w:rPr>
+            <w:color w:val="0000EE"/>
+            <w:u w:val="single"/>
+          </w:rPr>
+          <w:t>腓1:6</w:t>
+        </w:r>
+      </w:hyperlink>
+      <w:r>
+        <w:rPr>
+          <w:lang w:val="zh_TW" w:bidi="zh_TW"/>
+        </w:rPr>
+        <w:t>）。「日子」也有用來指具體的時段，如「他供職的日子」（</w:t>
+      </w:r>
+      <w:hyperlink r:id="rId41">
+        <w:r>
+          <w:rPr>
+            <w:lang w:val="zh_TW" w:bidi="zh_TW"/>
+          </w:rPr>
+          <w:rPr>
+            <w:color w:val="0000EE"/>
+            <w:u w:val="single"/>
+          </w:rPr>
+          <w:t>路1:23</w:t>
+        </w:r>
+      </w:hyperlink>
+      <w:r>
+        <w:rPr>
+          <w:lang w:val="zh_TW" w:bidi="zh_TW"/>
+        </w:rPr>
+        <w:t>）。特別節期包括逾越節（</w:t>
       </w:r>
       <w:hyperlink r:id="rId42">
         <w:r>
@@ -1369,14 +980,26 @@
             <w:color w:val="0000EE"/>
             <w:u w:val="single"/>
           </w:rPr>
-          <w:t>約一3:8</w:t>
+          <w:t>約12:1</w:t>
         </w:r>
       </w:hyperlink>
       <w:r>
         <w:rPr>
           <w:lang w:val="zh_TW" w:bidi="zh_TW"/>
         </w:rPr>
-        <w:t>），但藉著耶穌的服事，撒但已被擊敗，並被驅逐出天上（</w:t>
+        <w:t>）、「</w:t>
+      </w:r>
+      <w:r>
+        <w:rPr>
+          <w:lang w:val="zh_TW" w:bidi="zh_TW"/>
+        </w:rPr>
+        <w:t>除酵的日子」</w:t>
+      </w:r>
+      <w:r>
+        <w:rPr>
+          <w:lang w:val="zh_TW" w:bidi="zh_TW"/>
+        </w:rPr>
+        <w:t>（</w:t>
       </w:r>
       <w:hyperlink r:id="rId43">
         <w:r>
@@ -1387,14 +1010,14 @@
             <w:color w:val="0000EE"/>
             <w:u w:val="single"/>
           </w:rPr>
-          <w:t>路10:18</w:t>
+          <w:t>徒12:3</w:t>
         </w:r>
       </w:hyperlink>
       <w:r>
         <w:rPr>
           <w:lang w:val="zh_TW" w:bidi="zh_TW"/>
         </w:rPr>
-        <w:t>；</w:t>
+        <w:t>） 和五旬節（</w:t>
       </w:r>
       <w:hyperlink r:id="rId44">
         <w:r>
@@ -1405,14 +1028,28 @@
             <w:color w:val="0000EE"/>
             <w:u w:val="single"/>
           </w:rPr>
-          <w:t>啟12</w:t>
+          <w:t>徒2:1</w:t>
         </w:r>
       </w:hyperlink>
       <w:r>
         <w:rPr>
           <w:lang w:val="zh_TW" w:bidi="zh_TW"/>
         </w:rPr>
-        <w:t>）。儘管牠是一個危險的仇敵，基督徒擁有強大的武器——禱告、信心以及耶穌之血的果效。撒但若獲准，仍可引發身體疾病（</w:t>
+        <w:t>）。</w:t>
+      </w:r>
+    </w:p>
+    <w:p>
+      <w:pPr/>
+      <w:r>
+        <w:rPr>
+          <w:lang w:val="zh_TW" w:bidi="zh_TW"/>
+        </w:rPr>
+      </w:r>
+      <w:r>
+        <w:rPr>
+          <w:lang w:val="zh_TW" w:bidi="zh_TW"/>
+        </w:rPr>
+        <w:t>與舊約一樣，日子也指人的一生（</w:t>
       </w:r>
       <w:hyperlink r:id="rId45">
         <w:r>
@@ -1423,16 +1060,142 @@
             <w:color w:val="0000EE"/>
             <w:u w:val="single"/>
           </w:rPr>
-          <w:t>林後12:7</w:t>
+          <w:t>約9:4</w:t>
         </w:r>
       </w:hyperlink>
       <w:r>
         <w:rPr>
           <w:lang w:val="zh_TW" w:bidi="zh_TW"/>
         </w:rPr>
-        <w:t>），而人也可能被交給撒但受懲罰（</w:t>
+        <w:t>）。基督徒被稱為「光明之子」和「白晝之子」（</w:t>
       </w:r>
       <w:hyperlink r:id="rId46">
+        <w:r>
+          <w:rPr>
+            <w:lang w:val="zh_TW" w:bidi="zh_TW"/>
+          </w:rPr>
+          <w:rPr>
+            <w:color w:val="0000EE"/>
+            <w:u w:val="single"/>
+          </w:rPr>
+          <w:t>帖前5:5</w:t>
+        </w:r>
+      </w:hyperlink>
+      <w:r>
+        <w:rPr>
+          <w:lang w:val="zh_TW" w:bidi="zh_TW"/>
+        </w:rPr>
+        <w:t>），較長的時期或時代也被稱為日子（</w:t>
+      </w:r>
+      <w:hyperlink r:id="rId39">
+        <w:r>
+          <w:rPr>
+            <w:lang w:val="zh_TW" w:bidi="zh_TW"/>
+          </w:rPr>
+          <w:rPr>
+            <w:color w:val="0000EE"/>
+            <w:u w:val="single"/>
+          </w:rPr>
+          <w:t>林後6:2</w:t>
+        </w:r>
+      </w:hyperlink>
+      <w:r>
+        <w:rPr>
+          <w:lang w:val="zh_TW" w:bidi="zh_TW"/>
+        </w:rPr>
+        <w:t>；</w:t>
+      </w:r>
+      <w:hyperlink r:id="rId47">
+        <w:r>
+          <w:rPr>
+            <w:lang w:val="zh_TW" w:bidi="zh_TW"/>
+          </w:rPr>
+          <w:rPr>
+            <w:color w:val="0000EE"/>
+            <w:u w:val="single"/>
+          </w:rPr>
+          <w:t>弗5:16</w:t>
+        </w:r>
+      </w:hyperlink>
+      <w:r>
+        <w:rPr>
+          <w:lang w:val="zh_TW" w:bidi="zh_TW"/>
+        </w:rPr>
+        <w:t>，</w:t>
+      </w:r>
+      <w:hyperlink r:id="rId48">
+        <w:r>
+          <w:rPr>
+            <w:lang w:val="zh_TW" w:bidi="zh_TW"/>
+          </w:rPr>
+          <w:rPr>
+            <w:color w:val="0000EE"/>
+            <w:u w:val="single"/>
+          </w:rPr>
+          <w:t>6:13</w:t>
+        </w:r>
+      </w:hyperlink>
+      <w:r>
+        <w:rPr>
+          <w:lang w:val="zh_TW" w:bidi="zh_TW"/>
+        </w:rPr>
+        <w:t>；</w:t>
+      </w:r>
+      <w:hyperlink r:id="rId49">
+        <w:r>
+          <w:rPr>
+            <w:lang w:val="zh_TW" w:bidi="zh_TW"/>
+          </w:rPr>
+          <w:rPr>
+            <w:color w:val="0000EE"/>
+            <w:u w:val="single"/>
+          </w:rPr>
+          <w:t>來5:7</w:t>
+        </w:r>
+      </w:hyperlink>
+      <w:r>
+        <w:rPr>
+          <w:lang w:val="zh_TW" w:bidi="zh_TW"/>
+        </w:rPr>
+        <w:t>）。舊約先知所強調審判的日子在新約中延續，並特別指出那是神最終審判的日子——人子（耶穌）要顯明祂是主（</w:t>
+      </w:r>
+      <w:hyperlink r:id="rId50">
+        <w:r>
+          <w:rPr>
+            <w:lang w:val="zh_TW" w:bidi="zh_TW"/>
+          </w:rPr>
+          <w:rPr>
+            <w:color w:val="0000EE"/>
+            <w:u w:val="single"/>
+          </w:rPr>
+          <w:t>路17:30</w:t>
+        </w:r>
+      </w:hyperlink>
+      <w:r>
+        <w:rPr>
+          <w:lang w:val="zh_TW" w:bidi="zh_TW"/>
+        </w:rPr>
+        <w:t>；</w:t>
+      </w:r>
+      <w:hyperlink r:id="rId51">
+        <w:r>
+          <w:rPr>
+            <w:lang w:val="zh_TW" w:bidi="zh_TW"/>
+          </w:rPr>
+          <w:rPr>
+            <w:color w:val="0000EE"/>
+            <w:u w:val="single"/>
+          </w:rPr>
+          <w:t>約6:39–44</w:t>
+        </w:r>
+      </w:hyperlink>
+      <w:r>
+        <w:rPr>
+          <w:lang w:val="zh_TW" w:bidi="zh_TW"/>
+        </w:rPr>
+        <w:t>；</w:t>
+      </w:r>
+      <w:hyperlink r:id="rId52">
         <w:r>
           <w:rPr>
             <w:lang w:val="zh_TW" w:bidi="zh_TW"/>
@@ -1450,7 +1213,7 @@
         </w:rPr>
         <w:t>；</w:t>
       </w:r>
-      <w:hyperlink r:id="rId47">
+      <w:hyperlink r:id="rId53">
         <w:r>
           <w:rPr>
             <w:lang w:val="zh_TW" w:bidi="zh_TW"/>
@@ -1459,16 +1222,16 @@
             <w:color w:val="0000EE"/>
             <w:u w:val="single"/>
           </w:rPr>
-          <w:t>提前1:20</w:t>
+          <w:t>帖前5:2</w:t>
         </w:r>
       </w:hyperlink>
       <w:r>
         <w:rPr>
           <w:lang w:val="zh_TW" w:bidi="zh_TW"/>
         </w:rPr>
-        <w:t>）。最終，神掌控撒但，並將徹底毀滅牠（</w:t>
-      </w:r>
-      <w:hyperlink r:id="rId48">
+        <w:t>；</w:t>
+      </w:r>
+      <w:hyperlink r:id="rId54">
         <w:r>
           <w:rPr>
             <w:lang w:val="zh_TW" w:bidi="zh_TW"/>
@@ -1477,16 +1240,16 @@
             <w:color w:val="0000EE"/>
             <w:u w:val="single"/>
           </w:rPr>
-          <w:t>羅16:20</w:t>
+          <w:t>彼後2:9</w:t>
         </w:r>
       </w:hyperlink>
       <w:r>
         <w:rPr>
           <w:lang w:val="zh_TW" w:bidi="zh_TW"/>
         </w:rPr>
-        <w:t>；</w:t>
-      </w:r>
-      <w:hyperlink r:id="rId49">
+        <w:t>，</w:t>
+      </w:r>
+      <w:hyperlink r:id="rId55">
         <w:r>
           <w:rPr>
             <w:lang w:val="zh_TW" w:bidi="zh_TW"/>
@@ -1495,7 +1258,91 @@
             <w:color w:val="0000EE"/>
             <w:u w:val="single"/>
           </w:rPr>
-          <w:t>啟20:10</w:t>
+          <w:t>3:7、12</w:t>
+        </w:r>
+      </w:hyperlink>
+      <w:r>
+        <w:rPr>
+          <w:lang w:val="zh_TW" w:bidi="zh_TW"/>
+        </w:rPr>
+        <w:t>；</w:t>
+      </w:r>
+      <w:hyperlink r:id="rId56">
+        <w:r>
+          <w:rPr>
+            <w:lang w:val="zh_TW" w:bidi="zh_TW"/>
+          </w:rPr>
+          <w:rPr>
+            <w:color w:val="0000EE"/>
+            <w:u w:val="single"/>
+          </w:rPr>
+          <w:t>約一4:17</w:t>
+        </w:r>
+      </w:hyperlink>
+      <w:r>
+        <w:rPr>
+          <w:lang w:val="zh_TW" w:bidi="zh_TW"/>
+        </w:rPr>
+        <w:t>；</w:t>
+      </w:r>
+      <w:hyperlink r:id="rId57">
+        <w:r>
+          <w:rPr>
+            <w:lang w:val="zh_TW" w:bidi="zh_TW"/>
+          </w:rPr>
+          <w:rPr>
+            <w:color w:val="0000EE"/>
+            <w:u w:val="single"/>
+          </w:rPr>
+          <w:t>啟16:14</w:t>
+        </w:r>
+      </w:hyperlink>
+      <w:r>
+        <w:rPr>
+          <w:lang w:val="zh_TW" w:bidi="zh_TW"/>
+        </w:rPr>
+        <w:t>）。「</w:t>
+      </w:r>
+      <w:r>
+        <w:rPr>
+          <w:lang w:val="zh_TW" w:bidi="zh_TW"/>
+        </w:rPr>
+        <w:t>永遠</w:t>
+      </w:r>
+      <w:r>
+        <w:rPr>
+          <w:lang w:val="zh_TW" w:bidi="zh_TW"/>
+        </w:rPr>
+        <w:t>」標誌著時間將成為永恆的那一刻（</w:t>
+      </w:r>
+      <w:hyperlink r:id="rId58">
+        <w:r>
+          <w:rPr>
+            <w:lang w:val="zh_TW" w:bidi="zh_TW"/>
+          </w:rPr>
+          <w:rPr>
+            <w:color w:val="0000EE"/>
+            <w:u w:val="single"/>
+          </w:rPr>
+          <w:t>彼後3:18</w:t>
+        </w:r>
+      </w:hyperlink>
+      <w:r>
+        <w:rPr>
+          <w:lang w:val="zh_TW" w:bidi="zh_TW"/>
+        </w:rPr>
+        <w:t>）。新耶路撒冷，就是神子民的居所，被描述為一個永遠白晝之地（</w:t>
+      </w:r>
+      <w:hyperlink r:id="rId59">
+        <w:r>
+          <w:rPr>
+            <w:lang w:val="zh_TW" w:bidi="zh_TW"/>
+          </w:rPr>
+          <w:rPr>
+            <w:color w:val="0000EE"/>
+            <w:u w:val="single"/>
+          </w:rPr>
+          <w:t>啟21:25</w:t>
         </w:r>
       </w:hyperlink>
       <w:r>
@@ -1523,4108 +1370,25 @@
         <w:rPr>
           <w:lang w:val="zh_TW" w:bidi="zh_TW"/>
         </w:rPr>
-        <w:t xml:space="preserve"> </w:t>
-      </w:r>
-      <w:r>
-        <w:rPr>
-          <w:lang w:val="zh_TW" w:bidi="zh_TW"/>
-        </w:rPr>
-        <w:t>天使，</w:t>
-      </w:r>
-      <w:r>
-        <w:rPr>
-          <w:lang w:val="zh_TW" w:bidi="zh_TW"/>
-        </w:rPr>
-        <w:t>鬼魔，</w:t>
-      </w:r>
-      <w:r>
-        <w:rPr>
-          <w:lang w:val="zh_TW" w:bidi="zh_TW"/>
-        </w:rPr>
-        <w:t>鬼附，</w:t>
-      </w:r>
-      <w:r>
-        <w:rPr>
-          <w:lang w:val="zh_TW" w:bidi="zh_TW"/>
-        </w:rPr>
-        <w:t>路西弗</w:t>
-      </w:r>
-      <w:r>
-        <w:rPr>
-          <w:lang w:val="zh_TW" w:bidi="zh_TW"/>
-        </w:rPr>
-        <w:t>。</w:t>
-      </w:r>
-      <w:r>
-        <w:rPr>
-          <w:lang w:val="zh_TW" w:bidi="zh_TW"/>
-        </w:rPr>
-      </w:r>
-      <w:r>
-        <w:rPr>
-          <w:lang w:val="zh_TW" w:bidi="zh_TW"/>
-        </w:rPr>
-      </w:r>
-    </w:p>
-    <w:p>
-      <w:pPr/>
-      <w:r>
-        <w:rPr>
-          <w:lang w:val="zh_TW" w:bidi="zh_TW"/>
-        </w:rPr>
-      </w:r>
-    </w:p>
-    <w:p>
-      <w:pPr>
-        <w:pStyle w:val="Heading2"/>
-      </w:pPr>
-      <w:r>
-        <w:rPr>
-          <w:lang w:val="zh_TW" w:bidi="zh_TW"/>
-        </w:rPr>
-        <w:t>撒都該人</w:t>
-      </w:r>
-      <w:r>
-        <w:rPr>
-          <w:lang w:val="zh_TW" w:bidi="zh_TW"/>
-        </w:rPr>
-      </w:r>
-    </w:p>
-    <w:p>
-      <w:pPr/>
-      <w:r>
-        <w:rPr>
-          <w:lang w:val="zh_TW" w:bidi="zh_TW"/>
-        </w:rPr>
-      </w:r>
-      <w:r>
-        <w:rPr>
-          <w:lang w:val="zh_TW" w:bidi="zh_TW"/>
-        </w:rPr>
-        <w:t>在新約中提到14次的猶太教派，在舊約中並未提及。</w:t>
-      </w:r>
-    </w:p>
-    <w:p>
-      <w:pPr>
-        <w:pStyle w:val="Heading3"/>
-      </w:pPr>
-      <w:r>
-        <w:rPr>
-          <w:lang w:val="zh_TW" w:bidi="zh_TW"/>
-        </w:rPr>
-        <w:t>他們的歷史</w:t>
-      </w:r>
-    </w:p>
-    <w:p>
-      <w:pPr/>
-      <w:r>
-        <w:rPr>
-          <w:lang w:val="zh_TW" w:bidi="zh_TW"/>
-        </w:rPr>
-      </w:r>
-      <w:r>
-        <w:rPr>
-          <w:lang w:val="zh_TW" w:bidi="zh_TW"/>
-        </w:rPr>
-        <w:t>關於該名稱的起源，學者提出了幾種可能的解釋。首先，有人認為撒都該人（Sadducees）</w:t>
-      </w:r>
-      <w:r>
-        <w:rPr>
-          <w:lang w:val="zh_TW" w:bidi="zh_TW"/>
-        </w:rPr>
-        <w:t>這個</w:t>
-      </w:r>
-      <w:r>
-        <w:rPr>
-          <w:lang w:val="zh_TW" w:bidi="zh_TW"/>
-        </w:rPr>
-        <w:t>名稱與希伯來文中的「公義」（saddik）有關。然而，從語源學的角度來看，這種解釋並不穩妥，因為</w:t>
-      </w:r>
-      <w:r>
-        <w:rPr>
-          <w:lang w:val="zh_TW" w:bidi="zh_TW"/>
-        </w:rPr>
-        <w:t>這個</w:t>
-      </w:r>
-      <w:r>
-        <w:rPr>
-          <w:lang w:val="zh_TW" w:bidi="zh_TW"/>
-        </w:rPr>
-        <w:t>詞中的</w:t>
-      </w:r>
-      <w:r>
-        <w:rPr>
-          <w:i/>
-          <w:lang w:val="zh_TW" w:bidi="zh_TW"/>
-        </w:rPr>
-        <w:t>i</w:t>
-      </w:r>
-      <w:r>
-        <w:rPr>
-          <w:lang w:val="zh_TW" w:bidi="zh_TW"/>
-        </w:rPr>
-        <w:t>會變成</w:t>
-      </w:r>
-      <w:r>
-        <w:rPr>
-          <w:i/>
-          <w:lang w:val="zh_TW" w:bidi="zh_TW"/>
-        </w:rPr>
-        <w:t>u</w:t>
-      </w:r>
-      <w:r>
-        <w:rPr>
-          <w:lang w:val="zh_TW" w:bidi="zh_TW"/>
-        </w:rPr>
-        <w:t>，而且沒有明確的證據表明他們自稱為「義人」。其次，有人認為</w:t>
-      </w:r>
-      <w:r>
-        <w:rPr>
-          <w:lang w:val="zh_TW" w:bidi="zh_TW"/>
-        </w:rPr>
-        <w:t>這個</w:t>
-      </w:r>
-      <w:r>
-        <w:rPr>
-          <w:lang w:val="zh_TW" w:bidi="zh_TW"/>
-        </w:rPr>
-        <w:t>名稱源於撒督（Zadok，有時在希臘文中寫作Saddouk），即大衛時代的一位祭司（</w:t>
-      </w:r>
-      <w:hyperlink r:id="rId50">
-        <w:r>
-          <w:rPr>
-            <w:lang w:val="zh_TW" w:bidi="zh_TW"/>
-          </w:rPr>
-          <w:rPr>
-            <w:color w:val="0000EE"/>
-            <w:u w:val="single"/>
-          </w:rPr>
-          <w:t>撒下8:17</w:t>
-        </w:r>
-      </w:hyperlink>
-      <w:r>
-        <w:rPr>
-          <w:lang w:val="zh_TW" w:bidi="zh_TW"/>
-        </w:rPr>
-        <w:t>，</w:t>
-      </w:r>
-      <w:hyperlink r:id="rId51">
-        <w:r>
-          <w:rPr>
-            <w:lang w:val="zh_TW" w:bidi="zh_TW"/>
-          </w:rPr>
-          <w:rPr>
-            <w:color w:val="0000EE"/>
-            <w:u w:val="single"/>
-          </w:rPr>
-          <w:t>15:24–29</w:t>
-        </w:r>
-      </w:hyperlink>
-      <w:r>
-        <w:rPr>
-          <w:lang w:val="zh_TW" w:bidi="zh_TW"/>
-        </w:rPr>
-        <w:t>），他</w:t>
-      </w:r>
-      <w:r>
-        <w:rPr>
-          <w:lang w:val="zh_TW" w:bidi="zh_TW"/>
-        </w:rPr>
-        <w:t>用膏</w:t>
-      </w:r>
-      <w:r>
-        <w:rPr>
-          <w:lang w:val="zh_TW" w:bidi="zh_TW"/>
-        </w:rPr>
-        <w:t>膏</w:t>
-      </w:r>
-      <w:r>
-        <w:rPr>
-          <w:lang w:val="zh_TW" w:bidi="zh_TW"/>
-        </w:rPr>
-        <w:t>所羅門</w:t>
-      </w:r>
-      <w:r>
-        <w:rPr>
-          <w:lang w:val="zh_TW" w:bidi="zh_TW"/>
-        </w:rPr>
-        <w:t>（</w:t>
-      </w:r>
-      <w:hyperlink r:id="rId52">
-        <w:r>
-          <w:rPr>
-            <w:lang w:val="zh_TW" w:bidi="zh_TW"/>
-          </w:rPr>
-          <w:rPr>
-            <w:color w:val="0000EE"/>
-            <w:u w:val="single"/>
-          </w:rPr>
-          <w:t>王上1:32–39</w:t>
-        </w:r>
-      </w:hyperlink>
-      <w:r>
-        <w:rPr>
-          <w:lang w:val="zh_TW" w:bidi="zh_TW"/>
-        </w:rPr>
-        <w:t>），並在所羅門統治期間成為大祭司（</w:t>
-      </w:r>
-      <w:hyperlink r:id="rId53">
-        <w:r>
-          <w:rPr>
-            <w:lang w:val="zh_TW" w:bidi="zh_TW"/>
-          </w:rPr>
-          <w:rPr>
-            <w:color w:val="0000EE"/>
-            <w:u w:val="single"/>
-          </w:rPr>
-          <w:t>2:35</w:t>
-        </w:r>
-      </w:hyperlink>
-      <w:r>
-        <w:rPr>
-          <w:lang w:val="zh_TW" w:bidi="zh_TW"/>
-        </w:rPr>
-        <w:t>）。據記載，他是亞倫的兒子以利亞撒的後裔（</w:t>
-      </w:r>
-      <w:hyperlink r:id="rId54">
-        <w:r>
-          <w:rPr>
-            <w:lang w:val="zh_TW" w:bidi="zh_TW"/>
-          </w:rPr>
-          <w:rPr>
-            <w:color w:val="0000EE"/>
-            <w:u w:val="single"/>
-          </w:rPr>
-          <w:t>代上6:3–8</w:t>
-        </w:r>
-      </w:hyperlink>
-      <w:r>
-        <w:rPr>
-          <w:lang w:val="zh_TW" w:bidi="zh_TW"/>
-        </w:rPr>
-        <w:t>），撒督家族的祭司（Zadokite priests）應該一直在聖殿事奉，直到被擄時期。在關於聖殿崇拜恢復的藍圖中（</w:t>
-      </w:r>
-      <w:hyperlink r:id="rId55">
-        <w:r>
-          <w:rPr>
-            <w:lang w:val="zh_TW" w:bidi="zh_TW"/>
-          </w:rPr>
-          <w:rPr>
-            <w:color w:val="0000EE"/>
-            <w:u w:val="single"/>
-          </w:rPr>
-          <w:t>結40–48</w:t>
-        </w:r>
-      </w:hyperlink>
-      <w:r>
-        <w:rPr>
-          <w:lang w:val="zh_TW" w:bidi="zh_TW"/>
-        </w:rPr>
-        <w:t>），撒督家族的祭司再次被指派為「利未祭司」來事奉（</w:t>
-      </w:r>
-      <w:hyperlink r:id="rId56">
-        <w:r>
-          <w:rPr>
-            <w:lang w:val="zh_TW" w:bidi="zh_TW"/>
-          </w:rPr>
-          <w:rPr>
-            <w:color w:val="0000EE"/>
-            <w:u w:val="single"/>
-          </w:rPr>
-          <w:t>44:15–16</w:t>
-        </w:r>
-      </w:hyperlink>
-      <w:r>
-        <w:rPr>
-          <w:lang w:val="zh_TW" w:bidi="zh_TW"/>
-        </w:rPr>
-        <w:t>，</w:t>
-      </w:r>
-      <w:hyperlink r:id="rId57">
-        <w:r>
-          <w:rPr>
-            <w:lang w:val="zh_TW" w:bidi="zh_TW"/>
-          </w:rPr>
-          <w:rPr>
-            <w:color w:val="0000EE"/>
-            <w:u w:val="single"/>
-          </w:rPr>
-          <w:t>48:11–12</w:t>
-        </w:r>
-      </w:hyperlink>
-      <w:r>
-        <w:rPr>
-          <w:lang w:val="zh_TW" w:bidi="zh_TW"/>
-        </w:rPr>
-        <w:t>）。被擄歸回之後，我們讀到約薩答的兒子約書亞擔任大祭司（</w:t>
-      </w:r>
-      <w:hyperlink r:id="rId58">
-        <w:r>
-          <w:rPr>
-            <w:lang w:val="zh_TW" w:bidi="zh_TW"/>
-          </w:rPr>
-          <w:rPr>
-            <w:color w:val="0000EE"/>
-            <w:u w:val="single"/>
-          </w:rPr>
-          <w:t>該1:1</w:t>
-        </w:r>
-      </w:hyperlink>
-      <w:r>
-        <w:rPr>
-          <w:lang w:val="zh_TW" w:bidi="zh_TW"/>
-        </w:rPr>
-        <w:t>），他的家譜可追溯至撒督（</w:t>
-      </w:r>
-      <w:hyperlink r:id="rId59">
-        <w:r>
-          <w:rPr>
-            <w:lang w:val="zh_TW" w:bidi="zh_TW"/>
-          </w:rPr>
-          <w:rPr>
-            <w:color w:val="0000EE"/>
-            <w:u w:val="single"/>
-          </w:rPr>
-          <w:t>代上6:8–15</w:t>
-        </w:r>
-      </w:hyperlink>
-      <w:r>
-        <w:rPr>
-          <w:lang w:val="zh_TW" w:bidi="zh_TW"/>
-        </w:rPr>
-        <w:t>）。公元前二世紀初的文獻顯示，撒督家族的祭司地位仍然受到重視，但並不確定撒都該人是否支持撒督祭司的職</w:t>
-      </w:r>
-      <w:r>
-        <w:rPr>
-          <w:lang w:val="zh_TW" w:bidi="zh_TW"/>
-        </w:rPr>
-        <w:t>分</w:t>
-      </w:r>
-      <w:r>
-        <w:rPr>
-          <w:lang w:val="zh_TW" w:bidi="zh_TW"/>
-        </w:rPr>
-        <w:t>。此外，這種關於撒都該人名稱起源的解釋，無法合理</w:t>
-      </w:r>
-      <w:r>
-        <w:rPr>
-          <w:lang w:val="zh_TW" w:bidi="zh_TW"/>
-        </w:rPr>
-        <w:t>解釋</w:t>
-      </w:r>
-      <w:r>
-        <w:rPr>
-          <w:lang w:val="zh_TW" w:bidi="zh_TW"/>
-        </w:rPr>
-        <w:t>該詞中的雙</w:t>
-      </w:r>
-      <w:r>
-        <w:rPr>
-          <w:i/>
-          <w:lang w:val="zh_TW" w:bidi="zh_TW"/>
-        </w:rPr>
-        <w:t>d</w:t>
-      </w:r>
-      <w:r>
-        <w:rPr>
-          <w:lang w:val="zh_TW" w:bidi="zh_TW"/>
-        </w:rPr>
-        <w:t>。</w:t>
-      </w:r>
-    </w:p>
-    <w:p>
-      <w:pPr/>
-      <w:r>
-        <w:rPr>
-          <w:lang w:val="zh_TW" w:bidi="zh_TW"/>
-        </w:rPr>
-      </w:r>
-      <w:r>
-        <w:rPr>
-          <w:lang w:val="zh_TW" w:bidi="zh_TW"/>
-        </w:rPr>
-        <w:t>第三，根據一個</w:t>
-      </w:r>
-      <w:r>
-        <w:rPr>
-          <w:lang w:val="zh_TW" w:bidi="zh_TW"/>
-        </w:rPr>
-        <w:t>晚期</w:t>
-      </w:r>
-      <w:r>
-        <w:rPr>
-          <w:lang w:val="zh_TW" w:bidi="zh_TW"/>
-        </w:rPr>
-        <w:t>的拉比傳統，撒都該人</w:t>
-      </w:r>
-      <w:r>
-        <w:rPr>
-          <w:lang w:val="zh_TW" w:bidi="zh_TW"/>
-        </w:rPr>
-        <w:t>的名稱</w:t>
-      </w:r>
-      <w:r>
-        <w:rPr>
-          <w:lang w:val="zh_TW" w:bidi="zh_TW"/>
-        </w:rPr>
-        <w:t>源於公元前二世紀一位名為撒督的人。然而，這種觀點缺乏足夠的支持。</w:t>
-      </w:r>
-    </w:p>
-    <w:p>
-      <w:pPr/>
-      <w:r>
-        <w:rPr>
-          <w:lang w:val="zh_TW" w:bidi="zh_TW"/>
-        </w:rPr>
-      </w:r>
-      <w:r>
-        <w:rPr>
-          <w:lang w:val="zh_TW" w:bidi="zh_TW"/>
-        </w:rPr>
-        <w:t>最後，英國新約學者文信（T. W. Manson）</w:t>
-      </w:r>
-      <w:r>
-        <w:rPr>
-          <w:lang w:val="zh_TW" w:bidi="zh_TW"/>
-        </w:rPr>
-        <w:t>提出</w:t>
-      </w:r>
-      <w:r>
-        <w:rPr>
-          <w:lang w:val="zh_TW" w:bidi="zh_TW"/>
-        </w:rPr>
-        <w:t>，他們的名稱可能與希臘文詞語sundikoi有關，意思是「議會成員」，</w:t>
-      </w:r>
-      <w:r>
-        <w:rPr>
-          <w:lang w:val="zh_TW" w:bidi="zh_TW"/>
-        </w:rPr>
-        <w:t>因此</w:t>
-      </w:r>
-      <w:r>
-        <w:rPr>
-          <w:lang w:val="zh_TW" w:bidi="zh_TW"/>
-        </w:rPr>
-        <w:t>視</w:t>
-      </w:r>
-      <w:r>
-        <w:rPr>
-          <w:lang w:val="zh_TW" w:bidi="zh_TW"/>
-        </w:rPr>
-        <w:t>撒都該人為哈斯蒙尼家族統治者下的議員</w:t>
-      </w:r>
-      <w:r>
-        <w:rPr>
-          <w:lang w:val="zh_TW" w:bidi="zh_TW"/>
-        </w:rPr>
-        <w:t>。</w:t>
-      </w:r>
-    </w:p>
-    <w:p>
-      <w:pPr/>
-      <w:r>
-        <w:rPr>
-          <w:lang w:val="zh_TW" w:bidi="zh_TW"/>
-        </w:rPr>
-      </w:r>
-      <w:r>
-        <w:rPr>
-          <w:lang w:val="zh_TW" w:bidi="zh_TW"/>
-        </w:rPr>
-        <w:t>撒都該人最早的歷史記載，可追溯至約拿單‧馬加比（Jonathan Maccabeus）</w:t>
-      </w:r>
-      <w:r>
-        <w:rPr>
-          <w:lang w:val="zh_TW" w:bidi="zh_TW"/>
-        </w:rPr>
-        <w:t>的</w:t>
-      </w:r>
-      <w:r>
-        <w:rPr>
-          <w:lang w:val="zh_TW" w:bidi="zh_TW"/>
-        </w:rPr>
-        <w:t>時代，他在公元前160年至143年期間領導猶太人對抗西流古（Seleucids）。約瑟夫（Josephus，猶太古史記 13.5.9）提到，撒都該人</w:t>
-      </w:r>
-      <w:r>
-        <w:rPr>
-          <w:lang w:val="zh_TW" w:bidi="zh_TW"/>
-        </w:rPr>
-        <w:t>在此時已是一個派別</w:t>
-      </w:r>
-      <w:r>
-        <w:rPr>
-          <w:lang w:val="zh_TW" w:bidi="zh_TW"/>
-        </w:rPr>
-        <w:t>，並且在</w:t>
-      </w:r>
-      <w:r>
-        <w:rPr>
-          <w:lang w:val="zh_TW" w:bidi="zh_TW"/>
-        </w:rPr>
-        <w:t>約翰‧許爾堪</w:t>
-      </w:r>
-      <w:r>
-        <w:rPr>
-          <w:lang w:val="zh_TW" w:bidi="zh_TW"/>
-        </w:rPr>
-        <w:t>（John Hyrcanus）擔任猶太國的領袖（公元前135–104年）時，與法利賽人發生衝突（猶太古史記 13.10.6）。撒都該人可能在某種意義上支持撒督祭司的傳統，或聲稱當時耶路撒冷的祭司職分源自撒督的後裔，但這一點並不</w:t>
-      </w:r>
-      <w:r>
-        <w:rPr>
-          <w:lang w:val="zh_TW" w:bidi="zh_TW"/>
-        </w:rPr>
-        <w:t>清楚</w:t>
-      </w:r>
-      <w:r>
-        <w:rPr>
-          <w:b/>
-          <w:lang w:val="zh_TW" w:bidi="zh_TW"/>
-        </w:rPr>
-        <w:t>。</w:t>
-      </w:r>
-      <w:r>
-        <w:rPr>
-          <w:lang w:val="zh_TW" w:bidi="zh_TW"/>
-        </w:rPr>
-        <w:t>約瑟夫</w:t>
-      </w:r>
-      <w:r>
-        <w:rPr>
-          <w:lang w:val="zh_TW" w:bidi="zh_TW"/>
-        </w:rPr>
-        <w:t>指出，</w:t>
-      </w:r>
-      <w:r>
-        <w:rPr>
-          <w:lang w:val="zh_TW" w:bidi="zh_TW"/>
-        </w:rPr>
-        <w:t>撒都該人</w:t>
-      </w:r>
-      <w:r>
-        <w:rPr>
-          <w:lang w:val="zh_TW" w:bidi="zh_TW"/>
-        </w:rPr>
-        <w:t>得到富人的支持</w:t>
-      </w:r>
-      <w:r>
-        <w:rPr>
-          <w:lang w:val="zh_TW" w:bidi="zh_TW"/>
-        </w:rPr>
-        <w:t>，</w:t>
-      </w:r>
-      <w:r>
-        <w:rPr>
-          <w:lang w:val="zh_TW" w:bidi="zh_TW"/>
-        </w:rPr>
-        <w:t>而法利賽人則在普通民眾中擁有影響力</w:t>
-      </w:r>
-      <w:r>
-        <w:rPr>
-          <w:lang w:val="zh_TW" w:bidi="zh_TW"/>
-        </w:rPr>
-        <w:t>。在莎樂美·亞歷山德拉（Salome Alexandra，公元前76–67年）</w:t>
-      </w:r>
-      <w:r>
-        <w:rPr>
-          <w:lang w:val="zh_TW" w:bidi="zh_TW"/>
-        </w:rPr>
-        <w:t>統治時期</w:t>
-      </w:r>
-      <w:r>
-        <w:rPr>
-          <w:lang w:val="zh_TW" w:bidi="zh_TW"/>
-        </w:rPr>
-        <w:t>，法利賽人</w:t>
-      </w:r>
-      <w:r>
-        <w:rPr>
-          <w:lang w:val="zh_TW" w:bidi="zh_TW"/>
-        </w:rPr>
-        <w:t>佔據上風</w:t>
-      </w:r>
-      <w:r>
-        <w:rPr>
-          <w:lang w:val="zh_TW" w:bidi="zh_TW"/>
-        </w:rPr>
-        <w:t>。然而，但當猶太成為羅馬省份後，羅馬總督開始頻繁更換大祭司，而大多數大祭司似乎都來自撒都該人的貴族家庭。這些撒都該人的家族雖然能與羅馬人妥協，但在當地仍擁有權力和影響力。隨著猶太人與羅馬統治者之間的敵意加劇，撒都該人的影響力逐漸</w:t>
-      </w:r>
-      <w:r>
-        <w:rPr>
-          <w:lang w:val="zh_TW" w:bidi="zh_TW"/>
-        </w:rPr>
-        <w:t>下降</w:t>
-      </w:r>
-      <w:r>
-        <w:rPr>
-          <w:lang w:val="zh_TW" w:bidi="zh_TW"/>
-        </w:rPr>
-        <w:t>。公元70年，耶路撒冷被羅馬人攻陷後，撒都該人便從歷史中消失。</w:t>
-      </w:r>
-    </w:p>
-    <w:p>
-      <w:pPr>
-        <w:pStyle w:val="Heading3"/>
-      </w:pPr>
-      <w:r>
-        <w:rPr>
-          <w:lang w:val="zh_TW" w:bidi="zh_TW"/>
-        </w:rPr>
-        <w:t>在新約聖經中</w:t>
-      </w:r>
-    </w:p>
-    <w:p>
-      <w:pPr/>
-      <w:r>
-        <w:rPr>
-          <w:lang w:val="zh_TW" w:bidi="zh_TW"/>
-        </w:rPr>
-      </w:r>
-      <w:r>
-        <w:rPr>
-          <w:lang w:val="zh_TW" w:bidi="zh_TW"/>
-        </w:rPr>
-        <w:t>在福音書的敘述中，撒都該人的首次出現是在約翰的洗禮現場，當時跟與法利賽人在</w:t>
-      </w:r>
-      <w:r>
-        <w:rPr>
-          <w:lang w:val="zh_TW" w:bidi="zh_TW"/>
-        </w:rPr>
-        <w:t>一起</w:t>
-      </w:r>
-      <w:r>
-        <w:rPr>
-          <w:lang w:val="zh_TW" w:bidi="zh_TW"/>
-        </w:rPr>
-        <w:t>。施洗約翰稱他們為「</w:t>
-      </w:r>
-      <w:r>
-        <w:rPr>
-          <w:lang w:val="zh_TW" w:bidi="zh_TW"/>
-        </w:rPr>
-        <w:t>毒蛇的種類</w:t>
-      </w:r>
-      <w:r>
-        <w:rPr>
-          <w:lang w:val="zh_TW" w:bidi="zh_TW"/>
-        </w:rPr>
-        <w:t>」，並挑戰他們在生活中悔改（</w:t>
-      </w:r>
-      <w:hyperlink r:id="rId60">
-        <w:r>
-          <w:rPr>
-            <w:lang w:val="zh_TW" w:bidi="zh_TW"/>
-          </w:rPr>
-          <w:rPr>
-            <w:color w:val="0000EE"/>
-            <w:u w:val="single"/>
-          </w:rPr>
-          <w:t>太3:7–10</w:t>
-        </w:r>
-      </w:hyperlink>
-      <w:r>
-        <w:rPr>
-          <w:lang w:val="zh_TW" w:bidi="zh_TW"/>
-        </w:rPr>
-        <w:t>）。後來，撒都該人與一些法利賽人一起來試探耶穌，要求祂</w:t>
-      </w:r>
-      <w:r>
-        <w:rPr>
-          <w:lang w:val="zh_TW" w:bidi="zh_TW"/>
-        </w:rPr>
-        <w:t>從天上顯個神蹟給他們看</w:t>
-      </w:r>
-      <w:r>
-        <w:rPr>
-          <w:lang w:val="zh_TW" w:bidi="zh_TW"/>
-        </w:rPr>
-        <w:t>（</w:t>
-      </w:r>
-      <w:hyperlink r:id="rId61">
-        <w:r>
-          <w:rPr>
-            <w:lang w:val="zh_TW" w:bidi="zh_TW"/>
-          </w:rPr>
-          <w:rPr>
-            <w:color w:val="0000EE"/>
-            <w:u w:val="single"/>
-          </w:rPr>
-          <w:t>16:1</w:t>
-        </w:r>
-      </w:hyperlink>
-      <w:r>
-        <w:rPr>
-          <w:lang w:val="zh_TW" w:bidi="zh_TW"/>
-        </w:rPr>
-        <w:t>）。耶穌告訴門徒要提防撒都該人（</w:t>
-      </w:r>
-      <w:hyperlink r:id="rId62">
-        <w:r>
-          <w:rPr>
-            <w:lang w:val="zh_TW" w:bidi="zh_TW"/>
-          </w:rPr>
-          <w:rPr>
-            <w:color w:val="0000EE"/>
-            <w:u w:val="single"/>
-          </w:rPr>
-          <w:t>6、11–12</w:t>
-        </w:r>
-      </w:hyperlink>
-      <w:r>
-        <w:rPr>
-          <w:lang w:val="zh_TW" w:bidi="zh_TW"/>
-        </w:rPr>
-        <w:t>）。</w:t>
-      </w:r>
-    </w:p>
-    <w:p>
-      <w:pPr/>
-      <w:r>
-        <w:rPr>
-          <w:lang w:val="zh_TW" w:bidi="zh_TW"/>
-        </w:rPr>
-      </w:r>
-      <w:r>
-        <w:rPr>
-          <w:lang w:val="zh_TW" w:bidi="zh_TW"/>
-        </w:rPr>
-        <w:t>在</w:t>
-      </w:r>
-      <w:hyperlink r:id="rId63">
-        <w:r>
-          <w:rPr>
-            <w:lang w:val="zh_TW" w:bidi="zh_TW"/>
-          </w:rPr>
-          <w:rPr>
-            <w:color w:val="0000EE"/>
-            <w:u w:val="single"/>
-          </w:rPr>
-          <w:t>馬太福音二十二章23至33節</w:t>
-        </w:r>
-      </w:hyperlink>
-      <w:r>
-        <w:rPr>
-          <w:lang w:val="zh_TW" w:bidi="zh_TW"/>
-        </w:rPr>
-        <w:t>中（參</w:t>
-      </w:r>
-      <w:hyperlink r:id="rId64">
-        <w:r>
-          <w:rPr>
-            <w:lang w:val="zh_TW" w:bidi="zh_TW"/>
-          </w:rPr>
-          <w:rPr>
-            <w:color w:val="0000EE"/>
-            <w:u w:val="single"/>
-          </w:rPr>
-          <w:t>可12:18–27</w:t>
-        </w:r>
-      </w:hyperlink>
+        <w:t>古代與現代曆法</w:t>
+      </w:r>
+      <w:r>
+        <w:rPr>
+          <w:lang w:val="zh_TW" w:bidi="zh_TW"/>
+        </w:rPr>
+        <w:t>；耶和華的日子</w:t>
+      </w:r>
       <w:r>
         <w:rPr>
           <w:lang w:val="zh_TW" w:bidi="zh_TW"/>
         </w:rPr>
         <w:t>；</w:t>
       </w:r>
-      <w:hyperlink r:id="rId65">
-        <w:r>
-          <w:rPr>
-            <w:lang w:val="zh_TW" w:bidi="zh_TW"/>
-          </w:rPr>
-          <w:rPr>
-            <w:color w:val="0000EE"/>
-            <w:u w:val="single"/>
-          </w:rPr>
-          <w:t>路20:27–38</w:t>
-        </w:r>
-      </w:hyperlink>
-      <w:r>
-        <w:rPr>
-          <w:lang w:val="zh_TW" w:bidi="zh_TW"/>
-        </w:rPr>
-        <w:t>），法利賽人和撒都該人之間開始出現巨大</w:t>
-      </w:r>
-      <w:r>
-        <w:rPr>
-          <w:lang w:val="zh_TW" w:bidi="zh_TW"/>
-        </w:rPr>
-        <w:t>分歧</w:t>
-      </w:r>
-      <w:r>
-        <w:rPr>
-          <w:lang w:val="zh_TW" w:bidi="zh_TW"/>
-        </w:rPr>
-        <w:t>。撒都該人和其他人一樣，想用問題讓刁難耶穌，於是提出了一個詭辯的問題，顯示他們對死人復活的懷疑</w:t>
-      </w:r>
-      <w:r>
-        <w:rPr>
-          <w:lang w:val="zh_TW" w:bidi="zh_TW"/>
-        </w:rPr>
-        <w:t>。</w:t>
-      </w:r>
-      <w:r>
-        <w:rPr>
-          <w:lang w:val="zh_TW" w:bidi="zh_TW"/>
-        </w:rPr>
-        <w:t>在這段經文中，撒都該人被描述為否認死後有復活的人。他們引用了一個</w:t>
-      </w:r>
-      <w:r>
-        <w:rPr>
-          <w:lang w:val="zh_TW" w:bidi="zh_TW"/>
-        </w:rPr>
-        <w:t>婦人</w:t>
-      </w:r>
-      <w:r>
-        <w:rPr>
-          <w:lang w:val="zh_TW" w:bidi="zh_TW"/>
-        </w:rPr>
-        <w:t>先後嫁給七個兄弟的例子，問道：「</w:t>
-      </w:r>
-      <w:r>
-        <w:rPr>
-          <w:lang w:val="zh_TW" w:bidi="zh_TW"/>
-        </w:rPr>
-        <w:t>當復活的時候，她是七個人中哪一個的妻子呢？</w:t>
-      </w:r>
-      <w:r>
-        <w:rPr>
-          <w:lang w:val="zh_TW" w:bidi="zh_TW"/>
-        </w:rPr>
-        <w:t>」這暗示了復活不可能是真實的，因為存在這樣的問題。</w:t>
-      </w:r>
-      <w:r>
-        <w:rPr>
-          <w:lang w:val="zh_TW" w:bidi="zh_TW"/>
-        </w:rPr>
-        <w:t>耶穌指出他們的錯誤在於不明白聖經和神的大能</w:t>
-      </w:r>
-      <w:r>
-        <w:rPr>
-          <w:lang w:val="zh_TW" w:bidi="zh_TW"/>
-        </w:rPr>
-        <w:t>。</w:t>
-      </w:r>
-    </w:p>
-    <w:p>
-      <w:pPr/>
-      <w:r>
-        <w:rPr>
-          <w:lang w:val="zh_TW" w:bidi="zh_TW"/>
-        </w:rPr>
-      </w:r>
-      <w:r>
-        <w:rPr>
-          <w:lang w:val="zh_TW" w:bidi="zh_TW"/>
-        </w:rPr>
-        <w:t>在耶路撒冷教會的初期，祭司、</w:t>
-      </w:r>
-      <w:r>
-        <w:rPr>
-          <w:lang w:val="zh_TW" w:bidi="zh_TW"/>
-        </w:rPr>
-        <w:t>守殿官</w:t>
-      </w:r>
-      <w:r>
-        <w:rPr>
-          <w:lang w:val="zh_TW" w:bidi="zh_TW"/>
-        </w:rPr>
-        <w:t>以及撒都該人</w:t>
-      </w:r>
-      <w:r>
-        <w:rPr>
-          <w:lang w:val="zh_TW" w:bidi="zh_TW"/>
-        </w:rPr>
-        <w:t>因使徒傳講死人復活而感到煩惱</w:t>
-      </w:r>
-      <w:r>
-        <w:rPr>
-          <w:lang w:val="zh_TW" w:bidi="zh_TW"/>
-        </w:rPr>
-        <w:t>（</w:t>
-      </w:r>
-      <w:hyperlink r:id="rId66">
-        <w:r>
-          <w:rPr>
-            <w:lang w:val="zh_TW" w:bidi="zh_TW"/>
-          </w:rPr>
-          <w:rPr>
-            <w:color w:val="0000EE"/>
-            <w:u w:val="single"/>
-          </w:rPr>
-          <w:t>徒4:1–2</w:t>
-        </w:r>
-      </w:hyperlink>
-      <w:r>
-        <w:rPr>
-          <w:lang w:val="zh_TW" w:bidi="zh_TW"/>
-        </w:rPr>
-        <w:t>）。撒都該人似乎主導了對使徒和他們</w:t>
-      </w:r>
-      <w:r>
-        <w:rPr>
-          <w:lang w:val="zh_TW" w:bidi="zh_TW"/>
-        </w:rPr>
-        <w:t>傳道</w:t>
-      </w:r>
-      <w:r>
-        <w:rPr>
-          <w:lang w:val="zh_TW" w:bidi="zh_TW"/>
-        </w:rPr>
-        <w:t>的反對聲音。後來，大祭司和撒都該人決定逮捕使徒並將他們關在監獄中（</w:t>
-      </w:r>
-      <w:hyperlink r:id="rId67">
-        <w:r>
-          <w:rPr>
-            <w:lang w:val="zh_TW" w:bidi="zh_TW"/>
-          </w:rPr>
-          <w:rPr>
-            <w:color w:val="0000EE"/>
-            <w:u w:val="single"/>
-          </w:rPr>
-          <w:t>5:17</w:t>
-        </w:r>
-      </w:hyperlink>
-      <w:r>
-        <w:rPr>
-          <w:lang w:val="zh_TW" w:bidi="zh_TW"/>
-        </w:rPr>
-        <w:t>）。</w:t>
-      </w:r>
-      <w:r>
-        <w:rPr>
-          <w:lang w:val="zh_TW" w:bidi="zh_TW"/>
-        </w:rPr>
-        <w:t>新約中唯一提到撒都該人的另一處，是</w:t>
-      </w:r>
-      <w:hyperlink r:id="rId68">
-        <w:r>
-          <w:rPr>
-            <w:lang w:val="zh_TW" w:bidi="zh_TW"/>
-          </w:rPr>
-          <w:rPr>
-            <w:color w:val="0000EE"/>
-            <w:u w:val="single"/>
-          </w:rPr>
-          <w:t>使徒行傳二十三章6至8節</w:t>
-        </w:r>
-      </w:hyperlink>
-      <w:r>
-        <w:rPr>
-          <w:lang w:val="zh_TW" w:bidi="zh_TW"/>
-        </w:rPr>
-        <w:t>，</w:t>
-      </w:r>
-      <w:r>
-        <w:rPr>
-          <w:lang w:val="zh_TW" w:bidi="zh_TW"/>
-        </w:rPr>
-        <w:t>記載</w:t>
-      </w:r>
-      <w:r>
-        <w:rPr>
-          <w:lang w:val="zh_TW" w:bidi="zh_TW"/>
-        </w:rPr>
-        <w:t>了保羅在猶太公會前的審訊。在那次場合中，保羅故意談到他對復活的信心，</w:t>
-      </w:r>
-      <w:r>
-        <w:rPr>
-          <w:lang w:val="zh_TW" w:bidi="zh_TW"/>
-        </w:rPr>
-        <w:t>以</w:t>
-      </w:r>
-      <w:r>
-        <w:rPr>
-          <w:lang w:val="zh_TW" w:bidi="zh_TW"/>
-        </w:rPr>
-        <w:t>引</w:t>
-      </w:r>
-      <w:r>
-        <w:rPr>
-          <w:lang w:val="zh_TW" w:bidi="zh_TW"/>
-        </w:rPr>
-        <w:t>起</w:t>
-      </w:r>
-      <w:r>
-        <w:rPr>
-          <w:lang w:val="zh_TW" w:bidi="zh_TW"/>
-        </w:rPr>
-        <w:t>法利賽人和不信復活的撒都該人之間的分歧。</w:t>
-      </w:r>
-    </w:p>
-    <w:p>
-      <w:pPr/>
-      <w:r>
-        <w:rPr>
-          <w:lang w:val="zh_TW" w:bidi="zh_TW"/>
-        </w:rPr>
-      </w:r>
-      <w:r>
-        <w:rPr>
-          <w:lang w:val="zh_TW" w:bidi="zh_TW"/>
-        </w:rPr>
-        <w:t>因此，從這些新約經文中，我們了解到撒都該人的基本信條、他們在大祭司家族中的顯赫地位，以及</w:t>
-      </w:r>
-      <w:r>
-        <w:rPr>
-          <w:lang w:val="zh_TW" w:bidi="zh_TW"/>
-        </w:rPr>
-        <w:t>他們與</w:t>
-      </w:r>
-      <w:r>
-        <w:rPr>
-          <w:lang w:val="zh_TW" w:bidi="zh_TW"/>
-        </w:rPr>
-        <w:t>法利賽人之間的</w:t>
-      </w:r>
-      <w:r>
-        <w:rPr>
-          <w:lang w:val="zh_TW" w:bidi="zh_TW"/>
-        </w:rPr>
-        <w:t>分歧。</w:t>
-      </w:r>
-    </w:p>
-    <w:p>
-      <w:pPr/>
-      <w:r>
-        <w:rPr>
-          <w:lang w:val="zh_TW" w:bidi="zh_TW"/>
-        </w:rPr>
-      </w:r>
-      <w:r>
-        <w:rPr>
-          <w:lang w:val="zh_TW" w:bidi="zh_TW"/>
-        </w:rPr>
-        <w:t>約瑟夫是公元一世紀末的猶太歷史學家，</w:t>
-      </w:r>
-      <w:r>
-        <w:rPr>
-          <w:lang w:val="zh_TW" w:bidi="zh_TW"/>
-        </w:rPr>
-        <w:t>他</w:t>
-      </w:r>
-      <w:r>
-        <w:rPr>
-          <w:lang w:val="zh_TW" w:bidi="zh_TW"/>
-        </w:rPr>
-        <w:t>補充了新約中關於這個派別的一些</w:t>
-      </w:r>
-      <w:r>
-        <w:rPr>
-          <w:lang w:val="zh_TW" w:bidi="zh_TW"/>
-        </w:rPr>
-        <w:t>信息</w:t>
-      </w:r>
-      <w:r>
-        <w:rPr>
-          <w:lang w:val="zh_TW" w:bidi="zh_TW"/>
-        </w:rPr>
-        <w:t>。他指出，與法利賽人和愛色尼派（Essenes）不同，</w:t>
-      </w:r>
-      <w:r>
-        <w:rPr>
-          <w:lang w:val="zh_TW" w:bidi="zh_TW"/>
-        </w:rPr>
-        <w:t>撒都該人</w:t>
-      </w:r>
-      <w:r>
-        <w:rPr>
-          <w:lang w:val="zh_TW" w:bidi="zh_TW"/>
-        </w:rPr>
-        <w:t>不承認神的主權護理，而強調我們所遭遇的一切都是我們所做的善或惡的結果（猶太古史記 13.5.9；猶太戰史</w:t>
-      </w:r>
-      <w:r>
-        <w:rPr>
-          <w:i/>
-          <w:lang w:val="zh_TW" w:bidi="zh_TW"/>
-        </w:rPr>
-        <w:t xml:space="preserve"> </w:t>
-      </w:r>
-      <w:r>
-        <w:rPr>
-          <w:lang w:val="zh_TW" w:bidi="zh_TW"/>
-        </w:rPr>
-        <w:t>2.8.14）。約瑟夫以類似新約的方式提到，撒都該人拒絕「靈魂的不朽持續性，以及在陰間的懲罰和獎賞」（猶太戰史 2.8.14）。他們宣稱「靈魂隨著身體一起死去」（</w:t>
-      </w:r>
-      <w:r>
-        <w:rPr>
-          <w:i/>
-          <w:lang w:val="zh_TW" w:bidi="zh_TW"/>
-        </w:rPr>
-        <w:t xml:space="preserve">猶太古史記 </w:t>
-      </w:r>
-      <w:r>
-        <w:rPr>
-          <w:lang w:val="zh_TW" w:bidi="zh_TW"/>
-        </w:rPr>
-        <w:t>18.1.4）。早期基督教作家——希坡律陀（Hippolytus）、俄利根（</w:t>
-      </w:r>
-      <w:r>
-        <w:rPr>
-          <w:lang w:val="zh_TW" w:bidi="zh_TW"/>
-        </w:rPr>
-        <w:t>Origen</w:t>
-      </w:r>
-      <w:r>
-        <w:rPr>
-          <w:lang w:val="zh_TW" w:bidi="zh_TW"/>
-        </w:rPr>
-        <w:t>）和耶柔米（</w:t>
-      </w:r>
-      <w:r>
-        <w:rPr>
-          <w:lang w:val="zh_TW" w:bidi="zh_TW"/>
-        </w:rPr>
-        <w:t>Jerome</w:t>
-      </w:r>
-      <w:r>
-        <w:rPr>
-          <w:lang w:val="zh_TW" w:bidi="zh_TW"/>
-        </w:rPr>
-        <w:t>）——表示撒都該人只接受摩西五經，而不接受其它舊約</w:t>
-      </w:r>
-      <w:r>
-        <w:rPr>
-          <w:lang w:val="zh_TW" w:bidi="zh_TW"/>
-        </w:rPr>
-        <w:t>書卷</w:t>
-      </w:r>
-      <w:r>
-        <w:rPr>
-          <w:lang w:val="zh_TW" w:bidi="zh_TW"/>
-        </w:rPr>
-        <w:t>。然而，他們似乎並不反對其它舊約書卷整體（不過我們可能懷疑，他們是否接受像但以理書這樣明確提到死人復活的書卷），而是反對法利賽人引入的律法規條，並主張只有舊約律法應被視為強制性的。在這一點上，</w:t>
-      </w:r>
-      <w:r>
-        <w:rPr>
-          <w:lang w:val="zh_TW" w:bidi="zh_TW"/>
-        </w:rPr>
-        <w:t>以及他們對天使和死後生命的否定上</w:t>
-      </w:r>
-      <w:r>
-        <w:rPr>
-          <w:lang w:val="zh_TW" w:bidi="zh_TW"/>
-        </w:rPr>
-        <w:t>，他們似乎</w:t>
-      </w:r>
-      <w:r>
-        <w:rPr>
-          <w:lang w:val="zh_TW" w:bidi="zh_TW"/>
-        </w:rPr>
-        <w:t>視法利賽人為革新者</w:t>
-      </w:r>
-      <w:r>
-        <w:rPr>
-          <w:lang w:val="zh_TW" w:bidi="zh_TW"/>
-        </w:rPr>
-        <w:t>，</w:t>
-      </w:r>
-      <w:r>
-        <w:rPr>
-          <w:lang w:val="zh_TW" w:bidi="zh_TW"/>
-        </w:rPr>
-        <w:t>而自視為保守派</w:t>
-      </w:r>
-      <w:r>
-        <w:rPr>
-          <w:lang w:val="zh_TW" w:bidi="zh_TW"/>
-        </w:rPr>
-        <w:t>。</w:t>
-      </w:r>
-    </w:p>
-    <w:p>
-      <w:pPr/>
-      <w:r>
-        <w:rPr>
-          <w:lang w:val="zh_TW" w:bidi="zh_TW"/>
-        </w:rPr>
-      </w:r>
-      <w:r>
-        <w:rPr>
-          <w:lang w:val="zh_TW" w:bidi="zh_TW"/>
-        </w:rPr>
-        <w:t>另一個</w:t>
-      </w:r>
-      <w:r>
-        <w:rPr>
-          <w:lang w:val="zh_TW" w:bidi="zh_TW"/>
-        </w:rPr>
-        <w:t>關於撒都該人的主要</w:t>
-      </w:r>
-      <w:r>
-        <w:rPr>
-          <w:lang w:val="zh_TW" w:bidi="zh_TW"/>
-        </w:rPr>
-        <w:t>資料</w:t>
-      </w:r>
-      <w:r>
-        <w:rPr>
-          <w:lang w:val="zh_TW" w:bidi="zh_TW"/>
-        </w:rPr>
-        <w:t>來源是米示拿（Mishnah），這是拉比教導的彙編，在公元二世紀成書。撒都該人反對法利賽人試圖強加於民眾的許多詳細規條（巴拉 3.3、7）。此外，它也表明，撒都該人比其它猶太派別，更傾向妥協接受外邦人的方式（拿達</w:t>
-      </w:r>
-      <w:r>
-        <w:rPr>
-          <w:i/>
-          <w:lang w:val="zh_TW" w:bidi="zh_TW"/>
-        </w:rPr>
-        <w:t xml:space="preserve"> </w:t>
-      </w:r>
-      <w:r>
-        <w:rPr>
-          <w:lang w:val="zh_TW" w:bidi="zh_TW"/>
-        </w:rPr>
-        <w:t>4.2）。</w:t>
-      </w:r>
-    </w:p>
-    <w:p>
-      <w:pPr/>
-      <w:r>
-        <w:rPr>
-          <w:lang w:val="zh_TW" w:bidi="zh_TW"/>
-        </w:rPr>
-      </w:r>
-      <w:r>
-        <w:rPr>
-          <w:i/>
-          <w:lang w:val="zh_TW" w:bidi="zh_TW"/>
-        </w:rPr>
-        <w:t>參見</w:t>
-      </w:r>
-      <w:r>
-        <w:rPr>
-          <w:lang w:val="zh_TW" w:bidi="zh_TW"/>
-        </w:rPr>
-        <w:t xml:space="preserve"> </w:t>
-      </w:r>
-      <w:r>
-        <w:rPr>
-          <w:lang w:val="zh_TW" w:bidi="zh_TW"/>
-        </w:rPr>
-        <w:t>愛色尼派</w:t>
-      </w:r>
-      <w:r>
-        <w:rPr>
-          <w:lang w:val="zh_TW" w:bidi="zh_TW"/>
-        </w:rPr>
-        <w:t>，</w:t>
-      </w:r>
-      <w:r>
-        <w:rPr>
-          <w:lang w:val="zh_TW" w:bidi="zh_TW"/>
-        </w:rPr>
-        <w:t>猶太教</w:t>
-      </w:r>
-      <w:r>
-        <w:rPr>
-          <w:lang w:val="zh_TW" w:bidi="zh_TW"/>
-        </w:rPr>
-        <w:t>，</w:t>
-      </w:r>
-      <w:r>
-        <w:rPr>
-          <w:lang w:val="zh_TW" w:bidi="zh_TW"/>
-        </w:rPr>
-        <w:t>法利賽人</w:t>
-      </w:r>
-      <w:r>
-        <w:rPr>
-          <w:lang w:val="zh_TW" w:bidi="zh_TW"/>
-        </w:rPr>
-        <w:t>。</w:t>
-      </w:r>
-      <w:r>
-        <w:rPr>
-          <w:lang w:val="zh_TW" w:bidi="zh_TW"/>
-        </w:rPr>
-      </w:r>
-      <w:r>
-        <w:rPr>
-          <w:lang w:val="zh_TW" w:bidi="zh_TW"/>
-        </w:rPr>
-      </w:r>
-    </w:p>
-    <w:p>
-      <w:pPr/>
-      <w:r>
-        <w:rPr>
-          <w:lang w:val="zh_TW" w:bidi="zh_TW"/>
-        </w:rPr>
-      </w:r>
-    </w:p>
-    <w:p>
-      <w:pPr>
-        <w:pStyle w:val="Heading2"/>
-      </w:pPr>
-      <w:r>
-        <w:rPr>
-          <w:lang w:val="zh_TW" w:bidi="zh_TW"/>
-        </w:rPr>
-        <w:t>撒發那忒‧巴內亞</w:t>
-      </w:r>
-      <w:r>
-        <w:rPr>
-          <w:lang w:val="zh_TW" w:bidi="zh_TW"/>
-        </w:rPr>
-      </w:r>
-    </w:p>
-    <w:p>
-      <w:pPr/>
-      <w:r>
-        <w:rPr>
-          <w:lang w:val="zh_TW" w:bidi="zh_TW"/>
-        </w:rPr>
-      </w:r>
-      <w:r>
-        <w:rPr>
-          <w:lang w:val="zh_TW" w:bidi="zh_TW"/>
-        </w:rPr>
-        <w:t>約瑟開始治理埃及時，法老賜給他的名字（</w:t>
-      </w:r>
-      <w:hyperlink r:id="rId69">
-        <w:r>
-          <w:rPr>
-            <w:lang w:val="zh_TW" w:bidi="zh_TW"/>
-          </w:rPr>
-          <w:rPr>
-            <w:color w:val="0000EE"/>
-            <w:u w:val="single"/>
-          </w:rPr>
-          <w:t>創41:45</w:t>
-        </w:r>
-      </w:hyperlink>
-      <w:r>
-        <w:rPr>
-          <w:lang w:val="zh_TW" w:bidi="zh_TW"/>
-        </w:rPr>
-        <w:t>）。這個名字最可能的意思是「神說：他必存活」。</w:t>
-      </w:r>
-      <w:r>
-        <w:rPr>
-          <w:i/>
-          <w:lang w:val="zh_TW" w:bidi="zh_TW"/>
-        </w:rPr>
-        <w:t>見</w:t>
-      </w:r>
-      <w:r>
-        <w:rPr>
-          <w:lang w:val="zh_TW" w:bidi="zh_TW"/>
-        </w:rPr>
-        <w:t xml:space="preserve"> </w:t>
-      </w:r>
-      <w:r>
-        <w:rPr>
-          <w:lang w:val="zh_TW" w:bidi="zh_TW"/>
-        </w:rPr>
-        <w:t>約瑟 #1</w:t>
-      </w:r>
-      <w:r>
-        <w:rPr>
-          <w:lang w:val="zh_TW" w:bidi="zh_TW"/>
-        </w:rPr>
-        <w:t>。</w:t>
-      </w:r>
-      <w:r>
-        <w:rPr>
-          <w:lang w:val="zh_TW" w:bidi="zh_TW"/>
-        </w:rPr>
-      </w:r>
-      <w:r>
-        <w:rPr>
-          <w:lang w:val="zh_TW" w:bidi="zh_TW"/>
-        </w:rPr>
-      </w:r>
-    </w:p>
-    <w:p>
-      <w:pPr/>
-      <w:r>
-        <w:rPr>
-          <w:lang w:val="zh_TW" w:bidi="zh_TW"/>
-        </w:rPr>
-      </w:r>
-    </w:p>
-    <w:p>
-      <w:pPr>
-        <w:pStyle w:val="Heading2"/>
-      </w:pPr>
-      <w:r>
-        <w:rPr>
-          <w:lang w:val="zh_TW" w:bidi="zh_TW"/>
-        </w:rPr>
-        <w:t>撒番</w:t>
-      </w:r>
-      <w:r>
-        <w:rPr>
-          <w:lang w:val="zh_TW" w:bidi="zh_TW"/>
-        </w:rPr>
-      </w:r>
-    </w:p>
-    <w:p>
-      <w:pPr/>
-      <w:r>
-        <w:rPr>
-          <w:lang w:val="zh_TW" w:bidi="zh_TW"/>
-        </w:rPr>
-      </w:r>
-      <w:r>
-        <w:rPr>
-          <w:lang w:val="zh_TW" w:bidi="zh_TW"/>
-        </w:rPr>
-        <w:t>以察的次子，也是何利人的族長（</w:t>
-      </w:r>
-      <w:hyperlink r:id="rId70">
-        <w:r>
-          <w:rPr>
-            <w:lang w:val="zh_TW" w:bidi="zh_TW"/>
-          </w:rPr>
-          <w:rPr>
-            <w:color w:val="0000EE"/>
-            <w:u w:val="single"/>
-          </w:rPr>
-          <w:t>創36:27</w:t>
-        </w:r>
-      </w:hyperlink>
-      <w:r>
-        <w:rPr>
-          <w:lang w:val="zh_TW" w:bidi="zh_TW"/>
-        </w:rPr>
-        <w:t>；</w:t>
-      </w:r>
-      <w:hyperlink r:id="rId71">
-        <w:r>
-          <w:rPr>
-            <w:lang w:val="zh_TW" w:bidi="zh_TW"/>
-          </w:rPr>
-          <w:rPr>
-            <w:color w:val="0000EE"/>
-            <w:u w:val="single"/>
-          </w:rPr>
-          <w:t>代上1:42</w:t>
-        </w:r>
-      </w:hyperlink>
-      <w:r>
-        <w:rPr>
-          <w:lang w:val="zh_TW" w:bidi="zh_TW"/>
-        </w:rPr>
-        <w:t>）。</w:t>
-      </w:r>
-      <w:r>
-        <w:rPr>
-          <w:lang w:val="zh_TW" w:bidi="zh_TW"/>
-        </w:rPr>
-      </w:r>
-      <w:r>
-        <w:rPr>
-          <w:lang w:val="zh_TW" w:bidi="zh_TW"/>
-        </w:rPr>
-      </w:r>
-    </w:p>
-    <w:p>
-      <w:pPr/>
-      <w:r>
-        <w:rPr>
-          <w:lang w:val="zh_TW" w:bidi="zh_TW"/>
-        </w:rPr>
-      </w:r>
-    </w:p>
-    <w:p>
-      <w:pPr>
-        <w:pStyle w:val="Heading2"/>
-      </w:pPr>
-      <w:r>
-        <w:rPr>
-          <w:lang w:val="zh_TW" w:bidi="zh_TW"/>
-        </w:rPr>
-        <w:t>撒弗他</w:t>
-      </w:r>
-      <w:r>
-        <w:rPr>
-          <w:lang w:val="zh_TW" w:bidi="zh_TW"/>
-        </w:rPr>
-      </w:r>
-    </w:p>
-    <w:p>
-      <w:pPr/>
-      <w:r>
-        <w:rPr>
-          <w:lang w:val="zh_TW" w:bidi="zh_TW"/>
-        </w:rPr>
-      </w:r>
-      <w:r>
-        <w:rPr>
-          <w:lang w:val="zh_TW" w:bidi="zh_TW"/>
-        </w:rPr>
-        <w:t>古實的五個兒子之一，是</w:t>
-      </w:r>
-      <w:r>
-        <w:rPr>
-          <w:lang w:val="zh_TW" w:bidi="zh_TW"/>
-        </w:rPr>
-        <w:t>挪亞經由含這一支系的後裔</w:t>
-      </w:r>
-      <w:r>
-        <w:rPr>
-          <w:lang w:val="zh_TW" w:bidi="zh_TW"/>
-        </w:rPr>
-        <w:t>（</w:t>
-      </w:r>
-      <w:hyperlink r:id="rId72">
-        <w:r>
-          <w:rPr>
-            <w:lang w:val="zh_TW" w:bidi="zh_TW"/>
-          </w:rPr>
-          <w:rPr>
-            <w:color w:val="0000EE"/>
-            <w:u w:val="single"/>
-          </w:rPr>
-          <w:t>創10:7</w:t>
-        </w:r>
-      </w:hyperlink>
-      <w:r>
-        <w:rPr>
-          <w:lang w:val="zh_TW" w:bidi="zh_TW"/>
-        </w:rPr>
-        <w:t>；</w:t>
-      </w:r>
-      <w:hyperlink r:id="rId73">
-        <w:r>
-          <w:rPr>
-            <w:lang w:val="zh_TW" w:bidi="zh_TW"/>
-          </w:rPr>
-          <w:rPr>
-            <w:color w:val="0000EE"/>
-            <w:u w:val="single"/>
-          </w:rPr>
-          <w:t>代上1:9</w:t>
-        </w:r>
-      </w:hyperlink>
-      <w:r>
-        <w:rPr>
-          <w:lang w:val="zh_TW" w:bidi="zh_TW"/>
-        </w:rPr>
-        <w:t>）。據推測，撒弗他定居在阿拉伯南岸，那裡有幾座城市就是以他的名字命名的。</w:t>
-      </w:r>
-      <w:r>
-        <w:rPr>
-          <w:lang w:val="zh_TW" w:bidi="zh_TW"/>
-        </w:rPr>
-      </w:r>
-      <w:r>
-        <w:rPr>
-          <w:lang w:val="zh_TW" w:bidi="zh_TW"/>
-        </w:rPr>
-      </w:r>
-    </w:p>
-    <w:p>
-      <w:pPr/>
-      <w:r>
-        <w:rPr>
-          <w:lang w:val="zh_TW" w:bidi="zh_TW"/>
-        </w:rPr>
-      </w:r>
-    </w:p>
-    <w:p>
-      <w:pPr>
-        <w:pStyle w:val="Heading2"/>
-      </w:pPr>
-      <w:r>
-        <w:rPr>
-          <w:lang w:val="zh_TW" w:bidi="zh_TW"/>
-        </w:rPr>
-        <w:t>撒弗提迦</w:t>
-      </w:r>
-      <w:r>
-        <w:rPr>
-          <w:lang w:val="zh_TW" w:bidi="zh_TW"/>
-        </w:rPr>
-      </w:r>
-    </w:p>
-    <w:p>
-      <w:pPr/>
-      <w:r>
-        <w:rPr>
-          <w:lang w:val="zh_TW" w:bidi="zh_TW"/>
-        </w:rPr>
-      </w:r>
-      <w:r>
-        <w:rPr>
-          <w:lang w:val="zh_TW" w:bidi="zh_TW"/>
-        </w:rPr>
-        <w:t>古實的五個兒子之一，是</w:t>
-      </w:r>
-      <w:r>
-        <w:rPr>
-          <w:lang w:val="zh_TW" w:bidi="zh_TW"/>
-        </w:rPr>
-        <w:t>挪亞的後裔含的家系</w:t>
-      </w:r>
-      <w:r>
-        <w:rPr>
-          <w:lang w:val="zh_TW" w:bidi="zh_TW"/>
-        </w:rPr>
-        <w:t>（</w:t>
-      </w:r>
-      <w:hyperlink r:id="rId72">
-        <w:r>
-          <w:rPr>
-            <w:lang w:val="zh_TW" w:bidi="zh_TW"/>
-          </w:rPr>
-          <w:rPr>
-            <w:color w:val="0000EE"/>
-            <w:u w:val="single"/>
-          </w:rPr>
-          <w:t>創10:7</w:t>
-        </w:r>
-      </w:hyperlink>
-      <w:r>
-        <w:rPr>
-          <w:lang w:val="zh_TW" w:bidi="zh_TW"/>
-        </w:rPr>
-        <w:t>；</w:t>
-      </w:r>
-      <w:hyperlink r:id="rId73">
-        <w:r>
-          <w:rPr>
-            <w:lang w:val="zh_TW" w:bidi="zh_TW"/>
-          </w:rPr>
-          <w:rPr>
-            <w:color w:val="0000EE"/>
-            <w:u w:val="single"/>
-          </w:rPr>
-          <w:t>代上1:9</w:t>
-        </w:r>
-      </w:hyperlink>
-      <w:r>
-        <w:rPr>
-          <w:lang w:val="zh_TW" w:bidi="zh_TW"/>
-        </w:rPr>
-        <w:t>）。撒弗提迦定居在阿拉伯地區。</w:t>
-      </w:r>
-      <w:r>
-        <w:rPr>
-          <w:lang w:val="zh_TW" w:bidi="zh_TW"/>
-        </w:rPr>
-      </w:r>
-      <w:r>
-        <w:rPr>
-          <w:lang w:val="zh_TW" w:bidi="zh_TW"/>
-        </w:rPr>
-      </w:r>
-    </w:p>
-    <w:p>
-      <w:pPr/>
-      <w:r>
-        <w:rPr>
-          <w:lang w:val="zh_TW" w:bidi="zh_TW"/>
-        </w:rPr>
-      </w:r>
-    </w:p>
-    <w:p>
-      <w:pPr>
-        <w:pStyle w:val="Heading2"/>
-      </w:pPr>
-      <w:r>
-        <w:rPr>
-          <w:lang w:val="zh_TW" w:bidi="zh_TW"/>
-        </w:rPr>
-        <w:t>撒拉</w:t>
-      </w:r>
-      <w:r>
-        <w:rPr>
-          <w:lang w:val="zh_TW" w:bidi="zh_TW"/>
-        </w:rPr>
-      </w:r>
-    </w:p>
-    <w:p>
-      <w:pPr>
-        <w:pStyle w:val="ListNumber"/>
-        <w:numPr>
-          <w:ilvl w:val="0"/>
-          <w:numId w:val="15"/>
-        </w:numPr>
-        <w:spacing w:line="240" w:lineRule="auto"/>
-        <w:ind w:left="720"/>
-      </w:pPr>
-      <w:r>
-        <w:rPr>
-          <w:lang w:val="zh_TW" w:bidi="zh_TW"/>
-        </w:rPr>
-      </w:r>
-      <w:r>
-        <w:rPr>
-          <w:lang w:val="zh_TW" w:bidi="zh_TW"/>
-        </w:rPr>
-        <w:t>亞伯拉罕的妻子。撒拉原本的名字叫「撒萊」 （</w:t>
-      </w:r>
-      <w:hyperlink r:id="rId74">
-        <w:r>
-          <w:rPr>
-            <w:lang w:val="zh_TW" w:bidi="zh_TW"/>
-          </w:rPr>
-          <w:rPr>
-            <w:color w:val="0000EE"/>
-            <w:u w:val="single"/>
-          </w:rPr>
-          <w:t>創11:29</w:t>
-        </w:r>
-      </w:hyperlink>
-      <w:r>
-        <w:rPr>
-          <w:lang w:val="zh_TW" w:bidi="zh_TW"/>
-        </w:rPr>
-        <w:t>）。當神應許她會生一個兒子，並成為多國、多王的母親時，神就把她的名字改成了撒拉（意思是「公主」)（</w:t>
-      </w:r>
-      <w:hyperlink r:id="rId75">
-        <w:r>
-          <w:rPr>
-            <w:lang w:val="zh_TW" w:bidi="zh_TW"/>
-          </w:rPr>
-          <w:rPr>
-            <w:color w:val="0000EE"/>
-            <w:u w:val="single"/>
-          </w:rPr>
-          <w:t>17:15–16</w:t>
-        </w:r>
-      </w:hyperlink>
-      <w:r>
-        <w:rPr>
-          <w:lang w:val="zh_TW" w:bidi="zh_TW"/>
-        </w:rPr>
-        <w:t>）。撒拉既是亞伯拉罕的妻子，也是他同父異母的妹妹（</w:t>
-      </w:r>
-      <w:hyperlink r:id="rId76">
-        <w:r>
-          <w:rPr>
-            <w:lang w:val="zh_TW" w:bidi="zh_TW"/>
-          </w:rPr>
-          <w:rPr>
-            <w:color w:val="0000EE"/>
-            <w:u w:val="single"/>
-          </w:rPr>
-          <w:t>20:12</w:t>
-        </w:r>
-      </w:hyperlink>
-      <w:r>
-        <w:rPr>
-          <w:lang w:val="zh_TW" w:bidi="zh_TW"/>
-        </w:rPr>
-        <w:t>）。</w:t>
-        <w:br/>
-      </w:r>
-      <w:r>
-        <w:rPr>
-          <w:lang w:val="zh_TW" w:bidi="zh_TW"/>
-        </w:rPr>
-        <w:t>撒拉一路跟隨亞伯拉罕，從迦勒底的吾珥搬到哈蘭，最後進入了迦南地（</w:t>
-      </w:r>
-      <w:hyperlink r:id="rId77">
-        <w:r>
-          <w:rPr>
-            <w:lang w:val="zh_TW" w:bidi="zh_TW"/>
-          </w:rPr>
-          <w:rPr>
-            <w:color w:val="0000EE"/>
-            <w:u w:val="single"/>
-          </w:rPr>
-          <w:t>創11:31</w:t>
-        </w:r>
-      </w:hyperlink>
-      <w:r>
-        <w:rPr>
-          <w:lang w:val="zh_TW" w:bidi="zh_TW"/>
-        </w:rPr>
-        <w:t>，</w:t>
-      </w:r>
-      <w:hyperlink r:id="rId78">
-        <w:r>
-          <w:rPr>
-            <w:lang w:val="zh_TW" w:bidi="zh_TW"/>
-          </w:rPr>
-          <w:rPr>
-            <w:color w:val="0000EE"/>
-            <w:u w:val="single"/>
-          </w:rPr>
-          <w:t>12:5</w:t>
-        </w:r>
-      </w:hyperlink>
-      <w:r>
-        <w:rPr>
-          <w:lang w:val="zh_TW" w:bidi="zh_TW"/>
-        </w:rPr>
-        <w:t>）。有很長一段時間，她都無法生育。儘管神曾應許亞伯拉罕，說要讓他成為大國（在</w:t>
-      </w:r>
-      <w:hyperlink r:id="rId79">
-        <w:r>
-          <w:rPr>
-            <w:lang w:val="zh_TW" w:bidi="zh_TW"/>
-          </w:rPr>
-          <w:rPr>
-            <w:color w:val="0000EE"/>
-            <w:u w:val="single"/>
-          </w:rPr>
-          <w:t>12:2</w:t>
-        </w:r>
-      </w:hyperlink>
-      <w:r>
-        <w:rPr>
-          <w:lang w:val="zh_TW" w:bidi="zh_TW"/>
-        </w:rPr>
-        <w:t>中），並要把迦南地賜給他的後裔（</w:t>
-      </w:r>
-      <w:hyperlink r:id="rId80">
-        <w:r>
-          <w:rPr>
-            <w:lang w:val="zh_TW" w:bidi="zh_TW"/>
-          </w:rPr>
-          <w:rPr>
-            <w:color w:val="0000EE"/>
-            <w:u w:val="single"/>
-          </w:rPr>
-          <w:t>7</w:t>
-        </w:r>
-      </w:hyperlink>
-      <w:r>
-        <w:rPr>
-          <w:lang w:val="zh_TW" w:bidi="zh_TW"/>
-        </w:rPr>
-        <w:t>節），但撒拉依然一直沒有孩子。</w:t>
-        <w:br/>
-      </w:r>
-      <w:r>
-        <w:rPr>
-          <w:lang w:val="zh_TW" w:bidi="zh_TW"/>
-        </w:rPr>
-        <w:t>十年過去了，撒拉還是沒有懷孕（參</w:t>
-      </w:r>
-      <w:hyperlink r:id="rId81">
-        <w:r>
-          <w:rPr>
-            <w:lang w:val="zh_TW" w:bidi="zh_TW"/>
-          </w:rPr>
-          <w:rPr>
-            <w:color w:val="0000EE"/>
-            <w:u w:val="single"/>
-          </w:rPr>
-          <w:t>創12:4</w:t>
-        </w:r>
-      </w:hyperlink>
-      <w:r>
-        <w:rPr>
-          <w:lang w:val="zh_TW" w:bidi="zh_TW"/>
-        </w:rPr>
-        <w:t>，</w:t>
-      </w:r>
-      <w:hyperlink r:id="rId82">
-        <w:r>
-          <w:rPr>
-            <w:lang w:val="zh_TW" w:bidi="zh_TW"/>
-          </w:rPr>
-          <w:rPr>
-            <w:color w:val="0000EE"/>
-            <w:u w:val="single"/>
-          </w:rPr>
-          <w:t>16:16</w:t>
-        </w:r>
-      </w:hyperlink>
-      <w:r>
-        <w:rPr>
-          <w:lang w:val="zh_TW" w:bidi="zh_TW"/>
-        </w:rPr>
-        <w:t>）。於是，她把自己的埃及使女夏甲送給亞伯拉罕當妾，夏甲隨後生下一個兒子，名叫以實瑪利（</w:t>
-      </w:r>
-      <w:hyperlink r:id="rId83">
-        <w:r>
-          <w:rPr>
-            <w:lang w:val="zh_TW" w:bidi="zh_TW"/>
-          </w:rPr>
-          <w:rPr>
-            <w:color w:val="0000EE"/>
-            <w:u w:val="single"/>
-          </w:rPr>
-          <w:t>16:3–4</w:t>
-        </w:r>
-      </w:hyperlink>
-      <w:r>
-        <w:rPr>
-          <w:lang w:val="zh_TW" w:bidi="zh_TW"/>
-        </w:rPr>
-        <w:t>）。雖然神應許以實瑪利也會成為大國（</w:t>
-      </w:r>
-      <w:hyperlink r:id="rId84">
-        <w:r>
-          <w:rPr>
-            <w:lang w:val="zh_TW" w:bidi="zh_TW"/>
-          </w:rPr>
-          <w:rPr>
-            <w:color w:val="0000EE"/>
-            <w:u w:val="single"/>
-          </w:rPr>
-          <w:t>17:20</w:t>
-        </w:r>
-      </w:hyperlink>
-      <w:r>
-        <w:rPr>
-          <w:lang w:val="zh_TW" w:bidi="zh_TW"/>
-        </w:rPr>
-        <w:t>），但神說，以實瑪利並不是那個應許的孩子。神指明撒拉才是那個孩子的母親，儘管撒拉在聽到這個預言時還笑了一下。最後，隨著以撒的出生，這個預言實現了（</w:t>
-      </w:r>
-      <w:hyperlink r:id="rId85">
-        <w:r>
-          <w:rPr>
-            <w:lang w:val="zh_TW" w:bidi="zh_TW"/>
-          </w:rPr>
-          <w:rPr>
-            <w:color w:val="0000EE"/>
-            <w:u w:val="single"/>
-          </w:rPr>
-          <w:t>21:2–3</w:t>
-        </w:r>
-      </w:hyperlink>
-      <w:r>
-        <w:rPr>
-          <w:lang w:val="zh_TW" w:bidi="zh_TW"/>
-        </w:rPr>
-        <w:t>）。那時撒拉已經90歲了，這距離神第一次應許亞伯拉罕會有孩子已經過了25年（</w:t>
-      </w:r>
-      <w:hyperlink r:id="rId86">
-        <w:r>
-          <w:rPr>
-            <w:lang w:val="zh_TW" w:bidi="zh_TW"/>
-          </w:rPr>
-          <w:rPr>
-            <w:color w:val="0000EE"/>
-            <w:u w:val="single"/>
-          </w:rPr>
-          <w:t>17:17</w:t>
-        </w:r>
-      </w:hyperlink>
-      <w:r>
-        <w:rPr>
-          <w:lang w:val="zh_TW" w:bidi="zh_TW"/>
-        </w:rPr>
-        <w:t>，</w:t>
-      </w:r>
-      <w:hyperlink r:id="rId87">
-        <w:r>
-          <w:rPr>
-            <w:lang w:val="zh_TW" w:bidi="zh_TW"/>
-          </w:rPr>
-          <w:rPr>
-            <w:color w:val="0000EE"/>
-            <w:u w:val="single"/>
-          </w:rPr>
-          <w:t>21:5</w:t>
-        </w:r>
-      </w:hyperlink>
-      <w:r>
-        <w:rPr>
-          <w:lang w:val="zh_TW" w:bidi="zh_TW"/>
-        </w:rPr>
-        <w:t>）。</w:t>
-        <w:br/>
-      </w:r>
-      <w:r>
-        <w:rPr>
-          <w:lang w:val="zh_TW" w:bidi="zh_TW"/>
-        </w:rPr>
-        <w:t>在亞伯拉罕和撒拉剛到迦南時，因為當地發生饑荒，他們不得不去埃及避難。亞伯拉罕告訴埃及人說，撒拉只是他的妹妹而不是妻子。因為撒拉非常漂亮，所以法老（埃及的王）就把她接進了宮裡（</w:t>
-      </w:r>
-      <w:hyperlink r:id="rId88">
-        <w:r>
-          <w:rPr>
-            <w:lang w:val="zh_TW" w:bidi="zh_TW"/>
-          </w:rPr>
-          <w:rPr>
-            <w:color w:val="0000EE"/>
-            <w:u w:val="single"/>
-          </w:rPr>
-          <w:t>創12:11–15</w:t>
-        </w:r>
-      </w:hyperlink>
-      <w:r>
-        <w:rPr>
-          <w:lang w:val="zh_TW" w:bidi="zh_TW"/>
-        </w:rPr>
-        <w:t>）。埃及人因此對亞伯拉罕很好，沒有殺他。神為了保護撒拉和亞伯拉罕的婚姻，降下災禍給法老全家，直到法老放走撒拉為止。</w:t>
-        <w:br/>
-      </w:r>
-      <w:r>
-        <w:rPr>
-          <w:lang w:val="zh_TW" w:bidi="zh_TW"/>
-        </w:rPr>
-        <w:t>類似的事情後來在基拉耳也發生過，當時的王亞比米勒也把撒拉接進了家門（第</w:t>
-      </w:r>
-      <w:hyperlink r:id="rId89">
-        <w:r>
-          <w:rPr>
-            <w:lang w:val="zh_TW" w:bidi="zh_TW"/>
-          </w:rPr>
-          <w:rPr>
-            <w:color w:val="0000EE"/>
-            <w:u w:val="single"/>
-          </w:rPr>
-          <w:t>20</w:t>
-        </w:r>
-      </w:hyperlink>
-      <w:r>
-        <w:rPr>
-          <w:lang w:val="zh_TW" w:bidi="zh_TW"/>
-        </w:rPr>
-        <w:t>章）。神再次保護了撒拉，保住她作為應許之子母親的身分。神確保了以撒就是亞伯拉罕和撒拉親生兒子的事實，不會有任何疑慮。這件事發生後不久，以撒就出生了（</w:t>
-      </w:r>
-      <w:hyperlink r:id="rId90">
-        <w:r>
-          <w:rPr>
-            <w:lang w:val="zh_TW" w:bidi="zh_TW"/>
-          </w:rPr>
-          <w:rPr>
-            <w:color w:val="0000EE"/>
-            <w:u w:val="single"/>
-          </w:rPr>
-          <w:t>21:1–5</w:t>
-        </w:r>
-      </w:hyperlink>
-      <w:r>
-        <w:rPr>
-          <w:lang w:val="zh_TW" w:bidi="zh_TW"/>
-        </w:rPr>
-        <w:t>），其出生大約是在神應許的一年後（</w:t>
-      </w:r>
-      <w:hyperlink r:id="rId91">
-        <w:r>
-          <w:rPr>
-            <w:lang w:val="zh_TW" w:bidi="zh_TW"/>
-          </w:rPr>
-          <w:rPr>
-            <w:color w:val="0000EE"/>
-            <w:u w:val="single"/>
-          </w:rPr>
-          <w:t>17:21</w:t>
-        </w:r>
-      </w:hyperlink>
-      <w:r>
-        <w:rPr>
-          <w:lang w:val="zh_TW" w:bidi="zh_TW"/>
-        </w:rPr>
-        <w:t>；</w:t>
-      </w:r>
-      <w:hyperlink r:id="rId92">
-        <w:r>
-          <w:rPr>
-            <w:lang w:val="zh_TW" w:bidi="zh_TW"/>
-          </w:rPr>
-          <w:rPr>
-            <w:color w:val="0000EE"/>
-            <w:u w:val="single"/>
-          </w:rPr>
-          <w:t>18:10–14</w:t>
-        </w:r>
-      </w:hyperlink>
-      <w:r>
-        <w:rPr>
-          <w:lang w:val="zh_TW" w:bidi="zh_TW"/>
-        </w:rPr>
-        <w:t>）。撒拉去世時享年127歲，安葬在麥比拉的洞，那是亞伯拉罕向赫人以弗崙買下的地方（第</w:t>
-      </w:r>
-      <w:hyperlink r:id="rId93">
-        <w:r>
-          <w:rPr>
-            <w:lang w:val="zh_TW" w:bidi="zh_TW"/>
-          </w:rPr>
-          <w:rPr>
-            <w:color w:val="0000EE"/>
-            <w:u w:val="single"/>
-          </w:rPr>
-          <w:t>23</w:t>
-        </w:r>
-      </w:hyperlink>
-      <w:r>
-        <w:rPr>
-          <w:lang w:val="zh_TW" w:bidi="zh_TW"/>
-        </w:rPr>
-        <w:t>章）。</w:t>
-        <w:br/>
-      </w:r>
-      <w:r>
-        <w:rPr>
-          <w:lang w:val="zh_TW" w:bidi="zh_TW"/>
-        </w:rPr>
-        <w:t>除了創世記，舊約聖經只在</w:t>
-      </w:r>
-      <w:hyperlink r:id="rId94">
-        <w:r>
-          <w:rPr>
-            <w:lang w:val="zh_TW" w:bidi="zh_TW"/>
-          </w:rPr>
-          <w:rPr>
-            <w:color w:val="0000EE"/>
-            <w:u w:val="single"/>
-          </w:rPr>
-          <w:t>以賽亞書五十一章2節</w:t>
-        </w:r>
-      </w:hyperlink>
-      <w:r>
-        <w:rPr>
-          <w:lang w:val="zh_TW" w:bidi="zh_TW"/>
-        </w:rPr>
-        <w:t>提到過撒拉。新約聖經則在</w:t>
-      </w:r>
-      <w:hyperlink r:id="rId95">
-        <w:r>
-          <w:rPr>
-            <w:lang w:val="zh_TW" w:bidi="zh_TW"/>
-          </w:rPr>
-          <w:rPr>
-            <w:color w:val="0000EE"/>
-            <w:u w:val="single"/>
-          </w:rPr>
-          <w:t>羅馬書四章19節</w:t>
-        </w:r>
-      </w:hyperlink>
-      <w:r>
-        <w:rPr>
-          <w:lang w:val="zh_TW" w:bidi="zh_TW"/>
-        </w:rPr>
-        <w:t>、</w:t>
-      </w:r>
-      <w:hyperlink r:id="rId96">
-        <w:r>
-          <w:rPr>
-            <w:lang w:val="zh_TW" w:bidi="zh_TW"/>
-          </w:rPr>
-          <w:rPr>
-            <w:color w:val="0000EE"/>
-            <w:u w:val="single"/>
-          </w:rPr>
-          <w:t>九章9節</w:t>
-        </w:r>
-      </w:hyperlink>
-      <w:r>
-        <w:rPr>
-          <w:lang w:val="zh_TW" w:bidi="zh_TW"/>
-        </w:rPr>
-        <w:t>、</w:t>
-      </w:r>
-      <w:hyperlink r:id="rId97">
-        <w:r>
-          <w:rPr>
-            <w:lang w:val="zh_TW" w:bidi="zh_TW"/>
-          </w:rPr>
-          <w:rPr>
-            <w:color w:val="0000EE"/>
-            <w:u w:val="single"/>
-          </w:rPr>
-          <w:t>希伯來書十一章11節</w:t>
-        </w:r>
-      </w:hyperlink>
-      <w:r>
-        <w:rPr>
-          <w:lang w:val="zh_TW" w:bidi="zh_TW"/>
-        </w:rPr>
-        <w:t>、</w:t>
-      </w:r>
-      <w:hyperlink r:id="rId98">
-        <w:r>
-          <w:rPr>
-            <w:lang w:val="zh_TW" w:bidi="zh_TW"/>
-          </w:rPr>
-          <w:rPr>
-            <w:color w:val="0000EE"/>
-            <w:u w:val="single"/>
-          </w:rPr>
-          <w:t>彼得前書三章6節</w:t>
-        </w:r>
-      </w:hyperlink>
-      <w:r>
-        <w:rPr>
-          <w:lang w:val="zh_TW" w:bidi="zh_TW"/>
-        </w:rPr>
-        <w:t>和</w:t>
-      </w:r>
-      <w:hyperlink r:id="rId99">
-        <w:r>
-          <w:rPr>
-            <w:lang w:val="zh_TW" w:bidi="zh_TW"/>
-          </w:rPr>
-          <w:rPr>
-            <w:color w:val="0000EE"/>
-            <w:u w:val="single"/>
-          </w:rPr>
-          <w:t>加拉太書四章21至31節</w:t>
-        </w:r>
-      </w:hyperlink>
-      <w:r>
-        <w:rPr>
-          <w:lang w:val="zh_TW" w:bidi="zh_TW"/>
-        </w:rPr>
-        <w:t>提到了她（儘管在加拉太書的經文中沒有直接說出她的名字）。</w:t>
-        <w:br/>
-      </w:r>
-      <w:r>
-        <w:rPr>
-          <w:i/>
-          <w:lang w:val="zh_TW" w:bidi="zh_TW"/>
-        </w:rPr>
-        <w:t>另見</w:t>
-      </w:r>
-      <w:r>
-        <w:rPr>
-          <w:lang w:val="zh_TW" w:bidi="zh_TW"/>
-        </w:rPr>
-        <w:t xml:space="preserve"> </w:t>
-      </w:r>
-      <w:r>
-        <w:rPr>
-          <w:lang w:val="zh_TW" w:bidi="zh_TW"/>
-        </w:rPr>
-        <w:t>亞伯拉罕</w:t>
-      </w:r>
-      <w:r>
-        <w:rPr>
-          <w:lang w:val="zh_TW" w:bidi="zh_TW"/>
-        </w:rPr>
-        <w:t>；</w:t>
-      </w:r>
-      <w:r>
-        <w:rPr>
-          <w:lang w:val="zh_TW" w:bidi="zh_TW"/>
-        </w:rPr>
-        <w:t>不能生育</w:t>
-      </w:r>
-      <w:r>
-        <w:rPr>
-          <w:lang w:val="zh_TW" w:bidi="zh_TW"/>
-        </w:rPr>
-        <w:t>。</w:t>
-      </w:r>
-    </w:p>
-    <w:p>
-      <w:pPr>
-        <w:pStyle w:val="ListNumber"/>
-        <w:spacing w:line="240" w:lineRule="auto"/>
-        <w:ind w:left="720"/>
-      </w:pPr>
-      <w:r>
-        <w:rPr>
-          <w:lang w:val="zh_TW" w:bidi="zh_TW"/>
-        </w:rPr>
-      </w:r>
-      <w:r>
-        <w:rPr>
-          <w:lang w:val="zh_TW" w:bidi="zh_TW"/>
-        </w:rPr>
-        <w:t>這是一些譯本在</w:t>
-      </w:r>
-      <w:hyperlink r:id="rId100">
-        <w:r>
-          <w:rPr>
-            <w:lang w:val="zh_TW" w:bidi="zh_TW"/>
-          </w:rPr>
-          <w:rPr>
-            <w:color w:val="0000EE"/>
-            <w:u w:val="single"/>
-          </w:rPr>
-          <w:t>民數記二十六章46節</w:t>
-        </w:r>
-      </w:hyperlink>
-      <w:r>
-        <w:rPr>
-          <w:lang w:val="zh_TW" w:bidi="zh_TW"/>
-        </w:rPr>
-        <w:t>中對亞設的女兒西拉 (Serah) 的拼寫方式。</w:t>
-      </w:r>
-      <w:r>
-        <w:rPr>
-          <w:i/>
-          <w:lang w:val="zh_TW" w:bidi="zh_TW"/>
-        </w:rPr>
-        <w:t>見</w:t>
-      </w:r>
-      <w:r>
-        <w:rPr>
-          <w:lang w:val="zh_TW" w:bidi="zh_TW"/>
-        </w:rPr>
-        <w:t>西拉</w:t>
-      </w:r>
-      <w:r>
-        <w:rPr>
-          <w:lang w:val="zh_TW" w:bidi="zh_TW"/>
-        </w:rPr>
-        <w:t>。</w:t>
-      </w:r>
-    </w:p>
-    <w:p>
-      <w:pPr>
-        <w:pStyle w:val="ListNumber"/>
-        <w:spacing w:line="240" w:lineRule="auto"/>
-        <w:ind w:left="720"/>
-      </w:pPr>
-      <w:r>
-        <w:rPr>
-          <w:lang w:val="zh_TW" w:bidi="zh_TW"/>
-        </w:rPr>
-      </w:r>
-      <w:r>
-        <w:rPr>
-          <w:lang w:val="zh_TW" w:bidi="zh_TW"/>
-        </w:rPr>
-        <w:t>多比傳（the book of Tobit）的女主角是撒拉。撒拉在痛苦中的祈禱得到了神的垂聽，神差遣天使拉斐爾（Raphael）充當媒人，安排她嫁給多比亞（</w:t>
-      </w:r>
-      <w:hyperlink r:id="rId101">
-        <w:r>
-          <w:rPr>
-            <w:lang w:val="zh_TW" w:bidi="zh_TW"/>
-          </w:rPr>
-          <w:rPr>
-            <w:color w:val="0000EE"/>
-            <w:u w:val="single"/>
-          </w:rPr>
-          <w:t>多比傳6:9及之後</w:t>
-        </w:r>
-      </w:hyperlink>
-      <w:r>
-        <w:rPr>
-          <w:lang w:val="zh_TW" w:bidi="zh_TW"/>
-        </w:rPr>
-        <w:t>）。撒拉先前一直被惡魔折磨，導致她之前的七任丈夫都在婚禮當晚去世。後來多比亞按照天使拉斐爾給他的配方，使用魚的心臟和肝臟趕走了惡魔（</w:t>
-      </w:r>
-      <w:hyperlink r:id="rId102">
-        <w:r>
-          <w:rPr>
-            <w:lang w:val="zh_TW" w:bidi="zh_TW"/>
-          </w:rPr>
-          <w:rPr>
-            <w:color w:val="0000EE"/>
-            <w:u w:val="single"/>
-          </w:rPr>
-          <w:t>8:2</w:t>
-        </w:r>
-      </w:hyperlink>
-      <w:r>
-        <w:rPr>
-          <w:lang w:val="zh_TW" w:bidi="zh_TW"/>
-        </w:rPr>
-        <w:t>）。多比和妻子安娜在尼尼微去世後，多比亞和撒拉帶著孩子們回到了撒拉在埃克巴坦那 (Ecbatana) 的家（</w:t>
-      </w:r>
-      <w:hyperlink r:id="rId103">
-        <w:r>
-          <w:rPr>
-            <w:lang w:val="zh_TW" w:bidi="zh_TW"/>
-          </w:rPr>
-          <w:rPr>
-            <w:color w:val="0000EE"/>
-            <w:u w:val="single"/>
-          </w:rPr>
-          <w:t>14:12及之後</w:t>
-        </w:r>
-      </w:hyperlink>
-      <w:r>
-        <w:rPr>
-          <w:lang w:val="zh_TW" w:bidi="zh_TW"/>
-        </w:rPr>
-        <w:t>）。</w:t>
-      </w:r>
-      <w:r>
-        <w:rPr>
-          <w:lang w:val="zh_TW" w:bidi="zh_TW"/>
-        </w:rPr>
-      </w:r>
-      <w:r>
-        <w:rPr>
-          <w:lang w:val="zh_TW" w:bidi="zh_TW"/>
-        </w:rPr>
-      </w:r>
-    </w:p>
-    <w:p>
-      <w:pPr/>
-      <w:r>
-        <w:rPr>
-          <w:lang w:val="zh_TW" w:bidi="zh_TW"/>
-        </w:rPr>
-      </w:r>
-    </w:p>
-    <w:p>
-      <w:pPr>
-        <w:pStyle w:val="Heading2"/>
-      </w:pPr>
-      <w:r>
-        <w:rPr>
-          <w:lang w:val="zh_TW" w:bidi="zh_TW"/>
-        </w:rPr>
-        <w:t>撒萊</w:t>
-      </w:r>
-      <w:r>
-        <w:rPr>
-          <w:lang w:val="zh_TW" w:bidi="zh_TW"/>
-        </w:rPr>
-      </w:r>
-    </w:p>
-    <w:p>
-      <w:pPr/>
-      <w:r>
-        <w:rPr>
-          <w:lang w:val="zh_TW" w:bidi="zh_TW"/>
-        </w:rPr>
-      </w:r>
-      <w:r>
-        <w:rPr>
-          <w:lang w:val="zh_TW" w:bidi="zh_TW"/>
-        </w:rPr>
-        <w:t>這是亞伯拉罕的妻子撒拉原來的名字（</w:t>
-      </w:r>
-      <w:hyperlink r:id="rId74">
-        <w:r>
-          <w:rPr>
-            <w:lang w:val="zh_TW" w:bidi="zh_TW"/>
-          </w:rPr>
-          <w:rPr>
-            <w:color w:val="0000EE"/>
-            <w:u w:val="single"/>
-          </w:rPr>
-          <w:t>創11:29</w:t>
-        </w:r>
-      </w:hyperlink>
-      <w:r>
-        <w:rPr>
-          <w:lang w:val="zh_TW" w:bidi="zh_TW"/>
-        </w:rPr>
-        <w:t>）。</w:t>
-      </w:r>
-      <w:r>
-        <w:rPr>
-          <w:i/>
-          <w:lang w:val="zh_TW" w:bidi="zh_TW"/>
-        </w:rPr>
-        <w:t>見</w:t>
-      </w:r>
-      <w:r>
-        <w:rPr>
-          <w:lang w:val="zh_TW" w:bidi="zh_TW"/>
-        </w:rPr>
-        <w:t>撒拉 #1</w:t>
-      </w:r>
-      <w:r>
-        <w:rPr>
-          <w:lang w:val="zh_TW" w:bidi="zh_TW"/>
-        </w:rPr>
-        <w:t>。</w:t>
-      </w:r>
-      <w:r>
-        <w:rPr>
-          <w:lang w:val="zh_TW" w:bidi="zh_TW"/>
-        </w:rPr>
-      </w:r>
-      <w:r>
-        <w:rPr>
-          <w:lang w:val="zh_TW" w:bidi="zh_TW"/>
-        </w:rPr>
-      </w:r>
-    </w:p>
-    <w:p>
-      <w:pPr/>
-      <w:r>
-        <w:rPr>
-          <w:lang w:val="zh_TW" w:bidi="zh_TW"/>
-        </w:rPr>
-      </w:r>
-    </w:p>
-    <w:p>
-      <w:pPr>
-        <w:pStyle w:val="Heading2"/>
-      </w:pPr>
-      <w:r>
-        <w:rPr>
-          <w:lang w:val="zh_TW" w:bidi="zh_TW"/>
-        </w:rPr>
-        <w:t>撒冷</w:t>
-      </w:r>
-      <w:r>
-        <w:rPr>
-          <w:lang w:val="zh_TW" w:bidi="zh_TW"/>
-        </w:rPr>
-      </w:r>
-    </w:p>
-    <w:p>
-      <w:pPr/>
-      <w:r>
-        <w:rPr>
-          <w:lang w:val="zh_TW" w:bidi="zh_TW"/>
-        </w:rPr>
-      </w:r>
-      <w:r>
-        <w:rPr>
-          <w:lang w:val="zh_TW" w:bidi="zh_TW"/>
-        </w:rPr>
-        <w:t>這是祭司—王麥基洗德的故鄉（</w:t>
-      </w:r>
-      <w:hyperlink r:id="rId104">
-        <w:r>
-          <w:rPr>
-            <w:lang w:val="zh_TW" w:bidi="zh_TW"/>
-          </w:rPr>
-          <w:rPr>
-            <w:color w:val="0000EE"/>
-            <w:u w:val="single"/>
-          </w:rPr>
-          <w:t>創14:18</w:t>
-        </w:r>
-      </w:hyperlink>
-      <w:r>
-        <w:rPr>
-          <w:lang w:val="zh_TW" w:bidi="zh_TW"/>
-        </w:rPr>
-        <w:t>；</w:t>
-      </w:r>
-      <w:hyperlink r:id="rId105">
-        <w:r>
-          <w:rPr>
-            <w:lang w:val="zh_TW" w:bidi="zh_TW"/>
-          </w:rPr>
-          <w:rPr>
-            <w:color w:val="0000EE"/>
-            <w:u w:val="single"/>
-          </w:rPr>
-          <w:t>詩76:2</w:t>
-        </w:r>
-      </w:hyperlink>
-      <w:r>
-        <w:rPr>
-          <w:lang w:val="zh_TW" w:bidi="zh_TW"/>
-        </w:rPr>
-        <w:t>；</w:t>
-      </w:r>
-      <w:hyperlink r:id="rId106">
-        <w:r>
-          <w:rPr>
-            <w:lang w:val="zh_TW" w:bidi="zh_TW"/>
-          </w:rPr>
-          <w:rPr>
-            <w:color w:val="0000EE"/>
-            <w:u w:val="single"/>
-          </w:rPr>
-          <w:t>來7:1–2</w:t>
-        </w:r>
-      </w:hyperlink>
-      <w:r>
-        <w:rPr>
-          <w:lang w:val="zh_TW" w:bidi="zh_TW"/>
-        </w:rPr>
-        <w:t>）。一般認為撒冷就是耶路撒冷的古稱。</w:t>
-      </w:r>
-      <w:r>
-        <w:rPr>
-          <w:i/>
-          <w:lang w:val="zh_TW" w:bidi="zh_TW"/>
-        </w:rPr>
-        <w:t>見</w:t>
-      </w:r>
-      <w:r>
-        <w:rPr>
-          <w:lang w:val="zh_TW" w:bidi="zh_TW"/>
-        </w:rPr>
-        <w:t>耶路撒冷</w:t>
-      </w:r>
-      <w:r>
-        <w:rPr>
-          <w:lang w:val="zh_TW" w:bidi="zh_TW"/>
-        </w:rPr>
-        <w:t>。</w:t>
-      </w:r>
-      <w:r>
-        <w:rPr>
-          <w:lang w:val="zh_TW" w:bidi="zh_TW"/>
-        </w:rPr>
-      </w:r>
-      <w:r>
-        <w:rPr>
-          <w:lang w:val="zh_TW" w:bidi="zh_TW"/>
-        </w:rPr>
-      </w:r>
-    </w:p>
-    <w:p>
-      <w:pPr/>
-      <w:r>
-        <w:rPr>
-          <w:lang w:val="zh_TW" w:bidi="zh_TW"/>
-        </w:rPr>
-      </w:r>
-    </w:p>
-    <w:p>
-      <w:pPr>
-        <w:pStyle w:val="Heading2"/>
-      </w:pPr>
-      <w:r>
-        <w:rPr>
-          <w:lang w:val="zh_TW" w:bidi="zh_TW"/>
-        </w:rPr>
-        <w:t>撒羅米</w:t>
-      </w:r>
-      <w:r>
-        <w:rPr>
-          <w:lang w:val="zh_TW" w:bidi="zh_TW"/>
-        </w:rPr>
-      </w:r>
-    </w:p>
-    <w:p>
-      <w:pPr/>
-      <w:r>
-        <w:rPr>
-          <w:lang w:val="zh_TW" w:bidi="zh_TW"/>
-        </w:rPr>
-      </w:r>
-      <w:r>
-        <w:rPr>
-          <w:lang w:val="zh_TW" w:bidi="zh_TW"/>
-        </w:rPr>
-        <w:t>撒羅米這個名字來自希伯來的問候語</w:t>
-      </w:r>
-      <w:r>
-        <w:rPr>
-          <w:i/>
-          <w:lang w:val="zh_TW" w:bidi="zh_TW"/>
-        </w:rPr>
-        <w:t>shalom，</w:t>
-      </w:r>
-      <w:r>
-        <w:rPr>
-          <w:lang w:val="zh_TW" w:bidi="zh_TW"/>
-        </w:rPr>
-        <w:t>意思是平安。這個名字在結尾加上字母「e」是希臘式的風格。</w:t>
-      </w:r>
-    </w:p>
-    <w:p>
-      <w:pPr>
-        <w:pStyle w:val="ListNumber"/>
-        <w:numPr>
-          <w:ilvl w:val="0"/>
-          <w:numId w:val="16"/>
-        </w:numPr>
-        <w:spacing w:line="240" w:lineRule="auto"/>
-        <w:ind w:left="720"/>
-      </w:pPr>
-      <w:r>
-        <w:rPr>
-          <w:lang w:val="zh_TW" w:bidi="zh_TW"/>
-        </w:rPr>
-      </w:r>
-      <w:r>
-        <w:rPr>
-          <w:lang w:val="zh_TW" w:bidi="zh_TW"/>
-        </w:rPr>
-        <w:t>一位名叫撒羅米的婦人是耶穌的追隨者。她可能是馬利亞的姐妹，雅各和約翰的母親。在</w:t>
-      </w:r>
-      <w:hyperlink r:id="rId107">
-        <w:r>
-          <w:rPr>
-            <w:lang w:val="zh_TW" w:bidi="zh_TW"/>
-          </w:rPr>
-          <w:rPr>
-            <w:color w:val="0000EE"/>
-            <w:u w:val="single"/>
-          </w:rPr>
-          <w:t>馬可福音十五章40節</w:t>
-        </w:r>
-      </w:hyperlink>
-      <w:r>
-        <w:rPr>
-          <w:lang w:val="zh_TW" w:bidi="zh_TW"/>
-        </w:rPr>
-        <w:t>中，福音書作者描述了站在十字架下的婦人。有三位的名字被提及：抹大拉的馬利亞、小雅各和約西的母親馬利亞，以及撒羅米。</w:t>
-        <w:br/>
-      </w:r>
-      <w:r>
-        <w:rPr>
-          <w:lang w:val="zh_TW" w:bidi="zh_TW"/>
-        </w:rPr>
-        <w:t>馬可後來描述了天未亮之前來到墳墓的婦人。馬可記載抹大拉的馬利亞、雅各的母親馬利亞和撒羅米帶了香料來膏抹屍體（</w:t>
-      </w:r>
-      <w:hyperlink r:id="rId108">
-        <w:r>
-          <w:rPr>
-            <w:lang w:val="zh_TW" w:bidi="zh_TW"/>
-          </w:rPr>
-          <w:rPr>
-            <w:color w:val="0000EE"/>
-            <w:u w:val="single"/>
-          </w:rPr>
-          <w:t>馬可福音16:1</w:t>
-        </w:r>
-      </w:hyperlink>
-      <w:r>
-        <w:rPr>
-          <w:lang w:val="zh_TW" w:bidi="zh_TW"/>
-        </w:rPr>
-        <w:t>）。</w:t>
-        <w:br/>
-      </w:r>
-      <w:r>
-        <w:rPr>
-          <w:lang w:val="zh_TW" w:bidi="zh_TW"/>
-        </w:rPr>
-        <w:t>馬太提到兩位名叫馬利亞的女人，以及西庇太兒子的母親，她可能是撒羅米（</w:t>
-      </w:r>
-      <w:hyperlink r:id="rId109">
-        <w:r>
-          <w:rPr>
-            <w:lang w:val="zh_TW" w:bidi="zh_TW"/>
-          </w:rPr>
-          <w:rPr>
-            <w:color w:val="0000EE"/>
-            <w:u w:val="single"/>
-          </w:rPr>
-          <w:t>馬太福音27:56</w:t>
-        </w:r>
-      </w:hyperlink>
-      <w:r>
-        <w:rPr>
-          <w:lang w:val="zh_TW" w:bidi="zh_TW"/>
-        </w:rPr>
-        <w:t>）。</w:t>
-        <w:br/>
-      </w:r>
-      <w:r>
-        <w:rPr>
-          <w:lang w:val="zh_TW" w:bidi="zh_TW"/>
-        </w:rPr>
-        <w:t>約翰提到四位女性：</w:t>
-      </w:r>
-    </w:p>
-    <w:p>
-      <w:pPr>
-        <w:pStyle w:val="ListNumber"/>
-        <w:spacing w:line="240" w:lineRule="auto"/>
-        <w:ind w:left="1440"/>
-      </w:pPr>
-      <w:r>
-        <w:rPr>
-          <w:lang w:val="zh_TW" w:bidi="zh_TW"/>
-        </w:rPr>
-      </w:r>
-      <w:r>
-        <w:rPr>
-          <w:lang w:val="zh_TW" w:bidi="zh_TW"/>
-        </w:rPr>
-        <w:t>耶穌的母親馬利亞；</w:t>
-      </w:r>
-    </w:p>
-    <w:p>
-      <w:pPr>
-        <w:pStyle w:val="ListNumber"/>
-        <w:spacing w:line="240" w:lineRule="auto"/>
-        <w:ind w:left="1440"/>
-      </w:pPr>
-      <w:r>
-        <w:rPr>
-          <w:lang w:val="zh_TW" w:bidi="zh_TW"/>
-        </w:rPr>
-      </w:r>
-      <w:r>
-        <w:rPr>
-          <w:lang w:val="zh_TW" w:bidi="zh_TW"/>
-        </w:rPr>
-        <w:t>革羅罷</w:t>
-      </w:r>
-      <w:r>
-        <w:rPr>
-          <w:lang w:val="zh_TW" w:bidi="zh_TW"/>
-        </w:rPr>
-        <w:t>的妻子馬利亞；</w:t>
-      </w:r>
-    </w:p>
-    <w:p>
-      <w:pPr>
-        <w:pStyle w:val="ListNumber"/>
-        <w:spacing w:line="240" w:lineRule="auto"/>
-        <w:ind w:left="1440"/>
-      </w:pPr>
-      <w:r>
-        <w:rPr>
-          <w:lang w:val="zh_TW" w:bidi="zh_TW"/>
-        </w:rPr>
-      </w:r>
-      <w:r>
-        <w:rPr>
-          <w:lang w:val="zh_TW" w:bidi="zh_TW"/>
-        </w:rPr>
-        <w:t>抹大拉的馬利亞；以及</w:t>
-      </w:r>
-    </w:p>
-    <w:p>
-      <w:pPr>
-        <w:pStyle w:val="ListNumber"/>
-        <w:spacing w:line="240" w:lineRule="auto"/>
-        <w:ind w:left="1440"/>
-      </w:pPr>
-      <w:r>
-        <w:rPr>
-          <w:lang w:val="zh_TW" w:bidi="zh_TW"/>
-        </w:rPr>
-      </w:r>
-      <w:r>
-        <w:rPr>
-          <w:lang w:val="zh_TW" w:bidi="zh_TW"/>
-        </w:rPr>
-        <w:t>馬利亞的</w:t>
-      </w:r>
-      <w:r>
-        <w:rPr>
-          <w:lang w:val="zh_TW" w:bidi="zh_TW"/>
-        </w:rPr>
-        <w:t>姊妹</w:t>
-      </w:r>
-      <w:r>
-        <w:rPr>
-          <w:lang w:val="zh_TW" w:bidi="zh_TW"/>
-        </w:rPr>
-        <w:t>（在</w:t>
-      </w:r>
-      <w:hyperlink r:id="rId110">
-        <w:r>
-          <w:rPr>
-            <w:lang w:val="zh_TW" w:bidi="zh_TW"/>
-          </w:rPr>
-          <w:rPr>
-            <w:color w:val="0000EE"/>
-            <w:u w:val="single"/>
-          </w:rPr>
-          <w:t>約翰福音19:25</w:t>
-        </w:r>
-      </w:hyperlink>
-      <w:r>
-        <w:rPr>
-          <w:lang w:val="zh_TW" w:bidi="zh_TW"/>
-        </w:rPr>
-        <w:t>中未提及名字）。</w:t>
-      </w:r>
-    </w:p>
-    <w:p>
-      <w:pPr/>
-      <w:r>
-        <w:rPr>
-          <w:lang w:val="zh_TW" w:bidi="zh_TW"/>
-        </w:rPr>
-      </w:r>
-      <w:r>
-        <w:rPr>
-          <w:lang w:val="zh_TW" w:bidi="zh_TW"/>
-        </w:rPr>
-        <w:t>如果馬利亞的</w:t>
-      </w:r>
-      <w:r>
-        <w:rPr>
-          <w:lang w:val="zh_TW" w:bidi="zh_TW"/>
-        </w:rPr>
-        <w:t>姊妹</w:t>
-      </w:r>
-      <w:r>
-        <w:rPr>
-          <w:lang w:val="zh_TW" w:bidi="zh_TW"/>
-        </w:rPr>
-        <w:t>是撒羅米，那麼她和西庇太兒子的母親很可能是同一個人。這就使雅各和約翰，即西庇太的兒子，是耶穌的表兄弟。</w:t>
-      </w:r>
-    </w:p>
-    <w:p>
-      <w:pPr>
-        <w:pStyle w:val="ListNumber"/>
-        <w:numPr>
-          <w:ilvl w:val="0"/>
-          <w:numId w:val="17"/>
-        </w:numPr>
-        <w:spacing w:line="240" w:lineRule="auto"/>
-        <w:ind w:left="720"/>
-      </w:pPr>
-      <w:r>
-        <w:rPr>
-          <w:lang w:val="zh_TW" w:bidi="zh_TW"/>
-        </w:rPr>
-      </w:r>
-      <w:r>
-        <w:rPr>
-          <w:lang w:val="zh_TW" w:bidi="zh_TW"/>
-        </w:rPr>
-        <w:t>希羅底的女兒，來自希羅底與希律腓力的第一次婚姻。</w:t>
-      </w:r>
-      <w:hyperlink r:id="rId111">
-        <w:r>
-          <w:rPr>
-            <w:lang w:val="zh_TW" w:bidi="zh_TW"/>
-          </w:rPr>
-          <w:rPr>
-            <w:color w:val="0000EE"/>
-            <w:u w:val="single"/>
-          </w:rPr>
-          <w:t>馬太福音十四章6節</w:t>
-        </w:r>
-      </w:hyperlink>
-      <w:r>
-        <w:rPr>
-          <w:lang w:val="zh_TW" w:bidi="zh_TW"/>
-        </w:rPr>
-        <w:t>和</w:t>
-      </w:r>
-      <w:hyperlink r:id="rId112">
-        <w:r>
-          <w:rPr>
-            <w:lang w:val="zh_TW" w:bidi="zh_TW"/>
-          </w:rPr>
-          <w:rPr>
-            <w:color w:val="0000EE"/>
-            <w:u w:val="single"/>
-          </w:rPr>
-          <w:t>馬可福音六章22節</w:t>
-        </w:r>
-      </w:hyperlink>
-      <w:r>
-        <w:rPr>
-          <w:lang w:val="zh_TW" w:bidi="zh_TW"/>
-        </w:rPr>
-        <w:t>都沒有提到她的名字，但根據傳統，撒羅米是那位以舞蹈取悅希律的女孩。作為獎賞，希律發誓答應她任何要求，甚至他國的一半。在她母親的指使下，她要施洗約翰的頭。</w:t>
-      </w:r>
-      <w:r>
-        <w:rPr>
-          <w:lang w:val="zh_TW" w:bidi="zh_TW"/>
-        </w:rPr>
-      </w:r>
-      <w:r>
-        <w:rPr>
-          <w:lang w:val="zh_TW" w:bidi="zh_TW"/>
-        </w:rPr>
-      </w:r>
-    </w:p>
-    <w:p>
-      <w:pPr/>
-      <w:r>
-        <w:rPr>
-          <w:lang w:val="zh_TW" w:bidi="zh_TW"/>
-        </w:rPr>
-      </w:r>
-    </w:p>
-    <w:p>
-      <w:pPr>
-        <w:pStyle w:val="Heading2"/>
-      </w:pPr>
-      <w:r>
-        <w:rPr>
-          <w:lang w:val="zh_TW" w:bidi="zh_TW"/>
-        </w:rPr>
-        <w:t>撒馬利亞人</w:t>
-      </w:r>
-      <w:r>
-        <w:rPr>
-          <w:lang w:val="zh_TW" w:bidi="zh_TW"/>
-        </w:rPr>
-      </w:r>
-    </w:p>
-    <w:p>
-      <w:pPr/>
-      <w:r>
-        <w:rPr>
-          <w:lang w:val="zh_TW" w:bidi="zh_TW"/>
-        </w:rPr>
-      </w:r>
-      <w:r>
-        <w:rPr>
-          <w:lang w:val="zh_TW" w:bidi="zh_TW"/>
-        </w:rPr>
-        <w:t>從猶太人中分裂出來的群體。這個群體居住在猶太地的北方、加利利的南方，並且與其猶太鄰居之間處於敵對緊張的狀態。耶穌對這個備受鄙視的群體所表現的態度，與當時人們的普遍態度形成強烈對比。</w:t>
-      </w:r>
-    </w:p>
-    <w:p>
-      <w:pPr/>
-      <w:r>
-        <w:rPr>
-          <w:lang w:val="zh_TW" w:bidi="zh_TW"/>
-        </w:rPr>
-      </w:r>
-      <w:r>
-        <w:rPr>
-          <w:lang w:val="zh_TW" w:bidi="zh_TW"/>
-        </w:rPr>
-        <w:t>概述</w:t>
-      </w:r>
-    </w:p>
-    <w:p>
-      <w:pPr>
-        <w:pStyle w:val="ListBullet"/>
-        <w:spacing w:line="240" w:lineRule="auto"/>
-        <w:ind w:left="720"/>
-      </w:pPr>
-      <w:r>
-        <w:rPr>
-          <w:lang w:val="zh_TW" w:bidi="zh_TW"/>
-        </w:rPr>
-      </w:r>
-      <w:r>
-        <w:rPr>
-          <w:b/>
-          <w:u w:val="single"/>
-          <w:lang w:val="zh_TW" w:bidi="zh_TW"/>
-        </w:rPr>
-        <w:t>教派的起源</w:t>
-      </w:r>
-    </w:p>
-    <w:p>
-      <w:pPr>
-        <w:pStyle w:val="ListBullet"/>
-        <w:spacing w:line="240" w:lineRule="auto"/>
-        <w:ind w:left="720"/>
-      </w:pPr>
-      <w:r>
-        <w:rPr>
-          <w:lang w:val="zh_TW" w:bidi="zh_TW"/>
-        </w:rPr>
-      </w:r>
-      <w:r>
-        <w:rPr>
-          <w:b/>
-          <w:u w:val="single"/>
-          <w:lang w:val="zh_TW" w:bidi="zh_TW"/>
-        </w:rPr>
-        <w:t>撒馬利亞人與猶太人的關係</w:t>
-      </w:r>
-    </w:p>
-    <w:p>
-      <w:pPr>
-        <w:pStyle w:val="ListBullet"/>
-        <w:spacing w:line="240" w:lineRule="auto"/>
-        <w:ind w:left="720"/>
-      </w:pPr>
-      <w:r>
-        <w:rPr>
-          <w:lang w:val="zh_TW" w:bidi="zh_TW"/>
-        </w:rPr>
-      </w:r>
-      <w:r>
-        <w:rPr>
-          <w:b/>
-          <w:u w:val="single"/>
-          <w:lang w:val="zh_TW" w:bidi="zh_TW"/>
-        </w:rPr>
-        <w:t>撒馬利亞人的信仰</w:t>
-      </w:r>
-    </w:p>
-    <w:p>
-      <w:pPr>
-        <w:pStyle w:val="ListBullet"/>
-        <w:spacing w:line="240" w:lineRule="auto"/>
-        <w:ind w:left="720"/>
-      </w:pPr>
-      <w:r>
-        <w:rPr>
-          <w:lang w:val="zh_TW" w:bidi="zh_TW"/>
-        </w:rPr>
-      </w:r>
-      <w:r>
-        <w:rPr>
-          <w:b/>
-          <w:u w:val="single"/>
-          <w:lang w:val="zh_TW" w:bidi="zh_TW"/>
-        </w:rPr>
-        <w:t>耶穌與撒馬利亞人</w:t>
-      </w:r>
-    </w:p>
-    <w:p>
-      <w:pPr>
-        <w:pStyle w:val="ListBullet"/>
-        <w:spacing w:line="240" w:lineRule="auto"/>
-        <w:ind w:left="720"/>
-      </w:pPr>
-      <w:r>
-        <w:rPr>
-          <w:lang w:val="zh_TW" w:bidi="zh_TW"/>
-        </w:rPr>
-      </w:r>
-      <w:r>
-        <w:rPr>
-          <w:b/>
-          <w:u w:val="single"/>
-          <w:lang w:val="zh_TW" w:bidi="zh_TW"/>
-        </w:rPr>
-        <w:t>撒馬利亞在初代教會使命中的地位</w:t>
-      </w:r>
-    </w:p>
-    <w:p>
-      <w:pPr>
-        <w:pStyle w:val="Heading3"/>
-      </w:pPr>
-      <w:r>
-        <w:rPr>
-          <w:lang w:val="zh_TW" w:bidi="zh_TW"/>
-        </w:rPr>
-        <w:t>教派的起源</w:t>
-      </w:r>
-    </w:p>
-    <w:p>
-      <w:pPr/>
-      <w:r>
-        <w:rPr>
-          <w:lang w:val="zh_TW" w:bidi="zh_TW"/>
-        </w:rPr>
-      </w:r>
-      <w:r>
-        <w:rPr>
-          <w:lang w:val="zh_TW" w:bidi="zh_TW"/>
-        </w:rPr>
-        <w:t>我們難以確切判定撒馬利亞教派何時形成，以及與猶太教最終決裂的時間。舊約聖經對撒馬利亞人教派起源的看法是，他們源自被重新安置於該地的外邦民族，他們對神的敬拜只屬表面，其內在仍然是偶像崇拜。根據</w:t>
-      </w:r>
-      <w:hyperlink r:id="rId113">
-        <w:r>
-          <w:rPr>
-            <w:lang w:val="zh_TW" w:bidi="zh_TW"/>
-          </w:rPr>
-          <w:rPr>
-            <w:color w:val="0000EE"/>
-            <w:u w:val="single"/>
-          </w:rPr>
-          <w:t>列王紀下十七章</w:t>
-        </w:r>
-      </w:hyperlink>
-      <w:r>
-        <w:rPr>
-          <w:lang w:val="zh_TW" w:bidi="zh_TW"/>
-        </w:rPr>
-        <w:t>，撒馬利亞人教派起源於公元前722年，以色列被亞述擊敗後的人口安排。亞述王將以色列人逐出該地，並重新在該地安置巴比倫、古他和其它各國的被征服人民。</w:t>
-      </w:r>
-    </w:p>
-    <w:p>
-      <w:pPr/>
-      <w:r>
-        <w:rPr>
-          <w:lang w:val="zh_TW" w:bidi="zh_TW"/>
-        </w:rPr>
-      </w:r>
-      <w:r>
-        <w:rPr>
-          <w:lang w:val="zh_TW" w:bidi="zh_TW"/>
-        </w:rPr>
-        <w:t>撒馬利亞人對其起源提出了截然不同的見解。他們聲稱自己是以法蓮和瑪拿西兩個猶太支派的後裔（見</w:t>
-      </w:r>
-      <w:hyperlink r:id="rId114">
-        <w:r>
-          <w:rPr>
-            <w:lang w:val="zh_TW" w:bidi="zh_TW"/>
-          </w:rPr>
-          <w:rPr>
-            <w:color w:val="0000EE"/>
-            <w:u w:val="single"/>
-          </w:rPr>
-          <w:t>約4:12</w:t>
-        </w:r>
-      </w:hyperlink>
-      <w:r>
-        <w:rPr>
-          <w:lang w:val="zh_TW" w:bidi="zh_TW"/>
-        </w:rPr>
-        <w:t>），並認為以色列人在公元前722年被亞述擄掠，並非全面或永久性的。為了解釋他們群體與猶太人之間的敵意，撒馬利亞人的說法認為，猶太人有叛教之罪，他們在以利時代設立異教的敬拜聖所，而不是持守在基利心山上的唯一聖地。因此，撒馬利亞人認為自己在血統和敬拜上，都是真正的以色列人。</w:t>
-      </w:r>
-    </w:p>
-    <w:p>
-      <w:pPr/>
-      <w:r>
-        <w:rPr>
-          <w:lang w:val="zh_TW" w:bidi="zh_TW"/>
-        </w:rPr>
-      </w:r>
-      <w:r>
-        <w:rPr>
-          <w:lang w:val="zh_TW" w:bidi="zh_TW"/>
-        </w:rPr>
-        <w:t>根據該時期的亞述文獻記載，確實證明對北國的人口安排，但亞述王顯然未有全面驅逐（見</w:t>
-      </w:r>
-      <w:hyperlink r:id="rId115">
-        <w:r>
-          <w:rPr>
-            <w:lang w:val="zh_TW" w:bidi="zh_TW"/>
-          </w:rPr>
-          <w:rPr>
-            <w:color w:val="0000EE"/>
-            <w:u w:val="single"/>
-          </w:rPr>
-          <w:t>代下34:9</w:t>
-        </w:r>
-      </w:hyperlink>
-      <w:r>
-        <w:rPr>
-          <w:lang w:val="zh_TW" w:bidi="zh_TW"/>
-        </w:rPr>
-        <w:t>）。這表明該地可能存在兩個族群：第一是未被擄走的本地以色列餘民，第二是外來的被擄族群，他們逐漸被本地居民的信仰所吸引，然而在早期的融合過程中，無疑存在宗教混合的情況。</w:t>
-      </w:r>
-    </w:p>
-    <w:p>
-      <w:pPr>
-        <w:pStyle w:val="Heading3"/>
-      </w:pPr>
-      <w:r>
-        <w:rPr>
-          <w:lang w:val="zh_TW" w:bidi="zh_TW"/>
-        </w:rPr>
-        <w:t>撒馬利亞人與猶太人的關係</w:t>
-      </w:r>
-    </w:p>
-    <w:p>
-      <w:pPr/>
-      <w:r>
-        <w:rPr>
-          <w:lang w:val="zh_TW" w:bidi="zh_TW"/>
-        </w:rPr>
-      </w:r>
-      <w:r>
-        <w:rPr>
-          <w:lang w:val="zh_TW" w:bidi="zh_TW"/>
-        </w:rPr>
-        <w:t>住在北方的基利心山（他們的聖山）、示劍與撒馬利亞地區的撒馬利亞人，與曾住在猶太地、後來住到加利利的猶太人，他們的關係歷史實在充滿變化張力。被擄之民於波斯統治者賽魯士的詔令下（約公元前538年），返回耶路撒冷時，北方與南方王國之間古老的緊張關係再次出現。當時整個南部地區由北方撒馬利亞的參巴拉統治，他是波斯權下巴勒斯坦的本地統治者。被擄之民渴望返回耶路撒冷，特別是他們重建耶路撒冷聖殿的心願，對他在北方的領導地位構成實質的政治威脅（</w:t>
-      </w:r>
-      <w:hyperlink r:id="rId116">
-        <w:r>
-          <w:rPr>
-            <w:lang w:val="zh_TW" w:bidi="zh_TW"/>
-          </w:rPr>
-          <w:rPr>
-            <w:color w:val="0000EE"/>
-            <w:u w:val="single"/>
-          </w:rPr>
-          <w:t>拉4:7–24</w:t>
-        </w:r>
-      </w:hyperlink>
-      <w:r>
-        <w:rPr>
-          <w:lang w:val="zh_TW" w:bidi="zh_TW"/>
-        </w:rPr>
-        <w:t>；</w:t>
-      </w:r>
-      <w:hyperlink r:id="rId117">
-        <w:r>
-          <w:rPr>
-            <w:lang w:val="zh_TW" w:bidi="zh_TW"/>
-          </w:rPr>
-          <w:rPr>
-            <w:color w:val="0000EE"/>
-            <w:u w:val="single"/>
-          </w:rPr>
-          <w:t>尼4:1–9</w:t>
-        </w:r>
-      </w:hyperlink>
-      <w:r>
-        <w:rPr>
-          <w:lang w:val="zh_TW" w:bidi="zh_TW"/>
-        </w:rPr>
-        <w:t>）。</w:t>
-      </w:r>
-    </w:p>
-    <w:p>
-      <w:pPr/>
-      <w:r>
-        <w:rPr>
-          <w:lang w:val="zh_TW" w:bidi="zh_TW"/>
-        </w:rPr>
-      </w:r>
-      <w:r>
-        <w:rPr>
-          <w:lang w:val="zh_TW" w:bidi="zh_TW"/>
-        </w:rPr>
-        <w:t>最初的反對是出於政治動機，但在之後某個時期，可能是在主前五世紀，另有一座聖殿在基利心山上建立時，反對便轉變為宗教層面之事。這段時間猶太人對撒馬利亞人的敵意，可參考另一個例子，來自</w:t>
-      </w:r>
-      <w:hyperlink r:id="rId118">
-        <w:r>
-          <w:rPr>
-            <w:lang w:val="zh_TW" w:bidi="zh_TW"/>
-          </w:rPr>
-          <w:rPr>
-            <w:color w:val="0000EE"/>
-            <w:u w:val="single"/>
-          </w:rPr>
-          <w:t>便西拉智訓五十篇25至26節</w:t>
-        </w:r>
-      </w:hyperlink>
-      <w:r>
-        <w:rPr>
-          <w:lang w:val="zh_TW" w:bidi="zh_TW"/>
-        </w:rPr>
-        <w:t>（約寫於公元前200年），其中將撒馬利亞人的地位置於以東人和非利士人之下，並稱他們為「愚蠢的民族」（參利未遺訓7:2）。</w:t>
-      </w:r>
-    </w:p>
-    <w:p>
-      <w:pPr/>
-      <w:r>
-        <w:rPr>
-          <w:lang w:val="zh_TW" w:bidi="zh_TW"/>
-        </w:rPr>
-      </w:r>
-      <w:r>
-        <w:rPr>
-          <w:lang w:val="zh_TW" w:bidi="zh_TW"/>
-        </w:rPr>
-        <w:t>猶太人對撒馬利亞人的輕視加深，因為撒馬利亞人未有對抗安提阿古·伊皮法尼（約公元前167年）在該區推行的希臘化敬拜的行動。部分猶太群體反對將耶路撒冷聖殿尹為宙斯的聖殿（</w:t>
-      </w:r>
-      <w:hyperlink r:id="rId119">
-        <w:r>
-          <w:rPr>
-            <w:lang w:val="zh_TW" w:bidi="zh_TW"/>
-          </w:rPr>
-          <w:rPr>
-            <w:color w:val="0000EE"/>
-            <w:u w:val="single"/>
-          </w:rPr>
-          <w:t>馬加比一書1:62–64</w:t>
-        </w:r>
-      </w:hyperlink>
-      <w:r>
-        <w:rPr>
-          <w:lang w:val="zh_TW" w:bidi="zh_TW"/>
-        </w:rPr>
-        <w:t>），並最終跟隨馬加比起義（</w:t>
-      </w:r>
-      <w:hyperlink r:id="rId120">
-        <w:r>
-          <w:rPr>
-            <w:lang w:val="zh_TW" w:bidi="zh_TW"/>
-          </w:rPr>
-          <w:rPr>
-            <w:color w:val="0000EE"/>
-            <w:u w:val="single"/>
-          </w:rPr>
-          <w:t>馬加比一書2:42–43</w:t>
-        </w:r>
-      </w:hyperlink>
-      <w:r>
-        <w:rPr>
-          <w:lang w:val="zh_TW" w:bidi="zh_TW"/>
-        </w:rPr>
-        <w:t>），但資料顯示撒馬利亞人並未有同樣表態（見</w:t>
-      </w:r>
-      <w:hyperlink r:id="rId121">
-        <w:r>
-          <w:rPr>
-            <w:lang w:val="zh_TW" w:bidi="zh_TW"/>
-          </w:rPr>
-          <w:rPr>
-            <w:color w:val="0000EE"/>
-            <w:u w:val="single"/>
-          </w:rPr>
-          <w:t>馬加比一書6:2</w:t>
-        </w:r>
-      </w:hyperlink>
-      <w:r>
-        <w:rPr>
-          <w:lang w:val="zh_TW" w:bidi="zh_TW"/>
-        </w:rPr>
-        <w:t>）。</w:t>
-      </w:r>
-    </w:p>
-    <w:p>
-      <w:pPr/>
-      <w:r>
-        <w:rPr>
-          <w:lang w:val="zh_TW" w:bidi="zh_TW"/>
-        </w:rPr>
-      </w:r>
-      <w:r>
-        <w:rPr>
-          <w:lang w:val="zh_TW" w:bidi="zh_TW"/>
-        </w:rPr>
-        <w:t>這種惡劣的關係，在哈斯蒙尼家族帶來短暫的猶太獨立時期，達到高峰。當時，猶太統治者約翰‧許爾堪率軍攻擊示劍，征服並摧毀撒馬利亞人位於基利心山上的聖殿（約公元前128年）。</w:t>
-      </w:r>
-    </w:p>
-    <w:p>
-      <w:pPr/>
-      <w:r>
-        <w:rPr>
-          <w:lang w:val="zh_TW" w:bidi="zh_TW"/>
-        </w:rPr>
-      </w:r>
-      <w:r>
-        <w:rPr>
-          <w:lang w:val="zh_TW" w:bidi="zh_TW"/>
-        </w:rPr>
-        <w:t>在大希律王統治之下，撒馬利亞的處境有所改善，然而撒馬利亞人與猶太地及加利利猶太人之間的敵意仍然持續。撒馬利亞人認為耶路撒冷聖殿是虛假的宗教中心，並被耶路撒冷當局排除在內院之外。大約在公元6年，一群撒馬利亞人在逾越節期間，將人骨撒在聖殿的門廊和聖所內，褻瀆耶路撒冷聖殿。當加利利猶太人在各種節期期間前往耶路撒冷，而必須穿越撒馬利亞時，他們遭遇敵意的情況亦屢見不鮮（</w:t>
-      </w:r>
-      <w:hyperlink r:id="rId122">
-        <w:r>
-          <w:rPr>
-            <w:lang w:val="zh_TW" w:bidi="zh_TW"/>
-          </w:rPr>
-          <w:rPr>
-            <w:color w:val="0000EE"/>
-            <w:u w:val="single"/>
-          </w:rPr>
-          <w:t>路9:51–53</w:t>
-        </w:r>
-      </w:hyperlink>
-      <w:r>
-        <w:rPr>
-          <w:lang w:val="zh_TW" w:bidi="zh_TW"/>
-        </w:rPr>
-        <w:t>）。</w:t>
-      </w:r>
-    </w:p>
-    <w:p>
-      <w:pPr/>
-      <w:r>
-        <w:rPr>
-          <w:lang w:val="zh_TW" w:bidi="zh_TW"/>
-        </w:rPr>
-      </w:r>
-      <w:r>
-        <w:rPr>
-          <w:lang w:val="zh_TW" w:bidi="zh_TW"/>
-        </w:rPr>
-        <w:t>這種敵對在耶穌時代仍然持續，兩個群體將對方排除在各自的敬拜中心之外，即耶路撒冷聖殿和位於基利心山的撒馬利亞人聖殿。例如，撒馬利亞人被禁止進入聖殿內院，他們所獻的祭物都被視為外邦人的獻祭。因此，若將撒馬利亞人稱為「分裂者」會更為準確，但實際上他們被當作外邦人對待。兩個群體之間不可通婚，人際關係也受到極大限制（</w:t>
-      </w:r>
-      <w:hyperlink r:id="rId123">
-        <w:r>
-          <w:rPr>
-            <w:lang w:val="zh_TW" w:bidi="zh_TW"/>
-          </w:rPr>
-          <w:rPr>
-            <w:color w:val="0000EE"/>
-            <w:u w:val="single"/>
-          </w:rPr>
-          <w:t>約4:9</w:t>
-        </w:r>
-      </w:hyperlink>
-      <w:r>
-        <w:rPr>
-          <w:lang w:val="zh_TW" w:bidi="zh_TW"/>
-        </w:rPr>
-        <w:t>）。在這種強制隔離下，兩個群體之間的互動難免有限。僅僅是「撒馬利亞人」這個詞，在猶太人口中就已是蔑視（</w:t>
-      </w:r>
-      <w:hyperlink r:id="rId124">
-        <w:r>
-          <w:rPr>
-            <w:lang w:val="zh_TW" w:bidi="zh_TW"/>
-          </w:rPr>
-          <w:rPr>
-            <w:color w:val="0000EE"/>
-            <w:u w:val="single"/>
-          </w:rPr>
-          <w:t>約8:48</w:t>
-        </w:r>
-      </w:hyperlink>
-      <w:r>
-        <w:rPr>
-          <w:lang w:val="zh_TW" w:bidi="zh_TW"/>
-        </w:rPr>
-        <w:t>），一些文士甚至不願直接說出這個稱呼（參</w:t>
-      </w:r>
-      <w:hyperlink r:id="rId125">
-        <w:r>
-          <w:rPr>
-            <w:lang w:val="zh_TW" w:bidi="zh_TW"/>
-          </w:rPr>
-          <w:rPr>
-            <w:color w:val="0000EE"/>
-            <w:u w:val="single"/>
-          </w:rPr>
-          <w:t>路10:37</w:t>
-        </w:r>
-      </w:hyperlink>
-      <w:r>
-        <w:rPr>
-          <w:lang w:val="zh_TW" w:bidi="zh_TW"/>
-        </w:rPr>
-        <w:t>中明顯的委婉說法）。門徒對撒馬利亞人拒絕提供住宿的反應（</w:t>
-      </w:r>
-      <w:hyperlink r:id="rId126">
-        <w:r>
-          <w:rPr>
-            <w:lang w:val="zh_TW" w:bidi="zh_TW"/>
-          </w:rPr>
-          <w:rPr>
-            <w:color w:val="0000EE"/>
-            <w:u w:val="single"/>
-          </w:rPr>
-          <w:t>路9:51–55</w:t>
-        </w:r>
-      </w:hyperlink>
-      <w:r>
-        <w:rPr>
-          <w:lang w:val="zh_TW" w:bidi="zh_TW"/>
-        </w:rPr>
-        <w:t>），即是當時猶太人對撒馬利亞人敵意的典型例子。</w:t>
-      </w:r>
-    </w:p>
-    <w:p>
-      <w:pPr/>
-      <w:r>
-        <w:rPr>
-          <w:lang w:val="zh_TW" w:bidi="zh_TW"/>
-        </w:rPr>
-      </w:r>
-      <w:r>
-        <w:rPr>
-          <w:lang w:val="zh_TW" w:bidi="zh_TW"/>
-        </w:rPr>
-        <w:t>目前證據雖然不足以顯示撒馬利亞人的態度相同，但我們可推測這種情況存在，亦相當合理。因此，在</w:t>
-      </w:r>
-      <w:hyperlink r:id="rId126">
-        <w:r>
-          <w:rPr>
-            <w:lang w:val="zh_TW" w:bidi="zh_TW"/>
-          </w:rPr>
-          <w:rPr>
-            <w:color w:val="0000EE"/>
-            <w:u w:val="single"/>
-          </w:rPr>
-          <w:t>路加福音九章51至55節</w:t>
-        </w:r>
-      </w:hyperlink>
-      <w:r>
-        <w:rPr>
-          <w:lang w:val="zh_TW" w:bidi="zh_TW"/>
-        </w:rPr>
-        <w:t>所記載的情況中，撒馬利亞人拒絕款待其他「定意向耶路撒冷去」的猶太人，很可能並非罕見。</w:t>
-      </w:r>
-    </w:p>
-    <w:p>
-      <w:pPr>
-        <w:pStyle w:val="Heading3"/>
-      </w:pPr>
-      <w:r>
-        <w:rPr>
-          <w:lang w:val="zh_TW" w:bidi="zh_TW"/>
-        </w:rPr>
-        <w:t>撒馬利亞人的信仰</w:t>
-      </w:r>
-    </w:p>
-    <w:p>
-      <w:pPr/>
-      <w:r>
-        <w:rPr>
-          <w:lang w:val="zh_TW" w:bidi="zh_TW"/>
-        </w:rPr>
-      </w:r>
-      <w:r>
-        <w:rPr>
-          <w:lang w:val="zh_TW" w:bidi="zh_TW"/>
-        </w:rPr>
-        <w:t>撒馬利亞人的主要信仰，同時展現了他們與主流猶太教之間的共通之處與明顯差異。他們與猶太教共同持守對亞伯拉罕、以撒、雅各之神的一神信仰。然而，相較之下，北方基利心山作為唯一獻祭聖地的地位則有所提升，這主張是基於撒馬利亞文本中，數處與申命記和出埃及記不同的段落。基利心山因此被認定為亞伯第一次獻祭的地點（</w:t>
-      </w:r>
-      <w:hyperlink r:id="rId127">
-        <w:r>
-          <w:rPr>
-            <w:lang w:val="zh_TW" w:bidi="zh_TW"/>
-          </w:rPr>
-          <w:rPr>
-            <w:color w:val="0000EE"/>
-            <w:u w:val="single"/>
-          </w:rPr>
-          <w:t>創4:4</w:t>
-        </w:r>
-      </w:hyperlink>
-      <w:r>
-        <w:rPr>
-          <w:lang w:val="zh_TW" w:bidi="zh_TW"/>
-        </w:rPr>
-        <w:t>）、挪亞在洪水後獻祭的地方（</w:t>
-      </w:r>
-      <w:hyperlink r:id="rId128">
-        <w:r>
-          <w:rPr>
-            <w:lang w:val="zh_TW" w:bidi="zh_TW"/>
-          </w:rPr>
-          <w:rPr>
-            <w:color w:val="0000EE"/>
-            <w:u w:val="single"/>
-          </w:rPr>
-          <w:t>8:20</w:t>
-        </w:r>
-      </w:hyperlink>
-      <w:r>
-        <w:rPr>
-          <w:lang w:val="zh_TW" w:bidi="zh_TW"/>
-        </w:rPr>
-        <w:t>）、亞伯拉罕與麥基洗德相會之處（</w:t>
-      </w:r>
-      <w:hyperlink r:id="rId104">
-        <w:r>
-          <w:rPr>
-            <w:lang w:val="zh_TW" w:bidi="zh_TW"/>
-          </w:rPr>
-          <w:rPr>
-            <w:color w:val="0000EE"/>
-            <w:u w:val="single"/>
-          </w:rPr>
-          <w:t>14:18</w:t>
-        </w:r>
-      </w:hyperlink>
-      <w:r>
-        <w:rPr>
-          <w:lang w:val="zh_TW" w:bidi="zh_TW"/>
-        </w:rPr>
-        <w:t>）、以撒獻祭預備之地（第</w:t>
-      </w:r>
-      <w:hyperlink r:id="rId129">
-        <w:r>
-          <w:rPr>
-            <w:lang w:val="zh_TW" w:bidi="zh_TW"/>
-          </w:rPr>
-          <w:rPr>
-            <w:color w:val="0000EE"/>
-            <w:u w:val="single"/>
-          </w:rPr>
-          <w:t>22</w:t>
-        </w:r>
-      </w:hyperlink>
-      <w:r>
-        <w:rPr>
-          <w:lang w:val="zh_TW" w:bidi="zh_TW"/>
-        </w:rPr>
-        <w:t>章），以及許多其它相關的地方。</w:t>
-      </w:r>
-    </w:p>
-    <w:p>
-      <w:pPr/>
-      <w:r>
-        <w:rPr>
-          <w:lang w:val="zh_TW" w:bidi="zh_TW"/>
-        </w:rPr>
-      </w:r>
-      <w:r>
-        <w:rPr>
-          <w:lang w:val="zh_TW" w:bidi="zh_TW"/>
-        </w:rPr>
-        <w:t>撒馬利亞人僅承認聖經的前五卷書（摩西五經）為神的啟示，其教義和實踐完全基於這些書卷。如此狹窄的正典範圍，不僅決定了撒馬利亞神學的方向，也使他們與當時的猶太思想進一步分離。例如，在撒馬利亞人的思想中，摩西的地位比猶太人所理解的更為崇高；他不僅被視為最主要的先知，更在後來的思想中，被描述為最卓越的人，在創造世之時便已存在，為以色列向神代求，並且被認為是人類的「世界之光」。撒馬利亞神學中的彌賽亞盼望，也反映了這種狹窄的正典觀。由於在五經中找不到任何關於大衛家彌賽亞的證據，因此撒馬利亞人不會期待出自大衛家的彌賽亞。相反，根據</w:t>
-      </w:r>
-      <w:hyperlink r:id="rId130">
-        <w:r>
-          <w:rPr>
-            <w:lang w:val="zh_TW" w:bidi="zh_TW"/>
-          </w:rPr>
-          <w:rPr>
-            <w:color w:val="0000EE"/>
-            <w:u w:val="single"/>
-          </w:rPr>
-          <w:t>申命記十八章15至18節</w:t>
-        </w:r>
-      </w:hyperlink>
-      <w:r>
-        <w:rPr>
-          <w:lang w:val="zh_TW" w:bidi="zh_TW"/>
-        </w:rPr>
-        <w:t>的內容，他們期待著一位「像摩西的先知」。這位期盼的先知也被稱為「塔合伯」（Taheb），即復興者，因為他在末後的日子，要在基利心山恢復正確的敬拜秩序，並使異教的敬拜歸向此處。</w:t>
-      </w:r>
-    </w:p>
-    <w:p>
-      <w:pPr/>
-      <w:r>
-        <w:rPr>
-          <w:lang w:val="zh_TW" w:bidi="zh_TW"/>
-        </w:rPr>
-      </w:r>
-      <w:r>
-        <w:rPr>
-          <w:lang w:val="zh_TW" w:bidi="zh_TW"/>
-        </w:rPr>
-        <w:t>因此明顯的是，正是這個群體高舉基利心山的主張，使他們在神學和文化上與猶太鄰居區分開來。</w:t>
-      </w:r>
-    </w:p>
-    <w:p>
-      <w:pPr>
-        <w:pStyle w:val="Heading3"/>
-      </w:pPr>
-      <w:r>
-        <w:rPr>
-          <w:lang w:val="zh_TW" w:bidi="zh_TW"/>
-        </w:rPr>
-        <w:t>耶穌與撒馬利亞人</w:t>
-      </w:r>
-    </w:p>
-    <w:p>
-      <w:pPr/>
-      <w:r>
-        <w:rPr>
-          <w:lang w:val="zh_TW" w:bidi="zh_TW"/>
-        </w:rPr>
-      </w:r>
-      <w:r>
-        <w:rPr>
-          <w:lang w:val="zh_TW" w:bidi="zh_TW"/>
-        </w:rPr>
-        <w:t>猶太人普遍認為撒馬利亞人幾乎等同外邦人，而耶穌在某種程度上也有這樣的看法。耶穌稱那位撒馬利亞痲瘋病人為「這外族人」（</w:t>
-      </w:r>
-      <w:hyperlink r:id="rId131">
-        <w:r>
-          <w:rPr>
-            <w:lang w:val="zh_TW" w:bidi="zh_TW"/>
-          </w:rPr>
-          <w:rPr>
-            <w:color w:val="0000EE"/>
-            <w:u w:val="single"/>
-          </w:rPr>
-          <w:t>路17:18</w:t>
-        </w:r>
-      </w:hyperlink>
-      <w:r>
-        <w:rPr>
-          <w:lang w:val="zh_TW" w:bidi="zh_TW"/>
-        </w:rPr>
-        <w:t>），並在差遣門徒時禁止他們將國度的信息傳給撒馬利亞人或外邦人（</w:t>
-      </w:r>
-      <w:hyperlink r:id="rId132">
-        <w:r>
-          <w:rPr>
-            <w:lang w:val="zh_TW" w:bidi="zh_TW"/>
-          </w:rPr>
-          <w:rPr>
-            <w:color w:val="0000EE"/>
-            <w:u w:val="single"/>
-          </w:rPr>
-          <w:t>太10:5</w:t>
-        </w:r>
-      </w:hyperlink>
-      <w:r>
-        <w:rPr>
-          <w:lang w:val="zh_TW" w:bidi="zh_TW"/>
-        </w:rPr>
-        <w:t>）。</w:t>
-      </w:r>
-    </w:p>
-    <w:p>
-      <w:pPr/>
-      <w:r>
-        <w:rPr>
-          <w:lang w:val="zh_TW" w:bidi="zh_TW"/>
-        </w:rPr>
-      </w:r>
-      <w:r>
-        <w:rPr>
-          <w:lang w:val="zh_TW" w:bidi="zh_TW"/>
-        </w:rPr>
-        <w:t>然而，福音書確鑿的證據顯示，耶穌對撒馬利亞人的態度與祂同時代的猶太人南轅北轍。當門徒表現出猶太人的敵意，並要求降下「審判之火」，懲罰拒絕接待的撒馬利亞人時，耶穌「責備了他們」（</w:t>
-      </w:r>
-      <w:hyperlink r:id="rId133">
-        <w:r>
-          <w:rPr>
-            <w:lang w:val="zh_TW" w:bidi="zh_TW"/>
-          </w:rPr>
-          <w:rPr>
-            <w:color w:val="0000EE"/>
-            <w:u w:val="single"/>
-          </w:rPr>
-          <w:t>路9:55</w:t>
-        </w:r>
-      </w:hyperlink>
-      <w:r>
-        <w:rPr>
-          <w:lang w:val="zh_TW" w:bidi="zh_TW"/>
-        </w:rPr>
-        <w:t>）。此外，祂不僅沒有拒絕醫治那位撒馬利亞痲瘋病人，反而肯定他是十人中唯一記得歸榮耀給神的（</w:t>
-      </w:r>
-      <w:hyperlink r:id="rId134">
-        <w:r>
-          <w:rPr>
-            <w:lang w:val="zh_TW" w:bidi="zh_TW"/>
-          </w:rPr>
-          <w:rPr>
-            <w:color w:val="0000EE"/>
-            <w:u w:val="single"/>
-          </w:rPr>
-          <w:t>17:11–19</w:t>
-        </w:r>
-      </w:hyperlink>
-      <w:r>
-        <w:rPr>
-          <w:lang w:val="zh_TW" w:bidi="zh_TW"/>
-        </w:rPr>
-        <w:t>）。同樣在好撒馬利亞人的比喻中（</w:t>
-      </w:r>
-      <w:hyperlink r:id="rId135">
-        <w:r>
-          <w:rPr>
-            <w:lang w:val="zh_TW" w:bidi="zh_TW"/>
-          </w:rPr>
-          <w:rPr>
-            <w:color w:val="0000EE"/>
-            <w:u w:val="single"/>
-          </w:rPr>
-          <w:t>10:30–37</w:t>
-        </w:r>
-      </w:hyperlink>
-      <w:r>
-        <w:rPr>
-          <w:lang w:val="zh_TW" w:bidi="zh_TW"/>
-        </w:rPr>
-        <w:t>），耶穌明顯突破了傳統的偏見，將被鄙視的撒馬利亞人（而非受尊敬的猶太祭司或利未人），描繪為真正幫助有需要者的鄰舍。在此處及其它地方，耶穌以神的要求挑戰聽眾，突破傳統對「義人」與「被排斥者」的界定。</w:t>
-      </w:r>
-    </w:p>
-    <w:p>
-      <w:pPr/>
-      <w:r>
-        <w:rPr>
-          <w:lang w:val="zh_TW" w:bidi="zh_TW"/>
-        </w:rPr>
-      </w:r>
-      <w:hyperlink r:id="rId136">
-        <w:r>
-          <w:rPr>
-            <w:lang w:val="zh_TW" w:bidi="zh_TW"/>
-          </w:rPr>
-          <w:rPr>
-            <w:color w:val="0000EE"/>
-            <w:u w:val="single"/>
-          </w:rPr>
-          <w:t>約翰福音四章4至43節</w:t>
-        </w:r>
-      </w:hyperlink>
-      <w:r>
-        <w:rPr>
-          <w:lang w:val="zh_TW" w:bidi="zh_TW"/>
-        </w:rPr>
-        <w:t>不僅記錄了耶穌與撒馬利亞婦人之間引人入勝的對話，還記錄了耶穌隨後在敘加這個撒馬利亞城市停留兩日的事蹟。在此，我們看見耶穌不僅冒著風險，與井邊的撒馬利亞婦人接觸，不介意被視為禮儀上不潔淨（</w:t>
-      </w:r>
-      <w:hyperlink r:id="rId137">
-        <w:r>
-          <w:rPr>
-            <w:lang w:val="zh_TW" w:bidi="zh_TW"/>
-          </w:rPr>
-          <w:rPr>
-            <w:color w:val="0000EE"/>
-            <w:u w:val="single"/>
-          </w:rPr>
-          <w:t>7–9</w:t>
-        </w:r>
-      </w:hyperlink>
-      <w:r>
-        <w:rPr>
-          <w:lang w:val="zh_TW" w:bidi="zh_TW"/>
-        </w:rPr>
-        <w:t>節），還給予她救贖的恩賜（</w:t>
-      </w:r>
-      <w:hyperlink r:id="rId138">
-        <w:r>
-          <w:rPr>
-            <w:lang w:val="zh_TW" w:bidi="zh_TW"/>
-          </w:rPr>
-          <w:rPr>
-            <w:color w:val="0000EE"/>
-            <w:u w:val="single"/>
-          </w:rPr>
-          <w:t>10</w:t>
-        </w:r>
-      </w:hyperlink>
-      <w:r>
-        <w:rPr>
-          <w:lang w:val="zh_TW" w:bidi="zh_TW"/>
-        </w:rPr>
-        <w:t>節），甚至涵蓋整個撒馬利亞城鎮（</w:t>
-      </w:r>
-      <w:hyperlink r:id="rId139">
-        <w:r>
-          <w:rPr>
-            <w:lang w:val="zh_TW" w:bidi="zh_TW"/>
-          </w:rPr>
-          <w:rPr>
-            <w:color w:val="0000EE"/>
-            <w:u w:val="single"/>
-          </w:rPr>
-          <w:t>39–41</w:t>
-        </w:r>
-      </w:hyperlink>
-      <w:r>
-        <w:rPr>
-          <w:lang w:val="zh_TW" w:bidi="zh_TW"/>
-        </w:rPr>
-        <w:t>節）。婦人聽見耶穌了解她的婚姻生活（</w:t>
-      </w:r>
-      <w:hyperlink r:id="rId140">
-        <w:r>
-          <w:rPr>
-            <w:lang w:val="zh_TW" w:bidi="zh_TW"/>
-          </w:rPr>
-          <w:rPr>
-            <w:color w:val="0000EE"/>
-            <w:u w:val="single"/>
-          </w:rPr>
-          <w:t>16–18</w:t>
-        </w:r>
-      </w:hyperlink>
-      <w:r>
-        <w:rPr>
-          <w:lang w:val="zh_TW" w:bidi="zh_TW"/>
-        </w:rPr>
-        <w:t>節），知道他必定是一位「先知」。呼應撒馬利亞人期盼，在末後的日子會有一位「像摩西的先知」，可能婦人會想到，耶穌就是他們期待已久的先知彌賽亞（</w:t>
-      </w:r>
-      <w:hyperlink r:id="rId141">
-        <w:r>
-          <w:rPr>
-            <w:lang w:val="zh_TW" w:bidi="zh_TW"/>
-          </w:rPr>
-          <w:rPr>
-            <w:color w:val="0000EE"/>
-            <w:u w:val="single"/>
-          </w:rPr>
-          <w:t>19</w:t>
-        </w:r>
-      </w:hyperlink>
-      <w:r>
-        <w:rPr>
-          <w:lang w:val="zh_TW" w:bidi="zh_TW"/>
-        </w:rPr>
-        <w:t>、</w:t>
-      </w:r>
-      <w:hyperlink r:id="rId141">
-        <w:r>
-          <w:rPr>
-            <w:lang w:val="zh_TW" w:bidi="zh_TW"/>
-          </w:rPr>
-          <w:rPr>
-            <w:color w:val="0000EE"/>
-            <w:u w:val="single"/>
-          </w:rPr>
-          <w:t>25–26</w:t>
-        </w:r>
-      </w:hyperlink>
-      <w:r>
-        <w:rPr>
-          <w:lang w:val="zh_TW" w:bidi="zh_TW"/>
-        </w:rPr>
-        <w:t>節）。耶穌停留在這個受鄙視的群體中，藉此突破猶太人對撒馬利亞人根深蒂固的敵意，也接受他們對自己作為「彌賽亞」（</w:t>
-      </w:r>
-      <w:hyperlink r:id="rId142">
-        <w:r>
-          <w:rPr>
-            <w:lang w:val="zh_TW" w:bidi="zh_TW"/>
-          </w:rPr>
-          <w:rPr>
-            <w:color w:val="0000EE"/>
-            <w:u w:val="single"/>
-          </w:rPr>
-          <w:t>26</w:t>
-        </w:r>
-      </w:hyperlink>
-      <w:r>
-        <w:rPr>
-          <w:lang w:val="zh_TW" w:bidi="zh_TW"/>
-        </w:rPr>
-        <w:t>節）和「世界的救主」（</w:t>
-      </w:r>
-      <w:hyperlink r:id="rId143">
-        <w:r>
-          <w:rPr>
-            <w:lang w:val="zh_TW" w:bidi="zh_TW"/>
-          </w:rPr>
-          <w:rPr>
-            <w:color w:val="0000EE"/>
-            <w:u w:val="single"/>
-          </w:rPr>
-          <w:t>42</w:t>
-        </w:r>
-      </w:hyperlink>
-      <w:r>
-        <w:rPr>
-          <w:lang w:val="zh_TW" w:bidi="zh_TW"/>
-        </w:rPr>
-        <w:t>節）的信仰。在此，正如耶穌與猶太社會中被排斥者的互動一般，祂重新定義公義，肯定其意思不是根據血統或宗教實踐，而是根據他們對祂的信心。如此，祂打破了當時種族與文化的界線，為福音進入整個外邦世界奠定基礎。</w:t>
-      </w:r>
-    </w:p>
-    <w:p>
-      <w:pPr>
-        <w:pStyle w:val="Heading3"/>
-      </w:pPr>
-      <w:r>
-        <w:rPr>
-          <w:lang w:val="zh_TW" w:bidi="zh_TW"/>
-        </w:rPr>
-        <w:t>撒馬利亞在初代教會使命中的地位</w:t>
-      </w:r>
-    </w:p>
-    <w:p>
-      <w:pPr/>
-      <w:r>
-        <w:rPr>
-          <w:lang w:val="zh_TW" w:bidi="zh_TW"/>
-        </w:rPr>
-      </w:r>
-      <w:r>
-        <w:rPr>
-          <w:lang w:val="zh_TW" w:bidi="zh_TW"/>
-        </w:rPr>
-        <w:t>耶穌升天前頒布大使命，吩咐門徒將福音傳到撒馬利亞（</w:t>
-      </w:r>
-      <w:hyperlink r:id="rId144">
-        <w:r>
-          <w:rPr>
-            <w:lang w:val="zh_TW" w:bidi="zh_TW"/>
-          </w:rPr>
-          <w:rPr>
-            <w:color w:val="0000EE"/>
-            <w:u w:val="single"/>
-          </w:rPr>
-          <w:t>徒1:8</w:t>
-        </w:r>
-      </w:hyperlink>
-      <w:r>
-        <w:rPr>
-          <w:lang w:val="zh_TW" w:bidi="zh_TW"/>
-        </w:rPr>
-        <w:t>）。初代教會的宣教行動確實包含這個地區。司提反殉道之後，許多基督徒被迫離開耶路撒冷（</w:t>
-      </w:r>
-      <w:hyperlink r:id="rId145">
-        <w:r>
-          <w:rPr>
-            <w:lang w:val="zh_TW" w:bidi="zh_TW"/>
-          </w:rPr>
-          <w:rPr>
-            <w:color w:val="0000EE"/>
-            <w:u w:val="single"/>
-          </w:rPr>
-          <w:t>8:1</w:t>
-        </w:r>
-      </w:hyperlink>
-      <w:r>
-        <w:rPr>
-          <w:lang w:val="zh_TW" w:bidi="zh_TW"/>
-        </w:rPr>
-        <w:t>），其中一位名叫腓利的基督徒，在撒馬利亞的城市傳揚福音（</w:t>
-      </w:r>
-      <w:hyperlink r:id="rId146">
-        <w:r>
-          <w:rPr>
-            <w:lang w:val="zh_TW" w:bidi="zh_TW"/>
-          </w:rPr>
-          <w:rPr>
-            <w:color w:val="0000EE"/>
-            <w:u w:val="single"/>
-          </w:rPr>
-          <w:t>5</w:t>
-        </w:r>
-      </w:hyperlink>
-      <w:r>
-        <w:rPr>
-          <w:lang w:val="zh_TW" w:bidi="zh_TW"/>
-        </w:rPr>
-        <w:t>節）。他所行神蹟引發強烈回應，因此彼得與約翰（代表耶路撒冷的使徒）被差派前往，調查並確認聖靈在他們中間。然而，主後第二世紀的證據顯示，基督教並未在撒馬利亞人當中建立穩固基礎。大多數撒馬利亞人仍維持自身的宗教傳統。至今，撒馬利亞人的小型餘民仍然存在，居住在基利心山（示劍）附近，以及以色列境內的若干城市。</w:t>
-      </w:r>
-    </w:p>
-    <w:p>
-      <w:pPr/>
-      <w:r>
-        <w:rPr>
-          <w:lang w:val="zh_TW" w:bidi="zh_TW"/>
-        </w:rPr>
-      </w:r>
-      <w:r>
-        <w:rPr>
-          <w:i/>
-          <w:lang w:val="zh_TW" w:bidi="zh_TW"/>
-        </w:rPr>
-        <w:t>另見</w:t>
-      </w:r>
-      <w:r>
-        <w:rPr>
-          <w:lang w:val="zh_TW" w:bidi="zh_TW"/>
-        </w:rPr>
-        <w:t>聖經聖經抄本與文本（舊約）</w:t>
-      </w:r>
-      <w:r>
-        <w:rPr>
-          <w:lang w:val="zh_TW" w:bidi="zh_TW"/>
-        </w:rPr>
-        <w:t>；</w:t>
-      </w:r>
-      <w:r>
-        <w:rPr>
-          <w:lang w:val="zh_TW" w:bidi="zh_TW"/>
-        </w:rPr>
-        <w:t>撒馬利亞</w:t>
+      <w:r>
+        <w:rPr>
+          <w:lang w:val="zh_TW" w:bidi="zh_TW"/>
+        </w:rPr>
+        <w:t>末世論</w:t>
       </w:r>
       <w:r>
         <w:rPr>
@@ -7532,30 +3296,6 @@
   </w:num>
   <w:num w:numId="13" w16cid:durableId="592781308">
     <w:abstractNumId w:val="11"/>
-  </w:num>
-  <w:num w:numId="14">
-    <w:abstractNumId w:val="3"/>
-    <w:lvlOverride w:ilvl="0">
-      <w:startOverride w:val="1"/>
-    </w:lvlOverride>
-  </w:num>
-  <w:num w:numId="15">
-    <w:abstractNumId w:val="3"/>
-    <w:lvlOverride w:ilvl="0">
-      <w:startOverride w:val="1"/>
-    </w:lvlOverride>
-  </w:num>
-  <w:num w:numId="16">
-    <w:abstractNumId w:val="3"/>
-    <w:lvlOverride w:ilvl="0">
-      <w:startOverride w:val="1"/>
-    </w:lvlOverride>
-  </w:num>
-  <w:num w:numId="17">
-    <w:abstractNumId w:val="3"/>
-    <w:lvlOverride w:ilvl="0">
-      <w:startOverride w:val="1"/>
-    </w:lvlOverride>
   </w:num>
   <w:numIdMacAtCleanup w:val="10"/>
 </w:numbering>

--- a/zht/docx/138.content.docx
+++ b/zht/docx/138.content.docx
@@ -149,7 +149,7 @@
         <w:rPr>
           <w:lang w:val="zh_TW" w:bidi="zh_TW"/>
         </w:rPr>
-        <w:t>ri</w:t>
+        <w:t>ran</w:t>
       </w:r>
       <w:r>
         <w:rPr>
@@ -212,7 +212,7 @@
         <w:rPr>
           <w:lang w:val="zh_TW" w:bidi="zh_TW"/>
         </w:rPr>
-        <w:t>日</w:t>
+        <w:t>燃燒的荊棘</w:t>
       </w:r>
       <w:r>
         <w:rPr>
@@ -231,7 +231,7 @@
         <w:rPr>
           <w:lang w:val="zh_TW" w:bidi="zh_TW"/>
         </w:rPr>
-        <w:t>最直接的意義，是指地球繞著自轉軸旋轉的一段時間，例如兩次日出之間的時間；也可以指這段時間裡太陽可見的部份，即「早晨」，另一部份則稱為「晚上」。「日子」這個字在舊約中出現超過二千次，在新約中出現超過三百五十次。希伯來文中「日」一詞多義，不僅僅是字面上的意思。希伯來人的一天是由晚上開始，直到第二天的晚上，這種算法大概是基於妥拉（參</w:t>
+        <w:t>摩西在何烈山的荊棘火焰中遇見神，並被差派帶領以色列的百姓出埃及（</w:t>
       </w:r>
       <w:hyperlink r:id="rId13">
         <w:r>
@@ -242,39 +242,32 @@
             <w:color w:val="0000EE"/>
             <w:u w:val="single"/>
           </w:rPr>
-          <w:t>創1:14、19</w:t>
+          <w:t>出3:1</w:t>
         </w:r>
       </w:hyperlink>
       <w:r>
         <w:rPr>
           <w:lang w:val="zh_TW" w:bidi="zh_TW"/>
         </w:rPr>
-        <w:t>）。這種字面上按太陽運行的二十四小時週期稱為「公曆日」（civil day）。在其他古代近東的民族中，「公曆日」的起點各有不同。希臘的習慣與希伯來人相同；巴比倫人由日出開始一天；埃及人和羅馬人則以午夜到次日午夜為一日。</w:t>
-      </w:r>
-    </w:p>
-    <w:p>
-      <w:pPr>
-        <w:pStyle w:val="Heading3"/>
-      </w:pPr>
-      <w:r>
-        <w:rPr>
-          <w:lang w:val="zh_TW" w:bidi="zh_TW"/>
-        </w:rPr>
-        <w:t>聖經中的日子與星期</w:t>
-      </w:r>
-    </w:p>
-    <w:p>
-      <w:pPr/>
-      <w:r>
-        <w:rPr>
-          <w:lang w:val="zh_TW" w:bidi="zh_TW"/>
-        </w:rPr>
-      </w:r>
-      <w:r>
-        <w:rPr>
-          <w:lang w:val="zh_TW" w:bidi="zh_TW"/>
-        </w:rPr>
-        <w:t>希伯來人一般認知白天（十二小時）分為早晨、正午與晚上（</w:t>
+        <w:t>–</w:t>
+      </w:r>
+      <w:hyperlink r:id="rId13">
+        <w:r>
+          <w:rPr>
+            <w:lang w:val="zh_TW" w:bidi="zh_TW"/>
+          </w:rPr>
+          <w:rPr>
+            <w:color w:val="0000EE"/>
+            <w:u w:val="single"/>
+          </w:rPr>
+          <w:t>15</w:t>
+        </w:r>
+      </w:hyperlink>
+      <w:r>
+        <w:rPr>
+          <w:lang w:val="zh_TW" w:bidi="zh_TW"/>
+        </w:rPr>
+        <w:t>；</w:t>
       </w:r>
       <w:hyperlink r:id="rId14">
         <w:r>
@@ -285,14 +278,14 @@
             <w:color w:val="0000EE"/>
             <w:u w:val="single"/>
           </w:rPr>
-          <w:t>詩55:17</w:t>
+          <w:t>可12:26</w:t>
         </w:r>
       </w:hyperlink>
       <w:r>
         <w:rPr>
           <w:lang w:val="zh_TW" w:bidi="zh_TW"/>
         </w:rPr>
-        <w:t>）。這些時段有時以不同詞語表達，如黎明（</w:t>
+        <w:t>；</w:t>
       </w:r>
       <w:hyperlink r:id="rId15">
         <w:r>
@@ -303,26 +296,14 @@
             <w:color w:val="0000EE"/>
             <w:u w:val="single"/>
           </w:rPr>
-          <w:t>伯3:9</w:t>
+          <w:t>路20:37</w:t>
         </w:r>
       </w:hyperlink>
       <w:r>
         <w:rPr>
           <w:lang w:val="zh_TW" w:bidi="zh_TW"/>
         </w:rPr>
-        <w:t>）、</w:t>
-      </w:r>
-      <w:r>
-        <w:rPr>
-          <w:lang w:val="zh_TW" w:bidi="zh_TW"/>
-        </w:rPr>
-        <w:t>太陽近午</w:t>
-      </w:r>
-      <w:r>
-        <w:rPr>
-          <w:lang w:val="zh_TW" w:bidi="zh_TW"/>
-        </w:rPr>
-        <w:t>（</w:t>
+        <w:t>；</w:t>
       </w:r>
       <w:hyperlink r:id="rId16">
         <w:r>
@@ -333,26 +314,32 @@
             <w:color w:val="0000EE"/>
             <w:u w:val="single"/>
           </w:rPr>
-          <w:t>撒上11:11</w:t>
+          <w:t>徒7:30</w:t>
         </w:r>
       </w:hyperlink>
       <w:r>
         <w:rPr>
           <w:lang w:val="zh_TW" w:bidi="zh_TW"/>
         </w:rPr>
-        <w:t>）、</w:t>
-      </w:r>
-      <w:r>
-        <w:rPr>
-          <w:lang w:val="zh_TW" w:bidi="zh_TW"/>
-        </w:rPr>
-        <w:t>晌午</w:t>
-      </w:r>
-      <w:r>
-        <w:rPr>
-          <w:lang w:val="zh_TW" w:bidi="zh_TW"/>
-        </w:rPr>
-        <w:t>（</w:t>
+        <w:t>–</w:t>
+      </w:r>
+      <w:hyperlink r:id="rId16">
+        <w:r>
+          <w:rPr>
+            <w:lang w:val="zh_TW" w:bidi="zh_TW"/>
+          </w:rPr>
+          <w:rPr>
+            <w:color w:val="0000EE"/>
+            <w:u w:val="single"/>
+          </w:rPr>
+          <w:t>34</w:t>
+        </w:r>
+      </w:hyperlink>
+      <w:r>
+        <w:rPr>
+          <w:lang w:val="zh_TW" w:bidi="zh_TW"/>
+        </w:rPr>
+        <w:t>）。荊棘燃燒卻不被燒毀的奧秘，使神向摩西啟示了祂的名：「我是自有永有的。」燃燒的荊棘是神顯現，是神同在的可見神蹟。在聖經中，神的榮耀經常與雲、火和煙相聯繫（見</w:t>
       </w:r>
       <w:hyperlink r:id="rId17">
         <w:r>
@@ -363,27 +350,9 @@
             <w:color w:val="0000EE"/>
             <w:u w:val="single"/>
           </w:rPr>
-          <w:t>創43:16</w:t>
+          <w:t>出13:21，</w:t>
         </w:r>
       </w:hyperlink>
-      <w:r>
-        <w:rPr>
-          <w:lang w:val="zh_TW" w:bidi="zh_TW"/>
-        </w:rPr>
-        <w:t>）、一天起</w:t>
-      </w:r>
-      <w:r>
-        <w:rPr>
-          <w:lang w:val="zh_TW" w:bidi="zh_TW"/>
-        </w:rPr>
-        <w:t>涼風的</w:t>
-      </w:r>
-      <w:r>
-        <w:rPr>
-          <w:lang w:val="zh_TW" w:bidi="zh_TW"/>
-        </w:rPr>
-        <w:t>時間（</w:t>
-      </w:r>
       <w:hyperlink r:id="rId18">
         <w:r>
           <w:rPr>
@@ -393,14 +362,14 @@
             <w:color w:val="0000EE"/>
             <w:u w:val="single"/>
           </w:rPr>
-          <w:t>3:8</w:t>
+          <w:t>19:18</w:t>
         </w:r>
       </w:hyperlink>
       <w:r>
         <w:rPr>
           <w:lang w:val="zh_TW" w:bidi="zh_TW"/>
         </w:rPr>
-        <w:t>）和晚上（</w:t>
+        <w:t>；</w:t>
       </w:r>
       <w:hyperlink r:id="rId19">
         <w:r>
@@ -411,14 +380,32 @@
             <w:color w:val="0000EE"/>
             <w:u w:val="single"/>
           </w:rPr>
-          <w:t>得2:17</w:t>
+          <w:t>王上8:10</w:t>
         </w:r>
       </w:hyperlink>
       <w:r>
         <w:rPr>
           <w:lang w:val="zh_TW" w:bidi="zh_TW"/>
         </w:rPr>
-        <w:t>）。希伯來文「兩個晚上之間」（</w:t>
+        <w:t>–</w:t>
+      </w:r>
+      <w:hyperlink r:id="rId19">
+        <w:r>
+          <w:rPr>
+            <w:lang w:val="zh_TW" w:bidi="zh_TW"/>
+          </w:rPr>
+          <w:rPr>
+            <w:color w:val="0000EE"/>
+            <w:u w:val="single"/>
+          </w:rPr>
+          <w:t>11</w:t>
+        </w:r>
+      </w:hyperlink>
+      <w:r>
+        <w:rPr>
+          <w:lang w:val="zh_TW" w:bidi="zh_TW"/>
+        </w:rPr>
+        <w:t>；</w:t>
       </w:r>
       <w:hyperlink r:id="rId20">
         <w:r>
@@ -429,15 +416,9 @@
             <w:color w:val="0000EE"/>
             <w:u w:val="single"/>
           </w:rPr>
-          <w:t>出12:6</w:t>
+          <w:t>王下1:12，</w:t>
         </w:r>
       </w:hyperlink>
-      <w:r>
-        <w:rPr>
-          <w:lang w:val="zh_TW" w:bidi="zh_TW"/>
-        </w:rPr>
-        <w:t>；譯註：和合本譯作黃昏）大概是指黃昏、入夜的時候（</w:t>
-      </w:r>
       <w:hyperlink r:id="rId21">
         <w:r>
           <w:rPr>
@@ -447,14 +428,14 @@
             <w:color w:val="0000EE"/>
             <w:u w:val="single"/>
           </w:rPr>
-          <w:t>出16:12</w:t>
+          <w:t>2:11</w:t>
         </w:r>
       </w:hyperlink>
       <w:r>
         <w:rPr>
           <w:lang w:val="zh_TW" w:bidi="zh_TW"/>
         </w:rPr>
-        <w:t>）。按小時來劃分日子，是直到基督時代才開始的。在舊約中最接近的劃分是將白天分為四等份（</w:t>
+        <w:t>；</w:t>
       </w:r>
       <w:hyperlink r:id="rId22">
         <w:r>
@@ -465,28 +446,32 @@
             <w:color w:val="0000EE"/>
             <w:u w:val="single"/>
           </w:rPr>
-          <w:t>尼9:3</w:t>
+          <w:t>賽6:1</w:t>
         </w:r>
       </w:hyperlink>
       <w:r>
         <w:rPr>
           <w:lang w:val="zh_TW" w:bidi="zh_TW"/>
         </w:rPr>
-        <w:t>），或是對應了被擄前時期的夜晚，會被分為幾更。</w:t>
-      </w:r>
-    </w:p>
-    <w:p>
-      <w:pPr/>
-      <w:r>
-        <w:rPr>
-          <w:lang w:val="zh_TW" w:bidi="zh_TW"/>
-        </w:rPr>
-      </w:r>
-      <w:r>
-        <w:rPr>
-          <w:lang w:val="zh_TW" w:bidi="zh_TW"/>
-        </w:rPr>
-        <w:t>除了安息日外，古希伯來人並沒有為一週中的日子命名，而是以數字來稱呼這些日子，這種做法延續到新約時代（</w:t>
+        <w:t>–</w:t>
+      </w:r>
+      <w:hyperlink r:id="rId22">
+        <w:r>
+          <w:rPr>
+            <w:lang w:val="zh_TW" w:bidi="zh_TW"/>
+          </w:rPr>
+          <w:rPr>
+            <w:color w:val="0000EE"/>
+            <w:u w:val="single"/>
+          </w:rPr>
+          <w:t>6</w:t>
+        </w:r>
+      </w:hyperlink>
+      <w:r>
+        <w:rPr>
+          <w:lang w:val="zh_TW" w:bidi="zh_TW"/>
+        </w:rPr>
+        <w:t>；</w:t>
       </w:r>
       <w:hyperlink r:id="rId23">
         <w:r>
@@ -497,78 +482,14 @@
             <w:color w:val="0000EE"/>
             <w:u w:val="single"/>
           </w:rPr>
-          <w:t>路24:1</w:t>
+          <w:t>帖後1:7</w:t>
         </w:r>
       </w:hyperlink>
       <w:r>
         <w:rPr>
           <w:lang w:val="zh_TW" w:bidi="zh_TW"/>
         </w:rPr>
-        <w:t>）。由於希伯來人傳統上重視安息日，對猶太人來說，知道安息日何時開始尤其重要。因此，法利賽人規定：日落後天上出現三顆星星時，就算進入安息日。</w:t>
-      </w:r>
-    </w:p>
-    <w:p>
-      <w:pPr>
-        <w:pStyle w:val="Heading3"/>
-      </w:pPr>
-      <w:r>
-        <w:rPr>
-          <w:lang w:val="zh_TW" w:bidi="zh_TW"/>
-        </w:rPr>
-        <w:t>創造的日子</w:t>
-      </w:r>
-    </w:p>
-    <w:p>
-      <w:pPr/>
-      <w:r>
-        <w:rPr>
-          <w:lang w:val="zh_TW" w:bidi="zh_TW"/>
-        </w:rPr>
-      </w:r>
-      <w:r>
-        <w:rPr>
-          <w:lang w:val="zh_TW" w:bidi="zh_TW"/>
-        </w:rPr>
-        <w:t>許多人認為，創世記中提到的「日子」是二十四小時。其支持理由是經文中的短語「有晚上，有早晨」。然而，這實際上是一種蘇美（Sumerian）文學的修辭方式，以相對的兩極組合來表達「整體」。因此「晚上—早晨」並非強調精確的時間單位，而是表達整個創造循環中一個完整的階段，重點在於「完整性」而非具體時間的長度。創造的完整性是由一個又一個的階段來達成，所以，創世記的描述不一定指一段特定的時間。</w:t>
-      </w:r>
-    </w:p>
-    <w:p>
-      <w:pPr/>
-      <w:r>
-        <w:rPr>
-          <w:lang w:val="zh_TW" w:bidi="zh_TW"/>
-        </w:rPr>
-      </w:r>
-      <w:r>
-        <w:rPr>
-          <w:lang w:val="zh_TW" w:bidi="zh_TW"/>
-        </w:rPr>
-        <w:t>蘇美人所謂的「公曆日」只包括太陽可見的十二小時，因此其他國家的「法律日」則是「雙倍日」（二十四小時）。若早期的創世敘述反映了蘇美文化，那麼「晚上—早晨」就不應被理解為現代意義上的公曆日，而是指一個階段或大概的時段。</w:t>
-      </w:r>
-    </w:p>
-    <w:p>
-      <w:pPr>
-        <w:pStyle w:val="Heading3"/>
-      </w:pPr>
-      <w:r>
-        <w:rPr>
-          <w:lang w:val="zh_TW" w:bidi="zh_TW"/>
-        </w:rPr>
-        <w:t>舊約</w:t>
-      </w:r>
-    </w:p>
-    <w:p>
-      <w:pPr/>
-      <w:r>
-        <w:rPr>
-          <w:lang w:val="zh_TW" w:bidi="zh_TW"/>
-        </w:rPr>
-      </w:r>
-      <w:r>
-        <w:rPr>
-          <w:lang w:val="zh_TW" w:bidi="zh_TW"/>
-        </w:rPr>
-        <w:t>在舊約中，「日子」常常有比喻的意思，例如「耶和華的日子」（</w:t>
+        <w:t>；</w:t>
       </w:r>
       <w:hyperlink r:id="rId24">
         <w:r>
@@ -579,15 +500,9 @@
             <w:color w:val="0000EE"/>
             <w:u w:val="single"/>
           </w:rPr>
-          <w:t>珥1:15</w:t>
+          <w:t>啟1:14，</w:t>
         </w:r>
       </w:hyperlink>
-      <w:r>
-        <w:rPr>
-          <w:lang w:val="zh_TW" w:bidi="zh_TW"/>
-        </w:rPr>
-        <w:t>；</w:t>
-      </w:r>
       <w:hyperlink r:id="rId25">
         <w:r>
           <w:rPr>
@@ -597,26 +512,28 @@
             <w:color w:val="0000EE"/>
             <w:u w:val="single"/>
           </w:rPr>
-          <w:t>摩5:18</w:t>
+          <w:t>19:12</w:t>
         </w:r>
       </w:hyperlink>
       <w:r>
         <w:rPr>
           <w:lang w:val="zh_TW" w:bidi="zh_TW"/>
         </w:rPr>
-        <w:t>）、「</w:t>
-      </w:r>
-      <w:r>
-        <w:rPr>
-          <w:lang w:val="zh_TW" w:bidi="zh_TW"/>
-        </w:rPr>
-        <w:t>遭</w:t>
-      </w:r>
-      <w:r>
-        <w:rPr>
-          <w:lang w:val="zh_TW" w:bidi="zh_TW"/>
-        </w:rPr>
-        <w:t>難的日子」（</w:t>
+        <w:t>）。</w:t>
+      </w:r>
+    </w:p>
+    <w:p>
+      <w:pPr/>
+      <w:r>
+        <w:rPr>
+          <w:lang w:val="zh_TW" w:bidi="zh_TW"/>
+        </w:rPr>
+      </w:r>
+      <w:r>
+        <w:rPr>
+          <w:lang w:val="zh_TW" w:bidi="zh_TW"/>
+        </w:rPr>
+        <w:t>燃燒的荊棘象徵神的聖潔。摩西被吩咐脫鞋，因為他所站之地是聖地（</w:t>
       </w:r>
       <w:hyperlink r:id="rId26">
         <w:r>
@@ -627,26 +544,14 @@
             <w:color w:val="0000EE"/>
             <w:u w:val="single"/>
           </w:rPr>
-          <w:t>詩20:1</w:t>
+          <w:t>出3:5</w:t>
         </w:r>
       </w:hyperlink>
       <w:r>
         <w:rPr>
           <w:lang w:val="zh_TW" w:bidi="zh_TW"/>
         </w:rPr>
-        <w:t>）和「</w:t>
-      </w:r>
-      <w:r>
-        <w:rPr>
-          <w:lang w:val="zh_TW" w:bidi="zh_TW"/>
-        </w:rPr>
-        <w:t>神發怒的</w:t>
-      </w:r>
-      <w:r>
-        <w:rPr>
-          <w:lang w:val="zh_TW" w:bidi="zh_TW"/>
-        </w:rPr>
-        <w:t>日子」（</w:t>
+        <w:t>）。埃及的神常被認為居於幽暗之中，但以色列的神卻居於人不能接近的光中（</w:t>
       </w:r>
       <w:hyperlink r:id="rId27">
         <w:r>
@@ -657,104 +562,14 @@
             <w:color w:val="0000EE"/>
             <w:u w:val="single"/>
           </w:rPr>
-          <w:t>伯20:28</w:t>
+          <w:t>提前6:16</w:t>
         </w:r>
       </w:hyperlink>
       <w:r>
         <w:rPr>
           <w:lang w:val="zh_TW" w:bidi="zh_TW"/>
         </w:rPr>
-        <w:t>）。複數的「日子」（譯註：如「年日」、「年間」）有時用來指一位君王的統治時期（</w:t>
-      </w:r>
-      <w:hyperlink r:id="rId28">
-        <w:r>
-          <w:rPr>
-            <w:lang w:val="zh_TW" w:bidi="zh_TW"/>
-          </w:rPr>
-          <w:rPr>
-            <w:color w:val="0000EE"/>
-            <w:u w:val="single"/>
-          </w:rPr>
-          <w:t>王上10:21</w:t>
-        </w:r>
-      </w:hyperlink>
-      <w:r>
-        <w:rPr>
-          <w:lang w:val="zh_TW" w:bidi="zh_TW"/>
-        </w:rPr>
-        <w:t>）、或人的一生（</w:t>
-      </w:r>
-      <w:hyperlink r:id="rId29">
-        <w:r>
-          <w:rPr>
-            <w:lang w:val="zh_TW" w:bidi="zh_TW"/>
-          </w:rPr>
-          <w:rPr>
-            <w:color w:val="0000EE"/>
-            <w:u w:val="single"/>
-          </w:rPr>
-          <w:t>創5:4</w:t>
-        </w:r>
-      </w:hyperlink>
-      <w:r>
-        <w:rPr>
-          <w:lang w:val="zh_TW" w:bidi="zh_TW"/>
-        </w:rPr>
-        <w:t>；</w:t>
-      </w:r>
-      <w:hyperlink r:id="rId30">
-        <w:r>
-          <w:rPr>
-            <w:lang w:val="zh_TW" w:bidi="zh_TW"/>
-          </w:rPr>
-          <w:rPr>
-            <w:color w:val="0000EE"/>
-            <w:u w:val="single"/>
-          </w:rPr>
-          <w:t>王上3:14</w:t>
-        </w:r>
-      </w:hyperlink>
-      <w:r>
-        <w:rPr>
-          <w:lang w:val="zh_TW" w:bidi="zh_TW"/>
-        </w:rPr>
-        <w:t>；</w:t>
-      </w:r>
-      <w:hyperlink r:id="rId31">
-        <w:r>
-          <w:rPr>
-            <w:lang w:val="zh_TW" w:bidi="zh_TW"/>
-          </w:rPr>
-          <w:rPr>
-            <w:color w:val="0000EE"/>
-            <w:u w:val="single"/>
-          </w:rPr>
-          <w:t>詩90:12</w:t>
-        </w:r>
-      </w:hyperlink>
-      <w:r>
-        <w:rPr>
-          <w:lang w:val="zh_TW" w:bidi="zh_TW"/>
-        </w:rPr>
-        <w:t>）。在但以理書中，神被描述為「亙古常在者」（Ancient of Days，</w:t>
-      </w:r>
-      <w:hyperlink r:id="rId32">
-        <w:r>
-          <w:rPr>
-            <w:lang w:val="zh_TW" w:bidi="zh_TW"/>
-          </w:rPr>
-          <w:rPr>
-            <w:color w:val="0000EE"/>
-            <w:u w:val="single"/>
-          </w:rPr>
-          <w:t>但7:9、13</w:t>
-        </w:r>
-      </w:hyperlink>
-      <w:r>
-        <w:rPr>
-          <w:lang w:val="zh_TW" w:bidi="zh_TW"/>
-        </w:rPr>
-        <w:t>）。</w:t>
+        <w:t>）。燃燒的荊棘象徵著神的旨意不是要毀滅祂的子民，而是要拯救他們，帶領他們脫離埃及的奴役，進入應許之地。</w:t>
       </w:r>
     </w:p>
     <w:p>
@@ -766,601 +581,6 @@
       </w:r>
       <w:r>
         <w:rPr>
-          <w:lang w:val="zh_TW" w:bidi="zh_TW"/>
-        </w:rPr>
-        <w:t>除了為了休息和敬拜而保留的安息日之外（</w:t>
-      </w:r>
-      <w:hyperlink r:id="rId33">
-        <w:r>
-          <w:rPr>
-            <w:lang w:val="zh_TW" w:bidi="zh_TW"/>
-          </w:rPr>
-          <w:rPr>
-            <w:color w:val="0000EE"/>
-            <w:u w:val="single"/>
-          </w:rPr>
-          <w:t>創2:3</w:t>
-        </w:r>
-      </w:hyperlink>
-      <w:r>
-        <w:rPr>
-          <w:lang w:val="zh_TW" w:bidi="zh_TW"/>
-        </w:rPr>
-        <w:t>；</w:t>
-      </w:r>
-      <w:hyperlink r:id="rId34">
-        <w:r>
-          <w:rPr>
-            <w:lang w:val="zh_TW" w:bidi="zh_TW"/>
-          </w:rPr>
-          <w:rPr>
-            <w:color w:val="0000EE"/>
-            <w:u w:val="single"/>
-          </w:rPr>
-          <w:t>出20:8–11</w:t>
-        </w:r>
-      </w:hyperlink>
-      <w:r>
-        <w:rPr>
-          <w:lang w:val="zh_TW" w:bidi="zh_TW"/>
-        </w:rPr>
-        <w:t>），「日」一詞還指春天的逾越節（</w:t>
-      </w:r>
-      <w:hyperlink r:id="rId35">
-        <w:r>
-          <w:rPr>
-            <w:lang w:val="zh_TW" w:bidi="zh_TW"/>
-          </w:rPr>
-          <w:rPr>
-            <w:color w:val="0000EE"/>
-            <w:u w:val="single"/>
-          </w:rPr>
-          <w:t>出12:14</w:t>
-        </w:r>
-      </w:hyperlink>
-      <w:r>
-        <w:rPr>
-          <w:lang w:val="zh_TW" w:bidi="zh_TW"/>
-        </w:rPr>
-        <w:t>；</w:t>
-      </w:r>
-      <w:hyperlink r:id="rId36">
-        <w:r>
-          <w:rPr>
-            <w:lang w:val="zh_TW" w:bidi="zh_TW"/>
-          </w:rPr>
-          <w:rPr>
-            <w:color w:val="0000EE"/>
-            <w:u w:val="single"/>
-          </w:rPr>
-          <w:t>利23:5</w:t>
-        </w:r>
-      </w:hyperlink>
-      <w:r>
-        <w:rPr>
-          <w:lang w:val="zh_TW" w:bidi="zh_TW"/>
-        </w:rPr>
-        <w:t>）和每年秋天的贖罪日（</w:t>
-      </w:r>
-      <w:hyperlink r:id="rId37">
-        <w:r>
-          <w:rPr>
-            <w:lang w:val="zh_TW" w:bidi="zh_TW"/>
-          </w:rPr>
-          <w:rPr>
-            <w:color w:val="0000EE"/>
-            <w:u w:val="single"/>
-          </w:rPr>
-          <w:t>利16:29–31</w:t>
-        </w:r>
-      </w:hyperlink>
-      <w:r>
-        <w:rPr>
-          <w:lang w:val="zh_TW" w:bidi="zh_TW"/>
-        </w:rPr>
-        <w:t>）。與安息日一樣，在這些日子人不可工作，而是遵守指定的宗教禮儀。</w:t>
-      </w:r>
-    </w:p>
-    <w:p>
-      <w:pPr>
-        <w:pStyle w:val="Heading3"/>
-      </w:pPr>
-      <w:r>
-        <w:rPr>
-          <w:lang w:val="zh_TW" w:bidi="zh_TW"/>
-        </w:rPr>
-        <w:t>新約</w:t>
-      </w:r>
-    </w:p>
-    <w:p>
-      <w:pPr/>
-      <w:r>
-        <w:rPr>
-          <w:lang w:val="zh_TW" w:bidi="zh_TW"/>
-        </w:rPr>
-      </w:r>
-      <w:r>
-        <w:rPr>
-          <w:lang w:val="zh_TW" w:bidi="zh_TW"/>
-        </w:rPr>
-        <w:t>在新約中，「日子」的用法部分延續了閃族的傳統，不過四更夜更的制度則源於希臘和羅馬。新約時期的十二小時白天則承襲自巴比倫的天文學（參</w:t>
-      </w:r>
-      <w:hyperlink r:id="rId38">
-        <w:r>
-          <w:rPr>
-            <w:lang w:val="zh_TW" w:bidi="zh_TW"/>
-          </w:rPr>
-          <w:rPr>
-            <w:color w:val="0000EE"/>
-            <w:u w:val="single"/>
-          </w:rPr>
-          <w:t>約11:9</w:t>
-        </w:r>
-      </w:hyperlink>
-      <w:r>
-        <w:rPr>
-          <w:lang w:val="zh_TW" w:bidi="zh_TW"/>
-        </w:rPr>
-        <w:t>）。</w:t>
-      </w:r>
-    </w:p>
-    <w:p>
-      <w:pPr/>
-      <w:r>
-        <w:rPr>
-          <w:lang w:val="zh_TW" w:bidi="zh_TW"/>
-        </w:rPr>
-      </w:r>
-      <w:r>
-        <w:rPr>
-          <w:lang w:val="zh_TW" w:bidi="zh_TW"/>
-        </w:rPr>
-        <w:t>除了字面意義上的日子，新約作者也使用比喻的說法，例如「拯救的日子」（</w:t>
-      </w:r>
-      <w:hyperlink r:id="rId39">
-        <w:r>
-          <w:rPr>
-            <w:lang w:val="zh_TW" w:bidi="zh_TW"/>
-          </w:rPr>
-          <w:rPr>
-            <w:color w:val="0000EE"/>
-            <w:u w:val="single"/>
-          </w:rPr>
-          <w:t>林後6:2</w:t>
-        </w:r>
-      </w:hyperlink>
-      <w:r>
-        <w:rPr>
-          <w:lang w:val="zh_TW" w:bidi="zh_TW"/>
-        </w:rPr>
-        <w:t>） 和「耶穌基督的日子」（</w:t>
-      </w:r>
-      <w:hyperlink r:id="rId40">
-        <w:r>
-          <w:rPr>
-            <w:lang w:val="zh_TW" w:bidi="zh_TW"/>
-          </w:rPr>
-          <w:rPr>
-            <w:color w:val="0000EE"/>
-            <w:u w:val="single"/>
-          </w:rPr>
-          <w:t>腓1:6</w:t>
-        </w:r>
-      </w:hyperlink>
-      <w:r>
-        <w:rPr>
-          <w:lang w:val="zh_TW" w:bidi="zh_TW"/>
-        </w:rPr>
-        <w:t>）。「日子」也有用來指具體的時段，如「他供職的日子」（</w:t>
-      </w:r>
-      <w:hyperlink r:id="rId41">
-        <w:r>
-          <w:rPr>
-            <w:lang w:val="zh_TW" w:bidi="zh_TW"/>
-          </w:rPr>
-          <w:rPr>
-            <w:color w:val="0000EE"/>
-            <w:u w:val="single"/>
-          </w:rPr>
-          <w:t>路1:23</w:t>
-        </w:r>
-      </w:hyperlink>
-      <w:r>
-        <w:rPr>
-          <w:lang w:val="zh_TW" w:bidi="zh_TW"/>
-        </w:rPr>
-        <w:t>）。特別節期包括逾越節（</w:t>
-      </w:r>
-      <w:hyperlink r:id="rId42">
-        <w:r>
-          <w:rPr>
-            <w:lang w:val="zh_TW" w:bidi="zh_TW"/>
-          </w:rPr>
-          <w:rPr>
-            <w:color w:val="0000EE"/>
-            <w:u w:val="single"/>
-          </w:rPr>
-          <w:t>約12:1</w:t>
-        </w:r>
-      </w:hyperlink>
-      <w:r>
-        <w:rPr>
-          <w:lang w:val="zh_TW" w:bidi="zh_TW"/>
-        </w:rPr>
-        <w:t>）、「</w:t>
-      </w:r>
-      <w:r>
-        <w:rPr>
-          <w:lang w:val="zh_TW" w:bidi="zh_TW"/>
-        </w:rPr>
-        <w:t>除酵的日子」</w:t>
-      </w:r>
-      <w:r>
-        <w:rPr>
-          <w:lang w:val="zh_TW" w:bidi="zh_TW"/>
-        </w:rPr>
-        <w:t>（</w:t>
-      </w:r>
-      <w:hyperlink r:id="rId43">
-        <w:r>
-          <w:rPr>
-            <w:lang w:val="zh_TW" w:bidi="zh_TW"/>
-          </w:rPr>
-          <w:rPr>
-            <w:color w:val="0000EE"/>
-            <w:u w:val="single"/>
-          </w:rPr>
-          <w:t>徒12:3</w:t>
-        </w:r>
-      </w:hyperlink>
-      <w:r>
-        <w:rPr>
-          <w:lang w:val="zh_TW" w:bidi="zh_TW"/>
-        </w:rPr>
-        <w:t>） 和五旬節（</w:t>
-      </w:r>
-      <w:hyperlink r:id="rId44">
-        <w:r>
-          <w:rPr>
-            <w:lang w:val="zh_TW" w:bidi="zh_TW"/>
-          </w:rPr>
-          <w:rPr>
-            <w:color w:val="0000EE"/>
-            <w:u w:val="single"/>
-          </w:rPr>
-          <w:t>徒2:1</w:t>
-        </w:r>
-      </w:hyperlink>
-      <w:r>
-        <w:rPr>
-          <w:lang w:val="zh_TW" w:bidi="zh_TW"/>
-        </w:rPr>
-        <w:t>）。</w:t>
-      </w:r>
-    </w:p>
-    <w:p>
-      <w:pPr/>
-      <w:r>
-        <w:rPr>
-          <w:lang w:val="zh_TW" w:bidi="zh_TW"/>
-        </w:rPr>
-      </w:r>
-      <w:r>
-        <w:rPr>
-          <w:lang w:val="zh_TW" w:bidi="zh_TW"/>
-        </w:rPr>
-        <w:t>與舊約一樣，日子也指人的一生（</w:t>
-      </w:r>
-      <w:hyperlink r:id="rId45">
-        <w:r>
-          <w:rPr>
-            <w:lang w:val="zh_TW" w:bidi="zh_TW"/>
-          </w:rPr>
-          <w:rPr>
-            <w:color w:val="0000EE"/>
-            <w:u w:val="single"/>
-          </w:rPr>
-          <w:t>約9:4</w:t>
-        </w:r>
-      </w:hyperlink>
-      <w:r>
-        <w:rPr>
-          <w:lang w:val="zh_TW" w:bidi="zh_TW"/>
-        </w:rPr>
-        <w:t>）。基督徒被稱為「光明之子」和「白晝之子」（</w:t>
-      </w:r>
-      <w:hyperlink r:id="rId46">
-        <w:r>
-          <w:rPr>
-            <w:lang w:val="zh_TW" w:bidi="zh_TW"/>
-          </w:rPr>
-          <w:rPr>
-            <w:color w:val="0000EE"/>
-            <w:u w:val="single"/>
-          </w:rPr>
-          <w:t>帖前5:5</w:t>
-        </w:r>
-      </w:hyperlink>
-      <w:r>
-        <w:rPr>
-          <w:lang w:val="zh_TW" w:bidi="zh_TW"/>
-        </w:rPr>
-        <w:t>），較長的時期或時代也被稱為日子（</w:t>
-      </w:r>
-      <w:hyperlink r:id="rId39">
-        <w:r>
-          <w:rPr>
-            <w:lang w:val="zh_TW" w:bidi="zh_TW"/>
-          </w:rPr>
-          <w:rPr>
-            <w:color w:val="0000EE"/>
-            <w:u w:val="single"/>
-          </w:rPr>
-          <w:t>林後6:2</w:t>
-        </w:r>
-      </w:hyperlink>
-      <w:r>
-        <w:rPr>
-          <w:lang w:val="zh_TW" w:bidi="zh_TW"/>
-        </w:rPr>
-        <w:t>；</w:t>
-      </w:r>
-      <w:hyperlink r:id="rId47">
-        <w:r>
-          <w:rPr>
-            <w:lang w:val="zh_TW" w:bidi="zh_TW"/>
-          </w:rPr>
-          <w:rPr>
-            <w:color w:val="0000EE"/>
-            <w:u w:val="single"/>
-          </w:rPr>
-          <w:t>弗5:16</w:t>
-        </w:r>
-      </w:hyperlink>
-      <w:r>
-        <w:rPr>
-          <w:lang w:val="zh_TW" w:bidi="zh_TW"/>
-        </w:rPr>
-        <w:t>，</w:t>
-      </w:r>
-      <w:hyperlink r:id="rId48">
-        <w:r>
-          <w:rPr>
-            <w:lang w:val="zh_TW" w:bidi="zh_TW"/>
-          </w:rPr>
-          <w:rPr>
-            <w:color w:val="0000EE"/>
-            <w:u w:val="single"/>
-          </w:rPr>
-          <w:t>6:13</w:t>
-        </w:r>
-      </w:hyperlink>
-      <w:r>
-        <w:rPr>
-          <w:lang w:val="zh_TW" w:bidi="zh_TW"/>
-        </w:rPr>
-        <w:t>；</w:t>
-      </w:r>
-      <w:hyperlink r:id="rId49">
-        <w:r>
-          <w:rPr>
-            <w:lang w:val="zh_TW" w:bidi="zh_TW"/>
-          </w:rPr>
-          <w:rPr>
-            <w:color w:val="0000EE"/>
-            <w:u w:val="single"/>
-          </w:rPr>
-          <w:t>來5:7</w:t>
-        </w:r>
-      </w:hyperlink>
-      <w:r>
-        <w:rPr>
-          <w:lang w:val="zh_TW" w:bidi="zh_TW"/>
-        </w:rPr>
-        <w:t>）。舊約先知所強調審判的日子在新約中延續，並特別指出那是神最終審判的日子——人子（耶穌）要顯明祂是主（</w:t>
-      </w:r>
-      <w:hyperlink r:id="rId50">
-        <w:r>
-          <w:rPr>
-            <w:lang w:val="zh_TW" w:bidi="zh_TW"/>
-          </w:rPr>
-          <w:rPr>
-            <w:color w:val="0000EE"/>
-            <w:u w:val="single"/>
-          </w:rPr>
-          <w:t>路17:30</w:t>
-        </w:r>
-      </w:hyperlink>
-      <w:r>
-        <w:rPr>
-          <w:lang w:val="zh_TW" w:bidi="zh_TW"/>
-        </w:rPr>
-        <w:t>；</w:t>
-      </w:r>
-      <w:hyperlink r:id="rId51">
-        <w:r>
-          <w:rPr>
-            <w:lang w:val="zh_TW" w:bidi="zh_TW"/>
-          </w:rPr>
-          <w:rPr>
-            <w:color w:val="0000EE"/>
-            <w:u w:val="single"/>
-          </w:rPr>
-          <w:t>約6:39–44</w:t>
-        </w:r>
-      </w:hyperlink>
-      <w:r>
-        <w:rPr>
-          <w:lang w:val="zh_TW" w:bidi="zh_TW"/>
-        </w:rPr>
-        <w:t>；</w:t>
-      </w:r>
-      <w:hyperlink r:id="rId52">
-        <w:r>
-          <w:rPr>
-            <w:lang w:val="zh_TW" w:bidi="zh_TW"/>
-          </w:rPr>
-          <w:rPr>
-            <w:color w:val="0000EE"/>
-            <w:u w:val="single"/>
-          </w:rPr>
-          <w:t>林前5:5</w:t>
-        </w:r>
-      </w:hyperlink>
-      <w:r>
-        <w:rPr>
-          <w:lang w:val="zh_TW" w:bidi="zh_TW"/>
-        </w:rPr>
-        <w:t>；</w:t>
-      </w:r>
-      <w:hyperlink r:id="rId53">
-        <w:r>
-          <w:rPr>
-            <w:lang w:val="zh_TW" w:bidi="zh_TW"/>
-          </w:rPr>
-          <w:rPr>
-            <w:color w:val="0000EE"/>
-            <w:u w:val="single"/>
-          </w:rPr>
-          <w:t>帖前5:2</w:t>
-        </w:r>
-      </w:hyperlink>
-      <w:r>
-        <w:rPr>
-          <w:lang w:val="zh_TW" w:bidi="zh_TW"/>
-        </w:rPr>
-        <w:t>；</w:t>
-      </w:r>
-      <w:hyperlink r:id="rId54">
-        <w:r>
-          <w:rPr>
-            <w:lang w:val="zh_TW" w:bidi="zh_TW"/>
-          </w:rPr>
-          <w:rPr>
-            <w:color w:val="0000EE"/>
-            <w:u w:val="single"/>
-          </w:rPr>
-          <w:t>彼後2:9</w:t>
-        </w:r>
-      </w:hyperlink>
-      <w:r>
-        <w:rPr>
-          <w:lang w:val="zh_TW" w:bidi="zh_TW"/>
-        </w:rPr>
-        <w:t>，</w:t>
-      </w:r>
-      <w:hyperlink r:id="rId55">
-        <w:r>
-          <w:rPr>
-            <w:lang w:val="zh_TW" w:bidi="zh_TW"/>
-          </w:rPr>
-          <w:rPr>
-            <w:color w:val="0000EE"/>
-            <w:u w:val="single"/>
-          </w:rPr>
-          <w:t>3:7、12</w:t>
-        </w:r>
-      </w:hyperlink>
-      <w:r>
-        <w:rPr>
-          <w:lang w:val="zh_TW" w:bidi="zh_TW"/>
-        </w:rPr>
-        <w:t>；</w:t>
-      </w:r>
-      <w:hyperlink r:id="rId56">
-        <w:r>
-          <w:rPr>
-            <w:lang w:val="zh_TW" w:bidi="zh_TW"/>
-          </w:rPr>
-          <w:rPr>
-            <w:color w:val="0000EE"/>
-            <w:u w:val="single"/>
-          </w:rPr>
-          <w:t>約一4:17</w:t>
-        </w:r>
-      </w:hyperlink>
-      <w:r>
-        <w:rPr>
-          <w:lang w:val="zh_TW" w:bidi="zh_TW"/>
-        </w:rPr>
-        <w:t>；</w:t>
-      </w:r>
-      <w:hyperlink r:id="rId57">
-        <w:r>
-          <w:rPr>
-            <w:lang w:val="zh_TW" w:bidi="zh_TW"/>
-          </w:rPr>
-          <w:rPr>
-            <w:color w:val="0000EE"/>
-            <w:u w:val="single"/>
-          </w:rPr>
-          <w:t>啟16:14</w:t>
-        </w:r>
-      </w:hyperlink>
-      <w:r>
-        <w:rPr>
-          <w:lang w:val="zh_TW" w:bidi="zh_TW"/>
-        </w:rPr>
-        <w:t>）。「</w:t>
-      </w:r>
-      <w:r>
-        <w:rPr>
-          <w:lang w:val="zh_TW" w:bidi="zh_TW"/>
-        </w:rPr>
-        <w:t>永遠</w:t>
-      </w:r>
-      <w:r>
-        <w:rPr>
-          <w:lang w:val="zh_TW" w:bidi="zh_TW"/>
-        </w:rPr>
-        <w:t>」標誌著時間將成為永恆的那一刻（</w:t>
-      </w:r>
-      <w:hyperlink r:id="rId58">
-        <w:r>
-          <w:rPr>
-            <w:lang w:val="zh_TW" w:bidi="zh_TW"/>
-          </w:rPr>
-          <w:rPr>
-            <w:color w:val="0000EE"/>
-            <w:u w:val="single"/>
-          </w:rPr>
-          <w:t>彼後3:18</w:t>
-        </w:r>
-      </w:hyperlink>
-      <w:r>
-        <w:rPr>
-          <w:lang w:val="zh_TW" w:bidi="zh_TW"/>
-        </w:rPr>
-        <w:t>）。新耶路撒冷，就是神子民的居所，被描述為一個永遠白晝之地（</w:t>
-      </w:r>
-      <w:hyperlink r:id="rId59">
-        <w:r>
-          <w:rPr>
-            <w:lang w:val="zh_TW" w:bidi="zh_TW"/>
-          </w:rPr>
-          <w:rPr>
-            <w:color w:val="0000EE"/>
-            <w:u w:val="single"/>
-          </w:rPr>
-          <w:t>啟21:25</w:t>
-        </w:r>
-      </w:hyperlink>
-      <w:r>
-        <w:rPr>
-          <w:lang w:val="zh_TW" w:bidi="zh_TW"/>
-        </w:rPr>
-        <w:t>）。</w:t>
-      </w:r>
-    </w:p>
-    <w:p>
-      <w:pPr/>
-      <w:r>
-        <w:rPr>
-          <w:lang w:val="zh_TW" w:bidi="zh_TW"/>
-        </w:rPr>
-      </w:r>
-      <w:r>
-        <w:rPr>
           <w:i/>
           <w:lang w:val="zh_TW" w:bidi="zh_TW"/>
         </w:rPr>
@@ -1370,25 +590,31 @@
         <w:rPr>
           <w:lang w:val="zh_TW" w:bidi="zh_TW"/>
         </w:rPr>
-        <w:t>古代與現代曆法</w:t>
-      </w:r>
-      <w:r>
-        <w:rPr>
-          <w:lang w:val="zh_TW" w:bidi="zh_TW"/>
-        </w:rPr>
-        <w:t>；耶和華的日子</w:t>
-      </w:r>
-      <w:r>
-        <w:rPr>
-          <w:lang w:val="zh_TW" w:bidi="zh_TW"/>
-        </w:rPr>
-        <w:t>；</w:t>
-      </w:r>
-      <w:r>
-        <w:rPr>
-          <w:lang w:val="zh_TW" w:bidi="zh_TW"/>
-        </w:rPr>
-        <w:t>末世論</w:t>
+        <w:t xml:space="preserve"> </w:t>
+      </w:r>
+      <w:r>
+        <w:rPr>
+          <w:lang w:val="zh_TW" w:bidi="zh_TW"/>
+        </w:rPr>
+        <w:t>出埃及記；</w:t>
+      </w:r>
+      <w:r>
+        <w:rPr>
+          <w:lang w:val="zh_TW" w:bidi="zh_TW"/>
+        </w:rPr>
+        <w:t>摩西；</w:t>
+      </w:r>
+      <w:r>
+        <w:rPr>
+          <w:lang w:val="zh_TW" w:bidi="zh_TW"/>
+        </w:rPr>
+        <w:t>神顯現；</w:t>
+      </w:r>
+      <w:r>
+        <w:rPr>
+          <w:lang w:val="zh_TW" w:bidi="zh_TW"/>
+        </w:rPr>
+        <w:t>神的名字</w:t>
       </w:r>
       <w:r>
         <w:rPr>

--- a/zht/docx/138.content.docx
+++ b/zht/docx/138.content.docx
@@ -233,288 +233,186 @@
         </w:rPr>
         <w:t>摩西在何烈山的荊棘火焰中遇見神，並被差派帶領以色列的百姓出埃及（</w:t>
       </w:r>
-      <w:hyperlink r:id="rId13">
-        <w:r>
-          <w:rPr>
-            <w:lang w:val="zh_TW" w:bidi="zh_TW"/>
-          </w:rPr>
-          <w:rPr>
-            <w:color w:val="0000EE"/>
-            <w:u w:val="single"/>
-          </w:rPr>
-          <w:t>出3:1</w:t>
-        </w:r>
-      </w:hyperlink>
+      <w:r>
+        <w:rPr>
+          <w:lang w:val="zh_TW" w:bidi="zh_TW"/>
+        </w:rPr>
+        <w:t>出3:1</w:t>
+      </w:r>
       <w:r>
         <w:rPr>
           <w:lang w:val="zh_TW" w:bidi="zh_TW"/>
         </w:rPr>
         <w:t>–</w:t>
       </w:r>
-      <w:hyperlink r:id="rId13">
-        <w:r>
-          <w:rPr>
-            <w:lang w:val="zh_TW" w:bidi="zh_TW"/>
-          </w:rPr>
-          <w:rPr>
-            <w:color w:val="0000EE"/>
-            <w:u w:val="single"/>
-          </w:rPr>
-          <w:t>15</w:t>
-        </w:r>
-      </w:hyperlink>
+      <w:r>
+        <w:rPr>
+          <w:lang w:val="zh_TW" w:bidi="zh_TW"/>
+        </w:rPr>
+        <w:t>15</w:t>
+      </w:r>
       <w:r>
         <w:rPr>
           <w:lang w:val="zh_TW" w:bidi="zh_TW"/>
         </w:rPr>
         <w:t>；</w:t>
       </w:r>
-      <w:hyperlink r:id="rId14">
-        <w:r>
-          <w:rPr>
-            <w:lang w:val="zh_TW" w:bidi="zh_TW"/>
-          </w:rPr>
-          <w:rPr>
-            <w:color w:val="0000EE"/>
-            <w:u w:val="single"/>
-          </w:rPr>
-          <w:t>可12:26</w:t>
-        </w:r>
-      </w:hyperlink>
+      <w:r>
+        <w:rPr>
+          <w:lang w:val="zh_TW" w:bidi="zh_TW"/>
+        </w:rPr>
+        <w:t>可12:26</w:t>
+      </w:r>
       <w:r>
         <w:rPr>
           <w:lang w:val="zh_TW" w:bidi="zh_TW"/>
         </w:rPr>
         <w:t>；</w:t>
       </w:r>
-      <w:hyperlink r:id="rId15">
-        <w:r>
-          <w:rPr>
-            <w:lang w:val="zh_TW" w:bidi="zh_TW"/>
-          </w:rPr>
-          <w:rPr>
-            <w:color w:val="0000EE"/>
-            <w:u w:val="single"/>
-          </w:rPr>
-          <w:t>路20:37</w:t>
-        </w:r>
-      </w:hyperlink>
+      <w:r>
+        <w:rPr>
+          <w:lang w:val="zh_TW" w:bidi="zh_TW"/>
+        </w:rPr>
+        <w:t>路20:37</w:t>
+      </w:r>
       <w:r>
         <w:rPr>
           <w:lang w:val="zh_TW" w:bidi="zh_TW"/>
         </w:rPr>
         <w:t>；</w:t>
       </w:r>
-      <w:hyperlink r:id="rId16">
-        <w:r>
-          <w:rPr>
-            <w:lang w:val="zh_TW" w:bidi="zh_TW"/>
-          </w:rPr>
-          <w:rPr>
-            <w:color w:val="0000EE"/>
-            <w:u w:val="single"/>
-          </w:rPr>
-          <w:t>徒7:30</w:t>
-        </w:r>
-      </w:hyperlink>
+      <w:r>
+        <w:rPr>
+          <w:lang w:val="zh_TW" w:bidi="zh_TW"/>
+        </w:rPr>
+        <w:t>徒7:30</w:t>
+      </w:r>
       <w:r>
         <w:rPr>
           <w:lang w:val="zh_TW" w:bidi="zh_TW"/>
         </w:rPr>
         <w:t>–</w:t>
       </w:r>
-      <w:hyperlink r:id="rId16">
-        <w:r>
-          <w:rPr>
-            <w:lang w:val="zh_TW" w:bidi="zh_TW"/>
-          </w:rPr>
-          <w:rPr>
-            <w:color w:val="0000EE"/>
-            <w:u w:val="single"/>
-          </w:rPr>
-          <w:t>34</w:t>
-        </w:r>
-      </w:hyperlink>
+      <w:r>
+        <w:rPr>
+          <w:lang w:val="zh_TW" w:bidi="zh_TW"/>
+        </w:rPr>
+        <w:t>34</w:t>
+      </w:r>
       <w:r>
         <w:rPr>
           <w:lang w:val="zh_TW" w:bidi="zh_TW"/>
         </w:rPr>
         <w:t>）。荊棘燃燒卻不被燒毀的奧秘，使神向摩西啟示了祂的名：「我是自有永有的。」燃燒的荊棘是神顯現，是神同在的可見神蹟。在聖經中，神的榮耀經常與雲、火和煙相聯繫（見</w:t>
       </w:r>
-      <w:hyperlink r:id="rId17">
-        <w:r>
-          <w:rPr>
-            <w:lang w:val="zh_TW" w:bidi="zh_TW"/>
-          </w:rPr>
-          <w:rPr>
-            <w:color w:val="0000EE"/>
-            <w:u w:val="single"/>
-          </w:rPr>
-          <w:t>出13:21，</w:t>
-        </w:r>
-      </w:hyperlink>
-      <w:hyperlink r:id="rId18">
-        <w:r>
-          <w:rPr>
-            <w:lang w:val="zh_TW" w:bidi="zh_TW"/>
-          </w:rPr>
-          <w:rPr>
-            <w:color w:val="0000EE"/>
-            <w:u w:val="single"/>
-          </w:rPr>
-          <w:t>19:18</w:t>
-        </w:r>
-      </w:hyperlink>
+      <w:r>
+        <w:rPr>
+          <w:lang w:val="zh_TW" w:bidi="zh_TW"/>
+        </w:rPr>
+        <w:t>出13:21，</w:t>
+      </w:r>
+      <w:r>
+        <w:rPr>
+          <w:lang w:val="zh_TW" w:bidi="zh_TW"/>
+        </w:rPr>
+        <w:t>19:18</w:t>
+      </w:r>
       <w:r>
         <w:rPr>
           <w:lang w:val="zh_TW" w:bidi="zh_TW"/>
         </w:rPr>
         <w:t>；</w:t>
       </w:r>
-      <w:hyperlink r:id="rId19">
-        <w:r>
-          <w:rPr>
-            <w:lang w:val="zh_TW" w:bidi="zh_TW"/>
-          </w:rPr>
-          <w:rPr>
-            <w:color w:val="0000EE"/>
-            <w:u w:val="single"/>
-          </w:rPr>
-          <w:t>王上8:10</w:t>
-        </w:r>
-      </w:hyperlink>
+      <w:r>
+        <w:rPr>
+          <w:lang w:val="zh_TW" w:bidi="zh_TW"/>
+        </w:rPr>
+        <w:t>王上8:10</w:t>
+      </w:r>
       <w:r>
         <w:rPr>
           <w:lang w:val="zh_TW" w:bidi="zh_TW"/>
         </w:rPr>
         <w:t>–</w:t>
       </w:r>
-      <w:hyperlink r:id="rId19">
-        <w:r>
-          <w:rPr>
-            <w:lang w:val="zh_TW" w:bidi="zh_TW"/>
-          </w:rPr>
-          <w:rPr>
-            <w:color w:val="0000EE"/>
-            <w:u w:val="single"/>
-          </w:rPr>
-          <w:t>11</w:t>
-        </w:r>
-      </w:hyperlink>
+      <w:r>
+        <w:rPr>
+          <w:lang w:val="zh_TW" w:bidi="zh_TW"/>
+        </w:rPr>
+        <w:t>11</w:t>
+      </w:r>
       <w:r>
         <w:rPr>
           <w:lang w:val="zh_TW" w:bidi="zh_TW"/>
         </w:rPr>
         <w:t>；</w:t>
       </w:r>
-      <w:hyperlink r:id="rId20">
-        <w:r>
-          <w:rPr>
-            <w:lang w:val="zh_TW" w:bidi="zh_TW"/>
-          </w:rPr>
-          <w:rPr>
-            <w:color w:val="0000EE"/>
-            <w:u w:val="single"/>
-          </w:rPr>
-          <w:t>王下1:12，</w:t>
-        </w:r>
-      </w:hyperlink>
-      <w:hyperlink r:id="rId21">
-        <w:r>
-          <w:rPr>
-            <w:lang w:val="zh_TW" w:bidi="zh_TW"/>
-          </w:rPr>
-          <w:rPr>
-            <w:color w:val="0000EE"/>
-            <w:u w:val="single"/>
-          </w:rPr>
-          <w:t>2:11</w:t>
-        </w:r>
-      </w:hyperlink>
+      <w:r>
+        <w:rPr>
+          <w:lang w:val="zh_TW" w:bidi="zh_TW"/>
+        </w:rPr>
+        <w:t>王下1:12，</w:t>
+      </w:r>
+      <w:r>
+        <w:rPr>
+          <w:lang w:val="zh_TW" w:bidi="zh_TW"/>
+        </w:rPr>
+        <w:t>2:11</w:t>
+      </w:r>
       <w:r>
         <w:rPr>
           <w:lang w:val="zh_TW" w:bidi="zh_TW"/>
         </w:rPr>
         <w:t>；</w:t>
       </w:r>
-      <w:hyperlink r:id="rId22">
-        <w:r>
-          <w:rPr>
-            <w:lang w:val="zh_TW" w:bidi="zh_TW"/>
-          </w:rPr>
-          <w:rPr>
-            <w:color w:val="0000EE"/>
-            <w:u w:val="single"/>
-          </w:rPr>
-          <w:t>賽6:1</w:t>
-        </w:r>
-      </w:hyperlink>
+      <w:r>
+        <w:rPr>
+          <w:lang w:val="zh_TW" w:bidi="zh_TW"/>
+        </w:rPr>
+        <w:t>賽6:1</w:t>
+      </w:r>
       <w:r>
         <w:rPr>
           <w:lang w:val="zh_TW" w:bidi="zh_TW"/>
         </w:rPr>
         <w:t>–</w:t>
       </w:r>
-      <w:hyperlink r:id="rId22">
-        <w:r>
-          <w:rPr>
-            <w:lang w:val="zh_TW" w:bidi="zh_TW"/>
-          </w:rPr>
-          <w:rPr>
-            <w:color w:val="0000EE"/>
-            <w:u w:val="single"/>
-          </w:rPr>
-          <w:t>6</w:t>
-        </w:r>
-      </w:hyperlink>
+      <w:r>
+        <w:rPr>
+          <w:lang w:val="zh_TW" w:bidi="zh_TW"/>
+        </w:rPr>
+        <w:t>6</w:t>
+      </w:r>
       <w:r>
         <w:rPr>
           <w:lang w:val="zh_TW" w:bidi="zh_TW"/>
         </w:rPr>
         <w:t>；</w:t>
       </w:r>
-      <w:hyperlink r:id="rId23">
-        <w:r>
-          <w:rPr>
-            <w:lang w:val="zh_TW" w:bidi="zh_TW"/>
-          </w:rPr>
-          <w:rPr>
-            <w:color w:val="0000EE"/>
-            <w:u w:val="single"/>
-          </w:rPr>
-          <w:t>帖後1:7</w:t>
-        </w:r>
-      </w:hyperlink>
+      <w:r>
+        <w:rPr>
+          <w:lang w:val="zh_TW" w:bidi="zh_TW"/>
+        </w:rPr>
+        <w:t>帖後1:7</w:t>
+      </w:r>
       <w:r>
         <w:rPr>
           <w:lang w:val="zh_TW" w:bidi="zh_TW"/>
         </w:rPr>
         <w:t>；</w:t>
       </w:r>
-      <w:hyperlink r:id="rId24">
-        <w:r>
-          <w:rPr>
-            <w:lang w:val="zh_TW" w:bidi="zh_TW"/>
-          </w:rPr>
-          <w:rPr>
-            <w:color w:val="0000EE"/>
-            <w:u w:val="single"/>
-          </w:rPr>
-          <w:t>啟1:14，</w:t>
-        </w:r>
-      </w:hyperlink>
-      <w:hyperlink r:id="rId25">
-        <w:r>
-          <w:rPr>
-            <w:lang w:val="zh_TW" w:bidi="zh_TW"/>
-          </w:rPr>
-          <w:rPr>
-            <w:color w:val="0000EE"/>
-            <w:u w:val="single"/>
-          </w:rPr>
-          <w:t>19:12</w:t>
-        </w:r>
-      </w:hyperlink>
+      <w:r>
+        <w:rPr>
+          <w:lang w:val="zh_TW" w:bidi="zh_TW"/>
+        </w:rPr>
+        <w:t>啟1:14，</w:t>
+      </w:r>
+      <w:r>
+        <w:rPr>
+          <w:lang w:val="zh_TW" w:bidi="zh_TW"/>
+        </w:rPr>
+        <w:t>19:12</w:t>
+      </w:r>
       <w:r>
         <w:rPr>
           <w:lang w:val="zh_TW" w:bidi="zh_TW"/>
@@ -535,36 +433,24 @@
         </w:rPr>
         <w:t>燃燒的荊棘象徵神的聖潔。摩西被吩咐脫鞋，因為他所站之地是聖地（</w:t>
       </w:r>
-      <w:hyperlink r:id="rId26">
-        <w:r>
-          <w:rPr>
-            <w:lang w:val="zh_TW" w:bidi="zh_TW"/>
-          </w:rPr>
-          <w:rPr>
-            <w:color w:val="0000EE"/>
-            <w:u w:val="single"/>
-          </w:rPr>
-          <w:t>出3:5</w:t>
-        </w:r>
-      </w:hyperlink>
+      <w:r>
+        <w:rPr>
+          <w:lang w:val="zh_TW" w:bidi="zh_TW"/>
+        </w:rPr>
+        <w:t>出3:5</w:t>
+      </w:r>
       <w:r>
         <w:rPr>
           <w:lang w:val="zh_TW" w:bidi="zh_TW"/>
         </w:rPr>
         <w:t>）。埃及的神常被認為居於幽暗之中，但以色列的神卻居於人不能接近的光中（</w:t>
       </w:r>
-      <w:hyperlink r:id="rId27">
-        <w:r>
-          <w:rPr>
-            <w:lang w:val="zh_TW" w:bidi="zh_TW"/>
-          </w:rPr>
-          <w:rPr>
-            <w:color w:val="0000EE"/>
-            <w:u w:val="single"/>
-          </w:rPr>
-          <w:t>提前6:16</w:t>
-        </w:r>
-      </w:hyperlink>
+      <w:r>
+        <w:rPr>
+          <w:lang w:val="zh_TW" w:bidi="zh_TW"/>
+        </w:rPr>
+        <w:t>提前6:16</w:t>
+      </w:r>
       <w:r>
         <w:rPr>
           <w:lang w:val="zh_TW" w:bidi="zh_TW"/>
